--- a/fuentes/93610219_CF01_DU.docx
+++ b/fuentes/93610219_CF01_DU.docx
@@ -1,6 +1,6 @@
 
 <file path=word/document.xml><?xml version="1.0" encoding="utf-8"?>
-<w:document xmlns:wpc="http://schemas.microsoft.com/office/word/2010/wordprocessingCanvas" xmlns:cx="http://schemas.microsoft.com/office/drawing/2014/chartex" xmlns:cx1="http://schemas.microsoft.com/office/drawing/2015/9/8/chartex" xmlns:cx2="http://schemas.microsoft.com/office/drawing/2015/10/21/chartex" xmlns:cx3="http://schemas.microsoft.com/office/drawing/2016/5/9/chartex" xmlns:cx4="http://schemas.microsoft.com/office/drawing/2016/5/10/chartex" xmlns:cx5="http://schemas.microsoft.com/office/drawing/2016/5/11/chartex" xmlns:cx6="http://schemas.microsoft.com/office/drawing/2016/5/12/chartex" xmlns:cx7="http://schemas.microsoft.com/office/drawing/2016/5/13/chartex" xmlns:cx8="http://schemas.microsoft.com/office/drawing/2016/5/14/chartex" xmlns:mc="http://schemas.openxmlformats.org/markup-compatibility/2006" xmlns:aink="http://schemas.microsoft.com/office/drawing/2016/ink" xmlns:am3d="http://schemas.microsoft.com/office/drawing/2017/model3d" xmlns:o="urn:schemas-microsoft-com:office:office" xmlns:oel="http://schemas.microsoft.com/office/2019/extlst" xmlns:r="http://schemas.openxmlformats.org/officeDocument/2006/relationships" xmlns:m="http://schemas.openxmlformats.org/officeDocument/2006/math" xmlns:v="urn:schemas-microsoft-com:vml" xmlns:wp14="http://schemas.microsoft.com/office/word/2010/wordprocessingDrawing" xmlns:wp="http://schemas.openxmlformats.org/drawingml/2006/wordprocessingDrawing" xmlns:w10="urn:schemas-microsoft-com:office:word" xmlns:w="http://schemas.openxmlformats.org/wordprocessingml/2006/main" xmlns:w14="http://schemas.microsoft.com/office/word/2010/wordml" xmlns:w15="http://schemas.microsoft.com/office/word/2012/wordml" xmlns:w16cex="http://schemas.microsoft.com/office/word/2018/wordml/cex" xmlns:w16cid="http://schemas.microsoft.com/office/word/2016/wordml/cid" xmlns:w16="http://schemas.microsoft.com/office/word/2018/wordml" xmlns:w16du="http://schemas.microsoft.com/office/word/2023/wordml/word16du" xmlns:w16sdtdh="http://schemas.microsoft.com/office/word/2020/wordml/sdtdatahash" xmlns:w16sdtfl="http://schemas.microsoft.com/office/word/2024/wordml/sdtformatlock" xmlns:w16se="http://schemas.microsoft.com/office/word/2015/wordml/symex" xmlns:wpg="http://schemas.microsoft.com/office/word/2010/wordprocessingGroup" xmlns:wpi="http://schemas.microsoft.com/office/word/2010/wordprocessingInk" xmlns:wne="http://schemas.microsoft.com/office/word/2006/wordml" xmlns:wps="http://schemas.microsoft.com/office/word/2010/wordprocessingShape" mc:Ignorable="w14 w15 w16se w16cid w16 w16cex w16sdtdh w16sdtfl w16du wp14">
+<w:document xmlns:wpc="http://schemas.microsoft.com/office/word/2010/wordprocessingCanvas" xmlns:cx="http://schemas.microsoft.com/office/drawing/2014/chartex" xmlns:cx1="http://schemas.microsoft.com/office/drawing/2015/9/8/chartex" xmlns:cx2="http://schemas.microsoft.com/office/drawing/2015/10/21/chartex" xmlns:cx3="http://schemas.microsoft.com/office/drawing/2016/5/9/chartex" xmlns:cx4="http://schemas.microsoft.com/office/drawing/2016/5/10/chartex" xmlns:cx5="http://schemas.microsoft.com/office/drawing/2016/5/11/chartex" xmlns:cx6="http://schemas.microsoft.com/office/drawing/2016/5/12/chartex" xmlns:cx7="http://schemas.microsoft.com/office/drawing/2016/5/13/chartex" xmlns:cx8="http://schemas.microsoft.com/office/drawing/2016/5/14/chartex" xmlns:mc="http://schemas.openxmlformats.org/markup-compatibility/2006" xmlns:aink="http://schemas.microsoft.com/office/drawing/2016/ink" xmlns:am3d="http://schemas.microsoft.com/office/drawing/2017/model3d" xmlns:o="urn:schemas-microsoft-com:office:office" xmlns:oel="http://schemas.microsoft.com/office/2019/extlst" xmlns:r="http://schemas.openxmlformats.org/officeDocument/2006/relationships" xmlns:m="http://schemas.openxmlformats.org/officeDocument/2006/math" xmlns:v="urn:schemas-microsoft-com:vml" xmlns:wp14="http://schemas.microsoft.com/office/word/2010/wordprocessingDrawing" xmlns:wp="http://schemas.openxmlformats.org/drawingml/2006/wordprocessingDrawing" xmlns:w10="urn:schemas-microsoft-com:office:word" xmlns:w="http://schemas.openxmlformats.org/wordprocessingml/2006/main" xmlns:w14="http://schemas.microsoft.com/office/word/2010/wordml" xmlns:w15="http://schemas.microsoft.com/office/word/2012/wordml" xmlns:w16cex="http://schemas.microsoft.com/office/word/2018/wordml/cex" xmlns:w16cid="http://schemas.microsoft.com/office/word/2016/wordml/cid" xmlns:w16="http://schemas.microsoft.com/office/word/2018/wordml" xmlns:w16du="http://schemas.microsoft.com/office/word/2023/wordml/word16du" xmlns:w16sdtdh="http://schemas.microsoft.com/office/word/2020/wordml/sdtdatahash" xmlns:w16sdtfl="http://schemas.microsoft.com/office/word/2024/wordml/sdtformatlock" xmlns:w16se="http://schemas.microsoft.com/office/word/2015/wordml/symex" xmlns:wpg="http://schemas.microsoft.com/office/word/2010/wordprocessingGroup" xmlns:wpi="http://schemas.microsoft.com/office/word/2010/wordprocessingInk" xmlns:wne="http://schemas.microsoft.com/office/word/2006/wordml" xmlns:wps="http://schemas.microsoft.com/office/word/2010/wordprocessingShape" xmlns:a="http://schemas.openxmlformats.org/drawingml/2006/main" xmlns:adec="http://schemas.microsoft.com/office/drawing/2017/decorative" xmlns:pic="http://schemas.openxmlformats.org/drawingml/2006/picture" xmlns:a14="http://schemas.microsoft.com/office/drawing/2010/main" xmlns:asvg="http://schemas.microsoft.com/office/drawing/2016/SVG/main" mc:Ignorable="w14 w15 w16se w16cid w16 w16cex w16sdtdh w16sdtfl w16du wp14">
   <w:body>
     <w:p>
       <w:pPr>
@@ -444,7 +444,7 @@
     <w:p>
       <w:pPr>
         <w:pBdr>
-          <w:bottom w:val="single" w:sz="12" w:space="1" w:color="auto"/>
+          <w:bottom w:val="single" w:color="auto" w:sz="12" w:space="1"/>
         </w:pBdr>
         <w:ind w:firstLine="1"/>
         <w:rPr>
@@ -461,7 +461,7 @@
       </w:pPr>
       <w:r>
         <w:rPr>
-          <w:rFonts w:ascii="Calibri" w:eastAsia="Calibri" w:hAnsi="Calibri" w:cs="Calibri"/>
+          <w:rFonts w:ascii="Calibri" w:hAnsi="Calibri" w:eastAsia="Calibri" w:cs="Calibri"/>
           <w:b/>
           <w:bCs/>
           <w:szCs w:val="28"/>
@@ -496,9 +496,15 @@
     </w:p>
     <w:sdt>
       <w:sdtPr>
-        <w:rPr>
-          <w:rFonts w:asciiTheme="minorHAnsi" w:eastAsiaTheme="minorEastAsia" w:hAnsiTheme="minorHAnsi" w:cstheme="minorBidi"/>
+        <w:id w:val="-1852639233"/>
+        <w:docPartObj>
+          <w:docPartGallery w:val="Table of Contents"/>
+          <w:docPartUnique/>
+        </w:docPartObj>
+        <w:rPr>
+          <w:rFonts w:ascii="Calibri" w:hAnsi="Calibri" w:eastAsia="游明朝" w:cs="Arial" w:asciiTheme="minorAscii" w:hAnsiTheme="minorAscii" w:eastAsiaTheme="minorEastAsia" w:cstheme="minorBidi"/>
           <w:b w:val="0"/>
+          <w:bCs w:val="0"/>
           <w:color w:val="auto"/>
           <w:kern w:val="2"/>
           <w:sz w:val="28"/>
@@ -506,11 +512,6 @@
           <w:lang w:eastAsia="en-US"/>
           <w14:ligatures w14:val="standardContextual"/>
         </w:rPr>
-        <w:id w:val="-1852639233"/>
-        <w:docPartObj>
-          <w:docPartGallery w:val="Table of Contents"/>
-          <w:docPartUnique/>
-        </w:docPartObj>
       </w:sdtPr>
       <w:sdtContent>
         <w:p>
@@ -548,7 +549,7 @@
           <w:r>
             <w:fldChar w:fldCharType="separate"/>
           </w:r>
-          <w:hyperlink w:anchor="_Toc230159833" w:history="1">
+          <w:hyperlink w:history="1" w:anchor="_Toc230159833">
             <w:r>
               <w:rPr>
                 <w:rStyle w:val="Hipervnculo"/>
@@ -621,7 +622,7 @@
               <w14:ligatures w14:val="none"/>
             </w:rPr>
           </w:pPr>
-          <w:hyperlink w:anchor="_Toc230159834" w:history="1">
+          <w:hyperlink w:history="1" w:anchor="_Toc230159834">
             <w:r>
               <w:rPr>
                 <w:rStyle w:val="Hipervnculo"/>
@@ -694,7 +695,7 @@
               <w14:ligatures w14:val="none"/>
             </w:rPr>
           </w:pPr>
-          <w:hyperlink w:anchor="_Toc230159835" w:history="1">
+          <w:hyperlink w:history="1" w:anchor="_Toc230159835">
             <w:r>
               <w:rPr>
                 <w:rStyle w:val="Hipervnculo"/>
@@ -767,7 +768,7 @@
               <w14:ligatures w14:val="none"/>
             </w:rPr>
           </w:pPr>
-          <w:hyperlink w:anchor="_Toc230159836" w:history="1">
+          <w:hyperlink w:history="1" w:anchor="_Toc230159836">
             <w:r>
               <w:rPr>
                 <w:rStyle w:val="Hipervnculo"/>
@@ -840,7 +841,7 @@
               <w14:ligatures w14:val="none"/>
             </w:rPr>
           </w:pPr>
-          <w:hyperlink w:anchor="_Toc230159837" w:history="1">
+          <w:hyperlink w:history="1" w:anchor="_Toc230159837">
             <w:r>
               <w:rPr>
                 <w:rStyle w:val="Hipervnculo"/>
@@ -913,7 +914,7 @@
               <w14:ligatures w14:val="none"/>
             </w:rPr>
           </w:pPr>
-          <w:hyperlink w:anchor="_Toc230159838" w:history="1">
+          <w:hyperlink w:history="1" w:anchor="_Toc230159838">
             <w:r>
               <w:rPr>
                 <w:rStyle w:val="Hipervnculo"/>
@@ -986,7 +987,7 @@
               <w14:ligatures w14:val="none"/>
             </w:rPr>
           </w:pPr>
-          <w:hyperlink w:anchor="_Toc230159839" w:history="1">
+          <w:hyperlink w:history="1" w:anchor="_Toc230159839">
             <w:r>
               <w:rPr>
                 <w:rStyle w:val="Hipervnculo"/>
@@ -1059,7 +1060,7 @@
               <w14:ligatures w14:val="none"/>
             </w:rPr>
           </w:pPr>
-          <w:hyperlink w:anchor="_Toc230159840" w:history="1">
+          <w:hyperlink w:history="1" w:anchor="_Toc230159840">
             <w:r>
               <w:rPr>
                 <w:rStyle w:val="Hipervnculo"/>
@@ -1132,7 +1133,7 @@
               <w14:ligatures w14:val="none"/>
             </w:rPr>
           </w:pPr>
-          <w:hyperlink w:anchor="_Toc230159841" w:history="1">
+          <w:hyperlink w:history="1" w:anchor="_Toc230159841">
             <w:r>
               <w:rPr>
                 <w:rStyle w:val="Hipervnculo"/>
@@ -1205,7 +1206,7 @@
               <w14:ligatures w14:val="none"/>
             </w:rPr>
           </w:pPr>
-          <w:hyperlink w:anchor="_Toc230159842" w:history="1">
+          <w:hyperlink w:history="1" w:anchor="_Toc230159842">
             <w:r>
               <w:rPr>
                 <w:rStyle w:val="Hipervnculo"/>
@@ -1278,7 +1279,7 @@
               <w14:ligatures w14:val="none"/>
             </w:rPr>
           </w:pPr>
-          <w:hyperlink w:anchor="_Toc230159843" w:history="1">
+          <w:hyperlink w:history="1" w:anchor="_Toc230159843">
             <w:r>
               <w:rPr>
                 <w:rStyle w:val="Hipervnculo"/>
@@ -1351,7 +1352,7 @@
               <w14:ligatures w14:val="none"/>
             </w:rPr>
           </w:pPr>
-          <w:hyperlink w:anchor="_Toc230159844" w:history="1">
+          <w:hyperlink w:history="1" w:anchor="_Toc230159844">
             <w:r>
               <w:rPr>
                 <w:rStyle w:val="Hipervnculo"/>
@@ -1424,7 +1425,7 @@
               <w14:ligatures w14:val="none"/>
             </w:rPr>
           </w:pPr>
-          <w:hyperlink w:anchor="_Toc230159845" w:history="1">
+          <w:hyperlink w:history="1" w:anchor="_Toc230159845">
             <w:r>
               <w:rPr>
                 <w:rStyle w:val="Hipervnculo"/>
@@ -1497,7 +1498,7 @@
               <w14:ligatures w14:val="none"/>
             </w:rPr>
           </w:pPr>
-          <w:hyperlink w:anchor="_Toc230159846" w:history="1">
+          <w:hyperlink w:history="1" w:anchor="_Toc230159846">
             <w:r>
               <w:rPr>
                 <w:rStyle w:val="Hipervnculo"/>
@@ -1570,7 +1571,7 @@
               <w14:ligatures w14:val="none"/>
             </w:rPr>
           </w:pPr>
-          <w:hyperlink w:anchor="_Toc230159847" w:history="1">
+          <w:hyperlink w:history="1" w:anchor="_Toc230159847">
             <w:r>
               <w:rPr>
                 <w:rStyle w:val="Hipervnculo"/>
@@ -1643,7 +1644,7 @@
               <w14:ligatures w14:val="none"/>
             </w:rPr>
           </w:pPr>
-          <w:hyperlink w:anchor="_Toc230159848" w:history="1">
+          <w:hyperlink w:history="1" w:anchor="_Toc230159848">
             <w:r>
               <w:rPr>
                 <w:rStyle w:val="Hipervnculo"/>
@@ -1716,7 +1717,7 @@
               <w14:ligatures w14:val="none"/>
             </w:rPr>
           </w:pPr>
-          <w:hyperlink w:anchor="_Toc230159849" w:history="1">
+          <w:hyperlink w:history="1" w:anchor="_Toc230159849">
             <w:r>
               <w:rPr>
                 <w:rStyle w:val="Hipervnculo"/>
@@ -1789,7 +1790,7 @@
               <w14:ligatures w14:val="none"/>
             </w:rPr>
           </w:pPr>
-          <w:hyperlink w:anchor="_Toc230159850" w:history="1">
+          <w:hyperlink w:history="1" w:anchor="_Toc230159850">
             <w:r>
               <w:rPr>
                 <w:rStyle w:val="Hipervnculo"/>
@@ -1862,7 +1863,7 @@
               <w14:ligatures w14:val="none"/>
             </w:rPr>
           </w:pPr>
-          <w:hyperlink w:anchor="_Toc230159851" w:history="1">
+          <w:hyperlink w:history="1" w:anchor="_Toc230159851">
             <w:r>
               <w:rPr>
                 <w:rStyle w:val="Hipervnculo"/>
@@ -1935,7 +1936,7 @@
               <w14:ligatures w14:val="none"/>
             </w:rPr>
           </w:pPr>
-          <w:hyperlink w:anchor="_Toc230159852" w:history="1">
+          <w:hyperlink w:history="1" w:anchor="_Toc230159852">
             <w:r>
               <w:rPr>
                 <w:rStyle w:val="Hipervnculo"/>
@@ -2008,7 +2009,7 @@
               <w14:ligatures w14:val="none"/>
             </w:rPr>
           </w:pPr>
-          <w:hyperlink w:anchor="_Toc230159853" w:history="1">
+          <w:hyperlink w:history="1" w:anchor="_Toc230159853">
             <w:r>
               <w:rPr>
                 <w:rStyle w:val="Hipervnculo"/>
@@ -2081,7 +2082,7 @@
               <w14:ligatures w14:val="none"/>
             </w:rPr>
           </w:pPr>
-          <w:hyperlink w:anchor="_Toc230159854" w:history="1">
+          <w:hyperlink w:history="1" w:anchor="_Toc230159854">
             <w:r>
               <w:rPr>
                 <w:rStyle w:val="Hipervnculo"/>
@@ -2154,7 +2155,7 @@
               <w14:ligatures w14:val="none"/>
             </w:rPr>
           </w:pPr>
-          <w:hyperlink w:anchor="_Toc230159855" w:history="1">
+          <w:hyperlink w:history="1" w:anchor="_Toc230159855">
             <w:r>
               <w:rPr>
                 <w:rStyle w:val="Hipervnculo"/>
@@ -2227,7 +2228,7 @@
               <w14:ligatures w14:val="none"/>
             </w:rPr>
           </w:pPr>
-          <w:hyperlink w:anchor="_Toc230159856" w:history="1">
+          <w:hyperlink w:history="1" w:anchor="_Toc230159856">
             <w:r>
               <w:rPr>
                 <w:rStyle w:val="Hipervnculo"/>
@@ -2300,7 +2301,7 @@
               <w14:ligatures w14:val="none"/>
             </w:rPr>
           </w:pPr>
-          <w:hyperlink w:anchor="_Toc230159857" w:history="1">
+          <w:hyperlink w:history="1" w:anchor="_Toc230159857">
             <w:r>
               <w:rPr>
                 <w:rStyle w:val="Hipervnculo"/>
@@ -2373,7 +2374,7 @@
               <w14:ligatures w14:val="none"/>
             </w:rPr>
           </w:pPr>
-          <w:hyperlink w:anchor="_Toc230159858" w:history="1">
+          <w:hyperlink w:history="1" w:anchor="_Toc230159858">
             <w:r>
               <w:rPr>
                 <w:rStyle w:val="Hipervnculo"/>
@@ -2446,7 +2447,7 @@
               <w14:ligatures w14:val="none"/>
             </w:rPr>
           </w:pPr>
-          <w:hyperlink w:anchor="_Toc230159859" w:history="1">
+          <w:hyperlink w:history="1" w:anchor="_Toc230159859">
             <w:r>
               <w:rPr>
                 <w:rStyle w:val="Hipervnculo"/>
@@ -2519,7 +2520,7 @@
               <w14:ligatures w14:val="none"/>
             </w:rPr>
           </w:pPr>
-          <w:hyperlink w:anchor="_Toc230159860" w:history="1">
+          <w:hyperlink w:history="1" w:anchor="_Toc230159860">
             <w:r>
               <w:rPr>
                 <w:rStyle w:val="Hipervnculo"/>
@@ -2592,7 +2593,7 @@
               <w14:ligatures w14:val="none"/>
             </w:rPr>
           </w:pPr>
-          <w:hyperlink w:anchor="_Toc230159861" w:history="1">
+          <w:hyperlink w:history="1" w:anchor="_Toc230159861">
             <w:r>
               <w:rPr>
                 <w:rStyle w:val="Hipervnculo"/>
@@ -2665,7 +2666,7 @@
               <w14:ligatures w14:val="none"/>
             </w:rPr>
           </w:pPr>
-          <w:hyperlink w:anchor="_Toc230159862" w:history="1">
+          <w:hyperlink w:history="1" w:anchor="_Toc230159862">
             <w:r>
               <w:rPr>
                 <w:rStyle w:val="Hipervnculo"/>
@@ -2738,7 +2739,7 @@
               <w14:ligatures w14:val="none"/>
             </w:rPr>
           </w:pPr>
-          <w:hyperlink w:anchor="_Toc230159863" w:history="1">
+          <w:hyperlink w:history="1" w:anchor="_Toc230159863">
             <w:r>
               <w:rPr>
                 <w:rStyle w:val="Hipervnculo"/>
@@ -2811,7 +2812,7 @@
               <w14:ligatures w14:val="none"/>
             </w:rPr>
           </w:pPr>
-          <w:hyperlink w:anchor="_Toc230159864" w:history="1">
+          <w:hyperlink w:history="1" w:anchor="_Toc230159864">
             <w:r>
               <w:rPr>
                 <w:rStyle w:val="Hipervnculo"/>
@@ -2884,7 +2885,7 @@
               <w14:ligatures w14:val="none"/>
             </w:rPr>
           </w:pPr>
-          <w:hyperlink w:anchor="_Toc230159865" w:history="1">
+          <w:hyperlink w:history="1" w:anchor="_Toc230159865">
             <w:r>
               <w:rPr>
                 <w:rStyle w:val="Hipervnculo"/>
@@ -2957,7 +2958,7 @@
               <w14:ligatures w14:val="none"/>
             </w:rPr>
           </w:pPr>
-          <w:hyperlink w:anchor="_Toc230159866" w:history="1">
+          <w:hyperlink w:history="1" w:anchor="_Toc230159866">
             <w:r>
               <w:rPr>
                 <w:rStyle w:val="Hipervnculo"/>
@@ -3030,7 +3031,7 @@
               <w14:ligatures w14:val="none"/>
             </w:rPr>
           </w:pPr>
-          <w:hyperlink w:anchor="_Toc230159867" w:history="1">
+          <w:hyperlink w:history="1" w:anchor="_Toc230159867">
             <w:r>
               <w:rPr>
                 <w:rStyle w:val="Hipervnculo"/>
@@ -3103,7 +3104,7 @@
               <w14:ligatures w14:val="none"/>
             </w:rPr>
           </w:pPr>
-          <w:hyperlink w:anchor="_Toc230159868" w:history="1">
+          <w:hyperlink w:history="1" w:anchor="_Toc230159868">
             <w:r>
               <w:rPr>
                 <w:rStyle w:val="Hipervnculo"/>
@@ -3176,7 +3177,7 @@
               <w14:ligatures w14:val="none"/>
             </w:rPr>
           </w:pPr>
-          <w:hyperlink w:anchor="_Toc230159869" w:history="1">
+          <w:hyperlink w:history="1" w:anchor="_Toc230159869">
             <w:r>
               <w:rPr>
                 <w:rStyle w:val="Hipervnculo"/>
@@ -3249,7 +3250,7 @@
               <w14:ligatures w14:val="none"/>
             </w:rPr>
           </w:pPr>
-          <w:hyperlink w:anchor="_Toc230159870" w:history="1">
+          <w:hyperlink w:history="1" w:anchor="_Toc230159870">
             <w:r>
               <w:rPr>
                 <w:rStyle w:val="Hipervnculo"/>
@@ -3322,7 +3323,7 @@
               <w14:ligatures w14:val="none"/>
             </w:rPr>
           </w:pPr>
-          <w:hyperlink w:anchor="_Toc230159871" w:history="1">
+          <w:hyperlink w:history="1" w:anchor="_Toc230159871">
             <w:r>
               <w:rPr>
                 <w:rStyle w:val="Hipervnculo"/>
@@ -3395,7 +3396,7 @@
               <w14:ligatures w14:val="none"/>
             </w:rPr>
           </w:pPr>
-          <w:hyperlink w:anchor="_Toc230159872" w:history="1">
+          <w:hyperlink w:history="1" w:anchor="_Toc230159872">
             <w:r>
               <w:rPr>
                 <w:rStyle w:val="Hipervnculo"/>
@@ -3468,7 +3469,7 @@
               <w14:ligatures w14:val="none"/>
             </w:rPr>
           </w:pPr>
-          <w:hyperlink w:anchor="_Toc230159873" w:history="1">
+          <w:hyperlink w:history="1" w:anchor="_Toc230159873">
             <w:r>
               <w:rPr>
                 <w:rStyle w:val="Hipervnculo"/>
@@ -3541,7 +3542,7 @@
               <w14:ligatures w14:val="none"/>
             </w:rPr>
           </w:pPr>
-          <w:hyperlink w:anchor="_Toc230159874" w:history="1">
+          <w:hyperlink w:history="1" w:anchor="_Toc230159874">
             <w:r>
               <w:rPr>
                 <w:rStyle w:val="Hipervnculo"/>
@@ -3614,7 +3615,7 @@
               <w14:ligatures w14:val="none"/>
             </w:rPr>
           </w:pPr>
-          <w:hyperlink w:anchor="_Toc230159875" w:history="1">
+          <w:hyperlink w:history="1" w:anchor="_Toc230159875">
             <w:r>
               <w:rPr>
                 <w:rStyle w:val="Hipervnculo"/>
@@ -3687,7 +3688,7 @@
               <w14:ligatures w14:val="none"/>
             </w:rPr>
           </w:pPr>
-          <w:hyperlink w:anchor="_Toc230159876" w:history="1">
+          <w:hyperlink w:history="1" w:anchor="_Toc230159876">
             <w:r>
               <w:rPr>
                 <w:rStyle w:val="Hipervnculo"/>
@@ -3760,7 +3761,7 @@
               <w14:ligatures w14:val="none"/>
             </w:rPr>
           </w:pPr>
-          <w:hyperlink w:anchor="_Toc230159877" w:history="1">
+          <w:hyperlink w:history="1" w:anchor="_Toc230159877">
             <w:r>
               <w:rPr>
                 <w:rStyle w:val="Hipervnculo"/>
@@ -3833,7 +3834,7 @@
               <w14:ligatures w14:val="none"/>
             </w:rPr>
           </w:pPr>
-          <w:hyperlink w:anchor="_Toc230159878" w:history="1">
+          <w:hyperlink w:history="1" w:anchor="_Toc230159878">
             <w:r>
               <w:rPr>
                 <w:rStyle w:val="Hipervnculo"/>
@@ -3906,7 +3907,7 @@
               <w14:ligatures w14:val="none"/>
             </w:rPr>
           </w:pPr>
-          <w:hyperlink w:anchor="_Toc230159879" w:history="1">
+          <w:hyperlink w:history="1" w:anchor="_Toc230159879">
             <w:r>
               <w:rPr>
                 <w:rStyle w:val="Hipervnculo"/>
@@ -3979,7 +3980,7 @@
               <w14:ligatures w14:val="none"/>
             </w:rPr>
           </w:pPr>
-          <w:hyperlink w:anchor="_Toc230159880" w:history="1">
+          <w:hyperlink w:history="1" w:anchor="_Toc230159880">
             <w:r>
               <w:rPr>
                 <w:rStyle w:val="Hipervnculo"/>
@@ -4052,7 +4053,7 @@
               <w14:ligatures w14:val="none"/>
             </w:rPr>
           </w:pPr>
-          <w:hyperlink w:anchor="_Toc230159881" w:history="1">
+          <w:hyperlink w:history="1" w:anchor="_Toc230159881">
             <w:r>
               <w:rPr>
                 <w:rStyle w:val="Hipervnculo"/>
@@ -4125,7 +4126,7 @@
               <w14:ligatures w14:val="none"/>
             </w:rPr>
           </w:pPr>
-          <w:hyperlink w:anchor="_Toc230159882" w:history="1">
+          <w:hyperlink w:history="1" w:anchor="_Toc230159882">
             <w:r>
               <w:rPr>
                 <w:rStyle w:val="Hipervnculo"/>
@@ -4198,7 +4199,7 @@
               <w14:ligatures w14:val="none"/>
             </w:rPr>
           </w:pPr>
-          <w:hyperlink w:anchor="_Toc230159883" w:history="1">
+          <w:hyperlink w:history="1" w:anchor="_Toc230159883">
             <w:r>
               <w:rPr>
                 <w:rStyle w:val="Hipervnculo"/>
@@ -4271,7 +4272,7 @@
               <w14:ligatures w14:val="none"/>
             </w:rPr>
           </w:pPr>
-          <w:hyperlink w:anchor="_Toc230159884" w:history="1">
+          <w:hyperlink w:history="1" w:anchor="_Toc230159884">
             <w:r>
               <w:rPr>
                 <w:rStyle w:val="Hipervnculo"/>
@@ -4344,7 +4345,7 @@
               <w14:ligatures w14:val="none"/>
             </w:rPr>
           </w:pPr>
-          <w:hyperlink w:anchor="_Toc230159885" w:history="1">
+          <w:hyperlink w:history="1" w:anchor="_Toc230159885">
             <w:r>
               <w:rPr>
                 <w:rStyle w:val="Hipervnculo"/>
@@ -4417,7 +4418,7 @@
               <w14:ligatures w14:val="none"/>
             </w:rPr>
           </w:pPr>
-          <w:hyperlink w:anchor="_Toc230159886" w:history="1">
+          <w:hyperlink w:history="1" w:anchor="_Toc230159886">
             <w:r>
               <w:rPr>
                 <w:rStyle w:val="Hipervnculo"/>
@@ -4490,7 +4491,7 @@
               <w14:ligatures w14:val="none"/>
             </w:rPr>
           </w:pPr>
-          <w:hyperlink w:anchor="_Toc230159887" w:history="1">
+          <w:hyperlink w:history="1" w:anchor="_Toc230159887">
             <w:r>
               <w:rPr>
                 <w:rStyle w:val="Hipervnculo"/>
@@ -4563,7 +4564,7 @@
               <w14:ligatures w14:val="none"/>
             </w:rPr>
           </w:pPr>
-          <w:hyperlink w:anchor="_Toc230159888" w:history="1">
+          <w:hyperlink w:history="1" w:anchor="_Toc230159888">
             <w:r>
               <w:rPr>
                 <w:rStyle w:val="Hipervnculo"/>
@@ -4636,7 +4637,7 @@
               <w14:ligatures w14:val="none"/>
             </w:rPr>
           </w:pPr>
-          <w:hyperlink w:anchor="_Toc230159889" w:history="1">
+          <w:hyperlink w:history="1" w:anchor="_Toc230159889">
             <w:r>
               <w:rPr>
                 <w:rStyle w:val="Hipervnculo"/>
@@ -4709,7 +4710,7 @@
               <w14:ligatures w14:val="none"/>
             </w:rPr>
           </w:pPr>
-          <w:hyperlink w:anchor="_Toc230159890" w:history="1">
+          <w:hyperlink w:history="1" w:anchor="_Toc230159890">
             <w:r>
               <w:rPr>
                 <w:rStyle w:val="Hipervnculo"/>
@@ -4782,7 +4783,7 @@
               <w14:ligatures w14:val="none"/>
             </w:rPr>
           </w:pPr>
-          <w:hyperlink w:anchor="_Toc230159891" w:history="1">
+          <w:hyperlink w:history="1" w:anchor="_Toc230159891">
             <w:r>
               <w:rPr>
                 <w:rStyle w:val="Hipervnculo"/>
@@ -4852,12 +4853,23 @@
           </w:r>
         </w:p>
       </w:sdtContent>
+      <w:sdtEndPr>
+        <w:rPr>
+          <w:rFonts w:ascii="Calibri" w:hAnsi="Calibri" w:eastAsia="游明朝" w:cs="Arial" w:asciiTheme="minorAscii" w:hAnsiTheme="minorAscii" w:eastAsiaTheme="minorEastAsia" w:cstheme="minorBidi"/>
+          <w:b w:val="0"/>
+          <w:bCs w:val="0"/>
+          <w:color w:val="auto"/>
+          <w:sz w:val="28"/>
+          <w:szCs w:val="28"/>
+          <w:lang w:eastAsia="en-US"/>
+        </w:rPr>
+      </w:sdtEndPr>
     </w:sdt>
     <w:p>
       <w:pPr>
         <w:pStyle w:val="Titulosgenerales"/>
       </w:pPr>
-      <w:bookmarkStart w:id="0" w:name="_Toc230159833"/>
+      <w:bookmarkStart w:name="_Toc230159833" w:id="0"/>
       <w:r>
         <w:lastRenderedPageBreak/>
         <w:t>Introducción</w:t>
@@ -4942,7 +4954,7 @@
       <w:pPr>
         <w:pStyle w:val="Ttulo1"/>
       </w:pPr>
-      <w:bookmarkStart w:id="1" w:name="_Toc230159834"/>
+      <w:bookmarkStart w:name="_Toc230159834" w:id="1"/>
       <w:r>
         <w:lastRenderedPageBreak/>
         <w:t>Objeto de la producción: ganado bovino, porcino, ovino-caprino y aves</w:t>
@@ -4966,7 +4978,7 @@
       <w:pPr>
         <w:pStyle w:val="Ttulo2"/>
       </w:pPr>
-      <w:bookmarkStart w:id="2" w:name="_Toc230159835"/>
+      <w:bookmarkStart w:name="_Toc230159835" w:id="2"/>
       <w:r>
         <w:t>Concepto de objeto de la producción</w:t>
       </w:r>
@@ -4989,7 +5001,7 @@
       <w:pPr>
         <w:pStyle w:val="Ttulo2"/>
       </w:pPr>
-      <w:bookmarkStart w:id="3" w:name="_Toc230159836"/>
+      <w:bookmarkStart w:name="_Toc230159836" w:id="3"/>
       <w:r>
         <w:t>Importancia de identificar la materia prima</w:t>
       </w:r>
@@ -5112,7 +5124,7 @@
       <w:pPr>
         <w:pStyle w:val="Ttulo2"/>
       </w:pPr>
-      <w:bookmarkStart w:id="4" w:name="_Toc230159837"/>
+      <w:bookmarkStart w:name="_Toc230159837" w:id="4"/>
       <w:r>
         <w:lastRenderedPageBreak/>
         <w:t>Clasificación de la producción animal</w:t>
@@ -5242,7 +5254,7 @@
         <w:ind w:left="993"/>
         <w:rPr>
           <w:rStyle w:val="Ttulo5Car"/>
-          <w:rFonts w:asciiTheme="minorHAnsi" w:eastAsiaTheme="minorHAnsi" w:hAnsiTheme="minorHAnsi" w:cstheme="minorBidi"/>
+          <w:rFonts w:asciiTheme="minorHAnsi" w:hAnsiTheme="minorHAnsi" w:eastAsiaTheme="minorHAnsi" w:cstheme="minorBidi"/>
           <w:b w:val="0"/>
           <w:color w:val="auto"/>
           <w:kern w:val="2"/>
@@ -5280,7 +5292,7 @@
       <w:pPr>
         <w:pStyle w:val="Ttulo2"/>
       </w:pPr>
-      <w:bookmarkStart w:id="5" w:name="_Toc230159838"/>
+      <w:bookmarkStart w:name="_Toc230159838" w:id="5"/>
       <w:r>
         <w:t>Producción por especie</w:t>
       </w:r>
@@ -5410,7 +5422,7 @@
       <w:pPr>
         <w:pStyle w:val="Ttulo2"/>
       </w:pPr>
-      <w:bookmarkStart w:id="6" w:name="_Toc230159839"/>
+      <w:bookmarkStart w:name="_Toc230159839" w:id="6"/>
       <w:r>
         <w:t>Mapa mental de la producción animal</w:t>
       </w:r>
@@ -5773,7 +5785,7 @@
       <w:pPr>
         <w:pStyle w:val="Ttulo2"/>
       </w:pPr>
-      <w:bookmarkStart w:id="7" w:name="_Toc230159840"/>
+      <w:bookmarkStart w:name="_Toc230159840" w:id="7"/>
       <w:r>
         <w:t>Relación con las buenas prácticas de manipulación (BPM)</w:t>
       </w:r>
@@ -6160,7 +6172,7 @@
       <w:pPr>
         <w:pStyle w:val="Ttulo2"/>
       </w:pPr>
-      <w:bookmarkStart w:id="8" w:name="_Toc230159841"/>
+      <w:bookmarkStart w:name="_Toc230159841" w:id="8"/>
       <w:r>
         <w:t>Enfoque de inocuidad</w:t>
       </w:r>
@@ -6284,7 +6296,7 @@
       <w:pPr>
         <w:pStyle w:val="Ttulo2"/>
       </w:pPr>
-      <w:bookmarkStart w:id="9" w:name="_Toc230159842"/>
+      <w:bookmarkStart w:name="_Toc230159842" w:id="9"/>
       <w:r>
         <w:lastRenderedPageBreak/>
         <w:t>Cuadro comparativo de especies</w:t>
@@ -6895,7 +6907,7 @@
       <w:pPr>
         <w:pStyle w:val="Ttulo1"/>
       </w:pPr>
-      <w:bookmarkStart w:id="10" w:name="_Toc230159843"/>
+      <w:bookmarkStart w:name="_Toc230159843" w:id="10"/>
       <w:r>
         <w:lastRenderedPageBreak/>
         <w:t>Transformación del músculo a carne</w:t>
@@ -6933,7 +6945,7 @@
       <w:pPr>
         <w:pStyle w:val="Ttulo2"/>
       </w:pPr>
-      <w:bookmarkStart w:id="11" w:name="_Toc230159844"/>
+      <w:bookmarkStart w:name="_Toc230159844" w:id="11"/>
       <w:r>
         <w:t>Cambios principales en la transformación</w:t>
       </w:r>
@@ -7159,7 +7171,7 @@
       <w:pPr>
         <w:pStyle w:val="Ttulo2"/>
       </w:pPr>
-      <w:bookmarkStart w:id="12" w:name="_Toc230159845"/>
+      <w:bookmarkStart w:name="_Toc230159845" w:id="12"/>
       <w:r>
         <w:t xml:space="preserve">Etapas del proceso </w:t>
       </w:r>
@@ -7261,7 +7273,7 @@
       <w:pPr>
         <w:pStyle w:val="Ttulo2"/>
       </w:pPr>
-      <w:bookmarkStart w:id="13" w:name="_Toc230159846"/>
+      <w:bookmarkStart w:name="_Toc230159846" w:id="13"/>
       <w:r>
         <w:t>Factores que influyen en la transformación</w:t>
       </w:r>
@@ -7392,7 +7404,7 @@
       <w:pPr>
         <w:pStyle w:val="Ttulo2"/>
       </w:pPr>
-      <w:bookmarkStart w:id="14" w:name="_Toc230159847"/>
+      <w:bookmarkStart w:name="_Toc230159847" w:id="14"/>
       <w:r>
         <w:t>Impacto en la calidad de la carne</w:t>
       </w:r>
@@ -7585,7 +7597,7 @@
       <w:pPr>
         <w:pStyle w:val="Ttulo2"/>
       </w:pPr>
-      <w:bookmarkStart w:id="15" w:name="_Toc230159848"/>
+      <w:bookmarkStart w:name="_Toc230159848" w:id="15"/>
       <w:r>
         <w:t>Aplicación de buenas prácticas de manipulación (BPM)</w:t>
       </w:r>
@@ -7684,7 +7696,7 @@
       <w:pPr>
         <w:pStyle w:val="Ttulo2"/>
       </w:pPr>
-      <w:bookmarkStart w:id="16" w:name="_Toc230159849"/>
+      <w:bookmarkStart w:name="_Toc230159849" w:id="16"/>
       <w:r>
         <w:t>Relación con el resultado de aprendizaje</w:t>
       </w:r>
@@ -7714,7 +7726,7 @@
       <w:pPr>
         <w:pStyle w:val="Ttulo1"/>
       </w:pPr>
-      <w:bookmarkStart w:id="17" w:name="_Toc230159850"/>
+      <w:bookmarkStart w:name="_Toc230159850" w:id="17"/>
       <w:r>
         <w:lastRenderedPageBreak/>
         <w:t>Composición química de la carne</w:t>
@@ -7738,7 +7750,7 @@
       <w:pPr>
         <w:pStyle w:val="Ttulo2"/>
       </w:pPr>
-      <w:bookmarkStart w:id="18" w:name="_Toc230159851"/>
+      <w:bookmarkStart w:name="_Toc230159851" w:id="18"/>
       <w:r>
         <w:t>Agua</w:t>
       </w:r>
@@ -7902,7 +7914,7 @@
       <w:pPr>
         <w:pStyle w:val="Ttulo2"/>
       </w:pPr>
-      <w:bookmarkStart w:id="19" w:name="_Toc230159852"/>
+      <w:bookmarkStart w:name="_Toc230159852" w:id="19"/>
       <w:r>
         <w:t>Proteínas</w:t>
       </w:r>
@@ -8066,7 +8078,7 @@
       <w:pPr>
         <w:pStyle w:val="Ttulo2"/>
       </w:pPr>
-      <w:bookmarkStart w:id="20" w:name="_Toc230159853"/>
+      <w:bookmarkStart w:name="_Toc230159853" w:id="20"/>
       <w:r>
         <w:t>Grasa (lípidos)</w:t>
       </w:r>
@@ -8859,7 +8871,7 @@
       <w:pPr>
         <w:pStyle w:val="Ttulo2"/>
       </w:pPr>
-      <w:bookmarkStart w:id="21" w:name="_Toc230159854"/>
+      <w:bookmarkStart w:name="_Toc230159854" w:id="21"/>
       <w:r>
         <w:lastRenderedPageBreak/>
         <w:t>Hidratos de carbono</w:t>
@@ -8933,7 +8945,7 @@
       <w:pPr>
         <w:pStyle w:val="Ttulo2"/>
       </w:pPr>
-      <w:bookmarkStart w:id="22" w:name="_Toc230159855"/>
+      <w:bookmarkStart w:name="_Toc230159855" w:id="22"/>
       <w:r>
         <w:t>Vitaminas</w:t>
       </w:r>
@@ -8956,7 +8968,7 @@
       <w:pPr>
         <w:pStyle w:val="Ttulo2"/>
       </w:pPr>
-      <w:bookmarkStart w:id="23" w:name="_Toc230159856"/>
+      <w:bookmarkStart w:name="_Toc230159856" w:id="23"/>
       <w:r>
         <w:t>Minerales</w:t>
       </w:r>
@@ -8979,7 +8991,7 @@
       <w:pPr>
         <w:pStyle w:val="Ttulo2"/>
       </w:pPr>
-      <w:bookmarkStart w:id="24" w:name="_Toc230159857"/>
+      <w:bookmarkStart w:name="_Toc230159857" w:id="24"/>
       <w:r>
         <w:lastRenderedPageBreak/>
         <w:t>Composición según la especie</w:t>
@@ -9003,7 +9015,7 @@
       <w:pPr>
         <w:pStyle w:val="Ttulo2"/>
       </w:pPr>
-      <w:bookmarkStart w:id="25" w:name="_Toc230159858"/>
+      <w:bookmarkStart w:name="_Toc230159858" w:id="25"/>
       <w:r>
         <w:t>Relación con la calidad de la carne</w:t>
       </w:r>
@@ -9026,7 +9038,7 @@
       <w:pPr>
         <w:pStyle w:val="Ttulo2"/>
       </w:pPr>
-      <w:bookmarkStart w:id="26" w:name="_Toc230159859"/>
+      <w:bookmarkStart w:name="_Toc230159859" w:id="26"/>
       <w:r>
         <w:t>Relación con BPM e inocuidad</w:t>
       </w:r>
@@ -9091,7 +9103,7 @@
       <w:pPr>
         <w:pStyle w:val="Ttulo1"/>
       </w:pPr>
-      <w:bookmarkStart w:id="27" w:name="_Toc230159860"/>
+      <w:bookmarkStart w:name="_Toc230159860" w:id="27"/>
       <w:r>
         <w:lastRenderedPageBreak/>
         <w:t>Desarrollo de las características sensoriales durante la cocción de la carne</w:t>
@@ -9115,7 +9127,7 @@
       <w:pPr>
         <w:pStyle w:val="Ttulo2"/>
       </w:pPr>
-      <w:bookmarkStart w:id="28" w:name="_Toc230159861"/>
+      <w:bookmarkStart w:name="_Toc230159861" w:id="28"/>
       <w:r>
         <w:t>Características sensoriales</w:t>
       </w:r>
@@ -9574,7 +9586,7 @@
       <w:pPr>
         <w:pStyle w:val="Ttulo2"/>
       </w:pPr>
-      <w:bookmarkStart w:id="29" w:name="_Toc230159862"/>
+      <w:bookmarkStart w:name="_Toc230159862" w:id="29"/>
       <w:r>
         <w:t>Factores que modifican el aroma de la carne</w:t>
       </w:r>
@@ -9899,7 +9911,7 @@
       <w:pPr>
         <w:pStyle w:val="Ttulo2"/>
       </w:pPr>
-      <w:bookmarkStart w:id="30" w:name="_Toc230159863"/>
+      <w:bookmarkStart w:name="_Toc230159863" w:id="30"/>
       <w:r>
         <w:t>Factores en el desarrollo del aroma de la carne</w:t>
       </w:r>
@@ -10193,7 +10205,7 @@
       <w:pPr>
         <w:pStyle w:val="Ttulo2"/>
       </w:pPr>
-      <w:bookmarkStart w:id="31" w:name="_Toc230159864"/>
+      <w:bookmarkStart w:name="_Toc230159864" w:id="31"/>
       <w:r>
         <w:t>Importancia del pH en la calidad del aroma</w:t>
       </w:r>
@@ -10346,7 +10358,7 @@
       <w:pPr>
         <w:pStyle w:val="Ttulo1"/>
       </w:pPr>
-      <w:bookmarkStart w:id="32" w:name="_Toc230159865"/>
+      <w:bookmarkStart w:name="_Toc230159865" w:id="32"/>
       <w:r>
         <w:lastRenderedPageBreak/>
         <w:t>Propiedades organolépticas de la carne</w:t>
@@ -10370,7 +10382,7 @@
       <w:pPr>
         <w:pStyle w:val="Ttulo2"/>
       </w:pPr>
-      <w:bookmarkStart w:id="33" w:name="_Toc230159866"/>
+      <w:bookmarkStart w:name="_Toc230159866" w:id="33"/>
       <w:r>
         <w:t>Textura de la carne y su relación con la manipulación (BPM)</w:t>
       </w:r>
@@ -10393,7 +10405,7 @@
       <w:pPr>
         <w:pStyle w:val="Ttulo2"/>
       </w:pPr>
-      <w:bookmarkStart w:id="34" w:name="_Toc230159867"/>
+      <w:bookmarkStart w:name="_Toc230159867" w:id="34"/>
       <w:r>
         <w:t>Componentes estructurales de la textura</w:t>
       </w:r>
@@ -10505,7 +10517,7 @@
       <w:pPr>
         <w:pStyle w:val="Ttulo2"/>
       </w:pPr>
-      <w:bookmarkStart w:id="35" w:name="_Toc230159868"/>
+      <w:bookmarkStart w:name="_Toc230159868" w:id="35"/>
       <w:r>
         <w:t>Dureza y terneza</w:t>
       </w:r>
@@ -10928,7 +10940,7 @@
       <w:pPr>
         <w:pStyle w:val="Ttulo2"/>
       </w:pPr>
-      <w:bookmarkStart w:id="36" w:name="_Toc230159869"/>
+      <w:bookmarkStart w:name="_Toc230159869" w:id="36"/>
       <w:r>
         <w:t>Manejo post mortem y conservación</w:t>
       </w:r>
@@ -11008,7 +11020,7 @@
       <w:pPr>
         <w:pStyle w:val="Ttulo2"/>
       </w:pPr>
-      <w:bookmarkStart w:id="37" w:name="_Toc230159870"/>
+      <w:bookmarkStart w:name="_Toc230159870" w:id="37"/>
       <w:r>
         <w:t>Relación de la textura con las buenas prácticas de manipulación (BPM)</w:t>
       </w:r>
@@ -11077,7 +11089,7 @@
       <w:pPr>
         <w:pStyle w:val="Ttulo2"/>
       </w:pPr>
-      <w:bookmarkStart w:id="38" w:name="_Toc230159871"/>
+      <w:bookmarkStart w:name="_Toc230159871" w:id="38"/>
       <w:r>
         <w:t>Impacto de la manipulación inadecuada</w:t>
       </w:r>
@@ -11202,7 +11214,7 @@
       <w:pPr>
         <w:pStyle w:val="Ttulo2"/>
       </w:pPr>
-      <w:bookmarkStart w:id="39" w:name="_Toc230159872"/>
+      <w:bookmarkStart w:name="_Toc230159872" w:id="39"/>
       <w:r>
         <w:t>Principios de BPM aplicados a la textura</w:t>
       </w:r>
@@ -11446,7 +11458,7 @@
       <w:pPr>
         <w:pStyle w:val="Ttulo1"/>
       </w:pPr>
-      <w:bookmarkStart w:id="40" w:name="_Toc230159873"/>
+      <w:bookmarkStart w:name="_Toc230159873" w:id="40"/>
       <w:r>
         <w:lastRenderedPageBreak/>
         <w:t>Alteración de la carne</w:t>
@@ -11507,7 +11519,7 @@
       <w:pPr>
         <w:pStyle w:val="Ttulo2"/>
       </w:pPr>
-      <w:bookmarkStart w:id="41" w:name="_Toc230159874"/>
+      <w:bookmarkStart w:name="_Toc230159874" w:id="41"/>
       <w:r>
         <w:t>Agentes que alteran la carne</w:t>
       </w:r>
@@ -11631,7 +11643,7 @@
       <w:pPr>
         <w:pStyle w:val="Ttulo2"/>
       </w:pPr>
-      <w:bookmarkStart w:id="42" w:name="_Toc230159875"/>
+      <w:bookmarkStart w:name="_Toc230159875" w:id="42"/>
       <w:r>
         <w:t>Microorganismos alterantes según tipo de carne</w:t>
       </w:r>
@@ -12035,7 +12047,7 @@
       <w:pPr>
         <w:pStyle w:val="Ttulo1"/>
       </w:pPr>
-      <w:bookmarkStart w:id="43" w:name="_Toc230159876"/>
+      <w:bookmarkStart w:name="_Toc230159876" w:id="43"/>
       <w:r>
         <w:lastRenderedPageBreak/>
         <w:t>Residuos en carne</w:t>
@@ -12059,7 +12071,7 @@
       <w:pPr>
         <w:pStyle w:val="Ttulo2"/>
       </w:pPr>
-      <w:bookmarkStart w:id="44" w:name="_Toc230159877"/>
+      <w:bookmarkStart w:name="_Toc230159877" w:id="44"/>
       <w:r>
         <w:t>Residuos productos farmacológicos</w:t>
       </w:r>
@@ -12082,7 +12094,7 @@
       <w:pPr>
         <w:pStyle w:val="Ttulo2"/>
       </w:pPr>
-      <w:bookmarkStart w:id="45" w:name="_Toc230159878"/>
+      <w:bookmarkStart w:name="_Toc230159878" w:id="45"/>
       <w:r>
         <w:t>Anabolizantes o promotores del crecimiento</w:t>
       </w:r>
@@ -12221,7 +12233,7 @@
         <w:ind w:left="993"/>
         <w:rPr>
           <w:rStyle w:val="Ttulo5Car"/>
-          <w:rFonts w:asciiTheme="minorHAnsi" w:eastAsiaTheme="minorHAnsi" w:hAnsiTheme="minorHAnsi" w:cstheme="minorBidi"/>
+          <w:rFonts w:asciiTheme="minorHAnsi" w:hAnsiTheme="minorHAnsi" w:eastAsiaTheme="minorHAnsi" w:cstheme="minorBidi"/>
           <w:b w:val="0"/>
           <w:color w:val="auto"/>
           <w:kern w:val="2"/>
@@ -12246,7 +12258,7 @@
       <w:pPr>
         <w:pStyle w:val="Ttulo2"/>
       </w:pPr>
-      <w:bookmarkStart w:id="46" w:name="_Toc230159879"/>
+      <w:bookmarkStart w:name="_Toc230159879" w:id="46"/>
       <w:r>
         <w:t>Nitrosaminas</w:t>
       </w:r>
@@ -12464,7 +12476,7 @@
       <w:pPr>
         <w:pStyle w:val="Ttulo1"/>
       </w:pPr>
-      <w:bookmarkStart w:id="47" w:name="_Toc230159880"/>
+      <w:bookmarkStart w:name="_Toc230159880" w:id="47"/>
       <w:r>
         <w:lastRenderedPageBreak/>
         <w:t>Alteración y contaminación de la carne</w:t>
@@ -12488,7 +12500,7 @@
       <w:pPr>
         <w:pStyle w:val="Ttulo2"/>
       </w:pPr>
-      <w:bookmarkStart w:id="48" w:name="_Toc230159881"/>
+      <w:bookmarkStart w:name="_Toc230159881" w:id="48"/>
       <w:r>
         <w:t>Principales fuentes tóxicas</w:t>
       </w:r>
@@ -12609,7 +12621,7 @@
       <w:r>
         <w:tab/>
       </w:r>
-      <w:bookmarkStart w:id="49" w:name="_Toc230159882"/>
+      <w:bookmarkStart w:name="_Toc230159882" w:id="49"/>
       <w:r>
         <w:t>Agentes biológicos</w:t>
       </w:r>
@@ -12632,7 +12644,7 @@
       <w:pPr>
         <w:pStyle w:val="Ttulo2"/>
       </w:pPr>
-      <w:bookmarkStart w:id="50" w:name="_Toc230159883"/>
+      <w:bookmarkStart w:name="_Toc230159883" w:id="50"/>
       <w:r>
         <w:t>Microorganismos alterantes en las carnes frescas</w:t>
       </w:r>
@@ -12957,7 +12969,7 @@
       <w:pPr>
         <w:pStyle w:val="Ttulo2"/>
       </w:pPr>
-      <w:bookmarkStart w:id="51" w:name="_Toc230159884"/>
+      <w:bookmarkStart w:name="_Toc230159884" w:id="51"/>
       <w:r>
         <w:lastRenderedPageBreak/>
         <w:t>Microorganismos en las carnes empacadas al vacío o en atmósferas modificadas</w:t>
@@ -13085,7 +13097,7 @@
       <w:pPr>
         <w:pStyle w:val="Ttulo2"/>
       </w:pPr>
-      <w:bookmarkStart w:id="52" w:name="_Toc230159885"/>
+      <w:bookmarkStart w:name="_Toc230159885" w:id="52"/>
       <w:r>
         <w:t>Microorganismos en las carnes congeladas</w:t>
       </w:r>
@@ -13105,7 +13117,7 @@
       </w:r>
       <w:r>
         <w:rPr>
-          <w:rFonts w:ascii="Calibri" w:eastAsia="Calibri" w:hAnsi="Calibri" w:cs="Calibri"/>
+          <w:rFonts w:ascii="Calibri" w:hAnsi="Calibri" w:eastAsia="Calibri" w:cs="Calibri"/>
           <w:szCs w:val="28"/>
           <w:lang w:val="es-419"/>
         </w:rPr>
@@ -13132,7 +13144,7 @@
       </w:r>
       <w:r>
         <w:rPr>
-          <w:rFonts w:ascii="Calibri" w:eastAsia="Calibri" w:hAnsi="Calibri" w:cs="Calibri"/>
+          <w:rFonts w:ascii="Calibri" w:hAnsi="Calibri" w:eastAsia="Calibri" w:cs="Calibri"/>
           <w:szCs w:val="28"/>
           <w:lang w:val="es-419"/>
         </w:rPr>
@@ -13146,7 +13158,7 @@
       </w:r>
       <w:r>
         <w:rPr>
-          <w:rFonts w:ascii="Calibri" w:eastAsia="Calibri" w:hAnsi="Calibri" w:cs="Calibri"/>
+          <w:rFonts w:ascii="Calibri" w:hAnsi="Calibri" w:eastAsia="Calibri" w:cs="Calibri"/>
           <w:szCs w:val="28"/>
           <w:lang w:val="es-419"/>
         </w:rPr>
@@ -13163,7 +13175,7 @@
       <w:pPr>
         <w:pStyle w:val="Ttulo2"/>
       </w:pPr>
-      <w:bookmarkStart w:id="53" w:name="_Toc230159886"/>
+      <w:bookmarkStart w:name="_Toc230159886" w:id="53"/>
       <w:r>
         <w:t>Microorganismos alterantes de carnes curadas</w:t>
       </w:r>
@@ -13224,7 +13236,7 @@
       <w:pPr>
         <w:pStyle w:val="Ttulo2"/>
       </w:pPr>
-      <w:bookmarkStart w:id="54" w:name="_Toc230159887"/>
+      <w:bookmarkStart w:name="_Toc230159887" w:id="54"/>
       <w:r>
         <w:t>Alteración de las carnes secas</w:t>
       </w:r>
@@ -13251,7 +13263,7 @@
           <w:u w:val="single"/>
         </w:rPr>
       </w:pPr>
-      <w:bookmarkStart w:id="55" w:name="_Toc230159888"/>
+      <w:bookmarkStart w:name="_Toc230159888" w:id="55"/>
       <w:r>
         <w:lastRenderedPageBreak/>
         <w:t>Síntesis</w:t>
@@ -13341,7 +13353,7 @@
       <w:pPr>
         <w:pStyle w:val="Titulosgenerales"/>
       </w:pPr>
-      <w:bookmarkStart w:id="56" w:name="_Toc230159889"/>
+      <w:bookmarkStart w:name="_Toc230159889" w:id="56"/>
       <w:r>
         <w:lastRenderedPageBreak/>
         <w:t>Glosario</w:t>
@@ -13560,7 +13572,7 @@
       <w:pPr>
         <w:pStyle w:val="Titulosgenerales"/>
       </w:pPr>
-      <w:bookmarkStart w:id="57" w:name="_Toc230159890"/>
+      <w:bookmarkStart w:name="_Toc230159890" w:id="57"/>
       <w:r>
         <w:lastRenderedPageBreak/>
         <w:t>Referencias bibliográficas</w:t>
@@ -13592,7 +13604,7 @@
       </w:r>
     </w:p>
     <w:p>
-      <w:hyperlink r:id="rId16" w:history="1">
+      <w:hyperlink w:history="1" r:id="rId16">
         <w:r>
           <w:rPr>
             <w:rStyle w:val="Hipervnculo"/>
@@ -13607,7 +13619,7 @@
       </w:r>
     </w:p>
     <w:p>
-      <w:hyperlink r:id="rId17" w:history="1">
+      <w:hyperlink w:history="1" r:id="rId17">
         <w:r>
           <w:rPr>
             <w:rStyle w:val="Hipervnculo"/>
@@ -13622,7 +13634,7 @@
       </w:r>
     </w:p>
     <w:p>
-      <w:hyperlink r:id="rId18" w:history="1">
+      <w:hyperlink w:history="1" r:id="rId18">
         <w:r>
           <w:rPr>
             <w:rStyle w:val="Hipervnculo"/>
@@ -13637,7 +13649,7 @@
       </w:r>
     </w:p>
     <w:p>
-      <w:hyperlink r:id="rId19" w:history="1">
+      <w:hyperlink w:history="1" r:id="rId19">
         <w:r>
           <w:rPr>
             <w:rStyle w:val="Hipervnculo"/>
@@ -13652,7 +13664,7 @@
       </w:r>
     </w:p>
     <w:p>
-      <w:hyperlink r:id="rId20" w:history="1">
+      <w:hyperlink w:history="1" r:id="rId20">
         <w:r>
           <w:rPr>
             <w:rStyle w:val="Hipervnculo"/>
@@ -13683,7 +13695,7 @@
           <w:lang w:val="en-US"/>
         </w:rPr>
       </w:pPr>
-      <w:hyperlink r:id="rId21" w:history="1">
+      <w:hyperlink w:history="1" r:id="rId21">
         <w:r>
           <w:rPr>
             <w:rStyle w:val="Hipervnculo"/>
@@ -13715,7 +13727,7 @@
           <w:lang w:val="en-US"/>
         </w:rPr>
       </w:pPr>
-      <w:hyperlink r:id="rId22" w:history="1">
+      <w:hyperlink w:history="1" r:id="rId22">
         <w:r>
           <w:rPr>
             <w:rStyle w:val="Hipervnculo"/>
@@ -13743,7 +13755,7 @@
       <w:pPr>
         <w:pStyle w:val="Titulosgenerales"/>
       </w:pPr>
-      <w:bookmarkStart w:id="58" w:name="_Toc230159891"/>
+      <w:bookmarkStart w:name="_Toc230159891" w:id="58"/>
       <w:r>
         <w:lastRenderedPageBreak/>
         <w:t>Créditos</w:t>
@@ -13770,7 +13782,9 @@
         </w:trPr>
         <w:tc>
           <w:tcPr>
+            <w:cnfStyle w:val="000000000000" w:firstRow="0" w:lastRow="0" w:firstColumn="0" w:lastColumn="0" w:oddVBand="0" w:evenVBand="0" w:oddHBand="0" w:evenHBand="0" w:firstRowFirstColumn="0" w:firstRowLastColumn="0" w:lastRowFirstColumn="0" w:lastRowLastColumn="0"/>
             <w:tcW w:w="2830" w:type="dxa"/>
+            <w:tcMar/>
           </w:tcPr>
           <w:p>
             <w:pPr>
@@ -13789,7 +13803,9 @@
         </w:tc>
         <w:tc>
           <w:tcPr>
+            <w:cnfStyle w:val="000000000000" w:firstRow="0" w:lastRow="0" w:firstColumn="0" w:lastColumn="0" w:oddVBand="0" w:evenVBand="0" w:oddHBand="0" w:evenHBand="0" w:firstRowFirstColumn="0" w:firstRowLastColumn="0" w:lastRowFirstColumn="0" w:lastRowLastColumn="0"/>
             <w:tcW w:w="3261" w:type="dxa"/>
+            <w:tcMar/>
           </w:tcPr>
           <w:p>
             <w:pPr>
@@ -13808,7 +13824,9 @@
         </w:tc>
         <w:tc>
           <w:tcPr>
+            <w:cnfStyle w:val="000000000000" w:firstRow="0" w:lastRow="0" w:firstColumn="0" w:lastColumn="0" w:oddVBand="0" w:evenVBand="0" w:oddHBand="0" w:evenHBand="0" w:firstRowFirstColumn="0" w:firstRowLastColumn="0" w:lastRowFirstColumn="0" w:lastRowLastColumn="0"/>
             <w:tcW w:w="3969" w:type="dxa"/>
+            <w:tcMar/>
           </w:tcPr>
           <w:p>
             <w:pPr>
@@ -13844,7 +13862,9 @@
         </w:trPr>
         <w:tc>
           <w:tcPr>
+            <w:cnfStyle w:val="000000000000" w:firstRow="0" w:lastRow="0" w:firstColumn="0" w:lastColumn="0" w:oddVBand="0" w:evenVBand="0" w:oddHBand="0" w:evenHBand="0" w:firstRowFirstColumn="0" w:firstRowLastColumn="0" w:lastRowFirstColumn="0" w:lastRowLastColumn="0"/>
             <w:tcW w:w="2830" w:type="dxa"/>
+            <w:tcMar/>
           </w:tcPr>
           <w:p>
             <w:pPr>
@@ -13863,11 +13883,18 @@
         </w:tc>
         <w:tc>
           <w:tcPr>
+            <w:cnfStyle w:val="000000000000" w:firstRow="0" w:lastRow="0" w:firstColumn="0" w:lastColumn="0" w:oddVBand="0" w:evenVBand="0" w:oddHBand="0" w:evenHBand="0" w:firstRowFirstColumn="0" w:firstRowLastColumn="0" w:lastRowFirstColumn="0" w:lastRowLastColumn="0"/>
             <w:tcW w:w="3261" w:type="dxa"/>
+            <w:tcMar/>
           </w:tcPr>
           <w:p>
             <w:pPr>
               <w:pStyle w:val="TextoTablas"/>
+              <w:suppressLineNumbers w:val="0"/>
+              <w:bidi w:val="0"/>
+              <w:spacing w:before="160" w:beforeAutospacing="off" w:after="120" w:afterAutospacing="off" w:line="240" w:lineRule="auto"/>
+              <w:ind w:left="0" w:right="0"/>
+              <w:jc w:val="left"/>
               <w:rPr>
                 <w:lang w:val="es-CO"/>
               </w:rPr>
@@ -13876,13 +13903,34 @@
               <w:rPr>
                 <w:lang w:val="es-CO"/>
               </w:rPr>
-              <w:t>Responsable del ecosistema</w:t>
+              <w:t>Profesional 06</w:t>
+            </w:r>
+          </w:p>
+          <w:p>
+            <w:pPr>
+              <w:pStyle w:val="TextoTablas"/>
+              <w:suppressLineNumbers w:val="0"/>
+              <w:bidi w:val="0"/>
+              <w:spacing w:before="160" w:beforeAutospacing="off" w:after="120" w:afterAutospacing="off" w:line="240" w:lineRule="auto"/>
+              <w:ind w:left="0" w:right="0"/>
+              <w:jc w:val="left"/>
+              <w:rPr>
+                <w:lang w:val="es-CO"/>
+              </w:rPr>
+            </w:pPr>
+            <w:r>
+              <w:rPr>
+                <w:lang w:val="es-CO"/>
+              </w:rPr>
+              <w:t>Responsable Ecosistema Virtual de Recursos Educativos Digitales</w:t>
             </w:r>
           </w:p>
         </w:tc>
         <w:tc>
           <w:tcPr>
+            <w:cnfStyle w:val="000000000000" w:firstRow="0" w:lastRow="0" w:firstColumn="0" w:lastColumn="0" w:oddVBand="0" w:evenVBand="0" w:oddHBand="0" w:evenHBand="0" w:firstRowFirstColumn="0" w:firstRowLastColumn="0" w:lastRowFirstColumn="0" w:lastRowLastColumn="0"/>
             <w:tcW w:w="3969" w:type="dxa"/>
+            <w:tcMar/>
           </w:tcPr>
           <w:p>
             <w:pPr>
@@ -13903,7 +13951,9 @@
       <w:tr>
         <w:tc>
           <w:tcPr>
+            <w:cnfStyle w:val="000000000000" w:firstRow="0" w:lastRow="0" w:firstColumn="0" w:lastColumn="0" w:oddVBand="0" w:evenVBand="0" w:oddHBand="0" w:evenHBand="0" w:firstRowFirstColumn="0" w:firstRowLastColumn="0" w:lastRowFirstColumn="0" w:lastRowLastColumn="0"/>
             <w:tcW w:w="2830" w:type="dxa"/>
+            <w:tcMar/>
           </w:tcPr>
           <w:p>
             <w:pPr>
@@ -13930,7 +13980,9 @@
         </w:tc>
         <w:tc>
           <w:tcPr>
+            <w:cnfStyle w:val="000000000000" w:firstRow="0" w:lastRow="0" w:firstColumn="0" w:lastColumn="0" w:oddVBand="0" w:evenVBand="0" w:oddHBand="0" w:evenHBand="0" w:firstRowFirstColumn="0" w:firstRowLastColumn="0" w:lastRowFirstColumn="0" w:lastRowLastColumn="0"/>
             <w:tcW w:w="3261" w:type="dxa"/>
+            <w:tcMar/>
           </w:tcPr>
           <w:p>
             <w:pPr>
@@ -13949,7 +14001,9 @@
         </w:tc>
         <w:tc>
           <w:tcPr>
+            <w:cnfStyle w:val="000000000000" w:firstRow="0" w:lastRow="0" w:firstColumn="0" w:lastColumn="0" w:oddVBand="0" w:evenVBand="0" w:oddHBand="0" w:evenHBand="0" w:firstRowFirstColumn="0" w:firstRowLastColumn="0" w:lastRowFirstColumn="0" w:lastRowLastColumn="0"/>
             <w:tcW w:w="3969" w:type="dxa"/>
+            <w:tcMar/>
           </w:tcPr>
           <w:p>
             <w:pPr>
@@ -13973,7 +14027,9 @@
         </w:trPr>
         <w:tc>
           <w:tcPr>
+            <w:cnfStyle w:val="000000000000" w:firstRow="0" w:lastRow="0" w:firstColumn="0" w:lastColumn="0" w:oddVBand="0" w:evenVBand="0" w:oddHBand="0" w:evenHBand="0" w:firstRowFirstColumn="0" w:firstRowLastColumn="0" w:lastRowFirstColumn="0" w:lastRowLastColumn="0"/>
             <w:tcW w:w="2830" w:type="dxa"/>
+            <w:tcMar/>
           </w:tcPr>
           <w:p>
             <w:pPr>
@@ -13992,7 +14048,9 @@
         </w:tc>
         <w:tc>
           <w:tcPr>
+            <w:cnfStyle w:val="000000000000" w:firstRow="0" w:lastRow="0" w:firstColumn="0" w:lastColumn="0" w:oddVBand="0" w:evenVBand="0" w:oddHBand="0" w:evenHBand="0" w:firstRowFirstColumn="0" w:firstRowLastColumn="0" w:lastRowFirstColumn="0" w:lastRowLastColumn="0"/>
             <w:tcW w:w="3261" w:type="dxa"/>
+            <w:tcMar/>
           </w:tcPr>
           <w:p>
             <w:pPr>
@@ -14035,7 +14093,9 @@
         </w:tc>
         <w:tc>
           <w:tcPr>
+            <w:cnfStyle w:val="000000000000" w:firstRow="0" w:lastRow="0" w:firstColumn="0" w:lastColumn="0" w:oddVBand="0" w:evenVBand="0" w:oddHBand="0" w:evenHBand="0" w:firstRowFirstColumn="0" w:firstRowLastColumn="0" w:lastRowFirstColumn="0" w:lastRowLastColumn="0"/>
             <w:tcW w:w="3969" w:type="dxa"/>
+            <w:tcMar/>
           </w:tcPr>
           <w:p>
             <w:pPr>
@@ -14056,12 +14116,11 @@
               </w:rPr>
               <w:t xml:space="preserve"> </w:t>
             </w:r>
-            <w:proofErr w:type="gramStart"/>
             <w:r>
               <w:rPr>
                 <w:lang w:val="es-CO"/>
               </w:rPr>
-              <w:t xml:space="preserve">- </w:t>
+              <w:t>-</w:t>
             </w:r>
             <w:r>
               <w:rPr>
@@ -14075,7 +14134,6 @@
               </w:rPr>
               <w:t>egional</w:t>
             </w:r>
-            <w:proofErr w:type="gramEnd"/>
             <w:r>
               <w:rPr>
                 <w:lang w:val="es-CO"/>
@@ -14088,7 +14146,9 @@
       <w:tr>
         <w:tc>
           <w:tcPr>
+            <w:cnfStyle w:val="000000000000" w:firstRow="0" w:lastRow="0" w:firstColumn="0" w:lastColumn="0" w:oddVBand="0" w:evenVBand="0" w:oddHBand="0" w:evenHBand="0" w:firstRowFirstColumn="0" w:firstRowLastColumn="0" w:lastRowFirstColumn="0" w:lastRowLastColumn="0"/>
             <w:tcW w:w="2830" w:type="dxa"/>
+            <w:tcMar/>
           </w:tcPr>
           <w:p>
             <w:pPr>
@@ -14107,7 +14167,9 @@
         </w:tc>
         <w:tc>
           <w:tcPr>
+            <w:cnfStyle w:val="000000000000" w:firstRow="0" w:lastRow="0" w:firstColumn="0" w:lastColumn="0" w:oddVBand="0" w:evenVBand="0" w:oddHBand="0" w:evenHBand="0" w:firstRowFirstColumn="0" w:firstRowLastColumn="0" w:lastRowFirstColumn="0" w:lastRowLastColumn="0"/>
             <w:tcW w:w="3261" w:type="dxa"/>
+            <w:tcMar/>
           </w:tcPr>
           <w:p>
             <w:pPr>
@@ -14126,7 +14188,9 @@
         </w:tc>
         <w:tc>
           <w:tcPr>
+            <w:cnfStyle w:val="000000000000" w:firstRow="0" w:lastRow="0" w:firstColumn="0" w:lastColumn="0" w:oddVBand="0" w:evenVBand="0" w:oddHBand="0" w:evenHBand="0" w:firstRowFirstColumn="0" w:firstRowLastColumn="0" w:lastRowFirstColumn="0" w:lastRowLastColumn="0"/>
             <w:tcW w:w="3969" w:type="dxa"/>
+            <w:tcMar/>
           </w:tcPr>
           <w:p>
             <w:pPr>
@@ -14150,7 +14214,9 @@
         </w:trPr>
         <w:tc>
           <w:tcPr>
+            <w:cnfStyle w:val="000000000000" w:firstRow="0" w:lastRow="0" w:firstColumn="0" w:lastColumn="0" w:oddVBand="0" w:evenVBand="0" w:oddHBand="0" w:evenHBand="0" w:firstRowFirstColumn="0" w:firstRowLastColumn="0" w:lastRowFirstColumn="0" w:lastRowLastColumn="0"/>
             <w:tcW w:w="2830" w:type="dxa"/>
+            <w:tcMar/>
           </w:tcPr>
           <w:p>
             <w:pPr>
@@ -14169,7 +14235,9 @@
         </w:tc>
         <w:tc>
           <w:tcPr>
+            <w:cnfStyle w:val="000000000000" w:firstRow="0" w:lastRow="0" w:firstColumn="0" w:lastColumn="0" w:oddVBand="0" w:evenVBand="0" w:oddHBand="0" w:evenHBand="0" w:firstRowFirstColumn="0" w:firstRowLastColumn="0" w:lastRowFirstColumn="0" w:lastRowLastColumn="0"/>
             <w:tcW w:w="3261" w:type="dxa"/>
+            <w:tcMar/>
           </w:tcPr>
           <w:p>
             <w:pPr>
@@ -14194,7 +14262,9 @@
         </w:tc>
         <w:tc>
           <w:tcPr>
+            <w:cnfStyle w:val="000000000000" w:firstRow="0" w:lastRow="0" w:firstColumn="0" w:lastColumn="0" w:oddVBand="0" w:evenVBand="0" w:oddHBand="0" w:evenHBand="0" w:firstRowFirstColumn="0" w:firstRowLastColumn="0" w:lastRowFirstColumn="0" w:lastRowLastColumn="0"/>
             <w:tcW w:w="3969" w:type="dxa"/>
+            <w:tcMar/>
           </w:tcPr>
           <w:p>
             <w:pPr>
@@ -14215,48 +14285,32 @@
       <w:tr>
         <w:tc>
           <w:tcPr>
+            <w:cnfStyle w:val="000000000000" w:firstRow="0" w:lastRow="0" w:firstColumn="0" w:lastColumn="0" w:oddVBand="0" w:evenVBand="0" w:oddHBand="0" w:evenHBand="0" w:firstRowFirstColumn="0" w:firstRowLastColumn="0" w:lastRowFirstColumn="0" w:lastRowLastColumn="0"/>
             <w:tcW w:w="2830" w:type="dxa"/>
+            <w:tcMar/>
           </w:tcPr>
           <w:p>
             <w:pPr>
               <w:pStyle w:val="TextoTablas"/>
+              <w:suppressLineNumbers w:val="0"/>
+              <w:bidi w:val="0"/>
+              <w:spacing w:before="160" w:beforeAutospacing="off" w:after="120" w:afterAutospacing="off" w:line="240" w:lineRule="auto"/>
+              <w:ind w:left="0" w:right="0"/>
+              <w:jc w:val="left"/>
+            </w:pPr>
+            <w:r>
               <w:rPr>
                 <w:lang w:val="es-CO"/>
               </w:rPr>
-            </w:pPr>
-            <w:r>
-              <w:rPr>
-                <w:lang w:val="es-CO"/>
-              </w:rPr>
-              <w:t xml:space="preserve">Juan </w:t>
-            </w:r>
-            <w:proofErr w:type="spellStart"/>
-            <w:r>
-              <w:rPr>
-                <w:lang w:val="es-CO"/>
-              </w:rPr>
-              <w:t>Jose</w:t>
-            </w:r>
-            <w:proofErr w:type="spellEnd"/>
-            <w:r>
-              <w:rPr>
-                <w:lang w:val="es-CO"/>
-              </w:rPr>
-              <w:t xml:space="preserve"> Calderon </w:t>
-            </w:r>
-            <w:proofErr w:type="spellStart"/>
-            <w:r>
-              <w:rPr>
-                <w:lang w:val="es-CO"/>
-              </w:rPr>
-              <w:t>Gutierrez</w:t>
-            </w:r>
-            <w:proofErr w:type="spellEnd"/>
+              <w:t>Jorge David Barbosa Losada</w:t>
+            </w:r>
           </w:p>
         </w:tc>
         <w:tc>
           <w:tcPr>
+            <w:cnfStyle w:val="000000000000" w:firstRow="0" w:lastRow="0" w:firstColumn="0" w:lastColumn="0" w:oddVBand="0" w:evenVBand="0" w:oddHBand="0" w:evenHBand="0" w:firstRowFirstColumn="0" w:firstRowLastColumn="0" w:lastRowFirstColumn="0" w:lastRowLastColumn="0"/>
             <w:tcW w:w="3261" w:type="dxa"/>
+            <w:tcMar/>
           </w:tcPr>
           <w:p>
             <w:pPr>
@@ -14281,7 +14335,9 @@
         </w:tc>
         <w:tc>
           <w:tcPr>
+            <w:cnfStyle w:val="000000000000" w:firstRow="0" w:lastRow="0" w:firstColumn="0" w:lastColumn="0" w:oddVBand="0" w:evenVBand="0" w:oddHBand="0" w:evenHBand="0" w:firstRowFirstColumn="0" w:firstRowLastColumn="0" w:lastRowFirstColumn="0" w:lastRowLastColumn="0"/>
             <w:tcW w:w="3969" w:type="dxa"/>
+            <w:tcMar/>
           </w:tcPr>
           <w:p>
             <w:pPr>
@@ -14317,20 +14373,25 @@
         </w:trPr>
         <w:tc>
           <w:tcPr>
+            <w:cnfStyle w:val="000000000000" w:firstRow="0" w:lastRow="0" w:firstColumn="0" w:lastColumn="0" w:oddVBand="0" w:evenVBand="0" w:oddHBand="0" w:evenHBand="0" w:firstRowFirstColumn="0" w:firstRowLastColumn="0" w:lastRowFirstColumn="0" w:lastRowLastColumn="0"/>
             <w:tcW w:w="2830" w:type="dxa"/>
+            <w:tcMar/>
           </w:tcPr>
           <w:p>
             <w:pPr>
               <w:pStyle w:val="TextoTablas"/>
             </w:pPr>
             <w:r>
-              <w:t>Robinson Javier Ordoñez Barreiro</w:t>
+              <w:rPr/>
+              <w:t>Cielo Damaris Angúlo Rodriguez</w:t>
             </w:r>
           </w:p>
         </w:tc>
         <w:tc>
           <w:tcPr>
+            <w:cnfStyle w:val="000000000000" w:firstRow="0" w:lastRow="0" w:firstColumn="0" w:lastColumn="0" w:oddVBand="0" w:evenVBand="0" w:oddHBand="0" w:evenHBand="0" w:firstRowFirstColumn="0" w:firstRowLastColumn="0" w:lastRowFirstColumn="0" w:lastRowLastColumn="0"/>
             <w:tcW w:w="3261" w:type="dxa"/>
+            <w:tcMar/>
           </w:tcPr>
           <w:p>
             <w:pPr>
@@ -14377,7 +14438,9 @@
         </w:tc>
         <w:tc>
           <w:tcPr>
+            <w:cnfStyle w:val="000000000000" w:firstRow="0" w:lastRow="0" w:firstColumn="0" w:lastColumn="0" w:oddVBand="0" w:evenVBand="0" w:oddHBand="0" w:evenHBand="0" w:firstRowFirstColumn="0" w:firstRowLastColumn="0" w:lastRowFirstColumn="0" w:lastRowLastColumn="0"/>
             <w:tcW w:w="3969" w:type="dxa"/>
+            <w:tcMar/>
           </w:tcPr>
           <w:p>
             <w:pPr>
@@ -14410,7 +14473,9 @@
       <w:tr>
         <w:tc>
           <w:tcPr>
+            <w:cnfStyle w:val="000000000000" w:firstRow="0" w:lastRow="0" w:firstColumn="0" w:lastColumn="0" w:oddVBand="0" w:evenVBand="0" w:oddHBand="0" w:evenHBand="0" w:firstRowFirstColumn="0" w:firstRowLastColumn="0" w:lastRowFirstColumn="0" w:lastRowLastColumn="0"/>
             <w:tcW w:w="2830" w:type="dxa"/>
+            <w:tcMar/>
           </w:tcPr>
           <w:p>
             <w:pPr>
@@ -14423,7 +14488,9 @@
         </w:tc>
         <w:tc>
           <w:tcPr>
+            <w:cnfStyle w:val="000000000000" w:firstRow="0" w:lastRow="0" w:firstColumn="0" w:lastColumn="0" w:oddVBand="0" w:evenVBand="0" w:oddHBand="0" w:evenHBand="0" w:firstRowFirstColumn="0" w:firstRowLastColumn="0" w:lastRowFirstColumn="0" w:lastRowLastColumn="0"/>
             <w:tcW w:w="3261" w:type="dxa"/>
+            <w:tcMar/>
           </w:tcPr>
           <w:p>
             <w:pPr>
@@ -14442,7 +14509,9 @@
         </w:tc>
         <w:tc>
           <w:tcPr>
+            <w:cnfStyle w:val="000000000000" w:firstRow="0" w:lastRow="0" w:firstColumn="0" w:lastColumn="0" w:oddVBand="0" w:evenVBand="0" w:oddHBand="0" w:evenHBand="0" w:firstRowFirstColumn="0" w:firstRowLastColumn="0" w:lastRowFirstColumn="0" w:lastRowLastColumn="0"/>
             <w:tcW w:w="3969" w:type="dxa"/>
+            <w:tcMar/>
           </w:tcPr>
           <w:p>
             <w:pPr>
@@ -14466,7 +14535,9 @@
         </w:trPr>
         <w:tc>
           <w:tcPr>
+            <w:cnfStyle w:val="000000000000" w:firstRow="0" w:lastRow="0" w:firstColumn="0" w:lastColumn="0" w:oddVBand="0" w:evenVBand="0" w:oddHBand="0" w:evenHBand="0" w:firstRowFirstColumn="0" w:firstRowLastColumn="0" w:lastRowFirstColumn="0" w:lastRowLastColumn="0"/>
             <w:tcW w:w="2830" w:type="dxa"/>
+            <w:tcMar/>
           </w:tcPr>
           <w:p>
             <w:pPr>
@@ -14479,7 +14550,9 @@
         </w:tc>
         <w:tc>
           <w:tcPr>
+            <w:cnfStyle w:val="000000000000" w:firstRow="0" w:lastRow="0" w:firstColumn="0" w:lastColumn="0" w:oddVBand="0" w:evenVBand="0" w:oddHBand="0" w:evenHBand="0" w:firstRowFirstColumn="0" w:firstRowLastColumn="0" w:lastRowFirstColumn="0" w:lastRowLastColumn="0"/>
             <w:tcW w:w="3261" w:type="dxa"/>
+            <w:tcMar/>
           </w:tcPr>
           <w:p>
             <w:pPr>
@@ -14498,7 +14571,9 @@
         </w:tc>
         <w:tc>
           <w:tcPr>
+            <w:cnfStyle w:val="000000000000" w:firstRow="0" w:lastRow="0" w:firstColumn="0" w:lastColumn="0" w:oddVBand="0" w:evenVBand="0" w:oddHBand="0" w:evenHBand="0" w:firstRowFirstColumn="0" w:firstRowLastColumn="0" w:lastRowFirstColumn="0" w:lastRowLastColumn="0"/>
             <w:tcW w:w="3969" w:type="dxa"/>
+            <w:tcMar/>
           </w:tcPr>
           <w:p>
             <w:pPr>
@@ -14519,7 +14594,9 @@
       <w:tr>
         <w:tc>
           <w:tcPr>
+            <w:cnfStyle w:val="000000000000" w:firstRow="0" w:lastRow="0" w:firstColumn="0" w:lastColumn="0" w:oddVBand="0" w:evenVBand="0" w:oddHBand="0" w:evenHBand="0" w:firstRowFirstColumn="0" w:firstRowLastColumn="0" w:lastRowFirstColumn="0" w:lastRowLastColumn="0"/>
             <w:tcW w:w="2830" w:type="dxa"/>
+            <w:tcMar/>
           </w:tcPr>
           <w:p>
             <w:pPr>
@@ -14538,7 +14615,9 @@
         </w:tc>
         <w:tc>
           <w:tcPr>
+            <w:cnfStyle w:val="000000000000" w:firstRow="0" w:lastRow="0" w:firstColumn="0" w:lastColumn="0" w:oddVBand="0" w:evenVBand="0" w:oddHBand="0" w:evenHBand="0" w:firstRowFirstColumn="0" w:firstRowLastColumn="0" w:lastRowFirstColumn="0" w:lastRowLastColumn="0"/>
             <w:tcW w:w="3261" w:type="dxa"/>
+            <w:tcMar/>
           </w:tcPr>
           <w:p>
             <w:pPr>
@@ -14557,7 +14636,9 @@
         </w:tc>
         <w:tc>
           <w:tcPr>
+            <w:cnfStyle w:val="000000000000" w:firstRow="0" w:lastRow="0" w:firstColumn="0" w:lastColumn="0" w:oddVBand="0" w:evenVBand="0" w:oddHBand="0" w:evenHBand="0" w:firstRowFirstColumn="0" w:firstRowLastColumn="0" w:lastRowFirstColumn="0" w:lastRowLastColumn="0"/>
             <w:tcW w:w="3969" w:type="dxa"/>
+            <w:tcMar/>
           </w:tcPr>
           <w:p>
             <w:pPr>
@@ -14581,7 +14662,9 @@
         </w:trPr>
         <w:tc>
           <w:tcPr>
+            <w:cnfStyle w:val="000000000000" w:firstRow="0" w:lastRow="0" w:firstColumn="0" w:lastColumn="0" w:oddVBand="0" w:evenVBand="0" w:oddHBand="0" w:evenHBand="0" w:firstRowFirstColumn="0" w:firstRowLastColumn="0" w:lastRowFirstColumn="0" w:lastRowLastColumn="0"/>
             <w:tcW w:w="2830" w:type="dxa"/>
+            <w:tcMar/>
           </w:tcPr>
           <w:p>
             <w:pPr>
@@ -14600,7 +14683,9 @@
         </w:tc>
         <w:tc>
           <w:tcPr>
+            <w:cnfStyle w:val="000000000000" w:firstRow="0" w:lastRow="0" w:firstColumn="0" w:lastColumn="0" w:oddVBand="0" w:evenVBand="0" w:oddHBand="0" w:evenHBand="0" w:firstRowFirstColumn="0" w:firstRowLastColumn="0" w:lastRowFirstColumn="0" w:lastRowLastColumn="0"/>
             <w:tcW w:w="3261" w:type="dxa"/>
+            <w:tcMar/>
           </w:tcPr>
           <w:p>
             <w:pPr>
@@ -14619,7 +14704,9 @@
         </w:tc>
         <w:tc>
           <w:tcPr>
+            <w:cnfStyle w:val="000000000000" w:firstRow="0" w:lastRow="0" w:firstColumn="0" w:lastColumn="0" w:oddVBand="0" w:evenVBand="0" w:oddHBand="0" w:evenHBand="0" w:firstRowFirstColumn="0" w:firstRowLastColumn="0" w:lastRowFirstColumn="0" w:lastRowLastColumn="0"/>
             <w:tcW w:w="3969" w:type="dxa"/>
+            <w:tcMar/>
           </w:tcPr>
           <w:p>
             <w:pPr>
@@ -14640,7 +14727,9 @@
       <w:tr>
         <w:tc>
           <w:tcPr>
+            <w:cnfStyle w:val="000000000000" w:firstRow="0" w:lastRow="0" w:firstColumn="0" w:lastColumn="0" w:oddVBand="0" w:evenVBand="0" w:oddHBand="0" w:evenHBand="0" w:firstRowFirstColumn="0" w:firstRowLastColumn="0" w:lastRowFirstColumn="0" w:lastRowLastColumn="0"/>
             <w:tcW w:w="2830" w:type="dxa"/>
+            <w:tcMar/>
           </w:tcPr>
           <w:p>
             <w:pPr>
@@ -14675,7 +14764,9 @@
         </w:tc>
         <w:tc>
           <w:tcPr>
+            <w:cnfStyle w:val="000000000000" w:firstRow="0" w:lastRow="0" w:firstColumn="0" w:lastColumn="0" w:oddVBand="0" w:evenVBand="0" w:oddHBand="0" w:evenHBand="0" w:firstRowFirstColumn="0" w:firstRowLastColumn="0" w:lastRowFirstColumn="0" w:lastRowLastColumn="0"/>
             <w:tcW w:w="3261" w:type="dxa"/>
+            <w:tcMar/>
           </w:tcPr>
           <w:p>
             <w:pPr>
@@ -14694,7 +14785,9 @@
         </w:tc>
         <w:tc>
           <w:tcPr>
+            <w:cnfStyle w:val="000000000000" w:firstRow="0" w:lastRow="0" w:firstColumn="0" w:lastColumn="0" w:oddVBand="0" w:evenVBand="0" w:oddHBand="0" w:evenHBand="0" w:firstRowFirstColumn="0" w:firstRowLastColumn="0" w:lastRowFirstColumn="0" w:lastRowLastColumn="0"/>
             <w:tcW w:w="3969" w:type="dxa"/>
+            <w:tcMar/>
           </w:tcPr>
           <w:p>
             <w:pPr>
@@ -14718,7 +14811,9 @@
         </w:trPr>
         <w:tc>
           <w:tcPr>
+            <w:cnfStyle w:val="000000000000" w:firstRow="0" w:lastRow="0" w:firstColumn="0" w:lastColumn="0" w:oddVBand="0" w:evenVBand="0" w:oddHBand="0" w:evenHBand="0" w:firstRowFirstColumn="0" w:firstRowLastColumn="0" w:lastRowFirstColumn="0" w:lastRowLastColumn="0"/>
             <w:tcW w:w="2830" w:type="dxa"/>
+            <w:tcMar/>
           </w:tcPr>
           <w:p>
             <w:pPr>
@@ -14738,7 +14833,9 @@
         </w:tc>
         <w:tc>
           <w:tcPr>
+            <w:cnfStyle w:val="000000000000" w:firstRow="0" w:lastRow="0" w:firstColumn="0" w:lastColumn="0" w:oddVBand="0" w:evenVBand="0" w:oddHBand="0" w:evenHBand="0" w:firstRowFirstColumn="0" w:firstRowLastColumn="0" w:lastRowFirstColumn="0" w:lastRowLastColumn="0"/>
             <w:tcW w:w="3261" w:type="dxa"/>
+            <w:tcMar/>
           </w:tcPr>
           <w:p>
             <w:pPr>
@@ -14757,7 +14854,9 @@
         </w:tc>
         <w:tc>
           <w:tcPr>
+            <w:cnfStyle w:val="000000000000" w:firstRow="0" w:lastRow="0" w:firstColumn="0" w:lastColumn="0" w:oddVBand="0" w:evenVBand="0" w:oddHBand="0" w:evenHBand="0" w:firstRowFirstColumn="0" w:firstRowLastColumn="0" w:lastRowFirstColumn="0" w:lastRowLastColumn="0"/>
             <w:tcW w:w="3969" w:type="dxa"/>
+            <w:tcMar/>
           </w:tcPr>
           <w:p>
             <w:pPr>
@@ -14778,7 +14877,9 @@
       <w:tr>
         <w:tc>
           <w:tcPr>
+            <w:cnfStyle w:val="000000000000" w:firstRow="0" w:lastRow="0" w:firstColumn="0" w:lastColumn="0" w:oddVBand="0" w:evenVBand="0" w:oddHBand="0" w:evenHBand="0" w:firstRowFirstColumn="0" w:firstRowLastColumn="0" w:lastRowFirstColumn="0" w:lastRowLastColumn="0"/>
             <w:tcW w:w="2830" w:type="dxa"/>
+            <w:tcMar/>
           </w:tcPr>
           <w:p>
             <w:pPr>
@@ -14797,7 +14898,9 @@
         </w:tc>
         <w:tc>
           <w:tcPr>
+            <w:cnfStyle w:val="000000000000" w:firstRow="0" w:lastRow="0" w:firstColumn="0" w:lastColumn="0" w:oddVBand="0" w:evenVBand="0" w:oddHBand="0" w:evenHBand="0" w:firstRowFirstColumn="0" w:firstRowLastColumn="0" w:lastRowFirstColumn="0" w:lastRowLastColumn="0"/>
             <w:tcW w:w="3261" w:type="dxa"/>
+            <w:tcMar/>
           </w:tcPr>
           <w:p>
             <w:pPr>
@@ -14822,7 +14925,9 @@
         </w:tc>
         <w:tc>
           <w:tcPr>
+            <w:cnfStyle w:val="000000000000" w:firstRow="0" w:lastRow="0" w:firstColumn="0" w:lastColumn="0" w:oddVBand="0" w:evenVBand="0" w:oddHBand="0" w:evenHBand="0" w:firstRowFirstColumn="0" w:firstRowLastColumn="0" w:lastRowFirstColumn="0" w:lastRowLastColumn="0"/>
             <w:tcW w:w="3969" w:type="dxa"/>
+            <w:tcMar/>
           </w:tcPr>
           <w:p>
             <w:pPr>
@@ -14858,7 +14963,9 @@
         </w:trPr>
         <w:tc>
           <w:tcPr>
+            <w:cnfStyle w:val="000000000000" w:firstRow="0" w:lastRow="0" w:firstColumn="0" w:lastColumn="0" w:oddVBand="0" w:evenVBand="0" w:oddHBand="0" w:evenHBand="0" w:firstRowFirstColumn="0" w:firstRowLastColumn="0" w:lastRowFirstColumn="0" w:lastRowLastColumn="0"/>
             <w:tcW w:w="2830" w:type="dxa"/>
+            <w:tcMar/>
           </w:tcPr>
           <w:p>
             <w:pPr>
@@ -14877,7 +14984,9 @@
         </w:tc>
         <w:tc>
           <w:tcPr>
+            <w:cnfStyle w:val="000000000000" w:firstRow="0" w:lastRow="0" w:firstColumn="0" w:lastColumn="0" w:oddVBand="0" w:evenVBand="0" w:oddHBand="0" w:evenHBand="0" w:firstRowFirstColumn="0" w:firstRowLastColumn="0" w:lastRowFirstColumn="0" w:lastRowLastColumn="0"/>
             <w:tcW w:w="3261" w:type="dxa"/>
+            <w:tcMar/>
           </w:tcPr>
           <w:p>
             <w:pPr>
@@ -14902,7 +15011,9 @@
         </w:tc>
         <w:tc>
           <w:tcPr>
+            <w:cnfStyle w:val="000000000000" w:firstRow="0" w:lastRow="0" w:firstColumn="0" w:lastColumn="0" w:oddVBand="0" w:evenVBand="0" w:oddHBand="0" w:evenHBand="0" w:firstRowFirstColumn="0" w:firstRowLastColumn="0" w:lastRowFirstColumn="0" w:lastRowLastColumn="0"/>
             <w:tcW w:w="3969" w:type="dxa"/>
+            <w:tcMar/>
           </w:tcPr>
           <w:p>
             <w:pPr>
@@ -14935,7 +15046,9 @@
       <w:tr>
         <w:tc>
           <w:tcPr>
+            <w:cnfStyle w:val="000000000000" w:firstRow="0" w:lastRow="0" w:firstColumn="0" w:lastColumn="0" w:oddVBand="0" w:evenVBand="0" w:oddHBand="0" w:evenHBand="0" w:firstRowFirstColumn="0" w:firstRowLastColumn="0" w:lastRowFirstColumn="0" w:lastRowLastColumn="0"/>
             <w:tcW w:w="2830" w:type="dxa"/>
+            <w:tcMar/>
           </w:tcPr>
           <w:p>
             <w:pPr>
@@ -14962,7 +15075,9 @@
         </w:tc>
         <w:tc>
           <w:tcPr>
+            <w:cnfStyle w:val="000000000000" w:firstRow="0" w:lastRow="0" w:firstColumn="0" w:lastColumn="0" w:oddVBand="0" w:evenVBand="0" w:oddHBand="0" w:evenHBand="0" w:firstRowFirstColumn="0" w:firstRowLastColumn="0" w:lastRowFirstColumn="0" w:lastRowLastColumn="0"/>
             <w:tcW w:w="3261" w:type="dxa"/>
+            <w:tcMar/>
           </w:tcPr>
           <w:p>
             <w:pPr>
@@ -14987,7 +15102,9 @@
         </w:tc>
         <w:tc>
           <w:tcPr>
+            <w:cnfStyle w:val="000000000000" w:firstRow="0" w:lastRow="0" w:firstColumn="0" w:lastColumn="0" w:oddVBand="0" w:evenVBand="0" w:oddHBand="0" w:evenHBand="0" w:firstRowFirstColumn="0" w:firstRowLastColumn="0" w:lastRowFirstColumn="0" w:lastRowLastColumn="0"/>
             <w:tcW w:w="3969" w:type="dxa"/>
+            <w:tcMar/>
           </w:tcPr>
           <w:p>
             <w:pPr>
@@ -15023,7 +15140,9 @@
         </w:trPr>
         <w:tc>
           <w:tcPr>
+            <w:cnfStyle w:val="000000000000" w:firstRow="0" w:lastRow="0" w:firstColumn="0" w:lastColumn="0" w:oddVBand="0" w:evenVBand="0" w:oddHBand="0" w:evenHBand="0" w:firstRowFirstColumn="0" w:firstRowLastColumn="0" w:lastRowFirstColumn="0" w:lastRowLastColumn="0"/>
             <w:tcW w:w="2830" w:type="dxa"/>
+            <w:tcMar/>
           </w:tcPr>
           <w:p>
             <w:pPr>
@@ -15042,7 +15161,9 @@
         </w:tc>
         <w:tc>
           <w:tcPr>
+            <w:cnfStyle w:val="000000000000" w:firstRow="0" w:lastRow="0" w:firstColumn="0" w:lastColumn="0" w:oddVBand="0" w:evenVBand="0" w:oddHBand="0" w:evenHBand="0" w:firstRowFirstColumn="0" w:firstRowLastColumn="0" w:lastRowFirstColumn="0" w:lastRowLastColumn="0"/>
             <w:tcW w:w="3261" w:type="dxa"/>
+            <w:tcMar/>
           </w:tcPr>
           <w:p>
             <w:pPr>
@@ -15067,7 +15188,9 @@
         </w:tc>
         <w:tc>
           <w:tcPr>
+            <w:cnfStyle w:val="000000000000" w:firstRow="0" w:lastRow="0" w:firstColumn="0" w:lastColumn="0" w:oddVBand="0" w:evenVBand="0" w:oddHBand="0" w:evenHBand="0" w:firstRowFirstColumn="0" w:firstRowLastColumn="0" w:lastRowFirstColumn="0" w:lastRowLastColumn="0"/>
             <w:tcW w:w="3969" w:type="dxa"/>
+            <w:tcMar/>
           </w:tcPr>
           <w:p>
             <w:pPr>
@@ -15108,7 +15231,7 @@
     <w:sectPr>
       <w:headerReference w:type="default" r:id="rId23"/>
       <w:footerReference w:type="default" r:id="rId24"/>
-      <w:pgSz w:w="12240" w:h="15840"/>
+      <w:pgSz w:w="12240" w:h="15840" w:orient="portrait"/>
       <w:pgMar w:top="1701" w:right="1134" w:bottom="1134" w:left="1134" w:header="709" w:footer="737" w:gutter="0"/>
       <w:pgNumType w:start="1"/>
       <w:cols w:space="708"/>
@@ -15215,7 +15338,7 @@
 </file>
 
 <file path=word/header1.xml><?xml version="1.0" encoding="utf-8"?>
-<w:hdr xmlns:wpc="http://schemas.microsoft.com/office/word/2010/wordprocessingCanvas" xmlns:cx="http://schemas.microsoft.com/office/drawing/2014/chartex" xmlns:cx1="http://schemas.microsoft.com/office/drawing/2015/9/8/chartex" xmlns:cx2="http://schemas.microsoft.com/office/drawing/2015/10/21/chartex" xmlns:cx3="http://schemas.microsoft.com/office/drawing/2016/5/9/chartex" xmlns:cx4="http://schemas.microsoft.com/office/drawing/2016/5/10/chartex" xmlns:cx5="http://schemas.microsoft.com/office/drawing/2016/5/11/chartex" xmlns:cx6="http://schemas.microsoft.com/office/drawing/2016/5/12/chartex" xmlns:cx7="http://schemas.microsoft.com/office/drawing/2016/5/13/chartex" xmlns:cx8="http://schemas.microsoft.com/office/drawing/2016/5/14/chartex" xmlns:mc="http://schemas.openxmlformats.org/markup-compatibility/2006" xmlns:aink="http://schemas.microsoft.com/office/drawing/2016/ink" xmlns:am3d="http://schemas.microsoft.com/office/drawing/2017/model3d" xmlns:o="urn:schemas-microsoft-com:office:office" xmlns:oel="http://schemas.microsoft.com/office/2019/extlst" xmlns:r="http://schemas.openxmlformats.org/officeDocument/2006/relationships" xmlns:m="http://schemas.openxmlformats.org/officeDocument/2006/math" xmlns:v="urn:schemas-microsoft-com:vml" xmlns:wp14="http://schemas.microsoft.com/office/word/2010/wordprocessingDrawing" xmlns:wp="http://schemas.openxmlformats.org/drawingml/2006/wordprocessingDrawing" xmlns:w10="urn:schemas-microsoft-com:office:word" xmlns:w="http://schemas.openxmlformats.org/wordprocessingml/2006/main" xmlns:w14="http://schemas.microsoft.com/office/word/2010/wordml" xmlns:w15="http://schemas.microsoft.com/office/word/2012/wordml" xmlns:w16cex="http://schemas.microsoft.com/office/word/2018/wordml/cex" xmlns:w16cid="http://schemas.microsoft.com/office/word/2016/wordml/cid" xmlns:w16="http://schemas.microsoft.com/office/word/2018/wordml" xmlns:w16du="http://schemas.microsoft.com/office/word/2023/wordml/word16du" xmlns:w16sdtdh="http://schemas.microsoft.com/office/word/2020/wordml/sdtdatahash" xmlns:w16sdtfl="http://schemas.microsoft.com/office/word/2024/wordml/sdtformatlock" xmlns:w16se="http://schemas.microsoft.com/office/word/2015/wordml/symex" xmlns:wpg="http://schemas.microsoft.com/office/word/2010/wordprocessingGroup" xmlns:wpi="http://schemas.microsoft.com/office/word/2010/wordprocessingInk" xmlns:wne="http://schemas.microsoft.com/office/word/2006/wordml" xmlns:wps="http://schemas.microsoft.com/office/word/2010/wordprocessingShape" mc:Ignorable="w14 w15 w16se w16cid w16 w16cex w16sdtdh w16sdtfl w16du wp14">
+<w:hdr xmlns:wpc="http://schemas.microsoft.com/office/word/2010/wordprocessingCanvas" xmlns:cx="http://schemas.microsoft.com/office/drawing/2014/chartex" xmlns:cx1="http://schemas.microsoft.com/office/drawing/2015/9/8/chartex" xmlns:cx2="http://schemas.microsoft.com/office/drawing/2015/10/21/chartex" xmlns:cx3="http://schemas.microsoft.com/office/drawing/2016/5/9/chartex" xmlns:cx4="http://schemas.microsoft.com/office/drawing/2016/5/10/chartex" xmlns:cx5="http://schemas.microsoft.com/office/drawing/2016/5/11/chartex" xmlns:cx6="http://schemas.microsoft.com/office/drawing/2016/5/12/chartex" xmlns:cx7="http://schemas.microsoft.com/office/drawing/2016/5/13/chartex" xmlns:cx8="http://schemas.microsoft.com/office/drawing/2016/5/14/chartex" xmlns:mc="http://schemas.openxmlformats.org/markup-compatibility/2006" xmlns:aink="http://schemas.microsoft.com/office/drawing/2016/ink" xmlns:am3d="http://schemas.microsoft.com/office/drawing/2017/model3d" xmlns:o="urn:schemas-microsoft-com:office:office" xmlns:oel="http://schemas.microsoft.com/office/2019/extlst" xmlns:r="http://schemas.openxmlformats.org/officeDocument/2006/relationships" xmlns:m="http://schemas.openxmlformats.org/officeDocument/2006/math" xmlns:v="urn:schemas-microsoft-com:vml" xmlns:wp14="http://schemas.microsoft.com/office/word/2010/wordprocessingDrawing" xmlns:wp="http://schemas.openxmlformats.org/drawingml/2006/wordprocessingDrawing" xmlns:w10="urn:schemas-microsoft-com:office:word" xmlns:w="http://schemas.openxmlformats.org/wordprocessingml/2006/main" xmlns:w14="http://schemas.microsoft.com/office/word/2010/wordml" xmlns:w15="http://schemas.microsoft.com/office/word/2012/wordml" xmlns:w16cex="http://schemas.microsoft.com/office/word/2018/wordml/cex" xmlns:w16cid="http://schemas.microsoft.com/office/word/2016/wordml/cid" xmlns:w16="http://schemas.microsoft.com/office/word/2018/wordml" xmlns:w16du="http://schemas.microsoft.com/office/word/2023/wordml/word16du" xmlns:w16sdtdh="http://schemas.microsoft.com/office/word/2020/wordml/sdtdatahash" xmlns:w16sdtfl="http://schemas.microsoft.com/office/word/2024/wordml/sdtformatlock" xmlns:w16se="http://schemas.microsoft.com/office/word/2015/wordml/symex" xmlns:wpg="http://schemas.microsoft.com/office/word/2010/wordprocessingGroup" xmlns:wpi="http://schemas.microsoft.com/office/word/2010/wordprocessingInk" xmlns:wne="http://schemas.microsoft.com/office/word/2006/wordml" xmlns:wps="http://schemas.microsoft.com/office/word/2010/wordprocessingShape" xmlns:a="http://schemas.openxmlformats.org/drawingml/2006/main" xmlns:adec="http://schemas.microsoft.com/office/drawing/2017/decorative" xmlns:pic="http://schemas.openxmlformats.org/drawingml/2006/picture" xmlns:a14="http://schemas.microsoft.com/office/drawing/2010/main" xmlns:asvg="http://schemas.microsoft.com/office/drawing/2016/SVG/main" mc:Ignorable="w14 w15 w16se w16cid w16 w16cex w16sdtdh w16sdtfl w16du wp14">
   <w:p>
     <w:pPr>
       <w:pStyle w:val="Encabezado"/>
@@ -15319,7 +15442,7 @@
         <w:ind w:left="360" w:hanging="360"/>
       </w:pPr>
       <w:rPr>
-        <w:rFonts w:ascii="Symbol" w:hAnsi="Symbol" w:hint="default"/>
+        <w:rFonts w:hint="default" w:ascii="Symbol" w:hAnsi="Symbol"/>
       </w:rPr>
     </w:lvl>
   </w:abstractNum>
@@ -15336,7 +15459,7 @@
         <w:ind w:left="1429" w:hanging="360"/>
       </w:pPr>
       <w:rPr>
-        <w:rFonts w:ascii="Symbol" w:hAnsi="Symbol" w:hint="default"/>
+        <w:rFonts w:hint="default" w:ascii="Symbol" w:hAnsi="Symbol"/>
       </w:rPr>
     </w:lvl>
     <w:lvl w:ilvl="1" w:tplc="240A0003" w:tentative="1">
@@ -15348,7 +15471,7 @@
         <w:ind w:left="2149" w:hanging="360"/>
       </w:pPr>
       <w:rPr>
-        <w:rFonts w:ascii="Courier New" w:hAnsi="Courier New" w:cs="Courier New" w:hint="default"/>
+        <w:rFonts w:hint="default" w:ascii="Courier New" w:hAnsi="Courier New" w:cs="Courier New"/>
       </w:rPr>
     </w:lvl>
     <w:lvl w:ilvl="2" w:tplc="240A0005" w:tentative="1">
@@ -15360,7 +15483,7 @@
         <w:ind w:left="2869" w:hanging="360"/>
       </w:pPr>
       <w:rPr>
-        <w:rFonts w:ascii="Wingdings" w:hAnsi="Wingdings" w:hint="default"/>
+        <w:rFonts w:hint="default" w:ascii="Wingdings" w:hAnsi="Wingdings"/>
       </w:rPr>
     </w:lvl>
     <w:lvl w:ilvl="3" w:tplc="240A0001" w:tentative="1">
@@ -15372,7 +15495,7 @@
         <w:ind w:left="3589" w:hanging="360"/>
       </w:pPr>
       <w:rPr>
-        <w:rFonts w:ascii="Symbol" w:hAnsi="Symbol" w:hint="default"/>
+        <w:rFonts w:hint="default" w:ascii="Symbol" w:hAnsi="Symbol"/>
       </w:rPr>
     </w:lvl>
     <w:lvl w:ilvl="4" w:tplc="240A0003" w:tentative="1">
@@ -15384,7 +15507,7 @@
         <w:ind w:left="4309" w:hanging="360"/>
       </w:pPr>
       <w:rPr>
-        <w:rFonts w:ascii="Courier New" w:hAnsi="Courier New" w:cs="Courier New" w:hint="default"/>
+        <w:rFonts w:hint="default" w:ascii="Courier New" w:hAnsi="Courier New" w:cs="Courier New"/>
       </w:rPr>
     </w:lvl>
     <w:lvl w:ilvl="5" w:tplc="240A0005" w:tentative="1">
@@ -15396,7 +15519,7 @@
         <w:ind w:left="5029" w:hanging="360"/>
       </w:pPr>
       <w:rPr>
-        <w:rFonts w:ascii="Wingdings" w:hAnsi="Wingdings" w:hint="default"/>
+        <w:rFonts w:hint="default" w:ascii="Wingdings" w:hAnsi="Wingdings"/>
       </w:rPr>
     </w:lvl>
     <w:lvl w:ilvl="6" w:tplc="240A0001" w:tentative="1">
@@ -15408,7 +15531,7 @@
         <w:ind w:left="5749" w:hanging="360"/>
       </w:pPr>
       <w:rPr>
-        <w:rFonts w:ascii="Symbol" w:hAnsi="Symbol" w:hint="default"/>
+        <w:rFonts w:hint="default" w:ascii="Symbol" w:hAnsi="Symbol"/>
       </w:rPr>
     </w:lvl>
     <w:lvl w:ilvl="7" w:tplc="240A0003" w:tentative="1">
@@ -15420,7 +15543,7 @@
         <w:ind w:left="6469" w:hanging="360"/>
       </w:pPr>
       <w:rPr>
-        <w:rFonts w:ascii="Courier New" w:hAnsi="Courier New" w:cs="Courier New" w:hint="default"/>
+        <w:rFonts w:hint="default" w:ascii="Courier New" w:hAnsi="Courier New" w:cs="Courier New"/>
       </w:rPr>
     </w:lvl>
     <w:lvl w:ilvl="8" w:tplc="240A0005" w:tentative="1">
@@ -15432,7 +15555,7 @@
         <w:ind w:left="7189" w:hanging="360"/>
       </w:pPr>
       <w:rPr>
-        <w:rFonts w:ascii="Wingdings" w:hAnsi="Wingdings" w:hint="default"/>
+        <w:rFonts w:hint="default" w:ascii="Wingdings" w:hAnsi="Wingdings"/>
       </w:rPr>
     </w:lvl>
   </w:abstractNum>
@@ -15449,7 +15572,7 @@
         <w:ind w:left="1429" w:hanging="360"/>
       </w:pPr>
       <w:rPr>
-        <w:rFonts w:ascii="Symbol" w:hAnsi="Symbol" w:hint="default"/>
+        <w:rFonts w:hint="default" w:ascii="Symbol" w:hAnsi="Symbol"/>
       </w:rPr>
     </w:lvl>
     <w:lvl w:ilvl="1" w:tplc="240A0003" w:tentative="1">
@@ -15461,7 +15584,7 @@
         <w:ind w:left="2149" w:hanging="360"/>
       </w:pPr>
       <w:rPr>
-        <w:rFonts w:ascii="Courier New" w:hAnsi="Courier New" w:cs="Courier New" w:hint="default"/>
+        <w:rFonts w:hint="default" w:ascii="Courier New" w:hAnsi="Courier New" w:cs="Courier New"/>
       </w:rPr>
     </w:lvl>
     <w:lvl w:ilvl="2" w:tplc="240A0005" w:tentative="1">
@@ -15473,7 +15596,7 @@
         <w:ind w:left="2869" w:hanging="360"/>
       </w:pPr>
       <w:rPr>
-        <w:rFonts w:ascii="Wingdings" w:hAnsi="Wingdings" w:hint="default"/>
+        <w:rFonts w:hint="default" w:ascii="Wingdings" w:hAnsi="Wingdings"/>
       </w:rPr>
     </w:lvl>
     <w:lvl w:ilvl="3" w:tplc="240A0001" w:tentative="1">
@@ -15485,7 +15608,7 @@
         <w:ind w:left="3589" w:hanging="360"/>
       </w:pPr>
       <w:rPr>
-        <w:rFonts w:ascii="Symbol" w:hAnsi="Symbol" w:hint="default"/>
+        <w:rFonts w:hint="default" w:ascii="Symbol" w:hAnsi="Symbol"/>
       </w:rPr>
     </w:lvl>
     <w:lvl w:ilvl="4" w:tplc="240A0003" w:tentative="1">
@@ -15497,7 +15620,7 @@
         <w:ind w:left="4309" w:hanging="360"/>
       </w:pPr>
       <w:rPr>
-        <w:rFonts w:ascii="Courier New" w:hAnsi="Courier New" w:cs="Courier New" w:hint="default"/>
+        <w:rFonts w:hint="default" w:ascii="Courier New" w:hAnsi="Courier New" w:cs="Courier New"/>
       </w:rPr>
     </w:lvl>
     <w:lvl w:ilvl="5" w:tplc="240A0005" w:tentative="1">
@@ -15509,7 +15632,7 @@
         <w:ind w:left="5029" w:hanging="360"/>
       </w:pPr>
       <w:rPr>
-        <w:rFonts w:ascii="Wingdings" w:hAnsi="Wingdings" w:hint="default"/>
+        <w:rFonts w:hint="default" w:ascii="Wingdings" w:hAnsi="Wingdings"/>
       </w:rPr>
     </w:lvl>
     <w:lvl w:ilvl="6" w:tplc="240A0001" w:tentative="1">
@@ -15521,7 +15644,7 @@
         <w:ind w:left="5749" w:hanging="360"/>
       </w:pPr>
       <w:rPr>
-        <w:rFonts w:ascii="Symbol" w:hAnsi="Symbol" w:hint="default"/>
+        <w:rFonts w:hint="default" w:ascii="Symbol" w:hAnsi="Symbol"/>
       </w:rPr>
     </w:lvl>
     <w:lvl w:ilvl="7" w:tplc="240A0003" w:tentative="1">
@@ -15533,7 +15656,7 @@
         <w:ind w:left="6469" w:hanging="360"/>
       </w:pPr>
       <w:rPr>
-        <w:rFonts w:ascii="Courier New" w:hAnsi="Courier New" w:cs="Courier New" w:hint="default"/>
+        <w:rFonts w:hint="default" w:ascii="Courier New" w:hAnsi="Courier New" w:cs="Courier New"/>
       </w:rPr>
     </w:lvl>
     <w:lvl w:ilvl="8" w:tplc="240A0005" w:tentative="1">
@@ -15545,7 +15668,7 @@
         <w:ind w:left="7189" w:hanging="360"/>
       </w:pPr>
       <w:rPr>
-        <w:rFonts w:ascii="Wingdings" w:hAnsi="Wingdings" w:hint="default"/>
+        <w:rFonts w:hint="default" w:ascii="Wingdings" w:hAnsi="Wingdings"/>
       </w:rPr>
     </w:lvl>
   </w:abstractNum>
@@ -15562,7 +15685,7 @@
         <w:ind w:left="1429" w:hanging="360"/>
       </w:pPr>
       <w:rPr>
-        <w:rFonts w:ascii="Symbol" w:hAnsi="Symbol" w:hint="default"/>
+        <w:rFonts w:hint="default" w:ascii="Symbol" w:hAnsi="Symbol"/>
       </w:rPr>
     </w:lvl>
     <w:lvl w:ilvl="1" w:tplc="240A0003" w:tentative="1">
@@ -15574,7 +15697,7 @@
         <w:ind w:left="2149" w:hanging="360"/>
       </w:pPr>
       <w:rPr>
-        <w:rFonts w:ascii="Courier New" w:hAnsi="Courier New" w:cs="Courier New" w:hint="default"/>
+        <w:rFonts w:hint="default" w:ascii="Courier New" w:hAnsi="Courier New" w:cs="Courier New"/>
       </w:rPr>
     </w:lvl>
     <w:lvl w:ilvl="2" w:tplc="240A0005" w:tentative="1">
@@ -15586,7 +15709,7 @@
         <w:ind w:left="2869" w:hanging="360"/>
       </w:pPr>
       <w:rPr>
-        <w:rFonts w:ascii="Wingdings" w:hAnsi="Wingdings" w:hint="default"/>
+        <w:rFonts w:hint="default" w:ascii="Wingdings" w:hAnsi="Wingdings"/>
       </w:rPr>
     </w:lvl>
     <w:lvl w:ilvl="3" w:tplc="240A0001" w:tentative="1">
@@ -15598,7 +15721,7 @@
         <w:ind w:left="3589" w:hanging="360"/>
       </w:pPr>
       <w:rPr>
-        <w:rFonts w:ascii="Symbol" w:hAnsi="Symbol" w:hint="default"/>
+        <w:rFonts w:hint="default" w:ascii="Symbol" w:hAnsi="Symbol"/>
       </w:rPr>
     </w:lvl>
     <w:lvl w:ilvl="4" w:tplc="240A0003" w:tentative="1">
@@ -15610,7 +15733,7 @@
         <w:ind w:left="4309" w:hanging="360"/>
       </w:pPr>
       <w:rPr>
-        <w:rFonts w:ascii="Courier New" w:hAnsi="Courier New" w:cs="Courier New" w:hint="default"/>
+        <w:rFonts w:hint="default" w:ascii="Courier New" w:hAnsi="Courier New" w:cs="Courier New"/>
       </w:rPr>
     </w:lvl>
     <w:lvl w:ilvl="5" w:tplc="240A0005" w:tentative="1">
@@ -15622,7 +15745,7 @@
         <w:ind w:left="5029" w:hanging="360"/>
       </w:pPr>
       <w:rPr>
-        <w:rFonts w:ascii="Wingdings" w:hAnsi="Wingdings" w:hint="default"/>
+        <w:rFonts w:hint="default" w:ascii="Wingdings" w:hAnsi="Wingdings"/>
       </w:rPr>
     </w:lvl>
     <w:lvl w:ilvl="6" w:tplc="240A0001" w:tentative="1">
@@ -15634,7 +15757,7 @@
         <w:ind w:left="5749" w:hanging="360"/>
       </w:pPr>
       <w:rPr>
-        <w:rFonts w:ascii="Symbol" w:hAnsi="Symbol" w:hint="default"/>
+        <w:rFonts w:hint="default" w:ascii="Symbol" w:hAnsi="Symbol"/>
       </w:rPr>
     </w:lvl>
     <w:lvl w:ilvl="7" w:tplc="240A0003" w:tentative="1">
@@ -15646,7 +15769,7 @@
         <w:ind w:left="6469" w:hanging="360"/>
       </w:pPr>
       <w:rPr>
-        <w:rFonts w:ascii="Courier New" w:hAnsi="Courier New" w:cs="Courier New" w:hint="default"/>
+        <w:rFonts w:hint="default" w:ascii="Courier New" w:hAnsi="Courier New" w:cs="Courier New"/>
       </w:rPr>
     </w:lvl>
     <w:lvl w:ilvl="8" w:tplc="240A0005" w:tentative="1">
@@ -15658,7 +15781,7 @@
         <w:ind w:left="7189" w:hanging="360"/>
       </w:pPr>
       <w:rPr>
-        <w:rFonts w:ascii="Wingdings" w:hAnsi="Wingdings" w:hint="default"/>
+        <w:rFonts w:hint="default" w:ascii="Wingdings" w:hAnsi="Wingdings"/>
       </w:rPr>
     </w:lvl>
   </w:abstractNum>
@@ -15675,7 +15798,7 @@
         <w:ind w:left="1429" w:hanging="360"/>
       </w:pPr>
       <w:rPr>
-        <w:rFonts w:ascii="Symbol" w:hAnsi="Symbol" w:hint="default"/>
+        <w:rFonts w:hint="default" w:ascii="Symbol" w:hAnsi="Symbol"/>
       </w:rPr>
     </w:lvl>
     <w:lvl w:ilvl="1" w:tplc="240A0003" w:tentative="1">
@@ -15687,7 +15810,7 @@
         <w:ind w:left="2149" w:hanging="360"/>
       </w:pPr>
       <w:rPr>
-        <w:rFonts w:ascii="Courier New" w:hAnsi="Courier New" w:cs="Courier New" w:hint="default"/>
+        <w:rFonts w:hint="default" w:ascii="Courier New" w:hAnsi="Courier New" w:cs="Courier New"/>
       </w:rPr>
     </w:lvl>
     <w:lvl w:ilvl="2" w:tplc="240A0005" w:tentative="1">
@@ -15699,7 +15822,7 @@
         <w:ind w:left="2869" w:hanging="360"/>
       </w:pPr>
       <w:rPr>
-        <w:rFonts w:ascii="Wingdings" w:hAnsi="Wingdings" w:hint="default"/>
+        <w:rFonts w:hint="default" w:ascii="Wingdings" w:hAnsi="Wingdings"/>
       </w:rPr>
     </w:lvl>
     <w:lvl w:ilvl="3" w:tplc="240A0001" w:tentative="1">
@@ -15711,7 +15834,7 @@
         <w:ind w:left="3589" w:hanging="360"/>
       </w:pPr>
       <w:rPr>
-        <w:rFonts w:ascii="Symbol" w:hAnsi="Symbol" w:hint="default"/>
+        <w:rFonts w:hint="default" w:ascii="Symbol" w:hAnsi="Symbol"/>
       </w:rPr>
     </w:lvl>
     <w:lvl w:ilvl="4" w:tplc="240A0003" w:tentative="1">
@@ -15723,7 +15846,7 @@
         <w:ind w:left="4309" w:hanging="360"/>
       </w:pPr>
       <w:rPr>
-        <w:rFonts w:ascii="Courier New" w:hAnsi="Courier New" w:cs="Courier New" w:hint="default"/>
+        <w:rFonts w:hint="default" w:ascii="Courier New" w:hAnsi="Courier New" w:cs="Courier New"/>
       </w:rPr>
     </w:lvl>
     <w:lvl w:ilvl="5" w:tplc="240A0005" w:tentative="1">
@@ -15735,7 +15858,7 @@
         <w:ind w:left="5029" w:hanging="360"/>
       </w:pPr>
       <w:rPr>
-        <w:rFonts w:ascii="Wingdings" w:hAnsi="Wingdings" w:hint="default"/>
+        <w:rFonts w:hint="default" w:ascii="Wingdings" w:hAnsi="Wingdings"/>
       </w:rPr>
     </w:lvl>
     <w:lvl w:ilvl="6" w:tplc="240A0001" w:tentative="1">
@@ -15747,7 +15870,7 @@
         <w:ind w:left="5749" w:hanging="360"/>
       </w:pPr>
       <w:rPr>
-        <w:rFonts w:ascii="Symbol" w:hAnsi="Symbol" w:hint="default"/>
+        <w:rFonts w:hint="default" w:ascii="Symbol" w:hAnsi="Symbol"/>
       </w:rPr>
     </w:lvl>
     <w:lvl w:ilvl="7" w:tplc="240A0003" w:tentative="1">
@@ -15759,7 +15882,7 @@
         <w:ind w:left="6469" w:hanging="360"/>
       </w:pPr>
       <w:rPr>
-        <w:rFonts w:ascii="Courier New" w:hAnsi="Courier New" w:cs="Courier New" w:hint="default"/>
+        <w:rFonts w:hint="default" w:ascii="Courier New" w:hAnsi="Courier New" w:cs="Courier New"/>
       </w:rPr>
     </w:lvl>
     <w:lvl w:ilvl="8" w:tplc="240A0005" w:tentative="1">
@@ -15771,7 +15894,7 @@
         <w:ind w:left="7189" w:hanging="360"/>
       </w:pPr>
       <w:rPr>
-        <w:rFonts w:ascii="Wingdings" w:hAnsi="Wingdings" w:hint="default"/>
+        <w:rFonts w:hint="default" w:ascii="Wingdings" w:hAnsi="Wingdings"/>
       </w:rPr>
     </w:lvl>
   </w:abstractNum>
@@ -15788,7 +15911,7 @@
         <w:ind w:left="1429" w:hanging="360"/>
       </w:pPr>
       <w:rPr>
-        <w:rFonts w:ascii="Symbol" w:hAnsi="Symbol" w:hint="default"/>
+        <w:rFonts w:hint="default" w:ascii="Symbol" w:hAnsi="Symbol"/>
       </w:rPr>
     </w:lvl>
     <w:lvl w:ilvl="1" w:tplc="240A0003" w:tentative="1">
@@ -15800,7 +15923,7 @@
         <w:ind w:left="2149" w:hanging="360"/>
       </w:pPr>
       <w:rPr>
-        <w:rFonts w:ascii="Courier New" w:hAnsi="Courier New" w:cs="Courier New" w:hint="default"/>
+        <w:rFonts w:hint="default" w:ascii="Courier New" w:hAnsi="Courier New" w:cs="Courier New"/>
       </w:rPr>
     </w:lvl>
     <w:lvl w:ilvl="2" w:tplc="240A0005" w:tentative="1">
@@ -15812,7 +15935,7 @@
         <w:ind w:left="2869" w:hanging="360"/>
       </w:pPr>
       <w:rPr>
-        <w:rFonts w:ascii="Wingdings" w:hAnsi="Wingdings" w:hint="default"/>
+        <w:rFonts w:hint="default" w:ascii="Wingdings" w:hAnsi="Wingdings"/>
       </w:rPr>
     </w:lvl>
     <w:lvl w:ilvl="3" w:tplc="240A0001" w:tentative="1">
@@ -15824,7 +15947,7 @@
         <w:ind w:left="3589" w:hanging="360"/>
       </w:pPr>
       <w:rPr>
-        <w:rFonts w:ascii="Symbol" w:hAnsi="Symbol" w:hint="default"/>
+        <w:rFonts w:hint="default" w:ascii="Symbol" w:hAnsi="Symbol"/>
       </w:rPr>
     </w:lvl>
     <w:lvl w:ilvl="4" w:tplc="240A0003" w:tentative="1">
@@ -15836,7 +15959,7 @@
         <w:ind w:left="4309" w:hanging="360"/>
       </w:pPr>
       <w:rPr>
-        <w:rFonts w:ascii="Courier New" w:hAnsi="Courier New" w:cs="Courier New" w:hint="default"/>
+        <w:rFonts w:hint="default" w:ascii="Courier New" w:hAnsi="Courier New" w:cs="Courier New"/>
       </w:rPr>
     </w:lvl>
     <w:lvl w:ilvl="5" w:tplc="240A0005" w:tentative="1">
@@ -15848,7 +15971,7 @@
         <w:ind w:left="5029" w:hanging="360"/>
       </w:pPr>
       <w:rPr>
-        <w:rFonts w:ascii="Wingdings" w:hAnsi="Wingdings" w:hint="default"/>
+        <w:rFonts w:hint="default" w:ascii="Wingdings" w:hAnsi="Wingdings"/>
       </w:rPr>
     </w:lvl>
     <w:lvl w:ilvl="6" w:tplc="240A0001" w:tentative="1">
@@ -15860,7 +15983,7 @@
         <w:ind w:left="5749" w:hanging="360"/>
       </w:pPr>
       <w:rPr>
-        <w:rFonts w:ascii="Symbol" w:hAnsi="Symbol" w:hint="default"/>
+        <w:rFonts w:hint="default" w:ascii="Symbol" w:hAnsi="Symbol"/>
       </w:rPr>
     </w:lvl>
     <w:lvl w:ilvl="7" w:tplc="240A0003" w:tentative="1">
@@ -15872,7 +15995,7 @@
         <w:ind w:left="6469" w:hanging="360"/>
       </w:pPr>
       <w:rPr>
-        <w:rFonts w:ascii="Courier New" w:hAnsi="Courier New" w:cs="Courier New" w:hint="default"/>
+        <w:rFonts w:hint="default" w:ascii="Courier New" w:hAnsi="Courier New" w:cs="Courier New"/>
       </w:rPr>
     </w:lvl>
     <w:lvl w:ilvl="8" w:tplc="240A0005" w:tentative="1">
@@ -15884,7 +16007,7 @@
         <w:ind w:left="7189" w:hanging="360"/>
       </w:pPr>
       <w:rPr>
-        <w:rFonts w:ascii="Wingdings" w:hAnsi="Wingdings" w:hint="default"/>
+        <w:rFonts w:hint="default" w:ascii="Wingdings" w:hAnsi="Wingdings"/>
       </w:rPr>
     </w:lvl>
   </w:abstractNum>
@@ -15901,7 +16024,7 @@
         <w:ind w:left="1429" w:hanging="360"/>
       </w:pPr>
       <w:rPr>
-        <w:rFonts w:ascii="Symbol" w:hAnsi="Symbol" w:hint="default"/>
+        <w:rFonts w:hint="default" w:ascii="Symbol" w:hAnsi="Symbol"/>
       </w:rPr>
     </w:lvl>
     <w:lvl w:ilvl="1" w:tplc="240A0003" w:tentative="1">
@@ -15913,7 +16036,7 @@
         <w:ind w:left="2149" w:hanging="360"/>
       </w:pPr>
       <w:rPr>
-        <w:rFonts w:ascii="Courier New" w:hAnsi="Courier New" w:cs="Courier New" w:hint="default"/>
+        <w:rFonts w:hint="default" w:ascii="Courier New" w:hAnsi="Courier New" w:cs="Courier New"/>
       </w:rPr>
     </w:lvl>
     <w:lvl w:ilvl="2" w:tplc="240A0005" w:tentative="1">
@@ -15925,7 +16048,7 @@
         <w:ind w:left="2869" w:hanging="360"/>
       </w:pPr>
       <w:rPr>
-        <w:rFonts w:ascii="Wingdings" w:hAnsi="Wingdings" w:hint="default"/>
+        <w:rFonts w:hint="default" w:ascii="Wingdings" w:hAnsi="Wingdings"/>
       </w:rPr>
     </w:lvl>
     <w:lvl w:ilvl="3" w:tplc="240A0001" w:tentative="1">
@@ -15937,7 +16060,7 @@
         <w:ind w:left="3589" w:hanging="360"/>
       </w:pPr>
       <w:rPr>
-        <w:rFonts w:ascii="Symbol" w:hAnsi="Symbol" w:hint="default"/>
+        <w:rFonts w:hint="default" w:ascii="Symbol" w:hAnsi="Symbol"/>
       </w:rPr>
     </w:lvl>
     <w:lvl w:ilvl="4" w:tplc="240A0003" w:tentative="1">
@@ -15949,7 +16072,7 @@
         <w:ind w:left="4309" w:hanging="360"/>
       </w:pPr>
       <w:rPr>
-        <w:rFonts w:ascii="Courier New" w:hAnsi="Courier New" w:cs="Courier New" w:hint="default"/>
+        <w:rFonts w:hint="default" w:ascii="Courier New" w:hAnsi="Courier New" w:cs="Courier New"/>
       </w:rPr>
     </w:lvl>
     <w:lvl w:ilvl="5" w:tplc="240A0005" w:tentative="1">
@@ -15961,7 +16084,7 @@
         <w:ind w:left="5029" w:hanging="360"/>
       </w:pPr>
       <w:rPr>
-        <w:rFonts w:ascii="Wingdings" w:hAnsi="Wingdings" w:hint="default"/>
+        <w:rFonts w:hint="default" w:ascii="Wingdings" w:hAnsi="Wingdings"/>
       </w:rPr>
     </w:lvl>
     <w:lvl w:ilvl="6" w:tplc="240A0001" w:tentative="1">
@@ -15973,7 +16096,7 @@
         <w:ind w:left="5749" w:hanging="360"/>
       </w:pPr>
       <w:rPr>
-        <w:rFonts w:ascii="Symbol" w:hAnsi="Symbol" w:hint="default"/>
+        <w:rFonts w:hint="default" w:ascii="Symbol" w:hAnsi="Symbol"/>
       </w:rPr>
     </w:lvl>
     <w:lvl w:ilvl="7" w:tplc="240A0003" w:tentative="1">
@@ -15985,7 +16108,7 @@
         <w:ind w:left="6469" w:hanging="360"/>
       </w:pPr>
       <w:rPr>
-        <w:rFonts w:ascii="Courier New" w:hAnsi="Courier New" w:cs="Courier New" w:hint="default"/>
+        <w:rFonts w:hint="default" w:ascii="Courier New" w:hAnsi="Courier New" w:cs="Courier New"/>
       </w:rPr>
     </w:lvl>
     <w:lvl w:ilvl="8" w:tplc="240A0005" w:tentative="1">
@@ -15997,7 +16120,7 @@
         <w:ind w:left="7189" w:hanging="360"/>
       </w:pPr>
       <w:rPr>
-        <w:rFonts w:ascii="Wingdings" w:hAnsi="Wingdings" w:hint="default"/>
+        <w:rFonts w:hint="default" w:ascii="Wingdings" w:hAnsi="Wingdings"/>
       </w:rPr>
     </w:lvl>
   </w:abstractNum>
@@ -16014,7 +16137,7 @@
         <w:ind w:left="1429" w:hanging="360"/>
       </w:pPr>
       <w:rPr>
-        <w:rFonts w:ascii="Symbol" w:hAnsi="Symbol" w:hint="default"/>
+        <w:rFonts w:hint="default" w:ascii="Symbol" w:hAnsi="Symbol"/>
       </w:rPr>
     </w:lvl>
     <w:lvl w:ilvl="1" w:tplc="240A0003" w:tentative="1">
@@ -16026,7 +16149,7 @@
         <w:ind w:left="2149" w:hanging="360"/>
       </w:pPr>
       <w:rPr>
-        <w:rFonts w:ascii="Courier New" w:hAnsi="Courier New" w:cs="Courier New" w:hint="default"/>
+        <w:rFonts w:hint="default" w:ascii="Courier New" w:hAnsi="Courier New" w:cs="Courier New"/>
       </w:rPr>
     </w:lvl>
     <w:lvl w:ilvl="2" w:tplc="240A0005" w:tentative="1">
@@ -16038,7 +16161,7 @@
         <w:ind w:left="2869" w:hanging="360"/>
       </w:pPr>
       <w:rPr>
-        <w:rFonts w:ascii="Wingdings" w:hAnsi="Wingdings" w:hint="default"/>
+        <w:rFonts w:hint="default" w:ascii="Wingdings" w:hAnsi="Wingdings"/>
       </w:rPr>
     </w:lvl>
     <w:lvl w:ilvl="3" w:tplc="240A0001" w:tentative="1">
@@ -16050,7 +16173,7 @@
         <w:ind w:left="3589" w:hanging="360"/>
       </w:pPr>
       <w:rPr>
-        <w:rFonts w:ascii="Symbol" w:hAnsi="Symbol" w:hint="default"/>
+        <w:rFonts w:hint="default" w:ascii="Symbol" w:hAnsi="Symbol"/>
       </w:rPr>
     </w:lvl>
     <w:lvl w:ilvl="4" w:tplc="240A0003" w:tentative="1">
@@ -16062,7 +16185,7 @@
         <w:ind w:left="4309" w:hanging="360"/>
       </w:pPr>
       <w:rPr>
-        <w:rFonts w:ascii="Courier New" w:hAnsi="Courier New" w:cs="Courier New" w:hint="default"/>
+        <w:rFonts w:hint="default" w:ascii="Courier New" w:hAnsi="Courier New" w:cs="Courier New"/>
       </w:rPr>
     </w:lvl>
     <w:lvl w:ilvl="5" w:tplc="240A0005" w:tentative="1">
@@ -16074,7 +16197,7 @@
         <w:ind w:left="5029" w:hanging="360"/>
       </w:pPr>
       <w:rPr>
-        <w:rFonts w:ascii="Wingdings" w:hAnsi="Wingdings" w:hint="default"/>
+        <w:rFonts w:hint="default" w:ascii="Wingdings" w:hAnsi="Wingdings"/>
       </w:rPr>
     </w:lvl>
     <w:lvl w:ilvl="6" w:tplc="240A0001" w:tentative="1">
@@ -16086,7 +16209,7 @@
         <w:ind w:left="5749" w:hanging="360"/>
       </w:pPr>
       <w:rPr>
-        <w:rFonts w:ascii="Symbol" w:hAnsi="Symbol" w:hint="default"/>
+        <w:rFonts w:hint="default" w:ascii="Symbol" w:hAnsi="Symbol"/>
       </w:rPr>
     </w:lvl>
     <w:lvl w:ilvl="7" w:tplc="240A0003" w:tentative="1">
@@ -16098,7 +16221,7 @@
         <w:ind w:left="6469" w:hanging="360"/>
       </w:pPr>
       <w:rPr>
-        <w:rFonts w:ascii="Courier New" w:hAnsi="Courier New" w:cs="Courier New" w:hint="default"/>
+        <w:rFonts w:hint="default" w:ascii="Courier New" w:hAnsi="Courier New" w:cs="Courier New"/>
       </w:rPr>
     </w:lvl>
     <w:lvl w:ilvl="8" w:tplc="240A0005" w:tentative="1">
@@ -16110,7 +16233,7 @@
         <w:ind w:left="7189" w:hanging="360"/>
       </w:pPr>
       <w:rPr>
-        <w:rFonts w:ascii="Wingdings" w:hAnsi="Wingdings" w:hint="default"/>
+        <w:rFonts w:hint="default" w:ascii="Wingdings" w:hAnsi="Wingdings"/>
       </w:rPr>
     </w:lvl>
   </w:abstractNum>
@@ -16127,7 +16250,7 @@
         <w:ind w:left="1429" w:hanging="360"/>
       </w:pPr>
       <w:rPr>
-        <w:rFonts w:ascii="Symbol" w:hAnsi="Symbol" w:hint="default"/>
+        <w:rFonts w:hint="default" w:ascii="Symbol" w:hAnsi="Symbol"/>
       </w:rPr>
     </w:lvl>
     <w:lvl w:ilvl="1" w:tplc="240A0003" w:tentative="1">
@@ -16139,7 +16262,7 @@
         <w:ind w:left="2149" w:hanging="360"/>
       </w:pPr>
       <w:rPr>
-        <w:rFonts w:ascii="Courier New" w:hAnsi="Courier New" w:cs="Courier New" w:hint="default"/>
+        <w:rFonts w:hint="default" w:ascii="Courier New" w:hAnsi="Courier New" w:cs="Courier New"/>
       </w:rPr>
     </w:lvl>
     <w:lvl w:ilvl="2" w:tplc="240A0005" w:tentative="1">
@@ -16151,7 +16274,7 @@
         <w:ind w:left="2869" w:hanging="360"/>
       </w:pPr>
       <w:rPr>
-        <w:rFonts w:ascii="Wingdings" w:hAnsi="Wingdings" w:hint="default"/>
+        <w:rFonts w:hint="default" w:ascii="Wingdings" w:hAnsi="Wingdings"/>
       </w:rPr>
     </w:lvl>
     <w:lvl w:ilvl="3" w:tplc="240A0001" w:tentative="1">
@@ -16163,7 +16286,7 @@
         <w:ind w:left="3589" w:hanging="360"/>
       </w:pPr>
       <w:rPr>
-        <w:rFonts w:ascii="Symbol" w:hAnsi="Symbol" w:hint="default"/>
+        <w:rFonts w:hint="default" w:ascii="Symbol" w:hAnsi="Symbol"/>
       </w:rPr>
     </w:lvl>
     <w:lvl w:ilvl="4" w:tplc="240A0003" w:tentative="1">
@@ -16175,7 +16298,7 @@
         <w:ind w:left="4309" w:hanging="360"/>
       </w:pPr>
       <w:rPr>
-        <w:rFonts w:ascii="Courier New" w:hAnsi="Courier New" w:cs="Courier New" w:hint="default"/>
+        <w:rFonts w:hint="default" w:ascii="Courier New" w:hAnsi="Courier New" w:cs="Courier New"/>
       </w:rPr>
     </w:lvl>
     <w:lvl w:ilvl="5" w:tplc="240A0005" w:tentative="1">
@@ -16187,7 +16310,7 @@
         <w:ind w:left="5029" w:hanging="360"/>
       </w:pPr>
       <w:rPr>
-        <w:rFonts w:ascii="Wingdings" w:hAnsi="Wingdings" w:hint="default"/>
+        <w:rFonts w:hint="default" w:ascii="Wingdings" w:hAnsi="Wingdings"/>
       </w:rPr>
     </w:lvl>
     <w:lvl w:ilvl="6" w:tplc="240A0001" w:tentative="1">
@@ -16199,7 +16322,7 @@
         <w:ind w:left="5749" w:hanging="360"/>
       </w:pPr>
       <w:rPr>
-        <w:rFonts w:ascii="Symbol" w:hAnsi="Symbol" w:hint="default"/>
+        <w:rFonts w:hint="default" w:ascii="Symbol" w:hAnsi="Symbol"/>
       </w:rPr>
     </w:lvl>
     <w:lvl w:ilvl="7" w:tplc="240A0003" w:tentative="1">
@@ -16211,7 +16334,7 @@
         <w:ind w:left="6469" w:hanging="360"/>
       </w:pPr>
       <w:rPr>
-        <w:rFonts w:ascii="Courier New" w:hAnsi="Courier New" w:cs="Courier New" w:hint="default"/>
+        <w:rFonts w:hint="default" w:ascii="Courier New" w:hAnsi="Courier New" w:cs="Courier New"/>
       </w:rPr>
     </w:lvl>
     <w:lvl w:ilvl="8" w:tplc="240A0005" w:tentative="1">
@@ -16223,7 +16346,7 @@
         <w:ind w:left="7189" w:hanging="360"/>
       </w:pPr>
       <w:rPr>
-        <w:rFonts w:ascii="Wingdings" w:hAnsi="Wingdings" w:hint="default"/>
+        <w:rFonts w:hint="default" w:ascii="Wingdings" w:hAnsi="Wingdings"/>
       </w:rPr>
     </w:lvl>
   </w:abstractNum>
@@ -16240,7 +16363,7 @@
         <w:ind w:left="1429" w:hanging="360"/>
       </w:pPr>
       <w:rPr>
-        <w:rFonts w:ascii="Symbol" w:hAnsi="Symbol" w:hint="default"/>
+        <w:rFonts w:hint="default" w:ascii="Symbol" w:hAnsi="Symbol"/>
       </w:rPr>
     </w:lvl>
     <w:lvl w:ilvl="1" w:tplc="240A0003" w:tentative="1">
@@ -16252,7 +16375,7 @@
         <w:ind w:left="2149" w:hanging="360"/>
       </w:pPr>
       <w:rPr>
-        <w:rFonts w:ascii="Courier New" w:hAnsi="Courier New" w:cs="Courier New" w:hint="default"/>
+        <w:rFonts w:hint="default" w:ascii="Courier New" w:hAnsi="Courier New" w:cs="Courier New"/>
       </w:rPr>
     </w:lvl>
     <w:lvl w:ilvl="2" w:tplc="240A0005" w:tentative="1">
@@ -16264,7 +16387,7 @@
         <w:ind w:left="2869" w:hanging="360"/>
       </w:pPr>
       <w:rPr>
-        <w:rFonts w:ascii="Wingdings" w:hAnsi="Wingdings" w:hint="default"/>
+        <w:rFonts w:hint="default" w:ascii="Wingdings" w:hAnsi="Wingdings"/>
       </w:rPr>
     </w:lvl>
     <w:lvl w:ilvl="3" w:tplc="240A0001" w:tentative="1">
@@ -16276,7 +16399,7 @@
         <w:ind w:left="3589" w:hanging="360"/>
       </w:pPr>
       <w:rPr>
-        <w:rFonts w:ascii="Symbol" w:hAnsi="Symbol" w:hint="default"/>
+        <w:rFonts w:hint="default" w:ascii="Symbol" w:hAnsi="Symbol"/>
       </w:rPr>
     </w:lvl>
     <w:lvl w:ilvl="4" w:tplc="240A0003" w:tentative="1">
@@ -16288,7 +16411,7 @@
         <w:ind w:left="4309" w:hanging="360"/>
       </w:pPr>
       <w:rPr>
-        <w:rFonts w:ascii="Courier New" w:hAnsi="Courier New" w:cs="Courier New" w:hint="default"/>
+        <w:rFonts w:hint="default" w:ascii="Courier New" w:hAnsi="Courier New" w:cs="Courier New"/>
       </w:rPr>
     </w:lvl>
     <w:lvl w:ilvl="5" w:tplc="240A0005" w:tentative="1">
@@ -16300,7 +16423,7 @@
         <w:ind w:left="5029" w:hanging="360"/>
       </w:pPr>
       <w:rPr>
-        <w:rFonts w:ascii="Wingdings" w:hAnsi="Wingdings" w:hint="default"/>
+        <w:rFonts w:hint="default" w:ascii="Wingdings" w:hAnsi="Wingdings"/>
       </w:rPr>
     </w:lvl>
     <w:lvl w:ilvl="6" w:tplc="240A0001" w:tentative="1">
@@ -16312,7 +16435,7 @@
         <w:ind w:left="5749" w:hanging="360"/>
       </w:pPr>
       <w:rPr>
-        <w:rFonts w:ascii="Symbol" w:hAnsi="Symbol" w:hint="default"/>
+        <w:rFonts w:hint="default" w:ascii="Symbol" w:hAnsi="Symbol"/>
       </w:rPr>
     </w:lvl>
     <w:lvl w:ilvl="7" w:tplc="240A0003" w:tentative="1">
@@ -16324,7 +16447,7 @@
         <w:ind w:left="6469" w:hanging="360"/>
       </w:pPr>
       <w:rPr>
-        <w:rFonts w:ascii="Courier New" w:hAnsi="Courier New" w:cs="Courier New" w:hint="default"/>
+        <w:rFonts w:hint="default" w:ascii="Courier New" w:hAnsi="Courier New" w:cs="Courier New"/>
       </w:rPr>
     </w:lvl>
     <w:lvl w:ilvl="8" w:tplc="240A0005" w:tentative="1">
@@ -16336,7 +16459,7 @@
         <w:ind w:left="7189" w:hanging="360"/>
       </w:pPr>
       <w:rPr>
-        <w:rFonts w:ascii="Wingdings" w:hAnsi="Wingdings" w:hint="default"/>
+        <w:rFonts w:hint="default" w:ascii="Wingdings" w:hAnsi="Wingdings"/>
       </w:rPr>
     </w:lvl>
   </w:abstractNum>
@@ -16353,7 +16476,7 @@
         <w:ind w:left="1429" w:hanging="360"/>
       </w:pPr>
       <w:rPr>
-        <w:rFonts w:ascii="Symbol" w:hAnsi="Symbol" w:hint="default"/>
+        <w:rFonts w:hint="default" w:ascii="Symbol" w:hAnsi="Symbol"/>
       </w:rPr>
     </w:lvl>
     <w:lvl w:ilvl="1" w:tplc="240A0003" w:tentative="1">
@@ -16365,7 +16488,7 @@
         <w:ind w:left="2149" w:hanging="360"/>
       </w:pPr>
       <w:rPr>
-        <w:rFonts w:ascii="Courier New" w:hAnsi="Courier New" w:cs="Courier New" w:hint="default"/>
+        <w:rFonts w:hint="default" w:ascii="Courier New" w:hAnsi="Courier New" w:cs="Courier New"/>
       </w:rPr>
     </w:lvl>
     <w:lvl w:ilvl="2" w:tplc="240A0005" w:tentative="1">
@@ -16377,7 +16500,7 @@
         <w:ind w:left="2869" w:hanging="360"/>
       </w:pPr>
       <w:rPr>
-        <w:rFonts w:ascii="Wingdings" w:hAnsi="Wingdings" w:hint="default"/>
+        <w:rFonts w:hint="default" w:ascii="Wingdings" w:hAnsi="Wingdings"/>
       </w:rPr>
     </w:lvl>
     <w:lvl w:ilvl="3" w:tplc="240A0001" w:tentative="1">
@@ -16389,7 +16512,7 @@
         <w:ind w:left="3589" w:hanging="360"/>
       </w:pPr>
       <w:rPr>
-        <w:rFonts w:ascii="Symbol" w:hAnsi="Symbol" w:hint="default"/>
+        <w:rFonts w:hint="default" w:ascii="Symbol" w:hAnsi="Symbol"/>
       </w:rPr>
     </w:lvl>
     <w:lvl w:ilvl="4" w:tplc="240A0003" w:tentative="1">
@@ -16401,7 +16524,7 @@
         <w:ind w:left="4309" w:hanging="360"/>
       </w:pPr>
       <w:rPr>
-        <w:rFonts w:ascii="Courier New" w:hAnsi="Courier New" w:cs="Courier New" w:hint="default"/>
+        <w:rFonts w:hint="default" w:ascii="Courier New" w:hAnsi="Courier New" w:cs="Courier New"/>
       </w:rPr>
     </w:lvl>
     <w:lvl w:ilvl="5" w:tplc="240A0005" w:tentative="1">
@@ -16413,7 +16536,7 @@
         <w:ind w:left="5029" w:hanging="360"/>
       </w:pPr>
       <w:rPr>
-        <w:rFonts w:ascii="Wingdings" w:hAnsi="Wingdings" w:hint="default"/>
+        <w:rFonts w:hint="default" w:ascii="Wingdings" w:hAnsi="Wingdings"/>
       </w:rPr>
     </w:lvl>
     <w:lvl w:ilvl="6" w:tplc="240A0001" w:tentative="1">
@@ -16425,7 +16548,7 @@
         <w:ind w:left="5749" w:hanging="360"/>
       </w:pPr>
       <w:rPr>
-        <w:rFonts w:ascii="Symbol" w:hAnsi="Symbol" w:hint="default"/>
+        <w:rFonts w:hint="default" w:ascii="Symbol" w:hAnsi="Symbol"/>
       </w:rPr>
     </w:lvl>
     <w:lvl w:ilvl="7" w:tplc="240A0003" w:tentative="1">
@@ -16437,7 +16560,7 @@
         <w:ind w:left="6469" w:hanging="360"/>
       </w:pPr>
       <w:rPr>
-        <w:rFonts w:ascii="Courier New" w:hAnsi="Courier New" w:cs="Courier New" w:hint="default"/>
+        <w:rFonts w:hint="default" w:ascii="Courier New" w:hAnsi="Courier New" w:cs="Courier New"/>
       </w:rPr>
     </w:lvl>
     <w:lvl w:ilvl="8" w:tplc="240A0005" w:tentative="1">
@@ -16449,7 +16572,7 @@
         <w:ind w:left="7189" w:hanging="360"/>
       </w:pPr>
       <w:rPr>
-        <w:rFonts w:ascii="Wingdings" w:hAnsi="Wingdings" w:hint="default"/>
+        <w:rFonts w:hint="default" w:ascii="Wingdings" w:hAnsi="Wingdings"/>
       </w:rPr>
     </w:lvl>
   </w:abstractNum>
@@ -16466,7 +16589,7 @@
         <w:ind w:left="1429" w:hanging="360"/>
       </w:pPr>
       <w:rPr>
-        <w:rFonts w:ascii="Symbol" w:hAnsi="Symbol" w:hint="default"/>
+        <w:rFonts w:hint="default" w:ascii="Symbol" w:hAnsi="Symbol"/>
       </w:rPr>
     </w:lvl>
     <w:lvl w:ilvl="1" w:tplc="240A0003" w:tentative="1">
@@ -16478,7 +16601,7 @@
         <w:ind w:left="2149" w:hanging="360"/>
       </w:pPr>
       <w:rPr>
-        <w:rFonts w:ascii="Courier New" w:hAnsi="Courier New" w:cs="Courier New" w:hint="default"/>
+        <w:rFonts w:hint="default" w:ascii="Courier New" w:hAnsi="Courier New" w:cs="Courier New"/>
       </w:rPr>
     </w:lvl>
     <w:lvl w:ilvl="2" w:tplc="240A0005" w:tentative="1">
@@ -16490,7 +16613,7 @@
         <w:ind w:left="2869" w:hanging="360"/>
       </w:pPr>
       <w:rPr>
-        <w:rFonts w:ascii="Wingdings" w:hAnsi="Wingdings" w:hint="default"/>
+        <w:rFonts w:hint="default" w:ascii="Wingdings" w:hAnsi="Wingdings"/>
       </w:rPr>
     </w:lvl>
     <w:lvl w:ilvl="3" w:tplc="240A0001" w:tentative="1">
@@ -16502,7 +16625,7 @@
         <w:ind w:left="3589" w:hanging="360"/>
       </w:pPr>
       <w:rPr>
-        <w:rFonts w:ascii="Symbol" w:hAnsi="Symbol" w:hint="default"/>
+        <w:rFonts w:hint="default" w:ascii="Symbol" w:hAnsi="Symbol"/>
       </w:rPr>
     </w:lvl>
     <w:lvl w:ilvl="4" w:tplc="240A0003" w:tentative="1">
@@ -16514,7 +16637,7 @@
         <w:ind w:left="4309" w:hanging="360"/>
       </w:pPr>
       <w:rPr>
-        <w:rFonts w:ascii="Courier New" w:hAnsi="Courier New" w:cs="Courier New" w:hint="default"/>
+        <w:rFonts w:hint="default" w:ascii="Courier New" w:hAnsi="Courier New" w:cs="Courier New"/>
       </w:rPr>
     </w:lvl>
     <w:lvl w:ilvl="5" w:tplc="240A0005" w:tentative="1">
@@ -16526,7 +16649,7 @@
         <w:ind w:left="5029" w:hanging="360"/>
       </w:pPr>
       <w:rPr>
-        <w:rFonts w:ascii="Wingdings" w:hAnsi="Wingdings" w:hint="default"/>
+        <w:rFonts w:hint="default" w:ascii="Wingdings" w:hAnsi="Wingdings"/>
       </w:rPr>
     </w:lvl>
     <w:lvl w:ilvl="6" w:tplc="240A0001" w:tentative="1">
@@ -16538,7 +16661,7 @@
         <w:ind w:left="5749" w:hanging="360"/>
       </w:pPr>
       <w:rPr>
-        <w:rFonts w:ascii="Symbol" w:hAnsi="Symbol" w:hint="default"/>
+        <w:rFonts w:hint="default" w:ascii="Symbol" w:hAnsi="Symbol"/>
       </w:rPr>
     </w:lvl>
     <w:lvl w:ilvl="7" w:tplc="240A0003" w:tentative="1">
@@ -16550,7 +16673,7 @@
         <w:ind w:left="6469" w:hanging="360"/>
       </w:pPr>
       <w:rPr>
-        <w:rFonts w:ascii="Courier New" w:hAnsi="Courier New" w:cs="Courier New" w:hint="default"/>
+        <w:rFonts w:hint="default" w:ascii="Courier New" w:hAnsi="Courier New" w:cs="Courier New"/>
       </w:rPr>
     </w:lvl>
     <w:lvl w:ilvl="8" w:tplc="240A0005" w:tentative="1">
@@ -16562,7 +16685,7 @@
         <w:ind w:left="7189" w:hanging="360"/>
       </w:pPr>
       <w:rPr>
-        <w:rFonts w:ascii="Wingdings" w:hAnsi="Wingdings" w:hint="default"/>
+        <w:rFonts w:hint="default" w:ascii="Wingdings" w:hAnsi="Wingdings"/>
       </w:rPr>
     </w:lvl>
   </w:abstractNum>
@@ -16579,7 +16702,7 @@
         <w:ind w:left="1429" w:hanging="360"/>
       </w:pPr>
       <w:rPr>
-        <w:rFonts w:ascii="Symbol" w:hAnsi="Symbol" w:hint="default"/>
+        <w:rFonts w:hint="default" w:ascii="Symbol" w:hAnsi="Symbol"/>
       </w:rPr>
     </w:lvl>
     <w:lvl w:ilvl="1" w:tplc="240A0003" w:tentative="1">
@@ -16591,7 +16714,7 @@
         <w:ind w:left="2149" w:hanging="360"/>
       </w:pPr>
       <w:rPr>
-        <w:rFonts w:ascii="Courier New" w:hAnsi="Courier New" w:cs="Courier New" w:hint="default"/>
+        <w:rFonts w:hint="default" w:ascii="Courier New" w:hAnsi="Courier New" w:cs="Courier New"/>
       </w:rPr>
     </w:lvl>
     <w:lvl w:ilvl="2" w:tplc="240A0005" w:tentative="1">
@@ -16603,7 +16726,7 @@
         <w:ind w:left="2869" w:hanging="360"/>
       </w:pPr>
       <w:rPr>
-        <w:rFonts w:ascii="Wingdings" w:hAnsi="Wingdings" w:hint="default"/>
+        <w:rFonts w:hint="default" w:ascii="Wingdings" w:hAnsi="Wingdings"/>
       </w:rPr>
     </w:lvl>
     <w:lvl w:ilvl="3" w:tplc="240A0001" w:tentative="1">
@@ -16615,7 +16738,7 @@
         <w:ind w:left="3589" w:hanging="360"/>
       </w:pPr>
       <w:rPr>
-        <w:rFonts w:ascii="Symbol" w:hAnsi="Symbol" w:hint="default"/>
+        <w:rFonts w:hint="default" w:ascii="Symbol" w:hAnsi="Symbol"/>
       </w:rPr>
     </w:lvl>
     <w:lvl w:ilvl="4" w:tplc="240A0003" w:tentative="1">
@@ -16627,7 +16750,7 @@
         <w:ind w:left="4309" w:hanging="360"/>
       </w:pPr>
       <w:rPr>
-        <w:rFonts w:ascii="Courier New" w:hAnsi="Courier New" w:cs="Courier New" w:hint="default"/>
+        <w:rFonts w:hint="default" w:ascii="Courier New" w:hAnsi="Courier New" w:cs="Courier New"/>
       </w:rPr>
     </w:lvl>
     <w:lvl w:ilvl="5" w:tplc="240A0005" w:tentative="1">
@@ -16639,7 +16762,7 @@
         <w:ind w:left="5029" w:hanging="360"/>
       </w:pPr>
       <w:rPr>
-        <w:rFonts w:ascii="Wingdings" w:hAnsi="Wingdings" w:hint="default"/>
+        <w:rFonts w:hint="default" w:ascii="Wingdings" w:hAnsi="Wingdings"/>
       </w:rPr>
     </w:lvl>
     <w:lvl w:ilvl="6" w:tplc="240A0001" w:tentative="1">
@@ -16651,7 +16774,7 @@
         <w:ind w:left="5749" w:hanging="360"/>
       </w:pPr>
       <w:rPr>
-        <w:rFonts w:ascii="Symbol" w:hAnsi="Symbol" w:hint="default"/>
+        <w:rFonts w:hint="default" w:ascii="Symbol" w:hAnsi="Symbol"/>
       </w:rPr>
     </w:lvl>
     <w:lvl w:ilvl="7" w:tplc="240A0003" w:tentative="1">
@@ -16663,7 +16786,7 @@
         <w:ind w:left="6469" w:hanging="360"/>
       </w:pPr>
       <w:rPr>
-        <w:rFonts w:ascii="Courier New" w:hAnsi="Courier New" w:cs="Courier New" w:hint="default"/>
+        <w:rFonts w:hint="default" w:ascii="Courier New" w:hAnsi="Courier New" w:cs="Courier New"/>
       </w:rPr>
     </w:lvl>
     <w:lvl w:ilvl="8" w:tplc="240A0005" w:tentative="1">
@@ -16675,7 +16798,7 @@
         <w:ind w:left="7189" w:hanging="360"/>
       </w:pPr>
       <w:rPr>
-        <w:rFonts w:ascii="Wingdings" w:hAnsi="Wingdings" w:hint="default"/>
+        <w:rFonts w:hint="default" w:ascii="Wingdings" w:hAnsi="Wingdings"/>
       </w:rPr>
     </w:lvl>
   </w:abstractNum>
@@ -16783,7 +16906,7 @@
         <w:ind w:left="1429" w:hanging="360"/>
       </w:pPr>
       <w:rPr>
-        <w:rFonts w:ascii="Symbol" w:hAnsi="Symbol" w:hint="default"/>
+        <w:rFonts w:hint="default" w:ascii="Symbol" w:hAnsi="Symbol"/>
       </w:rPr>
     </w:lvl>
     <w:lvl w:ilvl="1" w:tplc="240A0003" w:tentative="1">
@@ -16795,7 +16918,7 @@
         <w:ind w:left="2149" w:hanging="360"/>
       </w:pPr>
       <w:rPr>
-        <w:rFonts w:ascii="Courier New" w:hAnsi="Courier New" w:cs="Courier New" w:hint="default"/>
+        <w:rFonts w:hint="default" w:ascii="Courier New" w:hAnsi="Courier New" w:cs="Courier New"/>
       </w:rPr>
     </w:lvl>
     <w:lvl w:ilvl="2" w:tplc="240A0005" w:tentative="1">
@@ -16807,7 +16930,7 @@
         <w:ind w:left="2869" w:hanging="360"/>
       </w:pPr>
       <w:rPr>
-        <w:rFonts w:ascii="Wingdings" w:hAnsi="Wingdings" w:hint="default"/>
+        <w:rFonts w:hint="default" w:ascii="Wingdings" w:hAnsi="Wingdings"/>
       </w:rPr>
     </w:lvl>
     <w:lvl w:ilvl="3" w:tplc="240A0001" w:tentative="1">
@@ -16819,7 +16942,7 @@
         <w:ind w:left="3589" w:hanging="360"/>
       </w:pPr>
       <w:rPr>
-        <w:rFonts w:ascii="Symbol" w:hAnsi="Symbol" w:hint="default"/>
+        <w:rFonts w:hint="default" w:ascii="Symbol" w:hAnsi="Symbol"/>
       </w:rPr>
     </w:lvl>
     <w:lvl w:ilvl="4" w:tplc="240A0003" w:tentative="1">
@@ -16831,7 +16954,7 @@
         <w:ind w:left="4309" w:hanging="360"/>
       </w:pPr>
       <w:rPr>
-        <w:rFonts w:ascii="Courier New" w:hAnsi="Courier New" w:cs="Courier New" w:hint="default"/>
+        <w:rFonts w:hint="default" w:ascii="Courier New" w:hAnsi="Courier New" w:cs="Courier New"/>
       </w:rPr>
     </w:lvl>
     <w:lvl w:ilvl="5" w:tplc="240A0005" w:tentative="1">
@@ -16843,7 +16966,7 @@
         <w:ind w:left="5029" w:hanging="360"/>
       </w:pPr>
       <w:rPr>
-        <w:rFonts w:ascii="Wingdings" w:hAnsi="Wingdings" w:hint="default"/>
+        <w:rFonts w:hint="default" w:ascii="Wingdings" w:hAnsi="Wingdings"/>
       </w:rPr>
     </w:lvl>
     <w:lvl w:ilvl="6" w:tplc="240A0001" w:tentative="1">
@@ -16855,7 +16978,7 @@
         <w:ind w:left="5749" w:hanging="360"/>
       </w:pPr>
       <w:rPr>
-        <w:rFonts w:ascii="Symbol" w:hAnsi="Symbol" w:hint="default"/>
+        <w:rFonts w:hint="default" w:ascii="Symbol" w:hAnsi="Symbol"/>
       </w:rPr>
     </w:lvl>
     <w:lvl w:ilvl="7" w:tplc="240A0003" w:tentative="1">
@@ -16867,7 +16990,7 @@
         <w:ind w:left="6469" w:hanging="360"/>
       </w:pPr>
       <w:rPr>
-        <w:rFonts w:ascii="Courier New" w:hAnsi="Courier New" w:cs="Courier New" w:hint="default"/>
+        <w:rFonts w:hint="default" w:ascii="Courier New" w:hAnsi="Courier New" w:cs="Courier New"/>
       </w:rPr>
     </w:lvl>
     <w:lvl w:ilvl="8" w:tplc="240A0005" w:tentative="1">
@@ -16879,7 +17002,7 @@
         <w:ind w:left="7189" w:hanging="360"/>
       </w:pPr>
       <w:rPr>
-        <w:rFonts w:ascii="Wingdings" w:hAnsi="Wingdings" w:hint="default"/>
+        <w:rFonts w:hint="default" w:ascii="Wingdings" w:hAnsi="Wingdings"/>
       </w:rPr>
     </w:lvl>
   </w:abstractNum>
@@ -16896,7 +17019,7 @@
         <w:ind w:left="1429" w:hanging="360"/>
       </w:pPr>
       <w:rPr>
-        <w:rFonts w:ascii="Symbol" w:hAnsi="Symbol" w:hint="default"/>
+        <w:rFonts w:hint="default" w:ascii="Symbol" w:hAnsi="Symbol"/>
       </w:rPr>
     </w:lvl>
     <w:lvl w:ilvl="1" w:tplc="240A0003" w:tentative="1">
@@ -16908,7 +17031,7 @@
         <w:ind w:left="2149" w:hanging="360"/>
       </w:pPr>
       <w:rPr>
-        <w:rFonts w:ascii="Courier New" w:hAnsi="Courier New" w:cs="Courier New" w:hint="default"/>
+        <w:rFonts w:hint="default" w:ascii="Courier New" w:hAnsi="Courier New" w:cs="Courier New"/>
       </w:rPr>
     </w:lvl>
     <w:lvl w:ilvl="2" w:tplc="240A0005" w:tentative="1">
@@ -16920,7 +17043,7 @@
         <w:ind w:left="2869" w:hanging="360"/>
       </w:pPr>
       <w:rPr>
-        <w:rFonts w:ascii="Wingdings" w:hAnsi="Wingdings" w:hint="default"/>
+        <w:rFonts w:hint="default" w:ascii="Wingdings" w:hAnsi="Wingdings"/>
       </w:rPr>
     </w:lvl>
     <w:lvl w:ilvl="3" w:tplc="240A0001" w:tentative="1">
@@ -16932,7 +17055,7 @@
         <w:ind w:left="3589" w:hanging="360"/>
       </w:pPr>
       <w:rPr>
-        <w:rFonts w:ascii="Symbol" w:hAnsi="Symbol" w:hint="default"/>
+        <w:rFonts w:hint="default" w:ascii="Symbol" w:hAnsi="Symbol"/>
       </w:rPr>
     </w:lvl>
     <w:lvl w:ilvl="4" w:tplc="240A0003" w:tentative="1">
@@ -16944,7 +17067,7 @@
         <w:ind w:left="4309" w:hanging="360"/>
       </w:pPr>
       <w:rPr>
-        <w:rFonts w:ascii="Courier New" w:hAnsi="Courier New" w:cs="Courier New" w:hint="default"/>
+        <w:rFonts w:hint="default" w:ascii="Courier New" w:hAnsi="Courier New" w:cs="Courier New"/>
       </w:rPr>
     </w:lvl>
     <w:lvl w:ilvl="5" w:tplc="240A0005" w:tentative="1">
@@ -16956,7 +17079,7 @@
         <w:ind w:left="5029" w:hanging="360"/>
       </w:pPr>
       <w:rPr>
-        <w:rFonts w:ascii="Wingdings" w:hAnsi="Wingdings" w:hint="default"/>
+        <w:rFonts w:hint="default" w:ascii="Wingdings" w:hAnsi="Wingdings"/>
       </w:rPr>
     </w:lvl>
     <w:lvl w:ilvl="6" w:tplc="240A0001" w:tentative="1">
@@ -16968,7 +17091,7 @@
         <w:ind w:left="5749" w:hanging="360"/>
       </w:pPr>
       <w:rPr>
-        <w:rFonts w:ascii="Symbol" w:hAnsi="Symbol" w:hint="default"/>
+        <w:rFonts w:hint="default" w:ascii="Symbol" w:hAnsi="Symbol"/>
       </w:rPr>
     </w:lvl>
     <w:lvl w:ilvl="7" w:tplc="240A0003" w:tentative="1">
@@ -16980,7 +17103,7 @@
         <w:ind w:left="6469" w:hanging="360"/>
       </w:pPr>
       <w:rPr>
-        <w:rFonts w:ascii="Courier New" w:hAnsi="Courier New" w:cs="Courier New" w:hint="default"/>
+        <w:rFonts w:hint="default" w:ascii="Courier New" w:hAnsi="Courier New" w:cs="Courier New"/>
       </w:rPr>
     </w:lvl>
     <w:lvl w:ilvl="8" w:tplc="240A0005" w:tentative="1">
@@ -16992,7 +17115,7 @@
         <w:ind w:left="7189" w:hanging="360"/>
       </w:pPr>
       <w:rPr>
-        <w:rFonts w:ascii="Wingdings" w:hAnsi="Wingdings" w:hint="default"/>
+        <w:rFonts w:hint="default" w:ascii="Wingdings" w:hAnsi="Wingdings"/>
       </w:rPr>
     </w:lvl>
   </w:abstractNum>
@@ -17009,7 +17132,7 @@
         <w:ind w:left="1429" w:hanging="360"/>
       </w:pPr>
       <w:rPr>
-        <w:rFonts w:ascii="Symbol" w:hAnsi="Symbol" w:hint="default"/>
+        <w:rFonts w:hint="default" w:ascii="Symbol" w:hAnsi="Symbol"/>
       </w:rPr>
     </w:lvl>
     <w:lvl w:ilvl="1" w:tplc="240A0003" w:tentative="1">
@@ -17021,7 +17144,7 @@
         <w:ind w:left="2149" w:hanging="360"/>
       </w:pPr>
       <w:rPr>
-        <w:rFonts w:ascii="Courier New" w:hAnsi="Courier New" w:cs="Courier New" w:hint="default"/>
+        <w:rFonts w:hint="default" w:ascii="Courier New" w:hAnsi="Courier New" w:cs="Courier New"/>
       </w:rPr>
     </w:lvl>
     <w:lvl w:ilvl="2" w:tplc="240A0005" w:tentative="1">
@@ -17033,7 +17156,7 @@
         <w:ind w:left="2869" w:hanging="360"/>
       </w:pPr>
       <w:rPr>
-        <w:rFonts w:ascii="Wingdings" w:hAnsi="Wingdings" w:hint="default"/>
+        <w:rFonts w:hint="default" w:ascii="Wingdings" w:hAnsi="Wingdings"/>
       </w:rPr>
     </w:lvl>
     <w:lvl w:ilvl="3" w:tplc="240A0001" w:tentative="1">
@@ -17045,7 +17168,7 @@
         <w:ind w:left="3589" w:hanging="360"/>
       </w:pPr>
       <w:rPr>
-        <w:rFonts w:ascii="Symbol" w:hAnsi="Symbol" w:hint="default"/>
+        <w:rFonts w:hint="default" w:ascii="Symbol" w:hAnsi="Symbol"/>
       </w:rPr>
     </w:lvl>
     <w:lvl w:ilvl="4" w:tplc="240A0003" w:tentative="1">
@@ -17057,7 +17180,7 @@
         <w:ind w:left="4309" w:hanging="360"/>
       </w:pPr>
       <w:rPr>
-        <w:rFonts w:ascii="Courier New" w:hAnsi="Courier New" w:cs="Courier New" w:hint="default"/>
+        <w:rFonts w:hint="default" w:ascii="Courier New" w:hAnsi="Courier New" w:cs="Courier New"/>
       </w:rPr>
     </w:lvl>
     <w:lvl w:ilvl="5" w:tplc="240A0005" w:tentative="1">
@@ -17069,7 +17192,7 @@
         <w:ind w:left="5029" w:hanging="360"/>
       </w:pPr>
       <w:rPr>
-        <w:rFonts w:ascii="Wingdings" w:hAnsi="Wingdings" w:hint="default"/>
+        <w:rFonts w:hint="default" w:ascii="Wingdings" w:hAnsi="Wingdings"/>
       </w:rPr>
     </w:lvl>
     <w:lvl w:ilvl="6" w:tplc="240A0001" w:tentative="1">
@@ -17081,7 +17204,7 @@
         <w:ind w:left="5749" w:hanging="360"/>
       </w:pPr>
       <w:rPr>
-        <w:rFonts w:ascii="Symbol" w:hAnsi="Symbol" w:hint="default"/>
+        <w:rFonts w:hint="default" w:ascii="Symbol" w:hAnsi="Symbol"/>
       </w:rPr>
     </w:lvl>
     <w:lvl w:ilvl="7" w:tplc="240A0003" w:tentative="1">
@@ -17093,7 +17216,7 @@
         <w:ind w:left="6469" w:hanging="360"/>
       </w:pPr>
       <w:rPr>
-        <w:rFonts w:ascii="Courier New" w:hAnsi="Courier New" w:cs="Courier New" w:hint="default"/>
+        <w:rFonts w:hint="default" w:ascii="Courier New" w:hAnsi="Courier New" w:cs="Courier New"/>
       </w:rPr>
     </w:lvl>
     <w:lvl w:ilvl="8" w:tplc="240A0005" w:tentative="1">
@@ -17105,7 +17228,7 @@
         <w:ind w:left="7189" w:hanging="360"/>
       </w:pPr>
       <w:rPr>
-        <w:rFonts w:ascii="Wingdings" w:hAnsi="Wingdings" w:hint="default"/>
+        <w:rFonts w:hint="default" w:ascii="Wingdings" w:hAnsi="Wingdings"/>
       </w:rPr>
     </w:lvl>
   </w:abstractNum>
@@ -17122,7 +17245,7 @@
         <w:ind w:left="1429" w:hanging="360"/>
       </w:pPr>
       <w:rPr>
-        <w:rFonts w:ascii="Symbol" w:hAnsi="Symbol" w:hint="default"/>
+        <w:rFonts w:hint="default" w:ascii="Symbol" w:hAnsi="Symbol"/>
       </w:rPr>
     </w:lvl>
     <w:lvl w:ilvl="1" w:tplc="240A0003" w:tentative="1">
@@ -17134,7 +17257,7 @@
         <w:ind w:left="2149" w:hanging="360"/>
       </w:pPr>
       <w:rPr>
-        <w:rFonts w:ascii="Courier New" w:hAnsi="Courier New" w:cs="Courier New" w:hint="default"/>
+        <w:rFonts w:hint="default" w:ascii="Courier New" w:hAnsi="Courier New" w:cs="Courier New"/>
       </w:rPr>
     </w:lvl>
     <w:lvl w:ilvl="2" w:tplc="240A0005" w:tentative="1">
@@ -17146,7 +17269,7 @@
         <w:ind w:left="2869" w:hanging="360"/>
       </w:pPr>
       <w:rPr>
-        <w:rFonts w:ascii="Wingdings" w:hAnsi="Wingdings" w:hint="default"/>
+        <w:rFonts w:hint="default" w:ascii="Wingdings" w:hAnsi="Wingdings"/>
       </w:rPr>
     </w:lvl>
     <w:lvl w:ilvl="3" w:tplc="240A0001" w:tentative="1">
@@ -17158,7 +17281,7 @@
         <w:ind w:left="3589" w:hanging="360"/>
       </w:pPr>
       <w:rPr>
-        <w:rFonts w:ascii="Symbol" w:hAnsi="Symbol" w:hint="default"/>
+        <w:rFonts w:hint="default" w:ascii="Symbol" w:hAnsi="Symbol"/>
       </w:rPr>
     </w:lvl>
     <w:lvl w:ilvl="4" w:tplc="240A0003" w:tentative="1">
@@ -17170,7 +17293,7 @@
         <w:ind w:left="4309" w:hanging="360"/>
       </w:pPr>
       <w:rPr>
-        <w:rFonts w:ascii="Courier New" w:hAnsi="Courier New" w:cs="Courier New" w:hint="default"/>
+        <w:rFonts w:hint="default" w:ascii="Courier New" w:hAnsi="Courier New" w:cs="Courier New"/>
       </w:rPr>
     </w:lvl>
     <w:lvl w:ilvl="5" w:tplc="240A0005" w:tentative="1">
@@ -17182,7 +17305,7 @@
         <w:ind w:left="5029" w:hanging="360"/>
       </w:pPr>
       <w:rPr>
-        <w:rFonts w:ascii="Wingdings" w:hAnsi="Wingdings" w:hint="default"/>
+        <w:rFonts w:hint="default" w:ascii="Wingdings" w:hAnsi="Wingdings"/>
       </w:rPr>
     </w:lvl>
     <w:lvl w:ilvl="6" w:tplc="240A0001" w:tentative="1">
@@ -17194,7 +17317,7 @@
         <w:ind w:left="5749" w:hanging="360"/>
       </w:pPr>
       <w:rPr>
-        <w:rFonts w:ascii="Symbol" w:hAnsi="Symbol" w:hint="default"/>
+        <w:rFonts w:hint="default" w:ascii="Symbol" w:hAnsi="Symbol"/>
       </w:rPr>
     </w:lvl>
     <w:lvl w:ilvl="7" w:tplc="240A0003" w:tentative="1">
@@ -17206,7 +17329,7 @@
         <w:ind w:left="6469" w:hanging="360"/>
       </w:pPr>
       <w:rPr>
-        <w:rFonts w:ascii="Courier New" w:hAnsi="Courier New" w:cs="Courier New" w:hint="default"/>
+        <w:rFonts w:hint="default" w:ascii="Courier New" w:hAnsi="Courier New" w:cs="Courier New"/>
       </w:rPr>
     </w:lvl>
     <w:lvl w:ilvl="8" w:tplc="240A0005" w:tentative="1">
@@ -17218,7 +17341,7 @@
         <w:ind w:left="7189" w:hanging="360"/>
       </w:pPr>
       <w:rPr>
-        <w:rFonts w:ascii="Wingdings" w:hAnsi="Wingdings" w:hint="default"/>
+        <w:rFonts w:hint="default" w:ascii="Wingdings" w:hAnsi="Wingdings"/>
       </w:rPr>
     </w:lvl>
   </w:abstractNum>
@@ -17235,7 +17358,7 @@
         <w:ind w:left="1429" w:hanging="360"/>
       </w:pPr>
       <w:rPr>
-        <w:rFonts w:ascii="Symbol" w:hAnsi="Symbol" w:hint="default"/>
+        <w:rFonts w:hint="default" w:ascii="Symbol" w:hAnsi="Symbol"/>
       </w:rPr>
     </w:lvl>
     <w:lvl w:ilvl="1" w:tplc="240A0003" w:tentative="1">
@@ -17247,7 +17370,7 @@
         <w:ind w:left="2149" w:hanging="360"/>
       </w:pPr>
       <w:rPr>
-        <w:rFonts w:ascii="Courier New" w:hAnsi="Courier New" w:cs="Courier New" w:hint="default"/>
+        <w:rFonts w:hint="default" w:ascii="Courier New" w:hAnsi="Courier New" w:cs="Courier New"/>
       </w:rPr>
     </w:lvl>
     <w:lvl w:ilvl="2" w:tplc="240A0005" w:tentative="1">
@@ -17259,7 +17382,7 @@
         <w:ind w:left="2869" w:hanging="360"/>
       </w:pPr>
       <w:rPr>
-        <w:rFonts w:ascii="Wingdings" w:hAnsi="Wingdings" w:hint="default"/>
+        <w:rFonts w:hint="default" w:ascii="Wingdings" w:hAnsi="Wingdings"/>
       </w:rPr>
     </w:lvl>
     <w:lvl w:ilvl="3" w:tplc="240A0001" w:tentative="1">
@@ -17271,7 +17394,7 @@
         <w:ind w:left="3589" w:hanging="360"/>
       </w:pPr>
       <w:rPr>
-        <w:rFonts w:ascii="Symbol" w:hAnsi="Symbol" w:hint="default"/>
+        <w:rFonts w:hint="default" w:ascii="Symbol" w:hAnsi="Symbol"/>
       </w:rPr>
     </w:lvl>
     <w:lvl w:ilvl="4" w:tplc="240A0003" w:tentative="1">
@@ -17283,7 +17406,7 @@
         <w:ind w:left="4309" w:hanging="360"/>
       </w:pPr>
       <w:rPr>
-        <w:rFonts w:ascii="Courier New" w:hAnsi="Courier New" w:cs="Courier New" w:hint="default"/>
+        <w:rFonts w:hint="default" w:ascii="Courier New" w:hAnsi="Courier New" w:cs="Courier New"/>
       </w:rPr>
     </w:lvl>
     <w:lvl w:ilvl="5" w:tplc="240A0005" w:tentative="1">
@@ -17295,7 +17418,7 @@
         <w:ind w:left="5029" w:hanging="360"/>
       </w:pPr>
       <w:rPr>
-        <w:rFonts w:ascii="Wingdings" w:hAnsi="Wingdings" w:hint="default"/>
+        <w:rFonts w:hint="default" w:ascii="Wingdings" w:hAnsi="Wingdings"/>
       </w:rPr>
     </w:lvl>
     <w:lvl w:ilvl="6" w:tplc="240A0001" w:tentative="1">
@@ -17307,7 +17430,7 @@
         <w:ind w:left="5749" w:hanging="360"/>
       </w:pPr>
       <w:rPr>
-        <w:rFonts w:ascii="Symbol" w:hAnsi="Symbol" w:hint="default"/>
+        <w:rFonts w:hint="default" w:ascii="Symbol" w:hAnsi="Symbol"/>
       </w:rPr>
     </w:lvl>
     <w:lvl w:ilvl="7" w:tplc="240A0003" w:tentative="1">
@@ -17319,7 +17442,7 @@
         <w:ind w:left="6469" w:hanging="360"/>
       </w:pPr>
       <w:rPr>
-        <w:rFonts w:ascii="Courier New" w:hAnsi="Courier New" w:cs="Courier New" w:hint="default"/>
+        <w:rFonts w:hint="default" w:ascii="Courier New" w:hAnsi="Courier New" w:cs="Courier New"/>
       </w:rPr>
     </w:lvl>
     <w:lvl w:ilvl="8" w:tplc="240A0005" w:tentative="1">
@@ -17331,7 +17454,7 @@
         <w:ind w:left="7189" w:hanging="360"/>
       </w:pPr>
       <w:rPr>
-        <w:rFonts w:ascii="Wingdings" w:hAnsi="Wingdings" w:hint="default"/>
+        <w:rFonts w:hint="default" w:ascii="Wingdings" w:hAnsi="Wingdings"/>
       </w:rPr>
     </w:lvl>
   </w:abstractNum>
@@ -17349,7 +17472,7 @@
         <w:ind w:left="1211" w:hanging="360"/>
       </w:pPr>
       <w:rPr>
-        <w:rFonts w:ascii="Arial" w:hAnsi="Arial" w:hint="default"/>
+        <w:rFonts w:hint="default" w:ascii="Arial" w:hAnsi="Arial"/>
         <w:b/>
         <w:i w:val="0"/>
         <w:caps w:val="0"/>
@@ -17442,7 +17565,7 @@
         <w:ind w:left="1429" w:hanging="360"/>
       </w:pPr>
       <w:rPr>
-        <w:rFonts w:ascii="Symbol" w:hAnsi="Symbol" w:hint="default"/>
+        <w:rFonts w:hint="default" w:ascii="Symbol" w:hAnsi="Symbol"/>
       </w:rPr>
     </w:lvl>
     <w:lvl w:ilvl="1" w:tplc="240A0003" w:tentative="1">
@@ -17454,7 +17577,7 @@
         <w:ind w:left="2149" w:hanging="360"/>
       </w:pPr>
       <w:rPr>
-        <w:rFonts w:ascii="Courier New" w:hAnsi="Courier New" w:cs="Courier New" w:hint="default"/>
+        <w:rFonts w:hint="default" w:ascii="Courier New" w:hAnsi="Courier New" w:cs="Courier New"/>
       </w:rPr>
     </w:lvl>
     <w:lvl w:ilvl="2" w:tplc="240A0005" w:tentative="1">
@@ -17466,7 +17589,7 @@
         <w:ind w:left="2869" w:hanging="360"/>
       </w:pPr>
       <w:rPr>
-        <w:rFonts w:ascii="Wingdings" w:hAnsi="Wingdings" w:hint="default"/>
+        <w:rFonts w:hint="default" w:ascii="Wingdings" w:hAnsi="Wingdings"/>
       </w:rPr>
     </w:lvl>
     <w:lvl w:ilvl="3" w:tplc="240A0001" w:tentative="1">
@@ -17478,7 +17601,7 @@
         <w:ind w:left="3589" w:hanging="360"/>
       </w:pPr>
       <w:rPr>
-        <w:rFonts w:ascii="Symbol" w:hAnsi="Symbol" w:hint="default"/>
+        <w:rFonts w:hint="default" w:ascii="Symbol" w:hAnsi="Symbol"/>
       </w:rPr>
     </w:lvl>
     <w:lvl w:ilvl="4" w:tplc="240A0003" w:tentative="1">
@@ -17490,7 +17613,7 @@
         <w:ind w:left="4309" w:hanging="360"/>
       </w:pPr>
       <w:rPr>
-        <w:rFonts w:ascii="Courier New" w:hAnsi="Courier New" w:cs="Courier New" w:hint="default"/>
+        <w:rFonts w:hint="default" w:ascii="Courier New" w:hAnsi="Courier New" w:cs="Courier New"/>
       </w:rPr>
     </w:lvl>
     <w:lvl w:ilvl="5" w:tplc="240A0005" w:tentative="1">
@@ -17502,7 +17625,7 @@
         <w:ind w:left="5029" w:hanging="360"/>
       </w:pPr>
       <w:rPr>
-        <w:rFonts w:ascii="Wingdings" w:hAnsi="Wingdings" w:hint="default"/>
+        <w:rFonts w:hint="default" w:ascii="Wingdings" w:hAnsi="Wingdings"/>
       </w:rPr>
     </w:lvl>
     <w:lvl w:ilvl="6" w:tplc="240A0001" w:tentative="1">
@@ -17514,7 +17637,7 @@
         <w:ind w:left="5749" w:hanging="360"/>
       </w:pPr>
       <w:rPr>
-        <w:rFonts w:ascii="Symbol" w:hAnsi="Symbol" w:hint="default"/>
+        <w:rFonts w:hint="default" w:ascii="Symbol" w:hAnsi="Symbol"/>
       </w:rPr>
     </w:lvl>
     <w:lvl w:ilvl="7" w:tplc="240A0003" w:tentative="1">
@@ -17526,7 +17649,7 @@
         <w:ind w:left="6469" w:hanging="360"/>
       </w:pPr>
       <w:rPr>
-        <w:rFonts w:ascii="Courier New" w:hAnsi="Courier New" w:cs="Courier New" w:hint="default"/>
+        <w:rFonts w:hint="default" w:ascii="Courier New" w:hAnsi="Courier New" w:cs="Courier New"/>
       </w:rPr>
     </w:lvl>
     <w:lvl w:ilvl="8" w:tplc="240A0005" w:tentative="1">
@@ -17538,7 +17661,7 @@
         <w:ind w:left="7189" w:hanging="360"/>
       </w:pPr>
       <w:rPr>
-        <w:rFonts w:ascii="Wingdings" w:hAnsi="Wingdings" w:hint="default"/>
+        <w:rFonts w:hint="default" w:ascii="Wingdings" w:hAnsi="Wingdings"/>
       </w:rPr>
     </w:lvl>
   </w:abstractNum>
@@ -17555,7 +17678,7 @@
         <w:ind w:left="1429" w:hanging="360"/>
       </w:pPr>
       <w:rPr>
-        <w:rFonts w:ascii="Symbol" w:hAnsi="Symbol" w:hint="default"/>
+        <w:rFonts w:hint="default" w:ascii="Symbol" w:hAnsi="Symbol"/>
       </w:rPr>
     </w:lvl>
     <w:lvl w:ilvl="1" w:tplc="240A0003" w:tentative="1">
@@ -17567,7 +17690,7 @@
         <w:ind w:left="2149" w:hanging="360"/>
       </w:pPr>
       <w:rPr>
-        <w:rFonts w:ascii="Courier New" w:hAnsi="Courier New" w:cs="Courier New" w:hint="default"/>
+        <w:rFonts w:hint="default" w:ascii="Courier New" w:hAnsi="Courier New" w:cs="Courier New"/>
       </w:rPr>
     </w:lvl>
     <w:lvl w:ilvl="2" w:tplc="240A0005" w:tentative="1">
@@ -17579,7 +17702,7 @@
         <w:ind w:left="2869" w:hanging="360"/>
       </w:pPr>
       <w:rPr>
-        <w:rFonts w:ascii="Wingdings" w:hAnsi="Wingdings" w:hint="default"/>
+        <w:rFonts w:hint="default" w:ascii="Wingdings" w:hAnsi="Wingdings"/>
       </w:rPr>
     </w:lvl>
     <w:lvl w:ilvl="3" w:tplc="240A0001" w:tentative="1">
@@ -17591,7 +17714,7 @@
         <w:ind w:left="3589" w:hanging="360"/>
       </w:pPr>
       <w:rPr>
-        <w:rFonts w:ascii="Symbol" w:hAnsi="Symbol" w:hint="default"/>
+        <w:rFonts w:hint="default" w:ascii="Symbol" w:hAnsi="Symbol"/>
       </w:rPr>
     </w:lvl>
     <w:lvl w:ilvl="4" w:tplc="240A0003" w:tentative="1">
@@ -17603,7 +17726,7 @@
         <w:ind w:left="4309" w:hanging="360"/>
       </w:pPr>
       <w:rPr>
-        <w:rFonts w:ascii="Courier New" w:hAnsi="Courier New" w:cs="Courier New" w:hint="default"/>
+        <w:rFonts w:hint="default" w:ascii="Courier New" w:hAnsi="Courier New" w:cs="Courier New"/>
       </w:rPr>
     </w:lvl>
     <w:lvl w:ilvl="5" w:tplc="240A0005" w:tentative="1">
@@ -17615,7 +17738,7 @@
         <w:ind w:left="5029" w:hanging="360"/>
       </w:pPr>
       <w:rPr>
-        <w:rFonts w:ascii="Wingdings" w:hAnsi="Wingdings" w:hint="default"/>
+        <w:rFonts w:hint="default" w:ascii="Wingdings" w:hAnsi="Wingdings"/>
       </w:rPr>
     </w:lvl>
     <w:lvl w:ilvl="6" w:tplc="240A0001" w:tentative="1">
@@ -17627,7 +17750,7 @@
         <w:ind w:left="5749" w:hanging="360"/>
       </w:pPr>
       <w:rPr>
-        <w:rFonts w:ascii="Symbol" w:hAnsi="Symbol" w:hint="default"/>
+        <w:rFonts w:hint="default" w:ascii="Symbol" w:hAnsi="Symbol"/>
       </w:rPr>
     </w:lvl>
     <w:lvl w:ilvl="7" w:tplc="240A0003" w:tentative="1">
@@ -17639,7 +17762,7 @@
         <w:ind w:left="6469" w:hanging="360"/>
       </w:pPr>
       <w:rPr>
-        <w:rFonts w:ascii="Courier New" w:hAnsi="Courier New" w:cs="Courier New" w:hint="default"/>
+        <w:rFonts w:hint="default" w:ascii="Courier New" w:hAnsi="Courier New" w:cs="Courier New"/>
       </w:rPr>
     </w:lvl>
     <w:lvl w:ilvl="8" w:tplc="240A0005" w:tentative="1">
@@ -17651,7 +17774,7 @@
         <w:ind w:left="7189" w:hanging="360"/>
       </w:pPr>
       <w:rPr>
-        <w:rFonts w:ascii="Wingdings" w:hAnsi="Wingdings" w:hint="default"/>
+        <w:rFonts w:hint="default" w:ascii="Wingdings" w:hAnsi="Wingdings"/>
       </w:rPr>
     </w:lvl>
   </w:abstractNum>
@@ -17789,7 +17912,7 @@
         <w:ind w:left="1429" w:hanging="360"/>
       </w:pPr>
       <w:rPr>
-        <w:rFonts w:ascii="Symbol" w:hAnsi="Symbol" w:hint="default"/>
+        <w:rFonts w:hint="default" w:ascii="Symbol" w:hAnsi="Symbol"/>
       </w:rPr>
     </w:lvl>
     <w:lvl w:ilvl="1" w:tplc="240A0003" w:tentative="1">
@@ -17801,7 +17924,7 @@
         <w:ind w:left="2149" w:hanging="360"/>
       </w:pPr>
       <w:rPr>
-        <w:rFonts w:ascii="Courier New" w:hAnsi="Courier New" w:cs="Courier New" w:hint="default"/>
+        <w:rFonts w:hint="default" w:ascii="Courier New" w:hAnsi="Courier New" w:cs="Courier New"/>
       </w:rPr>
     </w:lvl>
     <w:lvl w:ilvl="2" w:tplc="240A0005" w:tentative="1">
@@ -17813,7 +17936,7 @@
         <w:ind w:left="2869" w:hanging="360"/>
       </w:pPr>
       <w:rPr>
-        <w:rFonts w:ascii="Wingdings" w:hAnsi="Wingdings" w:hint="default"/>
+        <w:rFonts w:hint="default" w:ascii="Wingdings" w:hAnsi="Wingdings"/>
       </w:rPr>
     </w:lvl>
     <w:lvl w:ilvl="3" w:tplc="240A0001" w:tentative="1">
@@ -17825,7 +17948,7 @@
         <w:ind w:left="3589" w:hanging="360"/>
       </w:pPr>
       <w:rPr>
-        <w:rFonts w:ascii="Symbol" w:hAnsi="Symbol" w:hint="default"/>
+        <w:rFonts w:hint="default" w:ascii="Symbol" w:hAnsi="Symbol"/>
       </w:rPr>
     </w:lvl>
     <w:lvl w:ilvl="4" w:tplc="240A0003" w:tentative="1">
@@ -17837,7 +17960,7 @@
         <w:ind w:left="4309" w:hanging="360"/>
       </w:pPr>
       <w:rPr>
-        <w:rFonts w:ascii="Courier New" w:hAnsi="Courier New" w:cs="Courier New" w:hint="default"/>
+        <w:rFonts w:hint="default" w:ascii="Courier New" w:hAnsi="Courier New" w:cs="Courier New"/>
       </w:rPr>
     </w:lvl>
     <w:lvl w:ilvl="5" w:tplc="240A0005" w:tentative="1">
@@ -17849,7 +17972,7 @@
         <w:ind w:left="5029" w:hanging="360"/>
       </w:pPr>
       <w:rPr>
-        <w:rFonts w:ascii="Wingdings" w:hAnsi="Wingdings" w:hint="default"/>
+        <w:rFonts w:hint="default" w:ascii="Wingdings" w:hAnsi="Wingdings"/>
       </w:rPr>
     </w:lvl>
     <w:lvl w:ilvl="6" w:tplc="240A0001" w:tentative="1">
@@ -17861,7 +17984,7 @@
         <w:ind w:left="5749" w:hanging="360"/>
       </w:pPr>
       <w:rPr>
-        <w:rFonts w:ascii="Symbol" w:hAnsi="Symbol" w:hint="default"/>
+        <w:rFonts w:hint="default" w:ascii="Symbol" w:hAnsi="Symbol"/>
       </w:rPr>
     </w:lvl>
     <w:lvl w:ilvl="7" w:tplc="240A0003" w:tentative="1">
@@ -17873,7 +17996,7 @@
         <w:ind w:left="6469" w:hanging="360"/>
       </w:pPr>
       <w:rPr>
-        <w:rFonts w:ascii="Courier New" w:hAnsi="Courier New" w:cs="Courier New" w:hint="default"/>
+        <w:rFonts w:hint="default" w:ascii="Courier New" w:hAnsi="Courier New" w:cs="Courier New"/>
       </w:rPr>
     </w:lvl>
     <w:lvl w:ilvl="8" w:tplc="240A0005" w:tentative="1">
@@ -17885,7 +18008,7 @@
         <w:ind w:left="7189" w:hanging="360"/>
       </w:pPr>
       <w:rPr>
-        <w:rFonts w:ascii="Wingdings" w:hAnsi="Wingdings" w:hint="default"/>
+        <w:rFonts w:hint="default" w:ascii="Wingdings" w:hAnsi="Wingdings"/>
       </w:rPr>
     </w:lvl>
   </w:abstractNum>
@@ -17902,7 +18025,7 @@
         <w:ind w:left="1429" w:hanging="360"/>
       </w:pPr>
       <w:rPr>
-        <w:rFonts w:ascii="Symbol" w:hAnsi="Symbol" w:hint="default"/>
+        <w:rFonts w:hint="default" w:ascii="Symbol" w:hAnsi="Symbol"/>
       </w:rPr>
     </w:lvl>
     <w:lvl w:ilvl="1" w:tplc="240A0003" w:tentative="1">
@@ -17914,7 +18037,7 @@
         <w:ind w:left="2149" w:hanging="360"/>
       </w:pPr>
       <w:rPr>
-        <w:rFonts w:ascii="Courier New" w:hAnsi="Courier New" w:cs="Courier New" w:hint="default"/>
+        <w:rFonts w:hint="default" w:ascii="Courier New" w:hAnsi="Courier New" w:cs="Courier New"/>
       </w:rPr>
     </w:lvl>
     <w:lvl w:ilvl="2" w:tplc="240A0005" w:tentative="1">
@@ -17926,7 +18049,7 @@
         <w:ind w:left="2869" w:hanging="360"/>
       </w:pPr>
       <w:rPr>
-        <w:rFonts w:ascii="Wingdings" w:hAnsi="Wingdings" w:hint="default"/>
+        <w:rFonts w:hint="default" w:ascii="Wingdings" w:hAnsi="Wingdings"/>
       </w:rPr>
     </w:lvl>
     <w:lvl w:ilvl="3" w:tplc="240A0001" w:tentative="1">
@@ -17938,7 +18061,7 @@
         <w:ind w:left="3589" w:hanging="360"/>
       </w:pPr>
       <w:rPr>
-        <w:rFonts w:ascii="Symbol" w:hAnsi="Symbol" w:hint="default"/>
+        <w:rFonts w:hint="default" w:ascii="Symbol" w:hAnsi="Symbol"/>
       </w:rPr>
     </w:lvl>
     <w:lvl w:ilvl="4" w:tplc="240A0003" w:tentative="1">
@@ -17950,7 +18073,7 @@
         <w:ind w:left="4309" w:hanging="360"/>
       </w:pPr>
       <w:rPr>
-        <w:rFonts w:ascii="Courier New" w:hAnsi="Courier New" w:cs="Courier New" w:hint="default"/>
+        <w:rFonts w:hint="default" w:ascii="Courier New" w:hAnsi="Courier New" w:cs="Courier New"/>
       </w:rPr>
     </w:lvl>
     <w:lvl w:ilvl="5" w:tplc="240A0005" w:tentative="1">
@@ -17962,7 +18085,7 @@
         <w:ind w:left="5029" w:hanging="360"/>
       </w:pPr>
       <w:rPr>
-        <w:rFonts w:ascii="Wingdings" w:hAnsi="Wingdings" w:hint="default"/>
+        <w:rFonts w:hint="default" w:ascii="Wingdings" w:hAnsi="Wingdings"/>
       </w:rPr>
     </w:lvl>
     <w:lvl w:ilvl="6" w:tplc="240A0001" w:tentative="1">
@@ -17974,7 +18097,7 @@
         <w:ind w:left="5749" w:hanging="360"/>
       </w:pPr>
       <w:rPr>
-        <w:rFonts w:ascii="Symbol" w:hAnsi="Symbol" w:hint="default"/>
+        <w:rFonts w:hint="default" w:ascii="Symbol" w:hAnsi="Symbol"/>
       </w:rPr>
     </w:lvl>
     <w:lvl w:ilvl="7" w:tplc="240A0003" w:tentative="1">
@@ -17986,7 +18109,7 @@
         <w:ind w:left="6469" w:hanging="360"/>
       </w:pPr>
       <w:rPr>
-        <w:rFonts w:ascii="Courier New" w:hAnsi="Courier New" w:cs="Courier New" w:hint="default"/>
+        <w:rFonts w:hint="default" w:ascii="Courier New" w:hAnsi="Courier New" w:cs="Courier New"/>
       </w:rPr>
     </w:lvl>
     <w:lvl w:ilvl="8" w:tplc="240A0005" w:tentative="1">
@@ -17998,7 +18121,7 @@
         <w:ind w:left="7189" w:hanging="360"/>
       </w:pPr>
       <w:rPr>
-        <w:rFonts w:ascii="Wingdings" w:hAnsi="Wingdings" w:hint="default"/>
+        <w:rFonts w:hint="default" w:ascii="Wingdings" w:hAnsi="Wingdings"/>
       </w:rPr>
     </w:lvl>
   </w:abstractNum>
@@ -18015,7 +18138,7 @@
         <w:ind w:left="1429" w:hanging="360"/>
       </w:pPr>
       <w:rPr>
-        <w:rFonts w:ascii="Symbol" w:hAnsi="Symbol" w:hint="default"/>
+        <w:rFonts w:hint="default" w:ascii="Symbol" w:hAnsi="Symbol"/>
       </w:rPr>
     </w:lvl>
     <w:lvl w:ilvl="1" w:tplc="240A0003" w:tentative="1">
@@ -18027,7 +18150,7 @@
         <w:ind w:left="2149" w:hanging="360"/>
       </w:pPr>
       <w:rPr>
-        <w:rFonts w:ascii="Courier New" w:hAnsi="Courier New" w:cs="Courier New" w:hint="default"/>
+        <w:rFonts w:hint="default" w:ascii="Courier New" w:hAnsi="Courier New" w:cs="Courier New"/>
       </w:rPr>
     </w:lvl>
     <w:lvl w:ilvl="2" w:tplc="240A0005" w:tentative="1">
@@ -18039,7 +18162,7 @@
         <w:ind w:left="2869" w:hanging="360"/>
       </w:pPr>
       <w:rPr>
-        <w:rFonts w:ascii="Wingdings" w:hAnsi="Wingdings" w:hint="default"/>
+        <w:rFonts w:hint="default" w:ascii="Wingdings" w:hAnsi="Wingdings"/>
       </w:rPr>
     </w:lvl>
     <w:lvl w:ilvl="3" w:tplc="240A0001" w:tentative="1">
@@ -18051,7 +18174,7 @@
         <w:ind w:left="3589" w:hanging="360"/>
       </w:pPr>
       <w:rPr>
-        <w:rFonts w:ascii="Symbol" w:hAnsi="Symbol" w:hint="default"/>
+        <w:rFonts w:hint="default" w:ascii="Symbol" w:hAnsi="Symbol"/>
       </w:rPr>
     </w:lvl>
     <w:lvl w:ilvl="4" w:tplc="240A0003" w:tentative="1">
@@ -18063,7 +18186,7 @@
         <w:ind w:left="4309" w:hanging="360"/>
       </w:pPr>
       <w:rPr>
-        <w:rFonts w:ascii="Courier New" w:hAnsi="Courier New" w:cs="Courier New" w:hint="default"/>
+        <w:rFonts w:hint="default" w:ascii="Courier New" w:hAnsi="Courier New" w:cs="Courier New"/>
       </w:rPr>
     </w:lvl>
     <w:lvl w:ilvl="5" w:tplc="240A0005" w:tentative="1">
@@ -18075,7 +18198,7 @@
         <w:ind w:left="5029" w:hanging="360"/>
       </w:pPr>
       <w:rPr>
-        <w:rFonts w:ascii="Wingdings" w:hAnsi="Wingdings" w:hint="default"/>
+        <w:rFonts w:hint="default" w:ascii="Wingdings" w:hAnsi="Wingdings"/>
       </w:rPr>
     </w:lvl>
     <w:lvl w:ilvl="6" w:tplc="240A0001" w:tentative="1">
@@ -18087,7 +18210,7 @@
         <w:ind w:left="5749" w:hanging="360"/>
       </w:pPr>
       <w:rPr>
-        <w:rFonts w:ascii="Symbol" w:hAnsi="Symbol" w:hint="default"/>
+        <w:rFonts w:hint="default" w:ascii="Symbol" w:hAnsi="Symbol"/>
       </w:rPr>
     </w:lvl>
     <w:lvl w:ilvl="7" w:tplc="240A0003" w:tentative="1">
@@ -18099,7 +18222,7 @@
         <w:ind w:left="6469" w:hanging="360"/>
       </w:pPr>
       <w:rPr>
-        <w:rFonts w:ascii="Courier New" w:hAnsi="Courier New" w:cs="Courier New" w:hint="default"/>
+        <w:rFonts w:hint="default" w:ascii="Courier New" w:hAnsi="Courier New" w:cs="Courier New"/>
       </w:rPr>
     </w:lvl>
     <w:lvl w:ilvl="8" w:tplc="240A0005" w:tentative="1">
@@ -18111,7 +18234,7 @@
         <w:ind w:left="7189" w:hanging="360"/>
       </w:pPr>
       <w:rPr>
-        <w:rFonts w:ascii="Wingdings" w:hAnsi="Wingdings" w:hint="default"/>
+        <w:rFonts w:hint="default" w:ascii="Wingdings" w:hAnsi="Wingdings"/>
       </w:rPr>
     </w:lvl>
   </w:abstractNum>
@@ -18309,7 +18432,7 @@
         <w:ind w:left="1429" w:hanging="360"/>
       </w:pPr>
       <w:rPr>
-        <w:rFonts w:ascii="Symbol" w:hAnsi="Symbol" w:hint="default"/>
+        <w:rFonts w:hint="default" w:ascii="Symbol" w:hAnsi="Symbol"/>
       </w:rPr>
     </w:lvl>
     <w:lvl w:ilvl="1" w:tplc="240A0003" w:tentative="1">
@@ -18321,7 +18444,7 @@
         <w:ind w:left="2149" w:hanging="360"/>
       </w:pPr>
       <w:rPr>
-        <w:rFonts w:ascii="Courier New" w:hAnsi="Courier New" w:cs="Courier New" w:hint="default"/>
+        <w:rFonts w:hint="default" w:ascii="Courier New" w:hAnsi="Courier New" w:cs="Courier New"/>
       </w:rPr>
     </w:lvl>
     <w:lvl w:ilvl="2" w:tplc="240A0005" w:tentative="1">
@@ -18333,7 +18456,7 @@
         <w:ind w:left="2869" w:hanging="360"/>
       </w:pPr>
       <w:rPr>
-        <w:rFonts w:ascii="Wingdings" w:hAnsi="Wingdings" w:hint="default"/>
+        <w:rFonts w:hint="default" w:ascii="Wingdings" w:hAnsi="Wingdings"/>
       </w:rPr>
     </w:lvl>
     <w:lvl w:ilvl="3" w:tplc="240A0001" w:tentative="1">
@@ -18345,7 +18468,7 @@
         <w:ind w:left="3589" w:hanging="360"/>
       </w:pPr>
       <w:rPr>
-        <w:rFonts w:ascii="Symbol" w:hAnsi="Symbol" w:hint="default"/>
+        <w:rFonts w:hint="default" w:ascii="Symbol" w:hAnsi="Symbol"/>
       </w:rPr>
     </w:lvl>
     <w:lvl w:ilvl="4" w:tplc="240A0003" w:tentative="1">
@@ -18357,7 +18480,7 @@
         <w:ind w:left="4309" w:hanging="360"/>
       </w:pPr>
       <w:rPr>
-        <w:rFonts w:ascii="Courier New" w:hAnsi="Courier New" w:cs="Courier New" w:hint="default"/>
+        <w:rFonts w:hint="default" w:ascii="Courier New" w:hAnsi="Courier New" w:cs="Courier New"/>
       </w:rPr>
     </w:lvl>
     <w:lvl w:ilvl="5" w:tplc="240A0005" w:tentative="1">
@@ -18369,7 +18492,7 @@
         <w:ind w:left="5029" w:hanging="360"/>
       </w:pPr>
       <w:rPr>
-        <w:rFonts w:ascii="Wingdings" w:hAnsi="Wingdings" w:hint="default"/>
+        <w:rFonts w:hint="default" w:ascii="Wingdings" w:hAnsi="Wingdings"/>
       </w:rPr>
     </w:lvl>
     <w:lvl w:ilvl="6" w:tplc="240A0001" w:tentative="1">
@@ -18381,7 +18504,7 @@
         <w:ind w:left="5749" w:hanging="360"/>
       </w:pPr>
       <w:rPr>
-        <w:rFonts w:ascii="Symbol" w:hAnsi="Symbol" w:hint="default"/>
+        <w:rFonts w:hint="default" w:ascii="Symbol" w:hAnsi="Symbol"/>
       </w:rPr>
     </w:lvl>
     <w:lvl w:ilvl="7" w:tplc="240A0003" w:tentative="1">
@@ -18393,7 +18516,7 @@
         <w:ind w:left="6469" w:hanging="360"/>
       </w:pPr>
       <w:rPr>
-        <w:rFonts w:ascii="Courier New" w:hAnsi="Courier New" w:cs="Courier New" w:hint="default"/>
+        <w:rFonts w:hint="default" w:ascii="Courier New" w:hAnsi="Courier New" w:cs="Courier New"/>
       </w:rPr>
     </w:lvl>
     <w:lvl w:ilvl="8" w:tplc="240A0005" w:tentative="1">
@@ -18405,7 +18528,7 @@
         <w:ind w:left="7189" w:hanging="360"/>
       </w:pPr>
       <w:rPr>
-        <w:rFonts w:ascii="Wingdings" w:hAnsi="Wingdings" w:hint="default"/>
+        <w:rFonts w:hint="default" w:ascii="Wingdings" w:hAnsi="Wingdings"/>
       </w:rPr>
     </w:lvl>
   </w:abstractNum>
@@ -18422,7 +18545,7 @@
         <w:ind w:left="1429" w:hanging="360"/>
       </w:pPr>
       <w:rPr>
-        <w:rFonts w:ascii="Symbol" w:hAnsi="Symbol" w:hint="default"/>
+        <w:rFonts w:hint="default" w:ascii="Symbol" w:hAnsi="Symbol"/>
       </w:rPr>
     </w:lvl>
     <w:lvl w:ilvl="1" w:tplc="240A0003" w:tentative="1">
@@ -18434,7 +18557,7 @@
         <w:ind w:left="2149" w:hanging="360"/>
       </w:pPr>
       <w:rPr>
-        <w:rFonts w:ascii="Courier New" w:hAnsi="Courier New" w:cs="Courier New" w:hint="default"/>
+        <w:rFonts w:hint="default" w:ascii="Courier New" w:hAnsi="Courier New" w:cs="Courier New"/>
       </w:rPr>
     </w:lvl>
     <w:lvl w:ilvl="2" w:tplc="240A0005" w:tentative="1">
@@ -18446,7 +18569,7 @@
         <w:ind w:left="2869" w:hanging="360"/>
       </w:pPr>
       <w:rPr>
-        <w:rFonts w:ascii="Wingdings" w:hAnsi="Wingdings" w:hint="default"/>
+        <w:rFonts w:hint="default" w:ascii="Wingdings" w:hAnsi="Wingdings"/>
       </w:rPr>
     </w:lvl>
     <w:lvl w:ilvl="3" w:tplc="240A0001" w:tentative="1">
@@ -18458,7 +18581,7 @@
         <w:ind w:left="3589" w:hanging="360"/>
       </w:pPr>
       <w:rPr>
-        <w:rFonts w:ascii="Symbol" w:hAnsi="Symbol" w:hint="default"/>
+        <w:rFonts w:hint="default" w:ascii="Symbol" w:hAnsi="Symbol"/>
       </w:rPr>
     </w:lvl>
     <w:lvl w:ilvl="4" w:tplc="240A0003" w:tentative="1">
@@ -18470,7 +18593,7 @@
         <w:ind w:left="4309" w:hanging="360"/>
       </w:pPr>
       <w:rPr>
-        <w:rFonts w:ascii="Courier New" w:hAnsi="Courier New" w:cs="Courier New" w:hint="default"/>
+        <w:rFonts w:hint="default" w:ascii="Courier New" w:hAnsi="Courier New" w:cs="Courier New"/>
       </w:rPr>
     </w:lvl>
     <w:lvl w:ilvl="5" w:tplc="240A0005" w:tentative="1">
@@ -18482,7 +18605,7 @@
         <w:ind w:left="5029" w:hanging="360"/>
       </w:pPr>
       <w:rPr>
-        <w:rFonts w:ascii="Wingdings" w:hAnsi="Wingdings" w:hint="default"/>
+        <w:rFonts w:hint="default" w:ascii="Wingdings" w:hAnsi="Wingdings"/>
       </w:rPr>
     </w:lvl>
     <w:lvl w:ilvl="6" w:tplc="240A0001" w:tentative="1">
@@ -18494,7 +18617,7 @@
         <w:ind w:left="5749" w:hanging="360"/>
       </w:pPr>
       <w:rPr>
-        <w:rFonts w:ascii="Symbol" w:hAnsi="Symbol" w:hint="default"/>
+        <w:rFonts w:hint="default" w:ascii="Symbol" w:hAnsi="Symbol"/>
       </w:rPr>
     </w:lvl>
     <w:lvl w:ilvl="7" w:tplc="240A0003" w:tentative="1">
@@ -18506,7 +18629,7 @@
         <w:ind w:left="6469" w:hanging="360"/>
       </w:pPr>
       <w:rPr>
-        <w:rFonts w:ascii="Courier New" w:hAnsi="Courier New" w:cs="Courier New" w:hint="default"/>
+        <w:rFonts w:hint="default" w:ascii="Courier New" w:hAnsi="Courier New" w:cs="Courier New"/>
       </w:rPr>
     </w:lvl>
     <w:lvl w:ilvl="8" w:tplc="240A0005" w:tentative="1">
@@ -18518,7 +18641,7 @@
         <w:ind w:left="7189" w:hanging="360"/>
       </w:pPr>
       <w:rPr>
-        <w:rFonts w:ascii="Wingdings" w:hAnsi="Wingdings" w:hint="default"/>
+        <w:rFonts w:hint="default" w:ascii="Wingdings" w:hAnsi="Wingdings"/>
       </w:rPr>
     </w:lvl>
   </w:abstractNum>
@@ -18535,7 +18658,7 @@
         <w:ind w:left="1429" w:hanging="360"/>
       </w:pPr>
       <w:rPr>
-        <w:rFonts w:ascii="Symbol" w:hAnsi="Symbol" w:hint="default"/>
+        <w:rFonts w:hint="default" w:ascii="Symbol" w:hAnsi="Symbol"/>
       </w:rPr>
     </w:lvl>
     <w:lvl w:ilvl="1" w:tplc="240A0003" w:tentative="1">
@@ -18547,7 +18670,7 @@
         <w:ind w:left="2149" w:hanging="360"/>
       </w:pPr>
       <w:rPr>
-        <w:rFonts w:ascii="Courier New" w:hAnsi="Courier New" w:cs="Courier New" w:hint="default"/>
+        <w:rFonts w:hint="default" w:ascii="Courier New" w:hAnsi="Courier New" w:cs="Courier New"/>
       </w:rPr>
     </w:lvl>
     <w:lvl w:ilvl="2" w:tplc="240A0005" w:tentative="1">
@@ -18559,7 +18682,7 @@
         <w:ind w:left="2869" w:hanging="360"/>
       </w:pPr>
       <w:rPr>
-        <w:rFonts w:ascii="Wingdings" w:hAnsi="Wingdings" w:hint="default"/>
+        <w:rFonts w:hint="default" w:ascii="Wingdings" w:hAnsi="Wingdings"/>
       </w:rPr>
     </w:lvl>
     <w:lvl w:ilvl="3" w:tplc="240A0001" w:tentative="1">
@@ -18571,7 +18694,7 @@
         <w:ind w:left="3589" w:hanging="360"/>
       </w:pPr>
       <w:rPr>
-        <w:rFonts w:ascii="Symbol" w:hAnsi="Symbol" w:hint="default"/>
+        <w:rFonts w:hint="default" w:ascii="Symbol" w:hAnsi="Symbol"/>
       </w:rPr>
     </w:lvl>
     <w:lvl w:ilvl="4" w:tplc="240A0003" w:tentative="1">
@@ -18583,7 +18706,7 @@
         <w:ind w:left="4309" w:hanging="360"/>
       </w:pPr>
       <w:rPr>
-        <w:rFonts w:ascii="Courier New" w:hAnsi="Courier New" w:cs="Courier New" w:hint="default"/>
+        <w:rFonts w:hint="default" w:ascii="Courier New" w:hAnsi="Courier New" w:cs="Courier New"/>
       </w:rPr>
     </w:lvl>
     <w:lvl w:ilvl="5" w:tplc="240A0005" w:tentative="1">
@@ -18595,7 +18718,7 @@
         <w:ind w:left="5029" w:hanging="360"/>
       </w:pPr>
       <w:rPr>
-        <w:rFonts w:ascii="Wingdings" w:hAnsi="Wingdings" w:hint="default"/>
+        <w:rFonts w:hint="default" w:ascii="Wingdings" w:hAnsi="Wingdings"/>
       </w:rPr>
     </w:lvl>
     <w:lvl w:ilvl="6" w:tplc="240A0001" w:tentative="1">
@@ -18607,7 +18730,7 @@
         <w:ind w:left="5749" w:hanging="360"/>
       </w:pPr>
       <w:rPr>
-        <w:rFonts w:ascii="Symbol" w:hAnsi="Symbol" w:hint="default"/>
+        <w:rFonts w:hint="default" w:ascii="Symbol" w:hAnsi="Symbol"/>
       </w:rPr>
     </w:lvl>
     <w:lvl w:ilvl="7" w:tplc="240A0003" w:tentative="1">
@@ -18619,7 +18742,7 @@
         <w:ind w:left="6469" w:hanging="360"/>
       </w:pPr>
       <w:rPr>
-        <w:rFonts w:ascii="Courier New" w:hAnsi="Courier New" w:cs="Courier New" w:hint="default"/>
+        <w:rFonts w:hint="default" w:ascii="Courier New" w:hAnsi="Courier New" w:cs="Courier New"/>
       </w:rPr>
     </w:lvl>
     <w:lvl w:ilvl="8" w:tplc="240A0005" w:tentative="1">
@@ -18631,7 +18754,7 @@
         <w:ind w:left="7189" w:hanging="360"/>
       </w:pPr>
       <w:rPr>
-        <w:rFonts w:ascii="Wingdings" w:hAnsi="Wingdings" w:hint="default"/>
+        <w:rFonts w:hint="default" w:ascii="Wingdings" w:hAnsi="Wingdings"/>
       </w:rPr>
     </w:lvl>
   </w:abstractNum>
@@ -18648,7 +18771,7 @@
         <w:ind w:left="1429" w:hanging="360"/>
       </w:pPr>
       <w:rPr>
-        <w:rFonts w:ascii="Symbol" w:hAnsi="Symbol" w:hint="default"/>
+        <w:rFonts w:hint="default" w:ascii="Symbol" w:hAnsi="Symbol"/>
       </w:rPr>
     </w:lvl>
     <w:lvl w:ilvl="1" w:tplc="240A0003" w:tentative="1">
@@ -18660,7 +18783,7 @@
         <w:ind w:left="2149" w:hanging="360"/>
       </w:pPr>
       <w:rPr>
-        <w:rFonts w:ascii="Courier New" w:hAnsi="Courier New" w:cs="Courier New" w:hint="default"/>
+        <w:rFonts w:hint="default" w:ascii="Courier New" w:hAnsi="Courier New" w:cs="Courier New"/>
       </w:rPr>
     </w:lvl>
     <w:lvl w:ilvl="2" w:tplc="240A0005" w:tentative="1">
@@ -18672,7 +18795,7 @@
         <w:ind w:left="2869" w:hanging="360"/>
       </w:pPr>
       <w:rPr>
-        <w:rFonts w:ascii="Wingdings" w:hAnsi="Wingdings" w:hint="default"/>
+        <w:rFonts w:hint="default" w:ascii="Wingdings" w:hAnsi="Wingdings"/>
       </w:rPr>
     </w:lvl>
     <w:lvl w:ilvl="3" w:tplc="240A0001" w:tentative="1">
@@ -18684,7 +18807,7 @@
         <w:ind w:left="3589" w:hanging="360"/>
       </w:pPr>
       <w:rPr>
-        <w:rFonts w:ascii="Symbol" w:hAnsi="Symbol" w:hint="default"/>
+        <w:rFonts w:hint="default" w:ascii="Symbol" w:hAnsi="Symbol"/>
       </w:rPr>
     </w:lvl>
     <w:lvl w:ilvl="4" w:tplc="240A0003" w:tentative="1">
@@ -18696,7 +18819,7 @@
         <w:ind w:left="4309" w:hanging="360"/>
       </w:pPr>
       <w:rPr>
-        <w:rFonts w:ascii="Courier New" w:hAnsi="Courier New" w:cs="Courier New" w:hint="default"/>
+        <w:rFonts w:hint="default" w:ascii="Courier New" w:hAnsi="Courier New" w:cs="Courier New"/>
       </w:rPr>
     </w:lvl>
     <w:lvl w:ilvl="5" w:tplc="240A0005" w:tentative="1">
@@ -18708,7 +18831,7 @@
         <w:ind w:left="5029" w:hanging="360"/>
       </w:pPr>
       <w:rPr>
-        <w:rFonts w:ascii="Wingdings" w:hAnsi="Wingdings" w:hint="default"/>
+        <w:rFonts w:hint="default" w:ascii="Wingdings" w:hAnsi="Wingdings"/>
       </w:rPr>
     </w:lvl>
     <w:lvl w:ilvl="6" w:tplc="240A0001" w:tentative="1">
@@ -18720,7 +18843,7 @@
         <w:ind w:left="5749" w:hanging="360"/>
       </w:pPr>
       <w:rPr>
-        <w:rFonts w:ascii="Symbol" w:hAnsi="Symbol" w:hint="default"/>
+        <w:rFonts w:hint="default" w:ascii="Symbol" w:hAnsi="Symbol"/>
       </w:rPr>
     </w:lvl>
     <w:lvl w:ilvl="7" w:tplc="240A0003" w:tentative="1">
@@ -18732,7 +18855,7 @@
         <w:ind w:left="6469" w:hanging="360"/>
       </w:pPr>
       <w:rPr>
-        <w:rFonts w:ascii="Courier New" w:hAnsi="Courier New" w:cs="Courier New" w:hint="default"/>
+        <w:rFonts w:hint="default" w:ascii="Courier New" w:hAnsi="Courier New" w:cs="Courier New"/>
       </w:rPr>
     </w:lvl>
     <w:lvl w:ilvl="8" w:tplc="240A0005" w:tentative="1">
@@ -18744,7 +18867,7 @@
         <w:ind w:left="7189" w:hanging="360"/>
       </w:pPr>
       <w:rPr>
-        <w:rFonts w:ascii="Wingdings" w:hAnsi="Wingdings" w:hint="default"/>
+        <w:rFonts w:hint="default" w:ascii="Wingdings" w:hAnsi="Wingdings"/>
       </w:rPr>
     </w:lvl>
   </w:abstractNum>
@@ -18761,7 +18884,7 @@
         <w:ind w:left="1429" w:hanging="360"/>
       </w:pPr>
       <w:rPr>
-        <w:rFonts w:ascii="Symbol" w:hAnsi="Symbol" w:hint="default"/>
+        <w:rFonts w:hint="default" w:ascii="Symbol" w:hAnsi="Symbol"/>
       </w:rPr>
     </w:lvl>
     <w:lvl w:ilvl="1" w:tplc="240A0003" w:tentative="1">
@@ -18773,7 +18896,7 @@
         <w:ind w:left="2149" w:hanging="360"/>
       </w:pPr>
       <w:rPr>
-        <w:rFonts w:ascii="Courier New" w:hAnsi="Courier New" w:cs="Courier New" w:hint="default"/>
+        <w:rFonts w:hint="default" w:ascii="Courier New" w:hAnsi="Courier New" w:cs="Courier New"/>
       </w:rPr>
     </w:lvl>
     <w:lvl w:ilvl="2" w:tplc="240A0005" w:tentative="1">
@@ -18785,7 +18908,7 @@
         <w:ind w:left="2869" w:hanging="360"/>
       </w:pPr>
       <w:rPr>
-        <w:rFonts w:ascii="Wingdings" w:hAnsi="Wingdings" w:hint="default"/>
+        <w:rFonts w:hint="default" w:ascii="Wingdings" w:hAnsi="Wingdings"/>
       </w:rPr>
     </w:lvl>
     <w:lvl w:ilvl="3" w:tplc="240A0001" w:tentative="1">
@@ -18797,7 +18920,7 @@
         <w:ind w:left="3589" w:hanging="360"/>
       </w:pPr>
       <w:rPr>
-        <w:rFonts w:ascii="Symbol" w:hAnsi="Symbol" w:hint="default"/>
+        <w:rFonts w:hint="default" w:ascii="Symbol" w:hAnsi="Symbol"/>
       </w:rPr>
     </w:lvl>
     <w:lvl w:ilvl="4" w:tplc="240A0003" w:tentative="1">
@@ -18809,7 +18932,7 @@
         <w:ind w:left="4309" w:hanging="360"/>
       </w:pPr>
       <w:rPr>
-        <w:rFonts w:ascii="Courier New" w:hAnsi="Courier New" w:cs="Courier New" w:hint="default"/>
+        <w:rFonts w:hint="default" w:ascii="Courier New" w:hAnsi="Courier New" w:cs="Courier New"/>
       </w:rPr>
     </w:lvl>
     <w:lvl w:ilvl="5" w:tplc="240A0005" w:tentative="1">
@@ -18821,7 +18944,7 @@
         <w:ind w:left="5029" w:hanging="360"/>
       </w:pPr>
       <w:rPr>
-        <w:rFonts w:ascii="Wingdings" w:hAnsi="Wingdings" w:hint="default"/>
+        <w:rFonts w:hint="default" w:ascii="Wingdings" w:hAnsi="Wingdings"/>
       </w:rPr>
     </w:lvl>
     <w:lvl w:ilvl="6" w:tplc="240A0001" w:tentative="1">
@@ -18833,7 +18956,7 @@
         <w:ind w:left="5749" w:hanging="360"/>
       </w:pPr>
       <w:rPr>
-        <w:rFonts w:ascii="Symbol" w:hAnsi="Symbol" w:hint="default"/>
+        <w:rFonts w:hint="default" w:ascii="Symbol" w:hAnsi="Symbol"/>
       </w:rPr>
     </w:lvl>
     <w:lvl w:ilvl="7" w:tplc="240A0003" w:tentative="1">
@@ -18845,7 +18968,7 @@
         <w:ind w:left="6469" w:hanging="360"/>
       </w:pPr>
       <w:rPr>
-        <w:rFonts w:ascii="Courier New" w:hAnsi="Courier New" w:cs="Courier New" w:hint="default"/>
+        <w:rFonts w:hint="default" w:ascii="Courier New" w:hAnsi="Courier New" w:cs="Courier New"/>
       </w:rPr>
     </w:lvl>
     <w:lvl w:ilvl="8" w:tplc="240A0005" w:tentative="1">
@@ -18857,7 +18980,7 @@
         <w:ind w:left="7189" w:hanging="360"/>
       </w:pPr>
       <w:rPr>
-        <w:rFonts w:ascii="Wingdings" w:hAnsi="Wingdings" w:hint="default"/>
+        <w:rFonts w:hint="default" w:ascii="Wingdings" w:hAnsi="Wingdings"/>
       </w:rPr>
     </w:lvl>
   </w:abstractNum>
@@ -18874,7 +18997,7 @@
         <w:ind w:left="720" w:hanging="360"/>
       </w:pPr>
       <w:rPr>
-        <w:rFonts w:ascii="Symbol" w:hAnsi="Symbol" w:hint="default"/>
+        <w:rFonts w:hint="default" w:ascii="Symbol" w:hAnsi="Symbol"/>
       </w:rPr>
     </w:lvl>
     <w:lvl w:ilvl="1" w:tplc="240A0003" w:tentative="1">
@@ -18886,7 +19009,7 @@
         <w:ind w:left="1440" w:hanging="360"/>
       </w:pPr>
       <w:rPr>
-        <w:rFonts w:ascii="Courier New" w:hAnsi="Courier New" w:cs="Courier New" w:hint="default"/>
+        <w:rFonts w:hint="default" w:ascii="Courier New" w:hAnsi="Courier New" w:cs="Courier New"/>
       </w:rPr>
     </w:lvl>
     <w:lvl w:ilvl="2" w:tplc="240A0005" w:tentative="1">
@@ -18898,7 +19021,7 @@
         <w:ind w:left="2160" w:hanging="360"/>
       </w:pPr>
       <w:rPr>
-        <w:rFonts w:ascii="Wingdings" w:hAnsi="Wingdings" w:hint="default"/>
+        <w:rFonts w:hint="default" w:ascii="Wingdings" w:hAnsi="Wingdings"/>
       </w:rPr>
     </w:lvl>
     <w:lvl w:ilvl="3" w:tplc="240A0001" w:tentative="1">
@@ -18910,7 +19033,7 @@
         <w:ind w:left="2880" w:hanging="360"/>
       </w:pPr>
       <w:rPr>
-        <w:rFonts w:ascii="Symbol" w:hAnsi="Symbol" w:hint="default"/>
+        <w:rFonts w:hint="default" w:ascii="Symbol" w:hAnsi="Symbol"/>
       </w:rPr>
     </w:lvl>
     <w:lvl w:ilvl="4" w:tplc="240A0003" w:tentative="1">
@@ -18922,7 +19045,7 @@
         <w:ind w:left="3600" w:hanging="360"/>
       </w:pPr>
       <w:rPr>
-        <w:rFonts w:ascii="Courier New" w:hAnsi="Courier New" w:cs="Courier New" w:hint="default"/>
+        <w:rFonts w:hint="default" w:ascii="Courier New" w:hAnsi="Courier New" w:cs="Courier New"/>
       </w:rPr>
     </w:lvl>
     <w:lvl w:ilvl="5" w:tplc="240A0005" w:tentative="1">
@@ -18934,7 +19057,7 @@
         <w:ind w:left="4320" w:hanging="360"/>
       </w:pPr>
       <w:rPr>
-        <w:rFonts w:ascii="Wingdings" w:hAnsi="Wingdings" w:hint="default"/>
+        <w:rFonts w:hint="default" w:ascii="Wingdings" w:hAnsi="Wingdings"/>
       </w:rPr>
     </w:lvl>
     <w:lvl w:ilvl="6" w:tplc="240A0001" w:tentative="1">
@@ -18946,7 +19069,7 @@
         <w:ind w:left="5040" w:hanging="360"/>
       </w:pPr>
       <w:rPr>
-        <w:rFonts w:ascii="Symbol" w:hAnsi="Symbol" w:hint="default"/>
+        <w:rFonts w:hint="default" w:ascii="Symbol" w:hAnsi="Symbol"/>
       </w:rPr>
     </w:lvl>
     <w:lvl w:ilvl="7" w:tplc="240A0003" w:tentative="1">
@@ -18958,7 +19081,7 @@
         <w:ind w:left="5760" w:hanging="360"/>
       </w:pPr>
       <w:rPr>
-        <w:rFonts w:ascii="Courier New" w:hAnsi="Courier New" w:cs="Courier New" w:hint="default"/>
+        <w:rFonts w:hint="default" w:ascii="Courier New" w:hAnsi="Courier New" w:cs="Courier New"/>
       </w:rPr>
     </w:lvl>
     <w:lvl w:ilvl="8" w:tplc="240A0005" w:tentative="1">
@@ -18970,7 +19093,7 @@
         <w:ind w:left="6480" w:hanging="360"/>
       </w:pPr>
       <w:rPr>
-        <w:rFonts w:ascii="Wingdings" w:hAnsi="Wingdings" w:hint="default"/>
+        <w:rFonts w:hint="default" w:ascii="Wingdings" w:hAnsi="Wingdings"/>
       </w:rPr>
     </w:lvl>
   </w:abstractNum>
@@ -18987,7 +19110,7 @@
         <w:ind w:left="1429" w:hanging="360"/>
       </w:pPr>
       <w:rPr>
-        <w:rFonts w:ascii="Symbol" w:hAnsi="Symbol" w:hint="default"/>
+        <w:rFonts w:hint="default" w:ascii="Symbol" w:hAnsi="Symbol"/>
       </w:rPr>
     </w:lvl>
     <w:lvl w:ilvl="1" w:tplc="240A0003" w:tentative="1">
@@ -18999,7 +19122,7 @@
         <w:ind w:left="2149" w:hanging="360"/>
       </w:pPr>
       <w:rPr>
-        <w:rFonts w:ascii="Courier New" w:hAnsi="Courier New" w:cs="Courier New" w:hint="default"/>
+        <w:rFonts w:hint="default" w:ascii="Courier New" w:hAnsi="Courier New" w:cs="Courier New"/>
       </w:rPr>
     </w:lvl>
     <w:lvl w:ilvl="2" w:tplc="240A0005" w:tentative="1">
@@ -19011,7 +19134,7 @@
         <w:ind w:left="2869" w:hanging="360"/>
       </w:pPr>
       <w:rPr>
-        <w:rFonts w:ascii="Wingdings" w:hAnsi="Wingdings" w:hint="default"/>
+        <w:rFonts w:hint="default" w:ascii="Wingdings" w:hAnsi="Wingdings"/>
       </w:rPr>
     </w:lvl>
     <w:lvl w:ilvl="3" w:tplc="240A0001" w:tentative="1">
@@ -19023,7 +19146,7 @@
         <w:ind w:left="3589" w:hanging="360"/>
       </w:pPr>
       <w:rPr>
-        <w:rFonts w:ascii="Symbol" w:hAnsi="Symbol" w:hint="default"/>
+        <w:rFonts w:hint="default" w:ascii="Symbol" w:hAnsi="Symbol"/>
       </w:rPr>
     </w:lvl>
     <w:lvl w:ilvl="4" w:tplc="240A0003" w:tentative="1">
@@ -19035,7 +19158,7 @@
         <w:ind w:left="4309" w:hanging="360"/>
       </w:pPr>
       <w:rPr>
-        <w:rFonts w:ascii="Courier New" w:hAnsi="Courier New" w:cs="Courier New" w:hint="default"/>
+        <w:rFonts w:hint="default" w:ascii="Courier New" w:hAnsi="Courier New" w:cs="Courier New"/>
       </w:rPr>
     </w:lvl>
     <w:lvl w:ilvl="5" w:tplc="240A0005" w:tentative="1">
@@ -19047,7 +19170,7 @@
         <w:ind w:left="5029" w:hanging="360"/>
       </w:pPr>
       <w:rPr>
-        <w:rFonts w:ascii="Wingdings" w:hAnsi="Wingdings" w:hint="default"/>
+        <w:rFonts w:hint="default" w:ascii="Wingdings" w:hAnsi="Wingdings"/>
       </w:rPr>
     </w:lvl>
     <w:lvl w:ilvl="6" w:tplc="240A0001" w:tentative="1">
@@ -19059,7 +19182,7 @@
         <w:ind w:left="5749" w:hanging="360"/>
       </w:pPr>
       <w:rPr>
-        <w:rFonts w:ascii="Symbol" w:hAnsi="Symbol" w:hint="default"/>
+        <w:rFonts w:hint="default" w:ascii="Symbol" w:hAnsi="Symbol"/>
       </w:rPr>
     </w:lvl>
     <w:lvl w:ilvl="7" w:tplc="240A0003" w:tentative="1">
@@ -19071,7 +19194,7 @@
         <w:ind w:left="6469" w:hanging="360"/>
       </w:pPr>
       <w:rPr>
-        <w:rFonts w:ascii="Courier New" w:hAnsi="Courier New" w:cs="Courier New" w:hint="default"/>
+        <w:rFonts w:hint="default" w:ascii="Courier New" w:hAnsi="Courier New" w:cs="Courier New"/>
       </w:rPr>
     </w:lvl>
     <w:lvl w:ilvl="8" w:tplc="240A0005" w:tentative="1">
@@ -19083,7 +19206,7 @@
         <w:ind w:left="7189" w:hanging="360"/>
       </w:pPr>
       <w:rPr>
-        <w:rFonts w:ascii="Wingdings" w:hAnsi="Wingdings" w:hint="default"/>
+        <w:rFonts w:hint="default" w:ascii="Wingdings" w:hAnsi="Wingdings"/>
       </w:rPr>
     </w:lvl>
   </w:abstractNum>
@@ -19100,7 +19223,7 @@
         <w:ind w:left="1429" w:hanging="360"/>
       </w:pPr>
       <w:rPr>
-        <w:rFonts w:ascii="Symbol" w:hAnsi="Symbol" w:hint="default"/>
+        <w:rFonts w:hint="default" w:ascii="Symbol" w:hAnsi="Symbol"/>
       </w:rPr>
     </w:lvl>
     <w:lvl w:ilvl="1" w:tplc="240A0003" w:tentative="1">
@@ -19112,7 +19235,7 @@
         <w:ind w:left="2149" w:hanging="360"/>
       </w:pPr>
       <w:rPr>
-        <w:rFonts w:ascii="Courier New" w:hAnsi="Courier New" w:cs="Courier New" w:hint="default"/>
+        <w:rFonts w:hint="default" w:ascii="Courier New" w:hAnsi="Courier New" w:cs="Courier New"/>
       </w:rPr>
     </w:lvl>
     <w:lvl w:ilvl="2" w:tplc="240A0005" w:tentative="1">
@@ -19124,7 +19247,7 @@
         <w:ind w:left="2869" w:hanging="360"/>
       </w:pPr>
       <w:rPr>
-        <w:rFonts w:ascii="Wingdings" w:hAnsi="Wingdings" w:hint="default"/>
+        <w:rFonts w:hint="default" w:ascii="Wingdings" w:hAnsi="Wingdings"/>
       </w:rPr>
     </w:lvl>
     <w:lvl w:ilvl="3" w:tplc="240A0001" w:tentative="1">
@@ -19136,7 +19259,7 @@
         <w:ind w:left="3589" w:hanging="360"/>
       </w:pPr>
       <w:rPr>
-        <w:rFonts w:ascii="Symbol" w:hAnsi="Symbol" w:hint="default"/>
+        <w:rFonts w:hint="default" w:ascii="Symbol" w:hAnsi="Symbol"/>
       </w:rPr>
     </w:lvl>
     <w:lvl w:ilvl="4" w:tplc="240A0003" w:tentative="1">
@@ -19148,7 +19271,7 @@
         <w:ind w:left="4309" w:hanging="360"/>
       </w:pPr>
       <w:rPr>
-        <w:rFonts w:ascii="Courier New" w:hAnsi="Courier New" w:cs="Courier New" w:hint="default"/>
+        <w:rFonts w:hint="default" w:ascii="Courier New" w:hAnsi="Courier New" w:cs="Courier New"/>
       </w:rPr>
     </w:lvl>
     <w:lvl w:ilvl="5" w:tplc="240A0005" w:tentative="1">
@@ -19160,7 +19283,7 @@
         <w:ind w:left="5029" w:hanging="360"/>
       </w:pPr>
       <w:rPr>
-        <w:rFonts w:ascii="Wingdings" w:hAnsi="Wingdings" w:hint="default"/>
+        <w:rFonts w:hint="default" w:ascii="Wingdings" w:hAnsi="Wingdings"/>
       </w:rPr>
     </w:lvl>
     <w:lvl w:ilvl="6" w:tplc="240A0001" w:tentative="1">
@@ -19172,7 +19295,7 @@
         <w:ind w:left="5749" w:hanging="360"/>
       </w:pPr>
       <w:rPr>
-        <w:rFonts w:ascii="Symbol" w:hAnsi="Symbol" w:hint="default"/>
+        <w:rFonts w:hint="default" w:ascii="Symbol" w:hAnsi="Symbol"/>
       </w:rPr>
     </w:lvl>
     <w:lvl w:ilvl="7" w:tplc="240A0003" w:tentative="1">
@@ -19184,7 +19307,7 @@
         <w:ind w:left="6469" w:hanging="360"/>
       </w:pPr>
       <w:rPr>
-        <w:rFonts w:ascii="Courier New" w:hAnsi="Courier New" w:cs="Courier New" w:hint="default"/>
+        <w:rFonts w:hint="default" w:ascii="Courier New" w:hAnsi="Courier New" w:cs="Courier New"/>
       </w:rPr>
     </w:lvl>
     <w:lvl w:ilvl="8" w:tplc="240A0005" w:tentative="1">
@@ -19196,7 +19319,7 @@
         <w:ind w:left="7189" w:hanging="360"/>
       </w:pPr>
       <w:rPr>
-        <w:rFonts w:ascii="Wingdings" w:hAnsi="Wingdings" w:hint="default"/>
+        <w:rFonts w:hint="default" w:ascii="Wingdings" w:hAnsi="Wingdings"/>
       </w:rPr>
     </w:lvl>
   </w:abstractNum>
@@ -19213,7 +19336,7 @@
         <w:ind w:left="1429" w:hanging="360"/>
       </w:pPr>
       <w:rPr>
-        <w:rFonts w:ascii="Symbol" w:hAnsi="Symbol" w:hint="default"/>
+        <w:rFonts w:hint="default" w:ascii="Symbol" w:hAnsi="Symbol"/>
       </w:rPr>
     </w:lvl>
     <w:lvl w:ilvl="1" w:tplc="240A0003" w:tentative="1">
@@ -19225,7 +19348,7 @@
         <w:ind w:left="2149" w:hanging="360"/>
       </w:pPr>
       <w:rPr>
-        <w:rFonts w:ascii="Courier New" w:hAnsi="Courier New" w:cs="Courier New" w:hint="default"/>
+        <w:rFonts w:hint="default" w:ascii="Courier New" w:hAnsi="Courier New" w:cs="Courier New"/>
       </w:rPr>
     </w:lvl>
     <w:lvl w:ilvl="2" w:tplc="240A0005" w:tentative="1">
@@ -19237,7 +19360,7 @@
         <w:ind w:left="2869" w:hanging="360"/>
       </w:pPr>
       <w:rPr>
-        <w:rFonts w:ascii="Wingdings" w:hAnsi="Wingdings" w:hint="default"/>
+        <w:rFonts w:hint="default" w:ascii="Wingdings" w:hAnsi="Wingdings"/>
       </w:rPr>
     </w:lvl>
     <w:lvl w:ilvl="3" w:tplc="240A0001" w:tentative="1">
@@ -19249,7 +19372,7 @@
         <w:ind w:left="3589" w:hanging="360"/>
       </w:pPr>
       <w:rPr>
-        <w:rFonts w:ascii="Symbol" w:hAnsi="Symbol" w:hint="default"/>
+        <w:rFonts w:hint="default" w:ascii="Symbol" w:hAnsi="Symbol"/>
       </w:rPr>
     </w:lvl>
     <w:lvl w:ilvl="4" w:tplc="240A0003" w:tentative="1">
@@ -19261,7 +19384,7 @@
         <w:ind w:left="4309" w:hanging="360"/>
       </w:pPr>
       <w:rPr>
-        <w:rFonts w:ascii="Courier New" w:hAnsi="Courier New" w:cs="Courier New" w:hint="default"/>
+        <w:rFonts w:hint="default" w:ascii="Courier New" w:hAnsi="Courier New" w:cs="Courier New"/>
       </w:rPr>
     </w:lvl>
     <w:lvl w:ilvl="5" w:tplc="240A0005" w:tentative="1">
@@ -19273,7 +19396,7 @@
         <w:ind w:left="5029" w:hanging="360"/>
       </w:pPr>
       <w:rPr>
-        <w:rFonts w:ascii="Wingdings" w:hAnsi="Wingdings" w:hint="default"/>
+        <w:rFonts w:hint="default" w:ascii="Wingdings" w:hAnsi="Wingdings"/>
       </w:rPr>
     </w:lvl>
     <w:lvl w:ilvl="6" w:tplc="240A0001" w:tentative="1">
@@ -19285,7 +19408,7 @@
         <w:ind w:left="5749" w:hanging="360"/>
       </w:pPr>
       <w:rPr>
-        <w:rFonts w:ascii="Symbol" w:hAnsi="Symbol" w:hint="default"/>
+        <w:rFonts w:hint="default" w:ascii="Symbol" w:hAnsi="Symbol"/>
       </w:rPr>
     </w:lvl>
     <w:lvl w:ilvl="7" w:tplc="240A0003" w:tentative="1">
@@ -19297,7 +19420,7 @@
         <w:ind w:left="6469" w:hanging="360"/>
       </w:pPr>
       <w:rPr>
-        <w:rFonts w:ascii="Courier New" w:hAnsi="Courier New" w:cs="Courier New" w:hint="default"/>
+        <w:rFonts w:hint="default" w:ascii="Courier New" w:hAnsi="Courier New" w:cs="Courier New"/>
       </w:rPr>
     </w:lvl>
     <w:lvl w:ilvl="8" w:tplc="240A0005" w:tentative="1">
@@ -19309,7 +19432,7 @@
         <w:ind w:left="7189" w:hanging="360"/>
       </w:pPr>
       <w:rPr>
-        <w:rFonts w:ascii="Wingdings" w:hAnsi="Wingdings" w:hint="default"/>
+        <w:rFonts w:hint="default" w:ascii="Wingdings" w:hAnsi="Wingdings"/>
       </w:rPr>
     </w:lvl>
   </w:abstractNum>
@@ -19326,7 +19449,7 @@
         <w:ind w:left="720" w:hanging="360"/>
       </w:pPr>
       <w:rPr>
-        <w:rFonts w:ascii="Symbol" w:hAnsi="Symbol" w:hint="default"/>
+        <w:rFonts w:hint="default" w:ascii="Symbol" w:hAnsi="Symbol"/>
       </w:rPr>
     </w:lvl>
     <w:lvl w:ilvl="1" w:tplc="240A0003" w:tentative="1">
@@ -19338,7 +19461,7 @@
         <w:ind w:left="1440" w:hanging="360"/>
       </w:pPr>
       <w:rPr>
-        <w:rFonts w:ascii="Courier New" w:hAnsi="Courier New" w:cs="Courier New" w:hint="default"/>
+        <w:rFonts w:hint="default" w:ascii="Courier New" w:hAnsi="Courier New" w:cs="Courier New"/>
       </w:rPr>
     </w:lvl>
     <w:lvl w:ilvl="2" w:tplc="240A0005" w:tentative="1">
@@ -19350,7 +19473,7 @@
         <w:ind w:left="2160" w:hanging="360"/>
       </w:pPr>
       <w:rPr>
-        <w:rFonts w:ascii="Wingdings" w:hAnsi="Wingdings" w:hint="default"/>
+        <w:rFonts w:hint="default" w:ascii="Wingdings" w:hAnsi="Wingdings"/>
       </w:rPr>
     </w:lvl>
     <w:lvl w:ilvl="3" w:tplc="240A0001" w:tentative="1">
@@ -19362,7 +19485,7 @@
         <w:ind w:left="2880" w:hanging="360"/>
       </w:pPr>
       <w:rPr>
-        <w:rFonts w:ascii="Symbol" w:hAnsi="Symbol" w:hint="default"/>
+        <w:rFonts w:hint="default" w:ascii="Symbol" w:hAnsi="Symbol"/>
       </w:rPr>
     </w:lvl>
     <w:lvl w:ilvl="4" w:tplc="240A0003" w:tentative="1">
@@ -19374,7 +19497,7 @@
         <w:ind w:left="3600" w:hanging="360"/>
       </w:pPr>
       <w:rPr>
-        <w:rFonts w:ascii="Courier New" w:hAnsi="Courier New" w:cs="Courier New" w:hint="default"/>
+        <w:rFonts w:hint="default" w:ascii="Courier New" w:hAnsi="Courier New" w:cs="Courier New"/>
       </w:rPr>
     </w:lvl>
     <w:lvl w:ilvl="5" w:tplc="240A0005" w:tentative="1">
@@ -19386,7 +19509,7 @@
         <w:ind w:left="4320" w:hanging="360"/>
       </w:pPr>
       <w:rPr>
-        <w:rFonts w:ascii="Wingdings" w:hAnsi="Wingdings" w:hint="default"/>
+        <w:rFonts w:hint="default" w:ascii="Wingdings" w:hAnsi="Wingdings"/>
       </w:rPr>
     </w:lvl>
     <w:lvl w:ilvl="6" w:tplc="240A0001" w:tentative="1">
@@ -19398,7 +19521,7 @@
         <w:ind w:left="5040" w:hanging="360"/>
       </w:pPr>
       <w:rPr>
-        <w:rFonts w:ascii="Symbol" w:hAnsi="Symbol" w:hint="default"/>
+        <w:rFonts w:hint="default" w:ascii="Symbol" w:hAnsi="Symbol"/>
       </w:rPr>
     </w:lvl>
     <w:lvl w:ilvl="7" w:tplc="240A0003" w:tentative="1">
@@ -19410,7 +19533,7 @@
         <w:ind w:left="5760" w:hanging="360"/>
       </w:pPr>
       <w:rPr>
-        <w:rFonts w:ascii="Courier New" w:hAnsi="Courier New" w:cs="Courier New" w:hint="default"/>
+        <w:rFonts w:hint="default" w:ascii="Courier New" w:hAnsi="Courier New" w:cs="Courier New"/>
       </w:rPr>
     </w:lvl>
     <w:lvl w:ilvl="8" w:tplc="240A0005" w:tentative="1">
@@ -19422,7 +19545,7 @@
         <w:ind w:left="6480" w:hanging="360"/>
       </w:pPr>
       <w:rPr>
-        <w:rFonts w:ascii="Wingdings" w:hAnsi="Wingdings" w:hint="default"/>
+        <w:rFonts w:hint="default" w:ascii="Wingdings" w:hAnsi="Wingdings"/>
       </w:rPr>
     </w:lvl>
   </w:abstractNum>
@@ -19439,7 +19562,7 @@
         <w:ind w:left="1429" w:hanging="360"/>
       </w:pPr>
       <w:rPr>
-        <w:rFonts w:ascii="Symbol" w:hAnsi="Symbol" w:hint="default"/>
+        <w:rFonts w:hint="default" w:ascii="Symbol" w:hAnsi="Symbol"/>
       </w:rPr>
     </w:lvl>
     <w:lvl w:ilvl="1" w:tplc="240A0003" w:tentative="1">
@@ -19451,7 +19574,7 @@
         <w:ind w:left="2149" w:hanging="360"/>
       </w:pPr>
       <w:rPr>
-        <w:rFonts w:ascii="Courier New" w:hAnsi="Courier New" w:cs="Courier New" w:hint="default"/>
+        <w:rFonts w:hint="default" w:ascii="Courier New" w:hAnsi="Courier New" w:cs="Courier New"/>
       </w:rPr>
     </w:lvl>
     <w:lvl w:ilvl="2" w:tplc="240A0005" w:tentative="1">
@@ -19463,7 +19586,7 @@
         <w:ind w:left="2869" w:hanging="360"/>
       </w:pPr>
       <w:rPr>
-        <w:rFonts w:ascii="Wingdings" w:hAnsi="Wingdings" w:hint="default"/>
+        <w:rFonts w:hint="default" w:ascii="Wingdings" w:hAnsi="Wingdings"/>
       </w:rPr>
     </w:lvl>
     <w:lvl w:ilvl="3" w:tplc="240A0001" w:tentative="1">
@@ -19475,7 +19598,7 @@
         <w:ind w:left="3589" w:hanging="360"/>
       </w:pPr>
       <w:rPr>
-        <w:rFonts w:ascii="Symbol" w:hAnsi="Symbol" w:hint="default"/>
+        <w:rFonts w:hint="default" w:ascii="Symbol" w:hAnsi="Symbol"/>
       </w:rPr>
     </w:lvl>
     <w:lvl w:ilvl="4" w:tplc="240A0003" w:tentative="1">
@@ -19487,7 +19610,7 @@
         <w:ind w:left="4309" w:hanging="360"/>
       </w:pPr>
       <w:rPr>
-        <w:rFonts w:ascii="Courier New" w:hAnsi="Courier New" w:cs="Courier New" w:hint="default"/>
+        <w:rFonts w:hint="default" w:ascii="Courier New" w:hAnsi="Courier New" w:cs="Courier New"/>
       </w:rPr>
     </w:lvl>
     <w:lvl w:ilvl="5" w:tplc="240A0005" w:tentative="1">
@@ -19499,7 +19622,7 @@
         <w:ind w:left="5029" w:hanging="360"/>
       </w:pPr>
       <w:rPr>
-        <w:rFonts w:ascii="Wingdings" w:hAnsi="Wingdings" w:hint="default"/>
+        <w:rFonts w:hint="default" w:ascii="Wingdings" w:hAnsi="Wingdings"/>
       </w:rPr>
     </w:lvl>
     <w:lvl w:ilvl="6" w:tplc="240A0001" w:tentative="1">
@@ -19511,7 +19634,7 @@
         <w:ind w:left="5749" w:hanging="360"/>
       </w:pPr>
       <w:rPr>
-        <w:rFonts w:ascii="Symbol" w:hAnsi="Symbol" w:hint="default"/>
+        <w:rFonts w:hint="default" w:ascii="Symbol" w:hAnsi="Symbol"/>
       </w:rPr>
     </w:lvl>
     <w:lvl w:ilvl="7" w:tplc="240A0003" w:tentative="1">
@@ -19523,7 +19646,7 @@
         <w:ind w:left="6469" w:hanging="360"/>
       </w:pPr>
       <w:rPr>
-        <w:rFonts w:ascii="Courier New" w:hAnsi="Courier New" w:cs="Courier New" w:hint="default"/>
+        <w:rFonts w:hint="default" w:ascii="Courier New" w:hAnsi="Courier New" w:cs="Courier New"/>
       </w:rPr>
     </w:lvl>
     <w:lvl w:ilvl="8" w:tplc="240A0005" w:tentative="1">
@@ -19535,7 +19658,7 @@
         <w:ind w:left="7189" w:hanging="360"/>
       </w:pPr>
       <w:rPr>
-        <w:rFonts w:ascii="Wingdings" w:hAnsi="Wingdings" w:hint="default"/>
+        <w:rFonts w:hint="default" w:ascii="Wingdings" w:hAnsi="Wingdings"/>
       </w:rPr>
     </w:lvl>
   </w:abstractNum>
@@ -19665,7 +19788,7 @@
   <w:docDefaults>
     <w:rPrDefault>
       <w:rPr>
-        <w:rFonts w:asciiTheme="minorHAnsi" w:eastAsiaTheme="minorHAnsi" w:hAnsiTheme="minorHAnsi" w:cstheme="minorBidi"/>
+        <w:rFonts w:asciiTheme="minorHAnsi" w:hAnsiTheme="minorHAnsi" w:eastAsiaTheme="minorHAnsi" w:cstheme="minorBidi"/>
         <w:kern w:val="2"/>
         <w:sz w:val="22"/>
         <w:szCs w:val="22"/>
@@ -19682,14 +19805,14 @@
   <w:latentStyles w:defLockedState="0" w:defUIPriority="99" w:defSemiHidden="0" w:defUnhideWhenUsed="0" w:defQFormat="0" w:count="376">
     <w:lsdException w:name="Normal" w:uiPriority="0" w:qFormat="1"/>
     <w:lsdException w:name="heading 1" w:uiPriority="9" w:qFormat="1"/>
-    <w:lsdException w:name="heading 2" w:semiHidden="1" w:uiPriority="9" w:unhideWhenUsed="1" w:qFormat="1"/>
-    <w:lsdException w:name="heading 3" w:semiHidden="1" w:uiPriority="9" w:unhideWhenUsed="1" w:qFormat="1"/>
-    <w:lsdException w:name="heading 4" w:semiHidden="1" w:uiPriority="9" w:unhideWhenUsed="1" w:qFormat="1"/>
-    <w:lsdException w:name="heading 5" w:semiHidden="1" w:uiPriority="9" w:unhideWhenUsed="1" w:qFormat="1"/>
-    <w:lsdException w:name="heading 6" w:semiHidden="1" w:uiPriority="9" w:unhideWhenUsed="1"/>
-    <w:lsdException w:name="heading 7" w:semiHidden="1" w:uiPriority="9" w:unhideWhenUsed="1" w:qFormat="1"/>
-    <w:lsdException w:name="heading 8" w:semiHidden="1" w:uiPriority="9" w:unhideWhenUsed="1" w:qFormat="1"/>
-    <w:lsdException w:name="heading 9" w:semiHidden="1" w:uiPriority="9" w:unhideWhenUsed="1" w:qFormat="1"/>
+    <w:lsdException w:name="heading 2" w:uiPriority="9" w:semiHidden="1" w:unhideWhenUsed="1" w:qFormat="1"/>
+    <w:lsdException w:name="heading 3" w:uiPriority="9" w:semiHidden="1" w:unhideWhenUsed="1" w:qFormat="1"/>
+    <w:lsdException w:name="heading 4" w:uiPriority="9" w:semiHidden="1" w:unhideWhenUsed="1" w:qFormat="1"/>
+    <w:lsdException w:name="heading 5" w:uiPriority="9" w:semiHidden="1" w:unhideWhenUsed="1" w:qFormat="1"/>
+    <w:lsdException w:name="heading 6" w:uiPriority="9" w:semiHidden="1" w:unhideWhenUsed="1"/>
+    <w:lsdException w:name="heading 7" w:uiPriority="9" w:semiHidden="1" w:unhideWhenUsed="1" w:qFormat="1"/>
+    <w:lsdException w:name="heading 8" w:uiPriority="9" w:semiHidden="1" w:unhideWhenUsed="1" w:qFormat="1"/>
+    <w:lsdException w:name="heading 9" w:uiPriority="9" w:semiHidden="1" w:unhideWhenUsed="1" w:qFormat="1"/>
     <w:lsdException w:name="index 1" w:semiHidden="1" w:unhideWhenUsed="1"/>
     <w:lsdException w:name="index 2" w:semiHidden="1" w:unhideWhenUsed="1"/>
     <w:lsdException w:name="index 3" w:semiHidden="1" w:unhideWhenUsed="1"/>
@@ -19699,22 +19822,22 @@
     <w:lsdException w:name="index 7" w:semiHidden="1" w:unhideWhenUsed="1"/>
     <w:lsdException w:name="index 8" w:semiHidden="1" w:unhideWhenUsed="1"/>
     <w:lsdException w:name="index 9" w:semiHidden="1" w:unhideWhenUsed="1"/>
-    <w:lsdException w:name="toc 1" w:semiHidden="1" w:uiPriority="39" w:unhideWhenUsed="1"/>
-    <w:lsdException w:name="toc 2" w:semiHidden="1" w:uiPriority="39" w:unhideWhenUsed="1"/>
-    <w:lsdException w:name="toc 3" w:semiHidden="1" w:uiPriority="39" w:unhideWhenUsed="1"/>
-    <w:lsdException w:name="toc 4" w:semiHidden="1" w:uiPriority="39" w:unhideWhenUsed="1"/>
-    <w:lsdException w:name="toc 5" w:semiHidden="1" w:uiPriority="39" w:unhideWhenUsed="1"/>
-    <w:lsdException w:name="toc 6" w:semiHidden="1" w:uiPriority="39" w:unhideWhenUsed="1"/>
-    <w:lsdException w:name="toc 7" w:semiHidden="1" w:uiPriority="39" w:unhideWhenUsed="1"/>
-    <w:lsdException w:name="toc 8" w:semiHidden="1" w:uiPriority="39" w:unhideWhenUsed="1"/>
-    <w:lsdException w:name="toc 9" w:semiHidden="1" w:uiPriority="39" w:unhideWhenUsed="1"/>
+    <w:lsdException w:name="toc 1" w:uiPriority="39" w:semiHidden="1" w:unhideWhenUsed="1"/>
+    <w:lsdException w:name="toc 2" w:uiPriority="39" w:semiHidden="1" w:unhideWhenUsed="1"/>
+    <w:lsdException w:name="toc 3" w:uiPriority="39" w:semiHidden="1" w:unhideWhenUsed="1"/>
+    <w:lsdException w:name="toc 4" w:uiPriority="39" w:semiHidden="1" w:unhideWhenUsed="1"/>
+    <w:lsdException w:name="toc 5" w:uiPriority="39" w:semiHidden="1" w:unhideWhenUsed="1"/>
+    <w:lsdException w:name="toc 6" w:uiPriority="39" w:semiHidden="1" w:unhideWhenUsed="1"/>
+    <w:lsdException w:name="toc 7" w:uiPriority="39" w:semiHidden="1" w:unhideWhenUsed="1"/>
+    <w:lsdException w:name="toc 8" w:uiPriority="39" w:semiHidden="1" w:unhideWhenUsed="1"/>
+    <w:lsdException w:name="toc 9" w:uiPriority="39" w:semiHidden="1" w:unhideWhenUsed="1"/>
     <w:lsdException w:name="Normal Indent" w:semiHidden="1" w:unhideWhenUsed="1"/>
     <w:lsdException w:name="footnote text" w:semiHidden="1" w:unhideWhenUsed="1"/>
     <w:lsdException w:name="annotation text" w:semiHidden="1" w:unhideWhenUsed="1"/>
     <w:lsdException w:name="header" w:semiHidden="1" w:unhideWhenUsed="1"/>
     <w:lsdException w:name="footer" w:semiHidden="1" w:unhideWhenUsed="1"/>
     <w:lsdException w:name="index heading" w:semiHidden="1" w:unhideWhenUsed="1"/>
-    <w:lsdException w:name="caption" w:semiHidden="1" w:uiPriority="35" w:unhideWhenUsed="1" w:qFormat="1"/>
+    <w:lsdException w:name="caption" w:uiPriority="35" w:semiHidden="1" w:unhideWhenUsed="1" w:qFormat="1"/>
     <w:lsdException w:name="table of figures" w:semiHidden="1" w:unhideWhenUsed="1"/>
     <w:lsdException w:name="envelope address" w:semiHidden="1" w:unhideWhenUsed="1"/>
     <w:lsdException w:name="envelope return" w:semiHidden="1" w:unhideWhenUsed="1"/>
@@ -19745,7 +19868,7 @@
     <w:lsdException w:name="Title" w:uiPriority="10" w:qFormat="1"/>
     <w:lsdException w:name="Closing" w:semiHidden="1" w:unhideWhenUsed="1"/>
     <w:lsdException w:name="Signature" w:semiHidden="1" w:unhideWhenUsed="1"/>
-    <w:lsdException w:name="Default Paragraph Font" w:semiHidden="1" w:uiPriority="1" w:unhideWhenUsed="1"/>
+    <w:lsdException w:name="Default Paragraph Font" w:uiPriority="1" w:semiHidden="1" w:unhideWhenUsed="1"/>
     <w:lsdException w:name="Body Text" w:semiHidden="1" w:unhideWhenUsed="1"/>
     <w:lsdException w:name="Body Text Indent" w:semiHidden="1" w:unhideWhenUsed="1"/>
     <w:lsdException w:name="List Continue" w:semiHidden="1" w:unhideWhenUsed="1"/>
@@ -19945,8 +20068,8 @@
     <w:lsdException w:name="Subtle Reference" w:uiPriority="31" w:qFormat="1"/>
     <w:lsdException w:name="Intense Reference" w:uiPriority="32" w:qFormat="1"/>
     <w:lsdException w:name="Book Title" w:uiPriority="33" w:qFormat="1"/>
-    <w:lsdException w:name="Bibliography" w:semiHidden="1" w:uiPriority="37" w:unhideWhenUsed="1"/>
-    <w:lsdException w:name="TOC Heading" w:semiHidden="1" w:uiPriority="39" w:unhideWhenUsed="1" w:qFormat="1"/>
+    <w:lsdException w:name="Bibliography" w:uiPriority="37" w:semiHidden="1" w:unhideWhenUsed="1"/>
+    <w:lsdException w:name="TOC Heading" w:uiPriority="39" w:semiHidden="1" w:unhideWhenUsed="1" w:qFormat="1"/>
     <w:lsdException w:name="Plain Table 1" w:uiPriority="41"/>
     <w:lsdException w:name="Plain Table 2" w:uiPriority="42"/>
     <w:lsdException w:name="Plain Table 3" w:uiPriority="43"/>
@@ -20057,7 +20180,7 @@
     <w:lsdException w:name="Unresolved Mention" w:semiHidden="1" w:unhideWhenUsed="1"/>
     <w:lsdException w:name="Smart Link" w:semiHidden="1" w:unhideWhenUsed="1"/>
   </w:latentStyles>
-  <w:style w:type="paragraph" w:default="1" w:styleId="Normal">
+  <w:style w:type="paragraph" w:styleId="Normal" w:default="1">
     <w:name w:val="Normal"/>
     <w:qFormat/>
     <w:rsid w:val="001B0577"/>
@@ -20087,7 +20210,7 @@
       <w:outlineLvl w:val="0"/>
     </w:pPr>
     <w:rPr>
-      <w:rFonts w:ascii="Calibri" w:eastAsia="Times New Roman" w:hAnsi="Calibri" w:cs="Times New Roman (Títulos en alf"/>
+      <w:rFonts w:ascii="Calibri" w:hAnsi="Calibri" w:eastAsia="Times New Roman" w:cs="Times New Roman (Títulos en alf"/>
       <w:b/>
       <w:color w:val="000000" w:themeColor="text1"/>
       <w:kern w:val="0"/>
@@ -20118,7 +20241,7 @@
       <w:outlineLvl w:val="1"/>
     </w:pPr>
     <w:rPr>
-      <w:rFonts w:ascii="Calibri" w:eastAsiaTheme="majorEastAsia" w:hAnsi="Calibri" w:cstheme="majorBidi"/>
+      <w:rFonts w:ascii="Calibri" w:hAnsi="Calibri" w:eastAsiaTheme="majorEastAsia" w:cstheme="majorBidi"/>
       <w:b/>
       <w:color w:val="000000" w:themeColor="text1"/>
       <w:kern w:val="0"/>
@@ -20217,19 +20340,19 @@
       <w:outlineLvl w:val="6"/>
     </w:pPr>
     <w:rPr>
-      <w:rFonts w:asciiTheme="majorHAnsi" w:eastAsiaTheme="majorEastAsia" w:hAnsiTheme="majorHAnsi" w:cstheme="majorBidi"/>
+      <w:rFonts w:asciiTheme="majorHAnsi" w:hAnsiTheme="majorHAnsi" w:eastAsiaTheme="majorEastAsia" w:cstheme="majorBidi"/>
       <w:i/>
       <w:iCs/>
       <w:color w:val="1F3763" w:themeColor="accent1" w:themeShade="7F"/>
     </w:rPr>
   </w:style>
-  <w:style w:type="character" w:default="1" w:styleId="Fuentedeprrafopredeter">
+  <w:style w:type="character" w:styleId="Fuentedeprrafopredeter" w:default="1">
     <w:name w:val="Default Paragraph Font"/>
     <w:uiPriority w:val="1"/>
     <w:semiHidden/>
     <w:unhideWhenUsed/>
   </w:style>
-  <w:style w:type="table" w:default="1" w:styleId="Tablanormal">
+  <w:style w:type="table" w:styleId="Tablanormal" w:default="1">
     <w:name w:val="Normal Table"/>
     <w:uiPriority w:val="99"/>
     <w:semiHidden/>
@@ -20244,7 +20367,7 @@
       </w:tblCellMar>
     </w:tblPr>
   </w:style>
-  <w:style w:type="numbering" w:default="1" w:styleId="Sinlista">
+  <w:style w:type="numbering" w:styleId="Sinlista" w:default="1">
     <w:name w:val="No List"/>
     <w:uiPriority w:val="99"/>
     <w:semiHidden/>
@@ -20261,7 +20384,7 @@
       <w:contextualSpacing/>
     </w:pPr>
   </w:style>
-  <w:style w:type="paragraph" w:customStyle="1" w:styleId="TituloPortada">
+  <w:style w:type="paragraph" w:styleId="TituloPortada" w:customStyle="1">
     <w:name w:val="Titulo Portada"/>
     <w:basedOn w:val="Normal"/>
     <w:rsid w:val="00C407C1"/>
@@ -20275,14 +20398,14 @@
       <w:lang w:val="es-419"/>
     </w:rPr>
   </w:style>
-  <w:style w:type="character" w:customStyle="1" w:styleId="Ttulo1Car">
+  <w:style w:type="character" w:styleId="Ttulo1Car" w:customStyle="1">
     <w:name w:val="Título 1 Car"/>
     <w:basedOn w:val="Fuentedeprrafopredeter"/>
     <w:link w:val="Ttulo1"/>
     <w:uiPriority w:val="9"/>
     <w:rsid w:val="003574CB"/>
     <w:rPr>
-      <w:rFonts w:ascii="Calibri" w:eastAsia="Times New Roman" w:hAnsi="Calibri" w:cs="Times New Roman (Títulos en alf"/>
+      <w:rFonts w:ascii="Calibri" w:hAnsi="Calibri" w:eastAsia="Times New Roman" w:cs="Times New Roman (Títulos en alf"/>
       <w:b/>
       <w:color w:val="000000" w:themeColor="text1"/>
       <w:spacing w:val="-10"/>
@@ -20294,14 +20417,14 @@
       <w14:ligatures w14:val="none"/>
     </w:rPr>
   </w:style>
-  <w:style w:type="character" w:customStyle="1" w:styleId="Ttulo2Car">
+  <w:style w:type="character" w:styleId="Ttulo2Car" w:customStyle="1">
     <w:name w:val="Título 2 Car"/>
     <w:basedOn w:val="Fuentedeprrafopredeter"/>
     <w:link w:val="Ttulo2"/>
     <w:uiPriority w:val="9"/>
     <w:rsid w:val="0064331C"/>
     <w:rPr>
-      <w:rFonts w:ascii="Calibri" w:eastAsiaTheme="majorEastAsia" w:hAnsi="Calibri" w:cstheme="majorBidi"/>
+      <w:rFonts w:ascii="Calibri" w:hAnsi="Calibri" w:eastAsiaTheme="majorEastAsia" w:cstheme="majorBidi"/>
       <w:b/>
       <w:color w:val="000000" w:themeColor="text1"/>
       <w:kern w:val="0"/>
@@ -20311,14 +20434,14 @@
       <w14:ligatures w14:val="none"/>
     </w:rPr>
   </w:style>
-  <w:style w:type="character" w:customStyle="1" w:styleId="Ttulo3Car">
+  <w:style w:type="character" w:styleId="Ttulo3Car" w:customStyle="1">
     <w:name w:val="Título 3 Car"/>
     <w:basedOn w:val="Fuentedeprrafopredeter"/>
     <w:link w:val="Ttulo3"/>
     <w:uiPriority w:val="9"/>
     <w:rsid w:val="00F014CE"/>
     <w:rPr>
-      <w:rFonts w:ascii="Calibri" w:eastAsiaTheme="majorEastAsia" w:hAnsi="Calibri" w:cstheme="majorBidi"/>
+      <w:rFonts w:ascii="Calibri" w:hAnsi="Calibri" w:eastAsiaTheme="majorEastAsia" w:cstheme="majorBidi"/>
       <w:b/>
       <w:iCs/>
       <w:color w:val="000000" w:themeColor="text1"/>
@@ -20348,7 +20471,7 @@
       <w14:ligatures w14:val="none"/>
     </w:rPr>
   </w:style>
-  <w:style w:type="character" w:customStyle="1" w:styleId="Extranjerismo">
+  <w:style w:type="character" w:styleId="Extranjerismo" w:customStyle="1">
     <w:name w:val="Extranjerismo"/>
     <w:basedOn w:val="Fuentedeprrafopredeter"/>
     <w:uiPriority w:val="1"/>
@@ -20359,7 +20482,7 @@
       <w:lang w:val="en-US"/>
     </w:rPr>
   </w:style>
-  <w:style w:type="paragraph" w:customStyle="1" w:styleId="Figura">
+  <w:style w:type="paragraph" w:styleId="Figura" w:customStyle="1">
     <w:name w:val="Figura"/>
     <w:basedOn w:val="Normal"/>
     <w:next w:val="Normal"/>
@@ -20385,7 +20508,7 @@
       <w14:ligatures w14:val="none"/>
     </w:rPr>
   </w:style>
-  <w:style w:type="character" w:customStyle="1" w:styleId="FiguraCar">
+  <w:style w:type="character" w:styleId="FiguraCar" w:customStyle="1">
     <w:name w:val="Figura Car"/>
     <w:basedOn w:val="Fuentedeprrafopredeter"/>
     <w:link w:val="Figura"/>
@@ -20400,14 +20523,14 @@
       <w14:ligatures w14:val="none"/>
     </w:rPr>
   </w:style>
-  <w:style w:type="character" w:customStyle="1" w:styleId="Ttulo4Car">
+  <w:style w:type="character" w:styleId="Ttulo4Car" w:customStyle="1">
     <w:name w:val="Título 4 Car"/>
     <w:basedOn w:val="Fuentedeprrafopredeter"/>
     <w:link w:val="Ttulo4"/>
     <w:uiPriority w:val="9"/>
     <w:rsid w:val="001B57A6"/>
     <w:rPr>
-      <w:rFonts w:ascii="Calibri" w:eastAsiaTheme="majorEastAsia" w:hAnsi="Calibri" w:cstheme="majorBidi"/>
+      <w:rFonts w:ascii="Calibri" w:hAnsi="Calibri" w:eastAsiaTheme="majorEastAsia" w:cstheme="majorBidi"/>
       <w:b/>
       <w:color w:val="000000" w:themeColor="text1"/>
       <w:kern w:val="0"/>
@@ -20417,14 +20540,14 @@
       <w14:ligatures w14:val="none"/>
     </w:rPr>
   </w:style>
-  <w:style w:type="character" w:customStyle="1" w:styleId="Ttulo5Car">
+  <w:style w:type="character" w:styleId="Ttulo5Car" w:customStyle="1">
     <w:name w:val="Título 5 Car"/>
     <w:basedOn w:val="Fuentedeprrafopredeter"/>
     <w:link w:val="Ttulo5"/>
     <w:uiPriority w:val="9"/>
     <w:rsid w:val="00746AD1"/>
     <w:rPr>
-      <w:rFonts w:ascii="Calibri" w:eastAsiaTheme="majorEastAsia" w:hAnsi="Calibri" w:cstheme="majorBidi"/>
+      <w:rFonts w:ascii="Calibri" w:hAnsi="Calibri" w:eastAsiaTheme="majorEastAsia" w:cstheme="majorBidi"/>
       <w:b/>
       <w:color w:val="000000" w:themeColor="text1"/>
       <w:kern w:val="0"/>
@@ -20434,7 +20557,7 @@
       <w14:ligatures w14:val="none"/>
     </w:rPr>
   </w:style>
-  <w:style w:type="paragraph" w:customStyle="1" w:styleId="Tabla">
+  <w:style w:type="paragraph" w:styleId="Tabla" w:customStyle="1">
     <w:name w:val="Tabla"/>
     <w:basedOn w:val="Normal"/>
     <w:next w:val="Normal"/>
@@ -20470,28 +20593,28 @@
       <w:contextualSpacing/>
     </w:pPr>
     <w:rPr>
-      <w:rFonts w:asciiTheme="majorHAnsi" w:eastAsiaTheme="majorEastAsia" w:hAnsiTheme="majorHAnsi" w:cstheme="majorBidi"/>
+      <w:rFonts w:asciiTheme="majorHAnsi" w:hAnsiTheme="majorHAnsi" w:eastAsiaTheme="majorEastAsia" w:cstheme="majorBidi"/>
       <w:spacing w:val="-10"/>
       <w:kern w:val="28"/>
       <w:sz w:val="56"/>
       <w:szCs w:val="56"/>
     </w:rPr>
   </w:style>
-  <w:style w:type="character" w:customStyle="1" w:styleId="TtuloCar">
+  <w:style w:type="character" w:styleId="TtuloCar" w:customStyle="1">
     <w:name w:val="Título Car"/>
     <w:basedOn w:val="Fuentedeprrafopredeter"/>
     <w:link w:val="Ttulo"/>
     <w:uiPriority w:val="10"/>
     <w:rsid w:val="00590D20"/>
     <w:rPr>
-      <w:rFonts w:asciiTheme="majorHAnsi" w:eastAsiaTheme="majorEastAsia" w:hAnsiTheme="majorHAnsi" w:cstheme="majorBidi"/>
+      <w:rFonts w:asciiTheme="majorHAnsi" w:hAnsiTheme="majorHAnsi" w:eastAsiaTheme="majorEastAsia" w:cstheme="majorBidi"/>
       <w:spacing w:val="-10"/>
       <w:kern w:val="28"/>
       <w:sz w:val="56"/>
       <w:szCs w:val="56"/>
     </w:rPr>
   </w:style>
-  <w:style w:type="character" w:customStyle="1" w:styleId="TablaCar">
+  <w:style w:type="character" w:styleId="TablaCar" w:customStyle="1">
     <w:name w:val="Tabla Car"/>
     <w:basedOn w:val="Fuentedeprrafopredeter"/>
     <w:link w:val="Tabla"/>
@@ -20506,7 +20629,7 @@
       <w14:ligatures w14:val="none"/>
     </w:rPr>
   </w:style>
-  <w:style w:type="table" w:customStyle="1" w:styleId="SENA">
+  <w:style w:type="table" w:styleId="SENA" w:customStyle="1">
     <w:name w:val="SENA"/>
     <w:basedOn w:val="Tablanormal"/>
     <w:uiPriority w:val="99"/>
@@ -20523,18 +20646,18 @@
     <w:tblPr>
       <w:tblStyleRowBandSize w:val="1"/>
       <w:tblBorders>
-        <w:top w:val="single" w:sz="4" w:space="0" w:color="D9D9D9" w:themeColor="background1" w:themeShade="D9"/>
-        <w:left w:val="single" w:sz="4" w:space="0" w:color="D9D9D9" w:themeColor="background1" w:themeShade="D9"/>
-        <w:bottom w:val="single" w:sz="4" w:space="0" w:color="D9D9D9" w:themeColor="background1" w:themeShade="D9"/>
-        <w:right w:val="single" w:sz="4" w:space="0" w:color="D9D9D9" w:themeColor="background1" w:themeShade="D9"/>
-        <w:insideH w:val="single" w:sz="4" w:space="0" w:color="D9D9D9" w:themeColor="background1" w:themeShade="D9"/>
-        <w:insideV w:val="single" w:sz="4" w:space="0" w:color="D9D9D9" w:themeColor="background1" w:themeShade="D9"/>
+        <w:top w:val="single" w:color="D9D9D9" w:themeColor="background1" w:themeShade="D9" w:sz="4" w:space="0"/>
+        <w:left w:val="single" w:color="D9D9D9" w:themeColor="background1" w:themeShade="D9" w:sz="4" w:space="0"/>
+        <w:bottom w:val="single" w:color="D9D9D9" w:themeColor="background1" w:themeShade="D9" w:sz="4" w:space="0"/>
+        <w:right w:val="single" w:color="D9D9D9" w:themeColor="background1" w:themeShade="D9" w:sz="4" w:space="0"/>
+        <w:insideH w:val="single" w:color="D9D9D9" w:themeColor="background1" w:themeShade="D9" w:sz="4" w:space="0"/>
+        <w:insideV w:val="single" w:color="D9D9D9" w:themeColor="background1" w:themeShade="D9" w:sz="4" w:space="0"/>
       </w:tblBorders>
     </w:tblPr>
     <w:tblStylePr w:type="firstRow">
       <w:pPr>
         <w:wordWrap/>
-        <w:spacing w:beforeLines="0" w:before="120" w:beforeAutospacing="0" w:afterLines="0" w:after="120" w:afterAutospacing="0"/>
+        <w:spacing w:before="120" w:beforeLines="0" w:beforeAutospacing="0" w:after="120" w:afterLines="0" w:afterAutospacing="0"/>
       </w:pPr>
       <w:rPr>
         <w:b/>
@@ -20561,12 +20684,12 @@
     </w:pPr>
     <w:tblPr>
       <w:tblBorders>
-        <w:top w:val="single" w:sz="4" w:space="0" w:color="auto"/>
-        <w:left w:val="single" w:sz="4" w:space="0" w:color="auto"/>
-        <w:bottom w:val="single" w:sz="4" w:space="0" w:color="auto"/>
-        <w:right w:val="single" w:sz="4" w:space="0" w:color="auto"/>
-        <w:insideH w:val="single" w:sz="4" w:space="0" w:color="auto"/>
-        <w:insideV w:val="single" w:sz="4" w:space="0" w:color="auto"/>
+        <w:top w:val="single" w:color="auto" w:sz="4" w:space="0"/>
+        <w:left w:val="single" w:color="auto" w:sz="4" w:space="0"/>
+        <w:bottom w:val="single" w:color="auto" w:sz="4" w:space="0"/>
+        <w:right w:val="single" w:color="auto" w:sz="4" w:space="0"/>
+        <w:insideH w:val="single" w:color="auto" w:sz="4" w:space="0"/>
+        <w:insideV w:val="single" w:color="auto" w:sz="4" w:space="0"/>
       </w:tblBorders>
     </w:tblPr>
   </w:style>
@@ -20581,7 +20704,7 @@
       <w:u w:val="single"/>
     </w:rPr>
   </w:style>
-  <w:style w:type="paragraph" w:customStyle="1" w:styleId="Video">
+  <w:style w:type="paragraph" w:styleId="Video" w:customStyle="1">
     <w:name w:val="Video"/>
     <w:basedOn w:val="Normal"/>
     <w:next w:val="Normal"/>
@@ -20602,7 +20725,7 @@
       <w14:ligatures w14:val="none"/>
     </w:rPr>
   </w:style>
-  <w:style w:type="character" w:customStyle="1" w:styleId="VideoCar">
+  <w:style w:type="character" w:styleId="VideoCar" w:customStyle="1">
     <w:name w:val="Video Car"/>
     <w:basedOn w:val="Fuentedeprrafopredeter"/>
     <w:link w:val="Video"/>
@@ -20615,7 +20738,7 @@
       <w14:ligatures w14:val="none"/>
     </w:rPr>
   </w:style>
-  <w:style w:type="character" w:customStyle="1" w:styleId="Mencinsinresolver1">
+  <w:style w:type="character" w:styleId="Mencinsinresolver1" w:customStyle="1">
     <w:name w:val="Mención sin resolver1"/>
     <w:basedOn w:val="Fuentedeprrafopredeter"/>
     <w:uiPriority w:val="99"/>
@@ -20643,12 +20766,12 @@
       <w:tblStyleRowBandSize w:val="1"/>
       <w:tblStyleColBandSize w:val="1"/>
       <w:tblBorders>
-        <w:top w:val="single" w:sz="4" w:space="0" w:color="C9C9C9" w:themeColor="accent3" w:themeTint="99"/>
-        <w:left w:val="single" w:sz="4" w:space="0" w:color="C9C9C9" w:themeColor="accent3" w:themeTint="99"/>
-        <w:bottom w:val="single" w:sz="4" w:space="0" w:color="C9C9C9" w:themeColor="accent3" w:themeTint="99"/>
-        <w:right w:val="single" w:sz="4" w:space="0" w:color="C9C9C9" w:themeColor="accent3" w:themeTint="99"/>
-        <w:insideH w:val="single" w:sz="4" w:space="0" w:color="C9C9C9" w:themeColor="accent3" w:themeTint="99"/>
-        <w:insideV w:val="single" w:sz="4" w:space="0" w:color="C9C9C9" w:themeColor="accent3" w:themeTint="99"/>
+        <w:top w:val="single" w:color="C9C9C9" w:themeColor="accent3" w:themeTint="99" w:sz="4" w:space="0"/>
+        <w:left w:val="single" w:color="C9C9C9" w:themeColor="accent3" w:themeTint="99" w:sz="4" w:space="0"/>
+        <w:bottom w:val="single" w:color="C9C9C9" w:themeColor="accent3" w:themeTint="99" w:sz="4" w:space="0"/>
+        <w:right w:val="single" w:color="C9C9C9" w:themeColor="accent3" w:themeTint="99" w:sz="4" w:space="0"/>
+        <w:insideH w:val="single" w:color="C9C9C9" w:themeColor="accent3" w:themeTint="99" w:sz="4" w:space="0"/>
+        <w:insideV w:val="single" w:color="C9C9C9" w:themeColor="accent3" w:themeTint="99" w:sz="4" w:space="0"/>
       </w:tblBorders>
     </w:tblPr>
     <w:tblStylePr w:type="firstRow">
@@ -20660,10 +20783,10 @@
       <w:tblPr/>
       <w:tcPr>
         <w:tcBorders>
-          <w:top w:val="single" w:sz="4" w:space="0" w:color="A5A5A5" w:themeColor="accent3"/>
-          <w:left w:val="single" w:sz="4" w:space="0" w:color="A5A5A5" w:themeColor="accent3"/>
-          <w:bottom w:val="single" w:sz="4" w:space="0" w:color="A5A5A5" w:themeColor="accent3"/>
-          <w:right w:val="single" w:sz="4" w:space="0" w:color="A5A5A5" w:themeColor="accent3"/>
+          <w:top w:val="single" w:color="A5A5A5" w:themeColor="accent3" w:sz="4" w:space="0"/>
+          <w:left w:val="single" w:color="A5A5A5" w:themeColor="accent3" w:sz="4" w:space="0"/>
+          <w:bottom w:val="single" w:color="A5A5A5" w:themeColor="accent3" w:sz="4" w:space="0"/>
+          <w:right w:val="single" w:color="A5A5A5" w:themeColor="accent3" w:sz="4" w:space="0"/>
           <w:insideH w:val="nil"/>
           <w:insideV w:val="nil"/>
         </w:tcBorders>
@@ -20678,7 +20801,7 @@
       <w:tblPr/>
       <w:tcPr>
         <w:tcBorders>
-          <w:top w:val="double" w:sz="4" w:space="0" w:color="A5A5A5" w:themeColor="accent3"/>
+          <w:top w:val="double" w:color="A5A5A5" w:themeColor="accent3" w:sz="4" w:space="0"/>
         </w:tcBorders>
       </w:tcPr>
     </w:tblStylePr>
@@ -20707,7 +20830,7 @@
       </w:tcPr>
     </w:tblStylePr>
   </w:style>
-  <w:style w:type="paragraph" w:customStyle="1" w:styleId="Tablas">
+  <w:style w:type="paragraph" w:styleId="Tablas" w:customStyle="1">
     <w:name w:val="Tablas"/>
     <w:qFormat/>
     <w:rsid w:val="00CE2C4A"/>
@@ -20724,7 +20847,7 @@
       <w14:ligatures w14:val="none"/>
     </w:rPr>
   </w:style>
-  <w:style w:type="paragraph" w:customStyle="1" w:styleId="TextoTablas">
+  <w:style w:type="paragraph" w:styleId="TextoTablas" w:customStyle="1">
     <w:name w:val="Texto_Tablas"/>
     <w:basedOn w:val="Normal"/>
     <w:qFormat/>
@@ -20820,7 +20943,7 @@
       <w:spacing w:before="0" w:after="0" w:line="240" w:lineRule="auto"/>
     </w:pPr>
   </w:style>
-  <w:style w:type="character" w:customStyle="1" w:styleId="EncabezadoCar">
+  <w:style w:type="character" w:styleId="EncabezadoCar" w:customStyle="1">
     <w:name w:val="Encabezado Car"/>
     <w:basedOn w:val="Fuentedeprrafopredeter"/>
     <w:link w:val="Encabezado"/>
@@ -20845,7 +20968,7 @@
       <w:spacing w:before="0" w:after="0" w:line="240" w:lineRule="auto"/>
     </w:pPr>
   </w:style>
-  <w:style w:type="character" w:customStyle="1" w:styleId="PiedepginaCar">
+  <w:style w:type="character" w:styleId="PiedepginaCar" w:customStyle="1">
     <w:name w:val="Pie de página Car"/>
     <w:basedOn w:val="Fuentedeprrafopredeter"/>
     <w:link w:val="Piedepgina"/>
@@ -20855,14 +20978,14 @@
       <w:sz w:val="28"/>
     </w:rPr>
   </w:style>
-  <w:style w:type="character" w:customStyle="1" w:styleId="Ttulo6Car">
+  <w:style w:type="character" w:styleId="Ttulo6Car" w:customStyle="1">
     <w:name w:val="Título 6 Car"/>
     <w:basedOn w:val="Fuentedeprrafopredeter"/>
     <w:link w:val="Ttulo6"/>
     <w:uiPriority w:val="9"/>
     <w:rsid w:val="00C7377B"/>
     <w:rPr>
-      <w:rFonts w:ascii="Calibri" w:eastAsiaTheme="majorEastAsia" w:hAnsi="Calibri" w:cstheme="majorBidi"/>
+      <w:rFonts w:ascii="Calibri" w:hAnsi="Calibri" w:eastAsiaTheme="majorEastAsia" w:cstheme="majorBidi"/>
       <w:b/>
       <w:color w:val="000000" w:themeColor="text1"/>
       <w:kern w:val="0"/>
@@ -20872,7 +20995,7 @@
       <w14:ligatures w14:val="none"/>
     </w:rPr>
   </w:style>
-  <w:style w:type="paragraph" w:customStyle="1" w:styleId="Titulosgenerales">
+  <w:style w:type="paragraph" w:styleId="Titulosgenerales" w:customStyle="1">
     <w:name w:val="Titulos generales"/>
     <w:basedOn w:val="Ttulo1"/>
     <w:qFormat/>
@@ -20919,7 +21042,7 @@
       <w:color w:val="404040" w:themeColor="text1" w:themeTint="BF"/>
     </w:rPr>
   </w:style>
-  <w:style w:type="character" w:customStyle="1" w:styleId="CitaCar">
+  <w:style w:type="character" w:styleId="CitaCar" w:customStyle="1">
     <w:name w:val="Cita Car"/>
     <w:basedOn w:val="Fuentedeprrafopredeter"/>
     <w:link w:val="Cita"/>
@@ -20944,7 +21067,7 @@
       <w:ind w:firstLine="0"/>
     </w:pPr>
     <w:rPr>
-      <w:rFonts w:ascii="Times New Roman" w:eastAsia="Times New Roman" w:hAnsi="Times New Roman" w:cs="Times New Roman"/>
+      <w:rFonts w:ascii="Times New Roman" w:hAnsi="Times New Roman" w:eastAsia="Times New Roman" w:cs="Times New Roman"/>
       <w:kern w:val="0"/>
       <w:sz w:val="24"/>
       <w:szCs w:val="24"/>
@@ -20964,12 +21087,12 @@
       <w:tblStyleRowBandSize w:val="1"/>
       <w:tblStyleColBandSize w:val="1"/>
       <w:tblBorders>
-        <w:top w:val="single" w:sz="4" w:space="0" w:color="999999" w:themeColor="text1" w:themeTint="66"/>
-        <w:left w:val="single" w:sz="4" w:space="0" w:color="999999" w:themeColor="text1" w:themeTint="66"/>
-        <w:bottom w:val="single" w:sz="4" w:space="0" w:color="999999" w:themeColor="text1" w:themeTint="66"/>
-        <w:right w:val="single" w:sz="4" w:space="0" w:color="999999" w:themeColor="text1" w:themeTint="66"/>
-        <w:insideH w:val="single" w:sz="4" w:space="0" w:color="999999" w:themeColor="text1" w:themeTint="66"/>
-        <w:insideV w:val="single" w:sz="4" w:space="0" w:color="999999" w:themeColor="text1" w:themeTint="66"/>
+        <w:top w:val="single" w:color="999999" w:themeColor="text1" w:themeTint="66" w:sz="4" w:space="0"/>
+        <w:left w:val="single" w:color="999999" w:themeColor="text1" w:themeTint="66" w:sz="4" w:space="0"/>
+        <w:bottom w:val="single" w:color="999999" w:themeColor="text1" w:themeTint="66" w:sz="4" w:space="0"/>
+        <w:right w:val="single" w:color="999999" w:themeColor="text1" w:themeTint="66" w:sz="4" w:space="0"/>
+        <w:insideH w:val="single" w:color="999999" w:themeColor="text1" w:themeTint="66" w:sz="4" w:space="0"/>
+        <w:insideV w:val="single" w:color="999999" w:themeColor="text1" w:themeTint="66" w:sz="4" w:space="0"/>
       </w:tblBorders>
     </w:tblPr>
     <w:tblStylePr w:type="firstRow">
@@ -20980,7 +21103,7 @@
       <w:tblPr/>
       <w:tcPr>
         <w:tcBorders>
-          <w:bottom w:val="single" w:sz="12" w:space="0" w:color="666666" w:themeColor="text1" w:themeTint="99"/>
+          <w:bottom w:val="single" w:color="666666" w:themeColor="text1" w:themeTint="99" w:sz="12" w:space="0"/>
         </w:tcBorders>
       </w:tcPr>
     </w:tblStylePr>
@@ -20992,7 +21115,7 @@
       <w:tblPr/>
       <w:tcPr>
         <w:tcBorders>
-          <w:top w:val="double" w:sz="2" w:space="0" w:color="666666" w:themeColor="text1" w:themeTint="99"/>
+          <w:top w:val="double" w:color="666666" w:themeColor="text1" w:themeTint="99" w:sz="2" w:space="0"/>
         </w:tcBorders>
       </w:tcPr>
     </w:tblStylePr>
@@ -21054,7 +21177,7 @@
       <w:sz w:val="22"/>
     </w:rPr>
   </w:style>
-  <w:style w:type="character" w:customStyle="1" w:styleId="SubttuloCar">
+  <w:style w:type="character" w:styleId="SubttuloCar" w:customStyle="1">
     <w:name w:val="Subtítulo Car"/>
     <w:basedOn w:val="Fuentedeprrafopredeter"/>
     <w:link w:val="Subttulo"/>
@@ -21066,14 +21189,14 @@
       <w:spacing w:val="15"/>
     </w:rPr>
   </w:style>
-  <w:style w:type="character" w:customStyle="1" w:styleId="Ttulo7Car">
+  <w:style w:type="character" w:styleId="Ttulo7Car" w:customStyle="1">
     <w:name w:val="Título 7 Car"/>
     <w:basedOn w:val="Fuentedeprrafopredeter"/>
     <w:link w:val="Ttulo7"/>
     <w:uiPriority w:val="9"/>
     <w:rsid w:val="001D4F8D"/>
     <w:rPr>
-      <w:rFonts w:asciiTheme="majorHAnsi" w:eastAsiaTheme="majorEastAsia" w:hAnsiTheme="majorHAnsi" w:cstheme="majorBidi"/>
+      <w:rFonts w:asciiTheme="majorHAnsi" w:hAnsiTheme="majorHAnsi" w:eastAsiaTheme="majorEastAsia" w:cstheme="majorBidi"/>
       <w:i/>
       <w:iCs/>
       <w:color w:val="1F3763" w:themeColor="accent1" w:themeShade="7F"/>
@@ -21093,7 +21216,7 @@
       <w:sz w:val="28"/>
     </w:rPr>
   </w:style>
-  <w:style w:type="numbering" w:customStyle="1" w:styleId="SENALista">
+  <w:style w:type="numbering" w:styleId="SENALista" w:customStyle="1">
     <w:name w:val="SENA_Lista"/>
     <w:uiPriority w:val="99"/>
     <w:rsid w:val="003574CB"/>
@@ -21107,7 +21230,7 @@
 </file>
 
 <file path=word/theme/theme1.xml><?xml version="1.0" encoding="utf-8"?>
-<a:theme xmlns:a="http://schemas.openxmlformats.org/drawingml/2006/main" name="Tema de Office">
+<a:theme xmlns:a="http://schemas.openxmlformats.org/drawingml/2006/main" xmlns:thm15="http://schemas.microsoft.com/office/thememl/2012/main" name="Tema de Office">
   <a:themeElements>
     <a:clrScheme name="Office">
       <a:dk1>

--- a/fuentes/93610219_CF01_DU.docx
+++ b/fuentes/93610219_CF01_DU.docx
@@ -1,6 +1,6 @@
 
 <file path=word/document.xml><?xml version="1.0" encoding="utf-8"?>
-<w:document xmlns:wpc="http://schemas.microsoft.com/office/word/2010/wordprocessingCanvas" xmlns:cx="http://schemas.microsoft.com/office/drawing/2014/chartex" xmlns:cx1="http://schemas.microsoft.com/office/drawing/2015/9/8/chartex" xmlns:cx2="http://schemas.microsoft.com/office/drawing/2015/10/21/chartex" xmlns:cx3="http://schemas.microsoft.com/office/drawing/2016/5/9/chartex" xmlns:cx4="http://schemas.microsoft.com/office/drawing/2016/5/10/chartex" xmlns:cx5="http://schemas.microsoft.com/office/drawing/2016/5/11/chartex" xmlns:cx6="http://schemas.microsoft.com/office/drawing/2016/5/12/chartex" xmlns:cx7="http://schemas.microsoft.com/office/drawing/2016/5/13/chartex" xmlns:cx8="http://schemas.microsoft.com/office/drawing/2016/5/14/chartex" xmlns:mc="http://schemas.openxmlformats.org/markup-compatibility/2006" xmlns:aink="http://schemas.microsoft.com/office/drawing/2016/ink" xmlns:am3d="http://schemas.microsoft.com/office/drawing/2017/model3d" xmlns:o="urn:schemas-microsoft-com:office:office" xmlns:oel="http://schemas.microsoft.com/office/2019/extlst" xmlns:r="http://schemas.openxmlformats.org/officeDocument/2006/relationships" xmlns:m="http://schemas.openxmlformats.org/officeDocument/2006/math" xmlns:v="urn:schemas-microsoft-com:vml" xmlns:wp14="http://schemas.microsoft.com/office/word/2010/wordprocessingDrawing" xmlns:wp="http://schemas.openxmlformats.org/drawingml/2006/wordprocessingDrawing" xmlns:w10="urn:schemas-microsoft-com:office:word" xmlns:w="http://schemas.openxmlformats.org/wordprocessingml/2006/main" xmlns:w14="http://schemas.microsoft.com/office/word/2010/wordml" xmlns:w15="http://schemas.microsoft.com/office/word/2012/wordml" xmlns:w16cex="http://schemas.microsoft.com/office/word/2018/wordml/cex" xmlns:w16cid="http://schemas.microsoft.com/office/word/2016/wordml/cid" xmlns:w16="http://schemas.microsoft.com/office/word/2018/wordml" xmlns:w16du="http://schemas.microsoft.com/office/word/2023/wordml/word16du" xmlns:w16sdtdh="http://schemas.microsoft.com/office/word/2020/wordml/sdtdatahash" xmlns:w16sdtfl="http://schemas.microsoft.com/office/word/2024/wordml/sdtformatlock" xmlns:w16se="http://schemas.microsoft.com/office/word/2015/wordml/symex" xmlns:wpg="http://schemas.microsoft.com/office/word/2010/wordprocessingGroup" xmlns:wpi="http://schemas.microsoft.com/office/word/2010/wordprocessingInk" xmlns:wne="http://schemas.microsoft.com/office/word/2006/wordml" xmlns:wps="http://schemas.microsoft.com/office/word/2010/wordprocessingShape" xmlns:a="http://schemas.openxmlformats.org/drawingml/2006/main" xmlns:adec="http://schemas.microsoft.com/office/drawing/2017/decorative" xmlns:pic="http://schemas.openxmlformats.org/drawingml/2006/picture" xmlns:a14="http://schemas.microsoft.com/office/drawing/2010/main" xmlns:asvg="http://schemas.microsoft.com/office/drawing/2016/SVG/main" mc:Ignorable="w14 w15 w16se w16cid w16 w16cex w16sdtdh w16sdtfl w16du wp14">
+<w:document xmlns:wpc="http://schemas.microsoft.com/office/word/2010/wordprocessingCanvas" xmlns:cx="http://schemas.microsoft.com/office/drawing/2014/chartex" xmlns:cx1="http://schemas.microsoft.com/office/drawing/2015/9/8/chartex" xmlns:cx2="http://schemas.microsoft.com/office/drawing/2015/10/21/chartex" xmlns:cx3="http://schemas.microsoft.com/office/drawing/2016/5/9/chartex" xmlns:cx4="http://schemas.microsoft.com/office/drawing/2016/5/10/chartex" xmlns:cx5="http://schemas.microsoft.com/office/drawing/2016/5/11/chartex" xmlns:cx6="http://schemas.microsoft.com/office/drawing/2016/5/12/chartex" xmlns:cx7="http://schemas.microsoft.com/office/drawing/2016/5/13/chartex" xmlns:cx8="http://schemas.microsoft.com/office/drawing/2016/5/14/chartex" xmlns:mc="http://schemas.openxmlformats.org/markup-compatibility/2006" xmlns:aink="http://schemas.microsoft.com/office/drawing/2016/ink" xmlns:am3d="http://schemas.microsoft.com/office/drawing/2017/model3d" xmlns:o="urn:schemas-microsoft-com:office:office" xmlns:r="http://schemas.openxmlformats.org/officeDocument/2006/relationships" xmlns:m="http://schemas.openxmlformats.org/officeDocument/2006/math" xmlns:v="urn:schemas-microsoft-com:vml" xmlns:wp14="http://schemas.microsoft.com/office/word/2010/wordprocessingDrawing" xmlns:wp="http://schemas.openxmlformats.org/drawingml/2006/wordprocessingDrawing" xmlns:w10="urn:schemas-microsoft-com:office:word" xmlns:w="http://schemas.openxmlformats.org/wordprocessingml/2006/main" xmlns:w14="http://schemas.microsoft.com/office/word/2010/wordml" xmlns:w15="http://schemas.microsoft.com/office/word/2012/wordml" xmlns:w16cex="http://schemas.microsoft.com/office/word/2018/wordml/cex" xmlns:w16cid="http://schemas.microsoft.com/office/word/2016/wordml/cid" xmlns:w16="http://schemas.microsoft.com/office/word/2018/wordml" xmlns:w16se="http://schemas.microsoft.com/office/word/2015/wordml/symex" xmlns:wpg="http://schemas.microsoft.com/office/word/2010/wordprocessingGroup" xmlns:wpi="http://schemas.microsoft.com/office/word/2010/wordprocessingInk" xmlns:wne="http://schemas.microsoft.com/office/word/2006/wordml" xmlns:wps="http://schemas.microsoft.com/office/word/2010/wordprocessingShape" mc:Ignorable="w14 w15 w16se w16cid w16 w16cex wp14">
   <w:body>
     <w:p>
       <w:pPr>
@@ -205,7 +205,7 @@
               </wp:anchor>
             </w:drawing>
           </mc:Choice>
-          <mc:Fallback xmlns:asvg="http://schemas.microsoft.com/office/drawing/2016/SVG/main" xmlns:a14="http://schemas.microsoft.com/office/drawing/2010/main" xmlns:pic="http://schemas.openxmlformats.org/drawingml/2006/picture" xmlns:adec="http://schemas.microsoft.com/office/drawing/2017/decorative" xmlns:a="http://schemas.openxmlformats.org/drawingml/2006/main">
+          <mc:Fallback xmlns:a="http://schemas.openxmlformats.org/drawingml/2006/main" xmlns:adec="http://schemas.microsoft.com/office/drawing/2017/decorative" xmlns:pic="http://schemas.openxmlformats.org/drawingml/2006/picture" xmlns:a14="http://schemas.microsoft.com/office/drawing/2010/main" xmlns:asvg="http://schemas.microsoft.com/office/drawing/2016/SVG/main" xmlns:w16sdtfl="http://schemas.microsoft.com/office/word/2024/wordml/sdtformatlock" xmlns:w16sdtdh="http://schemas.microsoft.com/office/word/2020/wordml/sdtdatahash" xmlns:w16du="http://schemas.microsoft.com/office/word/2023/wordml/word16du" xmlns:oel="http://schemas.microsoft.com/office/2019/extlst">
             <w:pict>
               <v:rect id="Rectángulo 3" style="position:absolute;margin-left:-55.95pt;margin-top:26.4pt;width:613.85pt;height:164.25pt;z-index:-251655168;visibility:visible;mso-wrap-style:square;mso-height-percent:0;mso-wrap-distance-left:9pt;mso-wrap-distance-top:0;mso-wrap-distance-right:9pt;mso-wrap-distance-bottom:0;mso-position-horizontal:absolute;mso-position-horizontal-relative:text;mso-position-vertical:absolute;mso-position-vertical-relative:text;mso-height-percent:0;mso-height-relative:margin;v-text-anchor:middle" alt="&quot;&quot;" o:spid="_x0000_s1026" fillcolor="#00314d" stroked="f" strokeweight="1pt" w14:anchorId="4C256C62" o:gfxdata="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"/>
             </w:pict>
@@ -324,13 +324,13 @@
               </wp:anchor>
             </w:drawing>
           </mc:Choice>
-          <mc:Fallback xmlns:asvg="http://schemas.microsoft.com/office/drawing/2016/SVG/main" xmlns:a14="http://schemas.microsoft.com/office/drawing/2010/main" xmlns:pic="http://schemas.openxmlformats.org/drawingml/2006/picture" xmlns:adec="http://schemas.microsoft.com/office/drawing/2017/decorative" xmlns:a="http://schemas.openxmlformats.org/drawingml/2006/main">
+          <mc:Fallback>
             <w:pict>
-              <v:shapetype id="_x0000_t202" coordsize="21600,21600" o:spt="202" path="m,l,21600r21600,l21600,xe" w14:anchorId="2E2DABF6">
+              <v:shapetype w14:anchorId="2E2DABF6" id="_x0000_t202" coordsize="21600,21600" o:spt="202" path="m,l,21600r21600,l21600,xe">
                 <v:stroke joinstyle="miter"/>
                 <v:path gradientshapeok="t" o:connecttype="rect"/>
               </v:shapetype>
-              <v:shape id="Cuadro de texto 2" style="position:absolute;left:0;text-align:left;margin-left:0;margin-top:7.75pt;width:549pt;height:102.95pt;z-index:251663360;visibility:visible;mso-wrap-style:square;mso-width-percent:0;mso-height-percent:0;mso-wrap-distance-left:9pt;mso-wrap-distance-top:3.6pt;mso-wrap-distance-right:9pt;mso-wrap-distance-bottom:3.6pt;mso-position-horizontal:center;mso-position-horizontal-relative:margin;mso-position-vertical:absolute;mso-position-vertical-relative:text;mso-width-percent:0;mso-height-percent:0;mso-width-relative:margin;mso-height-relative:margin;v-text-anchor:top" alt="&quot;&quot;" o:spid="_x0000_s1026" filled="f" stroked="f" type="#_x0000_t202" o:gfxdata="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">
+              <v:shape id="Cuadro de texto 2" o:spid="_x0000_s1026" type="#_x0000_t202" alt="&quot;&quot;" style="position:absolute;left:0;text-align:left;margin-left:0;margin-top:7.75pt;width:549pt;height:102.95pt;z-index:251663360;visibility:visible;mso-wrap-style:square;mso-width-percent:0;mso-height-percent:0;mso-wrap-distance-left:9pt;mso-wrap-distance-top:3.6pt;mso-wrap-distance-right:9pt;mso-wrap-distance-bottom:3.6pt;mso-position-horizontal:center;mso-position-horizontal-relative:margin;mso-position-vertical:absolute;mso-position-vertical-relative:text;mso-width-percent:0;mso-height-percent:0;mso-width-relative:margin;mso-height-relative:margin;v-text-anchor:top" o:gfxdata="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" filled="f" stroked="f">
                 <v:textbox>
                   <w:txbxContent>
                     <w:p>
@@ -444,7 +444,7 @@
     <w:p>
       <w:pPr>
         <w:pBdr>
-          <w:bottom w:val="single" w:color="auto" w:sz="12" w:space="1"/>
+          <w:bottom w:val="single" w:sz="12" w:space="1" w:color="auto"/>
         </w:pBdr>
         <w:ind w:firstLine="1"/>
         <w:rPr>
@@ -461,7 +461,7 @@
       </w:pPr>
       <w:r>
         <w:rPr>
-          <w:rFonts w:ascii="Calibri" w:hAnsi="Calibri" w:eastAsia="Calibri" w:cs="Calibri"/>
+          <w:rFonts w:ascii="Calibri" w:eastAsia="Calibri" w:hAnsi="Calibri" w:cs="Calibri"/>
           <w:b/>
           <w:bCs/>
           <w:szCs w:val="28"/>
@@ -496,15 +496,9 @@
     </w:p>
     <w:sdt>
       <w:sdtPr>
-        <w:id w:val="-1852639233"/>
-        <w:docPartObj>
-          <w:docPartGallery w:val="Table of Contents"/>
-          <w:docPartUnique/>
-        </w:docPartObj>
-        <w:rPr>
-          <w:rFonts w:ascii="Calibri" w:hAnsi="Calibri" w:eastAsia="游明朝" w:cs="Arial" w:asciiTheme="minorAscii" w:hAnsiTheme="minorAscii" w:eastAsiaTheme="minorEastAsia" w:cstheme="minorBidi"/>
+        <w:rPr>
+          <w:rFonts w:asciiTheme="minorHAnsi" w:eastAsiaTheme="minorEastAsia" w:hAnsiTheme="minorHAnsi" w:cstheme="minorBidi"/>
           <w:b w:val="0"/>
-          <w:bCs w:val="0"/>
           <w:color w:val="auto"/>
           <w:kern w:val="2"/>
           <w:sz w:val="28"/>
@@ -512,6 +506,11 @@
           <w:lang w:eastAsia="en-US"/>
           <w14:ligatures w14:val="standardContextual"/>
         </w:rPr>
+        <w:id w:val="-1852639233"/>
+        <w:docPartObj>
+          <w:docPartGallery w:val="Table of Contents"/>
+          <w:docPartUnique/>
+        </w:docPartObj>
       </w:sdtPr>
       <w:sdtContent>
         <w:p>
@@ -549,7 +548,7 @@
           <w:r>
             <w:fldChar w:fldCharType="separate"/>
           </w:r>
-          <w:hyperlink w:history="1" w:anchor="_Toc230159833">
+          <w:hyperlink w:anchor="_Toc230159833" w:history="1">
             <w:r>
               <w:rPr>
                 <w:rStyle w:val="Hipervnculo"/>
@@ -622,7 +621,7 @@
               <w14:ligatures w14:val="none"/>
             </w:rPr>
           </w:pPr>
-          <w:hyperlink w:history="1" w:anchor="_Toc230159834">
+          <w:hyperlink w:anchor="_Toc230159834" w:history="1">
             <w:r>
               <w:rPr>
                 <w:rStyle w:val="Hipervnculo"/>
@@ -695,7 +694,7 @@
               <w14:ligatures w14:val="none"/>
             </w:rPr>
           </w:pPr>
-          <w:hyperlink w:history="1" w:anchor="_Toc230159835">
+          <w:hyperlink w:anchor="_Toc230159835" w:history="1">
             <w:r>
               <w:rPr>
                 <w:rStyle w:val="Hipervnculo"/>
@@ -768,7 +767,7 @@
               <w14:ligatures w14:val="none"/>
             </w:rPr>
           </w:pPr>
-          <w:hyperlink w:history="1" w:anchor="_Toc230159836">
+          <w:hyperlink w:anchor="_Toc230159836" w:history="1">
             <w:r>
               <w:rPr>
                 <w:rStyle w:val="Hipervnculo"/>
@@ -841,7 +840,7 @@
               <w14:ligatures w14:val="none"/>
             </w:rPr>
           </w:pPr>
-          <w:hyperlink w:history="1" w:anchor="_Toc230159837">
+          <w:hyperlink w:anchor="_Toc230159837" w:history="1">
             <w:r>
               <w:rPr>
                 <w:rStyle w:val="Hipervnculo"/>
@@ -914,7 +913,7 @@
               <w14:ligatures w14:val="none"/>
             </w:rPr>
           </w:pPr>
-          <w:hyperlink w:history="1" w:anchor="_Toc230159838">
+          <w:hyperlink w:anchor="_Toc230159838" w:history="1">
             <w:r>
               <w:rPr>
                 <w:rStyle w:val="Hipervnculo"/>
@@ -987,7 +986,7 @@
               <w14:ligatures w14:val="none"/>
             </w:rPr>
           </w:pPr>
-          <w:hyperlink w:history="1" w:anchor="_Toc230159839">
+          <w:hyperlink w:anchor="_Toc230159839" w:history="1">
             <w:r>
               <w:rPr>
                 <w:rStyle w:val="Hipervnculo"/>
@@ -1060,7 +1059,7 @@
               <w14:ligatures w14:val="none"/>
             </w:rPr>
           </w:pPr>
-          <w:hyperlink w:history="1" w:anchor="_Toc230159840">
+          <w:hyperlink w:anchor="_Toc230159840" w:history="1">
             <w:r>
               <w:rPr>
                 <w:rStyle w:val="Hipervnculo"/>
@@ -1133,7 +1132,7 @@
               <w14:ligatures w14:val="none"/>
             </w:rPr>
           </w:pPr>
-          <w:hyperlink w:history="1" w:anchor="_Toc230159841">
+          <w:hyperlink w:anchor="_Toc230159841" w:history="1">
             <w:r>
               <w:rPr>
                 <w:rStyle w:val="Hipervnculo"/>
@@ -1206,7 +1205,7 @@
               <w14:ligatures w14:val="none"/>
             </w:rPr>
           </w:pPr>
-          <w:hyperlink w:history="1" w:anchor="_Toc230159842">
+          <w:hyperlink w:anchor="_Toc230159842" w:history="1">
             <w:r>
               <w:rPr>
                 <w:rStyle w:val="Hipervnculo"/>
@@ -1279,7 +1278,7 @@
               <w14:ligatures w14:val="none"/>
             </w:rPr>
           </w:pPr>
-          <w:hyperlink w:history="1" w:anchor="_Toc230159843">
+          <w:hyperlink w:anchor="_Toc230159843" w:history="1">
             <w:r>
               <w:rPr>
                 <w:rStyle w:val="Hipervnculo"/>
@@ -1352,7 +1351,7 @@
               <w14:ligatures w14:val="none"/>
             </w:rPr>
           </w:pPr>
-          <w:hyperlink w:history="1" w:anchor="_Toc230159844">
+          <w:hyperlink w:anchor="_Toc230159844" w:history="1">
             <w:r>
               <w:rPr>
                 <w:rStyle w:val="Hipervnculo"/>
@@ -1425,7 +1424,7 @@
               <w14:ligatures w14:val="none"/>
             </w:rPr>
           </w:pPr>
-          <w:hyperlink w:history="1" w:anchor="_Toc230159845">
+          <w:hyperlink w:anchor="_Toc230159845" w:history="1">
             <w:r>
               <w:rPr>
                 <w:rStyle w:val="Hipervnculo"/>
@@ -1498,7 +1497,7 @@
               <w14:ligatures w14:val="none"/>
             </w:rPr>
           </w:pPr>
-          <w:hyperlink w:history="1" w:anchor="_Toc230159846">
+          <w:hyperlink w:anchor="_Toc230159846" w:history="1">
             <w:r>
               <w:rPr>
                 <w:rStyle w:val="Hipervnculo"/>
@@ -1571,7 +1570,7 @@
               <w14:ligatures w14:val="none"/>
             </w:rPr>
           </w:pPr>
-          <w:hyperlink w:history="1" w:anchor="_Toc230159847">
+          <w:hyperlink w:anchor="_Toc230159847" w:history="1">
             <w:r>
               <w:rPr>
                 <w:rStyle w:val="Hipervnculo"/>
@@ -1644,7 +1643,7 @@
               <w14:ligatures w14:val="none"/>
             </w:rPr>
           </w:pPr>
-          <w:hyperlink w:history="1" w:anchor="_Toc230159848">
+          <w:hyperlink w:anchor="_Toc230159848" w:history="1">
             <w:r>
               <w:rPr>
                 <w:rStyle w:val="Hipervnculo"/>
@@ -1717,7 +1716,7 @@
               <w14:ligatures w14:val="none"/>
             </w:rPr>
           </w:pPr>
-          <w:hyperlink w:history="1" w:anchor="_Toc230159849">
+          <w:hyperlink w:anchor="_Toc230159849" w:history="1">
             <w:r>
               <w:rPr>
                 <w:rStyle w:val="Hipervnculo"/>
@@ -1790,7 +1789,7 @@
               <w14:ligatures w14:val="none"/>
             </w:rPr>
           </w:pPr>
-          <w:hyperlink w:history="1" w:anchor="_Toc230159850">
+          <w:hyperlink w:anchor="_Toc230159850" w:history="1">
             <w:r>
               <w:rPr>
                 <w:rStyle w:val="Hipervnculo"/>
@@ -1863,7 +1862,7 @@
               <w14:ligatures w14:val="none"/>
             </w:rPr>
           </w:pPr>
-          <w:hyperlink w:history="1" w:anchor="_Toc230159851">
+          <w:hyperlink w:anchor="_Toc230159851" w:history="1">
             <w:r>
               <w:rPr>
                 <w:rStyle w:val="Hipervnculo"/>
@@ -1936,7 +1935,7 @@
               <w14:ligatures w14:val="none"/>
             </w:rPr>
           </w:pPr>
-          <w:hyperlink w:history="1" w:anchor="_Toc230159852">
+          <w:hyperlink w:anchor="_Toc230159852" w:history="1">
             <w:r>
               <w:rPr>
                 <w:rStyle w:val="Hipervnculo"/>
@@ -2009,7 +2008,7 @@
               <w14:ligatures w14:val="none"/>
             </w:rPr>
           </w:pPr>
-          <w:hyperlink w:history="1" w:anchor="_Toc230159853">
+          <w:hyperlink w:anchor="_Toc230159853" w:history="1">
             <w:r>
               <w:rPr>
                 <w:rStyle w:val="Hipervnculo"/>
@@ -2082,7 +2081,7 @@
               <w14:ligatures w14:val="none"/>
             </w:rPr>
           </w:pPr>
-          <w:hyperlink w:history="1" w:anchor="_Toc230159854">
+          <w:hyperlink w:anchor="_Toc230159854" w:history="1">
             <w:r>
               <w:rPr>
                 <w:rStyle w:val="Hipervnculo"/>
@@ -2155,7 +2154,7 @@
               <w14:ligatures w14:val="none"/>
             </w:rPr>
           </w:pPr>
-          <w:hyperlink w:history="1" w:anchor="_Toc230159855">
+          <w:hyperlink w:anchor="_Toc230159855" w:history="1">
             <w:r>
               <w:rPr>
                 <w:rStyle w:val="Hipervnculo"/>
@@ -2228,7 +2227,7 @@
               <w14:ligatures w14:val="none"/>
             </w:rPr>
           </w:pPr>
-          <w:hyperlink w:history="1" w:anchor="_Toc230159856">
+          <w:hyperlink w:anchor="_Toc230159856" w:history="1">
             <w:r>
               <w:rPr>
                 <w:rStyle w:val="Hipervnculo"/>
@@ -2301,7 +2300,7 @@
               <w14:ligatures w14:val="none"/>
             </w:rPr>
           </w:pPr>
-          <w:hyperlink w:history="1" w:anchor="_Toc230159857">
+          <w:hyperlink w:anchor="_Toc230159857" w:history="1">
             <w:r>
               <w:rPr>
                 <w:rStyle w:val="Hipervnculo"/>
@@ -2374,7 +2373,7 @@
               <w14:ligatures w14:val="none"/>
             </w:rPr>
           </w:pPr>
-          <w:hyperlink w:history="1" w:anchor="_Toc230159858">
+          <w:hyperlink w:anchor="_Toc230159858" w:history="1">
             <w:r>
               <w:rPr>
                 <w:rStyle w:val="Hipervnculo"/>
@@ -2447,7 +2446,7 @@
               <w14:ligatures w14:val="none"/>
             </w:rPr>
           </w:pPr>
-          <w:hyperlink w:history="1" w:anchor="_Toc230159859">
+          <w:hyperlink w:anchor="_Toc230159859" w:history="1">
             <w:r>
               <w:rPr>
                 <w:rStyle w:val="Hipervnculo"/>
@@ -2520,7 +2519,7 @@
               <w14:ligatures w14:val="none"/>
             </w:rPr>
           </w:pPr>
-          <w:hyperlink w:history="1" w:anchor="_Toc230159860">
+          <w:hyperlink w:anchor="_Toc230159860" w:history="1">
             <w:r>
               <w:rPr>
                 <w:rStyle w:val="Hipervnculo"/>
@@ -2593,7 +2592,7 @@
               <w14:ligatures w14:val="none"/>
             </w:rPr>
           </w:pPr>
-          <w:hyperlink w:history="1" w:anchor="_Toc230159861">
+          <w:hyperlink w:anchor="_Toc230159861" w:history="1">
             <w:r>
               <w:rPr>
                 <w:rStyle w:val="Hipervnculo"/>
@@ -2666,7 +2665,7 @@
               <w14:ligatures w14:val="none"/>
             </w:rPr>
           </w:pPr>
-          <w:hyperlink w:history="1" w:anchor="_Toc230159862">
+          <w:hyperlink w:anchor="_Toc230159862" w:history="1">
             <w:r>
               <w:rPr>
                 <w:rStyle w:val="Hipervnculo"/>
@@ -2739,7 +2738,7 @@
               <w14:ligatures w14:val="none"/>
             </w:rPr>
           </w:pPr>
-          <w:hyperlink w:history="1" w:anchor="_Toc230159863">
+          <w:hyperlink w:anchor="_Toc230159863" w:history="1">
             <w:r>
               <w:rPr>
                 <w:rStyle w:val="Hipervnculo"/>
@@ -2812,7 +2811,7 @@
               <w14:ligatures w14:val="none"/>
             </w:rPr>
           </w:pPr>
-          <w:hyperlink w:history="1" w:anchor="_Toc230159864">
+          <w:hyperlink w:anchor="_Toc230159864" w:history="1">
             <w:r>
               <w:rPr>
                 <w:rStyle w:val="Hipervnculo"/>
@@ -2885,7 +2884,7 @@
               <w14:ligatures w14:val="none"/>
             </w:rPr>
           </w:pPr>
-          <w:hyperlink w:history="1" w:anchor="_Toc230159865">
+          <w:hyperlink w:anchor="_Toc230159865" w:history="1">
             <w:r>
               <w:rPr>
                 <w:rStyle w:val="Hipervnculo"/>
@@ -2958,7 +2957,7 @@
               <w14:ligatures w14:val="none"/>
             </w:rPr>
           </w:pPr>
-          <w:hyperlink w:history="1" w:anchor="_Toc230159866">
+          <w:hyperlink w:anchor="_Toc230159866" w:history="1">
             <w:r>
               <w:rPr>
                 <w:rStyle w:val="Hipervnculo"/>
@@ -3031,7 +3030,7 @@
               <w14:ligatures w14:val="none"/>
             </w:rPr>
           </w:pPr>
-          <w:hyperlink w:history="1" w:anchor="_Toc230159867">
+          <w:hyperlink w:anchor="_Toc230159867" w:history="1">
             <w:r>
               <w:rPr>
                 <w:rStyle w:val="Hipervnculo"/>
@@ -3104,7 +3103,7 @@
               <w14:ligatures w14:val="none"/>
             </w:rPr>
           </w:pPr>
-          <w:hyperlink w:history="1" w:anchor="_Toc230159868">
+          <w:hyperlink w:anchor="_Toc230159868" w:history="1">
             <w:r>
               <w:rPr>
                 <w:rStyle w:val="Hipervnculo"/>
@@ -3177,7 +3176,7 @@
               <w14:ligatures w14:val="none"/>
             </w:rPr>
           </w:pPr>
-          <w:hyperlink w:history="1" w:anchor="_Toc230159869">
+          <w:hyperlink w:anchor="_Toc230159869" w:history="1">
             <w:r>
               <w:rPr>
                 <w:rStyle w:val="Hipervnculo"/>
@@ -3250,7 +3249,7 @@
               <w14:ligatures w14:val="none"/>
             </w:rPr>
           </w:pPr>
-          <w:hyperlink w:history="1" w:anchor="_Toc230159870">
+          <w:hyperlink w:anchor="_Toc230159870" w:history="1">
             <w:r>
               <w:rPr>
                 <w:rStyle w:val="Hipervnculo"/>
@@ -3323,7 +3322,7 @@
               <w14:ligatures w14:val="none"/>
             </w:rPr>
           </w:pPr>
-          <w:hyperlink w:history="1" w:anchor="_Toc230159871">
+          <w:hyperlink w:anchor="_Toc230159871" w:history="1">
             <w:r>
               <w:rPr>
                 <w:rStyle w:val="Hipervnculo"/>
@@ -3396,7 +3395,7 @@
               <w14:ligatures w14:val="none"/>
             </w:rPr>
           </w:pPr>
-          <w:hyperlink w:history="1" w:anchor="_Toc230159872">
+          <w:hyperlink w:anchor="_Toc230159872" w:history="1">
             <w:r>
               <w:rPr>
                 <w:rStyle w:val="Hipervnculo"/>
@@ -3469,7 +3468,7 @@
               <w14:ligatures w14:val="none"/>
             </w:rPr>
           </w:pPr>
-          <w:hyperlink w:history="1" w:anchor="_Toc230159873">
+          <w:hyperlink w:anchor="_Toc230159873" w:history="1">
             <w:r>
               <w:rPr>
                 <w:rStyle w:val="Hipervnculo"/>
@@ -3542,7 +3541,7 @@
               <w14:ligatures w14:val="none"/>
             </w:rPr>
           </w:pPr>
-          <w:hyperlink w:history="1" w:anchor="_Toc230159874">
+          <w:hyperlink w:anchor="_Toc230159874" w:history="1">
             <w:r>
               <w:rPr>
                 <w:rStyle w:val="Hipervnculo"/>
@@ -3615,7 +3614,7 @@
               <w14:ligatures w14:val="none"/>
             </w:rPr>
           </w:pPr>
-          <w:hyperlink w:history="1" w:anchor="_Toc230159875">
+          <w:hyperlink w:anchor="_Toc230159875" w:history="1">
             <w:r>
               <w:rPr>
                 <w:rStyle w:val="Hipervnculo"/>
@@ -3688,7 +3687,7 @@
               <w14:ligatures w14:val="none"/>
             </w:rPr>
           </w:pPr>
-          <w:hyperlink w:history="1" w:anchor="_Toc230159876">
+          <w:hyperlink w:anchor="_Toc230159876" w:history="1">
             <w:r>
               <w:rPr>
                 <w:rStyle w:val="Hipervnculo"/>
@@ -3761,7 +3760,7 @@
               <w14:ligatures w14:val="none"/>
             </w:rPr>
           </w:pPr>
-          <w:hyperlink w:history="1" w:anchor="_Toc230159877">
+          <w:hyperlink w:anchor="_Toc230159877" w:history="1">
             <w:r>
               <w:rPr>
                 <w:rStyle w:val="Hipervnculo"/>
@@ -3834,7 +3833,7 @@
               <w14:ligatures w14:val="none"/>
             </w:rPr>
           </w:pPr>
-          <w:hyperlink w:history="1" w:anchor="_Toc230159878">
+          <w:hyperlink w:anchor="_Toc230159878" w:history="1">
             <w:r>
               <w:rPr>
                 <w:rStyle w:val="Hipervnculo"/>
@@ -3907,7 +3906,7 @@
               <w14:ligatures w14:val="none"/>
             </w:rPr>
           </w:pPr>
-          <w:hyperlink w:history="1" w:anchor="_Toc230159879">
+          <w:hyperlink w:anchor="_Toc230159879" w:history="1">
             <w:r>
               <w:rPr>
                 <w:rStyle w:val="Hipervnculo"/>
@@ -3980,7 +3979,7 @@
               <w14:ligatures w14:val="none"/>
             </w:rPr>
           </w:pPr>
-          <w:hyperlink w:history="1" w:anchor="_Toc230159880">
+          <w:hyperlink w:anchor="_Toc230159880" w:history="1">
             <w:r>
               <w:rPr>
                 <w:rStyle w:val="Hipervnculo"/>
@@ -4053,7 +4052,7 @@
               <w14:ligatures w14:val="none"/>
             </w:rPr>
           </w:pPr>
-          <w:hyperlink w:history="1" w:anchor="_Toc230159881">
+          <w:hyperlink w:anchor="_Toc230159881" w:history="1">
             <w:r>
               <w:rPr>
                 <w:rStyle w:val="Hipervnculo"/>
@@ -4126,7 +4125,7 @@
               <w14:ligatures w14:val="none"/>
             </w:rPr>
           </w:pPr>
-          <w:hyperlink w:history="1" w:anchor="_Toc230159882">
+          <w:hyperlink w:anchor="_Toc230159882" w:history="1">
             <w:r>
               <w:rPr>
                 <w:rStyle w:val="Hipervnculo"/>
@@ -4199,7 +4198,7 @@
               <w14:ligatures w14:val="none"/>
             </w:rPr>
           </w:pPr>
-          <w:hyperlink w:history="1" w:anchor="_Toc230159883">
+          <w:hyperlink w:anchor="_Toc230159883" w:history="1">
             <w:r>
               <w:rPr>
                 <w:rStyle w:val="Hipervnculo"/>
@@ -4272,7 +4271,7 @@
               <w14:ligatures w14:val="none"/>
             </w:rPr>
           </w:pPr>
-          <w:hyperlink w:history="1" w:anchor="_Toc230159884">
+          <w:hyperlink w:anchor="_Toc230159884" w:history="1">
             <w:r>
               <w:rPr>
                 <w:rStyle w:val="Hipervnculo"/>
@@ -4345,7 +4344,7 @@
               <w14:ligatures w14:val="none"/>
             </w:rPr>
           </w:pPr>
-          <w:hyperlink w:history="1" w:anchor="_Toc230159885">
+          <w:hyperlink w:anchor="_Toc230159885" w:history="1">
             <w:r>
               <w:rPr>
                 <w:rStyle w:val="Hipervnculo"/>
@@ -4418,7 +4417,7 @@
               <w14:ligatures w14:val="none"/>
             </w:rPr>
           </w:pPr>
-          <w:hyperlink w:history="1" w:anchor="_Toc230159886">
+          <w:hyperlink w:anchor="_Toc230159886" w:history="1">
             <w:r>
               <w:rPr>
                 <w:rStyle w:val="Hipervnculo"/>
@@ -4491,7 +4490,7 @@
               <w14:ligatures w14:val="none"/>
             </w:rPr>
           </w:pPr>
-          <w:hyperlink w:history="1" w:anchor="_Toc230159887">
+          <w:hyperlink w:anchor="_Toc230159887" w:history="1">
             <w:r>
               <w:rPr>
                 <w:rStyle w:val="Hipervnculo"/>
@@ -4564,7 +4563,7 @@
               <w14:ligatures w14:val="none"/>
             </w:rPr>
           </w:pPr>
-          <w:hyperlink w:history="1" w:anchor="_Toc230159888">
+          <w:hyperlink w:anchor="_Toc230159888" w:history="1">
             <w:r>
               <w:rPr>
                 <w:rStyle w:val="Hipervnculo"/>
@@ -4637,7 +4636,7 @@
               <w14:ligatures w14:val="none"/>
             </w:rPr>
           </w:pPr>
-          <w:hyperlink w:history="1" w:anchor="_Toc230159889">
+          <w:hyperlink w:anchor="_Toc230159889" w:history="1">
             <w:r>
               <w:rPr>
                 <w:rStyle w:val="Hipervnculo"/>
@@ -4710,7 +4709,7 @@
               <w14:ligatures w14:val="none"/>
             </w:rPr>
           </w:pPr>
-          <w:hyperlink w:history="1" w:anchor="_Toc230159890">
+          <w:hyperlink w:anchor="_Toc230159890" w:history="1">
             <w:r>
               <w:rPr>
                 <w:rStyle w:val="Hipervnculo"/>
@@ -4783,7 +4782,7 @@
               <w14:ligatures w14:val="none"/>
             </w:rPr>
           </w:pPr>
-          <w:hyperlink w:history="1" w:anchor="_Toc230159891">
+          <w:hyperlink w:anchor="_Toc230159891" w:history="1">
             <w:r>
               <w:rPr>
                 <w:rStyle w:val="Hipervnculo"/>
@@ -4853,25 +4852,13 @@
           </w:r>
         </w:p>
       </w:sdtContent>
-      <w:sdtEndPr>
-        <w:rPr>
-          <w:rFonts w:ascii="Calibri" w:hAnsi="Calibri" w:eastAsia="游明朝" w:cs="Arial" w:asciiTheme="minorAscii" w:hAnsiTheme="minorAscii" w:eastAsiaTheme="minorEastAsia" w:cstheme="minorBidi"/>
-          <w:b w:val="0"/>
-          <w:bCs w:val="0"/>
-          <w:color w:val="auto"/>
-          <w:sz w:val="28"/>
-          <w:szCs w:val="28"/>
-          <w:lang w:eastAsia="en-US"/>
-        </w:rPr>
-      </w:sdtEndPr>
     </w:sdt>
     <w:p>
       <w:pPr>
         <w:pStyle w:val="Titulosgenerales"/>
       </w:pPr>
-      <w:bookmarkStart w:name="_Toc230159833" w:id="0"/>
-      <w:r>
-        <w:lastRenderedPageBreak/>
+      <w:bookmarkStart w:id="0" w:name="_Toc230159833"/>
+      <w:r>
         <w:t>Introducción</w:t>
       </w:r>
       <w:bookmarkEnd w:id="0"/>
@@ -4912,7 +4899,7 @@
         <w:rPr>
           <w:lang w:val="es-419" w:eastAsia="es-CO"/>
         </w:rPr>
-        <w:t>Asimismo, se enfatiza en la importancia de aplicar las Buenas Prácticas de Manipulación (BPM) y la normatividad vigente, con el fin de garantizar alimentos seguros, de calidad y aptos para el consumo humano. De esta manera, el aprendiz desarrollará competencias que le permitirán identificar riesgos, prevenir la contaminación y contribuir al manejo adecuado de productos cárnicos dentro del sector productivo.</w:t>
+        <w:t>Asimismo, se enfatiza la importancia de aplicar las Buenas Prácticas de Manipulación (BPM) y la normatividad vigente, con el fin de garantizar alimentos seguros, de calidad y aptos para el consumo humano. De esta manera, el aprendiz desarrollará competencias que le permitirán identificar riesgos, prevenir la contaminación y contribuir al manejo adecuado de productos cárnicos dentro del sector productivo.</w:t>
       </w:r>
     </w:p>
     <w:p>
@@ -4954,9 +4941,8 @@
       <w:pPr>
         <w:pStyle w:val="Ttulo1"/>
       </w:pPr>
-      <w:bookmarkStart w:name="_Toc230159834" w:id="1"/>
-      <w:r>
-        <w:lastRenderedPageBreak/>
+      <w:bookmarkStart w:id="1" w:name="_Toc230159834"/>
+      <w:r>
         <w:t>Objeto de la producción: ganado bovino, porcino, ovino-caprino y aves</w:t>
       </w:r>
       <w:bookmarkEnd w:id="1"/>
@@ -4978,7 +4964,7 @@
       <w:pPr>
         <w:pStyle w:val="Ttulo2"/>
       </w:pPr>
-      <w:bookmarkStart w:name="_Toc230159835" w:id="2"/>
+      <w:bookmarkStart w:id="2" w:name="_Toc230159835"/>
       <w:r>
         <w:t>Concepto de objeto de la producción</w:t>
       </w:r>
@@ -5001,7 +4987,7 @@
       <w:pPr>
         <w:pStyle w:val="Ttulo2"/>
       </w:pPr>
-      <w:bookmarkStart w:name="_Toc230159836" w:id="3"/>
+      <w:bookmarkStart w:id="3" w:name="_Toc230159836"/>
       <w:r>
         <w:t>Importancia de identificar la materia prima</w:t>
       </w:r>
@@ -5124,9 +5110,8 @@
       <w:pPr>
         <w:pStyle w:val="Ttulo2"/>
       </w:pPr>
-      <w:bookmarkStart w:name="_Toc230159837" w:id="4"/>
-      <w:r>
-        <w:lastRenderedPageBreak/>
+      <w:bookmarkStart w:id="4" w:name="_Toc230159837"/>
+      <w:r>
         <w:t>Clasificación de la producción animal</w:t>
       </w:r>
       <w:bookmarkEnd w:id="4"/>
@@ -5254,7 +5239,7 @@
         <w:ind w:left="993"/>
         <w:rPr>
           <w:rStyle w:val="Ttulo5Car"/>
-          <w:rFonts w:asciiTheme="minorHAnsi" w:hAnsiTheme="minorHAnsi" w:eastAsiaTheme="minorHAnsi" w:cstheme="minorBidi"/>
+          <w:rFonts w:asciiTheme="minorHAnsi" w:eastAsiaTheme="minorHAnsi" w:hAnsiTheme="minorHAnsi" w:cstheme="minorBidi"/>
           <w:b w:val="0"/>
           <w:color w:val="auto"/>
           <w:kern w:val="2"/>
@@ -5272,7 +5257,19 @@
         <w:rPr>
           <w:lang w:val="es-419" w:eastAsia="es-CO"/>
         </w:rPr>
-        <w:t xml:space="preserve"> Carne de aves, color claro, baja en grasa y fácil digestión.</w:t>
+        <w:t xml:space="preserve"> Carne de aves, color claro, baja en grasa y</w:t>
+      </w:r>
+      <w:r>
+        <w:rPr>
+          <w:lang w:val="es-419" w:eastAsia="es-CO"/>
+        </w:rPr>
+        <w:t xml:space="preserve"> de</w:t>
+      </w:r>
+      <w:r>
+        <w:rPr>
+          <w:lang w:val="es-419" w:eastAsia="es-CO"/>
+        </w:rPr>
+        <w:t xml:space="preserve"> fácil digestión.</w:t>
       </w:r>
     </w:p>
     <w:p>
@@ -5292,7 +5289,7 @@
       <w:pPr>
         <w:pStyle w:val="Ttulo2"/>
       </w:pPr>
-      <w:bookmarkStart w:name="_Toc230159838" w:id="5"/>
+      <w:bookmarkStart w:id="5" w:name="_Toc230159838"/>
       <w:r>
         <w:t>Producción por especie</w:t>
       </w:r>
@@ -5308,7 +5305,31 @@
         <w:rPr>
           <w:lang w:val="es-419" w:eastAsia="es-CO"/>
         </w:rPr>
-        <w:t>La producción por especie analiza las características, manejo y condiciones de cada tipo de ganado, permitiendo comprender sus diferencias y su impacto en la calidad de la carne. Acto seguido, se procederá a analizar los tipos de producción.</w:t>
+        <w:t>La producción por especie analiza las características, manejo y condiciones de cada tipo de ganado, permitiendo comprender sus diferencias y su impacto en la calidad de la carne. Acto seguido, se</w:t>
+      </w:r>
+      <w:r>
+        <w:rPr>
+          <w:lang w:val="es-419" w:eastAsia="es-CO"/>
+        </w:rPr>
+        <w:t xml:space="preserve"> </w:t>
+      </w:r>
+      <w:r>
+        <w:rPr>
+          <w:lang w:val="es-419" w:eastAsia="es-CO"/>
+        </w:rPr>
+        <w:t>analizar</w:t>
+      </w:r>
+      <w:r>
+        <w:rPr>
+          <w:lang w:val="es-419" w:eastAsia="es-CO"/>
+        </w:rPr>
+        <w:t>á</w:t>
+      </w:r>
+      <w:r>
+        <w:rPr>
+          <w:lang w:val="es-419" w:eastAsia="es-CO"/>
+        </w:rPr>
+        <w:t xml:space="preserve"> los tipos de producción.</w:t>
       </w:r>
     </w:p>
     <w:p>
@@ -5333,14 +5354,7 @@
         <w:rPr>
           <w:lang w:val="es-419" w:eastAsia="es-CO"/>
         </w:rPr>
-        <w:t xml:space="preserve"> El ganado bovino incluye animales rumiantes como vacas, toros y novillos, destinados a la producción de carne roja. Son herbívoros con sistema digestivo especializado. Su producción comprende cría, levante, engorde y sacrificio. La carne se caracteriza por su </w:t>
-      </w:r>
-      <w:r>
-        <w:rPr>
-          <w:lang w:val="es-419" w:eastAsia="es-CO"/>
-        </w:rPr>
-        <w:lastRenderedPageBreak/>
-        <w:t>color, proteínas y hierro, y su calidad depende del manejo, alimentación y control sanitario.</w:t>
+        <w:t xml:space="preserve"> El ganado bovino incluye animales rumiantes como vacas, toros y novillos, destinados a la producción de carne roja. Son herbívoros con sistema digestivo especializado. Su producción comprende cría, levante, engorde y sacrificio. La carne se caracteriza por su color, proteínas y hierro, y su calidad depende del manejo, alimentación y control sanitario.</w:t>
       </w:r>
     </w:p>
     <w:p>
@@ -5422,7 +5436,7 @@
       <w:pPr>
         <w:pStyle w:val="Ttulo2"/>
       </w:pPr>
-      <w:bookmarkStart w:name="_Toc230159839" w:id="6"/>
+      <w:bookmarkStart w:id="6" w:name="_Toc230159839"/>
       <w:r>
         <w:t>Mapa mental de la producción animal</w:t>
       </w:r>
@@ -5438,8 +5452,27 @@
         <w:rPr>
           <w:lang w:val="es-419" w:eastAsia="es-CO"/>
         </w:rPr>
-        <w:t>La producción de carne se organiza a partir de diferentes especies animales, cada una con características propias en cuanto al tipo de carne, sistema de alimentación y manejo productivo. En la siguiente tabla, se conocerá como se relacionan cada una de estas.</w:t>
-      </w:r>
+        <w:t>La producción de carne se organiza a partir de diferentes especies animales, cada una con características propias en cuanto al tipo de carne, sistema de alimentación y manejo productivo. En la siguiente tabla, se conocerá c</w:t>
+      </w:r>
+      <w:r>
+        <w:rPr>
+          <w:lang w:val="es-419" w:eastAsia="es-CO"/>
+        </w:rPr>
+        <w:t>ó</w:t>
+      </w:r>
+      <w:r>
+        <w:rPr>
+          <w:lang w:val="es-419" w:eastAsia="es-CO"/>
+        </w:rPr>
+        <w:t>mo se relacionan cada una de estas.</w:t>
+      </w:r>
+    </w:p>
+    <w:p>
+      <w:pPr>
+        <w:rPr>
+          <w:lang w:val="es-419" w:eastAsia="es-CO"/>
+        </w:rPr>
+      </w:pPr>
     </w:p>
     <w:p>
       <w:pPr>
@@ -5481,7 +5514,6 @@
               <w:pStyle w:val="Tablas"/>
             </w:pPr>
             <w:r>
-              <w:lastRenderedPageBreak/>
               <w:t>Especie</w:t>
             </w:r>
           </w:p>
@@ -5785,7 +5817,7 @@
       <w:pPr>
         <w:pStyle w:val="Ttulo2"/>
       </w:pPr>
-      <w:bookmarkStart w:name="_Toc230159840" w:id="7"/>
+      <w:bookmarkStart w:id="7" w:name="_Toc230159840"/>
       <w:r>
         <w:t>Relación con las buenas prácticas de manipulación (BPM)</w:t>
       </w:r>
@@ -5897,11 +5929,7 @@
               <w:t>v</w:t>
             </w:r>
             <w:r>
-              <w:t xml:space="preserve">ea pues! O sea que lo que uno nota en el mostrador es pura ciencia. Si el animal llega estresado al beneficio o si la carne retiene mucha humedad, la pelea </w:t>
-            </w:r>
-            <w:r>
-              <w:lastRenderedPageBreak/>
-              <w:t>contra las bacterias se pone color de hormiga, porque el producto ya viene predispuesto a dañarse.</w:t>
+              <w:t>ea pues! O sea que lo que uno nota en el mostrador es pura ciencia. Si el animal llega estresado al beneficio o si la carne retiene mucha humedad, la pelea contra las bacterias se pone color de hormiga, porque el producto ya viene predispuesto a dañarse.</w:t>
             </w:r>
           </w:p>
           <w:p>
@@ -5928,30 +5956,13 @@
               <w:t>Hombre:</w:t>
             </w:r>
             <w:r>
-              <w:t xml:space="preserve"> </w:t>
-            </w:r>
-            <w:proofErr w:type="spellStart"/>
-            <w:r>
-              <w:t>a</w:t>
-            </w:r>
-            <w:r>
-              <w:t>susena</w:t>
-            </w:r>
-            <w:proofErr w:type="spellEnd"/>
-            <w:r>
-              <w:t xml:space="preserve">, usted siempre menciona esas BPM y eso suena muy bonito en el papel. Pero constante y sonante, </w:t>
-            </w:r>
-            <w:proofErr w:type="spellStart"/>
-            <w:r>
-              <w:t>pa</w:t>
-            </w:r>
-            <w:proofErr w:type="spellEnd"/>
-            <w:r>
-              <w:t>' nosotros aquí en la tierrita, ¿eso de qué se trata? Porque uno a veces peca por confiado, creyendo que con pegarle un manguerazo a la mesa o verla limpia por encima ya cumplió con la seguridad de la carne.</w:t>
+              <w:t xml:space="preserve"> a</w:t>
+            </w:r>
+            <w:r>
+              <w:t>susena, usted siempre menciona esas BPM y eso suena muy bonito en el papel. Pero constante y sonante, pa' nosotros aquí en la tierrita, ¿eso de qué se trata? Porque uno a veces peca por confiado, creyendo que con pegarle un manguerazo a la mesa o verla limpia por encima ya cumplió con la seguridad de la carne.</w:t>
             </w:r>
           </w:p>
           <w:p>
-            <w:proofErr w:type="gramStart"/>
             <w:r>
               <w:rPr>
                 <w:b/>
@@ -5962,7 +5973,6 @@
             <w:r>
               <w:t>¡</w:t>
             </w:r>
-            <w:proofErr w:type="gramEnd"/>
             <w:r>
               <w:t>p</w:t>
             </w:r>
@@ -6003,19 +6013,7 @@
               <w:t xml:space="preserve"> e</w:t>
             </w:r>
             <w:r>
-              <w:t xml:space="preserve">s que, Don Campos, en este oficio todo empieza por uno. Si usted no se lava bien las manos, o si anda con el uniforme sucio y sin el gorro, usted mismo es </w:t>
-            </w:r>
-            <w:r>
-              <w:lastRenderedPageBreak/>
-              <w:t xml:space="preserve">el que le pasa </w:t>
-            </w:r>
-            <w:proofErr w:type="gramStart"/>
-            <w:r>
-              <w:t>el mugre</w:t>
-            </w:r>
-            <w:proofErr w:type="gramEnd"/>
-            <w:r>
-              <w:t xml:space="preserve"> y las bacterias a la carne. Al final, uno termina siendo el que daña el producto y pierde la plata sin darse ni cuenta.</w:t>
+              <w:t>s que, Don Campos, en este oficio todo empieza por uno. Si usted no se lava bien las manos, o si anda con el uniforme sucio y sin el gorro, usted mismo es el que le pasa el mugre y las bacterias a la carne. Al final, uno termina siendo el que daña el producto y pierde la plata sin darse ni cuenta.</w:t>
             </w:r>
           </w:p>
           <w:p>
@@ -6105,7 +6103,6 @@
                 <w:b/>
                 <w:bCs/>
               </w:rPr>
-              <w:lastRenderedPageBreak/>
               <w:t>Mujer:</w:t>
             </w:r>
             <w:r>
@@ -6172,7 +6169,7 @@
       <w:pPr>
         <w:pStyle w:val="Ttulo2"/>
       </w:pPr>
-      <w:bookmarkStart w:name="_Toc230159841" w:id="8"/>
+      <w:bookmarkStart w:id="8" w:name="_Toc230159841"/>
       <w:r>
         <w:t>Enfoque de inocuidad</w:t>
       </w:r>
@@ -6296,9 +6293,8 @@
       <w:pPr>
         <w:pStyle w:val="Ttulo2"/>
       </w:pPr>
-      <w:bookmarkStart w:name="_Toc230159842" w:id="9"/>
-      <w:r>
-        <w:lastRenderedPageBreak/>
+      <w:bookmarkStart w:id="9" w:name="_Toc230159842"/>
+      <w:r>
         <w:t>Cuadro comparativo de especies</w:t>
       </w:r>
       <w:bookmarkEnd w:id="9"/>
@@ -6478,16 +6474,8 @@
               <w:rPr>
                 <w:color w:val="12263F"/>
               </w:rPr>
-              <w:t xml:space="preserve">Extensivo / </w:t>
-            </w:r>
-            <w:proofErr w:type="spellStart"/>
-            <w:r>
-              <w:rPr>
-                <w:color w:val="12263F"/>
-              </w:rPr>
-              <w:t>semi-intensivo</w:t>
-            </w:r>
-            <w:proofErr w:type="spellEnd"/>
+              <w:t>Extensivo / semi-intensivo</w:t>
+            </w:r>
           </w:p>
         </w:tc>
         <w:tc>
@@ -6907,9 +6895,8 @@
       <w:pPr>
         <w:pStyle w:val="Ttulo1"/>
       </w:pPr>
-      <w:bookmarkStart w:name="_Toc230159843" w:id="10"/>
-      <w:r>
-        <w:lastRenderedPageBreak/>
+      <w:bookmarkStart w:id="10" w:name="_Toc230159843"/>
+      <w:r>
         <w:t>Transformación del músculo a carne</w:t>
       </w:r>
       <w:bookmarkEnd w:id="10"/>
@@ -6924,28 +6911,14 @@
         <w:rPr>
           <w:lang w:val="es-419" w:eastAsia="es-CO"/>
         </w:rPr>
-        <w:t xml:space="preserve">La carne resulta de cambios físicos, químicos y bioquímicos del músculo tras el sacrificio, conocidos como transformación </w:t>
-      </w:r>
-      <w:proofErr w:type="spellStart"/>
-      <w:r>
-        <w:rPr>
-          <w:lang w:val="es-419" w:eastAsia="es-CO"/>
-        </w:rPr>
-        <w:t>post-mortem</w:t>
-      </w:r>
-      <w:proofErr w:type="spellEnd"/>
-      <w:r>
-        <w:rPr>
-          <w:lang w:val="es-419" w:eastAsia="es-CO"/>
-        </w:rPr>
-        <w:t>, que determinan su calidad. Al cesar el suministro de oxígeno, se activa un metabolismo anaeróbico que obtiene energía del glucógeno mediante la glucólisis.</w:t>
+        <w:t>La carne resulta de cambios físicos, químicos y bioquímicos del músculo tras el sacrificio, conocidos como transformación post-mortem, que determinan su calidad. Al cesar el suministro de oxígeno, se activa un metabolismo anaeróbico que obtiene energía del glucógeno mediante la glucólisis.</w:t>
       </w:r>
     </w:p>
     <w:p>
       <w:pPr>
         <w:pStyle w:val="Ttulo2"/>
       </w:pPr>
-      <w:bookmarkStart w:name="_Toc230159844" w:id="11"/>
+      <w:bookmarkStart w:id="11" w:name="_Toc230159844"/>
       <w:r>
         <w:t>Cambios principales en la transformación</w:t>
       </w:r>
@@ -6966,12 +6939,6 @@
     </w:p>
     <w:p>
       <w:pPr>
-        <w:pStyle w:val="Prrafodelista"/>
-        <w:numPr>
-          <w:ilvl w:val="0"/>
-          <w:numId w:val="11"/>
-        </w:numPr>
-        <w:ind w:left="993"/>
         <w:rPr>
           <w:lang w:val="es-419" w:eastAsia="es-CO"/>
         </w:rPr>
@@ -6991,18 +6958,27 @@
     </w:p>
     <w:p>
       <w:pPr>
-        <w:pStyle w:val="Ttulo5"/>
-      </w:pPr>
-      <w:r>
+        <w:rPr>
+          <w:lang w:val="es-419" w:eastAsia="es-CO"/>
+        </w:rPr>
+      </w:pPr>
+      <w:r>
+        <w:rPr>
+          <w:b/>
+          <w:bCs/>
+        </w:rPr>
         <w:t>Descenso del pH</w:t>
       </w:r>
-    </w:p>
-    <w:p>
-      <w:pPr>
-        <w:rPr>
-          <w:lang w:val="es-419" w:eastAsia="es-CO"/>
-        </w:rPr>
-      </w:pPr>
+      <w:r>
+        <w:rPr>
+          <w:b/>
+          <w:bCs/>
+        </w:rPr>
+        <w:t>.</w:t>
+      </w:r>
+      <w:r>
+        <w:t xml:space="preserve"> </w:t>
+      </w:r>
       <w:r>
         <w:rPr>
           <w:lang w:val="es-419" w:eastAsia="es-CO"/>
@@ -7050,18 +7026,27 @@
     </w:p>
     <w:p>
       <w:pPr>
-        <w:pStyle w:val="Ttulo5"/>
-      </w:pPr>
-      <w:r>
+        <w:rPr>
+          <w:lang w:val="es-419" w:eastAsia="es-CO"/>
+        </w:rPr>
+      </w:pPr>
+      <w:r>
+        <w:rPr>
+          <w:b/>
+          <w:bCs/>
+        </w:rPr>
         <w:t>Rigor mortis</w:t>
       </w:r>
-    </w:p>
-    <w:p>
-      <w:pPr>
-        <w:rPr>
-          <w:lang w:val="es-419" w:eastAsia="es-CO"/>
-        </w:rPr>
-      </w:pPr>
+      <w:r>
+        <w:rPr>
+          <w:b/>
+          <w:bCs/>
+        </w:rPr>
+        <w:t>.</w:t>
+      </w:r>
+      <w:r>
+        <w:t xml:space="preserve"> </w:t>
+      </w:r>
       <w:r>
         <w:rPr>
           <w:lang w:val="es-419" w:eastAsia="es-CO"/>
@@ -7109,18 +7094,27 @@
     </w:p>
     <w:p>
       <w:pPr>
-        <w:pStyle w:val="Ttulo5"/>
-      </w:pPr>
-      <w:r>
+        <w:rPr>
+          <w:lang w:val="es-419" w:eastAsia="es-CO"/>
+        </w:rPr>
+      </w:pPr>
+      <w:r>
+        <w:rPr>
+          <w:b/>
+          <w:bCs/>
+        </w:rPr>
         <w:t>Maduración o ablandamiento</w:t>
       </w:r>
-    </w:p>
-    <w:p>
-      <w:pPr>
-        <w:rPr>
-          <w:lang w:val="es-419" w:eastAsia="es-CO"/>
-        </w:rPr>
-      </w:pPr>
+      <w:r>
+        <w:rPr>
+          <w:b/>
+          <w:bCs/>
+        </w:rPr>
+        <w:t>.</w:t>
+      </w:r>
+      <w:r>
+        <w:t xml:space="preserve"> </w:t>
+      </w:r>
       <w:r>
         <w:rPr>
           <w:lang w:val="es-419" w:eastAsia="es-CO"/>
@@ -7144,7 +7138,6 @@
         <w:rPr>
           <w:lang w:val="es-419" w:eastAsia="es-CO"/>
         </w:rPr>
-        <w:lastRenderedPageBreak/>
         <w:t>Mejora la terneza.</w:t>
       </w:r>
     </w:p>
@@ -7171,15 +7164,28 @@
       <w:pPr>
         <w:pStyle w:val="Ttulo2"/>
       </w:pPr>
-      <w:bookmarkStart w:name="_Toc230159845" w:id="12"/>
+      <w:bookmarkStart w:id="12" w:name="_Toc230159845"/>
       <w:r>
         <w:t xml:space="preserve">Etapas del proceso </w:t>
       </w:r>
-      <w:proofErr w:type="spellStart"/>
-      <w:r>
-        <w:t>post-mortem</w:t>
-      </w:r>
-      <w:proofErr w:type="spellEnd"/>
+      <w:r>
+        <w:rPr>
+          <w:rStyle w:val="Extranjerismo"/>
+        </w:rPr>
+        <w:t>post</w:t>
+      </w:r>
+      <w:r>
+        <w:rPr>
+          <w:rStyle w:val="Extranjerismo"/>
+        </w:rPr>
+        <w:t xml:space="preserve"> </w:t>
+      </w:r>
+      <w:r>
+        <w:rPr>
+          <w:rStyle w:val="Extranjerismo"/>
+        </w:rPr>
+        <w:t>mortem</w:t>
+      </w:r>
       <w:r>
         <w:t xml:space="preserve"> (visión didáctica)</w:t>
       </w:r>
@@ -7214,21 +7220,7 @@
         <w:rPr>
           <w:lang w:val="es-419" w:eastAsia="es-CO"/>
         </w:rPr>
-        <w:t>Fase inicial (</w:t>
-      </w:r>
-      <w:proofErr w:type="spellStart"/>
-      <w:r>
-        <w:rPr>
-          <w:lang w:val="es-419" w:eastAsia="es-CO"/>
-        </w:rPr>
-        <w:t>pre-rigor</w:t>
-      </w:r>
-      <w:proofErr w:type="spellEnd"/>
-      <w:r>
-        <w:rPr>
-          <w:lang w:val="es-419" w:eastAsia="es-CO"/>
-        </w:rPr>
-        <w:t>): El músculo aún es flexible, con pH alto.</w:t>
+        <w:t>Fase inicial (prerigor): El músculo aún es flexible, con pH alto.</w:t>
       </w:r>
     </w:p>
     <w:p>
@@ -7245,9 +7237,15 @@
       </w:pPr>
       <w:r>
         <w:rPr>
-          <w:lang w:val="es-419" w:eastAsia="es-CO"/>
-        </w:rPr>
-        <w:t>Rigor mortis: Se presenta rigidez máxima por falta de energía.</w:t>
+          <w:rStyle w:val="Extranjerismo"/>
+        </w:rPr>
+        <w:t>Rigor mortis</w:t>
+      </w:r>
+      <w:r>
+        <w:rPr>
+          <w:lang w:val="es-419" w:eastAsia="es-CO"/>
+        </w:rPr>
+        <w:t>: Se presenta rigidez máxima por falta de energía.</w:t>
       </w:r>
     </w:p>
     <w:p>
@@ -7273,7 +7271,7 @@
       <w:pPr>
         <w:pStyle w:val="Ttulo2"/>
       </w:pPr>
-      <w:bookmarkStart w:name="_Toc230159846" w:id="13"/>
+      <w:bookmarkStart w:id="13" w:name="_Toc230159846"/>
       <w:r>
         <w:t>Factores que influyen en la transformación</w:t>
       </w:r>
@@ -7404,7 +7402,7 @@
       <w:pPr>
         <w:pStyle w:val="Ttulo2"/>
       </w:pPr>
-      <w:bookmarkStart w:name="_Toc230159847" w:id="14"/>
+      <w:bookmarkStart w:id="14" w:name="_Toc230159847"/>
       <w:r>
         <w:t>Impacto en la calidad de la carne</w:t>
       </w:r>
@@ -7422,14 +7420,24 @@
         </w:rPr>
         <w:t xml:space="preserve">Los cambios </w:t>
       </w:r>
-      <w:proofErr w:type="spellStart"/>
-      <w:r>
-        <w:rPr>
-          <w:lang w:val="es-419" w:eastAsia="es-CO"/>
-        </w:rPr>
-        <w:t>post-mortem</w:t>
-      </w:r>
-      <w:proofErr w:type="spellEnd"/>
+      <w:r>
+        <w:rPr>
+          <w:rStyle w:val="Extranjerismo"/>
+        </w:rPr>
+        <w:t>post</w:t>
+      </w:r>
+      <w:r>
+        <w:rPr>
+          <w:rStyle w:val="Extranjerismo"/>
+        </w:rPr>
+        <w:t xml:space="preserve"> </w:t>
+      </w:r>
+      <w:r>
+        <w:rPr>
+          <w:rStyle w:val="Extranjerismo"/>
+        </w:rPr>
+        <w:t>mortem</w:t>
+      </w:r>
       <w:r>
         <w:rPr>
           <w:lang w:val="es-419" w:eastAsia="es-CO"/>
@@ -7439,9 +7447,17 @@
     </w:p>
     <w:p>
       <w:pPr>
-        <w:pStyle w:val="Ttulo5"/>
-      </w:pPr>
-      <w:r>
+        <w:ind w:firstLine="633"/>
+        <w:rPr>
+          <w:b/>
+          <w:bCs/>
+        </w:rPr>
+      </w:pPr>
+      <w:r>
+        <w:rPr>
+          <w:b/>
+          <w:bCs/>
+        </w:rPr>
         <w:t>Características sensoriales</w:t>
       </w:r>
     </w:p>
@@ -7480,7 +7496,6 @@
         <w:rPr>
           <w:lang w:val="es-419" w:eastAsia="es-CO"/>
         </w:rPr>
-        <w:lastRenderedPageBreak/>
         <w:t>Textura: firme o blanda.</w:t>
       </w:r>
     </w:p>
@@ -7524,34 +7539,48 @@
     </w:p>
     <w:p>
       <w:pPr>
-        <w:pStyle w:val="Prrafodelista"/>
-        <w:numPr>
-          <w:ilvl w:val="0"/>
-          <w:numId w:val="16"/>
-        </w:numPr>
-        <w:ind w:left="993"/>
-        <w:rPr>
-          <w:lang w:val="es-419" w:eastAsia="es-CO"/>
-        </w:rPr>
-      </w:pPr>
-      <w:r>
         <w:rPr>
           <w:rStyle w:val="Ttulo5Car"/>
-        </w:rPr>
-        <w:t>Características químicas.</w:t>
-      </w:r>
-      <w:r>
-        <w:rPr>
-          <w:lang w:val="es-419" w:eastAsia="es-CO"/>
-        </w:rPr>
-        <w:t xml:space="preserve"> Se relacionan con el pH, el contenido de agua y la estabilidad del producto, factores clave para su conservación y seguridad.</w:t>
-      </w:r>
-    </w:p>
-    <w:p>
-      <w:pPr>
-        <w:pStyle w:val="Ttulo5"/>
-      </w:pPr>
-      <w:r>
+          <w:rFonts w:asciiTheme="minorHAnsi" w:eastAsiaTheme="minorHAnsi" w:hAnsiTheme="minorHAnsi" w:cstheme="minorBidi"/>
+          <w:b w:val="0"/>
+          <w:color w:val="auto"/>
+          <w:kern w:val="2"/>
+          <w:szCs w:val="22"/>
+          <w14:ligatures w14:val="standardContextual"/>
+        </w:rPr>
+      </w:pPr>
+      <w:r>
+        <w:rPr>
+          <w:rStyle w:val="Ttulo5Car"/>
+        </w:rPr>
+        <w:t>Características químicas</w:t>
+      </w:r>
+    </w:p>
+    <w:p>
+      <w:pPr>
+        <w:rPr>
+          <w:lang w:val="es-419" w:eastAsia="es-CO"/>
+        </w:rPr>
+      </w:pPr>
+      <w:r>
+        <w:rPr>
+          <w:lang w:val="es-419" w:eastAsia="es-CO"/>
+        </w:rPr>
+        <w:t>Se relacionan con el pH, el contenido de agua y la estabilidad del producto, factores clave para su conservación y seguridad.</w:t>
+      </w:r>
+    </w:p>
+    <w:p>
+      <w:pPr>
+        <w:rPr>
+          <w:b/>
+          <w:bCs/>
+        </w:rPr>
+      </w:pPr>
+      <w:r>
+        <w:rPr>
+          <w:b/>
+          <w:bCs/>
+        </w:rPr>
         <w:t>Alteraciones comunes</w:t>
       </w:r>
     </w:p>
@@ -7597,7 +7626,7 @@
       <w:pPr>
         <w:pStyle w:val="Ttulo2"/>
       </w:pPr>
-      <w:bookmarkStart w:name="_Toc230159848" w:id="15"/>
+      <w:bookmarkStart w:id="15" w:name="_Toc230159848"/>
       <w:r>
         <w:t>Aplicación de buenas prácticas de manipulación (BPM)</w:t>
       </w:r>
@@ -7696,7 +7725,7 @@
       <w:pPr>
         <w:pStyle w:val="Ttulo2"/>
       </w:pPr>
-      <w:bookmarkStart w:name="_Toc230159849" w:id="16"/>
+      <w:bookmarkStart w:id="16" w:name="_Toc230159849"/>
       <w:r>
         <w:t>Relación con el resultado de aprendizaje</w:t>
       </w:r>
@@ -7717,6 +7746,15 @@
     </w:p>
     <w:p>
       <w:pPr>
+        <w:ind w:firstLine="0"/>
+        <w:rPr>
+          <w:lang w:val="es-419" w:eastAsia="es-CO"/>
+        </w:rPr>
+      </w:pPr>
+    </w:p>
+    <w:p>
+      <w:pPr>
+        <w:ind w:firstLine="0"/>
         <w:rPr>
           <w:lang w:val="es-419" w:eastAsia="es-CO"/>
         </w:rPr>
@@ -7726,9 +7764,8 @@
       <w:pPr>
         <w:pStyle w:val="Ttulo1"/>
       </w:pPr>
-      <w:bookmarkStart w:name="_Toc230159850" w:id="17"/>
-      <w:r>
-        <w:lastRenderedPageBreak/>
+      <w:bookmarkStart w:id="17" w:name="_Toc230159850"/>
+      <w:r>
         <w:t>Composición química de la carne</w:t>
       </w:r>
       <w:bookmarkEnd w:id="17"/>
@@ -7750,7 +7787,7 @@
       <w:pPr>
         <w:pStyle w:val="Ttulo2"/>
       </w:pPr>
-      <w:bookmarkStart w:name="_Toc230159851" w:id="18"/>
+      <w:bookmarkStart w:id="18" w:name="_Toc230159851"/>
       <w:r>
         <w:t>Agua</w:t>
       </w:r>
@@ -7766,17 +7803,67 @@
         <w:rPr>
           <w:lang w:val="es-419" w:eastAsia="es-CO"/>
         </w:rPr>
-        <w:t>Como punto de partida, se conocerá la importancia del agua en la carne, luego la relación agua – proteína y finalmente las formas del agua en la carne.</w:t>
-      </w:r>
-    </w:p>
-    <w:p>
-      <w:pPr>
-        <w:pStyle w:val="Prrafodelista"/>
-        <w:numPr>
-          <w:ilvl w:val="0"/>
-          <w:numId w:val="19"/>
-        </w:numPr>
-        <w:ind w:left="993"/>
+        <w:t>Como punto de partida, se conocerá la importancia del agua en la carne, luego la relación agua</w:t>
+      </w:r>
+      <w:r>
+        <w:rPr>
+          <w:lang w:val="es-419" w:eastAsia="es-CO"/>
+        </w:rPr>
+        <w:t>-</w:t>
+      </w:r>
+      <w:r>
+        <w:rPr>
+          <w:lang w:val="es-419" w:eastAsia="es-CO"/>
+        </w:rPr>
+        <w:t>proteína y</w:t>
+      </w:r>
+      <w:r>
+        <w:rPr>
+          <w:lang w:val="es-419" w:eastAsia="es-CO"/>
+        </w:rPr>
+        <w:t>,</w:t>
+      </w:r>
+      <w:r>
+        <w:rPr>
+          <w:lang w:val="es-419" w:eastAsia="es-CO"/>
+        </w:rPr>
+        <w:t xml:space="preserve"> finalmente</w:t>
+      </w:r>
+      <w:r>
+        <w:rPr>
+          <w:lang w:val="es-419" w:eastAsia="es-CO"/>
+        </w:rPr>
+        <w:t>,</w:t>
+      </w:r>
+      <w:r>
+        <w:rPr>
+          <w:lang w:val="es-419" w:eastAsia="es-CO"/>
+        </w:rPr>
+        <w:t xml:space="preserve"> las formas del agua en la carne.</w:t>
+      </w:r>
+    </w:p>
+    <w:p>
+      <w:pPr>
+        <w:rPr>
+          <w:lang w:val="es-419" w:eastAsia="es-CO"/>
+        </w:rPr>
+      </w:pPr>
+      <w:r>
+        <w:rPr>
+          <w:b/>
+          <w:bCs/>
+        </w:rPr>
+        <w:t>Importancia del agua en la carne.</w:t>
+      </w:r>
+      <w:r>
+        <w:rPr>
+          <w:lang w:val="es-419" w:eastAsia="es-CO"/>
+        </w:rPr>
+        <w:t xml:space="preserve"> El agua es el componente predominante de la carne y cumple un papel fundamental en su estructura y funcionalidad. Gracias a su naturaleza polar, interactúa con proteínas y sales, facilitando diversos procesos bioquímicos esenciales.</w:t>
+      </w:r>
+    </w:p>
+    <w:p>
+      <w:pPr>
         <w:rPr>
           <w:lang w:val="es-419" w:eastAsia="es-CO"/>
         </w:rPr>
@@ -7785,32 +7872,19 @@
         <w:rPr>
           <w:rStyle w:val="Ttulo5Car"/>
         </w:rPr>
-        <w:t>Importancia del agua en la carne.</w:t>
-      </w:r>
-      <w:r>
-        <w:rPr>
-          <w:lang w:val="es-419" w:eastAsia="es-CO"/>
-        </w:rPr>
-        <w:t xml:space="preserve"> El agua es el componente predominante de la carne y cumple un papel fundamental en su estructura y funcionalidad. Gracias a su naturaleza polar, interactúa con proteínas y sales, facilitando diversos procesos bioquímicos esenciales.</w:t>
-      </w:r>
-    </w:p>
-    <w:p>
-      <w:pPr>
-        <w:pStyle w:val="Prrafodelista"/>
-        <w:numPr>
-          <w:ilvl w:val="0"/>
-          <w:numId w:val="19"/>
-        </w:numPr>
-        <w:ind w:left="993"/>
-        <w:rPr>
-          <w:lang w:val="es-419" w:eastAsia="es-CO"/>
-        </w:rPr>
-      </w:pPr>
+        <w:t>Relación agua</w:t>
+      </w:r>
       <w:r>
         <w:rPr>
           <w:rStyle w:val="Ttulo5Car"/>
         </w:rPr>
-        <w:t>Relación agua–proteína.</w:t>
+        <w:t>-</w:t>
+      </w:r>
+      <w:r>
+        <w:rPr>
+          <w:rStyle w:val="Ttulo5Car"/>
+        </w:rPr>
+        <w:t>proteína.</w:t>
       </w:r>
       <w:r>
         <w:rPr>
@@ -7821,9 +7895,16 @@
     </w:p>
     <w:p>
       <w:pPr>
-        <w:pStyle w:val="Ttulo5"/>
-      </w:pPr>
-      <w:r>
+        <w:rPr>
+          <w:b/>
+          <w:bCs/>
+        </w:rPr>
+      </w:pPr>
+      <w:r>
+        <w:rPr>
+          <w:b/>
+          <w:bCs/>
+        </w:rPr>
         <w:t>Formas del agua en la carne</w:t>
       </w:r>
     </w:p>
@@ -7886,12 +7967,6 @@
     </w:p>
     <w:p>
       <w:pPr>
-        <w:pStyle w:val="Prrafodelista"/>
-        <w:numPr>
-          <w:ilvl w:val="0"/>
-          <w:numId w:val="20"/>
-        </w:numPr>
-        <w:ind w:left="993"/>
         <w:rPr>
           <w:lang w:val="es-419" w:eastAsia="es-CO"/>
         </w:rPr>
@@ -7900,7 +7975,6 @@
         <w:rPr>
           <w:rStyle w:val="Ttulo5Car"/>
         </w:rPr>
-        <w:lastRenderedPageBreak/>
         <w:t>Distribución del agua en la carne.</w:t>
       </w:r>
       <w:r>
@@ -7914,7 +7988,7 @@
       <w:pPr>
         <w:pStyle w:val="Ttulo2"/>
       </w:pPr>
-      <w:bookmarkStart w:name="_Toc230159852" w:id="19"/>
+      <w:bookmarkStart w:id="19" w:name="_Toc230159852"/>
       <w:r>
         <w:t>Proteínas</w:t>
       </w:r>
@@ -7935,59 +8009,72 @@
     </w:p>
     <w:p>
       <w:pPr>
-        <w:pStyle w:val="Prrafodelista"/>
-        <w:numPr>
-          <w:ilvl w:val="0"/>
-          <w:numId w:val="21"/>
-        </w:numPr>
-        <w:ind w:left="993"/>
-        <w:rPr>
-          <w:lang w:val="es-419" w:eastAsia="es-CO"/>
-        </w:rPr>
-      </w:pPr>
-      <w:r>
-        <w:rPr>
-          <w:rStyle w:val="Ttulo5Car"/>
+        <w:rPr>
+          <w:lang w:val="es-419" w:eastAsia="es-CO"/>
+        </w:rPr>
+      </w:pPr>
+      <w:r>
+        <w:rPr>
+          <w:b/>
+          <w:bCs/>
         </w:rPr>
         <w:t>Proteínas en la carne.</w:t>
       </w:r>
       <w:r>
         <w:rPr>
-          <w:lang w:val="es-419" w:eastAsia="es-CO"/>
-        </w:rPr>
-        <w:t xml:space="preserve"> Las proteínas son compuestos formados por carbono, hidrógeno, oxígeno y nitrógeno, constituidos por aminoácidos. Son fundamentales para la estructura del músculo y la nutrición humana.</w:t>
-      </w:r>
-    </w:p>
-    <w:p>
-      <w:pPr>
-        <w:pStyle w:val="Prrafodelista"/>
-        <w:numPr>
-          <w:ilvl w:val="0"/>
-          <w:numId w:val="21"/>
-        </w:numPr>
-        <w:ind w:left="993"/>
-        <w:rPr>
-          <w:lang w:val="es-419" w:eastAsia="es-CO"/>
-        </w:rPr>
-      </w:pPr>
-      <w:r>
-        <w:rPr>
-          <w:rStyle w:val="Ttulo5Car"/>
+          <w:b/>
+          <w:bCs/>
+          <w:lang w:val="es-419" w:eastAsia="es-CO"/>
+        </w:rPr>
+        <w:t xml:space="preserve"> </w:t>
+      </w:r>
+      <w:r>
+        <w:rPr>
+          <w:lang w:val="es-419" w:eastAsia="es-CO"/>
+        </w:rPr>
+        <w:t>Las proteínas son compuestos formados por carbono, hidrógeno, oxígeno y nitrógeno, constituidos por aminoácidos. Son fundamentales para la estructura del músculo y la nutrición humana.</w:t>
+      </w:r>
+    </w:p>
+    <w:p>
+      <w:pPr>
+        <w:rPr>
+          <w:lang w:val="es-419" w:eastAsia="es-CO"/>
+        </w:rPr>
+      </w:pPr>
+      <w:r>
+        <w:rPr>
+          <w:b/>
+          <w:bCs/>
         </w:rPr>
         <w:t>Funciones de las proteínas.</w:t>
       </w:r>
       <w:r>
         <w:rPr>
-          <w:lang w:val="es-419" w:eastAsia="es-CO"/>
-        </w:rPr>
-        <w:t xml:space="preserve"> Las proteínas cumplen funciones estructurales, enzimáticas y contráctiles, influyendo directamente en la textura, el color y la capacidad de retención de agua de la carne.</w:t>
-      </w:r>
-    </w:p>
-    <w:p>
-      <w:pPr>
-        <w:pStyle w:val="Ttulo5"/>
-      </w:pPr>
-      <w:r>
+          <w:b/>
+          <w:bCs/>
+          <w:lang w:val="es-419" w:eastAsia="es-CO"/>
+        </w:rPr>
+        <w:t xml:space="preserve"> </w:t>
+      </w:r>
+      <w:r>
+        <w:rPr>
+          <w:lang w:val="es-419" w:eastAsia="es-CO"/>
+        </w:rPr>
+        <w:t>Las proteínas cumplen funciones estructurales, enzimáticas y contráctiles, influyendo directamente en la textura, el color y la capacidad de retención de agua de la carne.</w:t>
+      </w:r>
+    </w:p>
+    <w:p>
+      <w:pPr>
+        <w:rPr>
+          <w:b/>
+          <w:bCs/>
+        </w:rPr>
+      </w:pPr>
+      <w:r>
+        <w:rPr>
+          <w:b/>
+          <w:bCs/>
+        </w:rPr>
         <w:t>Tipos de proteínas</w:t>
       </w:r>
     </w:p>
@@ -8050,35 +8137,37 @@
     </w:p>
     <w:p>
       <w:pPr>
-        <w:pStyle w:val="Prrafodelista"/>
-        <w:numPr>
-          <w:ilvl w:val="0"/>
-          <w:numId w:val="22"/>
-        </w:numPr>
-        <w:ind w:left="993"/>
-        <w:rPr>
-          <w:lang w:val="es-419" w:eastAsia="es-CO"/>
-        </w:rPr>
-      </w:pPr>
-      <w:r>
-        <w:rPr>
-          <w:rStyle w:val="Ttulo5Car"/>
-        </w:rPr>
-        <w:lastRenderedPageBreak/>
+        <w:rPr>
+          <w:lang w:val="es-419" w:eastAsia="es-CO"/>
+        </w:rPr>
+      </w:pPr>
+      <w:r>
+        <w:rPr>
+          <w:b/>
+          <w:bCs/>
+        </w:rPr>
         <w:t>Importancia de proteínas específicas.</w:t>
       </w:r>
       <w:r>
         <w:rPr>
-          <w:lang w:val="es-419" w:eastAsia="es-CO"/>
-        </w:rPr>
-        <w:t xml:space="preserve">  El colágeno está relacionado con la dureza de la carne, la mioglobina determina su color y la elastina presenta baja digestibilidad y escaso valor nutricional.</w:t>
+          <w:b/>
+          <w:bCs/>
+          <w:lang w:val="es-419" w:eastAsia="es-CO"/>
+        </w:rPr>
+        <w:t xml:space="preserve"> </w:t>
+      </w:r>
+      <w:r>
+        <w:rPr>
+          <w:lang w:val="es-419" w:eastAsia="es-CO"/>
+        </w:rPr>
+        <w:t>El colágeno está relacionado con la dureza de la carne, la mioglobina determina su color y la elastina presenta baja digestibilidad y escaso valor nutricional.</w:t>
       </w:r>
     </w:p>
     <w:p>
       <w:pPr>
         <w:pStyle w:val="Ttulo2"/>
       </w:pPr>
-      <w:bookmarkStart w:name="_Toc230159853" w:id="20"/>
+      <w:bookmarkStart w:id="20" w:name="_Toc230159853"/>
       <w:r>
         <w:t>Grasa (lípidos)</w:t>
       </w:r>
@@ -8094,7 +8183,55 @@
         <w:rPr>
           <w:lang w:val="es-419" w:eastAsia="es-CO"/>
         </w:rPr>
-        <w:t>La carne está compuesta aproximadamente por 75% de agua, 19% de proteínas y entre 2% y 5% de lípidos, además de pequeñas cantidades de otros nutrientes. Estos componentes determinan su textura, color, jugosidad y vida útil, así como su comportamiento durante procesos de conservación y transformación.</w:t>
+        <w:t>La carne está compuesta aproximadamente por 75</w:t>
+      </w:r>
+      <w:r>
+        <w:rPr>
+          <w:lang w:val="es-419" w:eastAsia="es-CO"/>
+        </w:rPr>
+        <w:t xml:space="preserve"> </w:t>
+      </w:r>
+      <w:r>
+        <w:rPr>
+          <w:lang w:val="es-419" w:eastAsia="es-CO"/>
+        </w:rPr>
+        <w:t>% de agua, 19</w:t>
+      </w:r>
+      <w:r>
+        <w:rPr>
+          <w:lang w:val="es-419" w:eastAsia="es-CO"/>
+        </w:rPr>
+        <w:t xml:space="preserve"> </w:t>
+      </w:r>
+      <w:r>
+        <w:rPr>
+          <w:lang w:val="es-419" w:eastAsia="es-CO"/>
+        </w:rPr>
+        <w:t>% de proteínas y entre 2</w:t>
+      </w:r>
+      <w:r>
+        <w:rPr>
+          <w:lang w:val="es-419" w:eastAsia="es-CO"/>
+        </w:rPr>
+        <w:t xml:space="preserve"> </w:t>
+      </w:r>
+      <w:r>
+        <w:rPr>
+          <w:lang w:val="es-419" w:eastAsia="es-CO"/>
+        </w:rPr>
+        <w:t>% y 5</w:t>
+      </w:r>
+      <w:r>
+        <w:rPr>
+          <w:lang w:val="es-419" w:eastAsia="es-CO"/>
+        </w:rPr>
+        <w:t xml:space="preserve"> </w:t>
+      </w:r>
+      <w:r>
+        <w:rPr>
+          <w:lang w:val="es-419" w:eastAsia="es-CO"/>
+        </w:rPr>
+        <w:t>% de lípidos, además de pequeñas cantidades de otros nutrientes. Estos componentes determinan su textura, color, jugosidad y vida útil, así como su comportamiento durante procesos de conservación y transformación.</w:t>
       </w:r>
     </w:p>
     <w:p>
@@ -8442,6 +8579,31 @@
         </w:tc>
       </w:tr>
     </w:tbl>
+    <w:p>
+      <w:pPr>
+        <w:rPr>
+          <w:lang w:val="es-419" w:eastAsia="es-CO"/>
+        </w:rPr>
+      </w:pPr>
+      <w:r>
+        <w:rPr>
+          <w:lang w:val="es-419" w:eastAsia="es-CO"/>
+        </w:rPr>
+        <w:t xml:space="preserve">Mediante la siguiente tabla, se </w:t>
+      </w:r>
+      <w:r>
+        <w:rPr>
+          <w:lang w:val="es-419" w:eastAsia="es-CO"/>
+        </w:rPr>
+        <w:t>realizará</w:t>
+      </w:r>
+      <w:r>
+        <w:rPr>
+          <w:lang w:val="es-419" w:eastAsia="es-CO"/>
+        </w:rPr>
+        <w:t xml:space="preserve"> un análisis comparativo por especie.</w:t>
+      </w:r>
+    </w:p>
     <w:p>
       <w:pPr>
         <w:pStyle w:val="Tabla"/>
@@ -8871,9 +9033,8 @@
       <w:pPr>
         <w:pStyle w:val="Ttulo2"/>
       </w:pPr>
-      <w:bookmarkStart w:name="_Toc230159854" w:id="21"/>
-      <w:r>
-        <w:lastRenderedPageBreak/>
+      <w:bookmarkStart w:id="21" w:name="_Toc230159854"/>
+      <w:r>
         <w:t>Hidratos de carbono</w:t>
       </w:r>
       <w:bookmarkEnd w:id="21"/>
@@ -8945,7 +9106,7 @@
       <w:pPr>
         <w:pStyle w:val="Ttulo2"/>
       </w:pPr>
-      <w:bookmarkStart w:name="_Toc230159855" w:id="22"/>
+      <w:bookmarkStart w:id="22" w:name="_Toc230159855"/>
       <w:r>
         <w:t>Vitaminas</w:t>
       </w:r>
@@ -8968,7 +9129,7 @@
       <w:pPr>
         <w:pStyle w:val="Ttulo2"/>
       </w:pPr>
-      <w:bookmarkStart w:name="_Toc230159856" w:id="23"/>
+      <w:bookmarkStart w:id="23" w:name="_Toc230159856"/>
       <w:r>
         <w:t>Minerales</w:t>
       </w:r>
@@ -8984,16 +9145,27 @@
         <w:rPr>
           <w:lang w:val="es-419" w:eastAsia="es-CO"/>
         </w:rPr>
-        <w:t>La carne aporta minerales esenciales como hierro, fósforo, potasio y magnesio. El hierro hemo destaca por su alta biodisponibilidad, facilitando su absorción y ayudando a prevenir la anemia. En conjunto, los minerales representan menos del 2% del peso de la carne.</w:t>
+        <w:t>La carne aporta minerales esenciales como hierro, fósforo, potasio y magnesio. El hierro hemo destaca por su alta biodisponibilidad, facilitando su absorción y ayudando a prevenir la anemia. En conjunto, los minerales representan menos del 2</w:t>
+      </w:r>
+      <w:r>
+        <w:rPr>
+          <w:lang w:val="es-419" w:eastAsia="es-CO"/>
+        </w:rPr>
+        <w:t xml:space="preserve"> </w:t>
+      </w:r>
+      <w:r>
+        <w:rPr>
+          <w:lang w:val="es-419" w:eastAsia="es-CO"/>
+        </w:rPr>
+        <w:t>% del peso de la carne.</w:t>
       </w:r>
     </w:p>
     <w:p>
       <w:pPr>
         <w:pStyle w:val="Ttulo2"/>
       </w:pPr>
-      <w:bookmarkStart w:name="_Toc230159857" w:id="24"/>
-      <w:r>
-        <w:lastRenderedPageBreak/>
+      <w:bookmarkStart w:id="24" w:name="_Toc230159857"/>
+      <w:r>
         <w:t>Composición según la especie</w:t>
       </w:r>
       <w:bookmarkEnd w:id="24"/>
@@ -9015,7 +9187,7 @@
       <w:pPr>
         <w:pStyle w:val="Ttulo2"/>
       </w:pPr>
-      <w:bookmarkStart w:name="_Toc230159858" w:id="25"/>
+      <w:bookmarkStart w:id="25" w:name="_Toc230159858"/>
       <w:r>
         <w:t>Relación con la calidad de la carne</w:t>
       </w:r>
@@ -9038,7 +9210,7 @@
       <w:pPr>
         <w:pStyle w:val="Ttulo2"/>
       </w:pPr>
-      <w:bookmarkStart w:name="_Toc230159859" w:id="26"/>
+      <w:bookmarkStart w:id="26" w:name="_Toc230159859"/>
       <w:r>
         <w:t>Relación con BPM e inocuidad</w:t>
       </w:r>
@@ -9103,9 +9275,8 @@
       <w:pPr>
         <w:pStyle w:val="Ttulo1"/>
       </w:pPr>
-      <w:bookmarkStart w:name="_Toc230159860" w:id="27"/>
-      <w:r>
-        <w:lastRenderedPageBreak/>
+      <w:bookmarkStart w:id="27" w:name="_Toc230159860"/>
+      <w:r>
         <w:t>Desarrollo de las características sensoriales durante la cocción de la carne</w:t>
       </w:r>
       <w:bookmarkEnd w:id="27"/>
@@ -9127,7 +9298,7 @@
       <w:pPr>
         <w:pStyle w:val="Ttulo2"/>
       </w:pPr>
-      <w:bookmarkStart w:name="_Toc230159861" w:id="28"/>
+      <w:bookmarkStart w:id="28" w:name="_Toc230159861"/>
       <w:r>
         <w:t>Características sensoriales</w:t>
       </w:r>
@@ -9243,34 +9414,19 @@
         <w:rPr>
           <w:lang w:val="es-419" w:eastAsia="es-CO"/>
         </w:rPr>
-        <w:t xml:space="preserve"> Depende de la estructura del músculo, la cantidad de tejido conectivo y el proceso de maduración. Factores como la edad del animal y el manejo </w:t>
-      </w:r>
-      <w:proofErr w:type="spellStart"/>
-      <w:r>
-        <w:rPr>
-          <w:lang w:val="es-419" w:eastAsia="es-CO"/>
-        </w:rPr>
-        <w:t>post-mortem</w:t>
-      </w:r>
-      <w:proofErr w:type="spellEnd"/>
-      <w:r>
-        <w:rPr>
-          <w:lang w:val="es-419" w:eastAsia="es-CO"/>
-        </w:rPr>
-        <w:t xml:space="preserve"> influyen directamente en la ternura o dureza de la carne.</w:t>
-      </w:r>
-    </w:p>
-    <w:p>
-      <w:pPr>
-        <w:rPr>
-          <w:lang w:val="es-419" w:eastAsia="es-CO"/>
-        </w:rPr>
-      </w:pPr>
-      <w:r>
-        <w:rPr>
-          <w:lang w:val="es-419" w:eastAsia="es-CO"/>
-        </w:rPr>
-        <w:lastRenderedPageBreak/>
+        <w:t xml:space="preserve"> Depende de la estructura del músculo, la cantidad de tejido conectivo y el proceso de maduración. Factores como la edad del animal y el manejo post-mortem influyen directamente en la ternura o dureza de la carne.</w:t>
+      </w:r>
+    </w:p>
+    <w:p>
+      <w:pPr>
+        <w:rPr>
+          <w:lang w:val="es-419" w:eastAsia="es-CO"/>
+        </w:rPr>
+      </w:pPr>
+      <w:r>
+        <w:rPr>
+          <w:lang w:val="es-419" w:eastAsia="es-CO"/>
+        </w:rPr>
         <w:t>El siguiente cuadro presenta las principales características sensoriales de la carne, sus factores determinantes y su impacto en la calidad, influyendo en la percepción del consumidor.</w:t>
       </w:r>
     </w:p>
@@ -9586,7 +9742,7 @@
       <w:pPr>
         <w:pStyle w:val="Ttulo2"/>
       </w:pPr>
-      <w:bookmarkStart w:name="_Toc230159862" w:id="29"/>
+      <w:bookmarkStart w:id="29" w:name="_Toc230159862"/>
       <w:r>
         <w:t>Factores que modifican el aroma de la carne</w:t>
       </w:r>
@@ -9800,7 +9956,6 @@
         <w:rPr>
           <w:lang w:val="es-419" w:eastAsia="es-CO"/>
         </w:rPr>
-        <w:lastRenderedPageBreak/>
         <w:t>Temperatura: define la intensidad del aroma.</w:t>
       </w:r>
     </w:p>
@@ -9911,7 +10066,7 @@
       <w:pPr>
         <w:pStyle w:val="Ttulo2"/>
       </w:pPr>
-      <w:bookmarkStart w:name="_Toc230159863" w:id="30"/>
+      <w:bookmarkStart w:id="30" w:name="_Toc230159863"/>
       <w:r>
         <w:t>Factores en el desarrollo del aroma de la carne</w:t>
       </w:r>
@@ -10043,7 +10198,6 @@
         <w:rPr>
           <w:lang w:val="es-419" w:eastAsia="es-CO"/>
         </w:rPr>
-        <w:lastRenderedPageBreak/>
         <w:t>Composición química: proteínas y lípidos influyen en la generación del aroma.</w:t>
       </w:r>
     </w:p>
@@ -10205,7 +10359,7 @@
       <w:pPr>
         <w:pStyle w:val="Ttulo2"/>
       </w:pPr>
-      <w:bookmarkStart w:name="_Toc230159864" w:id="31"/>
+      <w:bookmarkStart w:id="31" w:name="_Toc230159864"/>
       <w:r>
         <w:t>Importancia del pH en la calidad del aroma</w:t>
       </w:r>
@@ -10246,14 +10400,7 @@
         <w:rPr>
           <w:lang w:val="es-419" w:eastAsia="es-CO"/>
         </w:rPr>
-        <w:t xml:space="preserve"> El pH es uno de los factores más críticos en la calidad de la carne, ya que regula la actividad enzimática, la capacidad de retención de agua y el desarrollo de compuestos volátiles. Un pH adecuado </w:t>
-      </w:r>
-      <w:r>
-        <w:rPr>
-          <w:lang w:val="es-419" w:eastAsia="es-CO"/>
-        </w:rPr>
-        <w:lastRenderedPageBreak/>
-        <w:t>favorece la estabilidad, la jugosidad y la formación de aromas característicos durante la conservación y cocción.</w:t>
+        <w:t xml:space="preserve"> El pH es uno de los factores más críticos en la calidad de la carne, ya que regula la actividad enzimática, la capacidad de retención de agua y el desarrollo de compuestos volátiles. Un pH adecuado favorece la estabilidad, la jugosidad y la formación de aromas característicos durante la conservación y cocción.</w:t>
       </w:r>
     </w:p>
     <w:p>
@@ -10358,9 +10505,8 @@
       <w:pPr>
         <w:pStyle w:val="Ttulo1"/>
       </w:pPr>
-      <w:bookmarkStart w:name="_Toc230159865" w:id="32"/>
-      <w:r>
-        <w:lastRenderedPageBreak/>
+      <w:bookmarkStart w:id="32" w:name="_Toc230159865"/>
+      <w:r>
         <w:t>Propiedades organolépticas de la carne</w:t>
       </w:r>
       <w:bookmarkEnd w:id="32"/>
@@ -10382,7 +10528,7 @@
       <w:pPr>
         <w:pStyle w:val="Ttulo2"/>
       </w:pPr>
-      <w:bookmarkStart w:name="_Toc230159866" w:id="33"/>
+      <w:bookmarkStart w:id="33" w:name="_Toc230159866"/>
       <w:r>
         <w:t>Textura de la carne y su relación con la manipulación (BPM)</w:t>
       </w:r>
@@ -10405,7 +10551,7 @@
       <w:pPr>
         <w:pStyle w:val="Ttulo2"/>
       </w:pPr>
-      <w:bookmarkStart w:name="_Toc230159867" w:id="34"/>
+      <w:bookmarkStart w:id="34" w:name="_Toc230159867"/>
       <w:r>
         <w:t>Componentes estructurales de la textura</w:t>
       </w:r>
@@ -10496,28 +10642,26 @@
         <w:rPr>
           <w:lang w:val="es-419" w:eastAsia="es-CO"/>
         </w:rPr>
-        <w:t xml:space="preserve"> La rigidez inicial </w:t>
-      </w:r>
-      <w:proofErr w:type="spellStart"/>
-      <w:r>
-        <w:rPr>
-          <w:lang w:val="es-419" w:eastAsia="es-CO"/>
-        </w:rPr>
-        <w:t>postsacrificio</w:t>
-      </w:r>
-      <w:proofErr w:type="spellEnd"/>
-      <w:r>
-        <w:rPr>
-          <w:lang w:val="es-419" w:eastAsia="es-CO"/>
-        </w:rPr>
-        <w:t xml:space="preserve"> influye en la textura final.</w:t>
+        <w:t xml:space="preserve"> La rigidez inicial post</w:t>
+      </w:r>
+      <w:r>
+        <w:rPr>
+          <w:lang w:val="es-419" w:eastAsia="es-CO"/>
+        </w:rPr>
+        <w:t xml:space="preserve"> </w:t>
+      </w:r>
+      <w:r>
+        <w:rPr>
+          <w:lang w:val="es-419" w:eastAsia="es-CO"/>
+        </w:rPr>
+        <w:t>sacrificio influye en la textura final.</w:t>
       </w:r>
     </w:p>
     <w:p>
       <w:pPr>
         <w:pStyle w:val="Ttulo2"/>
       </w:pPr>
-      <w:bookmarkStart w:name="_Toc230159868" w:id="35"/>
+      <w:bookmarkStart w:id="35" w:name="_Toc230159868"/>
       <w:r>
         <w:t>Dureza y terneza</w:t>
       </w:r>
@@ -10546,7 +10690,6 @@
         <w:rPr>
           <w:lang w:val="es-419" w:eastAsia="es-CO"/>
         </w:rPr>
-        <w:lastRenderedPageBreak/>
         <w:t>A continuación, se conocerán los factores que afectan la textura.</w:t>
       </w:r>
     </w:p>
@@ -10940,7 +11083,7 @@
       <w:pPr>
         <w:pStyle w:val="Ttulo2"/>
       </w:pPr>
-      <w:bookmarkStart w:name="_Toc230159869" w:id="36"/>
+      <w:bookmarkStart w:id="36" w:name="_Toc230159869"/>
       <w:r>
         <w:t>Manejo post mortem y conservación</w:t>
       </w:r>
@@ -10975,7 +11118,19 @@
         <w:rPr>
           <w:lang w:val="es-419" w:eastAsia="es-CO"/>
         </w:rPr>
-        <w:t>Refrigeración controlada: Evita el acortamiento por frío.</w:t>
+        <w:t xml:space="preserve">Refrigeración controlada: </w:t>
+      </w:r>
+      <w:r>
+        <w:rPr>
+          <w:lang w:val="es-419" w:eastAsia="es-CO"/>
+        </w:rPr>
+        <w:t>e</w:t>
+      </w:r>
+      <w:r>
+        <w:rPr>
+          <w:lang w:val="es-419" w:eastAsia="es-CO"/>
+        </w:rPr>
+        <w:t>vita el acortamiento por frío.</w:t>
       </w:r>
     </w:p>
     <w:p>
@@ -10994,7 +11149,19 @@
         <w:rPr>
           <w:lang w:val="es-419" w:eastAsia="es-CO"/>
         </w:rPr>
-        <w:t>Congelación: Si es inadecuada, daña la estructura muscular.</w:t>
+        <w:t xml:space="preserve">Congelación: </w:t>
+      </w:r>
+      <w:r>
+        <w:rPr>
+          <w:lang w:val="es-419" w:eastAsia="es-CO"/>
+        </w:rPr>
+        <w:t>s</w:t>
+      </w:r>
+      <w:r>
+        <w:rPr>
+          <w:lang w:val="es-419" w:eastAsia="es-CO"/>
+        </w:rPr>
+        <w:t>i es inadecuada, daña la estructura muscular.</w:t>
       </w:r>
     </w:p>
     <w:p>
@@ -11013,14 +11180,26 @@
         <w:rPr>
           <w:lang w:val="es-419" w:eastAsia="es-CO"/>
         </w:rPr>
-        <w:t>Maduración: Recomendada entre 5 y 10 días, de 0 °C a 4 °C, mejora la terneza.</w:t>
+        <w:t xml:space="preserve">Maduración: </w:t>
+      </w:r>
+      <w:r>
+        <w:rPr>
+          <w:lang w:val="es-419" w:eastAsia="es-CO"/>
+        </w:rPr>
+        <w:t>r</w:t>
+      </w:r>
+      <w:r>
+        <w:rPr>
+          <w:lang w:val="es-419" w:eastAsia="es-CO"/>
+        </w:rPr>
+        <w:t>ecomendada entre 5 y 10 días, de 0 °C a 4 °C, mejora la terneza.</w:t>
       </w:r>
     </w:p>
     <w:p>
       <w:pPr>
         <w:pStyle w:val="Ttulo2"/>
       </w:pPr>
-      <w:bookmarkStart w:name="_Toc230159870" w:id="37"/>
+      <w:bookmarkStart w:id="37" w:name="_Toc230159870"/>
       <w:r>
         <w:t>Relación de la textura con las buenas prácticas de manipulación (BPM)</w:t>
       </w:r>
@@ -11041,14 +11220,16 @@
     </w:p>
     <w:p>
       <w:pPr>
-        <w:pStyle w:val="Ttulo5"/>
-        <w:numPr>
-          <w:ilvl w:val="0"/>
-          <w:numId w:val="32"/>
-        </w:numPr>
-        <w:ind w:left="993"/>
-      </w:pPr>
-      <w:r>
+        <w:rPr>
+          <w:b/>
+          <w:bCs/>
+        </w:rPr>
+      </w:pPr>
+      <w:r>
+        <w:rPr>
+          <w:b/>
+          <w:bCs/>
+        </w:rPr>
         <w:t>Control de calidad de productos cárnicos</w:t>
       </w:r>
     </w:p>
@@ -11062,15 +11243,35 @@
         <w:rPr>
           <w:lang w:val="es-419" w:eastAsia="es-CO"/>
         </w:rPr>
-        <w:t xml:space="preserve">Como complemento a este tema, se recomienda revisar el video “Control de calidad de productos cárnicos”, en el que se abordan procesos, características </w:t>
-      </w:r>
-      <w:r>
-        <w:rPr>
-          <w:lang w:val="es-419" w:eastAsia="es-CO"/>
-        </w:rPr>
-        <w:lastRenderedPageBreak/>
-        <w:t>sensoriales y factores que influyen en la inocuidad y calidad final de la carne, incluyendo las buenas prácticas de manipulación.</w:t>
-      </w:r>
+        <w:t>Como complemento a este tema, se recomienda revisar el video “Control de calidad de productos cárnicos”, en el que se abordan procesos, características sensoriales y factores que influyen en la inocuidad y calidad final de la carne, incluyendo las buenas prácticas de manipulación.</w:t>
+      </w:r>
+      <w:r>
+        <w:rPr>
+          <w:lang w:val="es-419" w:eastAsia="es-CO"/>
+        </w:rPr>
+        <w:t xml:space="preserve"> </w:t>
+      </w:r>
+      <w:r>
+        <w:rPr>
+          <w:lang w:val="es-419" w:eastAsia="es-CO"/>
+        </w:rPr>
+        <w:t>En el siguiente enlace puede visualizar el video:</w:t>
+      </w:r>
+      <w:r>
+        <w:rPr>
+          <w:lang w:val="es-419" w:eastAsia="es-CO"/>
+        </w:rPr>
+        <w:t xml:space="preserve"> </w:t>
+      </w:r>
+      <w:hyperlink r:id="rId12" w:history="1">
+        <w:r>
+          <w:rPr>
+            <w:rStyle w:val="Hipervnculo"/>
+            <w:lang w:val="es-419" w:eastAsia="es-CO"/>
+          </w:rPr>
+          <w:t>https://www.youtube.com/watch?v=PGCERL12K2E</w:t>
+        </w:r>
+      </w:hyperlink>
     </w:p>
     <w:p>
       <w:pPr>
@@ -11084,12 +11285,18 @@
         </w:rPr>
         <w:t>Las BPM son fundamentales para garantizar la inocuidad de la carne. Un manejo inadecuado puede alterar significativamente las características físicas y sensoriales de la carne.</w:t>
       </w:r>
+      <w:r>
+        <w:rPr>
+          <w:lang w:val="es-419" w:eastAsia="es-CO"/>
+        </w:rPr>
+        <w:t xml:space="preserve"> </w:t>
+      </w:r>
     </w:p>
     <w:p>
       <w:pPr>
         <w:pStyle w:val="Ttulo2"/>
       </w:pPr>
-      <w:bookmarkStart w:name="_Toc230159871" w:id="38"/>
+      <w:bookmarkStart w:id="38" w:name="_Toc230159871"/>
       <w:r>
         <w:t>Impacto de la manipulación inadecuada</w:t>
       </w:r>
@@ -11214,7 +11421,7 @@
       <w:pPr>
         <w:pStyle w:val="Ttulo2"/>
       </w:pPr>
-      <w:bookmarkStart w:name="_Toc230159872" w:id="39"/>
+      <w:bookmarkStart w:id="39" w:name="_Toc230159872"/>
       <w:r>
         <w:t>Principios de BPM aplicados a la textura</w:t>
       </w:r>
@@ -11338,7 +11545,6 @@
         <w:rPr>
           <w:lang w:val="es-419" w:eastAsia="es-CO"/>
         </w:rPr>
-        <w:lastRenderedPageBreak/>
         <w:t>La textura de la carne resulta de la interacción entre factores biológicos y de manejo, y su conservación adecuada depende del cumplimiento de las BPM, garantizando calidad e inocuidad.</w:t>
       </w:r>
     </w:p>
@@ -11458,9 +11664,8 @@
       <w:pPr>
         <w:pStyle w:val="Ttulo1"/>
       </w:pPr>
-      <w:bookmarkStart w:name="_Toc230159873" w:id="40"/>
-      <w:r>
-        <w:lastRenderedPageBreak/>
+      <w:bookmarkStart w:id="40" w:name="_Toc230159873"/>
+      <w:r>
         <w:t>Alteración de la carne</w:t>
       </w:r>
       <w:bookmarkEnd w:id="40"/>
@@ -11476,6 +11681,71 @@
           <w:lang w:val="es-419" w:eastAsia="es-CO"/>
         </w:rPr>
         <w:t>La alteración de la carne son cambios indeseables que afectan su calidad e inocuidad, evidenciados por malos olores, cambios de color, textura viscosa o presencia de gases. Estas son generalidades sobre las causas de la alteración de la carne.</w:t>
+      </w:r>
+    </w:p>
+    <w:p>
+      <w:pPr>
+        <w:rPr>
+          <w:lang w:val="es-419" w:eastAsia="es-CO"/>
+        </w:rPr>
+      </w:pPr>
+      <w:r>
+        <w:rPr>
+          <w:b/>
+          <w:bCs/>
+        </w:rPr>
+        <w:t xml:space="preserve">Causas de la </w:t>
+      </w:r>
+      <w:r>
+        <w:rPr>
+          <w:b/>
+          <w:bCs/>
+        </w:rPr>
+        <w:t>alteración</w:t>
+      </w:r>
+      <w:r>
+        <w:rPr>
+          <w:b/>
+          <w:bCs/>
+        </w:rPr>
+        <w:t xml:space="preserve"> de la carne.</w:t>
+      </w:r>
+      <w:r>
+        <w:rPr>
+          <w:b/>
+          <w:bCs/>
+          <w:lang w:val="es-419" w:eastAsia="es-CO"/>
+        </w:rPr>
+        <w:t xml:space="preserve"> </w:t>
+      </w:r>
+      <w:r>
+        <w:rPr>
+          <w:lang w:val="es-419" w:eastAsia="es-CO"/>
+        </w:rPr>
+        <w:t>La carne es altamente perecedera por su riqueza en nutrientes, lo que favorece el crecimiento de microorganismos y su fácil contaminación. Su alteración puede originarse por factores endógenos, exógenos, físicos, químicos y biológicos, así como por una manipulación inadecuada.</w:t>
+      </w:r>
+    </w:p>
+    <w:p>
+      <w:pPr>
+        <w:pStyle w:val="Ttulo2"/>
+      </w:pPr>
+      <w:bookmarkStart w:id="41" w:name="_Toc230159874"/>
+      <w:r>
+        <w:t>Agentes que alteran la carne</w:t>
+      </w:r>
+      <w:bookmarkEnd w:id="41"/>
+    </w:p>
+    <w:p>
+      <w:pPr>
+        <w:rPr>
+          <w:lang w:val="es-419" w:eastAsia="es-CO"/>
+        </w:rPr>
+      </w:pPr>
+      <w:r>
+        <w:rPr>
+          <w:lang w:val="es-419" w:eastAsia="es-CO"/>
+        </w:rPr>
+        <w:t>La alteración de la carne es causada por agentes exógenos, endógenos, físicos, químicos y biológicos que, de forma independiente o combinada, afectan su calidad e inocuidad. Los principales agentes son:</w:t>
       </w:r>
     </w:p>
     <w:p>
@@ -11492,50 +11762,15 @@
       </w:pPr>
       <w:r>
         <w:rPr>
-          <w:rStyle w:val="Ttulo4Car"/>
-        </w:rPr>
-        <w:t xml:space="preserve">Causas de la </w:t>
-      </w:r>
-      <w:r>
-        <w:rPr>
-          <w:rStyle w:val="Ttulo4Car"/>
-        </w:rPr>
-        <w:t>alteración</w:t>
-      </w:r>
-      <w:r>
-        <w:rPr>
-          <w:rStyle w:val="Ttulo4Car"/>
-        </w:rPr>
-        <w:t xml:space="preserve"> de la carne.</w:t>
-      </w:r>
-      <w:r>
-        <w:rPr>
-          <w:lang w:val="es-419" w:eastAsia="es-CO"/>
-        </w:rPr>
-        <w:t xml:space="preserve"> La carne es altamente perecedera por su riqueza en nutrientes, lo que favorece el crecimiento de microorganismos y su fácil contaminación. Su alteración puede originarse por factores endógenos, exógenos, físicos, químicos y biológicos, así como por una manipulación inadecuada.</w:t>
-      </w:r>
-    </w:p>
-    <w:p>
-      <w:pPr>
-        <w:pStyle w:val="Ttulo2"/>
-      </w:pPr>
-      <w:bookmarkStart w:name="_Toc230159874" w:id="41"/>
-      <w:r>
-        <w:t>Agentes que alteran la carne</w:t>
-      </w:r>
-      <w:bookmarkEnd w:id="41"/>
-    </w:p>
-    <w:p>
-      <w:pPr>
-        <w:rPr>
-          <w:lang w:val="es-419" w:eastAsia="es-CO"/>
-        </w:rPr>
-      </w:pPr>
-      <w:r>
-        <w:rPr>
-          <w:lang w:val="es-419" w:eastAsia="es-CO"/>
-        </w:rPr>
-        <w:t>La alteración de la carne es causada por agentes exógenos, endógenos, físicos, químicos y biológicos que, de forma independiente o combinada, afectan su calidad e inocuidad. Los principales agentes son:</w:t>
+          <w:rStyle w:val="Ttulo5Car"/>
+        </w:rPr>
+        <w:t>Agentes exógenos.</w:t>
+      </w:r>
+      <w:r>
+        <w:rPr>
+          <w:lang w:val="es-419" w:eastAsia="es-CO"/>
+        </w:rPr>
+        <w:t xml:space="preserve"> Los agentes exógenos alteran la carne al desarrollarse en su superficie, modificando sus características según condiciones como temperatura y humedad. Provocan mucosidad, cambios de color por oxidación y alteraciones en la grasa debido a la acción microbiana.</w:t>
       </w:r>
     </w:p>
     <w:p>
@@ -11554,13 +11789,13 @@
         <w:rPr>
           <w:rStyle w:val="Ttulo5Car"/>
         </w:rPr>
-        <w:t>Agentes exógenos.</w:t>
-      </w:r>
-      <w:r>
-        <w:rPr>
-          <w:lang w:val="es-419" w:eastAsia="es-CO"/>
-        </w:rPr>
-        <w:t xml:space="preserve"> Los agentes exógenos alteran la carne al desarrollarse en su superficie, modificando sus características según condiciones como temperatura y humedad. Provocan mucosidad, cambios de color por oxidación y alteraciones en la grasa debido a la acción microbiana.</w:t>
+        <w:t>Agentes endógenos.</w:t>
+      </w:r>
+      <w:r>
+        <w:rPr>
+          <w:lang w:val="es-419" w:eastAsia="es-CO"/>
+        </w:rPr>
+        <w:t xml:space="preserve"> Los agentes endógenos se originan dentro de la carne por acción microbiana, alterando su estructura y composición, y generando malos olores, sabores y putrefacción. La contaminación puede presentarse a lo largo de toda la cadena productiva, desde la cría hasta la venta.</w:t>
       </w:r>
     </w:p>
     <w:p>
@@ -11579,13 +11814,13 @@
         <w:rPr>
           <w:rStyle w:val="Ttulo5Car"/>
         </w:rPr>
-        <w:t>Agentes endógenos.</w:t>
-      </w:r>
-      <w:r>
-        <w:rPr>
-          <w:lang w:val="es-419" w:eastAsia="es-CO"/>
-        </w:rPr>
-        <w:t xml:space="preserve"> Los agentes endógenos se originan dentro de la carne por acción microbiana, alterando su estructura y composición, y generando malos olores, sabores y putrefacción. La contaminación puede presentarse a lo largo de toda la cadena productiva, desde la cría hasta la venta.</w:t>
+        <w:t>Agentes físicos.</w:t>
+      </w:r>
+      <w:r>
+        <w:rPr>
+          <w:lang w:val="es-419" w:eastAsia="es-CO"/>
+        </w:rPr>
+        <w:t xml:space="preserve"> La luz solar o artificial modifica el aspecto externo de la carne, como el color, y puede desnaturalizar nutrientes. Las radiaciones alteran la composición química. La temperatura inadecuada favorece la descomposición.</w:t>
       </w:r>
     </w:p>
     <w:p>
@@ -11604,32 +11839,6 @@
         <w:rPr>
           <w:rStyle w:val="Ttulo5Car"/>
         </w:rPr>
-        <w:lastRenderedPageBreak/>
-        <w:t>Agentes físicos.</w:t>
-      </w:r>
-      <w:r>
-        <w:rPr>
-          <w:lang w:val="es-419" w:eastAsia="es-CO"/>
-        </w:rPr>
-        <w:t xml:space="preserve"> La luz solar o artificial modifica el aspecto externo de la carne, como el color, y puede desnaturalizar nutrientes. Las radiaciones alteran la composición química. La temperatura inadecuada favorece la descomposición.</w:t>
-      </w:r>
-    </w:p>
-    <w:p>
-      <w:pPr>
-        <w:pStyle w:val="Prrafodelista"/>
-        <w:numPr>
-          <w:ilvl w:val="0"/>
-          <w:numId w:val="34"/>
-        </w:numPr>
-        <w:ind w:left="993"/>
-        <w:rPr>
-          <w:lang w:val="es-419" w:eastAsia="es-CO"/>
-        </w:rPr>
-      </w:pPr>
-      <w:r>
-        <w:rPr>
-          <w:rStyle w:val="Ttulo5Car"/>
-        </w:rPr>
         <w:t>Agentes químicos.</w:t>
       </w:r>
       <w:r>
@@ -11643,7 +11852,7 @@
       <w:pPr>
         <w:pStyle w:val="Ttulo2"/>
       </w:pPr>
-      <w:bookmarkStart w:name="_Toc230159875" w:id="42"/>
+      <w:bookmarkStart w:id="42" w:name="_Toc230159875"/>
       <w:r>
         <w:t>Microorganismos alterantes según tipo de carne</w:t>
       </w:r>
@@ -11684,21 +11893,7 @@
         <w:rPr>
           <w:lang w:val="es-419" w:eastAsia="es-CO"/>
         </w:rPr>
-        <w:t xml:space="preserve"> Las carnes de res, cerdo y cordero se alteran de forma similar, siendo susceptibles a contaminación durante el sacrificio. Los principales microorganismos provienen de la piel, intestinos y ambiente. En refrigeración predominan bacterias </w:t>
-      </w:r>
-      <w:proofErr w:type="spellStart"/>
-      <w:r>
-        <w:rPr>
-          <w:lang w:val="es-419" w:eastAsia="es-CO"/>
-        </w:rPr>
-        <w:t>psicrófilas</w:t>
-      </w:r>
-      <w:proofErr w:type="spellEnd"/>
-      <w:r>
-        <w:rPr>
-          <w:lang w:val="es-419" w:eastAsia="es-CO"/>
-        </w:rPr>
-        <w:t>, generando olores, viscosidad y deterioro. La carne molida presenta mayor riesgo de contaminación.</w:t>
+        <w:t xml:space="preserve"> Las carnes de res, cerdo y cordero se alteran de forma similar, siendo susceptibles a contaminación durante el sacrificio. Los principales microorganismos provienen de la piel, intestinos y ambiente. En refrigeración predominan bacterias psicrófilas, generando olores, viscosidad y deterioro. La carne molida presenta mayor riesgo de contaminación.</w:t>
       </w:r>
     </w:p>
     <w:p>
@@ -11725,52 +11920,25 @@
         </w:rPr>
         <w:t xml:space="preserve"> En estas condiciones predominan lactobacilos y </w:t>
       </w:r>
-      <w:proofErr w:type="spellStart"/>
       <w:r>
         <w:rPr>
           <w:rStyle w:val="Extranjerismo"/>
           <w:lang w:val="es-419" w:eastAsia="es-CO"/>
         </w:rPr>
-        <w:t>Brochothrix</w:t>
-      </w:r>
-      <w:proofErr w:type="spellEnd"/>
+        <w:t>Brochothrix thermosphacta</w:t>
+      </w:r>
+      <w:r>
+        <w:rPr>
+          <w:lang w:val="es-419" w:eastAsia="es-CO"/>
+        </w:rPr>
+        <w:t xml:space="preserve">, generando olores ácidos, sulfurosos o pútridos. Puede presentarse coloración verde por formación de </w:t>
+      </w:r>
       <w:r>
         <w:rPr>
           <w:rStyle w:val="Extranjerismo"/>
           <w:lang w:val="es-419" w:eastAsia="es-CO"/>
         </w:rPr>
-        <w:t xml:space="preserve"> </w:t>
-      </w:r>
-      <w:proofErr w:type="spellStart"/>
-      <w:r>
-        <w:rPr>
-          <w:rStyle w:val="Extranjerismo"/>
-          <w:lang w:val="es-419" w:eastAsia="es-CO"/>
-        </w:rPr>
-        <w:t>thermosphacta</w:t>
-      </w:r>
-      <w:proofErr w:type="spellEnd"/>
-      <w:r>
-        <w:rPr>
-          <w:lang w:val="es-419" w:eastAsia="es-CO"/>
-        </w:rPr>
-        <w:t xml:space="preserve">, generando olores ácidos, sulfurosos o pútridos. Puede presentarse coloración verde por formación de </w:t>
-      </w:r>
-      <w:proofErr w:type="spellStart"/>
-      <w:r>
-        <w:rPr>
-          <w:rStyle w:val="Extranjerismo"/>
-          <w:lang w:val="es-419" w:eastAsia="es-CO"/>
-        </w:rPr>
-        <w:t>sulfohemoglobina</w:t>
-      </w:r>
-      <w:proofErr w:type="spellEnd"/>
-      <w:r>
-        <w:rPr>
-          <w:rStyle w:val="Extranjerismo"/>
-          <w:lang w:val="es-419" w:eastAsia="es-CO"/>
-        </w:rPr>
-        <w:t>.</w:t>
+        <w:t>sulfohemoglobina.</w:t>
       </w:r>
       <w:r>
         <w:rPr>
@@ -11801,28 +11969,7 @@
         <w:rPr>
           <w:lang w:val="es-419" w:eastAsia="es-CO"/>
         </w:rPr>
-        <w:t xml:space="preserve"> La congelación reduce la actividad de los microorganismos, pero no los elimina completamente, ya que algunos patógenos como Salmonella y E. </w:t>
-      </w:r>
-      <w:proofErr w:type="spellStart"/>
-      <w:r>
-        <w:rPr>
-          <w:lang w:val="es-419" w:eastAsia="es-CO"/>
-        </w:rPr>
-        <w:t>coli</w:t>
-      </w:r>
-      <w:proofErr w:type="spellEnd"/>
-      <w:r>
-        <w:rPr>
-          <w:lang w:val="es-419" w:eastAsia="es-CO"/>
-        </w:rPr>
-        <w:t xml:space="preserve"> pueden resistir. Además, a temperaturas </w:t>
-      </w:r>
-      <w:r>
-        <w:rPr>
-          <w:lang w:val="es-419" w:eastAsia="es-CO"/>
-        </w:rPr>
-        <w:lastRenderedPageBreak/>
-        <w:t>cercanas a -10 °C pueden desarrollarse hongos que provocan manchas en la carne.</w:t>
+        <w:t xml:space="preserve"> La congelación reduce la actividad de los microorganismos, pero no los elimina completamente, ya que algunos patógenos como Salmonella y E. coli pueden resistir. Además, a temperaturas cercanas a -10 °C pueden desarrollarse hongos que provocan manchas en la carne.</w:t>
       </w:r>
     </w:p>
     <w:p>
@@ -11849,37 +11996,12 @@
         </w:rPr>
         <w:t xml:space="preserve"> La alteración de la carne puede presentarse si no se controlan adecuadamente factores como la sal, el pH y la temperatura, lo que favorece la aparición de microorganismos como </w:t>
       </w:r>
-      <w:proofErr w:type="spellStart"/>
       <w:r>
         <w:rPr>
           <w:rStyle w:val="Extranjerismo"/>
           <w:lang w:val="es-419" w:eastAsia="es-CO"/>
         </w:rPr>
-        <w:t>Clostridium</w:t>
-      </w:r>
-      <w:proofErr w:type="spellEnd"/>
-      <w:r>
-        <w:rPr>
-          <w:rStyle w:val="Extranjerismo"/>
-          <w:lang w:val="es-419" w:eastAsia="es-CO"/>
-        </w:rPr>
-        <w:t xml:space="preserve"> </w:t>
-      </w:r>
-      <w:proofErr w:type="spellStart"/>
-      <w:r>
-        <w:rPr>
-          <w:rStyle w:val="Extranjerismo"/>
-          <w:lang w:val="es-419" w:eastAsia="es-CO"/>
-        </w:rPr>
-        <w:t>botulinum</w:t>
-      </w:r>
-      <w:proofErr w:type="spellEnd"/>
-      <w:r>
-        <w:rPr>
-          <w:rStyle w:val="Extranjerismo"/>
-          <w:lang w:val="es-419" w:eastAsia="es-CO"/>
-        </w:rPr>
-        <w:t>.</w:t>
+        <w:t>Clostridium botulinum.</w:t>
       </w:r>
       <w:r>
         <w:rPr>
@@ -11910,21 +12032,7 @@
         <w:rPr>
           <w:lang w:val="es-419" w:eastAsia="es-CO"/>
         </w:rPr>
-        <w:t xml:space="preserve"> La alteración en estos productos depende de la actividad de agua, ya que la presencia de humedad favorece el desarrollo de mohos y levaduras. Para controlarlo, se aplican procesos de secado que reducen la </w:t>
-      </w:r>
-      <w:proofErr w:type="spellStart"/>
-      <w:r>
-        <w:rPr>
-          <w:lang w:val="es-419" w:eastAsia="es-CO"/>
-        </w:rPr>
-        <w:t>aw</w:t>
-      </w:r>
-      <w:proofErr w:type="spellEnd"/>
-      <w:r>
-        <w:rPr>
-          <w:lang w:val="es-419" w:eastAsia="es-CO"/>
-        </w:rPr>
-        <w:t xml:space="preserve"> (≈ 0,7–0,8) y el envasado al vacío.</w:t>
+        <w:t xml:space="preserve"> La alteración en estos productos depende de la actividad de agua, ya que la presencia de humedad favorece el desarrollo de mohos y levaduras. Para controlarlo, se aplican procesos de secado que reducen la aw (≈ 0,7–0,8) y el envasado al vacío.</w:t>
       </w:r>
     </w:p>
     <w:p>
@@ -12045,11 +12153,40 @@
     </w:p>
     <w:p>
       <w:pPr>
+        <w:tabs>
+          <w:tab w:val="left" w:pos="1710"/>
+        </w:tabs>
+        <w:rPr>
+          <w:lang w:val="es-419" w:eastAsia="es-CO"/>
+        </w:rPr>
+      </w:pPr>
+    </w:p>
+    <w:p>
+      <w:pPr>
+        <w:tabs>
+          <w:tab w:val="left" w:pos="1710"/>
+        </w:tabs>
+        <w:rPr>
+          <w:lang w:val="es-419" w:eastAsia="es-CO"/>
+        </w:rPr>
+      </w:pPr>
+    </w:p>
+    <w:p>
+      <w:pPr>
+        <w:tabs>
+          <w:tab w:val="left" w:pos="1710"/>
+        </w:tabs>
+        <w:rPr>
+          <w:lang w:val="es-419" w:eastAsia="es-CO"/>
+        </w:rPr>
+      </w:pPr>
+    </w:p>
+    <w:p>
+      <w:pPr>
         <w:pStyle w:val="Ttulo1"/>
       </w:pPr>
-      <w:bookmarkStart w:name="_Toc230159876" w:id="43"/>
-      <w:r>
-        <w:lastRenderedPageBreak/>
+      <w:bookmarkStart w:id="43" w:name="_Toc230159876"/>
+      <w:r>
         <w:t>Residuos en carne</w:t>
       </w:r>
       <w:bookmarkEnd w:id="43"/>
@@ -12071,7 +12208,7 @@
       <w:pPr>
         <w:pStyle w:val="Ttulo2"/>
       </w:pPr>
-      <w:bookmarkStart w:name="_Toc230159877" w:id="44"/>
+      <w:bookmarkStart w:id="44" w:name="_Toc230159877"/>
       <w:r>
         <w:t>Residuos productos farmacológicos</w:t>
       </w:r>
@@ -12094,7 +12231,7 @@
       <w:pPr>
         <w:pStyle w:val="Ttulo2"/>
       </w:pPr>
-      <w:bookmarkStart w:name="_Toc230159878" w:id="45"/>
+      <w:bookmarkStart w:id="45" w:name="_Toc230159878"/>
       <w:r>
         <w:t>Anabolizantes o promotores del crecimiento</w:t>
       </w:r>
@@ -12174,53 +12311,12 @@
         </w:rPr>
         <w:t xml:space="preserve"> </w:t>
       </w:r>
-      <w:proofErr w:type="spellStart"/>
       <w:r>
         <w:rPr>
           <w:rStyle w:val="Extranjerismo"/>
           <w:lang w:val="es-419" w:eastAsia="es-CO"/>
         </w:rPr>
-        <w:t>Trembolona</w:t>
-      </w:r>
-      <w:proofErr w:type="spellEnd"/>
-      <w:r>
-        <w:rPr>
-          <w:rStyle w:val="Extranjerismo"/>
-          <w:lang w:val="es-419" w:eastAsia="es-CO"/>
-        </w:rPr>
-        <w:t xml:space="preserve">, </w:t>
-      </w:r>
-      <w:proofErr w:type="spellStart"/>
-      <w:r>
-        <w:rPr>
-          <w:rStyle w:val="Extranjerismo"/>
-          <w:lang w:val="es-419" w:eastAsia="es-CO"/>
-        </w:rPr>
-        <w:t>zeranol</w:t>
-      </w:r>
-      <w:proofErr w:type="spellEnd"/>
-      <w:r>
-        <w:rPr>
-          <w:rStyle w:val="Extranjerismo"/>
-          <w:lang w:val="es-419" w:eastAsia="es-CO"/>
-        </w:rPr>
-        <w:t xml:space="preserve"> y </w:t>
-      </w:r>
-      <w:proofErr w:type="spellStart"/>
-      <w:r>
-        <w:rPr>
-          <w:rStyle w:val="Extranjerismo"/>
-          <w:lang w:val="es-419" w:eastAsia="es-CO"/>
-        </w:rPr>
-        <w:t>estilbenos</w:t>
-      </w:r>
-      <w:proofErr w:type="spellEnd"/>
-      <w:r>
-        <w:rPr>
-          <w:rStyle w:val="Extranjerismo"/>
-          <w:lang w:val="es-419" w:eastAsia="es-CO"/>
-        </w:rPr>
-        <w:t>.</w:t>
+        <w:t>Trembolona, zeranol y estilbenos.</w:t>
       </w:r>
     </w:p>
     <w:p>
@@ -12233,7 +12329,7 @@
         <w:ind w:left="993"/>
         <w:rPr>
           <w:rStyle w:val="Ttulo5Car"/>
-          <w:rFonts w:asciiTheme="minorHAnsi" w:hAnsiTheme="minorHAnsi" w:eastAsiaTheme="minorHAnsi" w:cstheme="minorBidi"/>
+          <w:rFonts w:asciiTheme="minorHAnsi" w:eastAsiaTheme="minorHAnsi" w:hAnsiTheme="minorHAnsi" w:cstheme="minorBidi"/>
           <w:b w:val="0"/>
           <w:color w:val="auto"/>
           <w:kern w:val="2"/>
@@ -12258,7 +12354,7 @@
       <w:pPr>
         <w:pStyle w:val="Ttulo2"/>
       </w:pPr>
-      <w:bookmarkStart w:name="_Toc230159879" w:id="46"/>
+      <w:bookmarkStart w:id="46" w:name="_Toc230159879"/>
       <w:r>
         <w:t>Nitrosaminas</w:t>
       </w:r>
@@ -12293,7 +12389,6 @@
         <w:rPr>
           <w:rStyle w:val="Ttulo5Car"/>
         </w:rPr>
-        <w:lastRenderedPageBreak/>
         <w:t>Riesgos.</w:t>
       </w:r>
       <w:r>
@@ -12327,52 +12422,25 @@
         </w:rPr>
         <w:t xml:space="preserve"> Los nitritos inhiben </w:t>
       </w:r>
-      <w:proofErr w:type="spellStart"/>
       <w:r>
         <w:rPr>
           <w:rStyle w:val="Extranjerismo"/>
           <w:lang w:val="es-419" w:eastAsia="es-CO"/>
         </w:rPr>
-        <w:t>Clostridium</w:t>
-      </w:r>
-      <w:proofErr w:type="spellEnd"/>
+        <w:t>Clostridium botulinum</w:t>
+      </w:r>
+      <w:r>
+        <w:rPr>
+          <w:lang w:val="es-419" w:eastAsia="es-CO"/>
+        </w:rPr>
+        <w:t xml:space="preserve"> y estabilizan el color de la carne mediante la formación de </w:t>
+      </w:r>
       <w:r>
         <w:rPr>
           <w:rStyle w:val="Extranjerismo"/>
           <w:lang w:val="es-419" w:eastAsia="es-CO"/>
         </w:rPr>
-        <w:t xml:space="preserve"> </w:t>
-      </w:r>
-      <w:proofErr w:type="spellStart"/>
-      <w:r>
-        <w:rPr>
-          <w:rStyle w:val="Extranjerismo"/>
-          <w:lang w:val="es-419" w:eastAsia="es-CO"/>
-        </w:rPr>
-        <w:t>botulinum</w:t>
-      </w:r>
-      <w:proofErr w:type="spellEnd"/>
-      <w:r>
-        <w:rPr>
-          <w:lang w:val="es-419" w:eastAsia="es-CO"/>
-        </w:rPr>
-        <w:t xml:space="preserve"> y estabilizan el color de la carne mediante la formación de </w:t>
-      </w:r>
-      <w:proofErr w:type="spellStart"/>
-      <w:r>
-        <w:rPr>
-          <w:rStyle w:val="Extranjerismo"/>
-          <w:lang w:val="es-419" w:eastAsia="es-CO"/>
-        </w:rPr>
-        <w:t>nitrosomioglobina</w:t>
-      </w:r>
-      <w:proofErr w:type="spellEnd"/>
-      <w:r>
-        <w:rPr>
-          <w:rStyle w:val="Extranjerismo"/>
-          <w:lang w:val="es-419" w:eastAsia="es-CO"/>
-        </w:rPr>
-        <w:t>.</w:t>
+        <w:t>nitrosomioglobina.</w:t>
       </w:r>
       <w:r>
         <w:rPr>
@@ -12476,9 +12544,8 @@
       <w:pPr>
         <w:pStyle w:val="Ttulo1"/>
       </w:pPr>
-      <w:bookmarkStart w:name="_Toc230159880" w:id="47"/>
-      <w:r>
-        <w:lastRenderedPageBreak/>
+      <w:bookmarkStart w:id="47" w:name="_Toc230159880"/>
+      <w:r>
         <w:t>Alteración y contaminación de la carne</w:t>
       </w:r>
       <w:bookmarkEnd w:id="47"/>
@@ -12500,7 +12567,7 @@
       <w:pPr>
         <w:pStyle w:val="Ttulo2"/>
       </w:pPr>
-      <w:bookmarkStart w:name="_Toc230159881" w:id="48"/>
+      <w:bookmarkStart w:id="48" w:name="_Toc230159881"/>
       <w:r>
         <w:t>Principales fuentes tóxicas</w:t>
       </w:r>
@@ -12621,7 +12688,7 @@
       <w:r>
         <w:tab/>
       </w:r>
-      <w:bookmarkStart w:name="_Toc230159882" w:id="49"/>
+      <w:bookmarkStart w:id="49" w:name="_Toc230159882"/>
       <w:r>
         <w:t>Agentes biológicos</w:t>
       </w:r>
@@ -12644,7 +12711,7 @@
       <w:pPr>
         <w:pStyle w:val="Ttulo2"/>
       </w:pPr>
-      <w:bookmarkStart w:name="_Toc230159883" w:id="50"/>
+      <w:bookmarkStart w:id="50" w:name="_Toc230159883"/>
       <w:r>
         <w:t>Microorganismos alterantes en las carnes frescas</w:t>
       </w:r>
@@ -12673,7 +12740,6 @@
         <w:rPr>
           <w:lang w:val="es-419" w:eastAsia="es-CO"/>
         </w:rPr>
-        <w:lastRenderedPageBreak/>
         <w:t>En el siguiente video se profundizará sobre la alteración microbiana en carnes frescas.</w:t>
       </w:r>
     </w:p>
@@ -12730,7 +12796,7 @@
                     </pic:cNvPicPr>
                   </pic:nvPicPr>
                   <pic:blipFill>
-                    <a:blip r:embed="rId12" cstate="print">
+                    <a:blip r:embed="rId13" cstate="print">
                       <a:extLst>
                         <a:ext uri="{28A0092B-C50C-407E-A947-70E740481C1C}">
                           <a14:useLocalDpi xmlns:a14="http://schemas.microsoft.com/office/drawing/2010/main" val="0"/>
@@ -12767,7 +12833,7 @@
         <w:ind w:firstLine="0"/>
         <w:jc w:val="center"/>
       </w:pPr>
-      <w:hyperlink r:id="rId13">
+      <w:hyperlink r:id="rId14">
         <w:r>
           <w:rPr>
             <w:rStyle w:val="Hipervnculo"/>
@@ -12836,93 +12902,12 @@
           </w:p>
           <w:p>
             <w:r>
-              <w:lastRenderedPageBreak/>
               <w:t>El rumen, los ganglios, el intestino grueso, la piel y el pelo son fuentes importantes de contaminación, por lo que la carne fresca puede adquirir microorganismos desde la piel del animal y del suelo contaminado.</w:t>
             </w:r>
           </w:p>
           <w:p>
             <w:r>
-              <w:t xml:space="preserve">Entre los principales microorganismos presentes se encuentran </w:t>
-            </w:r>
-            <w:proofErr w:type="spellStart"/>
-            <w:r>
-              <w:t>Moraxella</w:t>
-            </w:r>
-            <w:proofErr w:type="spellEnd"/>
-            <w:r>
-              <w:t xml:space="preserve">, </w:t>
-            </w:r>
-            <w:proofErr w:type="spellStart"/>
-            <w:r>
-              <w:t>Acinetobacter</w:t>
-            </w:r>
-            <w:proofErr w:type="spellEnd"/>
-            <w:r>
-              <w:t xml:space="preserve">, </w:t>
-            </w:r>
-            <w:proofErr w:type="spellStart"/>
-            <w:r>
-              <w:t>Flavobacterium</w:t>
-            </w:r>
-            <w:proofErr w:type="spellEnd"/>
-            <w:r>
-              <w:t xml:space="preserve">, </w:t>
-            </w:r>
-            <w:proofErr w:type="spellStart"/>
-            <w:r>
-              <w:t>Enterobacteriaceae</w:t>
-            </w:r>
-            <w:proofErr w:type="spellEnd"/>
-            <w:r>
-              <w:t xml:space="preserve">, </w:t>
-            </w:r>
-            <w:proofErr w:type="spellStart"/>
-            <w:r>
-              <w:t>Escherichia</w:t>
-            </w:r>
-            <w:proofErr w:type="spellEnd"/>
-            <w:r>
-              <w:t xml:space="preserve"> </w:t>
-            </w:r>
-            <w:proofErr w:type="spellStart"/>
-            <w:r>
-              <w:t>coli</w:t>
-            </w:r>
-            <w:proofErr w:type="spellEnd"/>
-            <w:r>
-              <w:t xml:space="preserve">, Salmonella </w:t>
-            </w:r>
-            <w:proofErr w:type="spellStart"/>
-            <w:r>
-              <w:t>spp</w:t>
-            </w:r>
-            <w:proofErr w:type="spellEnd"/>
-            <w:r>
-              <w:t xml:space="preserve">., </w:t>
-            </w:r>
-            <w:proofErr w:type="spellStart"/>
-            <w:r>
-              <w:t>Shewanella</w:t>
-            </w:r>
-            <w:proofErr w:type="spellEnd"/>
-            <w:r>
-              <w:t xml:space="preserve"> </w:t>
-            </w:r>
-            <w:proofErr w:type="spellStart"/>
-            <w:r>
-              <w:t>putrefaciens</w:t>
-            </w:r>
-            <w:proofErr w:type="spellEnd"/>
-            <w:r>
-              <w:t xml:space="preserve"> y Listeria </w:t>
-            </w:r>
-            <w:proofErr w:type="spellStart"/>
-            <w:r>
-              <w:t>spp</w:t>
-            </w:r>
-            <w:proofErr w:type="spellEnd"/>
-            <w:r>
-              <w:t>.</w:t>
+              <w:t>Entre los principales microorganismos presentes se encuentran Moraxella, Acinetobacter, Flavobacterium, Enterobacteriaceae, Escherichia coli, Salmonella spp., Shewanella putrefaciens y Listeria spp.</w:t>
             </w:r>
           </w:p>
           <w:p>
@@ -12932,15 +12917,7 @@
           </w:p>
           <w:p>
             <w:r>
-              <w:t xml:space="preserve">Las carnes frescas almacenadas con alta humedad favorecen el crecimiento bacteriano. En la carne molida, el riesgo de contaminación aumenta porque los microorganismos se distribuyen en toda la masa durante el picado, y el incremento de temperatura favorece bacterias como E. </w:t>
-            </w:r>
-            <w:proofErr w:type="spellStart"/>
-            <w:r>
-              <w:t>coli</w:t>
-            </w:r>
-            <w:proofErr w:type="spellEnd"/>
-            <w:r>
-              <w:t xml:space="preserve"> y Salmonella.</w:t>
+              <w:t>Las carnes frescas almacenadas con alta humedad favorecen el crecimiento bacteriano. En la carne molida, el riesgo de contaminación aumenta porque los microorganismos se distribuyen en toda la masa durante el picado, y el incremento de temperatura favorece bacterias como E. coli y Salmonella.</w:t>
             </w:r>
           </w:p>
           <w:p>
@@ -12969,9 +12946,8 @@
       <w:pPr>
         <w:pStyle w:val="Ttulo2"/>
       </w:pPr>
-      <w:bookmarkStart w:name="_Toc230159884" w:id="51"/>
-      <w:r>
-        <w:lastRenderedPageBreak/>
+      <w:bookmarkStart w:id="51" w:name="_Toc230159884"/>
+      <w:r>
         <w:t>Microorganismos en las carnes empacadas al vacío o en atmósferas modificadas</w:t>
       </w:r>
       <w:bookmarkEnd w:id="51"/>
@@ -13013,59 +12989,25 @@
         </w:rPr>
         <w:t xml:space="preserve"> En carnes empacadas al vacío y refrigeradas predominan lactobacilos y </w:t>
       </w:r>
-      <w:proofErr w:type="spellStart"/>
       <w:r>
         <w:rPr>
           <w:rStyle w:val="Extranjerismo"/>
           <w:lang w:val="es-419" w:eastAsia="es-CO"/>
         </w:rPr>
-        <w:t>Brochothrix</w:t>
-      </w:r>
-      <w:proofErr w:type="spellEnd"/>
+        <w:t>Brochothrix thermosphacta,</w:t>
+      </w:r>
+      <w:r>
+        <w:rPr>
+          <w:lang w:val="es-419" w:eastAsia="es-CO"/>
+        </w:rPr>
+        <w:t xml:space="preserve"> especialmente en pH cercano a 6. En pH altos se generan olores sulfurosos y pútridos, y puede presentarse coloración verdosa por </w:t>
+      </w:r>
       <w:r>
         <w:rPr>
           <w:rStyle w:val="Extranjerismo"/>
           <w:lang w:val="es-419" w:eastAsia="es-CO"/>
         </w:rPr>
-        <w:t xml:space="preserve"> </w:t>
-      </w:r>
-      <w:proofErr w:type="spellStart"/>
-      <w:r>
-        <w:rPr>
-          <w:rStyle w:val="Extranjerismo"/>
-          <w:lang w:val="es-419" w:eastAsia="es-CO"/>
-        </w:rPr>
-        <w:t>thermosphacta</w:t>
-      </w:r>
-      <w:proofErr w:type="spellEnd"/>
-      <w:r>
-        <w:rPr>
-          <w:rStyle w:val="Extranjerismo"/>
-          <w:lang w:val="es-419" w:eastAsia="es-CO"/>
-        </w:rPr>
-        <w:t>,</w:t>
-      </w:r>
-      <w:r>
-        <w:rPr>
-          <w:lang w:val="es-419" w:eastAsia="es-CO"/>
-        </w:rPr>
-        <w:t xml:space="preserve"> especialmente en pH cercano a 6. En pH altos se generan olores sulfurosos y pútridos, y puede presentarse coloración verdosa por </w:t>
-      </w:r>
-      <w:proofErr w:type="spellStart"/>
-      <w:r>
-        <w:rPr>
-          <w:rStyle w:val="Extranjerismo"/>
-          <w:lang w:val="es-419" w:eastAsia="es-CO"/>
-        </w:rPr>
-        <w:t>sulfohemoglobina</w:t>
-      </w:r>
-      <w:proofErr w:type="spellEnd"/>
-      <w:r>
-        <w:rPr>
-          <w:rStyle w:val="Extranjerismo"/>
-          <w:lang w:val="es-419" w:eastAsia="es-CO"/>
-        </w:rPr>
-        <w:t>.</w:t>
+        <w:t>sulfohemoglobina.</w:t>
       </w:r>
     </w:p>
     <w:p>
@@ -13097,7 +13039,7 @@
       <w:pPr>
         <w:pStyle w:val="Ttulo2"/>
       </w:pPr>
-      <w:bookmarkStart w:name="_Toc230159885" w:id="52"/>
+      <w:bookmarkStart w:id="52" w:name="_Toc230159885"/>
       <w:r>
         <w:t>Microorganismos en las carnes congeladas</w:t>
       </w:r>
@@ -13117,7 +13059,7 @@
       </w:r>
       <w:r>
         <w:rPr>
-          <w:rFonts w:ascii="Calibri" w:hAnsi="Calibri" w:eastAsia="Calibri" w:cs="Calibri"/>
+          <w:rFonts w:ascii="Calibri" w:eastAsia="Calibri" w:hAnsi="Calibri" w:cs="Calibri"/>
           <w:szCs w:val="28"/>
           <w:lang w:val="es-419"/>
         </w:rPr>
@@ -13144,7 +13086,7 @@
       </w:r>
       <w:r>
         <w:rPr>
-          <w:rFonts w:ascii="Calibri" w:hAnsi="Calibri" w:eastAsia="Calibri" w:cs="Calibri"/>
+          <w:rFonts w:ascii="Calibri" w:eastAsia="Calibri" w:hAnsi="Calibri" w:cs="Calibri"/>
           <w:szCs w:val="28"/>
           <w:lang w:val="es-419"/>
         </w:rPr>
@@ -13158,7 +13100,7 @@
       </w:r>
       <w:r>
         <w:rPr>
-          <w:rFonts w:ascii="Calibri" w:hAnsi="Calibri" w:eastAsia="Calibri" w:cs="Calibri"/>
+          <w:rFonts w:ascii="Calibri" w:eastAsia="Calibri" w:hAnsi="Calibri" w:cs="Calibri"/>
           <w:szCs w:val="28"/>
           <w:lang w:val="es-419"/>
         </w:rPr>
@@ -13168,14 +13110,50 @@
         <w:rPr>
           <w:lang w:val="es-419" w:eastAsia="es-CO"/>
         </w:rPr>
-        <w:t>A temperaturas de congelación de -10°C o menor, la carne se puede alterar por hongos los cuales causan manchas negras.</w:t>
+        <w:t>A temperaturas de congelación de -10</w:t>
+      </w:r>
+      <w:r>
+        <w:rPr>
+          <w:lang w:val="es-419" w:eastAsia="es-CO"/>
+        </w:rPr>
+        <w:t xml:space="preserve"> </w:t>
+      </w:r>
+      <w:r>
+        <w:rPr>
+          <w:lang w:val="es-419" w:eastAsia="es-CO"/>
+        </w:rPr>
+        <w:t>°C o menor</w:t>
+      </w:r>
+      <w:r>
+        <w:rPr>
+          <w:lang w:val="es-419" w:eastAsia="es-CO"/>
+        </w:rPr>
+        <w:t>es</w:t>
+      </w:r>
+      <w:r>
+        <w:rPr>
+          <w:lang w:val="es-419" w:eastAsia="es-CO"/>
+        </w:rPr>
+        <w:t>, la carne se puede alterar por hongos</w:t>
+      </w:r>
+      <w:r>
+        <w:rPr>
+          <w:lang w:val="es-419" w:eastAsia="es-CO"/>
+        </w:rPr>
+        <w:t>,</w:t>
+      </w:r>
+      <w:r>
+        <w:rPr>
+          <w:lang w:val="es-419" w:eastAsia="es-CO"/>
+        </w:rPr>
+        <w:t xml:space="preserve"> los cuales causan manchas negras.</w:t>
       </w:r>
     </w:p>
     <w:p>
       <w:pPr>
         <w:pStyle w:val="Ttulo2"/>
       </w:pPr>
-      <w:bookmarkStart w:name="_Toc230159886" w:id="53"/>
+      <w:bookmarkStart w:id="53" w:name="_Toc230159886"/>
       <w:r>
         <w:t>Microorganismos alterantes de carnes curadas</w:t>
       </w:r>
@@ -13193,50 +13171,25 @@
         </w:rPr>
         <w:t xml:space="preserve">La alteración en carnes curadas puede ocurrir durante la elaboración si la actividad de agua y el pH no son suficientemente bajos. El crecimiento de mohos afecta el aspecto y el aroma, y puede controlarse con envasado al vacío o en atmósferas modificadas. Además, en jamones crudos, bacterias como </w:t>
       </w:r>
-      <w:proofErr w:type="spellStart"/>
       <w:r>
         <w:rPr>
           <w:rStyle w:val="Extranjerismo"/>
           <w:lang w:val="es-419" w:eastAsia="es-CO"/>
         </w:rPr>
-        <w:t>Clostridium</w:t>
-      </w:r>
-      <w:proofErr w:type="spellEnd"/>
-      <w:r>
-        <w:rPr>
-          <w:rStyle w:val="Extranjerismo"/>
-          <w:lang w:val="es-419" w:eastAsia="es-CO"/>
-        </w:rPr>
-        <w:t xml:space="preserve"> </w:t>
-      </w:r>
-      <w:proofErr w:type="spellStart"/>
-      <w:r>
-        <w:rPr>
-          <w:rStyle w:val="Extranjerismo"/>
-          <w:lang w:val="es-419" w:eastAsia="es-CO"/>
-        </w:rPr>
-        <w:t>botulinum</w:t>
-      </w:r>
-      <w:proofErr w:type="spellEnd"/>
-      <w:r>
-        <w:rPr>
-          <w:lang w:val="es-419" w:eastAsia="es-CO"/>
-        </w:rPr>
-        <w:t xml:space="preserve"> y </w:t>
-      </w:r>
-      <w:r>
-        <w:rPr>
-          <w:lang w:val="es-419" w:eastAsia="es-CO"/>
-        </w:rPr>
-        <w:lastRenderedPageBreak/>
-        <w:t>enterobacterias pueden desarrollarse si la sal y la temperatura no se controlan adecuadamente.</w:t>
+        <w:t>Clostridium botulinum</w:t>
+      </w:r>
+      <w:r>
+        <w:rPr>
+          <w:lang w:val="es-419" w:eastAsia="es-CO"/>
+        </w:rPr>
+        <w:t xml:space="preserve"> y enterobacterias pueden desarrollarse si la sal y la temperatura no se controlan adecuadamente.</w:t>
       </w:r>
     </w:p>
     <w:p>
       <w:pPr>
         <w:pStyle w:val="Ttulo2"/>
       </w:pPr>
-      <w:bookmarkStart w:name="_Toc230159887" w:id="54"/>
+      <w:bookmarkStart w:id="54" w:name="_Toc230159887"/>
       <w:r>
         <w:t>Alteración de las carnes secas</w:t>
       </w:r>
@@ -13263,9 +13216,8 @@
           <w:u w:val="single"/>
         </w:rPr>
       </w:pPr>
-      <w:bookmarkStart w:name="_Toc230159888" w:id="55"/>
-      <w:r>
-        <w:lastRenderedPageBreak/>
+      <w:bookmarkStart w:id="55" w:name="_Toc230159888"/>
+      <w:r>
         <w:t>Síntesis</w:t>
       </w:r>
       <w:bookmarkEnd w:id="55"/>
@@ -13304,10 +13256,10 @@
           <w:lang w:eastAsia="es-CO"/>
         </w:rPr>
         <w:drawing>
-          <wp:inline distT="0" distB="0" distL="0" distR="0" wp14:anchorId="7C781207" wp14:editId="2147CCFC">
-            <wp:extent cx="3142753" cy="6542581"/>
-            <wp:effectExtent l="0" t="0" r="635" b="0"/>
-            <wp:docPr id="6" name="Gráfico 6" descr="En la parte superior aparece un tema central en un recuadro amarillo, del cual se desprenden varios bloques temáticos organizados en columnas. Cada bloque contiene subtemas relacionados con el desarrollo del proceso formativo, tales como objetivos, recursos, actividades, organización de la información, aplicación práctica, seguimiento, evaluación y mejora.&#10;&#10;El esquema utiliza recuadros de colores para diferenciar categorías principales y contenidos secundarios, conectados mediante líneas jerárquicas. La figura resume de manera visual los elementos centrales trabajados en el componente, permitiendo comprender la relación entre conceptos, etapas y acciones necesarias para desarrollar la temática estudiada."/>
+          <wp:inline distT="0" distB="0" distL="0" distR="0" wp14:anchorId="06279258" wp14:editId="4251F270">
+            <wp:extent cx="3230880" cy="6726044"/>
+            <wp:effectExtent l="0" t="0" r="7620" b="0"/>
+            <wp:docPr id="1" name="Gráfico 1" descr="La imagen presenta un esquema conceptual de la calidad de la carne, integrando factores productivos, composición, transformación, conservación y alteración, junto con aspectos microbiológicos, químicos y de inocuidad que influyen en sus características y seguridad para el consumo."/>
             <wp:cNvGraphicFramePr>
               <a:graphicFrameLocks xmlns:a="http://schemas.openxmlformats.org/drawingml/2006/main" noChangeAspect="1"/>
             </wp:cNvGraphicFramePr>
@@ -13315,17 +13267,14 @@
               <a:graphicData uri="http://schemas.openxmlformats.org/drawingml/2006/picture">
                 <pic:pic xmlns:pic="http://schemas.openxmlformats.org/drawingml/2006/picture">
                   <pic:nvPicPr>
-                    <pic:cNvPr id="6" name="Gráfico 6" descr="En la parte superior aparece un tema central en un recuadro amarillo, del cual se desprenden varios bloques temáticos organizados en columnas. Cada bloque contiene subtemas relacionados con el desarrollo del proceso formativo, tales como objetivos, recursos, actividades, organización de la información, aplicación práctica, seguimiento, evaluación y mejora.&#10;&#10;El esquema utiliza recuadros de colores para diferenciar categorías principales y contenidos secundarios, conectados mediante líneas jerárquicas. La figura resume de manera visual los elementos centrales trabajados en el componente, permitiendo comprender la relación entre conceptos, etapas y acciones necesarias para desarrollar la temática estudiada."/>
+                    <pic:cNvPr id="1" name="Gráfico 1" descr="La imagen presenta un esquema conceptual de la calidad de la carne, integrando factores productivos, composición, transformación, conservación y alteración, junto con aspectos microbiológicos, químicos y de inocuidad que influyen en sus características y seguridad para el consumo."/>
                     <pic:cNvPicPr/>
                   </pic:nvPicPr>
                   <pic:blipFill>
-                    <a:blip r:embed="rId14" cstate="print">
+                    <a:blip r:embed="rId15">
                       <a:extLst>
-                        <a:ext uri="{28A0092B-C50C-407E-A947-70E740481C1C}">
-                          <a14:useLocalDpi xmlns:a14="http://schemas.microsoft.com/office/drawing/2010/main" val="0"/>
-                        </a:ext>
                         <a:ext uri="{96DAC541-7B7A-43D3-8B79-37D633B846F1}">
-                          <asvg:svgBlip xmlns:asvg="http://schemas.microsoft.com/office/drawing/2016/SVG/main" r:embed="rId15"/>
+                          <asvg:svgBlip xmlns:asvg="http://schemas.microsoft.com/office/drawing/2016/SVG/main" r:embed="rId16"/>
                         </a:ext>
                       </a:extLst>
                     </a:blip>
@@ -13336,7 +13285,7 @@
                   <pic:spPr>
                     <a:xfrm>
                       <a:off x="0" y="0"/>
-                      <a:ext cx="3152305" cy="6562466"/>
+                      <a:ext cx="3237097" cy="6738987"/>
                     </a:xfrm>
                     <a:prstGeom prst="rect">
                       <a:avLst/>
@@ -13353,9 +13302,8 @@
       <w:pPr>
         <w:pStyle w:val="Titulosgenerales"/>
       </w:pPr>
-      <w:bookmarkStart w:name="_Toc230159889" w:id="56"/>
-      <w:r>
-        <w:lastRenderedPageBreak/>
+      <w:bookmarkStart w:id="56" w:name="_Toc230159889"/>
+      <w:r>
         <w:t>Glosario</w:t>
       </w:r>
       <w:bookmarkEnd w:id="56"/>
@@ -13366,26 +13314,34 @@
           <w:b/>
           <w:bCs/>
         </w:rPr>
-        <w:t>Actividad de agua (</w:t>
-      </w:r>
-      <w:proofErr w:type="spellStart"/>
+        <w:t xml:space="preserve">Actividad de agua (aw): </w:t>
+      </w:r>
+      <w:r>
+        <w:t>cantidad de agua disponible en un alimento que permite el crecimiento de microorganismos y afecta su conservación.</w:t>
+      </w:r>
+    </w:p>
+    <w:p>
       <w:r>
         <w:rPr>
           <w:b/>
           <w:bCs/>
         </w:rPr>
-        <w:t>aw</w:t>
-      </w:r>
-      <w:proofErr w:type="spellEnd"/>
+        <w:t xml:space="preserve">Agentes biológicos: </w:t>
+      </w:r>
+      <w:r>
+        <w:t>organismos como bacterias, virus, hongos o parásitos que pueden contaminar y deteriorar la carne.</w:t>
+      </w:r>
+    </w:p>
+    <w:p>
       <w:r>
         <w:rPr>
           <w:b/>
           <w:bCs/>
         </w:rPr>
-        <w:t xml:space="preserve">): </w:t>
-      </w:r>
-      <w:r>
-        <w:t>cantidad de agua disponible en un alimento que permite el crecimiento de microorganismos y afecta su conservación.</w:t>
+        <w:t>Agentes físicos:</w:t>
+      </w:r>
+      <w:r>
+        <w:t xml:space="preserve"> factores como temperatura, luz o radiación que alteran las características de la carne.</w:t>
       </w:r>
     </w:p>
     <w:p>
@@ -13394,10 +13350,10 @@
           <w:b/>
           <w:bCs/>
         </w:rPr>
-        <w:t xml:space="preserve">Agentes biológicos: </w:t>
-      </w:r>
-      <w:r>
-        <w:t>organismos como bacterias, virus, hongos o parásitos que pueden contaminar y deteriorar la carne.</w:t>
+        <w:t>Agentes químicos:</w:t>
+      </w:r>
+      <w:r>
+        <w:t xml:space="preserve"> sustancias como medicamentos, plaguicidas o aditivos que pueden contaminar la carne y afectar la salud.</w:t>
       </w:r>
     </w:p>
     <w:p>
@@ -13406,10 +13362,10 @@
           <w:b/>
           <w:bCs/>
         </w:rPr>
-        <w:t>Agentes físicos:</w:t>
-      </w:r>
-      <w:r>
-        <w:t xml:space="preserve"> factores como temperatura, luz o radiación que alteran las características de la carne.</w:t>
+        <w:t>Anabolizantes:</w:t>
+      </w:r>
+      <w:r>
+        <w:t xml:space="preserve"> sustancias que estimulan el crecimiento muscular en animales y pueden generar riesgos para la salud.</w:t>
       </w:r>
     </w:p>
     <w:p>
@@ -13418,10 +13374,10 @@
           <w:b/>
           <w:bCs/>
         </w:rPr>
-        <w:t>Agentes químicos:</w:t>
-      </w:r>
-      <w:r>
-        <w:t xml:space="preserve"> sustancias como medicamentos, plaguicidas o aditivos que pueden contaminar la carne y afectar la salud.</w:t>
+        <w:t>Cadena de frío:</w:t>
+      </w:r>
+      <w:r>
+        <w:t xml:space="preserve"> sistema de control de temperatura que se mantiene desde la producción hasta el consumo para preservar la calidad.</w:t>
       </w:r>
     </w:p>
     <w:p>
@@ -13430,10 +13386,10 @@
           <w:b/>
           <w:bCs/>
         </w:rPr>
-        <w:t>Anabolizantes:</w:t>
-      </w:r>
-      <w:r>
-        <w:t xml:space="preserve"> sustancias que estimulan el crecimiento muscular en animales y pueden generar riesgos para la salud.</w:t>
+        <w:t>Carne:</w:t>
+      </w:r>
+      <w:r>
+        <w:t xml:space="preserve"> tejido muscular de animales aptos para consumo humano que adquiere características específicas tras el sacrificio.</w:t>
       </w:r>
     </w:p>
     <w:p>
@@ -13442,10 +13398,10 @@
           <w:b/>
           <w:bCs/>
         </w:rPr>
-        <w:t>Cadena de frío:</w:t>
-      </w:r>
-      <w:r>
-        <w:t xml:space="preserve"> sistema de control de temperatura que se mantiene desde la producción hasta el consumo para preservar la calidad.</w:t>
+        <w:t>Contaminación:</w:t>
+      </w:r>
+      <w:r>
+        <w:t xml:space="preserve"> presencia de agentes físicos, químicos o biológicos que afectan la inocuidad de los alimentos.</w:t>
       </w:r>
     </w:p>
     <w:p>
@@ -13454,10 +13410,10 @@
           <w:b/>
           <w:bCs/>
         </w:rPr>
-        <w:t>Carne:</w:t>
-      </w:r>
-      <w:r>
-        <w:t xml:space="preserve"> tejido muscular de animales aptos para consumo humano que adquiere características específicas tras el sacrificio.</w:t>
+        <w:t>Contaminación biológica:</w:t>
+      </w:r>
+      <w:r>
+        <w:t xml:space="preserve"> presencia de microorganismos patógenos que pueden causar enfermedades o deterioro del alimento.</w:t>
       </w:r>
     </w:p>
     <w:p>
@@ -13466,10 +13422,10 @@
           <w:b/>
           <w:bCs/>
         </w:rPr>
-        <w:t>Contaminación:</w:t>
-      </w:r>
-      <w:r>
-        <w:t xml:space="preserve"> presencia de agentes físicos, químicos o biológicos que afectan la inocuidad de los alimentos.</w:t>
+        <w:t>Glucólisis anaeróbica:</w:t>
+      </w:r>
+      <w:r>
+        <w:t xml:space="preserve"> proceso bioquímico en el cual el glucógeno se transforma en ácido láctico en ausencia de oxígeno.</w:t>
       </w:r>
     </w:p>
     <w:p>
@@ -13478,10 +13434,10 @@
           <w:b/>
           <w:bCs/>
         </w:rPr>
-        <w:t>Contaminación biológica:</w:t>
-      </w:r>
-      <w:r>
-        <w:t xml:space="preserve"> presencia de microorganismos patógenos que pueden causar enfermedades o deterioro del alimento.</w:t>
+        <w:t>Inocuidad alimentaria:</w:t>
+      </w:r>
+      <w:r>
+        <w:t xml:space="preserve"> condición que garantiza que un alimento no causará daño al consumidor bajo su uso adecuado.</w:t>
       </w:r>
     </w:p>
     <w:p>
@@ -13490,10 +13446,10 @@
           <w:b/>
           <w:bCs/>
         </w:rPr>
-        <w:t>Glucólisis anaeróbica:</w:t>
-      </w:r>
-      <w:r>
-        <w:t xml:space="preserve"> proceso bioquímico en el cual el glucógeno se transforma en ácido láctico en ausencia de oxígeno.</w:t>
+        <w:t>Microorganismos psicrófilos:</w:t>
+      </w:r>
+      <w:r>
+        <w:t xml:space="preserve"> microorganismos que crecen a bajas temperaturas y deterioran la carne durante la refrigeración.</w:t>
       </w:r>
     </w:p>
     <w:p>
@@ -13502,11 +13458,10 @@
           <w:b/>
           <w:bCs/>
         </w:rPr>
-        <w:lastRenderedPageBreak/>
-        <w:t>Inocuidad alimentaria:</w:t>
-      </w:r>
-      <w:r>
-        <w:t xml:space="preserve"> condición que garantiza que un alimento no causará daño al consumidor bajo su uso adecuado.</w:t>
+        <w:t>Nitrosaminas:</w:t>
+      </w:r>
+      <w:r>
+        <w:t xml:space="preserve"> compuestos químicos potencialmente cancerígenos formados por la reacción entre aminas y nitritos.</w:t>
       </w:r>
     </w:p>
     <w:p>
@@ -13515,10 +13470,10 @@
           <w:b/>
           <w:bCs/>
         </w:rPr>
-        <w:t>Microorganismos psicrófilos:</w:t>
-      </w:r>
-      <w:r>
-        <w:t xml:space="preserve"> microorganismos que crecen a bajas temperaturas y deterioran la carne durante la refrigeración.</w:t>
+        <w:t>Nitrosomioglobina:</w:t>
+      </w:r>
+      <w:r>
+        <w:t xml:space="preserve"> pigmento responsable del color rosado en carnes curadas generado por la interacción con nitritos.</w:t>
       </w:r>
     </w:p>
     <w:p>
@@ -13527,39 +13482,6 @@
           <w:b/>
           <w:bCs/>
         </w:rPr>
-        <w:t>Nitrosaminas:</w:t>
-      </w:r>
-      <w:r>
-        <w:t xml:space="preserve"> compuestos químicos potencialmente cancerígenos formados por la reacción entre aminas y nitritos.</w:t>
-      </w:r>
-    </w:p>
-    <w:p>
-      <w:proofErr w:type="spellStart"/>
-      <w:r>
-        <w:rPr>
-          <w:b/>
-          <w:bCs/>
-        </w:rPr>
-        <w:t>Nitrosomioglobina</w:t>
-      </w:r>
-      <w:proofErr w:type="spellEnd"/>
-      <w:r>
-        <w:rPr>
-          <w:b/>
-          <w:bCs/>
-        </w:rPr>
-        <w:t>:</w:t>
-      </w:r>
-      <w:r>
-        <w:t xml:space="preserve"> pigmento responsable del color rosado en carnes curadas generado por la interacción con nitritos.</w:t>
-      </w:r>
-    </w:p>
-    <w:p>
-      <w:r>
-        <w:rPr>
-          <w:b/>
-          <w:bCs/>
-        </w:rPr>
         <w:t>Rigor mortis:</w:t>
       </w:r>
       <w:r>
@@ -13572,9 +13494,8 @@
       <w:pPr>
         <w:pStyle w:val="Titulosgenerales"/>
       </w:pPr>
-      <w:bookmarkStart w:name="_Toc230159890" w:id="57"/>
-      <w:r>
-        <w:lastRenderedPageBreak/>
+      <w:bookmarkStart w:id="57" w:name="_Toc230159890"/>
+      <w:r>
         <w:t>Referencias bibliográficas</w:t>
       </w:r>
       <w:bookmarkEnd w:id="57"/>
@@ -13584,27 +13505,11 @@
     </w:p>
     <w:p>
       <w:r>
-        <w:t xml:space="preserve">FAO/OMS Codex </w:t>
-      </w:r>
-      <w:proofErr w:type="spellStart"/>
-      <w:r>
-        <w:t>Alimentarius</w:t>
-      </w:r>
-      <w:proofErr w:type="spellEnd"/>
-      <w:r>
-        <w:t xml:space="preserve"> </w:t>
-      </w:r>
-      <w:proofErr w:type="spellStart"/>
-      <w:r>
-        <w:t>Commission</w:t>
-      </w:r>
-      <w:proofErr w:type="spellEnd"/>
-      <w:r>
-        <w:t>. (2023). Código de prácticas de higiene para la carne (CAC/RCP 58-2005, actualizado).</w:t>
-      </w:r>
-    </w:p>
-    <w:p>
-      <w:hyperlink w:history="1" r:id="rId16">
+        <w:t>FAO/OMS Codex Alimentarius Commission. (2023). Código de prácticas de higiene para la carne (CAC/RCP 58-2005, actualizado).</w:t>
+      </w:r>
+    </w:p>
+    <w:p>
+      <w:hyperlink r:id="rId17" w:history="1">
         <w:r>
           <w:rPr>
             <w:rStyle w:val="Hipervnculo"/>
@@ -13619,7 +13524,7 @@
       </w:r>
     </w:p>
     <w:p>
-      <w:hyperlink w:history="1" r:id="rId17">
+      <w:hyperlink r:id="rId18" w:history="1">
         <w:r>
           <w:rPr>
             <w:rStyle w:val="Hipervnculo"/>
@@ -13634,7 +13539,7 @@
       </w:r>
     </w:p>
     <w:p>
-      <w:hyperlink w:history="1" r:id="rId18">
+      <w:hyperlink r:id="rId19" w:history="1">
         <w:r>
           <w:rPr>
             <w:rStyle w:val="Hipervnculo"/>
@@ -13649,7 +13554,7 @@
       </w:r>
     </w:p>
     <w:p>
-      <w:hyperlink w:history="1" r:id="rId19">
+      <w:hyperlink r:id="rId20" w:history="1">
         <w:r>
           <w:rPr>
             <w:rStyle w:val="Hipervnculo"/>
@@ -13664,7 +13569,7 @@
       </w:r>
     </w:p>
     <w:p>
-      <w:hyperlink w:history="1" r:id="rId20">
+      <w:hyperlink r:id="rId21" w:history="1">
         <w:r>
           <w:rPr>
             <w:rStyle w:val="Hipervnculo"/>
@@ -13695,7 +13600,7 @@
           <w:lang w:val="en-US"/>
         </w:rPr>
       </w:pPr>
-      <w:hyperlink w:history="1" r:id="rId21">
+      <w:hyperlink r:id="rId22" w:history="1">
         <w:r>
           <w:rPr>
             <w:rStyle w:val="Hipervnculo"/>
@@ -13727,7 +13632,7 @@
           <w:lang w:val="en-US"/>
         </w:rPr>
       </w:pPr>
-      <w:hyperlink w:history="1" r:id="rId22">
+      <w:hyperlink r:id="rId23" w:history="1">
         <w:r>
           <w:rPr>
             <w:rStyle w:val="Hipervnculo"/>
@@ -13755,9 +13660,8 @@
       <w:pPr>
         <w:pStyle w:val="Titulosgenerales"/>
       </w:pPr>
-      <w:bookmarkStart w:name="_Toc230159891" w:id="58"/>
-      <w:r>
-        <w:lastRenderedPageBreak/>
+      <w:bookmarkStart w:id="58" w:name="_Toc230159891"/>
+      <w:r>
         <w:t>Créditos</w:t>
       </w:r>
       <w:bookmarkEnd w:id="58"/>
@@ -13782,9 +13686,7 @@
         </w:trPr>
         <w:tc>
           <w:tcPr>
-            <w:cnfStyle w:val="000000000000" w:firstRow="0" w:lastRow="0" w:firstColumn="0" w:lastColumn="0" w:oddVBand="0" w:evenVBand="0" w:oddHBand="0" w:evenHBand="0" w:firstRowFirstColumn="0" w:firstRowLastColumn="0" w:lastRowFirstColumn="0" w:lastRowLastColumn="0"/>
             <w:tcW w:w="2830" w:type="dxa"/>
-            <w:tcMar/>
           </w:tcPr>
           <w:p>
             <w:pPr>
@@ -13803,9 +13705,7 @@
         </w:tc>
         <w:tc>
           <w:tcPr>
-            <w:cnfStyle w:val="000000000000" w:firstRow="0" w:lastRow="0" w:firstColumn="0" w:lastColumn="0" w:oddVBand="0" w:evenVBand="0" w:oddHBand="0" w:evenHBand="0" w:firstRowFirstColumn="0" w:firstRowLastColumn="0" w:lastRowFirstColumn="0" w:lastRowLastColumn="0"/>
             <w:tcW w:w="3261" w:type="dxa"/>
-            <w:tcMar/>
           </w:tcPr>
           <w:p>
             <w:pPr>
@@ -13824,9 +13724,7 @@
         </w:tc>
         <w:tc>
           <w:tcPr>
-            <w:cnfStyle w:val="000000000000" w:firstRow="0" w:lastRow="0" w:firstColumn="0" w:lastColumn="0" w:oddVBand="0" w:evenVBand="0" w:oddHBand="0" w:evenHBand="0" w:firstRowFirstColumn="0" w:firstRowLastColumn="0" w:lastRowFirstColumn="0" w:lastRowLastColumn="0"/>
             <w:tcW w:w="3969" w:type="dxa"/>
-            <w:tcMar/>
           </w:tcPr>
           <w:p>
             <w:pPr>
@@ -13862,9 +13760,7 @@
         </w:trPr>
         <w:tc>
           <w:tcPr>
-            <w:cnfStyle w:val="000000000000" w:firstRow="0" w:lastRow="0" w:firstColumn="0" w:lastColumn="0" w:oddVBand="0" w:evenVBand="0" w:oddHBand="0" w:evenHBand="0" w:firstRowFirstColumn="0" w:firstRowLastColumn="0" w:lastRowFirstColumn="0" w:lastRowLastColumn="0"/>
             <w:tcW w:w="2830" w:type="dxa"/>
-            <w:tcMar/>
           </w:tcPr>
           <w:p>
             <w:pPr>
@@ -13883,18 +13779,11 @@
         </w:tc>
         <w:tc>
           <w:tcPr>
-            <w:cnfStyle w:val="000000000000" w:firstRow="0" w:lastRow="0" w:firstColumn="0" w:lastColumn="0" w:oddVBand="0" w:evenVBand="0" w:oddHBand="0" w:evenHBand="0" w:firstRowFirstColumn="0" w:firstRowLastColumn="0" w:lastRowFirstColumn="0" w:lastRowLastColumn="0"/>
             <w:tcW w:w="3261" w:type="dxa"/>
-            <w:tcMar/>
           </w:tcPr>
           <w:p>
             <w:pPr>
               <w:pStyle w:val="TextoTablas"/>
-              <w:suppressLineNumbers w:val="0"/>
-              <w:bidi w:val="0"/>
-              <w:spacing w:before="160" w:beforeAutospacing="off" w:after="120" w:afterAutospacing="off" w:line="240" w:lineRule="auto"/>
-              <w:ind w:left="0" w:right="0"/>
-              <w:jc w:val="left"/>
               <w:rPr>
                 <w:lang w:val="es-CO"/>
               </w:rPr>
@@ -13909,11 +13798,6 @@
           <w:p>
             <w:pPr>
               <w:pStyle w:val="TextoTablas"/>
-              <w:suppressLineNumbers w:val="0"/>
-              <w:bidi w:val="0"/>
-              <w:spacing w:before="160" w:beforeAutospacing="off" w:after="120" w:afterAutospacing="off" w:line="240" w:lineRule="auto"/>
-              <w:ind w:left="0" w:right="0"/>
-              <w:jc w:val="left"/>
               <w:rPr>
                 <w:lang w:val="es-CO"/>
               </w:rPr>
@@ -13928,9 +13812,7 @@
         </w:tc>
         <w:tc>
           <w:tcPr>
-            <w:cnfStyle w:val="000000000000" w:firstRow="0" w:lastRow="0" w:firstColumn="0" w:lastColumn="0" w:oddVBand="0" w:evenVBand="0" w:oddHBand="0" w:evenHBand="0" w:firstRowFirstColumn="0" w:firstRowLastColumn="0" w:lastRowFirstColumn="0" w:lastRowLastColumn="0"/>
             <w:tcW w:w="3969" w:type="dxa"/>
-            <w:tcMar/>
           </w:tcPr>
           <w:p>
             <w:pPr>
@@ -13951,9 +13833,7 @@
       <w:tr>
         <w:tc>
           <w:tcPr>
-            <w:cnfStyle w:val="000000000000" w:firstRow="0" w:lastRow="0" w:firstColumn="0" w:lastColumn="0" w:oddVBand="0" w:evenVBand="0" w:oddHBand="0" w:evenHBand="0" w:firstRowFirstColumn="0" w:firstRowLastColumn="0" w:lastRowFirstColumn="0" w:lastRowLastColumn="0"/>
             <w:tcW w:w="2830" w:type="dxa"/>
-            <w:tcMar/>
           </w:tcPr>
           <w:p>
             <w:pPr>
@@ -13966,23 +13846,13 @@
               <w:rPr>
                 <w:lang w:val="es-CO"/>
               </w:rPr>
-              <w:t xml:space="preserve">Olga Constanza Bermúdez </w:t>
-            </w:r>
-            <w:proofErr w:type="spellStart"/>
-            <w:r>
-              <w:rPr>
-                <w:lang w:val="es-CO"/>
-              </w:rPr>
-              <w:t>Jaimes</w:t>
-            </w:r>
-            <w:proofErr w:type="spellEnd"/>
+              <w:t>Olga Constanza Bermúdez Jaimes</w:t>
+            </w:r>
           </w:p>
         </w:tc>
         <w:tc>
           <w:tcPr>
-            <w:cnfStyle w:val="000000000000" w:firstRow="0" w:lastRow="0" w:firstColumn="0" w:lastColumn="0" w:oddVBand="0" w:evenVBand="0" w:oddHBand="0" w:evenHBand="0" w:firstRowFirstColumn="0" w:firstRowLastColumn="0" w:lastRowFirstColumn="0" w:lastRowLastColumn="0"/>
             <w:tcW w:w="3261" w:type="dxa"/>
-            <w:tcMar/>
           </w:tcPr>
           <w:p>
             <w:pPr>
@@ -14001,9 +13871,7 @@
         </w:tc>
         <w:tc>
           <w:tcPr>
-            <w:cnfStyle w:val="000000000000" w:firstRow="0" w:lastRow="0" w:firstColumn="0" w:lastColumn="0" w:oddVBand="0" w:evenVBand="0" w:oddHBand="0" w:evenHBand="0" w:firstRowFirstColumn="0" w:firstRowLastColumn="0" w:lastRowFirstColumn="0" w:lastRowLastColumn="0"/>
             <w:tcW w:w="3969" w:type="dxa"/>
-            <w:tcMar/>
           </w:tcPr>
           <w:p>
             <w:pPr>
@@ -14027,9 +13895,7 @@
         </w:trPr>
         <w:tc>
           <w:tcPr>
-            <w:cnfStyle w:val="000000000000" w:firstRow="0" w:lastRow="0" w:firstColumn="0" w:lastColumn="0" w:oddVBand="0" w:evenVBand="0" w:oddHBand="0" w:evenHBand="0" w:firstRowFirstColumn="0" w:firstRowLastColumn="0" w:lastRowFirstColumn="0" w:lastRowLastColumn="0"/>
             <w:tcW w:w="2830" w:type="dxa"/>
-            <w:tcMar/>
           </w:tcPr>
           <w:p>
             <w:pPr>
@@ -14048,9 +13914,7 @@
         </w:tc>
         <w:tc>
           <w:tcPr>
-            <w:cnfStyle w:val="000000000000" w:firstRow="0" w:lastRow="0" w:firstColumn="0" w:lastColumn="0" w:oddVBand="0" w:evenVBand="0" w:oddHBand="0" w:evenHBand="0" w:firstRowFirstColumn="0" w:firstRowLastColumn="0" w:lastRowFirstColumn="0" w:lastRowLastColumn="0"/>
             <w:tcW w:w="3261" w:type="dxa"/>
-            <w:tcMar/>
           </w:tcPr>
           <w:p>
             <w:pPr>
@@ -14093,9 +13957,7 @@
         </w:tc>
         <w:tc>
           <w:tcPr>
-            <w:cnfStyle w:val="000000000000" w:firstRow="0" w:lastRow="0" w:firstColumn="0" w:lastColumn="0" w:oddVBand="0" w:evenVBand="0" w:oddHBand="0" w:evenHBand="0" w:firstRowFirstColumn="0" w:firstRowLastColumn="0" w:lastRowFirstColumn="0" w:lastRowLastColumn="0"/>
             <w:tcW w:w="3969" w:type="dxa"/>
-            <w:tcMar/>
           </w:tcPr>
           <w:p>
             <w:pPr>
@@ -14108,37 +13970,7 @@
               <w:rPr>
                 <w:lang w:val="es-CO"/>
               </w:rPr>
-              <w:t>Centro de Comercio y Servicios</w:t>
-            </w:r>
-            <w:r>
-              <w:rPr>
-                <w:lang w:val="es-CO"/>
-              </w:rPr>
-              <w:t xml:space="preserve"> </w:t>
-            </w:r>
-            <w:r>
-              <w:rPr>
-                <w:lang w:val="es-CO"/>
-              </w:rPr>
-              <w:t>-</w:t>
-            </w:r>
-            <w:r>
-              <w:rPr>
-                <w:lang w:val="es-CO"/>
-              </w:rPr>
-              <w:t xml:space="preserve"> R</w:t>
-            </w:r>
-            <w:r>
-              <w:rPr>
-                <w:lang w:val="es-CO"/>
-              </w:rPr>
-              <w:t>egional</w:t>
-            </w:r>
-            <w:r>
-              <w:rPr>
-                <w:lang w:val="es-CO"/>
-              </w:rPr>
-              <w:t xml:space="preserve"> Risaralda</w:t>
+              <w:t>Centro de Comercio y Servicios - Regional Risaralda</w:t>
             </w:r>
           </w:p>
         </w:tc>
@@ -14146,9 +13978,7 @@
       <w:tr>
         <w:tc>
           <w:tcPr>
-            <w:cnfStyle w:val="000000000000" w:firstRow="0" w:lastRow="0" w:firstColumn="0" w:lastColumn="0" w:oddVBand="0" w:evenVBand="0" w:oddHBand="0" w:evenHBand="0" w:firstRowFirstColumn="0" w:firstRowLastColumn="0" w:lastRowFirstColumn="0" w:lastRowLastColumn="0"/>
             <w:tcW w:w="2830" w:type="dxa"/>
-            <w:tcMar/>
           </w:tcPr>
           <w:p>
             <w:pPr>
@@ -14167,9 +13997,7 @@
         </w:tc>
         <w:tc>
           <w:tcPr>
-            <w:cnfStyle w:val="000000000000" w:firstRow="0" w:lastRow="0" w:firstColumn="0" w:lastColumn="0" w:oddVBand="0" w:evenVBand="0" w:oddHBand="0" w:evenHBand="0" w:firstRowFirstColumn="0" w:firstRowLastColumn="0" w:lastRowFirstColumn="0" w:lastRowLastColumn="0"/>
             <w:tcW w:w="3261" w:type="dxa"/>
-            <w:tcMar/>
           </w:tcPr>
           <w:p>
             <w:pPr>
@@ -14188,9 +14016,7 @@
         </w:tc>
         <w:tc>
           <w:tcPr>
-            <w:cnfStyle w:val="000000000000" w:firstRow="0" w:lastRow="0" w:firstColumn="0" w:lastColumn="0" w:oddVBand="0" w:evenVBand="0" w:oddHBand="0" w:evenHBand="0" w:firstRowFirstColumn="0" w:firstRowLastColumn="0" w:lastRowFirstColumn="0" w:lastRowLastColumn="0"/>
             <w:tcW w:w="3969" w:type="dxa"/>
-            <w:tcMar/>
           </w:tcPr>
           <w:p>
             <w:pPr>
@@ -14214,9 +14040,7 @@
         </w:trPr>
         <w:tc>
           <w:tcPr>
-            <w:cnfStyle w:val="000000000000" w:firstRow="0" w:lastRow="0" w:firstColumn="0" w:lastColumn="0" w:oddVBand="0" w:evenVBand="0" w:oddHBand="0" w:evenHBand="0" w:firstRowFirstColumn="0" w:firstRowLastColumn="0" w:lastRowFirstColumn="0" w:lastRowLastColumn="0"/>
             <w:tcW w:w="2830" w:type="dxa"/>
-            <w:tcMar/>
           </w:tcPr>
           <w:p>
             <w:pPr>
@@ -14235,9 +14059,7 @@
         </w:tc>
         <w:tc>
           <w:tcPr>
-            <w:cnfStyle w:val="000000000000" w:firstRow="0" w:lastRow="0" w:firstColumn="0" w:lastColumn="0" w:oddVBand="0" w:evenVBand="0" w:oddHBand="0" w:evenHBand="0" w:firstRowFirstColumn="0" w:firstRowLastColumn="0" w:lastRowFirstColumn="0" w:lastRowLastColumn="0"/>
             <w:tcW w:w="3261" w:type="dxa"/>
-            <w:tcMar/>
           </w:tcPr>
           <w:p>
             <w:pPr>
@@ -14262,9 +14084,7 @@
         </w:tc>
         <w:tc>
           <w:tcPr>
-            <w:cnfStyle w:val="000000000000" w:firstRow="0" w:lastRow="0" w:firstColumn="0" w:lastColumn="0" w:oddVBand="0" w:evenVBand="0" w:oddHBand="0" w:evenHBand="0" w:firstRowFirstColumn="0" w:firstRowLastColumn="0" w:lastRowFirstColumn="0" w:lastRowLastColumn="0"/>
             <w:tcW w:w="3969" w:type="dxa"/>
-            <w:tcMar/>
           </w:tcPr>
           <w:p>
             <w:pPr>
@@ -14285,18 +14105,11 @@
       <w:tr>
         <w:tc>
           <w:tcPr>
-            <w:cnfStyle w:val="000000000000" w:firstRow="0" w:lastRow="0" w:firstColumn="0" w:lastColumn="0" w:oddVBand="0" w:evenVBand="0" w:oddHBand="0" w:evenHBand="0" w:firstRowFirstColumn="0" w:firstRowLastColumn="0" w:lastRowFirstColumn="0" w:lastRowLastColumn="0"/>
             <w:tcW w:w="2830" w:type="dxa"/>
-            <w:tcMar/>
           </w:tcPr>
           <w:p>
             <w:pPr>
               <w:pStyle w:val="TextoTablas"/>
-              <w:suppressLineNumbers w:val="0"/>
-              <w:bidi w:val="0"/>
-              <w:spacing w:before="160" w:beforeAutospacing="off" w:after="120" w:afterAutospacing="off" w:line="240" w:lineRule="auto"/>
-              <w:ind w:left="0" w:right="0"/>
-              <w:jc w:val="left"/>
             </w:pPr>
             <w:r>
               <w:rPr>
@@ -14308,9 +14121,7 @@
         </w:tc>
         <w:tc>
           <w:tcPr>
-            <w:cnfStyle w:val="000000000000" w:firstRow="0" w:lastRow="0" w:firstColumn="0" w:lastColumn="0" w:oddVBand="0" w:evenVBand="0" w:oddHBand="0" w:evenHBand="0" w:firstRowFirstColumn="0" w:firstRowLastColumn="0" w:lastRowFirstColumn="0" w:lastRowLastColumn="0"/>
             <w:tcW w:w="3261" w:type="dxa"/>
-            <w:tcMar/>
           </w:tcPr>
           <w:p>
             <w:pPr>
@@ -14335,9 +14146,7 @@
         </w:tc>
         <w:tc>
           <w:tcPr>
-            <w:cnfStyle w:val="000000000000" w:firstRow="0" w:lastRow="0" w:firstColumn="0" w:lastColumn="0" w:oddVBand="0" w:evenVBand="0" w:oddHBand="0" w:evenHBand="0" w:firstRowFirstColumn="0" w:firstRowLastColumn="0" w:lastRowFirstColumn="0" w:lastRowLastColumn="0"/>
             <w:tcW w:w="3969" w:type="dxa"/>
-            <w:tcMar/>
           </w:tcPr>
           <w:p>
             <w:pPr>
@@ -14373,25 +14182,20 @@
         </w:trPr>
         <w:tc>
           <w:tcPr>
-            <w:cnfStyle w:val="000000000000" w:firstRow="0" w:lastRow="0" w:firstColumn="0" w:lastColumn="0" w:oddVBand="0" w:evenVBand="0" w:oddHBand="0" w:evenHBand="0" w:firstRowFirstColumn="0" w:firstRowLastColumn="0" w:lastRowFirstColumn="0" w:lastRowLastColumn="0"/>
             <w:tcW w:w="2830" w:type="dxa"/>
-            <w:tcMar/>
           </w:tcPr>
           <w:p>
             <w:pPr>
               <w:pStyle w:val="TextoTablas"/>
             </w:pPr>
             <w:r>
-              <w:rPr/>
               <w:t>Cielo Damaris Angúlo Rodriguez</w:t>
             </w:r>
           </w:p>
         </w:tc>
         <w:tc>
           <w:tcPr>
-            <w:cnfStyle w:val="000000000000" w:firstRow="0" w:lastRow="0" w:firstColumn="0" w:lastColumn="0" w:oddVBand="0" w:evenVBand="0" w:oddHBand="0" w:evenHBand="0" w:firstRowFirstColumn="0" w:firstRowLastColumn="0" w:lastRowFirstColumn="0" w:lastRowLastColumn="0"/>
             <w:tcW w:w="3261" w:type="dxa"/>
-            <w:tcMar/>
           </w:tcPr>
           <w:p>
             <w:pPr>
@@ -14425,7 +14229,6 @@
               </w:rPr>
               <w:t xml:space="preserve"> </w:t>
             </w:r>
-            <w:proofErr w:type="spellStart"/>
             <w:r>
               <w:rPr>
                 <w:rStyle w:val="Extranjerismo"/>
@@ -14433,14 +14236,11 @@
               </w:rPr>
               <w:t>stack</w:t>
             </w:r>
-            <w:proofErr w:type="spellEnd"/>
           </w:p>
         </w:tc>
         <w:tc>
           <w:tcPr>
-            <w:cnfStyle w:val="000000000000" w:firstRow="0" w:lastRow="0" w:firstColumn="0" w:lastColumn="0" w:oddVBand="0" w:evenVBand="0" w:oddHBand="0" w:evenHBand="0" w:firstRowFirstColumn="0" w:firstRowLastColumn="0" w:lastRowFirstColumn="0" w:lastRowLastColumn="0"/>
             <w:tcW w:w="3969" w:type="dxa"/>
-            <w:tcMar/>
           </w:tcPr>
           <w:p>
             <w:pPr>
@@ -14473,9 +14273,7 @@
       <w:tr>
         <w:tc>
           <w:tcPr>
-            <w:cnfStyle w:val="000000000000" w:firstRow="0" w:lastRow="0" w:firstColumn="0" w:lastColumn="0" w:oddVBand="0" w:evenVBand="0" w:oddHBand="0" w:evenHBand="0" w:firstRowFirstColumn="0" w:firstRowLastColumn="0" w:lastRowFirstColumn="0" w:lastRowLastColumn="0"/>
             <w:tcW w:w="2830" w:type="dxa"/>
-            <w:tcMar/>
           </w:tcPr>
           <w:p>
             <w:pPr>
@@ -14488,9 +14286,7 @@
         </w:tc>
         <w:tc>
           <w:tcPr>
-            <w:cnfStyle w:val="000000000000" w:firstRow="0" w:lastRow="0" w:firstColumn="0" w:lastColumn="0" w:oddVBand="0" w:evenVBand="0" w:oddHBand="0" w:evenHBand="0" w:firstRowFirstColumn="0" w:firstRowLastColumn="0" w:lastRowFirstColumn="0" w:lastRowLastColumn="0"/>
             <w:tcW w:w="3261" w:type="dxa"/>
-            <w:tcMar/>
           </w:tcPr>
           <w:p>
             <w:pPr>
@@ -14509,9 +14305,7 @@
         </w:tc>
         <w:tc>
           <w:tcPr>
-            <w:cnfStyle w:val="000000000000" w:firstRow="0" w:lastRow="0" w:firstColumn="0" w:lastColumn="0" w:oddVBand="0" w:evenVBand="0" w:oddHBand="0" w:evenHBand="0" w:firstRowFirstColumn="0" w:firstRowLastColumn="0" w:lastRowFirstColumn="0" w:lastRowLastColumn="0"/>
             <w:tcW w:w="3969" w:type="dxa"/>
-            <w:tcMar/>
           </w:tcPr>
           <w:p>
             <w:pPr>
@@ -14535,9 +14329,7 @@
         </w:trPr>
         <w:tc>
           <w:tcPr>
-            <w:cnfStyle w:val="000000000000" w:firstRow="0" w:lastRow="0" w:firstColumn="0" w:lastColumn="0" w:oddVBand="0" w:evenVBand="0" w:oddHBand="0" w:evenHBand="0" w:firstRowFirstColumn="0" w:firstRowLastColumn="0" w:lastRowFirstColumn="0" w:lastRowLastColumn="0"/>
             <w:tcW w:w="2830" w:type="dxa"/>
-            <w:tcMar/>
           </w:tcPr>
           <w:p>
             <w:pPr>
@@ -14550,9 +14342,7 @@
         </w:tc>
         <w:tc>
           <w:tcPr>
-            <w:cnfStyle w:val="000000000000" w:firstRow="0" w:lastRow="0" w:firstColumn="0" w:lastColumn="0" w:oddVBand="0" w:evenVBand="0" w:oddHBand="0" w:evenHBand="0" w:firstRowFirstColumn="0" w:firstRowLastColumn="0" w:lastRowFirstColumn="0" w:lastRowLastColumn="0"/>
             <w:tcW w:w="3261" w:type="dxa"/>
-            <w:tcMar/>
           </w:tcPr>
           <w:p>
             <w:pPr>
@@ -14571,9 +14361,7 @@
         </w:tc>
         <w:tc>
           <w:tcPr>
-            <w:cnfStyle w:val="000000000000" w:firstRow="0" w:lastRow="0" w:firstColumn="0" w:lastColumn="0" w:oddVBand="0" w:evenVBand="0" w:oddHBand="0" w:evenHBand="0" w:firstRowFirstColumn="0" w:firstRowLastColumn="0" w:lastRowFirstColumn="0" w:lastRowLastColumn="0"/>
             <w:tcW w:w="3969" w:type="dxa"/>
-            <w:tcMar/>
           </w:tcPr>
           <w:p>
             <w:pPr>
@@ -14594,9 +14382,7 @@
       <w:tr>
         <w:tc>
           <w:tcPr>
-            <w:cnfStyle w:val="000000000000" w:firstRow="0" w:lastRow="0" w:firstColumn="0" w:lastColumn="0" w:oddVBand="0" w:evenVBand="0" w:oddHBand="0" w:evenHBand="0" w:firstRowFirstColumn="0" w:firstRowLastColumn="0" w:lastRowFirstColumn="0" w:lastRowLastColumn="0"/>
             <w:tcW w:w="2830" w:type="dxa"/>
-            <w:tcMar/>
           </w:tcPr>
           <w:p>
             <w:pPr>
@@ -14615,9 +14401,7 @@
         </w:tc>
         <w:tc>
           <w:tcPr>
-            <w:cnfStyle w:val="000000000000" w:firstRow="0" w:lastRow="0" w:firstColumn="0" w:lastColumn="0" w:oddVBand="0" w:evenVBand="0" w:oddHBand="0" w:evenHBand="0" w:firstRowFirstColumn="0" w:firstRowLastColumn="0" w:lastRowFirstColumn="0" w:lastRowLastColumn="0"/>
             <w:tcW w:w="3261" w:type="dxa"/>
-            <w:tcMar/>
           </w:tcPr>
           <w:p>
             <w:pPr>
@@ -14636,9 +14420,7 @@
         </w:tc>
         <w:tc>
           <w:tcPr>
-            <w:cnfStyle w:val="000000000000" w:firstRow="0" w:lastRow="0" w:firstColumn="0" w:lastColumn="0" w:oddVBand="0" w:evenVBand="0" w:oddHBand="0" w:evenHBand="0" w:firstRowFirstColumn="0" w:firstRowLastColumn="0" w:lastRowFirstColumn="0" w:lastRowLastColumn="0"/>
             <w:tcW w:w="3969" w:type="dxa"/>
-            <w:tcMar/>
           </w:tcPr>
           <w:p>
             <w:pPr>
@@ -14662,9 +14444,7 @@
         </w:trPr>
         <w:tc>
           <w:tcPr>
-            <w:cnfStyle w:val="000000000000" w:firstRow="0" w:lastRow="0" w:firstColumn="0" w:lastColumn="0" w:oddVBand="0" w:evenVBand="0" w:oddHBand="0" w:evenHBand="0" w:firstRowFirstColumn="0" w:firstRowLastColumn="0" w:lastRowFirstColumn="0" w:lastRowLastColumn="0"/>
             <w:tcW w:w="2830" w:type="dxa"/>
-            <w:tcMar/>
           </w:tcPr>
           <w:p>
             <w:pPr>
@@ -14683,9 +14463,7 @@
         </w:tc>
         <w:tc>
           <w:tcPr>
-            <w:cnfStyle w:val="000000000000" w:firstRow="0" w:lastRow="0" w:firstColumn="0" w:lastColumn="0" w:oddVBand="0" w:evenVBand="0" w:oddHBand="0" w:evenHBand="0" w:firstRowFirstColumn="0" w:firstRowLastColumn="0" w:lastRowFirstColumn="0" w:lastRowLastColumn="0"/>
             <w:tcW w:w="3261" w:type="dxa"/>
-            <w:tcMar/>
           </w:tcPr>
           <w:p>
             <w:pPr>
@@ -14704,9 +14482,7 @@
         </w:tc>
         <w:tc>
           <w:tcPr>
-            <w:cnfStyle w:val="000000000000" w:firstRow="0" w:lastRow="0" w:firstColumn="0" w:lastColumn="0" w:oddVBand="0" w:evenVBand="0" w:oddHBand="0" w:evenHBand="0" w:firstRowFirstColumn="0" w:firstRowLastColumn="0" w:lastRowFirstColumn="0" w:lastRowLastColumn="0"/>
             <w:tcW w:w="3969" w:type="dxa"/>
-            <w:tcMar/>
           </w:tcPr>
           <w:p>
             <w:pPr>
@@ -14727,9 +14503,7 @@
       <w:tr>
         <w:tc>
           <w:tcPr>
-            <w:cnfStyle w:val="000000000000" w:firstRow="0" w:lastRow="0" w:firstColumn="0" w:lastColumn="0" w:oddVBand="0" w:evenVBand="0" w:oddHBand="0" w:evenHBand="0" w:firstRowFirstColumn="0" w:firstRowLastColumn="0" w:lastRowFirstColumn="0" w:lastRowLastColumn="0"/>
             <w:tcW w:w="2830" w:type="dxa"/>
-            <w:tcMar/>
           </w:tcPr>
           <w:p>
             <w:pPr>
@@ -14738,35 +14512,17 @@
                 <w:lang w:val="es-CO"/>
               </w:rPr>
             </w:pPr>
-            <w:proofErr w:type="spellStart"/>
             <w:r>
               <w:rPr>
                 <w:lang w:val="es-CO"/>
               </w:rPr>
-              <w:t>Maria</w:t>
-            </w:r>
-            <w:proofErr w:type="spellEnd"/>
-            <w:r>
-              <w:rPr>
-                <w:lang w:val="es-CO"/>
-              </w:rPr>
-              <w:t xml:space="preserve"> Carolina Tamayo </w:t>
-            </w:r>
-            <w:proofErr w:type="spellStart"/>
-            <w:r>
-              <w:rPr>
-                <w:lang w:val="es-CO"/>
-              </w:rPr>
-              <w:t>Lopez</w:t>
-            </w:r>
-            <w:proofErr w:type="spellEnd"/>
+              <w:t>Maria Carolina Tamayo Lopez</w:t>
+            </w:r>
           </w:p>
         </w:tc>
         <w:tc>
           <w:tcPr>
-            <w:cnfStyle w:val="000000000000" w:firstRow="0" w:lastRow="0" w:firstColumn="0" w:lastColumn="0" w:oddVBand="0" w:evenVBand="0" w:oddHBand="0" w:evenHBand="0" w:firstRowFirstColumn="0" w:firstRowLastColumn="0" w:lastRowFirstColumn="0" w:lastRowLastColumn="0"/>
             <w:tcW w:w="3261" w:type="dxa"/>
-            <w:tcMar/>
           </w:tcPr>
           <w:p>
             <w:pPr>
@@ -14785,9 +14541,7 @@
         </w:tc>
         <w:tc>
           <w:tcPr>
-            <w:cnfStyle w:val="000000000000" w:firstRow="0" w:lastRow="0" w:firstColumn="0" w:lastColumn="0" w:oddVBand="0" w:evenVBand="0" w:oddHBand="0" w:evenHBand="0" w:firstRowFirstColumn="0" w:firstRowLastColumn="0" w:lastRowFirstColumn="0" w:lastRowLastColumn="0"/>
             <w:tcW w:w="3969" w:type="dxa"/>
-            <w:tcMar/>
           </w:tcPr>
           <w:p>
             <w:pPr>
@@ -14811,9 +14565,7 @@
         </w:trPr>
         <w:tc>
           <w:tcPr>
-            <w:cnfStyle w:val="000000000000" w:firstRow="0" w:lastRow="0" w:firstColumn="0" w:lastColumn="0" w:oddVBand="0" w:evenVBand="0" w:oddHBand="0" w:evenHBand="0" w:firstRowFirstColumn="0" w:firstRowLastColumn="0" w:lastRowFirstColumn="0" w:lastRowLastColumn="0"/>
             <w:tcW w:w="2830" w:type="dxa"/>
-            <w:tcMar/>
           </w:tcPr>
           <w:p>
             <w:pPr>
@@ -14826,16 +14578,13 @@
               <w:rPr>
                 <w:lang w:val="es-CO"/>
               </w:rPr>
-              <w:lastRenderedPageBreak/>
               <w:t>German Acosta Ramos</w:t>
             </w:r>
           </w:p>
         </w:tc>
         <w:tc>
           <w:tcPr>
-            <w:cnfStyle w:val="000000000000" w:firstRow="0" w:lastRow="0" w:firstColumn="0" w:lastColumn="0" w:oddVBand="0" w:evenVBand="0" w:oddHBand="0" w:evenHBand="0" w:firstRowFirstColumn="0" w:firstRowLastColumn="0" w:lastRowFirstColumn="0" w:lastRowLastColumn="0"/>
             <w:tcW w:w="3261" w:type="dxa"/>
-            <w:tcMar/>
           </w:tcPr>
           <w:p>
             <w:pPr>
@@ -14854,9 +14603,7 @@
         </w:tc>
         <w:tc>
           <w:tcPr>
-            <w:cnfStyle w:val="000000000000" w:firstRow="0" w:lastRow="0" w:firstColumn="0" w:lastColumn="0" w:oddVBand="0" w:evenVBand="0" w:oddHBand="0" w:evenHBand="0" w:firstRowFirstColumn="0" w:firstRowLastColumn="0" w:lastRowFirstColumn="0" w:lastRowLastColumn="0"/>
             <w:tcW w:w="3969" w:type="dxa"/>
-            <w:tcMar/>
           </w:tcPr>
           <w:p>
             <w:pPr>
@@ -14877,9 +14624,7 @@
       <w:tr>
         <w:tc>
           <w:tcPr>
-            <w:cnfStyle w:val="000000000000" w:firstRow="0" w:lastRow="0" w:firstColumn="0" w:lastColumn="0" w:oddVBand="0" w:evenVBand="0" w:oddHBand="0" w:evenHBand="0" w:firstRowFirstColumn="0" w:firstRowLastColumn="0" w:lastRowFirstColumn="0" w:lastRowLastColumn="0"/>
             <w:tcW w:w="2830" w:type="dxa"/>
-            <w:tcMar/>
           </w:tcPr>
           <w:p>
             <w:pPr>
@@ -14892,15 +14637,13 @@
               <w:rPr>
                 <w:lang w:val="es-CO"/>
               </w:rPr>
-              <w:t>Aixa Natalia Sendoya Fernández</w:t>
+              <w:t>Fabio Armando Ortiz Reyes</w:t>
             </w:r>
           </w:p>
         </w:tc>
         <w:tc>
           <w:tcPr>
-            <w:cnfStyle w:val="000000000000" w:firstRow="0" w:lastRow="0" w:firstColumn="0" w:lastColumn="0" w:oddVBand="0" w:evenVBand="0" w:oddHBand="0" w:evenHBand="0" w:firstRowFirstColumn="0" w:firstRowLastColumn="0" w:lastRowFirstColumn="0" w:lastRowLastColumn="0"/>
             <w:tcW w:w="3261" w:type="dxa"/>
-            <w:tcMar/>
           </w:tcPr>
           <w:p>
             <w:pPr>
@@ -14913,21 +14656,13 @@
               <w:rPr>
                 <w:lang w:val="es-CO"/>
               </w:rPr>
-              <w:t>V</w:t>
-            </w:r>
-            <w:r>
-              <w:rPr>
-                <w:lang w:val="es-CO"/>
-              </w:rPr>
-              <w:t>alidador de recursos educativos digitales</w:t>
+              <w:t>Locución</w:t>
             </w:r>
           </w:p>
         </w:tc>
         <w:tc>
           <w:tcPr>
-            <w:cnfStyle w:val="000000000000" w:firstRow="0" w:lastRow="0" w:firstColumn="0" w:lastColumn="0" w:oddVBand="0" w:evenVBand="0" w:oddHBand="0" w:evenHBand="0" w:firstRowFirstColumn="0" w:firstRowLastColumn="0" w:lastRowFirstColumn="0" w:lastRowLastColumn="0"/>
             <w:tcW w:w="3969" w:type="dxa"/>
-            <w:tcMar/>
           </w:tcPr>
           <w:p>
             <w:pPr>
@@ -14940,19 +14675,7 @@
               <w:rPr>
                 <w:lang w:val="es-CO"/>
               </w:rPr>
-              <w:t>Centro Agroempresarial y Desarrollo Pecuario</w:t>
-            </w:r>
-            <w:r>
-              <w:rPr>
-                <w:lang w:val="es-CO"/>
-              </w:rPr>
-              <w:t xml:space="preserve"> - </w:t>
-            </w:r>
-            <w:r>
-              <w:rPr>
-                <w:lang w:val="es-CO"/>
-              </w:rPr>
-              <w:t>Regional Huila</w:t>
+              <w:t>Centro Agroempresarial y Desarrollo Pecuario - Regional Huila</w:t>
             </w:r>
           </w:p>
         </w:tc>
@@ -14963,9 +14686,7 @@
         </w:trPr>
         <w:tc>
           <w:tcPr>
-            <w:cnfStyle w:val="000000000000" w:firstRow="0" w:lastRow="0" w:firstColumn="0" w:lastColumn="0" w:oddVBand="0" w:evenVBand="0" w:oddHBand="0" w:evenHBand="0" w:firstRowFirstColumn="0" w:firstRowLastColumn="0" w:lastRowFirstColumn="0" w:lastRowLastColumn="0"/>
             <w:tcW w:w="2830" w:type="dxa"/>
-            <w:tcMar/>
           </w:tcPr>
           <w:p>
             <w:pPr>
@@ -14978,15 +14699,13 @@
               <w:rPr>
                 <w:lang w:val="es-CO"/>
               </w:rPr>
-              <w:t>Ricardo Oliveros Zambrano</w:t>
+              <w:t>Aixa Natalia Sendoya Fernández</w:t>
             </w:r>
           </w:p>
         </w:tc>
         <w:tc>
           <w:tcPr>
-            <w:cnfStyle w:val="000000000000" w:firstRow="0" w:lastRow="0" w:firstColumn="0" w:lastColumn="0" w:oddVBand="0" w:evenVBand="0" w:oddHBand="0" w:evenHBand="0" w:firstRowFirstColumn="0" w:firstRowLastColumn="0" w:lastRowFirstColumn="0" w:lastRowLastColumn="0"/>
             <w:tcW w:w="3261" w:type="dxa"/>
-            <w:tcMar/>
           </w:tcPr>
           <w:p>
             <w:pPr>
@@ -15011,9 +14730,7 @@
         </w:tc>
         <w:tc>
           <w:tcPr>
-            <w:cnfStyle w:val="000000000000" w:firstRow="0" w:lastRow="0" w:firstColumn="0" w:lastColumn="0" w:oddVBand="0" w:evenVBand="0" w:oddHBand="0" w:evenHBand="0" w:firstRowFirstColumn="0" w:firstRowLastColumn="0" w:lastRowFirstColumn="0" w:lastRowLastColumn="0"/>
             <w:tcW w:w="3969" w:type="dxa"/>
-            <w:tcMar/>
           </w:tcPr>
           <w:p>
             <w:pPr>
@@ -15046,9 +14763,7 @@
       <w:tr>
         <w:tc>
           <w:tcPr>
-            <w:cnfStyle w:val="000000000000" w:firstRow="0" w:lastRow="0" w:firstColumn="0" w:lastColumn="0" w:oddVBand="0" w:evenVBand="0" w:oddHBand="0" w:evenHBand="0" w:firstRowFirstColumn="0" w:firstRowLastColumn="0" w:lastRowFirstColumn="0" w:lastRowLastColumn="0"/>
             <w:tcW w:w="2830" w:type="dxa"/>
-            <w:tcMar/>
           </w:tcPr>
           <w:p>
             <w:pPr>
@@ -15057,27 +14772,17 @@
                 <w:lang w:val="es-CO"/>
               </w:rPr>
             </w:pPr>
-            <w:proofErr w:type="spellStart"/>
             <w:r>
               <w:rPr>
                 <w:lang w:val="es-CO"/>
               </w:rPr>
-              <w:t>Anyerson</w:t>
-            </w:r>
-            <w:proofErr w:type="spellEnd"/>
-            <w:r>
-              <w:rPr>
-                <w:lang w:val="es-CO"/>
-              </w:rPr>
-              <w:t xml:space="preserve"> Wilfredo Pizo Ossa</w:t>
+              <w:t>Ricardo Oliveros Zambrano</w:t>
             </w:r>
           </w:p>
         </w:tc>
         <w:tc>
           <w:tcPr>
-            <w:cnfStyle w:val="000000000000" w:firstRow="0" w:lastRow="0" w:firstColumn="0" w:lastColumn="0" w:oddVBand="0" w:evenVBand="0" w:oddHBand="0" w:evenHBand="0" w:firstRowFirstColumn="0" w:firstRowLastColumn="0" w:lastRowFirstColumn="0" w:lastRowLastColumn="0"/>
             <w:tcW w:w="3261" w:type="dxa"/>
-            <w:tcMar/>
           </w:tcPr>
           <w:p>
             <w:pPr>
@@ -15090,21 +14795,19 @@
               <w:rPr>
                 <w:lang w:val="es-CO"/>
               </w:rPr>
-              <w:t>E</w:t>
+              <w:t>V</w:t>
             </w:r>
             <w:r>
               <w:rPr>
                 <w:lang w:val="es-CO"/>
               </w:rPr>
-              <w:t>valuador para contenidos inclusivos y accesibles</w:t>
+              <w:t>alidador de recursos educativos digitales</w:t>
             </w:r>
           </w:p>
         </w:tc>
         <w:tc>
           <w:tcPr>
-            <w:cnfStyle w:val="000000000000" w:firstRow="0" w:lastRow="0" w:firstColumn="0" w:lastColumn="0" w:oddVBand="0" w:evenVBand="0" w:oddHBand="0" w:evenHBand="0" w:firstRowFirstColumn="0" w:firstRowLastColumn="0" w:lastRowFirstColumn="0" w:lastRowLastColumn="0"/>
             <w:tcW w:w="3969" w:type="dxa"/>
-            <w:tcMar/>
           </w:tcPr>
           <w:p>
             <w:pPr>
@@ -15140,9 +14843,7 @@
         </w:trPr>
         <w:tc>
           <w:tcPr>
-            <w:cnfStyle w:val="000000000000" w:firstRow="0" w:lastRow="0" w:firstColumn="0" w:lastColumn="0" w:oddVBand="0" w:evenVBand="0" w:oddHBand="0" w:evenHBand="0" w:firstRowFirstColumn="0" w:firstRowLastColumn="0" w:lastRowFirstColumn="0" w:lastRowLastColumn="0"/>
             <w:tcW w:w="2830" w:type="dxa"/>
-            <w:tcMar/>
           </w:tcPr>
           <w:p>
             <w:pPr>
@@ -15155,15 +14856,13 @@
               <w:rPr>
                 <w:lang w:val="es-CO"/>
               </w:rPr>
-              <w:t>Daniel Ricardo Mutis Gómez</w:t>
+              <w:t>Anyerson Wilfredo Pizo Ossa</w:t>
             </w:r>
           </w:p>
         </w:tc>
         <w:tc>
           <w:tcPr>
-            <w:cnfStyle w:val="000000000000" w:firstRow="0" w:lastRow="0" w:firstColumn="0" w:lastColumn="0" w:oddVBand="0" w:evenVBand="0" w:oddHBand="0" w:evenHBand="0" w:firstRowFirstColumn="0" w:firstRowLastColumn="0" w:lastRowFirstColumn="0" w:lastRowLastColumn="0"/>
             <w:tcW w:w="3261" w:type="dxa"/>
-            <w:tcMar/>
           </w:tcPr>
           <w:p>
             <w:pPr>
@@ -15188,9 +14887,7 @@
         </w:tc>
         <w:tc>
           <w:tcPr>
-            <w:cnfStyle w:val="000000000000" w:firstRow="0" w:lastRow="0" w:firstColumn="0" w:lastColumn="0" w:oddVBand="0" w:evenVBand="0" w:oddHBand="0" w:evenHBand="0" w:firstRowFirstColumn="0" w:firstRowLastColumn="0" w:lastRowFirstColumn="0" w:lastRowLastColumn="0"/>
             <w:tcW w:w="3969" w:type="dxa"/>
-            <w:tcMar/>
           </w:tcPr>
           <w:p>
             <w:pPr>
@@ -15220,6 +14917,83 @@
           </w:p>
         </w:tc>
       </w:tr>
+      <w:tr>
+        <w:tc>
+          <w:tcPr>
+            <w:tcW w:w="2830" w:type="dxa"/>
+          </w:tcPr>
+          <w:p>
+            <w:pPr>
+              <w:pStyle w:val="TextoTablas"/>
+              <w:rPr>
+                <w:lang w:val="es-CO"/>
+              </w:rPr>
+            </w:pPr>
+            <w:r>
+              <w:rPr>
+                <w:lang w:val="es-CO"/>
+              </w:rPr>
+              <w:t>Daniel Ricardo Mutis Gómez</w:t>
+            </w:r>
+          </w:p>
+        </w:tc>
+        <w:tc>
+          <w:tcPr>
+            <w:tcW w:w="3261" w:type="dxa"/>
+          </w:tcPr>
+          <w:p>
+            <w:pPr>
+              <w:pStyle w:val="TextoTablas"/>
+              <w:rPr>
+                <w:lang w:val="es-CO"/>
+              </w:rPr>
+            </w:pPr>
+            <w:r>
+              <w:rPr>
+                <w:lang w:val="es-CO"/>
+              </w:rPr>
+              <w:t>E</w:t>
+            </w:r>
+            <w:r>
+              <w:rPr>
+                <w:lang w:val="es-CO"/>
+              </w:rPr>
+              <w:t>valuador para contenidos inclusivos y accesibles</w:t>
+            </w:r>
+          </w:p>
+        </w:tc>
+        <w:tc>
+          <w:tcPr>
+            <w:tcW w:w="3969" w:type="dxa"/>
+          </w:tcPr>
+          <w:p>
+            <w:pPr>
+              <w:pStyle w:val="TextoTablas"/>
+              <w:rPr>
+                <w:lang w:val="es-CO"/>
+              </w:rPr>
+            </w:pPr>
+            <w:r>
+              <w:rPr>
+                <w:lang w:val="es-CO"/>
+              </w:rPr>
+              <w:t>Centro Agroempresarial y Desarrollo Pecuario</w:t>
+            </w:r>
+            <w:r>
+              <w:rPr>
+                <w:lang w:val="es-CO"/>
+              </w:rPr>
+              <w:t xml:space="preserve"> - </w:t>
+            </w:r>
+            <w:r>
+              <w:rPr>
+                <w:lang w:val="es-CO"/>
+              </w:rPr>
+              <w:t>Regional Huila</w:t>
+            </w:r>
+          </w:p>
+        </w:tc>
+      </w:tr>
     </w:tbl>
     <w:p>
       <w:pPr>
@@ -15229,9 +15003,9 @@
       </w:pPr>
     </w:p>
     <w:sectPr>
-      <w:headerReference w:type="default" r:id="rId23"/>
-      <w:footerReference w:type="default" r:id="rId24"/>
-      <w:pgSz w:w="12240" w:h="15840" w:orient="portrait"/>
+      <w:headerReference w:type="default" r:id="rId24"/>
+      <w:footerReference w:type="default" r:id="rId25"/>
+      <w:pgSz w:w="12240" w:h="15840"/>
       <w:pgMar w:top="1701" w:right="1134" w:bottom="1134" w:left="1134" w:header="709" w:footer="737" w:gutter="0"/>
       <w:pgNumType w:start="1"/>
       <w:cols w:space="708"/>
@@ -15243,7 +15017,7 @@
 </file>
 
 <file path=word/endnotes.xml><?xml version="1.0" encoding="utf-8"?>
-<w:endnotes xmlns:wpc="http://schemas.microsoft.com/office/word/2010/wordprocessingCanvas" xmlns:cx="http://schemas.microsoft.com/office/drawing/2014/chartex" xmlns:cx1="http://schemas.microsoft.com/office/drawing/2015/9/8/chartex" xmlns:cx2="http://schemas.microsoft.com/office/drawing/2015/10/21/chartex" xmlns:cx3="http://schemas.microsoft.com/office/drawing/2016/5/9/chartex" xmlns:cx4="http://schemas.microsoft.com/office/drawing/2016/5/10/chartex" xmlns:cx5="http://schemas.microsoft.com/office/drawing/2016/5/11/chartex" xmlns:cx6="http://schemas.microsoft.com/office/drawing/2016/5/12/chartex" xmlns:cx7="http://schemas.microsoft.com/office/drawing/2016/5/13/chartex" xmlns:cx8="http://schemas.microsoft.com/office/drawing/2016/5/14/chartex" xmlns:mc="http://schemas.openxmlformats.org/markup-compatibility/2006" xmlns:aink="http://schemas.microsoft.com/office/drawing/2016/ink" xmlns:am3d="http://schemas.microsoft.com/office/drawing/2017/model3d" xmlns:o="urn:schemas-microsoft-com:office:office" xmlns:oel="http://schemas.microsoft.com/office/2019/extlst" xmlns:r="http://schemas.openxmlformats.org/officeDocument/2006/relationships" xmlns:m="http://schemas.openxmlformats.org/officeDocument/2006/math" xmlns:v="urn:schemas-microsoft-com:vml" xmlns:wp14="http://schemas.microsoft.com/office/word/2010/wordprocessingDrawing" xmlns:wp="http://schemas.openxmlformats.org/drawingml/2006/wordprocessingDrawing" xmlns:w10="urn:schemas-microsoft-com:office:word" xmlns:w="http://schemas.openxmlformats.org/wordprocessingml/2006/main" xmlns:w14="http://schemas.microsoft.com/office/word/2010/wordml" xmlns:w15="http://schemas.microsoft.com/office/word/2012/wordml" xmlns:w16cex="http://schemas.microsoft.com/office/word/2018/wordml/cex" xmlns:w16cid="http://schemas.microsoft.com/office/word/2016/wordml/cid" xmlns:w16="http://schemas.microsoft.com/office/word/2018/wordml" xmlns:w16du="http://schemas.microsoft.com/office/word/2023/wordml/word16du" xmlns:w16sdtdh="http://schemas.microsoft.com/office/word/2020/wordml/sdtdatahash" xmlns:w16sdtfl="http://schemas.microsoft.com/office/word/2024/wordml/sdtformatlock" xmlns:w16se="http://schemas.microsoft.com/office/word/2015/wordml/symex" xmlns:wpg="http://schemas.microsoft.com/office/word/2010/wordprocessingGroup" xmlns:wpi="http://schemas.microsoft.com/office/word/2010/wordprocessingInk" xmlns:wne="http://schemas.microsoft.com/office/word/2006/wordml" xmlns:wps="http://schemas.microsoft.com/office/word/2010/wordprocessingShape" mc:Ignorable="w14 w15 w16se w16cid w16 w16cex w16sdtdh w16sdtfl w16du wp14">
+<w:endnotes xmlns:wpc="http://schemas.microsoft.com/office/word/2010/wordprocessingCanvas" xmlns:cx="http://schemas.microsoft.com/office/drawing/2014/chartex" xmlns:cx1="http://schemas.microsoft.com/office/drawing/2015/9/8/chartex" xmlns:cx2="http://schemas.microsoft.com/office/drawing/2015/10/21/chartex" xmlns:cx3="http://schemas.microsoft.com/office/drawing/2016/5/9/chartex" xmlns:cx4="http://schemas.microsoft.com/office/drawing/2016/5/10/chartex" xmlns:cx5="http://schemas.microsoft.com/office/drawing/2016/5/11/chartex" xmlns:cx6="http://schemas.microsoft.com/office/drawing/2016/5/12/chartex" xmlns:cx7="http://schemas.microsoft.com/office/drawing/2016/5/13/chartex" xmlns:cx8="http://schemas.microsoft.com/office/drawing/2016/5/14/chartex" xmlns:mc="http://schemas.openxmlformats.org/markup-compatibility/2006" xmlns:aink="http://schemas.microsoft.com/office/drawing/2016/ink" xmlns:am3d="http://schemas.microsoft.com/office/drawing/2017/model3d" xmlns:o="urn:schemas-microsoft-com:office:office" xmlns:r="http://schemas.openxmlformats.org/officeDocument/2006/relationships" xmlns:m="http://schemas.openxmlformats.org/officeDocument/2006/math" xmlns:v="urn:schemas-microsoft-com:vml" xmlns:wp14="http://schemas.microsoft.com/office/word/2010/wordprocessingDrawing" xmlns:wp="http://schemas.openxmlformats.org/drawingml/2006/wordprocessingDrawing" xmlns:w10="urn:schemas-microsoft-com:office:word" xmlns:w="http://schemas.openxmlformats.org/wordprocessingml/2006/main" xmlns:w14="http://schemas.microsoft.com/office/word/2010/wordml" xmlns:w15="http://schemas.microsoft.com/office/word/2012/wordml" xmlns:w16cex="http://schemas.microsoft.com/office/word/2018/wordml/cex" xmlns:w16cid="http://schemas.microsoft.com/office/word/2016/wordml/cid" xmlns:w16="http://schemas.microsoft.com/office/word/2018/wordml" xmlns:w16se="http://schemas.microsoft.com/office/word/2015/wordml/symex" xmlns:wpg="http://schemas.microsoft.com/office/word/2010/wordprocessingGroup" xmlns:wpi="http://schemas.microsoft.com/office/word/2010/wordprocessingInk" xmlns:wne="http://schemas.microsoft.com/office/word/2006/wordml" xmlns:wps="http://schemas.microsoft.com/office/word/2010/wordprocessingShape" mc:Ignorable="w14 w15 w16se w16cid w16 w16cex wp14">
   <w:endnote w:type="separator" w:id="-1">
     <w:p>
       <w:pPr>
@@ -15268,7 +15042,7 @@
 </file>
 
 <file path=word/footer1.xml><?xml version="1.0" encoding="utf-8"?>
-<w:ftr xmlns:wpc="http://schemas.microsoft.com/office/word/2010/wordprocessingCanvas" xmlns:cx="http://schemas.microsoft.com/office/drawing/2014/chartex" xmlns:cx1="http://schemas.microsoft.com/office/drawing/2015/9/8/chartex" xmlns:cx2="http://schemas.microsoft.com/office/drawing/2015/10/21/chartex" xmlns:cx3="http://schemas.microsoft.com/office/drawing/2016/5/9/chartex" xmlns:cx4="http://schemas.microsoft.com/office/drawing/2016/5/10/chartex" xmlns:cx5="http://schemas.microsoft.com/office/drawing/2016/5/11/chartex" xmlns:cx6="http://schemas.microsoft.com/office/drawing/2016/5/12/chartex" xmlns:cx7="http://schemas.microsoft.com/office/drawing/2016/5/13/chartex" xmlns:cx8="http://schemas.microsoft.com/office/drawing/2016/5/14/chartex" xmlns:mc="http://schemas.openxmlformats.org/markup-compatibility/2006" xmlns:aink="http://schemas.microsoft.com/office/drawing/2016/ink" xmlns:am3d="http://schemas.microsoft.com/office/drawing/2017/model3d" xmlns:o="urn:schemas-microsoft-com:office:office" xmlns:oel="http://schemas.microsoft.com/office/2019/extlst" xmlns:r="http://schemas.openxmlformats.org/officeDocument/2006/relationships" xmlns:m="http://schemas.openxmlformats.org/officeDocument/2006/math" xmlns:v="urn:schemas-microsoft-com:vml" xmlns:wp14="http://schemas.microsoft.com/office/word/2010/wordprocessingDrawing" xmlns:wp="http://schemas.openxmlformats.org/drawingml/2006/wordprocessingDrawing" xmlns:w10="urn:schemas-microsoft-com:office:word" xmlns:w="http://schemas.openxmlformats.org/wordprocessingml/2006/main" xmlns:w14="http://schemas.microsoft.com/office/word/2010/wordml" xmlns:w15="http://schemas.microsoft.com/office/word/2012/wordml" xmlns:w16cex="http://schemas.microsoft.com/office/word/2018/wordml/cex" xmlns:w16cid="http://schemas.microsoft.com/office/word/2016/wordml/cid" xmlns:w16="http://schemas.microsoft.com/office/word/2018/wordml" xmlns:w16du="http://schemas.microsoft.com/office/word/2023/wordml/word16du" xmlns:w16sdtdh="http://schemas.microsoft.com/office/word/2020/wordml/sdtdatahash" xmlns:w16sdtfl="http://schemas.microsoft.com/office/word/2024/wordml/sdtformatlock" xmlns:w16se="http://schemas.microsoft.com/office/word/2015/wordml/symex" xmlns:wpg="http://schemas.microsoft.com/office/word/2010/wordprocessingGroup" xmlns:wpi="http://schemas.microsoft.com/office/word/2010/wordprocessingInk" xmlns:wne="http://schemas.microsoft.com/office/word/2006/wordml" xmlns:wps="http://schemas.microsoft.com/office/word/2010/wordprocessingShape" mc:Ignorable="w14 w15 w16se w16cid w16 w16cex w16sdtdh w16sdtfl w16du wp14">
+<w:ftr xmlns:wpc="http://schemas.microsoft.com/office/word/2010/wordprocessingCanvas" xmlns:cx="http://schemas.microsoft.com/office/drawing/2014/chartex" xmlns:cx1="http://schemas.microsoft.com/office/drawing/2015/9/8/chartex" xmlns:cx2="http://schemas.microsoft.com/office/drawing/2015/10/21/chartex" xmlns:cx3="http://schemas.microsoft.com/office/drawing/2016/5/9/chartex" xmlns:cx4="http://schemas.microsoft.com/office/drawing/2016/5/10/chartex" xmlns:cx5="http://schemas.microsoft.com/office/drawing/2016/5/11/chartex" xmlns:cx6="http://schemas.microsoft.com/office/drawing/2016/5/12/chartex" xmlns:cx7="http://schemas.microsoft.com/office/drawing/2016/5/13/chartex" xmlns:cx8="http://schemas.microsoft.com/office/drawing/2016/5/14/chartex" xmlns:mc="http://schemas.openxmlformats.org/markup-compatibility/2006" xmlns:aink="http://schemas.microsoft.com/office/drawing/2016/ink" xmlns:am3d="http://schemas.microsoft.com/office/drawing/2017/model3d" xmlns:o="urn:schemas-microsoft-com:office:office" xmlns:r="http://schemas.openxmlformats.org/officeDocument/2006/relationships" xmlns:m="http://schemas.openxmlformats.org/officeDocument/2006/math" xmlns:v="urn:schemas-microsoft-com:vml" xmlns:wp14="http://schemas.microsoft.com/office/word/2010/wordprocessingDrawing" xmlns:wp="http://schemas.openxmlformats.org/drawingml/2006/wordprocessingDrawing" xmlns:w10="urn:schemas-microsoft-com:office:word" xmlns:w="http://schemas.openxmlformats.org/wordprocessingml/2006/main" xmlns:w14="http://schemas.microsoft.com/office/word/2010/wordml" xmlns:w15="http://schemas.microsoft.com/office/word/2012/wordml" xmlns:w16cex="http://schemas.microsoft.com/office/word/2018/wordml/cex" xmlns:w16cid="http://schemas.microsoft.com/office/word/2016/wordml/cid" xmlns:w16="http://schemas.microsoft.com/office/word/2018/wordml" xmlns:w16se="http://schemas.microsoft.com/office/word/2015/wordml/symex" xmlns:wpg="http://schemas.microsoft.com/office/word/2010/wordprocessingGroup" xmlns:wpi="http://schemas.microsoft.com/office/word/2010/wordprocessingInk" xmlns:wne="http://schemas.microsoft.com/office/word/2006/wordml" xmlns:wps="http://schemas.microsoft.com/office/word/2010/wordprocessingShape" mc:Ignorable="w14 w15 w16se w16cid w16 w16cex wp14">
   <w:sdt>
     <w:sdtPr>
       <w:id w:val="-1465197936"/>
@@ -15313,7 +15087,7 @@
 </file>
 
 <file path=word/footnotes.xml><?xml version="1.0" encoding="utf-8"?>
-<w:footnotes xmlns:wpc="http://schemas.microsoft.com/office/word/2010/wordprocessingCanvas" xmlns:cx="http://schemas.microsoft.com/office/drawing/2014/chartex" xmlns:cx1="http://schemas.microsoft.com/office/drawing/2015/9/8/chartex" xmlns:cx2="http://schemas.microsoft.com/office/drawing/2015/10/21/chartex" xmlns:cx3="http://schemas.microsoft.com/office/drawing/2016/5/9/chartex" xmlns:cx4="http://schemas.microsoft.com/office/drawing/2016/5/10/chartex" xmlns:cx5="http://schemas.microsoft.com/office/drawing/2016/5/11/chartex" xmlns:cx6="http://schemas.microsoft.com/office/drawing/2016/5/12/chartex" xmlns:cx7="http://schemas.microsoft.com/office/drawing/2016/5/13/chartex" xmlns:cx8="http://schemas.microsoft.com/office/drawing/2016/5/14/chartex" xmlns:mc="http://schemas.openxmlformats.org/markup-compatibility/2006" xmlns:aink="http://schemas.microsoft.com/office/drawing/2016/ink" xmlns:am3d="http://schemas.microsoft.com/office/drawing/2017/model3d" xmlns:o="urn:schemas-microsoft-com:office:office" xmlns:oel="http://schemas.microsoft.com/office/2019/extlst" xmlns:r="http://schemas.openxmlformats.org/officeDocument/2006/relationships" xmlns:m="http://schemas.openxmlformats.org/officeDocument/2006/math" xmlns:v="urn:schemas-microsoft-com:vml" xmlns:wp14="http://schemas.microsoft.com/office/word/2010/wordprocessingDrawing" xmlns:wp="http://schemas.openxmlformats.org/drawingml/2006/wordprocessingDrawing" xmlns:w10="urn:schemas-microsoft-com:office:word" xmlns:w="http://schemas.openxmlformats.org/wordprocessingml/2006/main" xmlns:w14="http://schemas.microsoft.com/office/word/2010/wordml" xmlns:w15="http://schemas.microsoft.com/office/word/2012/wordml" xmlns:w16cex="http://schemas.microsoft.com/office/word/2018/wordml/cex" xmlns:w16cid="http://schemas.microsoft.com/office/word/2016/wordml/cid" xmlns:w16="http://schemas.microsoft.com/office/word/2018/wordml" xmlns:w16du="http://schemas.microsoft.com/office/word/2023/wordml/word16du" xmlns:w16sdtdh="http://schemas.microsoft.com/office/word/2020/wordml/sdtdatahash" xmlns:w16sdtfl="http://schemas.microsoft.com/office/word/2024/wordml/sdtformatlock" xmlns:w16se="http://schemas.microsoft.com/office/word/2015/wordml/symex" xmlns:wpg="http://schemas.microsoft.com/office/word/2010/wordprocessingGroup" xmlns:wpi="http://schemas.microsoft.com/office/word/2010/wordprocessingInk" xmlns:wne="http://schemas.microsoft.com/office/word/2006/wordml" xmlns:wps="http://schemas.microsoft.com/office/word/2010/wordprocessingShape" mc:Ignorable="w14 w15 w16se w16cid w16 w16cex w16sdtdh w16sdtfl w16du wp14">
+<w:footnotes xmlns:wpc="http://schemas.microsoft.com/office/word/2010/wordprocessingCanvas" xmlns:cx="http://schemas.microsoft.com/office/drawing/2014/chartex" xmlns:cx1="http://schemas.microsoft.com/office/drawing/2015/9/8/chartex" xmlns:cx2="http://schemas.microsoft.com/office/drawing/2015/10/21/chartex" xmlns:cx3="http://schemas.microsoft.com/office/drawing/2016/5/9/chartex" xmlns:cx4="http://schemas.microsoft.com/office/drawing/2016/5/10/chartex" xmlns:cx5="http://schemas.microsoft.com/office/drawing/2016/5/11/chartex" xmlns:cx6="http://schemas.microsoft.com/office/drawing/2016/5/12/chartex" xmlns:cx7="http://schemas.microsoft.com/office/drawing/2016/5/13/chartex" xmlns:cx8="http://schemas.microsoft.com/office/drawing/2016/5/14/chartex" xmlns:mc="http://schemas.openxmlformats.org/markup-compatibility/2006" xmlns:aink="http://schemas.microsoft.com/office/drawing/2016/ink" xmlns:am3d="http://schemas.microsoft.com/office/drawing/2017/model3d" xmlns:o="urn:schemas-microsoft-com:office:office" xmlns:r="http://schemas.openxmlformats.org/officeDocument/2006/relationships" xmlns:m="http://schemas.openxmlformats.org/officeDocument/2006/math" xmlns:v="urn:schemas-microsoft-com:vml" xmlns:wp14="http://schemas.microsoft.com/office/word/2010/wordprocessingDrawing" xmlns:wp="http://schemas.openxmlformats.org/drawingml/2006/wordprocessingDrawing" xmlns:w10="urn:schemas-microsoft-com:office:word" xmlns:w="http://schemas.openxmlformats.org/wordprocessingml/2006/main" xmlns:w14="http://schemas.microsoft.com/office/word/2010/wordml" xmlns:w15="http://schemas.microsoft.com/office/word/2012/wordml" xmlns:w16cex="http://schemas.microsoft.com/office/word/2018/wordml/cex" xmlns:w16cid="http://schemas.microsoft.com/office/word/2016/wordml/cid" xmlns:w16="http://schemas.microsoft.com/office/word/2018/wordml" xmlns:w16se="http://schemas.microsoft.com/office/word/2015/wordml/symex" xmlns:wpg="http://schemas.microsoft.com/office/word/2010/wordprocessingGroup" xmlns:wpi="http://schemas.microsoft.com/office/word/2010/wordprocessingInk" xmlns:wne="http://schemas.microsoft.com/office/word/2006/wordml" xmlns:wps="http://schemas.microsoft.com/office/word/2010/wordprocessingShape" mc:Ignorable="w14 w15 w16se w16cid w16 w16cex wp14">
   <w:footnote w:type="separator" w:id="-1">
     <w:p>
       <w:pPr>
@@ -15338,7 +15112,7 @@
 </file>
 
 <file path=word/header1.xml><?xml version="1.0" encoding="utf-8"?>
-<w:hdr xmlns:wpc="http://schemas.microsoft.com/office/word/2010/wordprocessingCanvas" xmlns:cx="http://schemas.microsoft.com/office/drawing/2014/chartex" xmlns:cx1="http://schemas.microsoft.com/office/drawing/2015/9/8/chartex" xmlns:cx2="http://schemas.microsoft.com/office/drawing/2015/10/21/chartex" xmlns:cx3="http://schemas.microsoft.com/office/drawing/2016/5/9/chartex" xmlns:cx4="http://schemas.microsoft.com/office/drawing/2016/5/10/chartex" xmlns:cx5="http://schemas.microsoft.com/office/drawing/2016/5/11/chartex" xmlns:cx6="http://schemas.microsoft.com/office/drawing/2016/5/12/chartex" xmlns:cx7="http://schemas.microsoft.com/office/drawing/2016/5/13/chartex" xmlns:cx8="http://schemas.microsoft.com/office/drawing/2016/5/14/chartex" xmlns:mc="http://schemas.openxmlformats.org/markup-compatibility/2006" xmlns:aink="http://schemas.microsoft.com/office/drawing/2016/ink" xmlns:am3d="http://schemas.microsoft.com/office/drawing/2017/model3d" xmlns:o="urn:schemas-microsoft-com:office:office" xmlns:oel="http://schemas.microsoft.com/office/2019/extlst" xmlns:r="http://schemas.openxmlformats.org/officeDocument/2006/relationships" xmlns:m="http://schemas.openxmlformats.org/officeDocument/2006/math" xmlns:v="urn:schemas-microsoft-com:vml" xmlns:wp14="http://schemas.microsoft.com/office/word/2010/wordprocessingDrawing" xmlns:wp="http://schemas.openxmlformats.org/drawingml/2006/wordprocessingDrawing" xmlns:w10="urn:schemas-microsoft-com:office:word" xmlns:w="http://schemas.openxmlformats.org/wordprocessingml/2006/main" xmlns:w14="http://schemas.microsoft.com/office/word/2010/wordml" xmlns:w15="http://schemas.microsoft.com/office/word/2012/wordml" xmlns:w16cex="http://schemas.microsoft.com/office/word/2018/wordml/cex" xmlns:w16cid="http://schemas.microsoft.com/office/word/2016/wordml/cid" xmlns:w16="http://schemas.microsoft.com/office/word/2018/wordml" xmlns:w16du="http://schemas.microsoft.com/office/word/2023/wordml/word16du" xmlns:w16sdtdh="http://schemas.microsoft.com/office/word/2020/wordml/sdtdatahash" xmlns:w16sdtfl="http://schemas.microsoft.com/office/word/2024/wordml/sdtformatlock" xmlns:w16se="http://schemas.microsoft.com/office/word/2015/wordml/symex" xmlns:wpg="http://schemas.microsoft.com/office/word/2010/wordprocessingGroup" xmlns:wpi="http://schemas.microsoft.com/office/word/2010/wordprocessingInk" xmlns:wne="http://schemas.microsoft.com/office/word/2006/wordml" xmlns:wps="http://schemas.microsoft.com/office/word/2010/wordprocessingShape" xmlns:a="http://schemas.openxmlformats.org/drawingml/2006/main" xmlns:adec="http://schemas.microsoft.com/office/drawing/2017/decorative" xmlns:pic="http://schemas.openxmlformats.org/drawingml/2006/picture" xmlns:a14="http://schemas.microsoft.com/office/drawing/2010/main" xmlns:asvg="http://schemas.microsoft.com/office/drawing/2016/SVG/main" mc:Ignorable="w14 w15 w16se w16cid w16 w16cex w16sdtdh w16sdtfl w16du wp14">
+<w:hdr xmlns:wpc="http://schemas.microsoft.com/office/word/2010/wordprocessingCanvas" xmlns:cx="http://schemas.microsoft.com/office/drawing/2014/chartex" xmlns:cx1="http://schemas.microsoft.com/office/drawing/2015/9/8/chartex" xmlns:cx2="http://schemas.microsoft.com/office/drawing/2015/10/21/chartex" xmlns:cx3="http://schemas.microsoft.com/office/drawing/2016/5/9/chartex" xmlns:cx4="http://schemas.microsoft.com/office/drawing/2016/5/10/chartex" xmlns:cx5="http://schemas.microsoft.com/office/drawing/2016/5/11/chartex" xmlns:cx6="http://schemas.microsoft.com/office/drawing/2016/5/12/chartex" xmlns:cx7="http://schemas.microsoft.com/office/drawing/2016/5/13/chartex" xmlns:cx8="http://schemas.microsoft.com/office/drawing/2016/5/14/chartex" xmlns:mc="http://schemas.openxmlformats.org/markup-compatibility/2006" xmlns:aink="http://schemas.microsoft.com/office/drawing/2016/ink" xmlns:am3d="http://schemas.microsoft.com/office/drawing/2017/model3d" xmlns:o="urn:schemas-microsoft-com:office:office" xmlns:r="http://schemas.openxmlformats.org/officeDocument/2006/relationships" xmlns:m="http://schemas.openxmlformats.org/officeDocument/2006/math" xmlns:v="urn:schemas-microsoft-com:vml" xmlns:wp14="http://schemas.microsoft.com/office/word/2010/wordprocessingDrawing" xmlns:wp="http://schemas.openxmlformats.org/drawingml/2006/wordprocessingDrawing" xmlns:w10="urn:schemas-microsoft-com:office:word" xmlns:w="http://schemas.openxmlformats.org/wordprocessingml/2006/main" xmlns:w14="http://schemas.microsoft.com/office/word/2010/wordml" xmlns:w15="http://schemas.microsoft.com/office/word/2012/wordml" xmlns:w16cex="http://schemas.microsoft.com/office/word/2018/wordml/cex" xmlns:w16cid="http://schemas.microsoft.com/office/word/2016/wordml/cid" xmlns:w16="http://schemas.microsoft.com/office/word/2018/wordml" xmlns:w16se="http://schemas.microsoft.com/office/word/2015/wordml/symex" xmlns:wpg="http://schemas.microsoft.com/office/word/2010/wordprocessingGroup" xmlns:wpi="http://schemas.microsoft.com/office/word/2010/wordprocessingInk" xmlns:wne="http://schemas.microsoft.com/office/word/2006/wordml" xmlns:wps="http://schemas.microsoft.com/office/word/2010/wordprocessingShape" mc:Ignorable="w14 w15 w16se w16cid w16 w16cex wp14">
   <w:p>
     <w:pPr>
       <w:pStyle w:val="Encabezado"/>
@@ -15424,7 +15198,7 @@
 </file>
 
 <file path=word/numbering.xml><?xml version="1.0" encoding="utf-8"?>
-<w:numbering xmlns:wpc="http://schemas.microsoft.com/office/word/2010/wordprocessingCanvas" xmlns:cx="http://schemas.microsoft.com/office/drawing/2014/chartex" xmlns:cx1="http://schemas.microsoft.com/office/drawing/2015/9/8/chartex" xmlns:cx2="http://schemas.microsoft.com/office/drawing/2015/10/21/chartex" xmlns:cx3="http://schemas.microsoft.com/office/drawing/2016/5/9/chartex" xmlns:cx4="http://schemas.microsoft.com/office/drawing/2016/5/10/chartex" xmlns:cx5="http://schemas.microsoft.com/office/drawing/2016/5/11/chartex" xmlns:cx6="http://schemas.microsoft.com/office/drawing/2016/5/12/chartex" xmlns:cx7="http://schemas.microsoft.com/office/drawing/2016/5/13/chartex" xmlns:cx8="http://schemas.microsoft.com/office/drawing/2016/5/14/chartex" xmlns:mc="http://schemas.openxmlformats.org/markup-compatibility/2006" xmlns:aink="http://schemas.microsoft.com/office/drawing/2016/ink" xmlns:am3d="http://schemas.microsoft.com/office/drawing/2017/model3d" xmlns:o="urn:schemas-microsoft-com:office:office" xmlns:oel="http://schemas.microsoft.com/office/2019/extlst" xmlns:r="http://schemas.openxmlformats.org/officeDocument/2006/relationships" xmlns:m="http://schemas.openxmlformats.org/officeDocument/2006/math" xmlns:v="urn:schemas-microsoft-com:vml" xmlns:wp14="http://schemas.microsoft.com/office/word/2010/wordprocessingDrawing" xmlns:wp="http://schemas.openxmlformats.org/drawingml/2006/wordprocessingDrawing" xmlns:w10="urn:schemas-microsoft-com:office:word" xmlns:w="http://schemas.openxmlformats.org/wordprocessingml/2006/main" xmlns:w14="http://schemas.microsoft.com/office/word/2010/wordml" xmlns:w15="http://schemas.microsoft.com/office/word/2012/wordml" xmlns:w16cex="http://schemas.microsoft.com/office/word/2018/wordml/cex" xmlns:w16cid="http://schemas.microsoft.com/office/word/2016/wordml/cid" xmlns:w16="http://schemas.microsoft.com/office/word/2018/wordml" xmlns:w16du="http://schemas.microsoft.com/office/word/2023/wordml/word16du" xmlns:w16sdtdh="http://schemas.microsoft.com/office/word/2020/wordml/sdtdatahash" xmlns:w16sdtfl="http://schemas.microsoft.com/office/word/2024/wordml/sdtformatlock" xmlns:w16se="http://schemas.microsoft.com/office/word/2015/wordml/symex" xmlns:wpg="http://schemas.microsoft.com/office/word/2010/wordprocessingGroup" xmlns:wpi="http://schemas.microsoft.com/office/word/2010/wordprocessingInk" xmlns:wne="http://schemas.microsoft.com/office/word/2006/wordml" xmlns:wps="http://schemas.microsoft.com/office/word/2010/wordprocessingShape" mc:Ignorable="w14 w15 w16se w16cid w16 w16cex w16sdtdh w16sdtfl w16du wp14">
+<w:numbering xmlns:wpc="http://schemas.microsoft.com/office/word/2010/wordprocessingCanvas" xmlns:cx="http://schemas.microsoft.com/office/drawing/2014/chartex" xmlns:cx1="http://schemas.microsoft.com/office/drawing/2015/9/8/chartex" xmlns:cx2="http://schemas.microsoft.com/office/drawing/2015/10/21/chartex" xmlns:cx3="http://schemas.microsoft.com/office/drawing/2016/5/9/chartex" xmlns:cx4="http://schemas.microsoft.com/office/drawing/2016/5/10/chartex" xmlns:cx5="http://schemas.microsoft.com/office/drawing/2016/5/11/chartex" xmlns:cx6="http://schemas.microsoft.com/office/drawing/2016/5/12/chartex" xmlns:cx7="http://schemas.microsoft.com/office/drawing/2016/5/13/chartex" xmlns:cx8="http://schemas.microsoft.com/office/drawing/2016/5/14/chartex" xmlns:mc="http://schemas.openxmlformats.org/markup-compatibility/2006" xmlns:aink="http://schemas.microsoft.com/office/drawing/2016/ink" xmlns:am3d="http://schemas.microsoft.com/office/drawing/2017/model3d" xmlns:o="urn:schemas-microsoft-com:office:office" xmlns:r="http://schemas.openxmlformats.org/officeDocument/2006/relationships" xmlns:m="http://schemas.openxmlformats.org/officeDocument/2006/math" xmlns:v="urn:schemas-microsoft-com:vml" xmlns:wp14="http://schemas.microsoft.com/office/word/2010/wordprocessingDrawing" xmlns:wp="http://schemas.openxmlformats.org/drawingml/2006/wordprocessingDrawing" xmlns:w10="urn:schemas-microsoft-com:office:word" xmlns:w="http://schemas.openxmlformats.org/wordprocessingml/2006/main" xmlns:w14="http://schemas.microsoft.com/office/word/2010/wordml" xmlns:w15="http://schemas.microsoft.com/office/word/2012/wordml" xmlns:w16cex="http://schemas.microsoft.com/office/word/2018/wordml/cex" xmlns:w16cid="http://schemas.microsoft.com/office/word/2016/wordml/cid" xmlns:w16="http://schemas.microsoft.com/office/word/2018/wordml" xmlns:w16se="http://schemas.microsoft.com/office/word/2015/wordml/symex" xmlns:wpg="http://schemas.microsoft.com/office/word/2010/wordprocessingGroup" xmlns:wpi="http://schemas.microsoft.com/office/word/2010/wordprocessingInk" xmlns:wne="http://schemas.microsoft.com/office/word/2006/wordml" xmlns:wps="http://schemas.microsoft.com/office/word/2010/wordprocessingShape" mc:Ignorable="w14 w15 w16se w16cid w16 w16cex wp14">
   <w:abstractNum w:abstractNumId="0" w15:restartNumberingAfterBreak="0">
     <w:nsid w:val="FFFFFF89"/>
     <w:multiLevelType w:val="singleLevel"/>
@@ -15442,7 +15216,7 @@
         <w:ind w:left="360" w:hanging="360"/>
       </w:pPr>
       <w:rPr>
-        <w:rFonts w:hint="default" w:ascii="Symbol" w:hAnsi="Symbol"/>
+        <w:rFonts w:ascii="Symbol" w:hAnsi="Symbol" w:hint="default"/>
       </w:rPr>
     </w:lvl>
   </w:abstractNum>
@@ -15459,7 +15233,7 @@
         <w:ind w:left="1429" w:hanging="360"/>
       </w:pPr>
       <w:rPr>
-        <w:rFonts w:hint="default" w:ascii="Symbol" w:hAnsi="Symbol"/>
+        <w:rFonts w:ascii="Symbol" w:hAnsi="Symbol" w:hint="default"/>
       </w:rPr>
     </w:lvl>
     <w:lvl w:ilvl="1" w:tplc="240A0003" w:tentative="1">
@@ -15471,7 +15245,7 @@
         <w:ind w:left="2149" w:hanging="360"/>
       </w:pPr>
       <w:rPr>
-        <w:rFonts w:hint="default" w:ascii="Courier New" w:hAnsi="Courier New" w:cs="Courier New"/>
+        <w:rFonts w:ascii="Courier New" w:hAnsi="Courier New" w:cs="Courier New" w:hint="default"/>
       </w:rPr>
     </w:lvl>
     <w:lvl w:ilvl="2" w:tplc="240A0005" w:tentative="1">
@@ -15483,7 +15257,7 @@
         <w:ind w:left="2869" w:hanging="360"/>
       </w:pPr>
       <w:rPr>
-        <w:rFonts w:hint="default" w:ascii="Wingdings" w:hAnsi="Wingdings"/>
+        <w:rFonts w:ascii="Wingdings" w:hAnsi="Wingdings" w:hint="default"/>
       </w:rPr>
     </w:lvl>
     <w:lvl w:ilvl="3" w:tplc="240A0001" w:tentative="1">
@@ -15495,7 +15269,7 @@
         <w:ind w:left="3589" w:hanging="360"/>
       </w:pPr>
       <w:rPr>
-        <w:rFonts w:hint="default" w:ascii="Symbol" w:hAnsi="Symbol"/>
+        <w:rFonts w:ascii="Symbol" w:hAnsi="Symbol" w:hint="default"/>
       </w:rPr>
     </w:lvl>
     <w:lvl w:ilvl="4" w:tplc="240A0003" w:tentative="1">
@@ -15507,7 +15281,7 @@
         <w:ind w:left="4309" w:hanging="360"/>
       </w:pPr>
       <w:rPr>
-        <w:rFonts w:hint="default" w:ascii="Courier New" w:hAnsi="Courier New" w:cs="Courier New"/>
+        <w:rFonts w:ascii="Courier New" w:hAnsi="Courier New" w:cs="Courier New" w:hint="default"/>
       </w:rPr>
     </w:lvl>
     <w:lvl w:ilvl="5" w:tplc="240A0005" w:tentative="1">
@@ -15519,7 +15293,7 @@
         <w:ind w:left="5029" w:hanging="360"/>
       </w:pPr>
       <w:rPr>
-        <w:rFonts w:hint="default" w:ascii="Wingdings" w:hAnsi="Wingdings"/>
+        <w:rFonts w:ascii="Wingdings" w:hAnsi="Wingdings" w:hint="default"/>
       </w:rPr>
     </w:lvl>
     <w:lvl w:ilvl="6" w:tplc="240A0001" w:tentative="1">
@@ -15531,7 +15305,7 @@
         <w:ind w:left="5749" w:hanging="360"/>
       </w:pPr>
       <w:rPr>
-        <w:rFonts w:hint="default" w:ascii="Symbol" w:hAnsi="Symbol"/>
+        <w:rFonts w:ascii="Symbol" w:hAnsi="Symbol" w:hint="default"/>
       </w:rPr>
     </w:lvl>
     <w:lvl w:ilvl="7" w:tplc="240A0003" w:tentative="1">
@@ -15543,7 +15317,7 @@
         <w:ind w:left="6469" w:hanging="360"/>
       </w:pPr>
       <w:rPr>
-        <w:rFonts w:hint="default" w:ascii="Courier New" w:hAnsi="Courier New" w:cs="Courier New"/>
+        <w:rFonts w:ascii="Courier New" w:hAnsi="Courier New" w:cs="Courier New" w:hint="default"/>
       </w:rPr>
     </w:lvl>
     <w:lvl w:ilvl="8" w:tplc="240A0005" w:tentative="1">
@@ -15555,7 +15329,7 @@
         <w:ind w:left="7189" w:hanging="360"/>
       </w:pPr>
       <w:rPr>
-        <w:rFonts w:hint="default" w:ascii="Wingdings" w:hAnsi="Wingdings"/>
+        <w:rFonts w:ascii="Wingdings" w:hAnsi="Wingdings" w:hint="default"/>
       </w:rPr>
     </w:lvl>
   </w:abstractNum>
@@ -15572,7 +15346,7 @@
         <w:ind w:left="1429" w:hanging="360"/>
       </w:pPr>
       <w:rPr>
-        <w:rFonts w:hint="default" w:ascii="Symbol" w:hAnsi="Symbol"/>
+        <w:rFonts w:ascii="Symbol" w:hAnsi="Symbol" w:hint="default"/>
       </w:rPr>
     </w:lvl>
     <w:lvl w:ilvl="1" w:tplc="240A0003" w:tentative="1">
@@ -15584,7 +15358,7 @@
         <w:ind w:left="2149" w:hanging="360"/>
       </w:pPr>
       <w:rPr>
-        <w:rFonts w:hint="default" w:ascii="Courier New" w:hAnsi="Courier New" w:cs="Courier New"/>
+        <w:rFonts w:ascii="Courier New" w:hAnsi="Courier New" w:cs="Courier New" w:hint="default"/>
       </w:rPr>
     </w:lvl>
     <w:lvl w:ilvl="2" w:tplc="240A0005" w:tentative="1">
@@ -15596,7 +15370,7 @@
         <w:ind w:left="2869" w:hanging="360"/>
       </w:pPr>
       <w:rPr>
-        <w:rFonts w:hint="default" w:ascii="Wingdings" w:hAnsi="Wingdings"/>
+        <w:rFonts w:ascii="Wingdings" w:hAnsi="Wingdings" w:hint="default"/>
       </w:rPr>
     </w:lvl>
     <w:lvl w:ilvl="3" w:tplc="240A0001" w:tentative="1">
@@ -15608,7 +15382,7 @@
         <w:ind w:left="3589" w:hanging="360"/>
       </w:pPr>
       <w:rPr>
-        <w:rFonts w:hint="default" w:ascii="Symbol" w:hAnsi="Symbol"/>
+        <w:rFonts w:ascii="Symbol" w:hAnsi="Symbol" w:hint="default"/>
       </w:rPr>
     </w:lvl>
     <w:lvl w:ilvl="4" w:tplc="240A0003" w:tentative="1">
@@ -15620,7 +15394,7 @@
         <w:ind w:left="4309" w:hanging="360"/>
       </w:pPr>
       <w:rPr>
-        <w:rFonts w:hint="default" w:ascii="Courier New" w:hAnsi="Courier New" w:cs="Courier New"/>
+        <w:rFonts w:ascii="Courier New" w:hAnsi="Courier New" w:cs="Courier New" w:hint="default"/>
       </w:rPr>
     </w:lvl>
     <w:lvl w:ilvl="5" w:tplc="240A0005" w:tentative="1">
@@ -15632,7 +15406,7 @@
         <w:ind w:left="5029" w:hanging="360"/>
       </w:pPr>
       <w:rPr>
-        <w:rFonts w:hint="default" w:ascii="Wingdings" w:hAnsi="Wingdings"/>
+        <w:rFonts w:ascii="Wingdings" w:hAnsi="Wingdings" w:hint="default"/>
       </w:rPr>
     </w:lvl>
     <w:lvl w:ilvl="6" w:tplc="240A0001" w:tentative="1">
@@ -15644,7 +15418,7 @@
         <w:ind w:left="5749" w:hanging="360"/>
       </w:pPr>
       <w:rPr>
-        <w:rFonts w:hint="default" w:ascii="Symbol" w:hAnsi="Symbol"/>
+        <w:rFonts w:ascii="Symbol" w:hAnsi="Symbol" w:hint="default"/>
       </w:rPr>
     </w:lvl>
     <w:lvl w:ilvl="7" w:tplc="240A0003" w:tentative="1">
@@ -15656,7 +15430,7 @@
         <w:ind w:left="6469" w:hanging="360"/>
       </w:pPr>
       <w:rPr>
-        <w:rFonts w:hint="default" w:ascii="Courier New" w:hAnsi="Courier New" w:cs="Courier New"/>
+        <w:rFonts w:ascii="Courier New" w:hAnsi="Courier New" w:cs="Courier New" w:hint="default"/>
       </w:rPr>
     </w:lvl>
     <w:lvl w:ilvl="8" w:tplc="240A0005" w:tentative="1">
@@ -15668,7 +15442,7 @@
         <w:ind w:left="7189" w:hanging="360"/>
       </w:pPr>
       <w:rPr>
-        <w:rFonts w:hint="default" w:ascii="Wingdings" w:hAnsi="Wingdings"/>
+        <w:rFonts w:ascii="Wingdings" w:hAnsi="Wingdings" w:hint="default"/>
       </w:rPr>
     </w:lvl>
   </w:abstractNum>
@@ -15685,7 +15459,7 @@
         <w:ind w:left="1429" w:hanging="360"/>
       </w:pPr>
       <w:rPr>
-        <w:rFonts w:hint="default" w:ascii="Symbol" w:hAnsi="Symbol"/>
+        <w:rFonts w:ascii="Symbol" w:hAnsi="Symbol" w:hint="default"/>
       </w:rPr>
     </w:lvl>
     <w:lvl w:ilvl="1" w:tplc="240A0003" w:tentative="1">
@@ -15697,7 +15471,7 @@
         <w:ind w:left="2149" w:hanging="360"/>
       </w:pPr>
       <w:rPr>
-        <w:rFonts w:hint="default" w:ascii="Courier New" w:hAnsi="Courier New" w:cs="Courier New"/>
+        <w:rFonts w:ascii="Courier New" w:hAnsi="Courier New" w:cs="Courier New" w:hint="default"/>
       </w:rPr>
     </w:lvl>
     <w:lvl w:ilvl="2" w:tplc="240A0005" w:tentative="1">
@@ -15709,7 +15483,7 @@
         <w:ind w:left="2869" w:hanging="360"/>
       </w:pPr>
       <w:rPr>
-        <w:rFonts w:hint="default" w:ascii="Wingdings" w:hAnsi="Wingdings"/>
+        <w:rFonts w:ascii="Wingdings" w:hAnsi="Wingdings" w:hint="default"/>
       </w:rPr>
     </w:lvl>
     <w:lvl w:ilvl="3" w:tplc="240A0001" w:tentative="1">
@@ -15721,7 +15495,7 @@
         <w:ind w:left="3589" w:hanging="360"/>
       </w:pPr>
       <w:rPr>
-        <w:rFonts w:hint="default" w:ascii="Symbol" w:hAnsi="Symbol"/>
+        <w:rFonts w:ascii="Symbol" w:hAnsi="Symbol" w:hint="default"/>
       </w:rPr>
     </w:lvl>
     <w:lvl w:ilvl="4" w:tplc="240A0003" w:tentative="1">
@@ -15733,7 +15507,7 @@
         <w:ind w:left="4309" w:hanging="360"/>
       </w:pPr>
       <w:rPr>
-        <w:rFonts w:hint="default" w:ascii="Courier New" w:hAnsi="Courier New" w:cs="Courier New"/>
+        <w:rFonts w:ascii="Courier New" w:hAnsi="Courier New" w:cs="Courier New" w:hint="default"/>
       </w:rPr>
     </w:lvl>
     <w:lvl w:ilvl="5" w:tplc="240A0005" w:tentative="1">
@@ -15745,7 +15519,7 @@
         <w:ind w:left="5029" w:hanging="360"/>
       </w:pPr>
       <w:rPr>
-        <w:rFonts w:hint="default" w:ascii="Wingdings" w:hAnsi="Wingdings"/>
+        <w:rFonts w:ascii="Wingdings" w:hAnsi="Wingdings" w:hint="default"/>
       </w:rPr>
     </w:lvl>
     <w:lvl w:ilvl="6" w:tplc="240A0001" w:tentative="1">
@@ -15757,7 +15531,7 @@
         <w:ind w:left="5749" w:hanging="360"/>
       </w:pPr>
       <w:rPr>
-        <w:rFonts w:hint="default" w:ascii="Symbol" w:hAnsi="Symbol"/>
+        <w:rFonts w:ascii="Symbol" w:hAnsi="Symbol" w:hint="default"/>
       </w:rPr>
     </w:lvl>
     <w:lvl w:ilvl="7" w:tplc="240A0003" w:tentative="1">
@@ -15769,7 +15543,7 @@
         <w:ind w:left="6469" w:hanging="360"/>
       </w:pPr>
       <w:rPr>
-        <w:rFonts w:hint="default" w:ascii="Courier New" w:hAnsi="Courier New" w:cs="Courier New"/>
+        <w:rFonts w:ascii="Courier New" w:hAnsi="Courier New" w:cs="Courier New" w:hint="default"/>
       </w:rPr>
     </w:lvl>
     <w:lvl w:ilvl="8" w:tplc="240A0005" w:tentative="1">
@@ -15781,7 +15555,7 @@
         <w:ind w:left="7189" w:hanging="360"/>
       </w:pPr>
       <w:rPr>
-        <w:rFonts w:hint="default" w:ascii="Wingdings" w:hAnsi="Wingdings"/>
+        <w:rFonts w:ascii="Wingdings" w:hAnsi="Wingdings" w:hint="default"/>
       </w:rPr>
     </w:lvl>
   </w:abstractNum>
@@ -15798,7 +15572,7 @@
         <w:ind w:left="1429" w:hanging="360"/>
       </w:pPr>
       <w:rPr>
-        <w:rFonts w:hint="default" w:ascii="Symbol" w:hAnsi="Symbol"/>
+        <w:rFonts w:ascii="Symbol" w:hAnsi="Symbol" w:hint="default"/>
       </w:rPr>
     </w:lvl>
     <w:lvl w:ilvl="1" w:tplc="240A0003" w:tentative="1">
@@ -15810,7 +15584,7 @@
         <w:ind w:left="2149" w:hanging="360"/>
       </w:pPr>
       <w:rPr>
-        <w:rFonts w:hint="default" w:ascii="Courier New" w:hAnsi="Courier New" w:cs="Courier New"/>
+        <w:rFonts w:ascii="Courier New" w:hAnsi="Courier New" w:cs="Courier New" w:hint="default"/>
       </w:rPr>
     </w:lvl>
     <w:lvl w:ilvl="2" w:tplc="240A0005" w:tentative="1">
@@ -15822,7 +15596,7 @@
         <w:ind w:left="2869" w:hanging="360"/>
       </w:pPr>
       <w:rPr>
-        <w:rFonts w:hint="default" w:ascii="Wingdings" w:hAnsi="Wingdings"/>
+        <w:rFonts w:ascii="Wingdings" w:hAnsi="Wingdings" w:hint="default"/>
       </w:rPr>
     </w:lvl>
     <w:lvl w:ilvl="3" w:tplc="240A0001" w:tentative="1">
@@ -15834,7 +15608,7 @@
         <w:ind w:left="3589" w:hanging="360"/>
       </w:pPr>
       <w:rPr>
-        <w:rFonts w:hint="default" w:ascii="Symbol" w:hAnsi="Symbol"/>
+        <w:rFonts w:ascii="Symbol" w:hAnsi="Symbol" w:hint="default"/>
       </w:rPr>
     </w:lvl>
     <w:lvl w:ilvl="4" w:tplc="240A0003" w:tentative="1">
@@ -15846,7 +15620,7 @@
         <w:ind w:left="4309" w:hanging="360"/>
       </w:pPr>
       <w:rPr>
-        <w:rFonts w:hint="default" w:ascii="Courier New" w:hAnsi="Courier New" w:cs="Courier New"/>
+        <w:rFonts w:ascii="Courier New" w:hAnsi="Courier New" w:cs="Courier New" w:hint="default"/>
       </w:rPr>
     </w:lvl>
     <w:lvl w:ilvl="5" w:tplc="240A0005" w:tentative="1">
@@ -15858,7 +15632,7 @@
         <w:ind w:left="5029" w:hanging="360"/>
       </w:pPr>
       <w:rPr>
-        <w:rFonts w:hint="default" w:ascii="Wingdings" w:hAnsi="Wingdings"/>
+        <w:rFonts w:ascii="Wingdings" w:hAnsi="Wingdings" w:hint="default"/>
       </w:rPr>
     </w:lvl>
     <w:lvl w:ilvl="6" w:tplc="240A0001" w:tentative="1">
@@ -15870,7 +15644,7 @@
         <w:ind w:left="5749" w:hanging="360"/>
       </w:pPr>
       <w:rPr>
-        <w:rFonts w:hint="default" w:ascii="Symbol" w:hAnsi="Symbol"/>
+        <w:rFonts w:ascii="Symbol" w:hAnsi="Symbol" w:hint="default"/>
       </w:rPr>
     </w:lvl>
     <w:lvl w:ilvl="7" w:tplc="240A0003" w:tentative="1">
@@ -15882,7 +15656,7 @@
         <w:ind w:left="6469" w:hanging="360"/>
       </w:pPr>
       <w:rPr>
-        <w:rFonts w:hint="default" w:ascii="Courier New" w:hAnsi="Courier New" w:cs="Courier New"/>
+        <w:rFonts w:ascii="Courier New" w:hAnsi="Courier New" w:cs="Courier New" w:hint="default"/>
       </w:rPr>
     </w:lvl>
     <w:lvl w:ilvl="8" w:tplc="240A0005" w:tentative="1">
@@ -15894,7 +15668,7 @@
         <w:ind w:left="7189" w:hanging="360"/>
       </w:pPr>
       <w:rPr>
-        <w:rFonts w:hint="default" w:ascii="Wingdings" w:hAnsi="Wingdings"/>
+        <w:rFonts w:ascii="Wingdings" w:hAnsi="Wingdings" w:hint="default"/>
       </w:rPr>
     </w:lvl>
   </w:abstractNum>
@@ -15911,7 +15685,7 @@
         <w:ind w:left="1429" w:hanging="360"/>
       </w:pPr>
       <w:rPr>
-        <w:rFonts w:hint="default" w:ascii="Symbol" w:hAnsi="Symbol"/>
+        <w:rFonts w:ascii="Symbol" w:hAnsi="Symbol" w:hint="default"/>
       </w:rPr>
     </w:lvl>
     <w:lvl w:ilvl="1" w:tplc="240A0003" w:tentative="1">
@@ -15923,7 +15697,7 @@
         <w:ind w:left="2149" w:hanging="360"/>
       </w:pPr>
       <w:rPr>
-        <w:rFonts w:hint="default" w:ascii="Courier New" w:hAnsi="Courier New" w:cs="Courier New"/>
+        <w:rFonts w:ascii="Courier New" w:hAnsi="Courier New" w:cs="Courier New" w:hint="default"/>
       </w:rPr>
     </w:lvl>
     <w:lvl w:ilvl="2" w:tplc="240A0005" w:tentative="1">
@@ -15935,7 +15709,7 @@
         <w:ind w:left="2869" w:hanging="360"/>
       </w:pPr>
       <w:rPr>
-        <w:rFonts w:hint="default" w:ascii="Wingdings" w:hAnsi="Wingdings"/>
+        <w:rFonts w:ascii="Wingdings" w:hAnsi="Wingdings" w:hint="default"/>
       </w:rPr>
     </w:lvl>
     <w:lvl w:ilvl="3" w:tplc="240A0001" w:tentative="1">
@@ -15947,7 +15721,7 @@
         <w:ind w:left="3589" w:hanging="360"/>
       </w:pPr>
       <w:rPr>
-        <w:rFonts w:hint="default" w:ascii="Symbol" w:hAnsi="Symbol"/>
+        <w:rFonts w:ascii="Symbol" w:hAnsi="Symbol" w:hint="default"/>
       </w:rPr>
     </w:lvl>
     <w:lvl w:ilvl="4" w:tplc="240A0003" w:tentative="1">
@@ -15959,7 +15733,7 @@
         <w:ind w:left="4309" w:hanging="360"/>
       </w:pPr>
       <w:rPr>
-        <w:rFonts w:hint="default" w:ascii="Courier New" w:hAnsi="Courier New" w:cs="Courier New"/>
+        <w:rFonts w:ascii="Courier New" w:hAnsi="Courier New" w:cs="Courier New" w:hint="default"/>
       </w:rPr>
     </w:lvl>
     <w:lvl w:ilvl="5" w:tplc="240A0005" w:tentative="1">
@@ -15971,7 +15745,7 @@
         <w:ind w:left="5029" w:hanging="360"/>
       </w:pPr>
       <w:rPr>
-        <w:rFonts w:hint="default" w:ascii="Wingdings" w:hAnsi="Wingdings"/>
+        <w:rFonts w:ascii="Wingdings" w:hAnsi="Wingdings" w:hint="default"/>
       </w:rPr>
     </w:lvl>
     <w:lvl w:ilvl="6" w:tplc="240A0001" w:tentative="1">
@@ -15983,7 +15757,7 @@
         <w:ind w:left="5749" w:hanging="360"/>
       </w:pPr>
       <w:rPr>
-        <w:rFonts w:hint="default" w:ascii="Symbol" w:hAnsi="Symbol"/>
+        <w:rFonts w:ascii="Symbol" w:hAnsi="Symbol" w:hint="default"/>
       </w:rPr>
     </w:lvl>
     <w:lvl w:ilvl="7" w:tplc="240A0003" w:tentative="1">
@@ -15995,7 +15769,7 @@
         <w:ind w:left="6469" w:hanging="360"/>
       </w:pPr>
       <w:rPr>
-        <w:rFonts w:hint="default" w:ascii="Courier New" w:hAnsi="Courier New" w:cs="Courier New"/>
+        <w:rFonts w:ascii="Courier New" w:hAnsi="Courier New" w:cs="Courier New" w:hint="default"/>
       </w:rPr>
     </w:lvl>
     <w:lvl w:ilvl="8" w:tplc="240A0005" w:tentative="1">
@@ -16007,7 +15781,7 @@
         <w:ind w:left="7189" w:hanging="360"/>
       </w:pPr>
       <w:rPr>
-        <w:rFonts w:hint="default" w:ascii="Wingdings" w:hAnsi="Wingdings"/>
+        <w:rFonts w:ascii="Wingdings" w:hAnsi="Wingdings" w:hint="default"/>
       </w:rPr>
     </w:lvl>
   </w:abstractNum>
@@ -16024,7 +15798,7 @@
         <w:ind w:left="1429" w:hanging="360"/>
       </w:pPr>
       <w:rPr>
-        <w:rFonts w:hint="default" w:ascii="Symbol" w:hAnsi="Symbol"/>
+        <w:rFonts w:ascii="Symbol" w:hAnsi="Symbol" w:hint="default"/>
       </w:rPr>
     </w:lvl>
     <w:lvl w:ilvl="1" w:tplc="240A0003" w:tentative="1">
@@ -16036,7 +15810,7 @@
         <w:ind w:left="2149" w:hanging="360"/>
       </w:pPr>
       <w:rPr>
-        <w:rFonts w:hint="default" w:ascii="Courier New" w:hAnsi="Courier New" w:cs="Courier New"/>
+        <w:rFonts w:ascii="Courier New" w:hAnsi="Courier New" w:cs="Courier New" w:hint="default"/>
       </w:rPr>
     </w:lvl>
     <w:lvl w:ilvl="2" w:tplc="240A0005" w:tentative="1">
@@ -16048,7 +15822,7 @@
         <w:ind w:left="2869" w:hanging="360"/>
       </w:pPr>
       <w:rPr>
-        <w:rFonts w:hint="default" w:ascii="Wingdings" w:hAnsi="Wingdings"/>
+        <w:rFonts w:ascii="Wingdings" w:hAnsi="Wingdings" w:hint="default"/>
       </w:rPr>
     </w:lvl>
     <w:lvl w:ilvl="3" w:tplc="240A0001" w:tentative="1">
@@ -16060,7 +15834,7 @@
         <w:ind w:left="3589" w:hanging="360"/>
       </w:pPr>
       <w:rPr>
-        <w:rFonts w:hint="default" w:ascii="Symbol" w:hAnsi="Symbol"/>
+        <w:rFonts w:ascii="Symbol" w:hAnsi="Symbol" w:hint="default"/>
       </w:rPr>
     </w:lvl>
     <w:lvl w:ilvl="4" w:tplc="240A0003" w:tentative="1">
@@ -16072,7 +15846,7 @@
         <w:ind w:left="4309" w:hanging="360"/>
       </w:pPr>
       <w:rPr>
-        <w:rFonts w:hint="default" w:ascii="Courier New" w:hAnsi="Courier New" w:cs="Courier New"/>
+        <w:rFonts w:ascii="Courier New" w:hAnsi="Courier New" w:cs="Courier New" w:hint="default"/>
       </w:rPr>
     </w:lvl>
     <w:lvl w:ilvl="5" w:tplc="240A0005" w:tentative="1">
@@ -16084,7 +15858,7 @@
         <w:ind w:left="5029" w:hanging="360"/>
       </w:pPr>
       <w:rPr>
-        <w:rFonts w:hint="default" w:ascii="Wingdings" w:hAnsi="Wingdings"/>
+        <w:rFonts w:ascii="Wingdings" w:hAnsi="Wingdings" w:hint="default"/>
       </w:rPr>
     </w:lvl>
     <w:lvl w:ilvl="6" w:tplc="240A0001" w:tentative="1">
@@ -16096,7 +15870,7 @@
         <w:ind w:left="5749" w:hanging="360"/>
       </w:pPr>
       <w:rPr>
-        <w:rFonts w:hint="default" w:ascii="Symbol" w:hAnsi="Symbol"/>
+        <w:rFonts w:ascii="Symbol" w:hAnsi="Symbol" w:hint="default"/>
       </w:rPr>
     </w:lvl>
     <w:lvl w:ilvl="7" w:tplc="240A0003" w:tentative="1">
@@ -16108,7 +15882,7 @@
         <w:ind w:left="6469" w:hanging="360"/>
       </w:pPr>
       <w:rPr>
-        <w:rFonts w:hint="default" w:ascii="Courier New" w:hAnsi="Courier New" w:cs="Courier New"/>
+        <w:rFonts w:ascii="Courier New" w:hAnsi="Courier New" w:cs="Courier New" w:hint="default"/>
       </w:rPr>
     </w:lvl>
     <w:lvl w:ilvl="8" w:tplc="240A0005" w:tentative="1">
@@ -16120,7 +15894,7 @@
         <w:ind w:left="7189" w:hanging="360"/>
       </w:pPr>
       <w:rPr>
-        <w:rFonts w:hint="default" w:ascii="Wingdings" w:hAnsi="Wingdings"/>
+        <w:rFonts w:ascii="Wingdings" w:hAnsi="Wingdings" w:hint="default"/>
       </w:rPr>
     </w:lvl>
   </w:abstractNum>
@@ -16137,7 +15911,7 @@
         <w:ind w:left="1429" w:hanging="360"/>
       </w:pPr>
       <w:rPr>
-        <w:rFonts w:hint="default" w:ascii="Symbol" w:hAnsi="Symbol"/>
+        <w:rFonts w:ascii="Symbol" w:hAnsi="Symbol" w:hint="default"/>
       </w:rPr>
     </w:lvl>
     <w:lvl w:ilvl="1" w:tplc="240A0003" w:tentative="1">
@@ -16149,7 +15923,7 @@
         <w:ind w:left="2149" w:hanging="360"/>
       </w:pPr>
       <w:rPr>
-        <w:rFonts w:hint="default" w:ascii="Courier New" w:hAnsi="Courier New" w:cs="Courier New"/>
+        <w:rFonts w:ascii="Courier New" w:hAnsi="Courier New" w:cs="Courier New" w:hint="default"/>
       </w:rPr>
     </w:lvl>
     <w:lvl w:ilvl="2" w:tplc="240A0005" w:tentative="1">
@@ -16161,7 +15935,7 @@
         <w:ind w:left="2869" w:hanging="360"/>
       </w:pPr>
       <w:rPr>
-        <w:rFonts w:hint="default" w:ascii="Wingdings" w:hAnsi="Wingdings"/>
+        <w:rFonts w:ascii="Wingdings" w:hAnsi="Wingdings" w:hint="default"/>
       </w:rPr>
     </w:lvl>
     <w:lvl w:ilvl="3" w:tplc="240A0001" w:tentative="1">
@@ -16173,7 +15947,7 @@
         <w:ind w:left="3589" w:hanging="360"/>
       </w:pPr>
       <w:rPr>
-        <w:rFonts w:hint="default" w:ascii="Symbol" w:hAnsi="Symbol"/>
+        <w:rFonts w:ascii="Symbol" w:hAnsi="Symbol" w:hint="default"/>
       </w:rPr>
     </w:lvl>
     <w:lvl w:ilvl="4" w:tplc="240A0003" w:tentative="1">
@@ -16185,7 +15959,7 @@
         <w:ind w:left="4309" w:hanging="360"/>
       </w:pPr>
       <w:rPr>
-        <w:rFonts w:hint="default" w:ascii="Courier New" w:hAnsi="Courier New" w:cs="Courier New"/>
+        <w:rFonts w:ascii="Courier New" w:hAnsi="Courier New" w:cs="Courier New" w:hint="default"/>
       </w:rPr>
     </w:lvl>
     <w:lvl w:ilvl="5" w:tplc="240A0005" w:tentative="1">
@@ -16197,7 +15971,7 @@
         <w:ind w:left="5029" w:hanging="360"/>
       </w:pPr>
       <w:rPr>
-        <w:rFonts w:hint="default" w:ascii="Wingdings" w:hAnsi="Wingdings"/>
+        <w:rFonts w:ascii="Wingdings" w:hAnsi="Wingdings" w:hint="default"/>
       </w:rPr>
     </w:lvl>
     <w:lvl w:ilvl="6" w:tplc="240A0001" w:tentative="1">
@@ -16209,7 +15983,7 @@
         <w:ind w:left="5749" w:hanging="360"/>
       </w:pPr>
       <w:rPr>
-        <w:rFonts w:hint="default" w:ascii="Symbol" w:hAnsi="Symbol"/>
+        <w:rFonts w:ascii="Symbol" w:hAnsi="Symbol" w:hint="default"/>
       </w:rPr>
     </w:lvl>
     <w:lvl w:ilvl="7" w:tplc="240A0003" w:tentative="1">
@@ -16221,7 +15995,7 @@
         <w:ind w:left="6469" w:hanging="360"/>
       </w:pPr>
       <w:rPr>
-        <w:rFonts w:hint="default" w:ascii="Courier New" w:hAnsi="Courier New" w:cs="Courier New"/>
+        <w:rFonts w:ascii="Courier New" w:hAnsi="Courier New" w:cs="Courier New" w:hint="default"/>
       </w:rPr>
     </w:lvl>
     <w:lvl w:ilvl="8" w:tplc="240A0005" w:tentative="1">
@@ -16233,7 +16007,7 @@
         <w:ind w:left="7189" w:hanging="360"/>
       </w:pPr>
       <w:rPr>
-        <w:rFonts w:hint="default" w:ascii="Wingdings" w:hAnsi="Wingdings"/>
+        <w:rFonts w:ascii="Wingdings" w:hAnsi="Wingdings" w:hint="default"/>
       </w:rPr>
     </w:lvl>
   </w:abstractNum>
@@ -16250,7 +16024,7 @@
         <w:ind w:left="1429" w:hanging="360"/>
       </w:pPr>
       <w:rPr>
-        <w:rFonts w:hint="default" w:ascii="Symbol" w:hAnsi="Symbol"/>
+        <w:rFonts w:ascii="Symbol" w:hAnsi="Symbol" w:hint="default"/>
       </w:rPr>
     </w:lvl>
     <w:lvl w:ilvl="1" w:tplc="240A0003" w:tentative="1">
@@ -16262,7 +16036,7 @@
         <w:ind w:left="2149" w:hanging="360"/>
       </w:pPr>
       <w:rPr>
-        <w:rFonts w:hint="default" w:ascii="Courier New" w:hAnsi="Courier New" w:cs="Courier New"/>
+        <w:rFonts w:ascii="Courier New" w:hAnsi="Courier New" w:cs="Courier New" w:hint="default"/>
       </w:rPr>
     </w:lvl>
     <w:lvl w:ilvl="2" w:tplc="240A0005" w:tentative="1">
@@ -16274,7 +16048,7 @@
         <w:ind w:left="2869" w:hanging="360"/>
       </w:pPr>
       <w:rPr>
-        <w:rFonts w:hint="default" w:ascii="Wingdings" w:hAnsi="Wingdings"/>
+        <w:rFonts w:ascii="Wingdings" w:hAnsi="Wingdings" w:hint="default"/>
       </w:rPr>
     </w:lvl>
     <w:lvl w:ilvl="3" w:tplc="240A0001" w:tentative="1">
@@ -16286,7 +16060,7 @@
         <w:ind w:left="3589" w:hanging="360"/>
       </w:pPr>
       <w:rPr>
-        <w:rFonts w:hint="default" w:ascii="Symbol" w:hAnsi="Symbol"/>
+        <w:rFonts w:ascii="Symbol" w:hAnsi="Symbol" w:hint="default"/>
       </w:rPr>
     </w:lvl>
     <w:lvl w:ilvl="4" w:tplc="240A0003" w:tentative="1">
@@ -16298,7 +16072,7 @@
         <w:ind w:left="4309" w:hanging="360"/>
       </w:pPr>
       <w:rPr>
-        <w:rFonts w:hint="default" w:ascii="Courier New" w:hAnsi="Courier New" w:cs="Courier New"/>
+        <w:rFonts w:ascii="Courier New" w:hAnsi="Courier New" w:cs="Courier New" w:hint="default"/>
       </w:rPr>
     </w:lvl>
     <w:lvl w:ilvl="5" w:tplc="240A0005" w:tentative="1">
@@ -16310,7 +16084,7 @@
         <w:ind w:left="5029" w:hanging="360"/>
       </w:pPr>
       <w:rPr>
-        <w:rFonts w:hint="default" w:ascii="Wingdings" w:hAnsi="Wingdings"/>
+        <w:rFonts w:ascii="Wingdings" w:hAnsi="Wingdings" w:hint="default"/>
       </w:rPr>
     </w:lvl>
     <w:lvl w:ilvl="6" w:tplc="240A0001" w:tentative="1">
@@ -16322,7 +16096,7 @@
         <w:ind w:left="5749" w:hanging="360"/>
       </w:pPr>
       <w:rPr>
-        <w:rFonts w:hint="default" w:ascii="Symbol" w:hAnsi="Symbol"/>
+        <w:rFonts w:ascii="Symbol" w:hAnsi="Symbol" w:hint="default"/>
       </w:rPr>
     </w:lvl>
     <w:lvl w:ilvl="7" w:tplc="240A0003" w:tentative="1">
@@ -16334,7 +16108,7 @@
         <w:ind w:left="6469" w:hanging="360"/>
       </w:pPr>
       <w:rPr>
-        <w:rFonts w:hint="default" w:ascii="Courier New" w:hAnsi="Courier New" w:cs="Courier New"/>
+        <w:rFonts w:ascii="Courier New" w:hAnsi="Courier New" w:cs="Courier New" w:hint="default"/>
       </w:rPr>
     </w:lvl>
     <w:lvl w:ilvl="8" w:tplc="240A0005" w:tentative="1">
@@ -16346,7 +16120,7 @@
         <w:ind w:left="7189" w:hanging="360"/>
       </w:pPr>
       <w:rPr>
-        <w:rFonts w:hint="default" w:ascii="Wingdings" w:hAnsi="Wingdings"/>
+        <w:rFonts w:ascii="Wingdings" w:hAnsi="Wingdings" w:hint="default"/>
       </w:rPr>
     </w:lvl>
   </w:abstractNum>
@@ -16363,7 +16137,7 @@
         <w:ind w:left="1429" w:hanging="360"/>
       </w:pPr>
       <w:rPr>
-        <w:rFonts w:hint="default" w:ascii="Symbol" w:hAnsi="Symbol"/>
+        <w:rFonts w:ascii="Symbol" w:hAnsi="Symbol" w:hint="default"/>
       </w:rPr>
     </w:lvl>
     <w:lvl w:ilvl="1" w:tplc="240A0003" w:tentative="1">
@@ -16375,7 +16149,7 @@
         <w:ind w:left="2149" w:hanging="360"/>
       </w:pPr>
       <w:rPr>
-        <w:rFonts w:hint="default" w:ascii="Courier New" w:hAnsi="Courier New" w:cs="Courier New"/>
+        <w:rFonts w:ascii="Courier New" w:hAnsi="Courier New" w:cs="Courier New" w:hint="default"/>
       </w:rPr>
     </w:lvl>
     <w:lvl w:ilvl="2" w:tplc="240A0005" w:tentative="1">
@@ -16387,7 +16161,7 @@
         <w:ind w:left="2869" w:hanging="360"/>
       </w:pPr>
       <w:rPr>
-        <w:rFonts w:hint="default" w:ascii="Wingdings" w:hAnsi="Wingdings"/>
+        <w:rFonts w:ascii="Wingdings" w:hAnsi="Wingdings" w:hint="default"/>
       </w:rPr>
     </w:lvl>
     <w:lvl w:ilvl="3" w:tplc="240A0001" w:tentative="1">
@@ -16399,7 +16173,7 @@
         <w:ind w:left="3589" w:hanging="360"/>
       </w:pPr>
       <w:rPr>
-        <w:rFonts w:hint="default" w:ascii="Symbol" w:hAnsi="Symbol"/>
+        <w:rFonts w:ascii="Symbol" w:hAnsi="Symbol" w:hint="default"/>
       </w:rPr>
     </w:lvl>
     <w:lvl w:ilvl="4" w:tplc="240A0003" w:tentative="1">
@@ -16411,7 +16185,7 @@
         <w:ind w:left="4309" w:hanging="360"/>
       </w:pPr>
       <w:rPr>
-        <w:rFonts w:hint="default" w:ascii="Courier New" w:hAnsi="Courier New" w:cs="Courier New"/>
+        <w:rFonts w:ascii="Courier New" w:hAnsi="Courier New" w:cs="Courier New" w:hint="default"/>
       </w:rPr>
     </w:lvl>
     <w:lvl w:ilvl="5" w:tplc="240A0005" w:tentative="1">
@@ -16423,7 +16197,7 @@
         <w:ind w:left="5029" w:hanging="360"/>
       </w:pPr>
       <w:rPr>
-        <w:rFonts w:hint="default" w:ascii="Wingdings" w:hAnsi="Wingdings"/>
+        <w:rFonts w:ascii="Wingdings" w:hAnsi="Wingdings" w:hint="default"/>
       </w:rPr>
     </w:lvl>
     <w:lvl w:ilvl="6" w:tplc="240A0001" w:tentative="1">
@@ -16435,7 +16209,7 @@
         <w:ind w:left="5749" w:hanging="360"/>
       </w:pPr>
       <w:rPr>
-        <w:rFonts w:hint="default" w:ascii="Symbol" w:hAnsi="Symbol"/>
+        <w:rFonts w:ascii="Symbol" w:hAnsi="Symbol" w:hint="default"/>
       </w:rPr>
     </w:lvl>
     <w:lvl w:ilvl="7" w:tplc="240A0003" w:tentative="1">
@@ -16447,7 +16221,7 @@
         <w:ind w:left="6469" w:hanging="360"/>
       </w:pPr>
       <w:rPr>
-        <w:rFonts w:hint="default" w:ascii="Courier New" w:hAnsi="Courier New" w:cs="Courier New"/>
+        <w:rFonts w:ascii="Courier New" w:hAnsi="Courier New" w:cs="Courier New" w:hint="default"/>
       </w:rPr>
     </w:lvl>
     <w:lvl w:ilvl="8" w:tplc="240A0005" w:tentative="1">
@@ -16459,7 +16233,7 @@
         <w:ind w:left="7189" w:hanging="360"/>
       </w:pPr>
       <w:rPr>
-        <w:rFonts w:hint="default" w:ascii="Wingdings" w:hAnsi="Wingdings"/>
+        <w:rFonts w:ascii="Wingdings" w:hAnsi="Wingdings" w:hint="default"/>
       </w:rPr>
     </w:lvl>
   </w:abstractNum>
@@ -16476,7 +16250,7 @@
         <w:ind w:left="1429" w:hanging="360"/>
       </w:pPr>
       <w:rPr>
-        <w:rFonts w:hint="default" w:ascii="Symbol" w:hAnsi="Symbol"/>
+        <w:rFonts w:ascii="Symbol" w:hAnsi="Symbol" w:hint="default"/>
       </w:rPr>
     </w:lvl>
     <w:lvl w:ilvl="1" w:tplc="240A0003" w:tentative="1">
@@ -16488,7 +16262,7 @@
         <w:ind w:left="2149" w:hanging="360"/>
       </w:pPr>
       <w:rPr>
-        <w:rFonts w:hint="default" w:ascii="Courier New" w:hAnsi="Courier New" w:cs="Courier New"/>
+        <w:rFonts w:ascii="Courier New" w:hAnsi="Courier New" w:cs="Courier New" w:hint="default"/>
       </w:rPr>
     </w:lvl>
     <w:lvl w:ilvl="2" w:tplc="240A0005" w:tentative="1">
@@ -16500,7 +16274,7 @@
         <w:ind w:left="2869" w:hanging="360"/>
       </w:pPr>
       <w:rPr>
-        <w:rFonts w:hint="default" w:ascii="Wingdings" w:hAnsi="Wingdings"/>
+        <w:rFonts w:ascii="Wingdings" w:hAnsi="Wingdings" w:hint="default"/>
       </w:rPr>
     </w:lvl>
     <w:lvl w:ilvl="3" w:tplc="240A0001" w:tentative="1">
@@ -16512,7 +16286,7 @@
         <w:ind w:left="3589" w:hanging="360"/>
       </w:pPr>
       <w:rPr>
-        <w:rFonts w:hint="default" w:ascii="Symbol" w:hAnsi="Symbol"/>
+        <w:rFonts w:ascii="Symbol" w:hAnsi="Symbol" w:hint="default"/>
       </w:rPr>
     </w:lvl>
     <w:lvl w:ilvl="4" w:tplc="240A0003" w:tentative="1">
@@ -16524,7 +16298,7 @@
         <w:ind w:left="4309" w:hanging="360"/>
       </w:pPr>
       <w:rPr>
-        <w:rFonts w:hint="default" w:ascii="Courier New" w:hAnsi="Courier New" w:cs="Courier New"/>
+        <w:rFonts w:ascii="Courier New" w:hAnsi="Courier New" w:cs="Courier New" w:hint="default"/>
       </w:rPr>
     </w:lvl>
     <w:lvl w:ilvl="5" w:tplc="240A0005" w:tentative="1">
@@ -16536,7 +16310,7 @@
         <w:ind w:left="5029" w:hanging="360"/>
       </w:pPr>
       <w:rPr>
-        <w:rFonts w:hint="default" w:ascii="Wingdings" w:hAnsi="Wingdings"/>
+        <w:rFonts w:ascii="Wingdings" w:hAnsi="Wingdings" w:hint="default"/>
       </w:rPr>
     </w:lvl>
     <w:lvl w:ilvl="6" w:tplc="240A0001" w:tentative="1">
@@ -16548,7 +16322,7 @@
         <w:ind w:left="5749" w:hanging="360"/>
       </w:pPr>
       <w:rPr>
-        <w:rFonts w:hint="default" w:ascii="Symbol" w:hAnsi="Symbol"/>
+        <w:rFonts w:ascii="Symbol" w:hAnsi="Symbol" w:hint="default"/>
       </w:rPr>
     </w:lvl>
     <w:lvl w:ilvl="7" w:tplc="240A0003" w:tentative="1">
@@ -16560,7 +16334,7 @@
         <w:ind w:left="6469" w:hanging="360"/>
       </w:pPr>
       <w:rPr>
-        <w:rFonts w:hint="default" w:ascii="Courier New" w:hAnsi="Courier New" w:cs="Courier New"/>
+        <w:rFonts w:ascii="Courier New" w:hAnsi="Courier New" w:cs="Courier New" w:hint="default"/>
       </w:rPr>
     </w:lvl>
     <w:lvl w:ilvl="8" w:tplc="240A0005" w:tentative="1">
@@ -16572,7 +16346,7 @@
         <w:ind w:left="7189" w:hanging="360"/>
       </w:pPr>
       <w:rPr>
-        <w:rFonts w:hint="default" w:ascii="Wingdings" w:hAnsi="Wingdings"/>
+        <w:rFonts w:ascii="Wingdings" w:hAnsi="Wingdings" w:hint="default"/>
       </w:rPr>
     </w:lvl>
   </w:abstractNum>
@@ -16589,7 +16363,7 @@
         <w:ind w:left="1429" w:hanging="360"/>
       </w:pPr>
       <w:rPr>
-        <w:rFonts w:hint="default" w:ascii="Symbol" w:hAnsi="Symbol"/>
+        <w:rFonts w:ascii="Symbol" w:hAnsi="Symbol" w:hint="default"/>
       </w:rPr>
     </w:lvl>
     <w:lvl w:ilvl="1" w:tplc="240A0003" w:tentative="1">
@@ -16601,7 +16375,7 @@
         <w:ind w:left="2149" w:hanging="360"/>
       </w:pPr>
       <w:rPr>
-        <w:rFonts w:hint="default" w:ascii="Courier New" w:hAnsi="Courier New" w:cs="Courier New"/>
+        <w:rFonts w:ascii="Courier New" w:hAnsi="Courier New" w:cs="Courier New" w:hint="default"/>
       </w:rPr>
     </w:lvl>
     <w:lvl w:ilvl="2" w:tplc="240A0005" w:tentative="1">
@@ -16613,7 +16387,7 @@
         <w:ind w:left="2869" w:hanging="360"/>
       </w:pPr>
       <w:rPr>
-        <w:rFonts w:hint="default" w:ascii="Wingdings" w:hAnsi="Wingdings"/>
+        <w:rFonts w:ascii="Wingdings" w:hAnsi="Wingdings" w:hint="default"/>
       </w:rPr>
     </w:lvl>
     <w:lvl w:ilvl="3" w:tplc="240A0001" w:tentative="1">
@@ -16625,7 +16399,7 @@
         <w:ind w:left="3589" w:hanging="360"/>
       </w:pPr>
       <w:rPr>
-        <w:rFonts w:hint="default" w:ascii="Symbol" w:hAnsi="Symbol"/>
+        <w:rFonts w:ascii="Symbol" w:hAnsi="Symbol" w:hint="default"/>
       </w:rPr>
     </w:lvl>
     <w:lvl w:ilvl="4" w:tplc="240A0003" w:tentative="1">
@@ -16637,7 +16411,7 @@
         <w:ind w:left="4309" w:hanging="360"/>
       </w:pPr>
       <w:rPr>
-        <w:rFonts w:hint="default" w:ascii="Courier New" w:hAnsi="Courier New" w:cs="Courier New"/>
+        <w:rFonts w:ascii="Courier New" w:hAnsi="Courier New" w:cs="Courier New" w:hint="default"/>
       </w:rPr>
     </w:lvl>
     <w:lvl w:ilvl="5" w:tplc="240A0005" w:tentative="1">
@@ -16649,7 +16423,7 @@
         <w:ind w:left="5029" w:hanging="360"/>
       </w:pPr>
       <w:rPr>
-        <w:rFonts w:hint="default" w:ascii="Wingdings" w:hAnsi="Wingdings"/>
+        <w:rFonts w:ascii="Wingdings" w:hAnsi="Wingdings" w:hint="default"/>
       </w:rPr>
     </w:lvl>
     <w:lvl w:ilvl="6" w:tplc="240A0001" w:tentative="1">
@@ -16661,7 +16435,7 @@
         <w:ind w:left="5749" w:hanging="360"/>
       </w:pPr>
       <w:rPr>
-        <w:rFonts w:hint="default" w:ascii="Symbol" w:hAnsi="Symbol"/>
+        <w:rFonts w:ascii="Symbol" w:hAnsi="Symbol" w:hint="default"/>
       </w:rPr>
     </w:lvl>
     <w:lvl w:ilvl="7" w:tplc="240A0003" w:tentative="1">
@@ -16673,7 +16447,7 @@
         <w:ind w:left="6469" w:hanging="360"/>
       </w:pPr>
       <w:rPr>
-        <w:rFonts w:hint="default" w:ascii="Courier New" w:hAnsi="Courier New" w:cs="Courier New"/>
+        <w:rFonts w:ascii="Courier New" w:hAnsi="Courier New" w:cs="Courier New" w:hint="default"/>
       </w:rPr>
     </w:lvl>
     <w:lvl w:ilvl="8" w:tplc="240A0005" w:tentative="1">
@@ -16685,7 +16459,7 @@
         <w:ind w:left="7189" w:hanging="360"/>
       </w:pPr>
       <w:rPr>
-        <w:rFonts w:hint="default" w:ascii="Wingdings" w:hAnsi="Wingdings"/>
+        <w:rFonts w:ascii="Wingdings" w:hAnsi="Wingdings" w:hint="default"/>
       </w:rPr>
     </w:lvl>
   </w:abstractNum>
@@ -16702,7 +16476,7 @@
         <w:ind w:left="1429" w:hanging="360"/>
       </w:pPr>
       <w:rPr>
-        <w:rFonts w:hint="default" w:ascii="Symbol" w:hAnsi="Symbol"/>
+        <w:rFonts w:ascii="Symbol" w:hAnsi="Symbol" w:hint="default"/>
       </w:rPr>
     </w:lvl>
     <w:lvl w:ilvl="1" w:tplc="240A0003" w:tentative="1">
@@ -16714,7 +16488,7 @@
         <w:ind w:left="2149" w:hanging="360"/>
       </w:pPr>
       <w:rPr>
-        <w:rFonts w:hint="default" w:ascii="Courier New" w:hAnsi="Courier New" w:cs="Courier New"/>
+        <w:rFonts w:ascii="Courier New" w:hAnsi="Courier New" w:cs="Courier New" w:hint="default"/>
       </w:rPr>
     </w:lvl>
     <w:lvl w:ilvl="2" w:tplc="240A0005" w:tentative="1">
@@ -16726,7 +16500,7 @@
         <w:ind w:left="2869" w:hanging="360"/>
       </w:pPr>
       <w:rPr>
-        <w:rFonts w:hint="default" w:ascii="Wingdings" w:hAnsi="Wingdings"/>
+        <w:rFonts w:ascii="Wingdings" w:hAnsi="Wingdings" w:hint="default"/>
       </w:rPr>
     </w:lvl>
     <w:lvl w:ilvl="3" w:tplc="240A0001" w:tentative="1">
@@ -16738,7 +16512,7 @@
         <w:ind w:left="3589" w:hanging="360"/>
       </w:pPr>
       <w:rPr>
-        <w:rFonts w:hint="default" w:ascii="Symbol" w:hAnsi="Symbol"/>
+        <w:rFonts w:ascii="Symbol" w:hAnsi="Symbol" w:hint="default"/>
       </w:rPr>
     </w:lvl>
     <w:lvl w:ilvl="4" w:tplc="240A0003" w:tentative="1">
@@ -16750,7 +16524,7 @@
         <w:ind w:left="4309" w:hanging="360"/>
       </w:pPr>
       <w:rPr>
-        <w:rFonts w:hint="default" w:ascii="Courier New" w:hAnsi="Courier New" w:cs="Courier New"/>
+        <w:rFonts w:ascii="Courier New" w:hAnsi="Courier New" w:cs="Courier New" w:hint="default"/>
       </w:rPr>
     </w:lvl>
     <w:lvl w:ilvl="5" w:tplc="240A0005" w:tentative="1">
@@ -16762,7 +16536,7 @@
         <w:ind w:left="5029" w:hanging="360"/>
       </w:pPr>
       <w:rPr>
-        <w:rFonts w:hint="default" w:ascii="Wingdings" w:hAnsi="Wingdings"/>
+        <w:rFonts w:ascii="Wingdings" w:hAnsi="Wingdings" w:hint="default"/>
       </w:rPr>
     </w:lvl>
     <w:lvl w:ilvl="6" w:tplc="240A0001" w:tentative="1">
@@ -16774,7 +16548,7 @@
         <w:ind w:left="5749" w:hanging="360"/>
       </w:pPr>
       <w:rPr>
-        <w:rFonts w:hint="default" w:ascii="Symbol" w:hAnsi="Symbol"/>
+        <w:rFonts w:ascii="Symbol" w:hAnsi="Symbol" w:hint="default"/>
       </w:rPr>
     </w:lvl>
     <w:lvl w:ilvl="7" w:tplc="240A0003" w:tentative="1">
@@ -16786,7 +16560,7 @@
         <w:ind w:left="6469" w:hanging="360"/>
       </w:pPr>
       <w:rPr>
-        <w:rFonts w:hint="default" w:ascii="Courier New" w:hAnsi="Courier New" w:cs="Courier New"/>
+        <w:rFonts w:ascii="Courier New" w:hAnsi="Courier New" w:cs="Courier New" w:hint="default"/>
       </w:rPr>
     </w:lvl>
     <w:lvl w:ilvl="8" w:tplc="240A0005" w:tentative="1">
@@ -16798,7 +16572,7 @@
         <w:ind w:left="7189" w:hanging="360"/>
       </w:pPr>
       <w:rPr>
-        <w:rFonts w:hint="default" w:ascii="Wingdings" w:hAnsi="Wingdings"/>
+        <w:rFonts w:ascii="Wingdings" w:hAnsi="Wingdings" w:hint="default"/>
       </w:rPr>
     </w:lvl>
   </w:abstractNum>
@@ -16906,7 +16680,7 @@
         <w:ind w:left="1429" w:hanging="360"/>
       </w:pPr>
       <w:rPr>
-        <w:rFonts w:hint="default" w:ascii="Symbol" w:hAnsi="Symbol"/>
+        <w:rFonts w:ascii="Symbol" w:hAnsi="Symbol" w:hint="default"/>
       </w:rPr>
     </w:lvl>
     <w:lvl w:ilvl="1" w:tplc="240A0003" w:tentative="1">
@@ -16918,7 +16692,7 @@
         <w:ind w:left="2149" w:hanging="360"/>
       </w:pPr>
       <w:rPr>
-        <w:rFonts w:hint="default" w:ascii="Courier New" w:hAnsi="Courier New" w:cs="Courier New"/>
+        <w:rFonts w:ascii="Courier New" w:hAnsi="Courier New" w:cs="Courier New" w:hint="default"/>
       </w:rPr>
     </w:lvl>
     <w:lvl w:ilvl="2" w:tplc="240A0005" w:tentative="1">
@@ -16930,7 +16704,7 @@
         <w:ind w:left="2869" w:hanging="360"/>
       </w:pPr>
       <w:rPr>
-        <w:rFonts w:hint="default" w:ascii="Wingdings" w:hAnsi="Wingdings"/>
+        <w:rFonts w:ascii="Wingdings" w:hAnsi="Wingdings" w:hint="default"/>
       </w:rPr>
     </w:lvl>
     <w:lvl w:ilvl="3" w:tplc="240A0001" w:tentative="1">
@@ -16942,7 +16716,7 @@
         <w:ind w:left="3589" w:hanging="360"/>
       </w:pPr>
       <w:rPr>
-        <w:rFonts w:hint="default" w:ascii="Symbol" w:hAnsi="Symbol"/>
+        <w:rFonts w:ascii="Symbol" w:hAnsi="Symbol" w:hint="default"/>
       </w:rPr>
     </w:lvl>
     <w:lvl w:ilvl="4" w:tplc="240A0003" w:tentative="1">
@@ -16954,7 +16728,7 @@
         <w:ind w:left="4309" w:hanging="360"/>
       </w:pPr>
       <w:rPr>
-        <w:rFonts w:hint="default" w:ascii="Courier New" w:hAnsi="Courier New" w:cs="Courier New"/>
+        <w:rFonts w:ascii="Courier New" w:hAnsi="Courier New" w:cs="Courier New" w:hint="default"/>
       </w:rPr>
     </w:lvl>
     <w:lvl w:ilvl="5" w:tplc="240A0005" w:tentative="1">
@@ -16966,7 +16740,7 @@
         <w:ind w:left="5029" w:hanging="360"/>
       </w:pPr>
       <w:rPr>
-        <w:rFonts w:hint="default" w:ascii="Wingdings" w:hAnsi="Wingdings"/>
+        <w:rFonts w:ascii="Wingdings" w:hAnsi="Wingdings" w:hint="default"/>
       </w:rPr>
     </w:lvl>
     <w:lvl w:ilvl="6" w:tplc="240A0001" w:tentative="1">
@@ -16978,7 +16752,7 @@
         <w:ind w:left="5749" w:hanging="360"/>
       </w:pPr>
       <w:rPr>
-        <w:rFonts w:hint="default" w:ascii="Symbol" w:hAnsi="Symbol"/>
+        <w:rFonts w:ascii="Symbol" w:hAnsi="Symbol" w:hint="default"/>
       </w:rPr>
     </w:lvl>
     <w:lvl w:ilvl="7" w:tplc="240A0003" w:tentative="1">
@@ -16990,7 +16764,7 @@
         <w:ind w:left="6469" w:hanging="360"/>
       </w:pPr>
       <w:rPr>
-        <w:rFonts w:hint="default" w:ascii="Courier New" w:hAnsi="Courier New" w:cs="Courier New"/>
+        <w:rFonts w:ascii="Courier New" w:hAnsi="Courier New" w:cs="Courier New" w:hint="default"/>
       </w:rPr>
     </w:lvl>
     <w:lvl w:ilvl="8" w:tplc="240A0005" w:tentative="1">
@@ -17002,7 +16776,7 @@
         <w:ind w:left="7189" w:hanging="360"/>
       </w:pPr>
       <w:rPr>
-        <w:rFonts w:hint="default" w:ascii="Wingdings" w:hAnsi="Wingdings"/>
+        <w:rFonts w:ascii="Wingdings" w:hAnsi="Wingdings" w:hint="default"/>
       </w:rPr>
     </w:lvl>
   </w:abstractNum>
@@ -17019,7 +16793,7 @@
         <w:ind w:left="1429" w:hanging="360"/>
       </w:pPr>
       <w:rPr>
-        <w:rFonts w:hint="default" w:ascii="Symbol" w:hAnsi="Symbol"/>
+        <w:rFonts w:ascii="Symbol" w:hAnsi="Symbol" w:hint="default"/>
       </w:rPr>
     </w:lvl>
     <w:lvl w:ilvl="1" w:tplc="240A0003" w:tentative="1">
@@ -17031,7 +16805,7 @@
         <w:ind w:left="2149" w:hanging="360"/>
       </w:pPr>
       <w:rPr>
-        <w:rFonts w:hint="default" w:ascii="Courier New" w:hAnsi="Courier New" w:cs="Courier New"/>
+        <w:rFonts w:ascii="Courier New" w:hAnsi="Courier New" w:cs="Courier New" w:hint="default"/>
       </w:rPr>
     </w:lvl>
     <w:lvl w:ilvl="2" w:tplc="240A0005" w:tentative="1">
@@ -17043,7 +16817,7 @@
         <w:ind w:left="2869" w:hanging="360"/>
       </w:pPr>
       <w:rPr>
-        <w:rFonts w:hint="default" w:ascii="Wingdings" w:hAnsi="Wingdings"/>
+        <w:rFonts w:ascii="Wingdings" w:hAnsi="Wingdings" w:hint="default"/>
       </w:rPr>
     </w:lvl>
     <w:lvl w:ilvl="3" w:tplc="240A0001" w:tentative="1">
@@ -17055,7 +16829,7 @@
         <w:ind w:left="3589" w:hanging="360"/>
       </w:pPr>
       <w:rPr>
-        <w:rFonts w:hint="default" w:ascii="Symbol" w:hAnsi="Symbol"/>
+        <w:rFonts w:ascii="Symbol" w:hAnsi="Symbol" w:hint="default"/>
       </w:rPr>
     </w:lvl>
     <w:lvl w:ilvl="4" w:tplc="240A0003" w:tentative="1">
@@ -17067,7 +16841,7 @@
         <w:ind w:left="4309" w:hanging="360"/>
       </w:pPr>
       <w:rPr>
-        <w:rFonts w:hint="default" w:ascii="Courier New" w:hAnsi="Courier New" w:cs="Courier New"/>
+        <w:rFonts w:ascii="Courier New" w:hAnsi="Courier New" w:cs="Courier New" w:hint="default"/>
       </w:rPr>
     </w:lvl>
     <w:lvl w:ilvl="5" w:tplc="240A0005" w:tentative="1">
@@ -17079,7 +16853,7 @@
         <w:ind w:left="5029" w:hanging="360"/>
       </w:pPr>
       <w:rPr>
-        <w:rFonts w:hint="default" w:ascii="Wingdings" w:hAnsi="Wingdings"/>
+        <w:rFonts w:ascii="Wingdings" w:hAnsi="Wingdings" w:hint="default"/>
       </w:rPr>
     </w:lvl>
     <w:lvl w:ilvl="6" w:tplc="240A0001" w:tentative="1">
@@ -17091,7 +16865,7 @@
         <w:ind w:left="5749" w:hanging="360"/>
       </w:pPr>
       <w:rPr>
-        <w:rFonts w:hint="default" w:ascii="Symbol" w:hAnsi="Symbol"/>
+        <w:rFonts w:ascii="Symbol" w:hAnsi="Symbol" w:hint="default"/>
       </w:rPr>
     </w:lvl>
     <w:lvl w:ilvl="7" w:tplc="240A0003" w:tentative="1">
@@ -17103,7 +16877,7 @@
         <w:ind w:left="6469" w:hanging="360"/>
       </w:pPr>
       <w:rPr>
-        <w:rFonts w:hint="default" w:ascii="Courier New" w:hAnsi="Courier New" w:cs="Courier New"/>
+        <w:rFonts w:ascii="Courier New" w:hAnsi="Courier New" w:cs="Courier New" w:hint="default"/>
       </w:rPr>
     </w:lvl>
     <w:lvl w:ilvl="8" w:tplc="240A0005" w:tentative="1">
@@ -17115,7 +16889,7 @@
         <w:ind w:left="7189" w:hanging="360"/>
       </w:pPr>
       <w:rPr>
-        <w:rFonts w:hint="default" w:ascii="Wingdings" w:hAnsi="Wingdings"/>
+        <w:rFonts w:ascii="Wingdings" w:hAnsi="Wingdings" w:hint="default"/>
       </w:rPr>
     </w:lvl>
   </w:abstractNum>
@@ -17132,7 +16906,7 @@
         <w:ind w:left="1429" w:hanging="360"/>
       </w:pPr>
       <w:rPr>
-        <w:rFonts w:hint="default" w:ascii="Symbol" w:hAnsi="Symbol"/>
+        <w:rFonts w:ascii="Symbol" w:hAnsi="Symbol" w:hint="default"/>
       </w:rPr>
     </w:lvl>
     <w:lvl w:ilvl="1" w:tplc="240A0003" w:tentative="1">
@@ -17144,7 +16918,7 @@
         <w:ind w:left="2149" w:hanging="360"/>
       </w:pPr>
       <w:rPr>
-        <w:rFonts w:hint="default" w:ascii="Courier New" w:hAnsi="Courier New" w:cs="Courier New"/>
+        <w:rFonts w:ascii="Courier New" w:hAnsi="Courier New" w:cs="Courier New" w:hint="default"/>
       </w:rPr>
     </w:lvl>
     <w:lvl w:ilvl="2" w:tplc="240A0005" w:tentative="1">
@@ -17156,7 +16930,7 @@
         <w:ind w:left="2869" w:hanging="360"/>
       </w:pPr>
       <w:rPr>
-        <w:rFonts w:hint="default" w:ascii="Wingdings" w:hAnsi="Wingdings"/>
+        <w:rFonts w:ascii="Wingdings" w:hAnsi="Wingdings" w:hint="default"/>
       </w:rPr>
     </w:lvl>
     <w:lvl w:ilvl="3" w:tplc="240A0001" w:tentative="1">
@@ -17168,7 +16942,7 @@
         <w:ind w:left="3589" w:hanging="360"/>
       </w:pPr>
       <w:rPr>
-        <w:rFonts w:hint="default" w:ascii="Symbol" w:hAnsi="Symbol"/>
+        <w:rFonts w:ascii="Symbol" w:hAnsi="Symbol" w:hint="default"/>
       </w:rPr>
     </w:lvl>
     <w:lvl w:ilvl="4" w:tplc="240A0003" w:tentative="1">
@@ -17180,7 +16954,7 @@
         <w:ind w:left="4309" w:hanging="360"/>
       </w:pPr>
       <w:rPr>
-        <w:rFonts w:hint="default" w:ascii="Courier New" w:hAnsi="Courier New" w:cs="Courier New"/>
+        <w:rFonts w:ascii="Courier New" w:hAnsi="Courier New" w:cs="Courier New" w:hint="default"/>
       </w:rPr>
     </w:lvl>
     <w:lvl w:ilvl="5" w:tplc="240A0005" w:tentative="1">
@@ -17192,7 +16966,7 @@
         <w:ind w:left="5029" w:hanging="360"/>
       </w:pPr>
       <w:rPr>
-        <w:rFonts w:hint="default" w:ascii="Wingdings" w:hAnsi="Wingdings"/>
+        <w:rFonts w:ascii="Wingdings" w:hAnsi="Wingdings" w:hint="default"/>
       </w:rPr>
     </w:lvl>
     <w:lvl w:ilvl="6" w:tplc="240A0001" w:tentative="1">
@@ -17204,7 +16978,7 @@
         <w:ind w:left="5749" w:hanging="360"/>
       </w:pPr>
       <w:rPr>
-        <w:rFonts w:hint="default" w:ascii="Symbol" w:hAnsi="Symbol"/>
+        <w:rFonts w:ascii="Symbol" w:hAnsi="Symbol" w:hint="default"/>
       </w:rPr>
     </w:lvl>
     <w:lvl w:ilvl="7" w:tplc="240A0003" w:tentative="1">
@@ -17216,7 +16990,7 @@
         <w:ind w:left="6469" w:hanging="360"/>
       </w:pPr>
       <w:rPr>
-        <w:rFonts w:hint="default" w:ascii="Courier New" w:hAnsi="Courier New" w:cs="Courier New"/>
+        <w:rFonts w:ascii="Courier New" w:hAnsi="Courier New" w:cs="Courier New" w:hint="default"/>
       </w:rPr>
     </w:lvl>
     <w:lvl w:ilvl="8" w:tplc="240A0005" w:tentative="1">
@@ -17228,7 +17002,7 @@
         <w:ind w:left="7189" w:hanging="360"/>
       </w:pPr>
       <w:rPr>
-        <w:rFonts w:hint="default" w:ascii="Wingdings" w:hAnsi="Wingdings"/>
+        <w:rFonts w:ascii="Wingdings" w:hAnsi="Wingdings" w:hint="default"/>
       </w:rPr>
     </w:lvl>
   </w:abstractNum>
@@ -17245,7 +17019,7 @@
         <w:ind w:left="1429" w:hanging="360"/>
       </w:pPr>
       <w:rPr>
-        <w:rFonts w:hint="default" w:ascii="Symbol" w:hAnsi="Symbol"/>
+        <w:rFonts w:ascii="Symbol" w:hAnsi="Symbol" w:hint="default"/>
       </w:rPr>
     </w:lvl>
     <w:lvl w:ilvl="1" w:tplc="240A0003" w:tentative="1">
@@ -17257,7 +17031,7 @@
         <w:ind w:left="2149" w:hanging="360"/>
       </w:pPr>
       <w:rPr>
-        <w:rFonts w:hint="default" w:ascii="Courier New" w:hAnsi="Courier New" w:cs="Courier New"/>
+        <w:rFonts w:ascii="Courier New" w:hAnsi="Courier New" w:cs="Courier New" w:hint="default"/>
       </w:rPr>
     </w:lvl>
     <w:lvl w:ilvl="2" w:tplc="240A0005" w:tentative="1">
@@ -17269,7 +17043,7 @@
         <w:ind w:left="2869" w:hanging="360"/>
       </w:pPr>
       <w:rPr>
-        <w:rFonts w:hint="default" w:ascii="Wingdings" w:hAnsi="Wingdings"/>
+        <w:rFonts w:ascii="Wingdings" w:hAnsi="Wingdings" w:hint="default"/>
       </w:rPr>
     </w:lvl>
     <w:lvl w:ilvl="3" w:tplc="240A0001" w:tentative="1">
@@ -17281,7 +17055,7 @@
         <w:ind w:left="3589" w:hanging="360"/>
       </w:pPr>
       <w:rPr>
-        <w:rFonts w:hint="default" w:ascii="Symbol" w:hAnsi="Symbol"/>
+        <w:rFonts w:ascii="Symbol" w:hAnsi="Symbol" w:hint="default"/>
       </w:rPr>
     </w:lvl>
     <w:lvl w:ilvl="4" w:tplc="240A0003" w:tentative="1">
@@ -17293,7 +17067,7 @@
         <w:ind w:left="4309" w:hanging="360"/>
       </w:pPr>
       <w:rPr>
-        <w:rFonts w:hint="default" w:ascii="Courier New" w:hAnsi="Courier New" w:cs="Courier New"/>
+        <w:rFonts w:ascii="Courier New" w:hAnsi="Courier New" w:cs="Courier New" w:hint="default"/>
       </w:rPr>
     </w:lvl>
     <w:lvl w:ilvl="5" w:tplc="240A0005" w:tentative="1">
@@ -17305,7 +17079,7 @@
         <w:ind w:left="5029" w:hanging="360"/>
       </w:pPr>
       <w:rPr>
-        <w:rFonts w:hint="default" w:ascii="Wingdings" w:hAnsi="Wingdings"/>
+        <w:rFonts w:ascii="Wingdings" w:hAnsi="Wingdings" w:hint="default"/>
       </w:rPr>
     </w:lvl>
     <w:lvl w:ilvl="6" w:tplc="240A0001" w:tentative="1">
@@ -17317,7 +17091,7 @@
         <w:ind w:left="5749" w:hanging="360"/>
       </w:pPr>
       <w:rPr>
-        <w:rFonts w:hint="default" w:ascii="Symbol" w:hAnsi="Symbol"/>
+        <w:rFonts w:ascii="Symbol" w:hAnsi="Symbol" w:hint="default"/>
       </w:rPr>
     </w:lvl>
     <w:lvl w:ilvl="7" w:tplc="240A0003" w:tentative="1">
@@ -17329,7 +17103,7 @@
         <w:ind w:left="6469" w:hanging="360"/>
       </w:pPr>
       <w:rPr>
-        <w:rFonts w:hint="default" w:ascii="Courier New" w:hAnsi="Courier New" w:cs="Courier New"/>
+        <w:rFonts w:ascii="Courier New" w:hAnsi="Courier New" w:cs="Courier New" w:hint="default"/>
       </w:rPr>
     </w:lvl>
     <w:lvl w:ilvl="8" w:tplc="240A0005" w:tentative="1">
@@ -17341,7 +17115,7 @@
         <w:ind w:left="7189" w:hanging="360"/>
       </w:pPr>
       <w:rPr>
-        <w:rFonts w:hint="default" w:ascii="Wingdings" w:hAnsi="Wingdings"/>
+        <w:rFonts w:ascii="Wingdings" w:hAnsi="Wingdings" w:hint="default"/>
       </w:rPr>
     </w:lvl>
   </w:abstractNum>
@@ -17358,7 +17132,7 @@
         <w:ind w:left="1429" w:hanging="360"/>
       </w:pPr>
       <w:rPr>
-        <w:rFonts w:hint="default" w:ascii="Symbol" w:hAnsi="Symbol"/>
+        <w:rFonts w:ascii="Symbol" w:hAnsi="Symbol" w:hint="default"/>
       </w:rPr>
     </w:lvl>
     <w:lvl w:ilvl="1" w:tplc="240A0003" w:tentative="1">
@@ -17370,7 +17144,7 @@
         <w:ind w:left="2149" w:hanging="360"/>
       </w:pPr>
       <w:rPr>
-        <w:rFonts w:hint="default" w:ascii="Courier New" w:hAnsi="Courier New" w:cs="Courier New"/>
+        <w:rFonts w:ascii="Courier New" w:hAnsi="Courier New" w:cs="Courier New" w:hint="default"/>
       </w:rPr>
     </w:lvl>
     <w:lvl w:ilvl="2" w:tplc="240A0005" w:tentative="1">
@@ -17382,7 +17156,7 @@
         <w:ind w:left="2869" w:hanging="360"/>
       </w:pPr>
       <w:rPr>
-        <w:rFonts w:hint="default" w:ascii="Wingdings" w:hAnsi="Wingdings"/>
+        <w:rFonts w:ascii="Wingdings" w:hAnsi="Wingdings" w:hint="default"/>
       </w:rPr>
     </w:lvl>
     <w:lvl w:ilvl="3" w:tplc="240A0001" w:tentative="1">
@@ -17394,7 +17168,7 @@
         <w:ind w:left="3589" w:hanging="360"/>
       </w:pPr>
       <w:rPr>
-        <w:rFonts w:hint="default" w:ascii="Symbol" w:hAnsi="Symbol"/>
+        <w:rFonts w:ascii="Symbol" w:hAnsi="Symbol" w:hint="default"/>
       </w:rPr>
     </w:lvl>
     <w:lvl w:ilvl="4" w:tplc="240A0003" w:tentative="1">
@@ -17406,7 +17180,7 @@
         <w:ind w:left="4309" w:hanging="360"/>
       </w:pPr>
       <w:rPr>
-        <w:rFonts w:hint="default" w:ascii="Courier New" w:hAnsi="Courier New" w:cs="Courier New"/>
+        <w:rFonts w:ascii="Courier New" w:hAnsi="Courier New" w:cs="Courier New" w:hint="default"/>
       </w:rPr>
     </w:lvl>
     <w:lvl w:ilvl="5" w:tplc="240A0005" w:tentative="1">
@@ -17418,7 +17192,7 @@
         <w:ind w:left="5029" w:hanging="360"/>
       </w:pPr>
       <w:rPr>
-        <w:rFonts w:hint="default" w:ascii="Wingdings" w:hAnsi="Wingdings"/>
+        <w:rFonts w:ascii="Wingdings" w:hAnsi="Wingdings" w:hint="default"/>
       </w:rPr>
     </w:lvl>
     <w:lvl w:ilvl="6" w:tplc="240A0001" w:tentative="1">
@@ -17430,7 +17204,7 @@
         <w:ind w:left="5749" w:hanging="360"/>
       </w:pPr>
       <w:rPr>
-        <w:rFonts w:hint="default" w:ascii="Symbol" w:hAnsi="Symbol"/>
+        <w:rFonts w:ascii="Symbol" w:hAnsi="Symbol" w:hint="default"/>
       </w:rPr>
     </w:lvl>
     <w:lvl w:ilvl="7" w:tplc="240A0003" w:tentative="1">
@@ -17442,7 +17216,7 @@
         <w:ind w:left="6469" w:hanging="360"/>
       </w:pPr>
       <w:rPr>
-        <w:rFonts w:hint="default" w:ascii="Courier New" w:hAnsi="Courier New" w:cs="Courier New"/>
+        <w:rFonts w:ascii="Courier New" w:hAnsi="Courier New" w:cs="Courier New" w:hint="default"/>
       </w:rPr>
     </w:lvl>
     <w:lvl w:ilvl="8" w:tplc="240A0005" w:tentative="1">
@@ -17454,7 +17228,7 @@
         <w:ind w:left="7189" w:hanging="360"/>
       </w:pPr>
       <w:rPr>
-        <w:rFonts w:hint="default" w:ascii="Wingdings" w:hAnsi="Wingdings"/>
+        <w:rFonts w:ascii="Wingdings" w:hAnsi="Wingdings" w:hint="default"/>
       </w:rPr>
     </w:lvl>
   </w:abstractNum>
@@ -17472,7 +17246,7 @@
         <w:ind w:left="1211" w:hanging="360"/>
       </w:pPr>
       <w:rPr>
-        <w:rFonts w:hint="default" w:ascii="Arial" w:hAnsi="Arial"/>
+        <w:rFonts w:ascii="Arial" w:hAnsi="Arial" w:hint="default"/>
         <w:b/>
         <w:i w:val="0"/>
         <w:caps w:val="0"/>
@@ -17565,7 +17339,7 @@
         <w:ind w:left="1429" w:hanging="360"/>
       </w:pPr>
       <w:rPr>
-        <w:rFonts w:hint="default" w:ascii="Symbol" w:hAnsi="Symbol"/>
+        <w:rFonts w:ascii="Symbol" w:hAnsi="Symbol" w:hint="default"/>
       </w:rPr>
     </w:lvl>
     <w:lvl w:ilvl="1" w:tplc="240A0003" w:tentative="1">
@@ -17577,7 +17351,7 @@
         <w:ind w:left="2149" w:hanging="360"/>
       </w:pPr>
       <w:rPr>
-        <w:rFonts w:hint="default" w:ascii="Courier New" w:hAnsi="Courier New" w:cs="Courier New"/>
+        <w:rFonts w:ascii="Courier New" w:hAnsi="Courier New" w:cs="Courier New" w:hint="default"/>
       </w:rPr>
     </w:lvl>
     <w:lvl w:ilvl="2" w:tplc="240A0005" w:tentative="1">
@@ -17589,7 +17363,7 @@
         <w:ind w:left="2869" w:hanging="360"/>
       </w:pPr>
       <w:rPr>
-        <w:rFonts w:hint="default" w:ascii="Wingdings" w:hAnsi="Wingdings"/>
+        <w:rFonts w:ascii="Wingdings" w:hAnsi="Wingdings" w:hint="default"/>
       </w:rPr>
     </w:lvl>
     <w:lvl w:ilvl="3" w:tplc="240A0001" w:tentative="1">
@@ -17601,7 +17375,7 @@
         <w:ind w:left="3589" w:hanging="360"/>
       </w:pPr>
       <w:rPr>
-        <w:rFonts w:hint="default" w:ascii="Symbol" w:hAnsi="Symbol"/>
+        <w:rFonts w:ascii="Symbol" w:hAnsi="Symbol" w:hint="default"/>
       </w:rPr>
     </w:lvl>
     <w:lvl w:ilvl="4" w:tplc="240A0003" w:tentative="1">
@@ -17613,7 +17387,7 @@
         <w:ind w:left="4309" w:hanging="360"/>
       </w:pPr>
       <w:rPr>
-        <w:rFonts w:hint="default" w:ascii="Courier New" w:hAnsi="Courier New" w:cs="Courier New"/>
+        <w:rFonts w:ascii="Courier New" w:hAnsi="Courier New" w:cs="Courier New" w:hint="default"/>
       </w:rPr>
     </w:lvl>
     <w:lvl w:ilvl="5" w:tplc="240A0005" w:tentative="1">
@@ -17625,7 +17399,7 @@
         <w:ind w:left="5029" w:hanging="360"/>
       </w:pPr>
       <w:rPr>
-        <w:rFonts w:hint="default" w:ascii="Wingdings" w:hAnsi="Wingdings"/>
+        <w:rFonts w:ascii="Wingdings" w:hAnsi="Wingdings" w:hint="default"/>
       </w:rPr>
     </w:lvl>
     <w:lvl w:ilvl="6" w:tplc="240A0001" w:tentative="1">
@@ -17637,7 +17411,7 @@
         <w:ind w:left="5749" w:hanging="360"/>
       </w:pPr>
       <w:rPr>
-        <w:rFonts w:hint="default" w:ascii="Symbol" w:hAnsi="Symbol"/>
+        <w:rFonts w:ascii="Symbol" w:hAnsi="Symbol" w:hint="default"/>
       </w:rPr>
     </w:lvl>
     <w:lvl w:ilvl="7" w:tplc="240A0003" w:tentative="1">
@@ -17649,7 +17423,7 @@
         <w:ind w:left="6469" w:hanging="360"/>
       </w:pPr>
       <w:rPr>
-        <w:rFonts w:hint="default" w:ascii="Courier New" w:hAnsi="Courier New" w:cs="Courier New"/>
+        <w:rFonts w:ascii="Courier New" w:hAnsi="Courier New" w:cs="Courier New" w:hint="default"/>
       </w:rPr>
     </w:lvl>
     <w:lvl w:ilvl="8" w:tplc="240A0005" w:tentative="1">
@@ -17661,7 +17435,7 @@
         <w:ind w:left="7189" w:hanging="360"/>
       </w:pPr>
       <w:rPr>
-        <w:rFonts w:hint="default" w:ascii="Wingdings" w:hAnsi="Wingdings"/>
+        <w:rFonts w:ascii="Wingdings" w:hAnsi="Wingdings" w:hint="default"/>
       </w:rPr>
     </w:lvl>
   </w:abstractNum>
@@ -17678,7 +17452,7 @@
         <w:ind w:left="1429" w:hanging="360"/>
       </w:pPr>
       <w:rPr>
-        <w:rFonts w:hint="default" w:ascii="Symbol" w:hAnsi="Symbol"/>
+        <w:rFonts w:ascii="Symbol" w:hAnsi="Symbol" w:hint="default"/>
       </w:rPr>
     </w:lvl>
     <w:lvl w:ilvl="1" w:tplc="240A0003" w:tentative="1">
@@ -17690,7 +17464,7 @@
         <w:ind w:left="2149" w:hanging="360"/>
       </w:pPr>
       <w:rPr>
-        <w:rFonts w:hint="default" w:ascii="Courier New" w:hAnsi="Courier New" w:cs="Courier New"/>
+        <w:rFonts w:ascii="Courier New" w:hAnsi="Courier New" w:cs="Courier New" w:hint="default"/>
       </w:rPr>
     </w:lvl>
     <w:lvl w:ilvl="2" w:tplc="240A0005" w:tentative="1">
@@ -17702,7 +17476,7 @@
         <w:ind w:left="2869" w:hanging="360"/>
       </w:pPr>
       <w:rPr>
-        <w:rFonts w:hint="default" w:ascii="Wingdings" w:hAnsi="Wingdings"/>
+        <w:rFonts w:ascii="Wingdings" w:hAnsi="Wingdings" w:hint="default"/>
       </w:rPr>
     </w:lvl>
     <w:lvl w:ilvl="3" w:tplc="240A0001" w:tentative="1">
@@ -17714,7 +17488,7 @@
         <w:ind w:left="3589" w:hanging="360"/>
       </w:pPr>
       <w:rPr>
-        <w:rFonts w:hint="default" w:ascii="Symbol" w:hAnsi="Symbol"/>
+        <w:rFonts w:ascii="Symbol" w:hAnsi="Symbol" w:hint="default"/>
       </w:rPr>
     </w:lvl>
     <w:lvl w:ilvl="4" w:tplc="240A0003" w:tentative="1">
@@ -17726,7 +17500,7 @@
         <w:ind w:left="4309" w:hanging="360"/>
       </w:pPr>
       <w:rPr>
-        <w:rFonts w:hint="default" w:ascii="Courier New" w:hAnsi="Courier New" w:cs="Courier New"/>
+        <w:rFonts w:ascii="Courier New" w:hAnsi="Courier New" w:cs="Courier New" w:hint="default"/>
       </w:rPr>
     </w:lvl>
     <w:lvl w:ilvl="5" w:tplc="240A0005" w:tentative="1">
@@ -17738,7 +17512,7 @@
         <w:ind w:left="5029" w:hanging="360"/>
       </w:pPr>
       <w:rPr>
-        <w:rFonts w:hint="default" w:ascii="Wingdings" w:hAnsi="Wingdings"/>
+        <w:rFonts w:ascii="Wingdings" w:hAnsi="Wingdings" w:hint="default"/>
       </w:rPr>
     </w:lvl>
     <w:lvl w:ilvl="6" w:tplc="240A0001" w:tentative="1">
@@ -17750,7 +17524,7 @@
         <w:ind w:left="5749" w:hanging="360"/>
       </w:pPr>
       <w:rPr>
-        <w:rFonts w:hint="default" w:ascii="Symbol" w:hAnsi="Symbol"/>
+        <w:rFonts w:ascii="Symbol" w:hAnsi="Symbol" w:hint="default"/>
       </w:rPr>
     </w:lvl>
     <w:lvl w:ilvl="7" w:tplc="240A0003" w:tentative="1">
@@ -17762,7 +17536,7 @@
         <w:ind w:left="6469" w:hanging="360"/>
       </w:pPr>
       <w:rPr>
-        <w:rFonts w:hint="default" w:ascii="Courier New" w:hAnsi="Courier New" w:cs="Courier New"/>
+        <w:rFonts w:ascii="Courier New" w:hAnsi="Courier New" w:cs="Courier New" w:hint="default"/>
       </w:rPr>
     </w:lvl>
     <w:lvl w:ilvl="8" w:tplc="240A0005" w:tentative="1">
@@ -17774,7 +17548,7 @@
         <w:ind w:left="7189" w:hanging="360"/>
       </w:pPr>
       <w:rPr>
-        <w:rFonts w:hint="default" w:ascii="Wingdings" w:hAnsi="Wingdings"/>
+        <w:rFonts w:ascii="Wingdings" w:hAnsi="Wingdings" w:hint="default"/>
       </w:rPr>
     </w:lvl>
   </w:abstractNum>
@@ -17912,7 +17686,7 @@
         <w:ind w:left="1429" w:hanging="360"/>
       </w:pPr>
       <w:rPr>
-        <w:rFonts w:hint="default" w:ascii="Symbol" w:hAnsi="Symbol"/>
+        <w:rFonts w:ascii="Symbol" w:hAnsi="Symbol" w:hint="default"/>
       </w:rPr>
     </w:lvl>
     <w:lvl w:ilvl="1" w:tplc="240A0003" w:tentative="1">
@@ -17924,7 +17698,7 @@
         <w:ind w:left="2149" w:hanging="360"/>
       </w:pPr>
       <w:rPr>
-        <w:rFonts w:hint="default" w:ascii="Courier New" w:hAnsi="Courier New" w:cs="Courier New"/>
+        <w:rFonts w:ascii="Courier New" w:hAnsi="Courier New" w:cs="Courier New" w:hint="default"/>
       </w:rPr>
     </w:lvl>
     <w:lvl w:ilvl="2" w:tplc="240A0005" w:tentative="1">
@@ -17936,7 +17710,7 @@
         <w:ind w:left="2869" w:hanging="360"/>
       </w:pPr>
       <w:rPr>
-        <w:rFonts w:hint="default" w:ascii="Wingdings" w:hAnsi="Wingdings"/>
+        <w:rFonts w:ascii="Wingdings" w:hAnsi="Wingdings" w:hint="default"/>
       </w:rPr>
     </w:lvl>
     <w:lvl w:ilvl="3" w:tplc="240A0001" w:tentative="1">
@@ -17948,7 +17722,7 @@
         <w:ind w:left="3589" w:hanging="360"/>
       </w:pPr>
       <w:rPr>
-        <w:rFonts w:hint="default" w:ascii="Symbol" w:hAnsi="Symbol"/>
+        <w:rFonts w:ascii="Symbol" w:hAnsi="Symbol" w:hint="default"/>
       </w:rPr>
     </w:lvl>
     <w:lvl w:ilvl="4" w:tplc="240A0003" w:tentative="1">
@@ -17960,7 +17734,7 @@
         <w:ind w:left="4309" w:hanging="360"/>
       </w:pPr>
       <w:rPr>
-        <w:rFonts w:hint="default" w:ascii="Courier New" w:hAnsi="Courier New" w:cs="Courier New"/>
+        <w:rFonts w:ascii="Courier New" w:hAnsi="Courier New" w:cs="Courier New" w:hint="default"/>
       </w:rPr>
     </w:lvl>
     <w:lvl w:ilvl="5" w:tplc="240A0005" w:tentative="1">
@@ -17972,7 +17746,7 @@
         <w:ind w:left="5029" w:hanging="360"/>
       </w:pPr>
       <w:rPr>
-        <w:rFonts w:hint="default" w:ascii="Wingdings" w:hAnsi="Wingdings"/>
+        <w:rFonts w:ascii="Wingdings" w:hAnsi="Wingdings" w:hint="default"/>
       </w:rPr>
     </w:lvl>
     <w:lvl w:ilvl="6" w:tplc="240A0001" w:tentative="1">
@@ -17984,7 +17758,7 @@
         <w:ind w:left="5749" w:hanging="360"/>
       </w:pPr>
       <w:rPr>
-        <w:rFonts w:hint="default" w:ascii="Symbol" w:hAnsi="Symbol"/>
+        <w:rFonts w:ascii="Symbol" w:hAnsi="Symbol" w:hint="default"/>
       </w:rPr>
     </w:lvl>
     <w:lvl w:ilvl="7" w:tplc="240A0003" w:tentative="1">
@@ -17996,7 +17770,7 @@
         <w:ind w:left="6469" w:hanging="360"/>
       </w:pPr>
       <w:rPr>
-        <w:rFonts w:hint="default" w:ascii="Courier New" w:hAnsi="Courier New" w:cs="Courier New"/>
+        <w:rFonts w:ascii="Courier New" w:hAnsi="Courier New" w:cs="Courier New" w:hint="default"/>
       </w:rPr>
     </w:lvl>
     <w:lvl w:ilvl="8" w:tplc="240A0005" w:tentative="1">
@@ -18008,7 +17782,7 @@
         <w:ind w:left="7189" w:hanging="360"/>
       </w:pPr>
       <w:rPr>
-        <w:rFonts w:hint="default" w:ascii="Wingdings" w:hAnsi="Wingdings"/>
+        <w:rFonts w:ascii="Wingdings" w:hAnsi="Wingdings" w:hint="default"/>
       </w:rPr>
     </w:lvl>
   </w:abstractNum>
@@ -18025,7 +17799,7 @@
         <w:ind w:left="1429" w:hanging="360"/>
       </w:pPr>
       <w:rPr>
-        <w:rFonts w:hint="default" w:ascii="Symbol" w:hAnsi="Symbol"/>
+        <w:rFonts w:ascii="Symbol" w:hAnsi="Symbol" w:hint="default"/>
       </w:rPr>
     </w:lvl>
     <w:lvl w:ilvl="1" w:tplc="240A0003" w:tentative="1">
@@ -18037,7 +17811,7 @@
         <w:ind w:left="2149" w:hanging="360"/>
       </w:pPr>
       <w:rPr>
-        <w:rFonts w:hint="default" w:ascii="Courier New" w:hAnsi="Courier New" w:cs="Courier New"/>
+        <w:rFonts w:ascii="Courier New" w:hAnsi="Courier New" w:cs="Courier New" w:hint="default"/>
       </w:rPr>
     </w:lvl>
     <w:lvl w:ilvl="2" w:tplc="240A0005" w:tentative="1">
@@ -18049,7 +17823,7 @@
         <w:ind w:left="2869" w:hanging="360"/>
       </w:pPr>
       <w:rPr>
-        <w:rFonts w:hint="default" w:ascii="Wingdings" w:hAnsi="Wingdings"/>
+        <w:rFonts w:ascii="Wingdings" w:hAnsi="Wingdings" w:hint="default"/>
       </w:rPr>
     </w:lvl>
     <w:lvl w:ilvl="3" w:tplc="240A0001" w:tentative="1">
@@ -18061,7 +17835,7 @@
         <w:ind w:left="3589" w:hanging="360"/>
       </w:pPr>
       <w:rPr>
-        <w:rFonts w:hint="default" w:ascii="Symbol" w:hAnsi="Symbol"/>
+        <w:rFonts w:ascii="Symbol" w:hAnsi="Symbol" w:hint="default"/>
       </w:rPr>
     </w:lvl>
     <w:lvl w:ilvl="4" w:tplc="240A0003" w:tentative="1">
@@ -18073,7 +17847,7 @@
         <w:ind w:left="4309" w:hanging="360"/>
       </w:pPr>
       <w:rPr>
-        <w:rFonts w:hint="default" w:ascii="Courier New" w:hAnsi="Courier New" w:cs="Courier New"/>
+        <w:rFonts w:ascii="Courier New" w:hAnsi="Courier New" w:cs="Courier New" w:hint="default"/>
       </w:rPr>
     </w:lvl>
     <w:lvl w:ilvl="5" w:tplc="240A0005" w:tentative="1">
@@ -18085,7 +17859,7 @@
         <w:ind w:left="5029" w:hanging="360"/>
       </w:pPr>
       <w:rPr>
-        <w:rFonts w:hint="default" w:ascii="Wingdings" w:hAnsi="Wingdings"/>
+        <w:rFonts w:ascii="Wingdings" w:hAnsi="Wingdings" w:hint="default"/>
       </w:rPr>
     </w:lvl>
     <w:lvl w:ilvl="6" w:tplc="240A0001" w:tentative="1">
@@ -18097,7 +17871,7 @@
         <w:ind w:left="5749" w:hanging="360"/>
       </w:pPr>
       <w:rPr>
-        <w:rFonts w:hint="default" w:ascii="Symbol" w:hAnsi="Symbol"/>
+        <w:rFonts w:ascii="Symbol" w:hAnsi="Symbol" w:hint="default"/>
       </w:rPr>
     </w:lvl>
     <w:lvl w:ilvl="7" w:tplc="240A0003" w:tentative="1">
@@ -18109,7 +17883,7 @@
         <w:ind w:left="6469" w:hanging="360"/>
       </w:pPr>
       <w:rPr>
-        <w:rFonts w:hint="default" w:ascii="Courier New" w:hAnsi="Courier New" w:cs="Courier New"/>
+        <w:rFonts w:ascii="Courier New" w:hAnsi="Courier New" w:cs="Courier New" w:hint="default"/>
       </w:rPr>
     </w:lvl>
     <w:lvl w:ilvl="8" w:tplc="240A0005" w:tentative="1">
@@ -18121,7 +17895,7 @@
         <w:ind w:left="7189" w:hanging="360"/>
       </w:pPr>
       <w:rPr>
-        <w:rFonts w:hint="default" w:ascii="Wingdings" w:hAnsi="Wingdings"/>
+        <w:rFonts w:ascii="Wingdings" w:hAnsi="Wingdings" w:hint="default"/>
       </w:rPr>
     </w:lvl>
   </w:abstractNum>
@@ -18138,7 +17912,7 @@
         <w:ind w:left="1429" w:hanging="360"/>
       </w:pPr>
       <w:rPr>
-        <w:rFonts w:hint="default" w:ascii="Symbol" w:hAnsi="Symbol"/>
+        <w:rFonts w:ascii="Symbol" w:hAnsi="Symbol" w:hint="default"/>
       </w:rPr>
     </w:lvl>
     <w:lvl w:ilvl="1" w:tplc="240A0003" w:tentative="1">
@@ -18150,7 +17924,7 @@
         <w:ind w:left="2149" w:hanging="360"/>
       </w:pPr>
       <w:rPr>
-        <w:rFonts w:hint="default" w:ascii="Courier New" w:hAnsi="Courier New" w:cs="Courier New"/>
+        <w:rFonts w:ascii="Courier New" w:hAnsi="Courier New" w:cs="Courier New" w:hint="default"/>
       </w:rPr>
     </w:lvl>
     <w:lvl w:ilvl="2" w:tplc="240A0005" w:tentative="1">
@@ -18162,7 +17936,7 @@
         <w:ind w:left="2869" w:hanging="360"/>
       </w:pPr>
       <w:rPr>
-        <w:rFonts w:hint="default" w:ascii="Wingdings" w:hAnsi="Wingdings"/>
+        <w:rFonts w:ascii="Wingdings" w:hAnsi="Wingdings" w:hint="default"/>
       </w:rPr>
     </w:lvl>
     <w:lvl w:ilvl="3" w:tplc="240A0001" w:tentative="1">
@@ -18174,7 +17948,7 @@
         <w:ind w:left="3589" w:hanging="360"/>
       </w:pPr>
       <w:rPr>
-        <w:rFonts w:hint="default" w:ascii="Symbol" w:hAnsi="Symbol"/>
+        <w:rFonts w:ascii="Symbol" w:hAnsi="Symbol" w:hint="default"/>
       </w:rPr>
     </w:lvl>
     <w:lvl w:ilvl="4" w:tplc="240A0003" w:tentative="1">
@@ -18186,7 +17960,7 @@
         <w:ind w:left="4309" w:hanging="360"/>
       </w:pPr>
       <w:rPr>
-        <w:rFonts w:hint="default" w:ascii="Courier New" w:hAnsi="Courier New" w:cs="Courier New"/>
+        <w:rFonts w:ascii="Courier New" w:hAnsi="Courier New" w:cs="Courier New" w:hint="default"/>
       </w:rPr>
     </w:lvl>
     <w:lvl w:ilvl="5" w:tplc="240A0005" w:tentative="1">
@@ -18198,7 +17972,7 @@
         <w:ind w:left="5029" w:hanging="360"/>
       </w:pPr>
       <w:rPr>
-        <w:rFonts w:hint="default" w:ascii="Wingdings" w:hAnsi="Wingdings"/>
+        <w:rFonts w:ascii="Wingdings" w:hAnsi="Wingdings" w:hint="default"/>
       </w:rPr>
     </w:lvl>
     <w:lvl w:ilvl="6" w:tplc="240A0001" w:tentative="1">
@@ -18210,7 +17984,7 @@
         <w:ind w:left="5749" w:hanging="360"/>
       </w:pPr>
       <w:rPr>
-        <w:rFonts w:hint="default" w:ascii="Symbol" w:hAnsi="Symbol"/>
+        <w:rFonts w:ascii="Symbol" w:hAnsi="Symbol" w:hint="default"/>
       </w:rPr>
     </w:lvl>
     <w:lvl w:ilvl="7" w:tplc="240A0003" w:tentative="1">
@@ -18222,7 +17996,7 @@
         <w:ind w:left="6469" w:hanging="360"/>
       </w:pPr>
       <w:rPr>
-        <w:rFonts w:hint="default" w:ascii="Courier New" w:hAnsi="Courier New" w:cs="Courier New"/>
+        <w:rFonts w:ascii="Courier New" w:hAnsi="Courier New" w:cs="Courier New" w:hint="default"/>
       </w:rPr>
     </w:lvl>
     <w:lvl w:ilvl="8" w:tplc="240A0005" w:tentative="1">
@@ -18234,7 +18008,7 @@
         <w:ind w:left="7189" w:hanging="360"/>
       </w:pPr>
       <w:rPr>
-        <w:rFonts w:hint="default" w:ascii="Wingdings" w:hAnsi="Wingdings"/>
+        <w:rFonts w:ascii="Wingdings" w:hAnsi="Wingdings" w:hint="default"/>
       </w:rPr>
     </w:lvl>
   </w:abstractNum>
@@ -18432,7 +18206,7 @@
         <w:ind w:left="1429" w:hanging="360"/>
       </w:pPr>
       <w:rPr>
-        <w:rFonts w:hint="default" w:ascii="Symbol" w:hAnsi="Symbol"/>
+        <w:rFonts w:ascii="Symbol" w:hAnsi="Symbol" w:hint="default"/>
       </w:rPr>
     </w:lvl>
     <w:lvl w:ilvl="1" w:tplc="240A0003" w:tentative="1">
@@ -18444,7 +18218,7 @@
         <w:ind w:left="2149" w:hanging="360"/>
       </w:pPr>
       <w:rPr>
-        <w:rFonts w:hint="default" w:ascii="Courier New" w:hAnsi="Courier New" w:cs="Courier New"/>
+        <w:rFonts w:ascii="Courier New" w:hAnsi="Courier New" w:cs="Courier New" w:hint="default"/>
       </w:rPr>
     </w:lvl>
     <w:lvl w:ilvl="2" w:tplc="240A0005" w:tentative="1">
@@ -18456,7 +18230,7 @@
         <w:ind w:left="2869" w:hanging="360"/>
       </w:pPr>
       <w:rPr>
-        <w:rFonts w:hint="default" w:ascii="Wingdings" w:hAnsi="Wingdings"/>
+        <w:rFonts w:ascii="Wingdings" w:hAnsi="Wingdings" w:hint="default"/>
       </w:rPr>
     </w:lvl>
     <w:lvl w:ilvl="3" w:tplc="240A0001" w:tentative="1">
@@ -18468,7 +18242,7 @@
         <w:ind w:left="3589" w:hanging="360"/>
       </w:pPr>
       <w:rPr>
-        <w:rFonts w:hint="default" w:ascii="Symbol" w:hAnsi="Symbol"/>
+        <w:rFonts w:ascii="Symbol" w:hAnsi="Symbol" w:hint="default"/>
       </w:rPr>
     </w:lvl>
     <w:lvl w:ilvl="4" w:tplc="240A0003" w:tentative="1">
@@ -18480,7 +18254,7 @@
         <w:ind w:left="4309" w:hanging="360"/>
       </w:pPr>
       <w:rPr>
-        <w:rFonts w:hint="default" w:ascii="Courier New" w:hAnsi="Courier New" w:cs="Courier New"/>
+        <w:rFonts w:ascii="Courier New" w:hAnsi="Courier New" w:cs="Courier New" w:hint="default"/>
       </w:rPr>
     </w:lvl>
     <w:lvl w:ilvl="5" w:tplc="240A0005" w:tentative="1">
@@ -18492,7 +18266,7 @@
         <w:ind w:left="5029" w:hanging="360"/>
       </w:pPr>
       <w:rPr>
-        <w:rFonts w:hint="default" w:ascii="Wingdings" w:hAnsi="Wingdings"/>
+        <w:rFonts w:ascii="Wingdings" w:hAnsi="Wingdings" w:hint="default"/>
       </w:rPr>
     </w:lvl>
     <w:lvl w:ilvl="6" w:tplc="240A0001" w:tentative="1">
@@ -18504,7 +18278,7 @@
         <w:ind w:left="5749" w:hanging="360"/>
       </w:pPr>
       <w:rPr>
-        <w:rFonts w:hint="default" w:ascii="Symbol" w:hAnsi="Symbol"/>
+        <w:rFonts w:ascii="Symbol" w:hAnsi="Symbol" w:hint="default"/>
       </w:rPr>
     </w:lvl>
     <w:lvl w:ilvl="7" w:tplc="240A0003" w:tentative="1">
@@ -18516,7 +18290,7 @@
         <w:ind w:left="6469" w:hanging="360"/>
       </w:pPr>
       <w:rPr>
-        <w:rFonts w:hint="default" w:ascii="Courier New" w:hAnsi="Courier New" w:cs="Courier New"/>
+        <w:rFonts w:ascii="Courier New" w:hAnsi="Courier New" w:cs="Courier New" w:hint="default"/>
       </w:rPr>
     </w:lvl>
     <w:lvl w:ilvl="8" w:tplc="240A0005" w:tentative="1">
@@ -18528,7 +18302,7 @@
         <w:ind w:left="7189" w:hanging="360"/>
       </w:pPr>
       <w:rPr>
-        <w:rFonts w:hint="default" w:ascii="Wingdings" w:hAnsi="Wingdings"/>
+        <w:rFonts w:ascii="Wingdings" w:hAnsi="Wingdings" w:hint="default"/>
       </w:rPr>
     </w:lvl>
   </w:abstractNum>
@@ -18545,7 +18319,7 @@
         <w:ind w:left="1429" w:hanging="360"/>
       </w:pPr>
       <w:rPr>
-        <w:rFonts w:hint="default" w:ascii="Symbol" w:hAnsi="Symbol"/>
+        <w:rFonts w:ascii="Symbol" w:hAnsi="Symbol" w:hint="default"/>
       </w:rPr>
     </w:lvl>
     <w:lvl w:ilvl="1" w:tplc="240A0003" w:tentative="1">
@@ -18557,7 +18331,7 @@
         <w:ind w:left="2149" w:hanging="360"/>
       </w:pPr>
       <w:rPr>
-        <w:rFonts w:hint="default" w:ascii="Courier New" w:hAnsi="Courier New" w:cs="Courier New"/>
+        <w:rFonts w:ascii="Courier New" w:hAnsi="Courier New" w:cs="Courier New" w:hint="default"/>
       </w:rPr>
     </w:lvl>
     <w:lvl w:ilvl="2" w:tplc="240A0005" w:tentative="1">
@@ -18569,7 +18343,7 @@
         <w:ind w:left="2869" w:hanging="360"/>
       </w:pPr>
       <w:rPr>
-        <w:rFonts w:hint="default" w:ascii="Wingdings" w:hAnsi="Wingdings"/>
+        <w:rFonts w:ascii="Wingdings" w:hAnsi="Wingdings" w:hint="default"/>
       </w:rPr>
     </w:lvl>
     <w:lvl w:ilvl="3" w:tplc="240A0001" w:tentative="1">
@@ -18581,7 +18355,7 @@
         <w:ind w:left="3589" w:hanging="360"/>
       </w:pPr>
       <w:rPr>
-        <w:rFonts w:hint="default" w:ascii="Symbol" w:hAnsi="Symbol"/>
+        <w:rFonts w:ascii="Symbol" w:hAnsi="Symbol" w:hint="default"/>
       </w:rPr>
     </w:lvl>
     <w:lvl w:ilvl="4" w:tplc="240A0003" w:tentative="1">
@@ -18593,7 +18367,7 @@
         <w:ind w:left="4309" w:hanging="360"/>
       </w:pPr>
       <w:rPr>
-        <w:rFonts w:hint="default" w:ascii="Courier New" w:hAnsi="Courier New" w:cs="Courier New"/>
+        <w:rFonts w:ascii="Courier New" w:hAnsi="Courier New" w:cs="Courier New" w:hint="default"/>
       </w:rPr>
     </w:lvl>
     <w:lvl w:ilvl="5" w:tplc="240A0005" w:tentative="1">
@@ -18605,7 +18379,7 @@
         <w:ind w:left="5029" w:hanging="360"/>
       </w:pPr>
       <w:rPr>
-        <w:rFonts w:hint="default" w:ascii="Wingdings" w:hAnsi="Wingdings"/>
+        <w:rFonts w:ascii="Wingdings" w:hAnsi="Wingdings" w:hint="default"/>
       </w:rPr>
     </w:lvl>
     <w:lvl w:ilvl="6" w:tplc="240A0001" w:tentative="1">
@@ -18617,7 +18391,7 @@
         <w:ind w:left="5749" w:hanging="360"/>
       </w:pPr>
       <w:rPr>
-        <w:rFonts w:hint="default" w:ascii="Symbol" w:hAnsi="Symbol"/>
+        <w:rFonts w:ascii="Symbol" w:hAnsi="Symbol" w:hint="default"/>
       </w:rPr>
     </w:lvl>
     <w:lvl w:ilvl="7" w:tplc="240A0003" w:tentative="1">
@@ -18629,7 +18403,7 @@
         <w:ind w:left="6469" w:hanging="360"/>
       </w:pPr>
       <w:rPr>
-        <w:rFonts w:hint="default" w:ascii="Courier New" w:hAnsi="Courier New" w:cs="Courier New"/>
+        <w:rFonts w:ascii="Courier New" w:hAnsi="Courier New" w:cs="Courier New" w:hint="default"/>
       </w:rPr>
     </w:lvl>
     <w:lvl w:ilvl="8" w:tplc="240A0005" w:tentative="1">
@@ -18641,7 +18415,7 @@
         <w:ind w:left="7189" w:hanging="360"/>
       </w:pPr>
       <w:rPr>
-        <w:rFonts w:hint="default" w:ascii="Wingdings" w:hAnsi="Wingdings"/>
+        <w:rFonts w:ascii="Wingdings" w:hAnsi="Wingdings" w:hint="default"/>
       </w:rPr>
     </w:lvl>
   </w:abstractNum>
@@ -18658,7 +18432,7 @@
         <w:ind w:left="1429" w:hanging="360"/>
       </w:pPr>
       <w:rPr>
-        <w:rFonts w:hint="default" w:ascii="Symbol" w:hAnsi="Symbol"/>
+        <w:rFonts w:ascii="Symbol" w:hAnsi="Symbol" w:hint="default"/>
       </w:rPr>
     </w:lvl>
     <w:lvl w:ilvl="1" w:tplc="240A0003" w:tentative="1">
@@ -18670,7 +18444,7 @@
         <w:ind w:left="2149" w:hanging="360"/>
       </w:pPr>
       <w:rPr>
-        <w:rFonts w:hint="default" w:ascii="Courier New" w:hAnsi="Courier New" w:cs="Courier New"/>
+        <w:rFonts w:ascii="Courier New" w:hAnsi="Courier New" w:cs="Courier New" w:hint="default"/>
       </w:rPr>
     </w:lvl>
     <w:lvl w:ilvl="2" w:tplc="240A0005" w:tentative="1">
@@ -18682,7 +18456,7 @@
         <w:ind w:left="2869" w:hanging="360"/>
       </w:pPr>
       <w:rPr>
-        <w:rFonts w:hint="default" w:ascii="Wingdings" w:hAnsi="Wingdings"/>
+        <w:rFonts w:ascii="Wingdings" w:hAnsi="Wingdings" w:hint="default"/>
       </w:rPr>
     </w:lvl>
     <w:lvl w:ilvl="3" w:tplc="240A0001" w:tentative="1">
@@ -18694,7 +18468,7 @@
         <w:ind w:left="3589" w:hanging="360"/>
       </w:pPr>
       <w:rPr>
-        <w:rFonts w:hint="default" w:ascii="Symbol" w:hAnsi="Symbol"/>
+        <w:rFonts w:ascii="Symbol" w:hAnsi="Symbol" w:hint="default"/>
       </w:rPr>
     </w:lvl>
     <w:lvl w:ilvl="4" w:tplc="240A0003" w:tentative="1">
@@ -18706,7 +18480,7 @@
         <w:ind w:left="4309" w:hanging="360"/>
       </w:pPr>
       <w:rPr>
-        <w:rFonts w:hint="default" w:ascii="Courier New" w:hAnsi="Courier New" w:cs="Courier New"/>
+        <w:rFonts w:ascii="Courier New" w:hAnsi="Courier New" w:cs="Courier New" w:hint="default"/>
       </w:rPr>
     </w:lvl>
     <w:lvl w:ilvl="5" w:tplc="240A0005" w:tentative="1">
@@ -18718,7 +18492,7 @@
         <w:ind w:left="5029" w:hanging="360"/>
       </w:pPr>
       <w:rPr>
-        <w:rFonts w:hint="default" w:ascii="Wingdings" w:hAnsi="Wingdings"/>
+        <w:rFonts w:ascii="Wingdings" w:hAnsi="Wingdings" w:hint="default"/>
       </w:rPr>
     </w:lvl>
     <w:lvl w:ilvl="6" w:tplc="240A0001" w:tentative="1">
@@ -18730,7 +18504,7 @@
         <w:ind w:left="5749" w:hanging="360"/>
       </w:pPr>
       <w:rPr>
-        <w:rFonts w:hint="default" w:ascii="Symbol" w:hAnsi="Symbol"/>
+        <w:rFonts w:ascii="Symbol" w:hAnsi="Symbol" w:hint="default"/>
       </w:rPr>
     </w:lvl>
     <w:lvl w:ilvl="7" w:tplc="240A0003" w:tentative="1">
@@ -18742,7 +18516,7 @@
         <w:ind w:left="6469" w:hanging="360"/>
       </w:pPr>
       <w:rPr>
-        <w:rFonts w:hint="default" w:ascii="Courier New" w:hAnsi="Courier New" w:cs="Courier New"/>
+        <w:rFonts w:ascii="Courier New" w:hAnsi="Courier New" w:cs="Courier New" w:hint="default"/>
       </w:rPr>
     </w:lvl>
     <w:lvl w:ilvl="8" w:tplc="240A0005" w:tentative="1">
@@ -18754,7 +18528,7 @@
         <w:ind w:left="7189" w:hanging="360"/>
       </w:pPr>
       <w:rPr>
-        <w:rFonts w:hint="default" w:ascii="Wingdings" w:hAnsi="Wingdings"/>
+        <w:rFonts w:ascii="Wingdings" w:hAnsi="Wingdings" w:hint="default"/>
       </w:rPr>
     </w:lvl>
   </w:abstractNum>
@@ -18771,7 +18545,7 @@
         <w:ind w:left="1429" w:hanging="360"/>
       </w:pPr>
       <w:rPr>
-        <w:rFonts w:hint="default" w:ascii="Symbol" w:hAnsi="Symbol"/>
+        <w:rFonts w:ascii="Symbol" w:hAnsi="Symbol" w:hint="default"/>
       </w:rPr>
     </w:lvl>
     <w:lvl w:ilvl="1" w:tplc="240A0003" w:tentative="1">
@@ -18783,7 +18557,7 @@
         <w:ind w:left="2149" w:hanging="360"/>
       </w:pPr>
       <w:rPr>
-        <w:rFonts w:hint="default" w:ascii="Courier New" w:hAnsi="Courier New" w:cs="Courier New"/>
+        <w:rFonts w:ascii="Courier New" w:hAnsi="Courier New" w:cs="Courier New" w:hint="default"/>
       </w:rPr>
     </w:lvl>
     <w:lvl w:ilvl="2" w:tplc="240A0005" w:tentative="1">
@@ -18795,7 +18569,7 @@
         <w:ind w:left="2869" w:hanging="360"/>
       </w:pPr>
       <w:rPr>
-        <w:rFonts w:hint="default" w:ascii="Wingdings" w:hAnsi="Wingdings"/>
+        <w:rFonts w:ascii="Wingdings" w:hAnsi="Wingdings" w:hint="default"/>
       </w:rPr>
     </w:lvl>
     <w:lvl w:ilvl="3" w:tplc="240A0001" w:tentative="1">
@@ -18807,7 +18581,7 @@
         <w:ind w:left="3589" w:hanging="360"/>
       </w:pPr>
       <w:rPr>
-        <w:rFonts w:hint="default" w:ascii="Symbol" w:hAnsi="Symbol"/>
+        <w:rFonts w:ascii="Symbol" w:hAnsi="Symbol" w:hint="default"/>
       </w:rPr>
     </w:lvl>
     <w:lvl w:ilvl="4" w:tplc="240A0003" w:tentative="1">
@@ -18819,7 +18593,7 @@
         <w:ind w:left="4309" w:hanging="360"/>
       </w:pPr>
       <w:rPr>
-        <w:rFonts w:hint="default" w:ascii="Courier New" w:hAnsi="Courier New" w:cs="Courier New"/>
+        <w:rFonts w:ascii="Courier New" w:hAnsi="Courier New" w:cs="Courier New" w:hint="default"/>
       </w:rPr>
     </w:lvl>
     <w:lvl w:ilvl="5" w:tplc="240A0005" w:tentative="1">
@@ -18831,7 +18605,7 @@
         <w:ind w:left="5029" w:hanging="360"/>
       </w:pPr>
       <w:rPr>
-        <w:rFonts w:hint="default" w:ascii="Wingdings" w:hAnsi="Wingdings"/>
+        <w:rFonts w:ascii="Wingdings" w:hAnsi="Wingdings" w:hint="default"/>
       </w:rPr>
     </w:lvl>
     <w:lvl w:ilvl="6" w:tplc="240A0001" w:tentative="1">
@@ -18843,7 +18617,7 @@
         <w:ind w:left="5749" w:hanging="360"/>
       </w:pPr>
       <w:rPr>
-        <w:rFonts w:hint="default" w:ascii="Symbol" w:hAnsi="Symbol"/>
+        <w:rFonts w:ascii="Symbol" w:hAnsi="Symbol" w:hint="default"/>
       </w:rPr>
     </w:lvl>
     <w:lvl w:ilvl="7" w:tplc="240A0003" w:tentative="1">
@@ -18855,7 +18629,7 @@
         <w:ind w:left="6469" w:hanging="360"/>
       </w:pPr>
       <w:rPr>
-        <w:rFonts w:hint="default" w:ascii="Courier New" w:hAnsi="Courier New" w:cs="Courier New"/>
+        <w:rFonts w:ascii="Courier New" w:hAnsi="Courier New" w:cs="Courier New" w:hint="default"/>
       </w:rPr>
     </w:lvl>
     <w:lvl w:ilvl="8" w:tplc="240A0005" w:tentative="1">
@@ -18867,7 +18641,7 @@
         <w:ind w:left="7189" w:hanging="360"/>
       </w:pPr>
       <w:rPr>
-        <w:rFonts w:hint="default" w:ascii="Wingdings" w:hAnsi="Wingdings"/>
+        <w:rFonts w:ascii="Wingdings" w:hAnsi="Wingdings" w:hint="default"/>
       </w:rPr>
     </w:lvl>
   </w:abstractNum>
@@ -18884,7 +18658,7 @@
         <w:ind w:left="1429" w:hanging="360"/>
       </w:pPr>
       <w:rPr>
-        <w:rFonts w:hint="default" w:ascii="Symbol" w:hAnsi="Symbol"/>
+        <w:rFonts w:ascii="Symbol" w:hAnsi="Symbol" w:hint="default"/>
       </w:rPr>
     </w:lvl>
     <w:lvl w:ilvl="1" w:tplc="240A0003" w:tentative="1">
@@ -18896,7 +18670,7 @@
         <w:ind w:left="2149" w:hanging="360"/>
       </w:pPr>
       <w:rPr>
-        <w:rFonts w:hint="default" w:ascii="Courier New" w:hAnsi="Courier New" w:cs="Courier New"/>
+        <w:rFonts w:ascii="Courier New" w:hAnsi="Courier New" w:cs="Courier New" w:hint="default"/>
       </w:rPr>
     </w:lvl>
     <w:lvl w:ilvl="2" w:tplc="240A0005" w:tentative="1">
@@ -18908,7 +18682,7 @@
         <w:ind w:left="2869" w:hanging="360"/>
       </w:pPr>
       <w:rPr>
-        <w:rFonts w:hint="default" w:ascii="Wingdings" w:hAnsi="Wingdings"/>
+        <w:rFonts w:ascii="Wingdings" w:hAnsi="Wingdings" w:hint="default"/>
       </w:rPr>
     </w:lvl>
     <w:lvl w:ilvl="3" w:tplc="240A0001" w:tentative="1">
@@ -18920,7 +18694,7 @@
         <w:ind w:left="3589" w:hanging="360"/>
       </w:pPr>
       <w:rPr>
-        <w:rFonts w:hint="default" w:ascii="Symbol" w:hAnsi="Symbol"/>
+        <w:rFonts w:ascii="Symbol" w:hAnsi="Symbol" w:hint="default"/>
       </w:rPr>
     </w:lvl>
     <w:lvl w:ilvl="4" w:tplc="240A0003" w:tentative="1">
@@ -18932,7 +18706,7 @@
         <w:ind w:left="4309" w:hanging="360"/>
       </w:pPr>
       <w:rPr>
-        <w:rFonts w:hint="default" w:ascii="Courier New" w:hAnsi="Courier New" w:cs="Courier New"/>
+        <w:rFonts w:ascii="Courier New" w:hAnsi="Courier New" w:cs="Courier New" w:hint="default"/>
       </w:rPr>
     </w:lvl>
     <w:lvl w:ilvl="5" w:tplc="240A0005" w:tentative="1">
@@ -18944,7 +18718,7 @@
         <w:ind w:left="5029" w:hanging="360"/>
       </w:pPr>
       <w:rPr>
-        <w:rFonts w:hint="default" w:ascii="Wingdings" w:hAnsi="Wingdings"/>
+        <w:rFonts w:ascii="Wingdings" w:hAnsi="Wingdings" w:hint="default"/>
       </w:rPr>
     </w:lvl>
     <w:lvl w:ilvl="6" w:tplc="240A0001" w:tentative="1">
@@ -18956,7 +18730,7 @@
         <w:ind w:left="5749" w:hanging="360"/>
       </w:pPr>
       <w:rPr>
-        <w:rFonts w:hint="default" w:ascii="Symbol" w:hAnsi="Symbol"/>
+        <w:rFonts w:ascii="Symbol" w:hAnsi="Symbol" w:hint="default"/>
       </w:rPr>
     </w:lvl>
     <w:lvl w:ilvl="7" w:tplc="240A0003" w:tentative="1">
@@ -18968,7 +18742,7 @@
         <w:ind w:left="6469" w:hanging="360"/>
       </w:pPr>
       <w:rPr>
-        <w:rFonts w:hint="default" w:ascii="Courier New" w:hAnsi="Courier New" w:cs="Courier New"/>
+        <w:rFonts w:ascii="Courier New" w:hAnsi="Courier New" w:cs="Courier New" w:hint="default"/>
       </w:rPr>
     </w:lvl>
     <w:lvl w:ilvl="8" w:tplc="240A0005" w:tentative="1">
@@ -18980,7 +18754,7 @@
         <w:ind w:left="7189" w:hanging="360"/>
       </w:pPr>
       <w:rPr>
-        <w:rFonts w:hint="default" w:ascii="Wingdings" w:hAnsi="Wingdings"/>
+        <w:rFonts w:ascii="Wingdings" w:hAnsi="Wingdings" w:hint="default"/>
       </w:rPr>
     </w:lvl>
   </w:abstractNum>
@@ -18997,7 +18771,7 @@
         <w:ind w:left="720" w:hanging="360"/>
       </w:pPr>
       <w:rPr>
-        <w:rFonts w:hint="default" w:ascii="Symbol" w:hAnsi="Symbol"/>
+        <w:rFonts w:ascii="Symbol" w:hAnsi="Symbol" w:hint="default"/>
       </w:rPr>
     </w:lvl>
     <w:lvl w:ilvl="1" w:tplc="240A0003" w:tentative="1">
@@ -19009,7 +18783,7 @@
         <w:ind w:left="1440" w:hanging="360"/>
       </w:pPr>
       <w:rPr>
-        <w:rFonts w:hint="default" w:ascii="Courier New" w:hAnsi="Courier New" w:cs="Courier New"/>
+        <w:rFonts w:ascii="Courier New" w:hAnsi="Courier New" w:cs="Courier New" w:hint="default"/>
       </w:rPr>
     </w:lvl>
     <w:lvl w:ilvl="2" w:tplc="240A0005" w:tentative="1">
@@ -19021,7 +18795,7 @@
         <w:ind w:left="2160" w:hanging="360"/>
       </w:pPr>
       <w:rPr>
-        <w:rFonts w:hint="default" w:ascii="Wingdings" w:hAnsi="Wingdings"/>
+        <w:rFonts w:ascii="Wingdings" w:hAnsi="Wingdings" w:hint="default"/>
       </w:rPr>
     </w:lvl>
     <w:lvl w:ilvl="3" w:tplc="240A0001" w:tentative="1">
@@ -19033,7 +18807,7 @@
         <w:ind w:left="2880" w:hanging="360"/>
       </w:pPr>
       <w:rPr>
-        <w:rFonts w:hint="default" w:ascii="Symbol" w:hAnsi="Symbol"/>
+        <w:rFonts w:ascii="Symbol" w:hAnsi="Symbol" w:hint="default"/>
       </w:rPr>
     </w:lvl>
     <w:lvl w:ilvl="4" w:tplc="240A0003" w:tentative="1">
@@ -19045,7 +18819,7 @@
         <w:ind w:left="3600" w:hanging="360"/>
       </w:pPr>
       <w:rPr>
-        <w:rFonts w:hint="default" w:ascii="Courier New" w:hAnsi="Courier New" w:cs="Courier New"/>
+        <w:rFonts w:ascii="Courier New" w:hAnsi="Courier New" w:cs="Courier New" w:hint="default"/>
       </w:rPr>
     </w:lvl>
     <w:lvl w:ilvl="5" w:tplc="240A0005" w:tentative="1">
@@ -19057,7 +18831,7 @@
         <w:ind w:left="4320" w:hanging="360"/>
       </w:pPr>
       <w:rPr>
-        <w:rFonts w:hint="default" w:ascii="Wingdings" w:hAnsi="Wingdings"/>
+        <w:rFonts w:ascii="Wingdings" w:hAnsi="Wingdings" w:hint="default"/>
       </w:rPr>
     </w:lvl>
     <w:lvl w:ilvl="6" w:tplc="240A0001" w:tentative="1">
@@ -19069,7 +18843,7 @@
         <w:ind w:left="5040" w:hanging="360"/>
       </w:pPr>
       <w:rPr>
-        <w:rFonts w:hint="default" w:ascii="Symbol" w:hAnsi="Symbol"/>
+        <w:rFonts w:ascii="Symbol" w:hAnsi="Symbol" w:hint="default"/>
       </w:rPr>
     </w:lvl>
     <w:lvl w:ilvl="7" w:tplc="240A0003" w:tentative="1">
@@ -19081,7 +18855,7 @@
         <w:ind w:left="5760" w:hanging="360"/>
       </w:pPr>
       <w:rPr>
-        <w:rFonts w:hint="default" w:ascii="Courier New" w:hAnsi="Courier New" w:cs="Courier New"/>
+        <w:rFonts w:ascii="Courier New" w:hAnsi="Courier New" w:cs="Courier New" w:hint="default"/>
       </w:rPr>
     </w:lvl>
     <w:lvl w:ilvl="8" w:tplc="240A0005" w:tentative="1">
@@ -19093,7 +18867,7 @@
         <w:ind w:left="6480" w:hanging="360"/>
       </w:pPr>
       <w:rPr>
-        <w:rFonts w:hint="default" w:ascii="Wingdings" w:hAnsi="Wingdings"/>
+        <w:rFonts w:ascii="Wingdings" w:hAnsi="Wingdings" w:hint="default"/>
       </w:rPr>
     </w:lvl>
   </w:abstractNum>
@@ -19110,7 +18884,7 @@
         <w:ind w:left="1429" w:hanging="360"/>
       </w:pPr>
       <w:rPr>
-        <w:rFonts w:hint="default" w:ascii="Symbol" w:hAnsi="Symbol"/>
+        <w:rFonts w:ascii="Symbol" w:hAnsi="Symbol" w:hint="default"/>
       </w:rPr>
     </w:lvl>
     <w:lvl w:ilvl="1" w:tplc="240A0003" w:tentative="1">
@@ -19122,7 +18896,7 @@
         <w:ind w:left="2149" w:hanging="360"/>
       </w:pPr>
       <w:rPr>
-        <w:rFonts w:hint="default" w:ascii="Courier New" w:hAnsi="Courier New" w:cs="Courier New"/>
+        <w:rFonts w:ascii="Courier New" w:hAnsi="Courier New" w:cs="Courier New" w:hint="default"/>
       </w:rPr>
     </w:lvl>
     <w:lvl w:ilvl="2" w:tplc="240A0005" w:tentative="1">
@@ -19134,7 +18908,7 @@
         <w:ind w:left="2869" w:hanging="360"/>
       </w:pPr>
       <w:rPr>
-        <w:rFonts w:hint="default" w:ascii="Wingdings" w:hAnsi="Wingdings"/>
+        <w:rFonts w:ascii="Wingdings" w:hAnsi="Wingdings" w:hint="default"/>
       </w:rPr>
     </w:lvl>
     <w:lvl w:ilvl="3" w:tplc="240A0001" w:tentative="1">
@@ -19146,7 +18920,7 @@
         <w:ind w:left="3589" w:hanging="360"/>
       </w:pPr>
       <w:rPr>
-        <w:rFonts w:hint="default" w:ascii="Symbol" w:hAnsi="Symbol"/>
+        <w:rFonts w:ascii="Symbol" w:hAnsi="Symbol" w:hint="default"/>
       </w:rPr>
     </w:lvl>
     <w:lvl w:ilvl="4" w:tplc="240A0003" w:tentative="1">
@@ -19158,7 +18932,7 @@
         <w:ind w:left="4309" w:hanging="360"/>
       </w:pPr>
       <w:rPr>
-        <w:rFonts w:hint="default" w:ascii="Courier New" w:hAnsi="Courier New" w:cs="Courier New"/>
+        <w:rFonts w:ascii="Courier New" w:hAnsi="Courier New" w:cs="Courier New" w:hint="default"/>
       </w:rPr>
     </w:lvl>
     <w:lvl w:ilvl="5" w:tplc="240A0005" w:tentative="1">
@@ -19170,7 +18944,7 @@
         <w:ind w:left="5029" w:hanging="360"/>
       </w:pPr>
       <w:rPr>
-        <w:rFonts w:hint="default" w:ascii="Wingdings" w:hAnsi="Wingdings"/>
+        <w:rFonts w:ascii="Wingdings" w:hAnsi="Wingdings" w:hint="default"/>
       </w:rPr>
     </w:lvl>
     <w:lvl w:ilvl="6" w:tplc="240A0001" w:tentative="1">
@@ -19182,7 +18956,7 @@
         <w:ind w:left="5749" w:hanging="360"/>
       </w:pPr>
       <w:rPr>
-        <w:rFonts w:hint="default" w:ascii="Symbol" w:hAnsi="Symbol"/>
+        <w:rFonts w:ascii="Symbol" w:hAnsi="Symbol" w:hint="default"/>
       </w:rPr>
     </w:lvl>
     <w:lvl w:ilvl="7" w:tplc="240A0003" w:tentative="1">
@@ -19194,7 +18968,7 @@
         <w:ind w:left="6469" w:hanging="360"/>
       </w:pPr>
       <w:rPr>
-        <w:rFonts w:hint="default" w:ascii="Courier New" w:hAnsi="Courier New" w:cs="Courier New"/>
+        <w:rFonts w:ascii="Courier New" w:hAnsi="Courier New" w:cs="Courier New" w:hint="default"/>
       </w:rPr>
     </w:lvl>
     <w:lvl w:ilvl="8" w:tplc="240A0005" w:tentative="1">
@@ -19206,7 +18980,7 @@
         <w:ind w:left="7189" w:hanging="360"/>
       </w:pPr>
       <w:rPr>
-        <w:rFonts w:hint="default" w:ascii="Wingdings" w:hAnsi="Wingdings"/>
+        <w:rFonts w:ascii="Wingdings" w:hAnsi="Wingdings" w:hint="default"/>
       </w:rPr>
     </w:lvl>
   </w:abstractNum>
@@ -19223,7 +18997,7 @@
         <w:ind w:left="1429" w:hanging="360"/>
       </w:pPr>
       <w:rPr>
-        <w:rFonts w:hint="default" w:ascii="Symbol" w:hAnsi="Symbol"/>
+        <w:rFonts w:ascii="Symbol" w:hAnsi="Symbol" w:hint="default"/>
       </w:rPr>
     </w:lvl>
     <w:lvl w:ilvl="1" w:tplc="240A0003" w:tentative="1">
@@ -19235,7 +19009,7 @@
         <w:ind w:left="2149" w:hanging="360"/>
       </w:pPr>
       <w:rPr>
-        <w:rFonts w:hint="default" w:ascii="Courier New" w:hAnsi="Courier New" w:cs="Courier New"/>
+        <w:rFonts w:ascii="Courier New" w:hAnsi="Courier New" w:cs="Courier New" w:hint="default"/>
       </w:rPr>
     </w:lvl>
     <w:lvl w:ilvl="2" w:tplc="240A0005" w:tentative="1">
@@ -19247,7 +19021,7 @@
         <w:ind w:left="2869" w:hanging="360"/>
       </w:pPr>
       <w:rPr>
-        <w:rFonts w:hint="default" w:ascii="Wingdings" w:hAnsi="Wingdings"/>
+        <w:rFonts w:ascii="Wingdings" w:hAnsi="Wingdings" w:hint="default"/>
       </w:rPr>
     </w:lvl>
     <w:lvl w:ilvl="3" w:tplc="240A0001" w:tentative="1">
@@ -19259,7 +19033,7 @@
         <w:ind w:left="3589" w:hanging="360"/>
       </w:pPr>
       <w:rPr>
-        <w:rFonts w:hint="default" w:ascii="Symbol" w:hAnsi="Symbol"/>
+        <w:rFonts w:ascii="Symbol" w:hAnsi="Symbol" w:hint="default"/>
       </w:rPr>
     </w:lvl>
     <w:lvl w:ilvl="4" w:tplc="240A0003" w:tentative="1">
@@ -19271,7 +19045,7 @@
         <w:ind w:left="4309" w:hanging="360"/>
       </w:pPr>
       <w:rPr>
-        <w:rFonts w:hint="default" w:ascii="Courier New" w:hAnsi="Courier New" w:cs="Courier New"/>
+        <w:rFonts w:ascii="Courier New" w:hAnsi="Courier New" w:cs="Courier New" w:hint="default"/>
       </w:rPr>
     </w:lvl>
     <w:lvl w:ilvl="5" w:tplc="240A0005" w:tentative="1">
@@ -19283,7 +19057,7 @@
         <w:ind w:left="5029" w:hanging="360"/>
       </w:pPr>
       <w:rPr>
-        <w:rFonts w:hint="default" w:ascii="Wingdings" w:hAnsi="Wingdings"/>
+        <w:rFonts w:ascii="Wingdings" w:hAnsi="Wingdings" w:hint="default"/>
       </w:rPr>
     </w:lvl>
     <w:lvl w:ilvl="6" w:tplc="240A0001" w:tentative="1">
@@ -19295,7 +19069,7 @@
         <w:ind w:left="5749" w:hanging="360"/>
       </w:pPr>
       <w:rPr>
-        <w:rFonts w:hint="default" w:ascii="Symbol" w:hAnsi="Symbol"/>
+        <w:rFonts w:ascii="Symbol" w:hAnsi="Symbol" w:hint="default"/>
       </w:rPr>
     </w:lvl>
     <w:lvl w:ilvl="7" w:tplc="240A0003" w:tentative="1">
@@ -19307,7 +19081,7 @@
         <w:ind w:left="6469" w:hanging="360"/>
       </w:pPr>
       <w:rPr>
-        <w:rFonts w:hint="default" w:ascii="Courier New" w:hAnsi="Courier New" w:cs="Courier New"/>
+        <w:rFonts w:ascii="Courier New" w:hAnsi="Courier New" w:cs="Courier New" w:hint="default"/>
       </w:rPr>
     </w:lvl>
     <w:lvl w:ilvl="8" w:tplc="240A0005" w:tentative="1">
@@ -19319,7 +19093,7 @@
         <w:ind w:left="7189" w:hanging="360"/>
       </w:pPr>
       <w:rPr>
-        <w:rFonts w:hint="default" w:ascii="Wingdings" w:hAnsi="Wingdings"/>
+        <w:rFonts w:ascii="Wingdings" w:hAnsi="Wingdings" w:hint="default"/>
       </w:rPr>
     </w:lvl>
   </w:abstractNum>
@@ -19336,7 +19110,7 @@
         <w:ind w:left="1429" w:hanging="360"/>
       </w:pPr>
       <w:rPr>
-        <w:rFonts w:hint="default" w:ascii="Symbol" w:hAnsi="Symbol"/>
+        <w:rFonts w:ascii="Symbol" w:hAnsi="Symbol" w:hint="default"/>
       </w:rPr>
     </w:lvl>
     <w:lvl w:ilvl="1" w:tplc="240A0003" w:tentative="1">
@@ -19348,7 +19122,7 @@
         <w:ind w:left="2149" w:hanging="360"/>
       </w:pPr>
       <w:rPr>
-        <w:rFonts w:hint="default" w:ascii="Courier New" w:hAnsi="Courier New" w:cs="Courier New"/>
+        <w:rFonts w:ascii="Courier New" w:hAnsi="Courier New" w:cs="Courier New" w:hint="default"/>
       </w:rPr>
     </w:lvl>
     <w:lvl w:ilvl="2" w:tplc="240A0005" w:tentative="1">
@@ -19360,7 +19134,7 @@
         <w:ind w:left="2869" w:hanging="360"/>
       </w:pPr>
       <w:rPr>
-        <w:rFonts w:hint="default" w:ascii="Wingdings" w:hAnsi="Wingdings"/>
+        <w:rFonts w:ascii="Wingdings" w:hAnsi="Wingdings" w:hint="default"/>
       </w:rPr>
     </w:lvl>
     <w:lvl w:ilvl="3" w:tplc="240A0001" w:tentative="1">
@@ -19372,7 +19146,7 @@
         <w:ind w:left="3589" w:hanging="360"/>
       </w:pPr>
       <w:rPr>
-        <w:rFonts w:hint="default" w:ascii="Symbol" w:hAnsi="Symbol"/>
+        <w:rFonts w:ascii="Symbol" w:hAnsi="Symbol" w:hint="default"/>
       </w:rPr>
     </w:lvl>
     <w:lvl w:ilvl="4" w:tplc="240A0003" w:tentative="1">
@@ -19384,7 +19158,7 @@
         <w:ind w:left="4309" w:hanging="360"/>
       </w:pPr>
       <w:rPr>
-        <w:rFonts w:hint="default" w:ascii="Courier New" w:hAnsi="Courier New" w:cs="Courier New"/>
+        <w:rFonts w:ascii="Courier New" w:hAnsi="Courier New" w:cs="Courier New" w:hint="default"/>
       </w:rPr>
     </w:lvl>
     <w:lvl w:ilvl="5" w:tplc="240A0005" w:tentative="1">
@@ -19396,7 +19170,7 @@
         <w:ind w:left="5029" w:hanging="360"/>
       </w:pPr>
       <w:rPr>
-        <w:rFonts w:hint="default" w:ascii="Wingdings" w:hAnsi="Wingdings"/>
+        <w:rFonts w:ascii="Wingdings" w:hAnsi="Wingdings" w:hint="default"/>
       </w:rPr>
     </w:lvl>
     <w:lvl w:ilvl="6" w:tplc="240A0001" w:tentative="1">
@@ -19408,7 +19182,7 @@
         <w:ind w:left="5749" w:hanging="360"/>
       </w:pPr>
       <w:rPr>
-        <w:rFonts w:hint="default" w:ascii="Symbol" w:hAnsi="Symbol"/>
+        <w:rFonts w:ascii="Symbol" w:hAnsi="Symbol" w:hint="default"/>
       </w:rPr>
     </w:lvl>
     <w:lvl w:ilvl="7" w:tplc="240A0003" w:tentative="1">
@@ -19420,7 +19194,7 @@
         <w:ind w:left="6469" w:hanging="360"/>
       </w:pPr>
       <w:rPr>
-        <w:rFonts w:hint="default" w:ascii="Courier New" w:hAnsi="Courier New" w:cs="Courier New"/>
+        <w:rFonts w:ascii="Courier New" w:hAnsi="Courier New" w:cs="Courier New" w:hint="default"/>
       </w:rPr>
     </w:lvl>
     <w:lvl w:ilvl="8" w:tplc="240A0005" w:tentative="1">
@@ -19432,7 +19206,7 @@
         <w:ind w:left="7189" w:hanging="360"/>
       </w:pPr>
       <w:rPr>
-        <w:rFonts w:hint="default" w:ascii="Wingdings" w:hAnsi="Wingdings"/>
+        <w:rFonts w:ascii="Wingdings" w:hAnsi="Wingdings" w:hint="default"/>
       </w:rPr>
     </w:lvl>
   </w:abstractNum>
@@ -19449,7 +19223,7 @@
         <w:ind w:left="720" w:hanging="360"/>
       </w:pPr>
       <w:rPr>
-        <w:rFonts w:hint="default" w:ascii="Symbol" w:hAnsi="Symbol"/>
+        <w:rFonts w:ascii="Symbol" w:hAnsi="Symbol" w:hint="default"/>
       </w:rPr>
     </w:lvl>
     <w:lvl w:ilvl="1" w:tplc="240A0003" w:tentative="1">
@@ -19461,7 +19235,7 @@
         <w:ind w:left="1440" w:hanging="360"/>
       </w:pPr>
       <w:rPr>
-        <w:rFonts w:hint="default" w:ascii="Courier New" w:hAnsi="Courier New" w:cs="Courier New"/>
+        <w:rFonts w:ascii="Courier New" w:hAnsi="Courier New" w:cs="Courier New" w:hint="default"/>
       </w:rPr>
     </w:lvl>
     <w:lvl w:ilvl="2" w:tplc="240A0005" w:tentative="1">
@@ -19473,7 +19247,7 @@
         <w:ind w:left="2160" w:hanging="360"/>
       </w:pPr>
       <w:rPr>
-        <w:rFonts w:hint="default" w:ascii="Wingdings" w:hAnsi="Wingdings"/>
+        <w:rFonts w:ascii="Wingdings" w:hAnsi="Wingdings" w:hint="default"/>
       </w:rPr>
     </w:lvl>
     <w:lvl w:ilvl="3" w:tplc="240A0001" w:tentative="1">
@@ -19485,7 +19259,7 @@
         <w:ind w:left="2880" w:hanging="360"/>
       </w:pPr>
       <w:rPr>
-        <w:rFonts w:hint="default" w:ascii="Symbol" w:hAnsi="Symbol"/>
+        <w:rFonts w:ascii="Symbol" w:hAnsi="Symbol" w:hint="default"/>
       </w:rPr>
     </w:lvl>
     <w:lvl w:ilvl="4" w:tplc="240A0003" w:tentative="1">
@@ -19497,7 +19271,7 @@
         <w:ind w:left="3600" w:hanging="360"/>
       </w:pPr>
       <w:rPr>
-        <w:rFonts w:hint="default" w:ascii="Courier New" w:hAnsi="Courier New" w:cs="Courier New"/>
+        <w:rFonts w:ascii="Courier New" w:hAnsi="Courier New" w:cs="Courier New" w:hint="default"/>
       </w:rPr>
     </w:lvl>
     <w:lvl w:ilvl="5" w:tplc="240A0005" w:tentative="1">
@@ -19509,7 +19283,7 @@
         <w:ind w:left="4320" w:hanging="360"/>
       </w:pPr>
       <w:rPr>
-        <w:rFonts w:hint="default" w:ascii="Wingdings" w:hAnsi="Wingdings"/>
+        <w:rFonts w:ascii="Wingdings" w:hAnsi="Wingdings" w:hint="default"/>
       </w:rPr>
     </w:lvl>
     <w:lvl w:ilvl="6" w:tplc="240A0001" w:tentative="1">
@@ -19521,7 +19295,7 @@
         <w:ind w:left="5040" w:hanging="360"/>
       </w:pPr>
       <w:rPr>
-        <w:rFonts w:hint="default" w:ascii="Symbol" w:hAnsi="Symbol"/>
+        <w:rFonts w:ascii="Symbol" w:hAnsi="Symbol" w:hint="default"/>
       </w:rPr>
     </w:lvl>
     <w:lvl w:ilvl="7" w:tplc="240A0003" w:tentative="1">
@@ -19533,7 +19307,7 @@
         <w:ind w:left="5760" w:hanging="360"/>
       </w:pPr>
       <w:rPr>
-        <w:rFonts w:hint="default" w:ascii="Courier New" w:hAnsi="Courier New" w:cs="Courier New"/>
+        <w:rFonts w:ascii="Courier New" w:hAnsi="Courier New" w:cs="Courier New" w:hint="default"/>
       </w:rPr>
     </w:lvl>
     <w:lvl w:ilvl="8" w:tplc="240A0005" w:tentative="1">
@@ -19545,7 +19319,7 @@
         <w:ind w:left="6480" w:hanging="360"/>
       </w:pPr>
       <w:rPr>
-        <w:rFonts w:hint="default" w:ascii="Wingdings" w:hAnsi="Wingdings"/>
+        <w:rFonts w:ascii="Wingdings" w:hAnsi="Wingdings" w:hint="default"/>
       </w:rPr>
     </w:lvl>
   </w:abstractNum>
@@ -19562,7 +19336,7 @@
         <w:ind w:left="1429" w:hanging="360"/>
       </w:pPr>
       <w:rPr>
-        <w:rFonts w:hint="default" w:ascii="Symbol" w:hAnsi="Symbol"/>
+        <w:rFonts w:ascii="Symbol" w:hAnsi="Symbol" w:hint="default"/>
       </w:rPr>
     </w:lvl>
     <w:lvl w:ilvl="1" w:tplc="240A0003" w:tentative="1">
@@ -19574,7 +19348,7 @@
         <w:ind w:left="2149" w:hanging="360"/>
       </w:pPr>
       <w:rPr>
-        <w:rFonts w:hint="default" w:ascii="Courier New" w:hAnsi="Courier New" w:cs="Courier New"/>
+        <w:rFonts w:ascii="Courier New" w:hAnsi="Courier New" w:cs="Courier New" w:hint="default"/>
       </w:rPr>
     </w:lvl>
     <w:lvl w:ilvl="2" w:tplc="240A0005" w:tentative="1">
@@ -19586,7 +19360,7 @@
         <w:ind w:left="2869" w:hanging="360"/>
       </w:pPr>
       <w:rPr>
-        <w:rFonts w:hint="default" w:ascii="Wingdings" w:hAnsi="Wingdings"/>
+        <w:rFonts w:ascii="Wingdings" w:hAnsi="Wingdings" w:hint="default"/>
       </w:rPr>
     </w:lvl>
     <w:lvl w:ilvl="3" w:tplc="240A0001" w:tentative="1">
@@ -19598,7 +19372,7 @@
         <w:ind w:left="3589" w:hanging="360"/>
       </w:pPr>
       <w:rPr>
-        <w:rFonts w:hint="default" w:ascii="Symbol" w:hAnsi="Symbol"/>
+        <w:rFonts w:ascii="Symbol" w:hAnsi="Symbol" w:hint="default"/>
       </w:rPr>
     </w:lvl>
     <w:lvl w:ilvl="4" w:tplc="240A0003" w:tentative="1">
@@ -19610,7 +19384,7 @@
         <w:ind w:left="4309" w:hanging="360"/>
       </w:pPr>
       <w:rPr>
-        <w:rFonts w:hint="default" w:ascii="Courier New" w:hAnsi="Courier New" w:cs="Courier New"/>
+        <w:rFonts w:ascii="Courier New" w:hAnsi="Courier New" w:cs="Courier New" w:hint="default"/>
       </w:rPr>
     </w:lvl>
     <w:lvl w:ilvl="5" w:tplc="240A0005" w:tentative="1">
@@ -19622,7 +19396,7 @@
         <w:ind w:left="5029" w:hanging="360"/>
       </w:pPr>
       <w:rPr>
-        <w:rFonts w:hint="default" w:ascii="Wingdings" w:hAnsi="Wingdings"/>
+        <w:rFonts w:ascii="Wingdings" w:hAnsi="Wingdings" w:hint="default"/>
       </w:rPr>
     </w:lvl>
     <w:lvl w:ilvl="6" w:tplc="240A0001" w:tentative="1">
@@ -19634,7 +19408,7 @@
         <w:ind w:left="5749" w:hanging="360"/>
       </w:pPr>
       <w:rPr>
-        <w:rFonts w:hint="default" w:ascii="Symbol" w:hAnsi="Symbol"/>
+        <w:rFonts w:ascii="Symbol" w:hAnsi="Symbol" w:hint="default"/>
       </w:rPr>
     </w:lvl>
     <w:lvl w:ilvl="7" w:tplc="240A0003" w:tentative="1">
@@ -19646,7 +19420,7 @@
         <w:ind w:left="6469" w:hanging="360"/>
       </w:pPr>
       <w:rPr>
-        <w:rFonts w:hint="default" w:ascii="Courier New" w:hAnsi="Courier New" w:cs="Courier New"/>
+        <w:rFonts w:ascii="Courier New" w:hAnsi="Courier New" w:cs="Courier New" w:hint="default"/>
       </w:rPr>
     </w:lvl>
     <w:lvl w:ilvl="8" w:tplc="240A0005" w:tentative="1">
@@ -19658,125 +19432,125 @@
         <w:ind w:left="7189" w:hanging="360"/>
       </w:pPr>
       <w:rPr>
-        <w:rFonts w:hint="default" w:ascii="Wingdings" w:hAnsi="Wingdings"/>
+        <w:rFonts w:ascii="Wingdings" w:hAnsi="Wingdings" w:hint="default"/>
       </w:rPr>
     </w:lvl>
   </w:abstractNum>
-  <w:num w:numId="1" w16cid:durableId="1418672539">
+  <w:num w:numId="1">
     <w:abstractNumId w:val="0"/>
   </w:num>
-  <w:num w:numId="2" w16cid:durableId="363213565">
+  <w:num w:numId="2">
     <w:abstractNumId w:val="13"/>
   </w:num>
-  <w:num w:numId="3" w16cid:durableId="505747145">
+  <w:num w:numId="3">
     <w:abstractNumId w:val="27"/>
   </w:num>
-  <w:num w:numId="4" w16cid:durableId="1497190513">
+  <w:num w:numId="4">
     <w:abstractNumId w:val="19"/>
   </w:num>
-  <w:num w:numId="5" w16cid:durableId="1262642480">
+  <w:num w:numId="5">
     <w:abstractNumId w:val="22"/>
   </w:num>
-  <w:num w:numId="6" w16cid:durableId="1413240779">
+  <w:num w:numId="6">
     <w:abstractNumId w:val="16"/>
   </w:num>
-  <w:num w:numId="7" w16cid:durableId="155847220">
+  <w:num w:numId="7">
     <w:abstractNumId w:val="8"/>
   </w:num>
-  <w:num w:numId="8" w16cid:durableId="1319849220">
+  <w:num w:numId="8">
     <w:abstractNumId w:val="35"/>
   </w:num>
-  <w:num w:numId="9" w16cid:durableId="403065478">
+  <w:num w:numId="9">
     <w:abstractNumId w:val="2"/>
   </w:num>
-  <w:num w:numId="10" w16cid:durableId="113718445">
+  <w:num w:numId="10">
     <w:abstractNumId w:val="5"/>
   </w:num>
-  <w:num w:numId="11" w16cid:durableId="624505014">
+  <w:num w:numId="11">
     <w:abstractNumId w:val="7"/>
   </w:num>
-  <w:num w:numId="12" w16cid:durableId="1814172767">
+  <w:num w:numId="12">
     <w:abstractNumId w:val="32"/>
   </w:num>
-  <w:num w:numId="13" w16cid:durableId="569123704">
+  <w:num w:numId="13">
     <w:abstractNumId w:val="24"/>
   </w:num>
-  <w:num w:numId="14" w16cid:durableId="5181586">
+  <w:num w:numId="14">
     <w:abstractNumId w:val="26"/>
   </w:num>
-  <w:num w:numId="15" w16cid:durableId="1091778641">
+  <w:num w:numId="15">
     <w:abstractNumId w:val="30"/>
   </w:num>
-  <w:num w:numId="16" w16cid:durableId="1955211204">
+  <w:num w:numId="16">
     <w:abstractNumId w:val="15"/>
   </w:num>
-  <w:num w:numId="17" w16cid:durableId="2105227708">
+  <w:num w:numId="17">
     <w:abstractNumId w:val="37"/>
   </w:num>
-  <w:num w:numId="18" w16cid:durableId="1322469400">
+  <w:num w:numId="18">
     <w:abstractNumId w:val="25"/>
   </w:num>
-  <w:num w:numId="19" w16cid:durableId="1801537282">
+  <w:num w:numId="19">
     <w:abstractNumId w:val="1"/>
   </w:num>
-  <w:num w:numId="20" w16cid:durableId="495610645">
+  <w:num w:numId="20">
     <w:abstractNumId w:val="23"/>
   </w:num>
-  <w:num w:numId="21" w16cid:durableId="1548420196">
+  <w:num w:numId="21">
     <w:abstractNumId w:val="4"/>
   </w:num>
-  <w:num w:numId="22" w16cid:durableId="165631820">
+  <w:num w:numId="22">
     <w:abstractNumId w:val="38"/>
   </w:num>
-  <w:num w:numId="23" w16cid:durableId="1659141760">
+  <w:num w:numId="23">
     <w:abstractNumId w:val="6"/>
   </w:num>
-  <w:num w:numId="24" w16cid:durableId="931546106">
+  <w:num w:numId="24">
     <w:abstractNumId w:val="34"/>
   </w:num>
-  <w:num w:numId="25" w16cid:durableId="630988309">
+  <w:num w:numId="25">
     <w:abstractNumId w:val="29"/>
   </w:num>
-  <w:num w:numId="26" w16cid:durableId="855190671">
+  <w:num w:numId="26">
     <w:abstractNumId w:val="9"/>
   </w:num>
-  <w:num w:numId="27" w16cid:durableId="1551961030">
+  <w:num w:numId="27">
     <w:abstractNumId w:val="18"/>
   </w:num>
-  <w:num w:numId="28" w16cid:durableId="140197674">
+  <w:num w:numId="28">
     <w:abstractNumId w:val="17"/>
   </w:num>
-  <w:num w:numId="29" w16cid:durableId="772550164">
+  <w:num w:numId="29">
     <w:abstractNumId w:val="20"/>
   </w:num>
-  <w:num w:numId="30" w16cid:durableId="407843911">
+  <w:num w:numId="30">
     <w:abstractNumId w:val="10"/>
   </w:num>
-  <w:num w:numId="31" w16cid:durableId="248973820">
+  <w:num w:numId="31">
     <w:abstractNumId w:val="21"/>
   </w:num>
-  <w:num w:numId="32" w16cid:durableId="880899036">
+  <w:num w:numId="32">
     <w:abstractNumId w:val="33"/>
   </w:num>
-  <w:num w:numId="33" w16cid:durableId="1353189181">
+  <w:num w:numId="33">
     <w:abstractNumId w:val="11"/>
   </w:num>
-  <w:num w:numId="34" w16cid:durableId="336467064">
+  <w:num w:numId="34">
     <w:abstractNumId w:val="14"/>
   </w:num>
-  <w:num w:numId="35" w16cid:durableId="994148056">
+  <w:num w:numId="35">
     <w:abstractNumId w:val="28"/>
   </w:num>
-  <w:num w:numId="36" w16cid:durableId="1653295772">
+  <w:num w:numId="36">
     <w:abstractNumId w:val="36"/>
   </w:num>
-  <w:num w:numId="37" w16cid:durableId="1218203961">
+  <w:num w:numId="37">
     <w:abstractNumId w:val="3"/>
   </w:num>
-  <w:num w:numId="38" w16cid:durableId="76290419">
+  <w:num w:numId="38">
     <w:abstractNumId w:val="12"/>
   </w:num>
-  <w:num w:numId="39" w16cid:durableId="176894045">
+  <w:num w:numId="39">
     <w:abstractNumId w:val="31"/>
   </w:num>
   <w:numIdMacAtCleanup w:val="39"/>
@@ -19784,11 +19558,11 @@
 </file>
 
 <file path=word/styles.xml><?xml version="1.0" encoding="utf-8"?>
-<w:styles xmlns:mc="http://schemas.openxmlformats.org/markup-compatibility/2006" xmlns:r="http://schemas.openxmlformats.org/officeDocument/2006/relationships" xmlns:w="http://schemas.openxmlformats.org/wordprocessingml/2006/main" xmlns:w14="http://schemas.microsoft.com/office/word/2010/wordml" xmlns:w15="http://schemas.microsoft.com/office/word/2012/wordml" xmlns:w16cex="http://schemas.microsoft.com/office/word/2018/wordml/cex" xmlns:w16cid="http://schemas.microsoft.com/office/word/2016/wordml/cid" xmlns:w16="http://schemas.microsoft.com/office/word/2018/wordml" xmlns:w16du="http://schemas.microsoft.com/office/word/2023/wordml/word16du" xmlns:w16sdtdh="http://schemas.microsoft.com/office/word/2020/wordml/sdtdatahash" xmlns:w16sdtfl="http://schemas.microsoft.com/office/word/2024/wordml/sdtformatlock" xmlns:w16se="http://schemas.microsoft.com/office/word/2015/wordml/symex" mc:Ignorable="w14 w15 w16se w16cid w16 w16cex w16sdtdh w16sdtfl w16du">
+<w:styles xmlns:mc="http://schemas.openxmlformats.org/markup-compatibility/2006" xmlns:r="http://schemas.openxmlformats.org/officeDocument/2006/relationships" xmlns:w="http://schemas.openxmlformats.org/wordprocessingml/2006/main" xmlns:w14="http://schemas.microsoft.com/office/word/2010/wordml" xmlns:w15="http://schemas.microsoft.com/office/word/2012/wordml" xmlns:w16cex="http://schemas.microsoft.com/office/word/2018/wordml/cex" xmlns:w16cid="http://schemas.microsoft.com/office/word/2016/wordml/cid" xmlns:w16="http://schemas.microsoft.com/office/word/2018/wordml" xmlns:w16se="http://schemas.microsoft.com/office/word/2015/wordml/symex" mc:Ignorable="w14 w15 w16se w16cid w16 w16cex">
   <w:docDefaults>
     <w:rPrDefault>
       <w:rPr>
-        <w:rFonts w:asciiTheme="minorHAnsi" w:hAnsiTheme="minorHAnsi" w:eastAsiaTheme="minorHAnsi" w:cstheme="minorBidi"/>
+        <w:rFonts w:asciiTheme="minorHAnsi" w:eastAsiaTheme="minorHAnsi" w:hAnsiTheme="minorHAnsi" w:cstheme="minorBidi"/>
         <w:kern w:val="2"/>
         <w:sz w:val="22"/>
         <w:szCs w:val="22"/>
@@ -19805,14 +19579,14 @@
   <w:latentStyles w:defLockedState="0" w:defUIPriority="99" w:defSemiHidden="0" w:defUnhideWhenUsed="0" w:defQFormat="0" w:count="376">
     <w:lsdException w:name="Normal" w:uiPriority="0" w:qFormat="1"/>
     <w:lsdException w:name="heading 1" w:uiPriority="9" w:qFormat="1"/>
-    <w:lsdException w:name="heading 2" w:uiPriority="9" w:semiHidden="1" w:unhideWhenUsed="1" w:qFormat="1"/>
-    <w:lsdException w:name="heading 3" w:uiPriority="9" w:semiHidden="1" w:unhideWhenUsed="1" w:qFormat="1"/>
-    <w:lsdException w:name="heading 4" w:uiPriority="9" w:semiHidden="1" w:unhideWhenUsed="1" w:qFormat="1"/>
-    <w:lsdException w:name="heading 5" w:uiPriority="9" w:semiHidden="1" w:unhideWhenUsed="1" w:qFormat="1"/>
-    <w:lsdException w:name="heading 6" w:uiPriority="9" w:semiHidden="1" w:unhideWhenUsed="1"/>
-    <w:lsdException w:name="heading 7" w:uiPriority="9" w:semiHidden="1" w:unhideWhenUsed="1" w:qFormat="1"/>
-    <w:lsdException w:name="heading 8" w:uiPriority="9" w:semiHidden="1" w:unhideWhenUsed="1" w:qFormat="1"/>
-    <w:lsdException w:name="heading 9" w:uiPriority="9" w:semiHidden="1" w:unhideWhenUsed="1" w:qFormat="1"/>
+    <w:lsdException w:name="heading 2" w:semiHidden="1" w:uiPriority="9" w:unhideWhenUsed="1" w:qFormat="1"/>
+    <w:lsdException w:name="heading 3" w:semiHidden="1" w:uiPriority="9" w:unhideWhenUsed="1" w:qFormat="1"/>
+    <w:lsdException w:name="heading 4" w:semiHidden="1" w:uiPriority="9" w:unhideWhenUsed="1" w:qFormat="1"/>
+    <w:lsdException w:name="heading 5" w:semiHidden="1" w:uiPriority="9" w:unhideWhenUsed="1" w:qFormat="1"/>
+    <w:lsdException w:name="heading 6" w:semiHidden="1" w:uiPriority="9" w:unhideWhenUsed="1"/>
+    <w:lsdException w:name="heading 7" w:semiHidden="1" w:uiPriority="9" w:unhideWhenUsed="1" w:qFormat="1"/>
+    <w:lsdException w:name="heading 8" w:semiHidden="1" w:uiPriority="9" w:unhideWhenUsed="1" w:qFormat="1"/>
+    <w:lsdException w:name="heading 9" w:semiHidden="1" w:uiPriority="9" w:unhideWhenUsed="1" w:qFormat="1"/>
     <w:lsdException w:name="index 1" w:semiHidden="1" w:unhideWhenUsed="1"/>
     <w:lsdException w:name="index 2" w:semiHidden="1" w:unhideWhenUsed="1"/>
     <w:lsdException w:name="index 3" w:semiHidden="1" w:unhideWhenUsed="1"/>
@@ -19822,22 +19596,22 @@
     <w:lsdException w:name="index 7" w:semiHidden="1" w:unhideWhenUsed="1"/>
     <w:lsdException w:name="index 8" w:semiHidden="1" w:unhideWhenUsed="1"/>
     <w:lsdException w:name="index 9" w:semiHidden="1" w:unhideWhenUsed="1"/>
-    <w:lsdException w:name="toc 1" w:uiPriority="39" w:semiHidden="1" w:unhideWhenUsed="1"/>
-    <w:lsdException w:name="toc 2" w:uiPriority="39" w:semiHidden="1" w:unhideWhenUsed="1"/>
-    <w:lsdException w:name="toc 3" w:uiPriority="39" w:semiHidden="1" w:unhideWhenUsed="1"/>
-    <w:lsdException w:name="toc 4" w:uiPriority="39" w:semiHidden="1" w:unhideWhenUsed="1"/>
-    <w:lsdException w:name="toc 5" w:uiPriority="39" w:semiHidden="1" w:unhideWhenUsed="1"/>
-    <w:lsdException w:name="toc 6" w:uiPriority="39" w:semiHidden="1" w:unhideWhenUsed="1"/>
-    <w:lsdException w:name="toc 7" w:uiPriority="39" w:semiHidden="1" w:unhideWhenUsed="1"/>
-    <w:lsdException w:name="toc 8" w:uiPriority="39" w:semiHidden="1" w:unhideWhenUsed="1"/>
-    <w:lsdException w:name="toc 9" w:uiPriority="39" w:semiHidden="1" w:unhideWhenUsed="1"/>
+    <w:lsdException w:name="toc 1" w:semiHidden="1" w:uiPriority="39" w:unhideWhenUsed="1"/>
+    <w:lsdException w:name="toc 2" w:semiHidden="1" w:uiPriority="39" w:unhideWhenUsed="1"/>
+    <w:lsdException w:name="toc 3" w:semiHidden="1" w:uiPriority="39" w:unhideWhenUsed="1"/>
+    <w:lsdException w:name="toc 4" w:semiHidden="1" w:uiPriority="39" w:unhideWhenUsed="1"/>
+    <w:lsdException w:name="toc 5" w:semiHidden="1" w:uiPriority="39" w:unhideWhenUsed="1"/>
+    <w:lsdException w:name="toc 6" w:semiHidden="1" w:uiPriority="39" w:unhideWhenUsed="1"/>
+    <w:lsdException w:name="toc 7" w:semiHidden="1" w:uiPriority="39" w:unhideWhenUsed="1"/>
+    <w:lsdException w:name="toc 8" w:semiHidden="1" w:uiPriority="39" w:unhideWhenUsed="1"/>
+    <w:lsdException w:name="toc 9" w:semiHidden="1" w:uiPriority="39" w:unhideWhenUsed="1"/>
     <w:lsdException w:name="Normal Indent" w:semiHidden="1" w:unhideWhenUsed="1"/>
     <w:lsdException w:name="footnote text" w:semiHidden="1" w:unhideWhenUsed="1"/>
     <w:lsdException w:name="annotation text" w:semiHidden="1" w:unhideWhenUsed="1"/>
     <w:lsdException w:name="header" w:semiHidden="1" w:unhideWhenUsed="1"/>
     <w:lsdException w:name="footer" w:semiHidden="1" w:unhideWhenUsed="1"/>
     <w:lsdException w:name="index heading" w:semiHidden="1" w:unhideWhenUsed="1"/>
-    <w:lsdException w:name="caption" w:uiPriority="35" w:semiHidden="1" w:unhideWhenUsed="1" w:qFormat="1"/>
+    <w:lsdException w:name="caption" w:semiHidden="1" w:uiPriority="35" w:unhideWhenUsed="1" w:qFormat="1"/>
     <w:lsdException w:name="table of figures" w:semiHidden="1" w:unhideWhenUsed="1"/>
     <w:lsdException w:name="envelope address" w:semiHidden="1" w:unhideWhenUsed="1"/>
     <w:lsdException w:name="envelope return" w:semiHidden="1" w:unhideWhenUsed="1"/>
@@ -19868,7 +19642,7 @@
     <w:lsdException w:name="Title" w:uiPriority="10" w:qFormat="1"/>
     <w:lsdException w:name="Closing" w:semiHidden="1" w:unhideWhenUsed="1"/>
     <w:lsdException w:name="Signature" w:semiHidden="1" w:unhideWhenUsed="1"/>
-    <w:lsdException w:name="Default Paragraph Font" w:uiPriority="1" w:semiHidden="1" w:unhideWhenUsed="1"/>
+    <w:lsdException w:name="Default Paragraph Font" w:semiHidden="1" w:uiPriority="1" w:unhideWhenUsed="1"/>
     <w:lsdException w:name="Body Text" w:semiHidden="1" w:unhideWhenUsed="1"/>
     <w:lsdException w:name="Body Text Indent" w:semiHidden="1" w:unhideWhenUsed="1"/>
     <w:lsdException w:name="List Continue" w:semiHidden="1" w:unhideWhenUsed="1"/>
@@ -20068,8 +19842,8 @@
     <w:lsdException w:name="Subtle Reference" w:uiPriority="31" w:qFormat="1"/>
     <w:lsdException w:name="Intense Reference" w:uiPriority="32" w:qFormat="1"/>
     <w:lsdException w:name="Book Title" w:uiPriority="33" w:qFormat="1"/>
-    <w:lsdException w:name="Bibliography" w:uiPriority="37" w:semiHidden="1" w:unhideWhenUsed="1"/>
-    <w:lsdException w:name="TOC Heading" w:uiPriority="39" w:semiHidden="1" w:unhideWhenUsed="1" w:qFormat="1"/>
+    <w:lsdException w:name="Bibliography" w:semiHidden="1" w:uiPriority="37" w:unhideWhenUsed="1"/>
+    <w:lsdException w:name="TOC Heading" w:semiHidden="1" w:uiPriority="39" w:unhideWhenUsed="1" w:qFormat="1"/>
     <w:lsdException w:name="Plain Table 1" w:uiPriority="41"/>
     <w:lsdException w:name="Plain Table 2" w:uiPriority="42"/>
     <w:lsdException w:name="Plain Table 3" w:uiPriority="43"/>
@@ -20180,7 +19954,7 @@
     <w:lsdException w:name="Unresolved Mention" w:semiHidden="1" w:unhideWhenUsed="1"/>
     <w:lsdException w:name="Smart Link" w:semiHidden="1" w:unhideWhenUsed="1"/>
   </w:latentStyles>
-  <w:style w:type="paragraph" w:styleId="Normal" w:default="1">
+  <w:style w:type="paragraph" w:default="1" w:styleId="Normal">
     <w:name w:val="Normal"/>
     <w:qFormat/>
     <w:rsid w:val="001B0577"/>
@@ -20210,7 +19984,7 @@
       <w:outlineLvl w:val="0"/>
     </w:pPr>
     <w:rPr>
-      <w:rFonts w:ascii="Calibri" w:hAnsi="Calibri" w:eastAsia="Times New Roman" w:cs="Times New Roman (Títulos en alf"/>
+      <w:rFonts w:ascii="Calibri" w:eastAsia="Times New Roman" w:hAnsi="Calibri" w:cs="Times New Roman (Títulos en alf"/>
       <w:b/>
       <w:color w:val="000000" w:themeColor="text1"/>
       <w:kern w:val="0"/>
@@ -20241,7 +20015,7 @@
       <w:outlineLvl w:val="1"/>
     </w:pPr>
     <w:rPr>
-      <w:rFonts w:ascii="Calibri" w:hAnsi="Calibri" w:eastAsiaTheme="majorEastAsia" w:cstheme="majorBidi"/>
+      <w:rFonts w:ascii="Calibri" w:eastAsiaTheme="majorEastAsia" w:hAnsi="Calibri" w:cstheme="majorBidi"/>
       <w:b/>
       <w:color w:val="000000" w:themeColor="text1"/>
       <w:kern w:val="0"/>
@@ -20340,19 +20114,18 @@
       <w:outlineLvl w:val="6"/>
     </w:pPr>
     <w:rPr>
-      <w:rFonts w:asciiTheme="majorHAnsi" w:hAnsiTheme="majorHAnsi" w:eastAsiaTheme="majorEastAsia" w:cstheme="majorBidi"/>
+      <w:rFonts w:asciiTheme="majorHAnsi" w:eastAsiaTheme="majorEastAsia" w:hAnsiTheme="majorHAnsi" w:cstheme="majorBidi"/>
       <w:i/>
       <w:iCs/>
       <w:color w:val="1F3763" w:themeColor="accent1" w:themeShade="7F"/>
     </w:rPr>
   </w:style>
-  <w:style w:type="character" w:styleId="Fuentedeprrafopredeter" w:default="1">
+  <w:style w:type="character" w:default="1" w:styleId="Fuentedeprrafopredeter">
     <w:name w:val="Default Paragraph Font"/>
     <w:uiPriority w:val="1"/>
-    <w:semiHidden/>
     <w:unhideWhenUsed/>
   </w:style>
-  <w:style w:type="table" w:styleId="Tablanormal" w:default="1">
+  <w:style w:type="table" w:default="1" w:styleId="Tablanormal">
     <w:name w:val="Normal Table"/>
     <w:uiPriority w:val="99"/>
     <w:semiHidden/>
@@ -20367,7 +20140,7 @@
       </w:tblCellMar>
     </w:tblPr>
   </w:style>
-  <w:style w:type="numbering" w:styleId="Sinlista" w:default="1">
+  <w:style w:type="numbering" w:default="1" w:styleId="Sinlista">
     <w:name w:val="No List"/>
     <w:uiPriority w:val="99"/>
     <w:semiHidden/>
@@ -20384,7 +20157,7 @@
       <w:contextualSpacing/>
     </w:pPr>
   </w:style>
-  <w:style w:type="paragraph" w:styleId="TituloPortada" w:customStyle="1">
+  <w:style w:type="paragraph" w:customStyle="1" w:styleId="TituloPortada">
     <w:name w:val="Titulo Portada"/>
     <w:basedOn w:val="Normal"/>
     <w:rsid w:val="00C407C1"/>
@@ -20398,14 +20171,14 @@
       <w:lang w:val="es-419"/>
     </w:rPr>
   </w:style>
-  <w:style w:type="character" w:styleId="Ttulo1Car" w:customStyle="1">
+  <w:style w:type="character" w:customStyle="1" w:styleId="Ttulo1Car">
     <w:name w:val="Título 1 Car"/>
     <w:basedOn w:val="Fuentedeprrafopredeter"/>
     <w:link w:val="Ttulo1"/>
     <w:uiPriority w:val="9"/>
     <w:rsid w:val="003574CB"/>
     <w:rPr>
-      <w:rFonts w:ascii="Calibri" w:hAnsi="Calibri" w:eastAsia="Times New Roman" w:cs="Times New Roman (Títulos en alf"/>
+      <w:rFonts w:ascii="Calibri" w:eastAsia="Times New Roman" w:hAnsi="Calibri" w:cs="Times New Roman (Títulos en alf"/>
       <w:b/>
       <w:color w:val="000000" w:themeColor="text1"/>
       <w:spacing w:val="-10"/>
@@ -20417,14 +20190,14 @@
       <w14:ligatures w14:val="none"/>
     </w:rPr>
   </w:style>
-  <w:style w:type="character" w:styleId="Ttulo2Car" w:customStyle="1">
+  <w:style w:type="character" w:customStyle="1" w:styleId="Ttulo2Car">
     <w:name w:val="Título 2 Car"/>
     <w:basedOn w:val="Fuentedeprrafopredeter"/>
     <w:link w:val="Ttulo2"/>
     <w:uiPriority w:val="9"/>
     <w:rsid w:val="0064331C"/>
     <w:rPr>
-      <w:rFonts w:ascii="Calibri" w:hAnsi="Calibri" w:eastAsiaTheme="majorEastAsia" w:cstheme="majorBidi"/>
+      <w:rFonts w:ascii="Calibri" w:eastAsiaTheme="majorEastAsia" w:hAnsi="Calibri" w:cstheme="majorBidi"/>
       <w:b/>
       <w:color w:val="000000" w:themeColor="text1"/>
       <w:kern w:val="0"/>
@@ -20434,14 +20207,14 @@
       <w14:ligatures w14:val="none"/>
     </w:rPr>
   </w:style>
-  <w:style w:type="character" w:styleId="Ttulo3Car" w:customStyle="1">
+  <w:style w:type="character" w:customStyle="1" w:styleId="Ttulo3Car">
     <w:name w:val="Título 3 Car"/>
     <w:basedOn w:val="Fuentedeprrafopredeter"/>
     <w:link w:val="Ttulo3"/>
     <w:uiPriority w:val="9"/>
     <w:rsid w:val="00F014CE"/>
     <w:rPr>
-      <w:rFonts w:ascii="Calibri" w:hAnsi="Calibri" w:eastAsiaTheme="majorEastAsia" w:cstheme="majorBidi"/>
+      <w:rFonts w:ascii="Calibri" w:eastAsiaTheme="majorEastAsia" w:hAnsi="Calibri" w:cstheme="majorBidi"/>
       <w:b/>
       <w:iCs/>
       <w:color w:val="000000" w:themeColor="text1"/>
@@ -20471,7 +20244,7 @@
       <w14:ligatures w14:val="none"/>
     </w:rPr>
   </w:style>
-  <w:style w:type="character" w:styleId="Extranjerismo" w:customStyle="1">
+  <w:style w:type="character" w:customStyle="1" w:styleId="Extranjerismo">
     <w:name w:val="Extranjerismo"/>
     <w:basedOn w:val="Fuentedeprrafopredeter"/>
     <w:uiPriority w:val="1"/>
@@ -20482,7 +20255,7 @@
       <w:lang w:val="en-US"/>
     </w:rPr>
   </w:style>
-  <w:style w:type="paragraph" w:styleId="Figura" w:customStyle="1">
+  <w:style w:type="paragraph" w:customStyle="1" w:styleId="Figura">
     <w:name w:val="Figura"/>
     <w:basedOn w:val="Normal"/>
     <w:next w:val="Normal"/>
@@ -20508,7 +20281,7 @@
       <w14:ligatures w14:val="none"/>
     </w:rPr>
   </w:style>
-  <w:style w:type="character" w:styleId="FiguraCar" w:customStyle="1">
+  <w:style w:type="character" w:customStyle="1" w:styleId="FiguraCar">
     <w:name w:val="Figura Car"/>
     <w:basedOn w:val="Fuentedeprrafopredeter"/>
     <w:link w:val="Figura"/>
@@ -20523,14 +20296,14 @@
       <w14:ligatures w14:val="none"/>
     </w:rPr>
   </w:style>
-  <w:style w:type="character" w:styleId="Ttulo4Car" w:customStyle="1">
+  <w:style w:type="character" w:customStyle="1" w:styleId="Ttulo4Car">
     <w:name w:val="Título 4 Car"/>
     <w:basedOn w:val="Fuentedeprrafopredeter"/>
     <w:link w:val="Ttulo4"/>
     <w:uiPriority w:val="9"/>
     <w:rsid w:val="001B57A6"/>
     <w:rPr>
-      <w:rFonts w:ascii="Calibri" w:hAnsi="Calibri" w:eastAsiaTheme="majorEastAsia" w:cstheme="majorBidi"/>
+      <w:rFonts w:ascii="Calibri" w:eastAsiaTheme="majorEastAsia" w:hAnsi="Calibri" w:cstheme="majorBidi"/>
       <w:b/>
       <w:color w:val="000000" w:themeColor="text1"/>
       <w:kern w:val="0"/>
@@ -20540,14 +20313,14 @@
       <w14:ligatures w14:val="none"/>
     </w:rPr>
   </w:style>
-  <w:style w:type="character" w:styleId="Ttulo5Car" w:customStyle="1">
+  <w:style w:type="character" w:customStyle="1" w:styleId="Ttulo5Car">
     <w:name w:val="Título 5 Car"/>
     <w:basedOn w:val="Fuentedeprrafopredeter"/>
     <w:link w:val="Ttulo5"/>
     <w:uiPriority w:val="9"/>
     <w:rsid w:val="00746AD1"/>
     <w:rPr>
-      <w:rFonts w:ascii="Calibri" w:hAnsi="Calibri" w:eastAsiaTheme="majorEastAsia" w:cstheme="majorBidi"/>
+      <w:rFonts w:ascii="Calibri" w:eastAsiaTheme="majorEastAsia" w:hAnsi="Calibri" w:cstheme="majorBidi"/>
       <w:b/>
       <w:color w:val="000000" w:themeColor="text1"/>
       <w:kern w:val="0"/>
@@ -20557,7 +20330,7 @@
       <w14:ligatures w14:val="none"/>
     </w:rPr>
   </w:style>
-  <w:style w:type="paragraph" w:styleId="Tabla" w:customStyle="1">
+  <w:style w:type="paragraph" w:customStyle="1" w:styleId="Tabla">
     <w:name w:val="Tabla"/>
     <w:basedOn w:val="Normal"/>
     <w:next w:val="Normal"/>
@@ -20593,28 +20366,28 @@
       <w:contextualSpacing/>
     </w:pPr>
     <w:rPr>
-      <w:rFonts w:asciiTheme="majorHAnsi" w:hAnsiTheme="majorHAnsi" w:eastAsiaTheme="majorEastAsia" w:cstheme="majorBidi"/>
+      <w:rFonts w:asciiTheme="majorHAnsi" w:eastAsiaTheme="majorEastAsia" w:hAnsiTheme="majorHAnsi" w:cstheme="majorBidi"/>
       <w:spacing w:val="-10"/>
       <w:kern w:val="28"/>
       <w:sz w:val="56"/>
       <w:szCs w:val="56"/>
     </w:rPr>
   </w:style>
-  <w:style w:type="character" w:styleId="TtuloCar" w:customStyle="1">
+  <w:style w:type="character" w:customStyle="1" w:styleId="TtuloCar">
     <w:name w:val="Título Car"/>
     <w:basedOn w:val="Fuentedeprrafopredeter"/>
     <w:link w:val="Ttulo"/>
     <w:uiPriority w:val="10"/>
     <w:rsid w:val="00590D20"/>
     <w:rPr>
-      <w:rFonts w:asciiTheme="majorHAnsi" w:hAnsiTheme="majorHAnsi" w:eastAsiaTheme="majorEastAsia" w:cstheme="majorBidi"/>
+      <w:rFonts w:asciiTheme="majorHAnsi" w:eastAsiaTheme="majorEastAsia" w:hAnsiTheme="majorHAnsi" w:cstheme="majorBidi"/>
       <w:spacing w:val="-10"/>
       <w:kern w:val="28"/>
       <w:sz w:val="56"/>
       <w:szCs w:val="56"/>
     </w:rPr>
   </w:style>
-  <w:style w:type="character" w:styleId="TablaCar" w:customStyle="1">
+  <w:style w:type="character" w:customStyle="1" w:styleId="TablaCar">
     <w:name w:val="Tabla Car"/>
     <w:basedOn w:val="Fuentedeprrafopredeter"/>
     <w:link w:val="Tabla"/>
@@ -20629,7 +20402,7 @@
       <w14:ligatures w14:val="none"/>
     </w:rPr>
   </w:style>
-  <w:style w:type="table" w:styleId="SENA" w:customStyle="1">
+  <w:style w:type="table" w:customStyle="1" w:styleId="SENA">
     <w:name w:val="SENA"/>
     <w:basedOn w:val="Tablanormal"/>
     <w:uiPriority w:val="99"/>
@@ -20646,18 +20419,18 @@
     <w:tblPr>
       <w:tblStyleRowBandSize w:val="1"/>
       <w:tblBorders>
-        <w:top w:val="single" w:color="D9D9D9" w:themeColor="background1" w:themeShade="D9" w:sz="4" w:space="0"/>
-        <w:left w:val="single" w:color="D9D9D9" w:themeColor="background1" w:themeShade="D9" w:sz="4" w:space="0"/>
-        <w:bottom w:val="single" w:color="D9D9D9" w:themeColor="background1" w:themeShade="D9" w:sz="4" w:space="0"/>
-        <w:right w:val="single" w:color="D9D9D9" w:themeColor="background1" w:themeShade="D9" w:sz="4" w:space="0"/>
-        <w:insideH w:val="single" w:color="D9D9D9" w:themeColor="background1" w:themeShade="D9" w:sz="4" w:space="0"/>
-        <w:insideV w:val="single" w:color="D9D9D9" w:themeColor="background1" w:themeShade="D9" w:sz="4" w:space="0"/>
+        <w:top w:val="single" w:sz="4" w:space="0" w:color="D9D9D9" w:themeColor="background1" w:themeShade="D9"/>
+        <w:left w:val="single" w:sz="4" w:space="0" w:color="D9D9D9" w:themeColor="background1" w:themeShade="D9"/>
+        <w:bottom w:val="single" w:sz="4" w:space="0" w:color="D9D9D9" w:themeColor="background1" w:themeShade="D9"/>
+        <w:right w:val="single" w:sz="4" w:space="0" w:color="D9D9D9" w:themeColor="background1" w:themeShade="D9"/>
+        <w:insideH w:val="single" w:sz="4" w:space="0" w:color="D9D9D9" w:themeColor="background1" w:themeShade="D9"/>
+        <w:insideV w:val="single" w:sz="4" w:space="0" w:color="D9D9D9" w:themeColor="background1" w:themeShade="D9"/>
       </w:tblBorders>
     </w:tblPr>
     <w:tblStylePr w:type="firstRow">
       <w:pPr>
         <w:wordWrap/>
-        <w:spacing w:before="120" w:beforeLines="0" w:beforeAutospacing="0" w:after="120" w:afterLines="0" w:afterAutospacing="0"/>
+        <w:spacing w:beforeLines="0" w:before="120" w:beforeAutospacing="0" w:afterLines="0" w:after="120" w:afterAutospacing="0"/>
       </w:pPr>
       <w:rPr>
         <w:b/>
@@ -20684,12 +20457,12 @@
     </w:pPr>
     <w:tblPr>
       <w:tblBorders>
-        <w:top w:val="single" w:color="auto" w:sz="4" w:space="0"/>
-        <w:left w:val="single" w:color="auto" w:sz="4" w:space="0"/>
-        <w:bottom w:val="single" w:color="auto" w:sz="4" w:space="0"/>
-        <w:right w:val="single" w:color="auto" w:sz="4" w:space="0"/>
-        <w:insideH w:val="single" w:color="auto" w:sz="4" w:space="0"/>
-        <w:insideV w:val="single" w:color="auto" w:sz="4" w:space="0"/>
+        <w:top w:val="single" w:sz="4" w:space="0" w:color="auto"/>
+        <w:left w:val="single" w:sz="4" w:space="0" w:color="auto"/>
+        <w:bottom w:val="single" w:sz="4" w:space="0" w:color="auto"/>
+        <w:right w:val="single" w:sz="4" w:space="0" w:color="auto"/>
+        <w:insideH w:val="single" w:sz="4" w:space="0" w:color="auto"/>
+        <w:insideV w:val="single" w:sz="4" w:space="0" w:color="auto"/>
       </w:tblBorders>
     </w:tblPr>
   </w:style>
@@ -20704,7 +20477,7 @@
       <w:u w:val="single"/>
     </w:rPr>
   </w:style>
-  <w:style w:type="paragraph" w:styleId="Video" w:customStyle="1">
+  <w:style w:type="paragraph" w:customStyle="1" w:styleId="Video">
     <w:name w:val="Video"/>
     <w:basedOn w:val="Normal"/>
     <w:next w:val="Normal"/>
@@ -20725,7 +20498,7 @@
       <w14:ligatures w14:val="none"/>
     </w:rPr>
   </w:style>
-  <w:style w:type="character" w:styleId="VideoCar" w:customStyle="1">
+  <w:style w:type="character" w:customStyle="1" w:styleId="VideoCar">
     <w:name w:val="Video Car"/>
     <w:basedOn w:val="Fuentedeprrafopredeter"/>
     <w:link w:val="Video"/>
@@ -20738,7 +20511,7 @@
       <w14:ligatures w14:val="none"/>
     </w:rPr>
   </w:style>
-  <w:style w:type="character" w:styleId="Mencinsinresolver1" w:customStyle="1">
+  <w:style w:type="character" w:customStyle="1" w:styleId="Mencinsinresolver1">
     <w:name w:val="Mención sin resolver1"/>
     <w:basedOn w:val="Fuentedeprrafopredeter"/>
     <w:uiPriority w:val="99"/>
@@ -20766,12 +20539,12 @@
       <w:tblStyleRowBandSize w:val="1"/>
       <w:tblStyleColBandSize w:val="1"/>
       <w:tblBorders>
-        <w:top w:val="single" w:color="C9C9C9" w:themeColor="accent3" w:themeTint="99" w:sz="4" w:space="0"/>
-        <w:left w:val="single" w:color="C9C9C9" w:themeColor="accent3" w:themeTint="99" w:sz="4" w:space="0"/>
-        <w:bottom w:val="single" w:color="C9C9C9" w:themeColor="accent3" w:themeTint="99" w:sz="4" w:space="0"/>
-        <w:right w:val="single" w:color="C9C9C9" w:themeColor="accent3" w:themeTint="99" w:sz="4" w:space="0"/>
-        <w:insideH w:val="single" w:color="C9C9C9" w:themeColor="accent3" w:themeTint="99" w:sz="4" w:space="0"/>
-        <w:insideV w:val="single" w:color="C9C9C9" w:themeColor="accent3" w:themeTint="99" w:sz="4" w:space="0"/>
+        <w:top w:val="single" w:sz="4" w:space="0" w:color="C9C9C9" w:themeColor="accent3" w:themeTint="99"/>
+        <w:left w:val="single" w:sz="4" w:space="0" w:color="C9C9C9" w:themeColor="accent3" w:themeTint="99"/>
+        <w:bottom w:val="single" w:sz="4" w:space="0" w:color="C9C9C9" w:themeColor="accent3" w:themeTint="99"/>
+        <w:right w:val="single" w:sz="4" w:space="0" w:color="C9C9C9" w:themeColor="accent3" w:themeTint="99"/>
+        <w:insideH w:val="single" w:sz="4" w:space="0" w:color="C9C9C9" w:themeColor="accent3" w:themeTint="99"/>
+        <w:insideV w:val="single" w:sz="4" w:space="0" w:color="C9C9C9" w:themeColor="accent3" w:themeTint="99"/>
       </w:tblBorders>
     </w:tblPr>
     <w:tblStylePr w:type="firstRow">
@@ -20783,10 +20556,10 @@
       <w:tblPr/>
       <w:tcPr>
         <w:tcBorders>
-          <w:top w:val="single" w:color="A5A5A5" w:themeColor="accent3" w:sz="4" w:space="0"/>
-          <w:left w:val="single" w:color="A5A5A5" w:themeColor="accent3" w:sz="4" w:space="0"/>
-          <w:bottom w:val="single" w:color="A5A5A5" w:themeColor="accent3" w:sz="4" w:space="0"/>
-          <w:right w:val="single" w:color="A5A5A5" w:themeColor="accent3" w:sz="4" w:space="0"/>
+          <w:top w:val="single" w:sz="4" w:space="0" w:color="A5A5A5" w:themeColor="accent3"/>
+          <w:left w:val="single" w:sz="4" w:space="0" w:color="A5A5A5" w:themeColor="accent3"/>
+          <w:bottom w:val="single" w:sz="4" w:space="0" w:color="A5A5A5" w:themeColor="accent3"/>
+          <w:right w:val="single" w:sz="4" w:space="0" w:color="A5A5A5" w:themeColor="accent3"/>
           <w:insideH w:val="nil"/>
           <w:insideV w:val="nil"/>
         </w:tcBorders>
@@ -20801,7 +20574,7 @@
       <w:tblPr/>
       <w:tcPr>
         <w:tcBorders>
-          <w:top w:val="double" w:color="A5A5A5" w:themeColor="accent3" w:sz="4" w:space="0"/>
+          <w:top w:val="double" w:sz="4" w:space="0" w:color="A5A5A5" w:themeColor="accent3"/>
         </w:tcBorders>
       </w:tcPr>
     </w:tblStylePr>
@@ -20830,7 +20603,7 @@
       </w:tcPr>
     </w:tblStylePr>
   </w:style>
-  <w:style w:type="paragraph" w:styleId="Tablas" w:customStyle="1">
+  <w:style w:type="paragraph" w:customStyle="1" w:styleId="Tablas">
     <w:name w:val="Tablas"/>
     <w:qFormat/>
     <w:rsid w:val="00CE2C4A"/>
@@ -20847,7 +20620,7 @@
       <w14:ligatures w14:val="none"/>
     </w:rPr>
   </w:style>
-  <w:style w:type="paragraph" w:styleId="TextoTablas" w:customStyle="1">
+  <w:style w:type="paragraph" w:customStyle="1" w:styleId="TextoTablas">
     <w:name w:val="Texto_Tablas"/>
     <w:basedOn w:val="Normal"/>
     <w:qFormat/>
@@ -20943,7 +20716,7 @@
       <w:spacing w:before="0" w:after="0" w:line="240" w:lineRule="auto"/>
     </w:pPr>
   </w:style>
-  <w:style w:type="character" w:styleId="EncabezadoCar" w:customStyle="1">
+  <w:style w:type="character" w:customStyle="1" w:styleId="EncabezadoCar">
     <w:name w:val="Encabezado Car"/>
     <w:basedOn w:val="Fuentedeprrafopredeter"/>
     <w:link w:val="Encabezado"/>
@@ -20968,7 +20741,7 @@
       <w:spacing w:before="0" w:after="0" w:line="240" w:lineRule="auto"/>
     </w:pPr>
   </w:style>
-  <w:style w:type="character" w:styleId="PiedepginaCar" w:customStyle="1">
+  <w:style w:type="character" w:customStyle="1" w:styleId="PiedepginaCar">
     <w:name w:val="Pie de página Car"/>
     <w:basedOn w:val="Fuentedeprrafopredeter"/>
     <w:link w:val="Piedepgina"/>
@@ -20978,14 +20751,14 @@
       <w:sz w:val="28"/>
     </w:rPr>
   </w:style>
-  <w:style w:type="character" w:styleId="Ttulo6Car" w:customStyle="1">
+  <w:style w:type="character" w:customStyle="1" w:styleId="Ttulo6Car">
     <w:name w:val="Título 6 Car"/>
     <w:basedOn w:val="Fuentedeprrafopredeter"/>
     <w:link w:val="Ttulo6"/>
     <w:uiPriority w:val="9"/>
     <w:rsid w:val="00C7377B"/>
     <w:rPr>
-      <w:rFonts w:ascii="Calibri" w:hAnsi="Calibri" w:eastAsiaTheme="majorEastAsia" w:cstheme="majorBidi"/>
+      <w:rFonts w:ascii="Calibri" w:eastAsiaTheme="majorEastAsia" w:hAnsi="Calibri" w:cstheme="majorBidi"/>
       <w:b/>
       <w:color w:val="000000" w:themeColor="text1"/>
       <w:kern w:val="0"/>
@@ -20995,7 +20768,7 @@
       <w14:ligatures w14:val="none"/>
     </w:rPr>
   </w:style>
-  <w:style w:type="paragraph" w:styleId="Titulosgenerales" w:customStyle="1">
+  <w:style w:type="paragraph" w:customStyle="1" w:styleId="Titulosgenerales">
     <w:name w:val="Titulos generales"/>
     <w:basedOn w:val="Ttulo1"/>
     <w:qFormat/>
@@ -21042,7 +20815,7 @@
       <w:color w:val="404040" w:themeColor="text1" w:themeTint="BF"/>
     </w:rPr>
   </w:style>
-  <w:style w:type="character" w:styleId="CitaCar" w:customStyle="1">
+  <w:style w:type="character" w:customStyle="1" w:styleId="CitaCar">
     <w:name w:val="Cita Car"/>
     <w:basedOn w:val="Fuentedeprrafopredeter"/>
     <w:link w:val="Cita"/>
@@ -21067,7 +20840,7 @@
       <w:ind w:firstLine="0"/>
     </w:pPr>
     <w:rPr>
-      <w:rFonts w:ascii="Times New Roman" w:hAnsi="Times New Roman" w:eastAsia="Times New Roman" w:cs="Times New Roman"/>
+      <w:rFonts w:ascii="Times New Roman" w:eastAsia="Times New Roman" w:hAnsi="Times New Roman" w:cs="Times New Roman"/>
       <w:kern w:val="0"/>
       <w:sz w:val="24"/>
       <w:szCs w:val="24"/>
@@ -21087,12 +20860,12 @@
       <w:tblStyleRowBandSize w:val="1"/>
       <w:tblStyleColBandSize w:val="1"/>
       <w:tblBorders>
-        <w:top w:val="single" w:color="999999" w:themeColor="text1" w:themeTint="66" w:sz="4" w:space="0"/>
-        <w:left w:val="single" w:color="999999" w:themeColor="text1" w:themeTint="66" w:sz="4" w:space="0"/>
-        <w:bottom w:val="single" w:color="999999" w:themeColor="text1" w:themeTint="66" w:sz="4" w:space="0"/>
-        <w:right w:val="single" w:color="999999" w:themeColor="text1" w:themeTint="66" w:sz="4" w:space="0"/>
-        <w:insideH w:val="single" w:color="999999" w:themeColor="text1" w:themeTint="66" w:sz="4" w:space="0"/>
-        <w:insideV w:val="single" w:color="999999" w:themeColor="text1" w:themeTint="66" w:sz="4" w:space="0"/>
+        <w:top w:val="single" w:sz="4" w:space="0" w:color="999999" w:themeColor="text1" w:themeTint="66"/>
+        <w:left w:val="single" w:sz="4" w:space="0" w:color="999999" w:themeColor="text1" w:themeTint="66"/>
+        <w:bottom w:val="single" w:sz="4" w:space="0" w:color="999999" w:themeColor="text1" w:themeTint="66"/>
+        <w:right w:val="single" w:sz="4" w:space="0" w:color="999999" w:themeColor="text1" w:themeTint="66"/>
+        <w:insideH w:val="single" w:sz="4" w:space="0" w:color="999999" w:themeColor="text1" w:themeTint="66"/>
+        <w:insideV w:val="single" w:sz="4" w:space="0" w:color="999999" w:themeColor="text1" w:themeTint="66"/>
       </w:tblBorders>
     </w:tblPr>
     <w:tblStylePr w:type="firstRow">
@@ -21103,7 +20876,7 @@
       <w:tblPr/>
       <w:tcPr>
         <w:tcBorders>
-          <w:bottom w:val="single" w:color="666666" w:themeColor="text1" w:themeTint="99" w:sz="12" w:space="0"/>
+          <w:bottom w:val="single" w:sz="12" w:space="0" w:color="666666" w:themeColor="text1" w:themeTint="99"/>
         </w:tcBorders>
       </w:tcPr>
     </w:tblStylePr>
@@ -21115,7 +20888,7 @@
       <w:tblPr/>
       <w:tcPr>
         <w:tcBorders>
-          <w:top w:val="double" w:color="666666" w:themeColor="text1" w:themeTint="99" w:sz="2" w:space="0"/>
+          <w:top w:val="double" w:sz="2" w:space="0" w:color="666666" w:themeColor="text1" w:themeTint="99"/>
         </w:tcBorders>
       </w:tcPr>
     </w:tblStylePr>
@@ -21132,7 +20905,7 @@
       </w:rPr>
     </w:tblStylePr>
   </w:style>
-  <w:style w:type="character" w:styleId="Fuerte">
+  <w:style w:type="character" w:styleId="Textoennegrita">
     <w:name w:val="Strong"/>
     <w:basedOn w:val="Fuentedeprrafopredeter"/>
     <w:uiPriority w:val="22"/>
@@ -21177,7 +20950,7 @@
       <w:sz w:val="22"/>
     </w:rPr>
   </w:style>
-  <w:style w:type="character" w:styleId="SubttuloCar" w:customStyle="1">
+  <w:style w:type="character" w:customStyle="1" w:styleId="SubttuloCar">
     <w:name w:val="Subtítulo Car"/>
     <w:basedOn w:val="Fuentedeprrafopredeter"/>
     <w:link w:val="Subttulo"/>
@@ -21189,14 +20962,14 @@
       <w:spacing w:val="15"/>
     </w:rPr>
   </w:style>
-  <w:style w:type="character" w:styleId="Ttulo7Car" w:customStyle="1">
+  <w:style w:type="character" w:customStyle="1" w:styleId="Ttulo7Car">
     <w:name w:val="Título 7 Car"/>
     <w:basedOn w:val="Fuentedeprrafopredeter"/>
     <w:link w:val="Ttulo7"/>
     <w:uiPriority w:val="9"/>
     <w:rsid w:val="001D4F8D"/>
     <w:rPr>
-      <w:rFonts w:asciiTheme="majorHAnsi" w:hAnsiTheme="majorHAnsi" w:eastAsiaTheme="majorEastAsia" w:cstheme="majorBidi"/>
+      <w:rFonts w:asciiTheme="majorHAnsi" w:eastAsiaTheme="majorEastAsia" w:hAnsiTheme="majorHAnsi" w:cstheme="majorBidi"/>
       <w:i/>
       <w:iCs/>
       <w:color w:val="1F3763" w:themeColor="accent1" w:themeShade="7F"/>
@@ -21216,7 +20989,7 @@
       <w:sz w:val="28"/>
     </w:rPr>
   </w:style>
-  <w:style w:type="numbering" w:styleId="SENALista" w:customStyle="1">
+  <w:style w:type="numbering" w:customStyle="1" w:styleId="SENALista">
     <w:name w:val="SENA_Lista"/>
     <w:uiPriority w:val="99"/>
     <w:rsid w:val="003574CB"/>
@@ -21230,7 +21003,7 @@
 </file>
 
 <file path=word/theme/theme1.xml><?xml version="1.0" encoding="utf-8"?>
-<a:theme xmlns:a="http://schemas.openxmlformats.org/drawingml/2006/main" xmlns:thm15="http://schemas.microsoft.com/office/thememl/2012/main" name="Tema de Office">
+<a:theme xmlns:a="http://schemas.openxmlformats.org/drawingml/2006/main" name="Tema de Office">
   <a:themeElements>
     <a:clrScheme name="Office">
       <a:dk1>
@@ -21525,6 +21298,10 @@
 </file>
 
 <file path=customXml/item1.xml><?xml version="1.0" encoding="utf-8"?>
+<b:Sources xmlns:b="http://schemas.openxmlformats.org/officeDocument/2006/bibliography" xmlns="http://schemas.openxmlformats.org/officeDocument/2006/bibliography" SelectedStyle="\APASixthEditionOfficeOnline.xsl" StyleName="APA" Version="6"/>
+</file>
+
+<file path=customXml/item2.xml><?xml version="1.0" encoding="utf-8"?>
 <ct:contentTypeSchema xmlns:ct="http://schemas.microsoft.com/office/2006/metadata/contentType" xmlns:ma="http://schemas.microsoft.com/office/2006/metadata/properties/metaAttributes" ct:_="" ma:_="" ma:contentTypeName="Documento" ma:contentTypeID="0x0101006A81D6BD42E8DF4C91013959704817E1" ma:contentTypeVersion="15" ma:contentTypeDescription="Crear nuevo documento." ma:contentTypeScope="" ma:versionID="bf4f72ffd194f0963ff564daca6869f7">
   <xsd:schema xmlns:xsd="http://www.w3.org/2001/XMLSchema" xmlns:xs="http://www.w3.org/2001/XMLSchema" xmlns:p="http://schemas.microsoft.com/office/2006/metadata/properties" xmlns:ns2="13c90a0b-73bc-4dc0-be5f-28d77b615beb" xmlns:ns3="13c93bba-48ce-428c-bfe5-88b42c19b028" targetNamespace="http://schemas.microsoft.com/office/2006/metadata/properties" ma:root="true" ma:fieldsID="8718d6f4873a5b1392a45044efa78385" ns2:_="" ns3:_="">
     <xsd:import namespace="13c90a0b-73bc-4dc0-be5f-28d77b615beb"/>
@@ -21759,20 +21536,7 @@
 </ct:contentTypeSchema>
 </file>
 
-<file path=customXml/item2.xml><?xml version="1.0" encoding="utf-8"?>
-<b:Sources xmlns:b="http://schemas.openxmlformats.org/officeDocument/2006/bibliography" xmlns="http://schemas.openxmlformats.org/officeDocument/2006/bibliography" SelectedStyle="\APASixthEditionOfficeOnline.xsl" StyleName="APA" Version="6"/>
-</file>
-
 <file path=customXml/item3.xml><?xml version="1.0" encoding="utf-8"?>
-<?mso-contentType ?>
-<FormTemplates xmlns="http://schemas.microsoft.com/sharepoint/v3/contenttype/forms">
-  <Display>DocumentLibraryForm</Display>
-  <Edit>DocumentLibraryForm</Edit>
-  <New>DocumentLibraryForm</New>
-</FormTemplates>
-</file>
-
-<file path=customXml/item4.xml><?xml version="1.0" encoding="utf-8"?>
 <p:properties xmlns:p="http://schemas.microsoft.com/office/2006/metadata/properties" xmlns:xsi="http://www.w3.org/2001/XMLSchema-instance" xmlns:pc="http://schemas.microsoft.com/office/infopath/2007/PartnerControls">
   <documentManagement>
     <TaxCatchAll xmlns="13c90a0b-73bc-4dc0-be5f-28d77b615beb" xsi:nil="true"/>
@@ -21783,7 +21547,24 @@
 </p:properties>
 </file>
 
+<file path=customXml/item4.xml><?xml version="1.0" encoding="utf-8"?>
+<?mso-contentType ?>
+<FormTemplates xmlns="http://schemas.microsoft.com/sharepoint/v3/contenttype/forms">
+  <Display>DocumentLibraryForm</Display>
+  <Edit>DocumentLibraryForm</Edit>
+  <New>DocumentLibraryForm</New>
+</FormTemplates>
+</file>
+
 <file path=customXml/itemProps1.xml><?xml version="1.0" encoding="utf-8"?>
+<ds:datastoreItem xmlns:ds="http://schemas.openxmlformats.org/officeDocument/2006/customXml" ds:itemID="{EAE431FD-7059-4C09-804B-C9D69EB7B213}">
+  <ds:schemaRefs>
+    <ds:schemaRef ds:uri="http://schemas.openxmlformats.org/officeDocument/2006/bibliography"/>
+  </ds:schemaRefs>
+</ds:datastoreItem>
+</file>
+
+<file path=customXml/itemProps2.xml><?xml version="1.0" encoding="utf-8"?>
 <ds:datastoreItem xmlns:ds="http://schemas.openxmlformats.org/officeDocument/2006/customXml" ds:itemID="{4FD4ED70-F748-4C1E-85AE-C8EC01915A2C}">
   <ds:schemaRefs>
     <ds:schemaRef ds:uri="http://schemas.microsoft.com/office/2006/metadata/contentType"/>
@@ -21802,23 +21583,7 @@
 </ds:datastoreItem>
 </file>
 
-<file path=customXml/itemProps2.xml><?xml version="1.0" encoding="utf-8"?>
-<ds:datastoreItem xmlns:ds="http://schemas.openxmlformats.org/officeDocument/2006/customXml" ds:itemID="{EAE431FD-7059-4C09-804B-C9D69EB7B213}">
-  <ds:schemaRefs>
-    <ds:schemaRef ds:uri="http://schemas.openxmlformats.org/officeDocument/2006/bibliography"/>
-  </ds:schemaRefs>
-</ds:datastoreItem>
-</file>
-
 <file path=customXml/itemProps3.xml><?xml version="1.0" encoding="utf-8"?>
-<ds:datastoreItem xmlns:ds="http://schemas.openxmlformats.org/officeDocument/2006/customXml" ds:itemID="{10663269-2064-4804-8290-36D4A57F5557}">
-  <ds:schemaRefs>
-    <ds:schemaRef ds:uri="http://schemas.microsoft.com/sharepoint/v3/contenttype/forms"/>
-  </ds:schemaRefs>
-</ds:datastoreItem>
-</file>
-
-<file path=customXml/itemProps4.xml><?xml version="1.0" encoding="utf-8"?>
 <ds:datastoreItem xmlns:ds="http://schemas.openxmlformats.org/officeDocument/2006/customXml" ds:itemID="{1279454D-02BE-4A9C-A117-DCD1573E2608}">
   <ds:schemaRefs>
     <ds:schemaRef ds:uri="http://schemas.microsoft.com/office/2006/metadata/properties"/>
@@ -21827,4 +21592,12 @@
     <ds:schemaRef ds:uri="13c93bba-48ce-428c-bfe5-88b42c19b028"/>
   </ds:schemaRefs>
 </ds:datastoreItem>
+</file>
+
+<file path=customXml/itemProps4.xml><?xml version="1.0" encoding="utf-8"?>
+<ds:datastoreItem xmlns:ds="http://schemas.openxmlformats.org/officeDocument/2006/customXml" ds:itemID="{10663269-2064-4804-8290-36D4A57F5557}">
+  <ds:schemaRefs>
+    <ds:schemaRef ds:uri="http://schemas.microsoft.com/sharepoint/v3/contenttype/forms"/>
+  </ds:schemaRefs>
+</ds:datastoreItem>
 </file>
--- a/fuentes/93610219_CF01_DU.docx
+++ b/fuentes/93610219_CF01_DU.docx
@@ -1,6 +1,6 @@
 
 <file path=word/document.xml><?xml version="1.0" encoding="utf-8"?>
-<w:document xmlns:wpc="http://schemas.microsoft.com/office/word/2010/wordprocessingCanvas" xmlns:cx="http://schemas.microsoft.com/office/drawing/2014/chartex" xmlns:cx1="http://schemas.microsoft.com/office/drawing/2015/9/8/chartex" xmlns:cx2="http://schemas.microsoft.com/office/drawing/2015/10/21/chartex" xmlns:cx3="http://schemas.microsoft.com/office/drawing/2016/5/9/chartex" xmlns:cx4="http://schemas.microsoft.com/office/drawing/2016/5/10/chartex" xmlns:cx5="http://schemas.microsoft.com/office/drawing/2016/5/11/chartex" xmlns:cx6="http://schemas.microsoft.com/office/drawing/2016/5/12/chartex" xmlns:cx7="http://schemas.microsoft.com/office/drawing/2016/5/13/chartex" xmlns:cx8="http://schemas.microsoft.com/office/drawing/2016/5/14/chartex" xmlns:mc="http://schemas.openxmlformats.org/markup-compatibility/2006" xmlns:aink="http://schemas.microsoft.com/office/drawing/2016/ink" xmlns:am3d="http://schemas.microsoft.com/office/drawing/2017/model3d" xmlns:o="urn:schemas-microsoft-com:office:office" xmlns:r="http://schemas.openxmlformats.org/officeDocument/2006/relationships" xmlns:m="http://schemas.openxmlformats.org/officeDocument/2006/math" xmlns:v="urn:schemas-microsoft-com:vml" xmlns:wp14="http://schemas.microsoft.com/office/word/2010/wordprocessingDrawing" xmlns:wp="http://schemas.openxmlformats.org/drawingml/2006/wordprocessingDrawing" xmlns:w10="urn:schemas-microsoft-com:office:word" xmlns:w="http://schemas.openxmlformats.org/wordprocessingml/2006/main" xmlns:w14="http://schemas.microsoft.com/office/word/2010/wordml" xmlns:w15="http://schemas.microsoft.com/office/word/2012/wordml" xmlns:w16cex="http://schemas.microsoft.com/office/word/2018/wordml/cex" xmlns:w16cid="http://schemas.microsoft.com/office/word/2016/wordml/cid" xmlns:w16="http://schemas.microsoft.com/office/word/2018/wordml" xmlns:w16se="http://schemas.microsoft.com/office/word/2015/wordml/symex" xmlns:wpg="http://schemas.microsoft.com/office/word/2010/wordprocessingGroup" xmlns:wpi="http://schemas.microsoft.com/office/word/2010/wordprocessingInk" xmlns:wne="http://schemas.microsoft.com/office/word/2006/wordml" xmlns:wps="http://schemas.microsoft.com/office/word/2010/wordprocessingShape" mc:Ignorable="w14 w15 w16se w16cid w16 w16cex wp14">
+<w:document xmlns:wpc="http://schemas.microsoft.com/office/word/2010/wordprocessingCanvas" xmlns:cx="http://schemas.microsoft.com/office/drawing/2014/chartex" xmlns:cx1="http://schemas.microsoft.com/office/drawing/2015/9/8/chartex" xmlns:cx2="http://schemas.microsoft.com/office/drawing/2015/10/21/chartex" xmlns:cx3="http://schemas.microsoft.com/office/drawing/2016/5/9/chartex" xmlns:cx4="http://schemas.microsoft.com/office/drawing/2016/5/10/chartex" xmlns:cx5="http://schemas.microsoft.com/office/drawing/2016/5/11/chartex" xmlns:cx6="http://schemas.microsoft.com/office/drawing/2016/5/12/chartex" xmlns:cx7="http://schemas.microsoft.com/office/drawing/2016/5/13/chartex" xmlns:cx8="http://schemas.microsoft.com/office/drawing/2016/5/14/chartex" xmlns:mc="http://schemas.openxmlformats.org/markup-compatibility/2006" xmlns:aink="http://schemas.microsoft.com/office/drawing/2016/ink" xmlns:am3d="http://schemas.microsoft.com/office/drawing/2017/model3d" xmlns:o="urn:schemas-microsoft-com:office:office" xmlns:r="http://schemas.openxmlformats.org/officeDocument/2006/relationships" xmlns:m="http://schemas.openxmlformats.org/officeDocument/2006/math" xmlns:v="urn:schemas-microsoft-com:vml" xmlns:wp14="http://schemas.microsoft.com/office/word/2010/wordprocessingDrawing" xmlns:wp="http://schemas.openxmlformats.org/drawingml/2006/wordprocessingDrawing" xmlns:w10="urn:schemas-microsoft-com:office:word" xmlns:w="http://schemas.openxmlformats.org/wordprocessingml/2006/main" xmlns:w14="http://schemas.microsoft.com/office/word/2010/wordml" xmlns:w15="http://schemas.microsoft.com/office/word/2012/wordml" xmlns:w16cex="http://schemas.microsoft.com/office/word/2018/wordml/cex" xmlns:w16cid="http://schemas.microsoft.com/office/word/2016/wordml/cid" xmlns:w16="http://schemas.microsoft.com/office/word/2018/wordml" xmlns:w16sdtdh="http://schemas.microsoft.com/office/word/2020/wordml/sdtdatahash" xmlns:w16se="http://schemas.microsoft.com/office/word/2015/wordml/symex" xmlns:wpg="http://schemas.microsoft.com/office/word/2010/wordprocessingGroup" xmlns:wpi="http://schemas.microsoft.com/office/word/2010/wordprocessingInk" xmlns:wne="http://schemas.microsoft.com/office/word/2006/wordml" xmlns:wps="http://schemas.microsoft.com/office/word/2010/wordprocessingShape" mc:Ignorable="w14 w15 w16se w16cid w16 w16cex w16sdtdh wp14">
   <w:body>
     <w:p>
       <w:pPr>
@@ -205,7 +205,7 @@
               </wp:anchor>
             </w:drawing>
           </mc:Choice>
-          <mc:Fallback xmlns:a="http://schemas.openxmlformats.org/drawingml/2006/main" xmlns:adec="http://schemas.microsoft.com/office/drawing/2017/decorative" xmlns:pic="http://schemas.openxmlformats.org/drawingml/2006/picture" xmlns:a14="http://schemas.microsoft.com/office/drawing/2010/main" xmlns:asvg="http://schemas.microsoft.com/office/drawing/2016/SVG/main" xmlns:w16sdtfl="http://schemas.microsoft.com/office/word/2024/wordml/sdtformatlock" xmlns:w16sdtdh="http://schemas.microsoft.com/office/word/2020/wordml/sdtdatahash" xmlns:w16du="http://schemas.microsoft.com/office/word/2023/wordml/word16du" xmlns:oel="http://schemas.microsoft.com/office/2019/extlst">
+          <mc:Fallback xmlns:oel="http://schemas.microsoft.com/office/2019/extlst" xmlns:w16du="http://schemas.microsoft.com/office/word/2023/wordml/word16du" xmlns:w16sdtfl="http://schemas.microsoft.com/office/word/2024/wordml/sdtformatlock" xmlns:asvg="http://schemas.microsoft.com/office/drawing/2016/SVG/main" xmlns:a14="http://schemas.microsoft.com/office/drawing/2010/main" xmlns:pic="http://schemas.openxmlformats.org/drawingml/2006/picture" xmlns:adec="http://schemas.microsoft.com/office/drawing/2017/decorative" xmlns:a="http://schemas.openxmlformats.org/drawingml/2006/main">
             <w:pict>
               <v:rect id="Rectángulo 3" style="position:absolute;margin-left:-55.95pt;margin-top:26.4pt;width:613.85pt;height:164.25pt;z-index:-251655168;visibility:visible;mso-wrap-style:square;mso-height-percent:0;mso-wrap-distance-left:9pt;mso-wrap-distance-top:0;mso-wrap-distance-right:9pt;mso-wrap-distance-bottom:0;mso-position-horizontal:absolute;mso-position-horizontal-relative:text;mso-position-vertical:absolute;mso-position-vertical-relative:text;mso-height-percent:0;mso-height-relative:margin;v-text-anchor:middle" alt="&quot;&quot;" o:spid="_x0000_s1026" fillcolor="#00314d" stroked="f" strokeweight="1pt" w14:anchorId="4C256C62" o:gfxdata="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"/>
             </w:pict>
@@ -512,6 +512,7 @@
           <w:docPartUnique/>
         </w:docPartObj>
       </w:sdtPr>
+      <w:sdtEndPr/>
       <w:sdtContent>
         <w:p>
           <w:pPr>
@@ -4859,6 +4860,7 @@
       </w:pPr>
       <w:bookmarkStart w:id="0" w:name="_Toc230159833"/>
       <w:r>
+        <w:lastRenderedPageBreak/>
         <w:t>Introducción</w:t>
       </w:r>
       <w:bookmarkEnd w:id="0"/>
@@ -4943,6 +4945,7 @@
       </w:pPr>
       <w:bookmarkStart w:id="1" w:name="_Toc230159834"/>
       <w:r>
+        <w:lastRenderedPageBreak/>
         <w:t>Objeto de la producción: ganado bovino, porcino, ovino-caprino y aves</w:t>
       </w:r>
       <w:bookmarkEnd w:id="1"/>
@@ -5112,6 +5115,7 @@
       </w:pPr>
       <w:bookmarkStart w:id="4" w:name="_Toc230159837"/>
       <w:r>
+        <w:lastRenderedPageBreak/>
         <w:t>Clasificación de la producción animal</w:t>
       </w:r>
       <w:bookmarkEnd w:id="4"/>
@@ -5354,7 +5358,14 @@
         <w:rPr>
           <w:lang w:val="es-419" w:eastAsia="es-CO"/>
         </w:rPr>
-        <w:t xml:space="preserve"> El ganado bovino incluye animales rumiantes como vacas, toros y novillos, destinados a la producción de carne roja. Son herbívoros con sistema digestivo especializado. Su producción comprende cría, levante, engorde y sacrificio. La carne se caracteriza por su color, proteínas y hierro, y su calidad depende del manejo, alimentación y control sanitario.</w:t>
+        <w:t xml:space="preserve"> El ganado bovino incluye animales rumiantes como vacas, toros y novillos, destinados a la producción de carne roja. Son herbívoros con sistema digestivo especializado. Su producción </w:t>
+      </w:r>
+      <w:r>
+        <w:rPr>
+          <w:lang w:val="es-419" w:eastAsia="es-CO"/>
+        </w:rPr>
+        <w:lastRenderedPageBreak/>
+        <w:t>comprende cría, levante, engorde y sacrificio. La carne se caracteriza por su color, proteínas y hierro, y su calidad depende del manejo, alimentación y control sanitario.</w:t>
       </w:r>
     </w:p>
     <w:p>
@@ -5485,6 +5496,7 @@
         <w:rPr>
           <w:lang w:val="es-419" w:eastAsia="es-CO"/>
         </w:rPr>
+        <w:lastRenderedPageBreak/>
         <w:t>Relación entre especies animales. Tipos de carne y sistema de producción</w:t>
       </w:r>
     </w:p>
@@ -5893,7 +5905,15 @@
               <w:t xml:space="preserve"> a </w:t>
             </w:r>
             <w:r>
-              <w:t>ver, a ver, cojámosla suave Asusena a ver si le entiendo. ¿Me dice que hasta el color de la carne nos avisa cómo hay que cuidarla?</w:t>
+              <w:t xml:space="preserve">ver, a ver, cojámosla suave </w:t>
+            </w:r>
+            <w:proofErr w:type="spellStart"/>
+            <w:r>
+              <w:t>Asusena</w:t>
+            </w:r>
+            <w:proofErr w:type="spellEnd"/>
+            <w:r>
+              <w:t xml:space="preserve"> a ver si le entiendo. ¿Me dice que hasta el color de la carne nos avisa cómo hay que cuidarla?</w:t>
             </w:r>
           </w:p>
           <w:p>
@@ -5929,7 +5949,11 @@
               <w:t>v</w:t>
             </w:r>
             <w:r>
-              <w:t>ea pues! O sea que lo que uno nota en el mostrador es pura ciencia. Si el animal llega estresado al beneficio o si la carne retiene mucha humedad, la pelea contra las bacterias se pone color de hormiga, porque el producto ya viene predispuesto a dañarse.</w:t>
+              <w:t xml:space="preserve">ea pues! O sea que lo que uno nota en el mostrador es pura ciencia. Si el animal llega estresado al beneficio o si la carne retiene mucha humedad, la pelea </w:t>
+            </w:r>
+            <w:r>
+              <w:lastRenderedPageBreak/>
+              <w:t>contra las bacterias se pone color de hormiga, porque el producto ya viene predispuesto a dañarse.</w:t>
             </w:r>
           </w:p>
           <w:p>
@@ -5956,13 +5980,30 @@
               <w:t>Hombre:</w:t>
             </w:r>
             <w:r>
-              <w:t xml:space="preserve"> a</w:t>
-            </w:r>
-            <w:r>
-              <w:t>susena, usted siempre menciona esas BPM y eso suena muy bonito en el papel. Pero constante y sonante, pa' nosotros aquí en la tierrita, ¿eso de qué se trata? Porque uno a veces peca por confiado, creyendo que con pegarle un manguerazo a la mesa o verla limpia por encima ya cumplió con la seguridad de la carne.</w:t>
+              <w:t xml:space="preserve"> </w:t>
+            </w:r>
+            <w:proofErr w:type="spellStart"/>
+            <w:r>
+              <w:t>a</w:t>
+            </w:r>
+            <w:r>
+              <w:t>susena</w:t>
+            </w:r>
+            <w:proofErr w:type="spellEnd"/>
+            <w:r>
+              <w:t xml:space="preserve">, usted siempre menciona esas BPM y eso suena muy bonito en el papel. Pero constante y sonante, </w:t>
+            </w:r>
+            <w:proofErr w:type="spellStart"/>
+            <w:r>
+              <w:t>pa</w:t>
+            </w:r>
+            <w:proofErr w:type="spellEnd"/>
+            <w:r>
+              <w:t>' nosotros aquí en la tierrita, ¿eso de qué se trata? Porque uno a veces peca por confiado, creyendo que con pegarle un manguerazo a la mesa o verla limpia por encima ya cumplió con la seguridad de la carne.</w:t>
             </w:r>
           </w:p>
           <w:p>
+            <w:proofErr w:type="gramStart"/>
             <w:r>
               <w:rPr>
                 <w:b/>
@@ -5973,6 +6014,7 @@
             <w:r>
               <w:t>¡</w:t>
             </w:r>
+            <w:proofErr w:type="gramEnd"/>
             <w:r>
               <w:t>p</w:t>
             </w:r>
@@ -6013,7 +6055,19 @@
               <w:t xml:space="preserve"> e</w:t>
             </w:r>
             <w:r>
-              <w:t>s que, Don Campos, en este oficio todo empieza por uno. Si usted no se lava bien las manos, o si anda con el uniforme sucio y sin el gorro, usted mismo es el que le pasa el mugre y las bacterias a la carne. Al final, uno termina siendo el que daña el producto y pierde la plata sin darse ni cuenta.</w:t>
+              <w:t xml:space="preserve">s que, Don Campos, en este oficio todo empieza por uno. Si usted no se lava bien las manos, o si anda con el uniforme sucio y sin el gorro, usted mismo es </w:t>
+            </w:r>
+            <w:r>
+              <w:lastRenderedPageBreak/>
+              <w:t xml:space="preserve">el que le pasa </w:t>
+            </w:r>
+            <w:proofErr w:type="gramStart"/>
+            <w:r>
+              <w:t>el mugre</w:t>
+            </w:r>
+            <w:proofErr w:type="gramEnd"/>
+            <w:r>
+              <w:t xml:space="preserve"> y las bacterias a la carne. Al final, uno termina siendo el que daña el producto y pierde la plata sin darse ni cuenta.</w:t>
             </w:r>
           </w:p>
           <w:p>
@@ -6103,6 +6157,7 @@
                 <w:b/>
                 <w:bCs/>
               </w:rPr>
+              <w:lastRenderedPageBreak/>
               <w:t>Mujer:</w:t>
             </w:r>
             <w:r>
@@ -6124,7 +6179,15 @@
               <w:t xml:space="preserve"> b</w:t>
             </w:r>
             <w:r>
-              <w:t>ueno, Asusena, me voy volando a revisar esos termómetros y a lavar bien los ganchos, que aquí no queremos que nadie se nos enferme. ¡Pilas pues, que no se les caliente la carne… ni los clientes! (Ríe)</w:t>
+              <w:t xml:space="preserve">ueno, </w:t>
+            </w:r>
+            <w:proofErr w:type="spellStart"/>
+            <w:r>
+              <w:t>Asusena</w:t>
+            </w:r>
+            <w:proofErr w:type="spellEnd"/>
+            <w:r>
+              <w:t>, me voy volando a revisar esos termómetros y a lavar bien los ganchos, que aquí no queremos que nadie se nos enferme. ¡Pilas pues, que no se les caliente la carne… ni los clientes! (Ríe)</w:t>
             </w:r>
           </w:p>
           <w:p>
@@ -6200,12 +6263,21 @@
           <w:lang w:eastAsia="es-CO"/>
         </w:rPr>
       </w:pPr>
+      <w:proofErr w:type="spellStart"/>
       <w:r>
         <w:rPr>
           <w:rStyle w:val="Ttulo5Car"/>
           <w:lang w:val="es-CO"/>
         </w:rPr>
-        <w:t xml:space="preserve">Perecibilidad de la carne. </w:t>
+        <w:t>Perecibilidad</w:t>
+      </w:r>
+      <w:proofErr w:type="spellEnd"/>
+      <w:r>
+        <w:rPr>
+          <w:rStyle w:val="Ttulo5Car"/>
+          <w:lang w:val="es-CO"/>
+        </w:rPr>
+        <w:t xml:space="preserve"> de la carne. </w:t>
       </w:r>
       <w:r>
         <w:rPr>
@@ -6295,6 +6367,7 @@
       </w:pPr>
       <w:bookmarkStart w:id="9" w:name="_Toc230159842"/>
       <w:r>
+        <w:lastRenderedPageBreak/>
         <w:t>Cuadro comparativo de especies</w:t>
       </w:r>
       <w:bookmarkEnd w:id="9"/>
@@ -6474,8 +6547,16 @@
               <w:rPr>
                 <w:color w:val="12263F"/>
               </w:rPr>
-              <w:t>Extensivo / semi-intensivo</w:t>
-            </w:r>
+              <w:t xml:space="preserve">Extensivo / </w:t>
+            </w:r>
+            <w:proofErr w:type="spellStart"/>
+            <w:r>
+              <w:rPr>
+                <w:color w:val="12263F"/>
+              </w:rPr>
+              <w:t>semi-intensivo</w:t>
+            </w:r>
+            <w:proofErr w:type="spellEnd"/>
           </w:p>
         </w:tc>
         <w:tc>
@@ -6897,6 +6978,7 @@
       </w:pPr>
       <w:bookmarkStart w:id="10" w:name="_Toc230159843"/>
       <w:r>
+        <w:lastRenderedPageBreak/>
         <w:t>Transformación del músculo a carne</w:t>
       </w:r>
       <w:bookmarkEnd w:id="10"/>
@@ -6911,7 +6993,21 @@
         <w:rPr>
           <w:lang w:val="es-419" w:eastAsia="es-CO"/>
         </w:rPr>
-        <w:t>La carne resulta de cambios físicos, químicos y bioquímicos del músculo tras el sacrificio, conocidos como transformación post-mortem, que determinan su calidad. Al cesar el suministro de oxígeno, se activa un metabolismo anaeróbico que obtiene energía del glucógeno mediante la glucólisis.</w:t>
+        <w:t xml:space="preserve">La carne resulta de cambios físicos, químicos y bioquímicos del músculo tras el sacrificio, conocidos como transformación </w:t>
+      </w:r>
+      <w:proofErr w:type="spellStart"/>
+      <w:r>
+        <w:rPr>
+          <w:lang w:val="es-419" w:eastAsia="es-CO"/>
+        </w:rPr>
+        <w:t>post-mortem</w:t>
+      </w:r>
+      <w:proofErr w:type="spellEnd"/>
+      <w:r>
+        <w:rPr>
+          <w:lang w:val="es-419" w:eastAsia="es-CO"/>
+        </w:rPr>
+        <w:t>, que determinan su calidad. Al cesar el suministro de oxígeno, se activa un metabolismo anaeróbico que obtiene energía del glucógeno mediante la glucólisis.</w:t>
       </w:r>
     </w:p>
     <w:p>
@@ -7166,6 +7262,7 @@
       </w:pPr>
       <w:bookmarkStart w:id="12" w:name="_Toc230159845"/>
       <w:r>
+        <w:lastRenderedPageBreak/>
         <w:t xml:space="preserve">Etapas del proceso </w:t>
       </w:r>
       <w:r>
@@ -7220,7 +7317,21 @@
         <w:rPr>
           <w:lang w:val="es-419" w:eastAsia="es-CO"/>
         </w:rPr>
-        <w:t>Fase inicial (prerigor): El músculo aún es flexible, con pH alto.</w:t>
+        <w:t>Fase inicial (</w:t>
+      </w:r>
+      <w:proofErr w:type="spellStart"/>
+      <w:r>
+        <w:rPr>
+          <w:lang w:val="es-419" w:eastAsia="es-CO"/>
+        </w:rPr>
+        <w:t>prerigor</w:t>
+      </w:r>
+      <w:proofErr w:type="spellEnd"/>
+      <w:r>
+        <w:rPr>
+          <w:lang w:val="es-419" w:eastAsia="es-CO"/>
+        </w:rPr>
+        <w:t>): El músculo aún es flexible, con pH alto.</w:t>
       </w:r>
     </w:p>
     <w:p>
@@ -7553,6 +7664,7 @@
         <w:rPr>
           <w:rStyle w:val="Ttulo5Car"/>
         </w:rPr>
+        <w:lastRenderedPageBreak/>
         <w:t>Características químicas</w:t>
       </w:r>
     </w:p>
@@ -7766,6 +7878,7 @@
       </w:pPr>
       <w:bookmarkStart w:id="17" w:name="_Toc230159850"/>
       <w:r>
+        <w:lastRenderedPageBreak/>
         <w:t>Composición química de la carne</w:t>
       </w:r>
       <w:bookmarkEnd w:id="17"/>
@@ -7975,6 +8088,7 @@
         <w:rPr>
           <w:rStyle w:val="Ttulo5Car"/>
         </w:rPr>
+        <w:lastRenderedPageBreak/>
         <w:t>Distribución del agua en la carne.</w:t>
       </w:r>
       <w:r>
@@ -8169,6 +8283,7 @@
       </w:pPr>
       <w:bookmarkStart w:id="20" w:name="_Toc230159853"/>
       <w:r>
+        <w:lastRenderedPageBreak/>
         <w:t>Grasa (lípidos)</w:t>
       </w:r>
       <w:bookmarkEnd w:id="20"/>
@@ -8589,19 +8704,7 @@
         <w:rPr>
           <w:lang w:val="es-419" w:eastAsia="es-CO"/>
         </w:rPr>
-        <w:t xml:space="preserve">Mediante la siguiente tabla, se </w:t>
-      </w:r>
-      <w:r>
-        <w:rPr>
-          <w:lang w:val="es-419" w:eastAsia="es-CO"/>
-        </w:rPr>
-        <w:t>realizará</w:t>
-      </w:r>
-      <w:r>
-        <w:rPr>
-          <w:lang w:val="es-419" w:eastAsia="es-CO"/>
-        </w:rPr>
-        <w:t xml:space="preserve"> un análisis comparativo por especie.</w:t>
+        <w:t>Mediante la siguiente tabla, se realizará un análisis comparativo por especie.</w:t>
       </w:r>
     </w:p>
     <w:p>
@@ -9035,6 +9138,7 @@
       </w:pPr>
       <w:bookmarkStart w:id="21" w:name="_Toc230159854"/>
       <w:r>
+        <w:lastRenderedPageBreak/>
         <w:t>Hidratos de carbono</w:t>
       </w:r>
       <w:bookmarkEnd w:id="21"/>
@@ -9166,6 +9270,7 @@
       </w:pPr>
       <w:bookmarkStart w:id="24" w:name="_Toc230159857"/>
       <w:r>
+        <w:lastRenderedPageBreak/>
         <w:t>Composición según la especie</w:t>
       </w:r>
       <w:bookmarkEnd w:id="24"/>
@@ -9277,6 +9382,7 @@
       </w:pPr>
       <w:bookmarkStart w:id="27" w:name="_Toc230159860"/>
       <w:r>
+        <w:lastRenderedPageBreak/>
         <w:t>Desarrollo de las características sensoriales durante la cocción de la carne</w:t>
       </w:r>
       <w:bookmarkEnd w:id="27"/>
@@ -9414,19 +9520,34 @@
         <w:rPr>
           <w:lang w:val="es-419" w:eastAsia="es-CO"/>
         </w:rPr>
-        <w:t xml:space="preserve"> Depende de la estructura del músculo, la cantidad de tejido conectivo y el proceso de maduración. Factores como la edad del animal y el manejo post-mortem influyen directamente en la ternura o dureza de la carne.</w:t>
-      </w:r>
-    </w:p>
-    <w:p>
-      <w:pPr>
-        <w:rPr>
-          <w:lang w:val="es-419" w:eastAsia="es-CO"/>
-        </w:rPr>
-      </w:pPr>
-      <w:r>
-        <w:rPr>
-          <w:lang w:val="es-419" w:eastAsia="es-CO"/>
-        </w:rPr>
+        <w:t xml:space="preserve"> Depende de la estructura del músculo, la cantidad de tejido conectivo y el proceso de maduración. Factores como la edad del animal y el manejo </w:t>
+      </w:r>
+      <w:proofErr w:type="spellStart"/>
+      <w:r>
+        <w:rPr>
+          <w:lang w:val="es-419" w:eastAsia="es-CO"/>
+        </w:rPr>
+        <w:t>post-mortem</w:t>
+      </w:r>
+      <w:proofErr w:type="spellEnd"/>
+      <w:r>
+        <w:rPr>
+          <w:lang w:val="es-419" w:eastAsia="es-CO"/>
+        </w:rPr>
+        <w:t xml:space="preserve"> influyen directamente en la ternura o dureza de la carne.</w:t>
+      </w:r>
+    </w:p>
+    <w:p>
+      <w:pPr>
+        <w:rPr>
+          <w:lang w:val="es-419" w:eastAsia="es-CO"/>
+        </w:rPr>
+      </w:pPr>
+      <w:r>
+        <w:rPr>
+          <w:lang w:val="es-419" w:eastAsia="es-CO"/>
+        </w:rPr>
+        <w:lastRenderedPageBreak/>
         <w:t>El siguiente cuadro presenta las principales características sensoriales de la carne, sus factores determinantes y su impacto en la calidad, influyendo en la percepción del consumidor.</w:t>
       </w:r>
     </w:p>
@@ -9956,6 +10077,7 @@
         <w:rPr>
           <w:lang w:val="es-419" w:eastAsia="es-CO"/>
         </w:rPr>
+        <w:lastRenderedPageBreak/>
         <w:t>Temperatura: define la intensidad del aroma.</w:t>
       </w:r>
     </w:p>
@@ -10198,6 +10320,7 @@
         <w:rPr>
           <w:lang w:val="es-419" w:eastAsia="es-CO"/>
         </w:rPr>
+        <w:lastRenderedPageBreak/>
         <w:t>Composición química: proteínas y lípidos influyen en la generación del aroma.</w:t>
       </w:r>
     </w:p>
@@ -10400,7 +10523,14 @@
         <w:rPr>
           <w:lang w:val="es-419" w:eastAsia="es-CO"/>
         </w:rPr>
-        <w:t xml:space="preserve"> El pH es uno de los factores más críticos en la calidad de la carne, ya que regula la actividad enzimática, la capacidad de retención de agua y el desarrollo de compuestos volátiles. Un pH adecuado favorece la estabilidad, la jugosidad y la formación de aromas característicos durante la conservación y cocción.</w:t>
+        <w:t xml:space="preserve"> El pH es uno de los factores más críticos en la calidad de la carne, ya que regula la actividad enzimática, la capacidad de retención de agua y el desarrollo de compuestos volátiles. Un pH adecuado </w:t>
+      </w:r>
+      <w:r>
+        <w:rPr>
+          <w:lang w:val="es-419" w:eastAsia="es-CO"/>
+        </w:rPr>
+        <w:lastRenderedPageBreak/>
+        <w:t>favorece la estabilidad, la jugosidad y la formación de aromas característicos durante la conservación y cocción.</w:t>
       </w:r>
     </w:p>
     <w:p>
@@ -10507,6 +10637,7 @@
       </w:pPr>
       <w:bookmarkStart w:id="32" w:name="_Toc230159865"/>
       <w:r>
+        <w:lastRenderedPageBreak/>
         <w:t>Propiedades organolépticas de la carne</w:t>
       </w:r>
       <w:bookmarkEnd w:id="32"/>
@@ -10690,6 +10821,7 @@
         <w:rPr>
           <w:lang w:val="es-419" w:eastAsia="es-CO"/>
         </w:rPr>
+        <w:lastRenderedPageBreak/>
         <w:t>A continuación, se conocerán los factores que afectan la textura.</w:t>
       </w:r>
     </w:p>
@@ -11243,7 +11375,14 @@
         <w:rPr>
           <w:lang w:val="es-419" w:eastAsia="es-CO"/>
         </w:rPr>
-        <w:t>Como complemento a este tema, se recomienda revisar el video “Control de calidad de productos cárnicos”, en el que se abordan procesos, características sensoriales y factores que influyen en la inocuidad y calidad final de la carne, incluyendo las buenas prácticas de manipulación.</w:t>
+        <w:t xml:space="preserve">Como complemento a este tema, se recomienda revisar el video “Control de calidad de productos cárnicos”, en el que se abordan procesos, características sensoriales y factores que influyen en la inocuidad y calidad final de la carne, </w:t>
+      </w:r>
+      <w:r>
+        <w:rPr>
+          <w:lang w:val="es-419" w:eastAsia="es-CO"/>
+        </w:rPr>
+        <w:lastRenderedPageBreak/>
+        <w:t>incluyendo las buenas prácticas de manipulación.</w:t>
       </w:r>
       <w:r>
         <w:rPr>
@@ -11255,13 +11394,13 @@
         <w:rPr>
           <w:lang w:val="es-419" w:eastAsia="es-CO"/>
         </w:rPr>
-        <w:t>En el siguiente enlace puede visualizar el video:</w:t>
-      </w:r>
-      <w:r>
-        <w:rPr>
-          <w:lang w:val="es-419" w:eastAsia="es-CO"/>
-        </w:rPr>
-        <w:t xml:space="preserve"> </w:t>
+        <w:t>En el siguiente enlace puede ampliar el tema</w:t>
+      </w:r>
+      <w:r>
+        <w:rPr>
+          <w:lang w:val="es-419" w:eastAsia="es-CO"/>
+        </w:rPr>
+        <w:t xml:space="preserve">: </w:t>
       </w:r>
       <w:hyperlink r:id="rId12" w:history="1">
         <w:r>
@@ -11545,6 +11684,7 @@
         <w:rPr>
           <w:lang w:val="es-419" w:eastAsia="es-CO"/>
         </w:rPr>
+        <w:lastRenderedPageBreak/>
         <w:t>La textura de la carne resulta de la interacción entre factores biológicos y de manejo, y su conservación adecuada depende del cumplimiento de las BPM, garantizando calidad e inocuidad.</w:t>
       </w:r>
     </w:p>
@@ -11666,6 +11806,7 @@
       </w:pPr>
       <w:bookmarkStart w:id="40" w:name="_Toc230159873"/>
       <w:r>
+        <w:lastRenderedPageBreak/>
         <w:t>Alteración de la carne</w:t>
       </w:r>
       <w:bookmarkEnd w:id="40"/>
@@ -11839,6 +11980,7 @@
         <w:rPr>
           <w:rStyle w:val="Ttulo5Car"/>
         </w:rPr>
+        <w:lastRenderedPageBreak/>
         <w:t>Agentes químicos.</w:t>
       </w:r>
       <w:r>
@@ -11893,7 +12035,21 @@
         <w:rPr>
           <w:lang w:val="es-419" w:eastAsia="es-CO"/>
         </w:rPr>
-        <w:t xml:space="preserve"> Las carnes de res, cerdo y cordero se alteran de forma similar, siendo susceptibles a contaminación durante el sacrificio. Los principales microorganismos provienen de la piel, intestinos y ambiente. En refrigeración predominan bacterias psicrófilas, generando olores, viscosidad y deterioro. La carne molida presenta mayor riesgo de contaminación.</w:t>
+        <w:t xml:space="preserve"> Las carnes de res, cerdo y cordero se alteran de forma similar, siendo susceptibles a contaminación durante el sacrificio. Los principales microorganismos provienen de la piel, intestinos y ambiente. En refrigeración predominan bacterias </w:t>
+      </w:r>
+      <w:proofErr w:type="spellStart"/>
+      <w:r>
+        <w:rPr>
+          <w:lang w:val="es-419" w:eastAsia="es-CO"/>
+        </w:rPr>
+        <w:t>psicrófilas</w:t>
+      </w:r>
+      <w:proofErr w:type="spellEnd"/>
+      <w:r>
+        <w:rPr>
+          <w:lang w:val="es-419" w:eastAsia="es-CO"/>
+        </w:rPr>
+        <w:t>, generando olores, viscosidad y deterioro. La carne molida presenta mayor riesgo de contaminación.</w:t>
       </w:r>
     </w:p>
     <w:p>
@@ -11920,25 +12076,52 @@
         </w:rPr>
         <w:t xml:space="preserve"> En estas condiciones predominan lactobacilos y </w:t>
       </w:r>
+      <w:proofErr w:type="spellStart"/>
       <w:r>
         <w:rPr>
           <w:rStyle w:val="Extranjerismo"/>
           <w:lang w:val="es-419" w:eastAsia="es-CO"/>
         </w:rPr>
-        <w:t>Brochothrix thermosphacta</w:t>
-      </w:r>
+        <w:t>Brochothrix</w:t>
+      </w:r>
+      <w:proofErr w:type="spellEnd"/>
+      <w:r>
+        <w:rPr>
+          <w:rStyle w:val="Extranjerismo"/>
+          <w:lang w:val="es-419" w:eastAsia="es-CO"/>
+        </w:rPr>
+        <w:t xml:space="preserve"> </w:t>
+      </w:r>
+      <w:proofErr w:type="spellStart"/>
+      <w:r>
+        <w:rPr>
+          <w:rStyle w:val="Extranjerismo"/>
+          <w:lang w:val="es-419" w:eastAsia="es-CO"/>
+        </w:rPr>
+        <w:t>thermosphacta</w:t>
+      </w:r>
+      <w:proofErr w:type="spellEnd"/>
       <w:r>
         <w:rPr>
           <w:lang w:val="es-419" w:eastAsia="es-CO"/>
         </w:rPr>
         <w:t xml:space="preserve">, generando olores ácidos, sulfurosos o pútridos. Puede presentarse coloración verde por formación de </w:t>
       </w:r>
+      <w:proofErr w:type="spellStart"/>
       <w:r>
         <w:rPr>
           <w:rStyle w:val="Extranjerismo"/>
           <w:lang w:val="es-419" w:eastAsia="es-CO"/>
         </w:rPr>
-        <w:t>sulfohemoglobina.</w:t>
+        <w:t>sulfohemoglobina</w:t>
+      </w:r>
+      <w:proofErr w:type="spellEnd"/>
+      <w:r>
+        <w:rPr>
+          <w:rStyle w:val="Extranjerismo"/>
+          <w:lang w:val="es-419" w:eastAsia="es-CO"/>
+        </w:rPr>
+        <w:t>.</w:t>
       </w:r>
       <w:r>
         <w:rPr>
@@ -11969,7 +12152,21 @@
         <w:rPr>
           <w:lang w:val="es-419" w:eastAsia="es-CO"/>
         </w:rPr>
-        <w:t xml:space="preserve"> La congelación reduce la actividad de los microorganismos, pero no los elimina completamente, ya que algunos patógenos como Salmonella y E. coli pueden resistir. Además, a temperaturas cercanas a -10 °C pueden desarrollarse hongos que provocan manchas en la carne.</w:t>
+        <w:t xml:space="preserve"> La congelación reduce la actividad de los microorganismos, pero no los elimina completamente, ya que algunos patógenos como Salmonella y E. </w:t>
+      </w:r>
+      <w:proofErr w:type="spellStart"/>
+      <w:r>
+        <w:rPr>
+          <w:lang w:val="es-419" w:eastAsia="es-CO"/>
+        </w:rPr>
+        <w:t>coli</w:t>
+      </w:r>
+      <w:proofErr w:type="spellEnd"/>
+      <w:r>
+        <w:rPr>
+          <w:lang w:val="es-419" w:eastAsia="es-CO"/>
+        </w:rPr>
+        <w:t xml:space="preserve"> pueden resistir. Además, a temperaturas cercanas a -10 °C pueden desarrollarse hongos que provocan manchas en la carne.</w:t>
       </w:r>
     </w:p>
     <w:p>
@@ -11994,14 +12191,46 @@
         <w:rPr>
           <w:lang w:val="es-419" w:eastAsia="es-CO"/>
         </w:rPr>
-        <w:t xml:space="preserve"> La alteración de la carne puede presentarse si no se controlan adecuadamente factores como la sal, el pH y la temperatura, lo que favorece la aparición de microorganismos como </w:t>
-      </w:r>
+        <w:t xml:space="preserve"> La alteración de la carne puede presentarse si no se controlan adecuadamente factores como la sal, el pH y la temperatura, lo que favorece la </w:t>
+      </w:r>
+      <w:r>
+        <w:rPr>
+          <w:lang w:val="es-419" w:eastAsia="es-CO"/>
+        </w:rPr>
+        <w:lastRenderedPageBreak/>
+        <w:t xml:space="preserve">aparición de microorganismos como </w:t>
+      </w:r>
+      <w:proofErr w:type="spellStart"/>
       <w:r>
         <w:rPr>
           <w:rStyle w:val="Extranjerismo"/>
           <w:lang w:val="es-419" w:eastAsia="es-CO"/>
         </w:rPr>
-        <w:t>Clostridium botulinum.</w:t>
+        <w:t>Clostridium</w:t>
+      </w:r>
+      <w:proofErr w:type="spellEnd"/>
+      <w:r>
+        <w:rPr>
+          <w:rStyle w:val="Extranjerismo"/>
+          <w:lang w:val="es-419" w:eastAsia="es-CO"/>
+        </w:rPr>
+        <w:t xml:space="preserve"> </w:t>
+      </w:r>
+      <w:proofErr w:type="spellStart"/>
+      <w:r>
+        <w:rPr>
+          <w:rStyle w:val="Extranjerismo"/>
+          <w:lang w:val="es-419" w:eastAsia="es-CO"/>
+        </w:rPr>
+        <w:t>botulinum</w:t>
+      </w:r>
+      <w:proofErr w:type="spellEnd"/>
+      <w:r>
+        <w:rPr>
+          <w:rStyle w:val="Extranjerismo"/>
+          <w:lang w:val="es-419" w:eastAsia="es-CO"/>
+        </w:rPr>
+        <w:t>.</w:t>
       </w:r>
       <w:r>
         <w:rPr>
@@ -12032,7 +12261,21 @@
         <w:rPr>
           <w:lang w:val="es-419" w:eastAsia="es-CO"/>
         </w:rPr>
-        <w:t xml:space="preserve"> La alteración en estos productos depende de la actividad de agua, ya que la presencia de humedad favorece el desarrollo de mohos y levaduras. Para controlarlo, se aplican procesos de secado que reducen la aw (≈ 0,7–0,8) y el envasado al vacío.</w:t>
+        <w:t xml:space="preserve"> La alteración en estos productos depende de la actividad de agua, ya que la presencia de humedad favorece el desarrollo de mohos y levaduras. Para controlarlo, se aplican procesos de secado que reducen la </w:t>
+      </w:r>
+      <w:proofErr w:type="spellStart"/>
+      <w:r>
+        <w:rPr>
+          <w:lang w:val="es-419" w:eastAsia="es-CO"/>
+        </w:rPr>
+        <w:t>aw</w:t>
+      </w:r>
+      <w:proofErr w:type="spellEnd"/>
+      <w:r>
+        <w:rPr>
+          <w:lang w:val="es-419" w:eastAsia="es-CO"/>
+        </w:rPr>
+        <w:t xml:space="preserve"> (≈ 0,7–0,8) y el envasado al vacío.</w:t>
       </w:r>
     </w:p>
     <w:p>
@@ -12187,6 +12430,7 @@
       </w:pPr>
       <w:bookmarkStart w:id="43" w:name="_Toc230159876"/>
       <w:r>
+        <w:lastRenderedPageBreak/>
         <w:t>Residuos en carne</w:t>
       </w:r>
       <w:bookmarkEnd w:id="43"/>
@@ -12311,12 +12555,53 @@
         </w:rPr>
         <w:t xml:space="preserve"> </w:t>
       </w:r>
+      <w:proofErr w:type="spellStart"/>
       <w:r>
         <w:rPr>
           <w:rStyle w:val="Extranjerismo"/>
           <w:lang w:val="es-419" w:eastAsia="es-CO"/>
         </w:rPr>
-        <w:t>Trembolona, zeranol y estilbenos.</w:t>
+        <w:t>Trembolona</w:t>
+      </w:r>
+      <w:proofErr w:type="spellEnd"/>
+      <w:r>
+        <w:rPr>
+          <w:rStyle w:val="Extranjerismo"/>
+          <w:lang w:val="es-419" w:eastAsia="es-CO"/>
+        </w:rPr>
+        <w:t xml:space="preserve">, </w:t>
+      </w:r>
+      <w:proofErr w:type="spellStart"/>
+      <w:r>
+        <w:rPr>
+          <w:rStyle w:val="Extranjerismo"/>
+          <w:lang w:val="es-419" w:eastAsia="es-CO"/>
+        </w:rPr>
+        <w:t>zeranol</w:t>
+      </w:r>
+      <w:proofErr w:type="spellEnd"/>
+      <w:r>
+        <w:rPr>
+          <w:rStyle w:val="Extranjerismo"/>
+          <w:lang w:val="es-419" w:eastAsia="es-CO"/>
+        </w:rPr>
+        <w:t xml:space="preserve"> y </w:t>
+      </w:r>
+      <w:proofErr w:type="spellStart"/>
+      <w:r>
+        <w:rPr>
+          <w:rStyle w:val="Extranjerismo"/>
+          <w:lang w:val="es-419" w:eastAsia="es-CO"/>
+        </w:rPr>
+        <w:t>estilbenos</w:t>
+      </w:r>
+      <w:proofErr w:type="spellEnd"/>
+      <w:r>
+        <w:rPr>
+          <w:rStyle w:val="Extranjerismo"/>
+          <w:lang w:val="es-419" w:eastAsia="es-CO"/>
+        </w:rPr>
+        <w:t>.</w:t>
       </w:r>
     </w:p>
     <w:p>
@@ -12389,6 +12674,7 @@
         <w:rPr>
           <w:rStyle w:val="Ttulo5Car"/>
         </w:rPr>
+        <w:lastRenderedPageBreak/>
         <w:t>Riesgos.</w:t>
       </w:r>
       <w:r>
@@ -12422,25 +12708,52 @@
         </w:rPr>
         <w:t xml:space="preserve"> Los nitritos inhiben </w:t>
       </w:r>
+      <w:proofErr w:type="spellStart"/>
       <w:r>
         <w:rPr>
           <w:rStyle w:val="Extranjerismo"/>
           <w:lang w:val="es-419" w:eastAsia="es-CO"/>
         </w:rPr>
-        <w:t>Clostridium botulinum</w:t>
-      </w:r>
+        <w:t>Clostridium</w:t>
+      </w:r>
+      <w:proofErr w:type="spellEnd"/>
+      <w:r>
+        <w:rPr>
+          <w:rStyle w:val="Extranjerismo"/>
+          <w:lang w:val="es-419" w:eastAsia="es-CO"/>
+        </w:rPr>
+        <w:t xml:space="preserve"> </w:t>
+      </w:r>
+      <w:proofErr w:type="spellStart"/>
+      <w:r>
+        <w:rPr>
+          <w:rStyle w:val="Extranjerismo"/>
+          <w:lang w:val="es-419" w:eastAsia="es-CO"/>
+        </w:rPr>
+        <w:t>botulinum</w:t>
+      </w:r>
+      <w:proofErr w:type="spellEnd"/>
       <w:r>
         <w:rPr>
           <w:lang w:val="es-419" w:eastAsia="es-CO"/>
         </w:rPr>
         <w:t xml:space="preserve"> y estabilizan el color de la carne mediante la formación de </w:t>
       </w:r>
+      <w:proofErr w:type="spellStart"/>
       <w:r>
         <w:rPr>
           <w:rStyle w:val="Extranjerismo"/>
           <w:lang w:val="es-419" w:eastAsia="es-CO"/>
         </w:rPr>
-        <w:t>nitrosomioglobina.</w:t>
+        <w:t>nitrosomioglobina</w:t>
+      </w:r>
+      <w:proofErr w:type="spellEnd"/>
+      <w:r>
+        <w:rPr>
+          <w:rStyle w:val="Extranjerismo"/>
+          <w:lang w:val="es-419" w:eastAsia="es-CO"/>
+        </w:rPr>
+        <w:t>.</w:t>
       </w:r>
       <w:r>
         <w:rPr>
@@ -12546,6 +12859,7 @@
       </w:pPr>
       <w:bookmarkStart w:id="47" w:name="_Toc230159880"/>
       <w:r>
+        <w:lastRenderedPageBreak/>
         <w:t>Alteración y contaminación de la carne</w:t>
       </w:r>
       <w:bookmarkEnd w:id="47"/>
@@ -12740,6 +13054,7 @@
         <w:rPr>
           <w:lang w:val="es-419" w:eastAsia="es-CO"/>
         </w:rPr>
+        <w:lastRenderedPageBreak/>
         <w:t>En el siguiente video se profundizará sobre la alteración microbiana en carnes frescas.</w:t>
       </w:r>
     </w:p>
@@ -12902,12 +13217,93 @@
           </w:p>
           <w:p>
             <w:r>
+              <w:lastRenderedPageBreak/>
               <w:t>El rumen, los ganglios, el intestino grueso, la piel y el pelo son fuentes importantes de contaminación, por lo que la carne fresca puede adquirir microorganismos desde la piel del animal y del suelo contaminado.</w:t>
             </w:r>
           </w:p>
           <w:p>
             <w:r>
-              <w:t>Entre los principales microorganismos presentes se encuentran Moraxella, Acinetobacter, Flavobacterium, Enterobacteriaceae, Escherichia coli, Salmonella spp., Shewanella putrefaciens y Listeria spp.</w:t>
+              <w:t xml:space="preserve">Entre los principales microorganismos presentes se encuentran </w:t>
+            </w:r>
+            <w:proofErr w:type="spellStart"/>
+            <w:r>
+              <w:t>Moraxella</w:t>
+            </w:r>
+            <w:proofErr w:type="spellEnd"/>
+            <w:r>
+              <w:t xml:space="preserve">, </w:t>
+            </w:r>
+            <w:proofErr w:type="spellStart"/>
+            <w:r>
+              <w:t>Acinetobacter</w:t>
+            </w:r>
+            <w:proofErr w:type="spellEnd"/>
+            <w:r>
+              <w:t xml:space="preserve">, </w:t>
+            </w:r>
+            <w:proofErr w:type="spellStart"/>
+            <w:r>
+              <w:t>Flavobacterium</w:t>
+            </w:r>
+            <w:proofErr w:type="spellEnd"/>
+            <w:r>
+              <w:t xml:space="preserve">, </w:t>
+            </w:r>
+            <w:proofErr w:type="spellStart"/>
+            <w:r>
+              <w:t>Enterobacteriaceae</w:t>
+            </w:r>
+            <w:proofErr w:type="spellEnd"/>
+            <w:r>
+              <w:t xml:space="preserve">, </w:t>
+            </w:r>
+            <w:proofErr w:type="spellStart"/>
+            <w:r>
+              <w:t>Escherichia</w:t>
+            </w:r>
+            <w:proofErr w:type="spellEnd"/>
+            <w:r>
+              <w:t xml:space="preserve"> </w:t>
+            </w:r>
+            <w:proofErr w:type="spellStart"/>
+            <w:r>
+              <w:t>coli</w:t>
+            </w:r>
+            <w:proofErr w:type="spellEnd"/>
+            <w:r>
+              <w:t xml:space="preserve">, Salmonella </w:t>
+            </w:r>
+            <w:proofErr w:type="spellStart"/>
+            <w:r>
+              <w:t>spp</w:t>
+            </w:r>
+            <w:proofErr w:type="spellEnd"/>
+            <w:r>
+              <w:t xml:space="preserve">., </w:t>
+            </w:r>
+            <w:proofErr w:type="spellStart"/>
+            <w:r>
+              <w:t>Shewanella</w:t>
+            </w:r>
+            <w:proofErr w:type="spellEnd"/>
+            <w:r>
+              <w:t xml:space="preserve"> </w:t>
+            </w:r>
+            <w:proofErr w:type="spellStart"/>
+            <w:r>
+              <w:t>putrefaciens</w:t>
+            </w:r>
+            <w:proofErr w:type="spellEnd"/>
+            <w:r>
+              <w:t xml:space="preserve"> y Listeria </w:t>
+            </w:r>
+            <w:proofErr w:type="spellStart"/>
+            <w:r>
+              <w:t>spp</w:t>
+            </w:r>
+            <w:proofErr w:type="spellEnd"/>
+            <w:r>
+              <w:t>.</w:t>
             </w:r>
           </w:p>
           <w:p>
@@ -12917,7 +13313,15 @@
           </w:p>
           <w:p>
             <w:r>
-              <w:t>Las carnes frescas almacenadas con alta humedad favorecen el crecimiento bacteriano. En la carne molida, el riesgo de contaminación aumenta porque los microorganismos se distribuyen en toda la masa durante el picado, y el incremento de temperatura favorece bacterias como E. coli y Salmonella.</w:t>
+              <w:t xml:space="preserve">Las carnes frescas almacenadas con alta humedad favorecen el crecimiento bacteriano. En la carne molida, el riesgo de contaminación aumenta porque los microorganismos se distribuyen en toda la masa durante el picado, y el incremento de temperatura favorece bacterias como E. </w:t>
+            </w:r>
+            <w:proofErr w:type="spellStart"/>
+            <w:r>
+              <w:t>coli</w:t>
+            </w:r>
+            <w:proofErr w:type="spellEnd"/>
+            <w:r>
+              <w:t xml:space="preserve"> y Salmonella.</w:t>
             </w:r>
           </w:p>
           <w:p>
@@ -12948,6 +13352,7 @@
       </w:pPr>
       <w:bookmarkStart w:id="51" w:name="_Toc230159884"/>
       <w:r>
+        <w:lastRenderedPageBreak/>
         <w:t>Microorganismos en las carnes empacadas al vacío o en atmósferas modificadas</w:t>
       </w:r>
       <w:bookmarkEnd w:id="51"/>
@@ -12989,12 +13394,37 @@
         </w:rPr>
         <w:t xml:space="preserve"> En carnes empacadas al vacío y refrigeradas predominan lactobacilos y </w:t>
       </w:r>
+      <w:proofErr w:type="spellStart"/>
       <w:r>
         <w:rPr>
           <w:rStyle w:val="Extranjerismo"/>
           <w:lang w:val="es-419" w:eastAsia="es-CO"/>
         </w:rPr>
-        <w:t>Brochothrix thermosphacta,</w:t>
+        <w:t>Brochothrix</w:t>
+      </w:r>
+      <w:proofErr w:type="spellEnd"/>
+      <w:r>
+        <w:rPr>
+          <w:rStyle w:val="Extranjerismo"/>
+          <w:lang w:val="es-419" w:eastAsia="es-CO"/>
+        </w:rPr>
+        <w:t xml:space="preserve"> </w:t>
+      </w:r>
+      <w:proofErr w:type="spellStart"/>
+      <w:r>
+        <w:rPr>
+          <w:rStyle w:val="Extranjerismo"/>
+          <w:lang w:val="es-419" w:eastAsia="es-CO"/>
+        </w:rPr>
+        <w:t>thermosphacta</w:t>
+      </w:r>
+      <w:proofErr w:type="spellEnd"/>
+      <w:r>
+        <w:rPr>
+          <w:rStyle w:val="Extranjerismo"/>
+          <w:lang w:val="es-419" w:eastAsia="es-CO"/>
+        </w:rPr>
+        <w:t>,</w:t>
       </w:r>
       <w:r>
         <w:rPr>
@@ -13002,12 +13432,21 @@
         </w:rPr>
         <w:t xml:space="preserve"> especialmente en pH cercano a 6. En pH altos se generan olores sulfurosos y pútridos, y puede presentarse coloración verdosa por </w:t>
       </w:r>
+      <w:proofErr w:type="spellStart"/>
       <w:r>
         <w:rPr>
           <w:rStyle w:val="Extranjerismo"/>
           <w:lang w:val="es-419" w:eastAsia="es-CO"/>
         </w:rPr>
-        <w:t>sulfohemoglobina.</w:t>
+        <w:t>sulfohemoglobina</w:t>
+      </w:r>
+      <w:proofErr w:type="spellEnd"/>
+      <w:r>
+        <w:rPr>
+          <w:rStyle w:val="Extranjerismo"/>
+          <w:lang w:val="es-419" w:eastAsia="es-CO"/>
+        </w:rPr>
+        <w:t>.</w:t>
       </w:r>
     </w:p>
     <w:p>
@@ -13057,6 +13496,7 @@
         </w:rPr>
         <w:t xml:space="preserve">La congelación disminuye el número de microorganismos presentes en la carne. Como las bacterias gramnegativas, los microorganismos como </w:t>
       </w:r>
+      <w:proofErr w:type="spellStart"/>
       <w:r>
         <w:rPr>
           <w:rFonts w:ascii="Calibri" w:eastAsia="Calibri" w:hAnsi="Calibri" w:cs="Calibri"/>
@@ -13065,19 +13505,38 @@
         </w:rPr>
         <w:t>Campylobacter</w:t>
       </w:r>
+      <w:proofErr w:type="spellEnd"/>
       <w:r>
         <w:rPr>
           <w:lang w:val="es-419" w:eastAsia="es-CO"/>
         </w:rPr>
         <w:t xml:space="preserve"> y </w:t>
       </w:r>
+      <w:proofErr w:type="spellStart"/>
       <w:r>
         <w:rPr>
           <w:rStyle w:val="Extranjerismo"/>
           <w:lang w:val="es-419" w:eastAsia="es-CO"/>
         </w:rPr>
-        <w:t>Clostridium perfringens</w:t>
-      </w:r>
+        <w:t>Clostridium</w:t>
+      </w:r>
+      <w:proofErr w:type="spellEnd"/>
+      <w:r>
+        <w:rPr>
+          <w:rStyle w:val="Extranjerismo"/>
+          <w:lang w:val="es-419" w:eastAsia="es-CO"/>
+        </w:rPr>
+        <w:t xml:space="preserve"> </w:t>
+      </w:r>
+      <w:proofErr w:type="spellStart"/>
+      <w:r>
+        <w:rPr>
+          <w:rStyle w:val="Extranjerismo"/>
+          <w:lang w:val="es-419" w:eastAsia="es-CO"/>
+        </w:rPr>
+        <w:t>perfringens</w:t>
+      </w:r>
+      <w:proofErr w:type="spellEnd"/>
       <w:r>
         <w:rPr>
           <w:lang w:val="es-419" w:eastAsia="es-CO"/>
@@ -13104,7 +13563,25 @@
           <w:szCs w:val="28"/>
           <w:lang w:val="es-419"/>
         </w:rPr>
-        <w:t xml:space="preserve">E. coli </w:t>
+        <w:t xml:space="preserve">E. </w:t>
+      </w:r>
+      <w:proofErr w:type="spellStart"/>
+      <w:r>
+        <w:rPr>
+          <w:rFonts w:ascii="Calibri" w:eastAsia="Calibri" w:hAnsi="Calibri" w:cs="Calibri"/>
+          <w:szCs w:val="28"/>
+          <w:lang w:val="es-419"/>
+        </w:rPr>
+        <w:t>coli</w:t>
+      </w:r>
+      <w:proofErr w:type="spellEnd"/>
+      <w:r>
+        <w:rPr>
+          <w:rFonts w:ascii="Calibri" w:eastAsia="Calibri" w:hAnsi="Calibri" w:cs="Calibri"/>
+          <w:szCs w:val="28"/>
+          <w:lang w:val="es-419"/>
+        </w:rPr>
+        <w:t xml:space="preserve"> </w:t>
       </w:r>
       <w:r>
         <w:rPr>
@@ -13171,18 +13648,43 @@
         </w:rPr>
         <w:t xml:space="preserve">La alteración en carnes curadas puede ocurrir durante la elaboración si la actividad de agua y el pH no son suficientemente bajos. El crecimiento de mohos afecta el aspecto y el aroma, y puede controlarse con envasado al vacío o en atmósferas modificadas. Además, en jamones crudos, bacterias como </w:t>
       </w:r>
+      <w:proofErr w:type="spellStart"/>
       <w:r>
         <w:rPr>
           <w:rStyle w:val="Extranjerismo"/>
           <w:lang w:val="es-419" w:eastAsia="es-CO"/>
         </w:rPr>
-        <w:t>Clostridium botulinum</w:t>
-      </w:r>
-      <w:r>
-        <w:rPr>
-          <w:lang w:val="es-419" w:eastAsia="es-CO"/>
-        </w:rPr>
-        <w:t xml:space="preserve"> y enterobacterias pueden desarrollarse si la sal y la temperatura no se controlan adecuadamente.</w:t>
+        <w:t>Clostridium</w:t>
+      </w:r>
+      <w:proofErr w:type="spellEnd"/>
+      <w:r>
+        <w:rPr>
+          <w:rStyle w:val="Extranjerismo"/>
+          <w:lang w:val="es-419" w:eastAsia="es-CO"/>
+        </w:rPr>
+        <w:t xml:space="preserve"> </w:t>
+      </w:r>
+      <w:proofErr w:type="spellStart"/>
+      <w:r>
+        <w:rPr>
+          <w:rStyle w:val="Extranjerismo"/>
+          <w:lang w:val="es-419" w:eastAsia="es-CO"/>
+        </w:rPr>
+        <w:t>botulinum</w:t>
+      </w:r>
+      <w:proofErr w:type="spellEnd"/>
+      <w:r>
+        <w:rPr>
+          <w:lang w:val="es-419" w:eastAsia="es-CO"/>
+        </w:rPr>
+        <w:t xml:space="preserve"> y </w:t>
+      </w:r>
+      <w:r>
+        <w:rPr>
+          <w:lang w:val="es-419" w:eastAsia="es-CO"/>
+        </w:rPr>
+        <w:lastRenderedPageBreak/>
+        <w:t>enterobacterias pueden desarrollarse si la sal y la temperatura no se controlan adecuadamente.</w:t>
       </w:r>
     </w:p>
     <w:p>
@@ -13218,6 +13720,7 @@
       </w:pPr>
       <w:bookmarkStart w:id="55" w:name="_Toc230159888"/>
       <w:r>
+        <w:lastRenderedPageBreak/>
         <w:t>Síntesis</w:t>
       </w:r>
       <w:bookmarkEnd w:id="55"/>
@@ -13304,6 +13807,7 @@
       </w:pPr>
       <w:bookmarkStart w:id="56" w:name="_Toc230159889"/>
       <w:r>
+        <w:lastRenderedPageBreak/>
         <w:t>Glosario</w:t>
       </w:r>
       <w:bookmarkEnd w:id="56"/>
@@ -13314,34 +13818,26 @@
           <w:b/>
           <w:bCs/>
         </w:rPr>
-        <w:t xml:space="preserve">Actividad de agua (aw): </w:t>
-      </w:r>
-      <w:r>
-        <w:t>cantidad de agua disponible en un alimento que permite el crecimiento de microorganismos y afecta su conservación.</w:t>
-      </w:r>
-    </w:p>
-    <w:p>
+        <w:t>Actividad de agua (</w:t>
+      </w:r>
+      <w:proofErr w:type="spellStart"/>
       <w:r>
         <w:rPr>
           <w:b/>
           <w:bCs/>
         </w:rPr>
-        <w:t xml:space="preserve">Agentes biológicos: </w:t>
-      </w:r>
-      <w:r>
-        <w:t>organismos como bacterias, virus, hongos o parásitos que pueden contaminar y deteriorar la carne.</w:t>
-      </w:r>
-    </w:p>
-    <w:p>
+        <w:t>aw</w:t>
+      </w:r>
+      <w:proofErr w:type="spellEnd"/>
       <w:r>
         <w:rPr>
           <w:b/>
           <w:bCs/>
         </w:rPr>
-        <w:t>Agentes físicos:</w:t>
-      </w:r>
-      <w:r>
-        <w:t xml:space="preserve"> factores como temperatura, luz o radiación que alteran las características de la carne.</w:t>
+        <w:t xml:space="preserve">): </w:t>
+      </w:r>
+      <w:r>
+        <w:t>cantidad de agua disponible en un alimento que permite el crecimiento de microorganismos y afecta su conservación.</w:t>
       </w:r>
     </w:p>
     <w:p>
@@ -13350,10 +13846,10 @@
           <w:b/>
           <w:bCs/>
         </w:rPr>
-        <w:t>Agentes químicos:</w:t>
-      </w:r>
-      <w:r>
-        <w:t xml:space="preserve"> sustancias como medicamentos, plaguicidas o aditivos que pueden contaminar la carne y afectar la salud.</w:t>
+        <w:t xml:space="preserve">Agentes biológicos: </w:t>
+      </w:r>
+      <w:r>
+        <w:t>organismos como bacterias, virus, hongos o parásitos que pueden contaminar y deteriorar la carne.</w:t>
       </w:r>
     </w:p>
     <w:p>
@@ -13362,10 +13858,10 @@
           <w:b/>
           <w:bCs/>
         </w:rPr>
-        <w:t>Anabolizantes:</w:t>
-      </w:r>
-      <w:r>
-        <w:t xml:space="preserve"> sustancias que estimulan el crecimiento muscular en animales y pueden generar riesgos para la salud.</w:t>
+        <w:t>Agentes físicos:</w:t>
+      </w:r>
+      <w:r>
+        <w:t xml:space="preserve"> factores como temperatura, luz o radiación que alteran las características de la carne.</w:t>
       </w:r>
     </w:p>
     <w:p>
@@ -13374,10 +13870,10 @@
           <w:b/>
           <w:bCs/>
         </w:rPr>
-        <w:t>Cadena de frío:</w:t>
-      </w:r>
-      <w:r>
-        <w:t xml:space="preserve"> sistema de control de temperatura que se mantiene desde la producción hasta el consumo para preservar la calidad.</w:t>
+        <w:t>Agentes químicos:</w:t>
+      </w:r>
+      <w:r>
+        <w:t xml:space="preserve"> sustancias como medicamentos, plaguicidas o aditivos que pueden contaminar la carne y afectar la salud.</w:t>
       </w:r>
     </w:p>
     <w:p>
@@ -13386,10 +13882,10 @@
           <w:b/>
           <w:bCs/>
         </w:rPr>
-        <w:t>Carne:</w:t>
-      </w:r>
-      <w:r>
-        <w:t xml:space="preserve"> tejido muscular de animales aptos para consumo humano que adquiere características específicas tras el sacrificio.</w:t>
+        <w:t>Anabolizantes:</w:t>
+      </w:r>
+      <w:r>
+        <w:t xml:space="preserve"> sustancias que estimulan el crecimiento muscular en animales y pueden generar riesgos para la salud.</w:t>
       </w:r>
     </w:p>
     <w:p>
@@ -13398,10 +13894,10 @@
           <w:b/>
           <w:bCs/>
         </w:rPr>
-        <w:t>Contaminación:</w:t>
-      </w:r>
-      <w:r>
-        <w:t xml:space="preserve"> presencia de agentes físicos, químicos o biológicos que afectan la inocuidad de los alimentos.</w:t>
+        <w:t>Cadena de frío:</w:t>
+      </w:r>
+      <w:r>
+        <w:t xml:space="preserve"> sistema de control de temperatura que se mantiene desde la producción hasta el consumo para preservar la calidad.</w:t>
       </w:r>
     </w:p>
     <w:p>
@@ -13410,10 +13906,10 @@
           <w:b/>
           <w:bCs/>
         </w:rPr>
-        <w:t>Contaminación biológica:</w:t>
-      </w:r>
-      <w:r>
-        <w:t xml:space="preserve"> presencia de microorganismos patógenos que pueden causar enfermedades o deterioro del alimento.</w:t>
+        <w:t>Carne:</w:t>
+      </w:r>
+      <w:r>
+        <w:t xml:space="preserve"> tejido muscular de animales aptos para consumo humano que adquiere características específicas tras el sacrificio.</w:t>
       </w:r>
     </w:p>
     <w:p>
@@ -13422,10 +13918,10 @@
           <w:b/>
           <w:bCs/>
         </w:rPr>
-        <w:t>Glucólisis anaeróbica:</w:t>
-      </w:r>
-      <w:r>
-        <w:t xml:space="preserve"> proceso bioquímico en el cual el glucógeno se transforma en ácido láctico en ausencia de oxígeno.</w:t>
+        <w:t>Contaminación:</w:t>
+      </w:r>
+      <w:r>
+        <w:t xml:space="preserve"> presencia de agentes físicos, químicos o biológicos que afectan la inocuidad de los alimentos.</w:t>
       </w:r>
     </w:p>
     <w:p>
@@ -13434,10 +13930,10 @@
           <w:b/>
           <w:bCs/>
         </w:rPr>
-        <w:t>Inocuidad alimentaria:</w:t>
-      </w:r>
-      <w:r>
-        <w:t xml:space="preserve"> condición que garantiza que un alimento no causará daño al consumidor bajo su uso adecuado.</w:t>
+        <w:t>Contaminación biológica:</w:t>
+      </w:r>
+      <w:r>
+        <w:t xml:space="preserve"> presencia de microorganismos patógenos que pueden causar enfermedades o deterioro del alimento.</w:t>
       </w:r>
     </w:p>
     <w:p>
@@ -13446,10 +13942,10 @@
           <w:b/>
           <w:bCs/>
         </w:rPr>
-        <w:t>Microorganismos psicrófilos:</w:t>
-      </w:r>
-      <w:r>
-        <w:t xml:space="preserve"> microorganismos que crecen a bajas temperaturas y deterioran la carne durante la refrigeración.</w:t>
+        <w:t>Glucólisis anaeróbica:</w:t>
+      </w:r>
+      <w:r>
+        <w:t xml:space="preserve"> proceso bioquímico en el cual el glucógeno se transforma en ácido láctico en ausencia de oxígeno.</w:t>
       </w:r>
     </w:p>
     <w:p>
@@ -13458,10 +13954,11 @@
           <w:b/>
           <w:bCs/>
         </w:rPr>
-        <w:t>Nitrosaminas:</w:t>
-      </w:r>
-      <w:r>
-        <w:t xml:space="preserve"> compuestos químicos potencialmente cancerígenos formados por la reacción entre aminas y nitritos.</w:t>
+        <w:lastRenderedPageBreak/>
+        <w:t>Inocuidad alimentaria:</w:t>
+      </w:r>
+      <w:r>
+        <w:t xml:space="preserve"> condición que garantiza que un alimento no causará daño al consumidor bajo su uso adecuado.</w:t>
       </w:r>
     </w:p>
     <w:p>
@@ -13470,10 +13967,10 @@
           <w:b/>
           <w:bCs/>
         </w:rPr>
-        <w:t>Nitrosomioglobina:</w:t>
-      </w:r>
-      <w:r>
-        <w:t xml:space="preserve"> pigmento responsable del color rosado en carnes curadas generado por la interacción con nitritos.</w:t>
+        <w:t>Microorganismos psicrófilos:</w:t>
+      </w:r>
+      <w:r>
+        <w:t xml:space="preserve"> microorganismos que crecen a bajas temperaturas y deterioran la carne durante la refrigeración.</w:t>
       </w:r>
     </w:p>
     <w:p>
@@ -13482,6 +13979,39 @@
           <w:b/>
           <w:bCs/>
         </w:rPr>
+        <w:t>Nitrosaminas:</w:t>
+      </w:r>
+      <w:r>
+        <w:t xml:space="preserve"> compuestos químicos potencialmente cancerígenos formados por la reacción entre aminas y nitritos.</w:t>
+      </w:r>
+    </w:p>
+    <w:p>
+      <w:proofErr w:type="spellStart"/>
+      <w:r>
+        <w:rPr>
+          <w:b/>
+          <w:bCs/>
+        </w:rPr>
+        <w:t>Nitrosomioglobina</w:t>
+      </w:r>
+      <w:proofErr w:type="spellEnd"/>
+      <w:r>
+        <w:rPr>
+          <w:b/>
+          <w:bCs/>
+        </w:rPr>
+        <w:t>:</w:t>
+      </w:r>
+      <w:r>
+        <w:t xml:space="preserve"> pigmento responsable del color rosado en carnes curadas generado por la interacción con nitritos.</w:t>
+      </w:r>
+    </w:p>
+    <w:p>
+      <w:r>
+        <w:rPr>
+          <w:b/>
+          <w:bCs/>
+        </w:rPr>
         <w:t>Rigor mortis:</w:t>
       </w:r>
       <w:r>
@@ -13496,6 +14026,7 @@
       </w:pPr>
       <w:bookmarkStart w:id="57" w:name="_Toc230159890"/>
       <w:r>
+        <w:lastRenderedPageBreak/>
         <w:t>Referencias bibliográficas</w:t>
       </w:r>
       <w:bookmarkEnd w:id="57"/>
@@ -13505,7 +14036,23 @@
     </w:p>
     <w:p>
       <w:r>
-        <w:t>FAO/OMS Codex Alimentarius Commission. (2023). Código de prácticas de higiene para la carne (CAC/RCP 58-2005, actualizado).</w:t>
+        <w:t xml:space="preserve">FAO/OMS Codex </w:t>
+      </w:r>
+      <w:proofErr w:type="spellStart"/>
+      <w:r>
+        <w:t>Alimentarius</w:t>
+      </w:r>
+      <w:proofErr w:type="spellEnd"/>
+      <w:r>
+        <w:t xml:space="preserve"> </w:t>
+      </w:r>
+      <w:proofErr w:type="spellStart"/>
+      <w:r>
+        <w:t>Commission</w:t>
+      </w:r>
+      <w:proofErr w:type="spellEnd"/>
+      <w:r>
+        <w:t>. (2023). Código de prácticas de higiene para la carne (CAC/RCP 58-2005, actualizado).</w:t>
       </w:r>
     </w:p>
     <w:p>
@@ -13662,6 +14209,7 @@
       </w:pPr>
       <w:bookmarkStart w:id="58" w:name="_Toc230159891"/>
       <w:r>
+        <w:lastRenderedPageBreak/>
         <w:t>Créditos</w:t>
       </w:r>
       <w:bookmarkEnd w:id="58"/>
@@ -13846,8 +14394,16 @@
               <w:rPr>
                 <w:lang w:val="es-CO"/>
               </w:rPr>
-              <w:t>Olga Constanza Bermúdez Jaimes</w:t>
-            </w:r>
+              <w:t xml:space="preserve">Olga Constanza Bermúdez </w:t>
+            </w:r>
+            <w:proofErr w:type="spellStart"/>
+            <w:r>
+              <w:rPr>
+                <w:lang w:val="es-CO"/>
+              </w:rPr>
+              <w:t>Jaimes</w:t>
+            </w:r>
+            <w:proofErr w:type="spellEnd"/>
           </w:p>
         </w:tc>
         <w:tc>
@@ -14189,8 +14745,21 @@
               <w:pStyle w:val="TextoTablas"/>
             </w:pPr>
             <w:r>
-              <w:t>Cielo Damaris Angúlo Rodriguez</w:t>
-            </w:r>
+              <w:t xml:space="preserve">Cielo Damaris </w:t>
+            </w:r>
+            <w:proofErr w:type="spellStart"/>
+            <w:r>
+              <w:t>Angúlo</w:t>
+            </w:r>
+            <w:proofErr w:type="spellEnd"/>
+            <w:r>
+              <w:t xml:space="preserve"> </w:t>
+            </w:r>
+            <w:proofErr w:type="spellStart"/>
+            <w:r>
+              <w:t>Rodriguez</w:t>
+            </w:r>
+            <w:proofErr w:type="spellEnd"/>
           </w:p>
         </w:tc>
         <w:tc>
@@ -14229,6 +14798,7 @@
               </w:rPr>
               <w:t xml:space="preserve"> </w:t>
             </w:r>
+            <w:proofErr w:type="spellStart"/>
             <w:r>
               <w:rPr>
                 <w:rStyle w:val="Extranjerismo"/>
@@ -14236,6 +14806,7 @@
               </w:rPr>
               <w:t>stack</w:t>
             </w:r>
+            <w:proofErr w:type="spellEnd"/>
           </w:p>
         </w:tc>
         <w:tc>
@@ -14414,7 +14985,7 @@
               <w:rPr>
                 <w:lang w:val="es-CO"/>
               </w:rPr>
-              <w:t>Animador y productor multimedia</w:t>
+              <w:t>Animador y productor audiovisual</w:t>
             </w:r>
           </w:p>
         </w:tc>
@@ -14476,7 +15047,7 @@
               <w:rPr>
                 <w:lang w:val="es-CO"/>
               </w:rPr>
-              <w:t>Animador y productor multimedia</w:t>
+              <w:t>Animador y productor audiovisual</w:t>
             </w:r>
           </w:p>
         </w:tc>
@@ -14512,12 +15083,29 @@
                 <w:lang w:val="es-CO"/>
               </w:rPr>
             </w:pPr>
+            <w:proofErr w:type="spellStart"/>
             <w:r>
               <w:rPr>
                 <w:lang w:val="es-CO"/>
               </w:rPr>
-              <w:t>Maria Carolina Tamayo Lopez</w:t>
-            </w:r>
+              <w:lastRenderedPageBreak/>
+              <w:t>Maria</w:t>
+            </w:r>
+            <w:proofErr w:type="spellEnd"/>
+            <w:r>
+              <w:rPr>
+                <w:lang w:val="es-CO"/>
+              </w:rPr>
+              <w:t xml:space="preserve"> Carolina Tamayo </w:t>
+            </w:r>
+            <w:proofErr w:type="spellStart"/>
+            <w:r>
+              <w:rPr>
+                <w:lang w:val="es-CO"/>
+              </w:rPr>
+              <w:t>Lopez</w:t>
+            </w:r>
+            <w:proofErr w:type="spellEnd"/>
           </w:p>
         </w:tc>
         <w:tc>
@@ -14852,11 +15440,33 @@
                 <w:lang w:val="es-CO"/>
               </w:rPr>
             </w:pPr>
+            <w:proofErr w:type="spellStart"/>
             <w:r>
               <w:rPr>
                 <w:lang w:val="es-CO"/>
               </w:rPr>
-              <w:t>Anyerson Wilfredo Pizo Ossa</w:t>
+              <w:t>Anyerson</w:t>
+            </w:r>
+            <w:proofErr w:type="spellEnd"/>
+            <w:r>
+              <w:rPr>
+                <w:lang w:val="es-CO"/>
+              </w:rPr>
+              <w:t xml:space="preserve"> Wilfredo </w:t>
+            </w:r>
+            <w:proofErr w:type="spellStart"/>
+            <w:r>
+              <w:rPr>
+                <w:lang w:val="es-CO"/>
+              </w:rPr>
+              <w:t>Pizo</w:t>
+            </w:r>
+            <w:proofErr w:type="spellEnd"/>
+            <w:r>
+              <w:rPr>
+                <w:lang w:val="es-CO"/>
+              </w:rPr>
+              <w:t xml:space="preserve"> Ossa</w:t>
             </w:r>
           </w:p>
         </w:tc>
@@ -15017,7 +15627,7 @@
 </file>
 
 <file path=word/endnotes.xml><?xml version="1.0" encoding="utf-8"?>
-<w:endnotes xmlns:wpc="http://schemas.microsoft.com/office/word/2010/wordprocessingCanvas" xmlns:cx="http://schemas.microsoft.com/office/drawing/2014/chartex" xmlns:cx1="http://schemas.microsoft.com/office/drawing/2015/9/8/chartex" xmlns:cx2="http://schemas.microsoft.com/office/drawing/2015/10/21/chartex" xmlns:cx3="http://schemas.microsoft.com/office/drawing/2016/5/9/chartex" xmlns:cx4="http://schemas.microsoft.com/office/drawing/2016/5/10/chartex" xmlns:cx5="http://schemas.microsoft.com/office/drawing/2016/5/11/chartex" xmlns:cx6="http://schemas.microsoft.com/office/drawing/2016/5/12/chartex" xmlns:cx7="http://schemas.microsoft.com/office/drawing/2016/5/13/chartex" xmlns:cx8="http://schemas.microsoft.com/office/drawing/2016/5/14/chartex" xmlns:mc="http://schemas.openxmlformats.org/markup-compatibility/2006" xmlns:aink="http://schemas.microsoft.com/office/drawing/2016/ink" xmlns:am3d="http://schemas.microsoft.com/office/drawing/2017/model3d" xmlns:o="urn:schemas-microsoft-com:office:office" xmlns:r="http://schemas.openxmlformats.org/officeDocument/2006/relationships" xmlns:m="http://schemas.openxmlformats.org/officeDocument/2006/math" xmlns:v="urn:schemas-microsoft-com:vml" xmlns:wp14="http://schemas.microsoft.com/office/word/2010/wordprocessingDrawing" xmlns:wp="http://schemas.openxmlformats.org/drawingml/2006/wordprocessingDrawing" xmlns:w10="urn:schemas-microsoft-com:office:word" xmlns:w="http://schemas.openxmlformats.org/wordprocessingml/2006/main" xmlns:w14="http://schemas.microsoft.com/office/word/2010/wordml" xmlns:w15="http://schemas.microsoft.com/office/word/2012/wordml" xmlns:w16cex="http://schemas.microsoft.com/office/word/2018/wordml/cex" xmlns:w16cid="http://schemas.microsoft.com/office/word/2016/wordml/cid" xmlns:w16="http://schemas.microsoft.com/office/word/2018/wordml" xmlns:w16se="http://schemas.microsoft.com/office/word/2015/wordml/symex" xmlns:wpg="http://schemas.microsoft.com/office/word/2010/wordprocessingGroup" xmlns:wpi="http://schemas.microsoft.com/office/word/2010/wordprocessingInk" xmlns:wne="http://schemas.microsoft.com/office/word/2006/wordml" xmlns:wps="http://schemas.microsoft.com/office/word/2010/wordprocessingShape" mc:Ignorable="w14 w15 w16se w16cid w16 w16cex wp14">
+<w:endnotes xmlns:wpc="http://schemas.microsoft.com/office/word/2010/wordprocessingCanvas" xmlns:cx="http://schemas.microsoft.com/office/drawing/2014/chartex" xmlns:cx1="http://schemas.microsoft.com/office/drawing/2015/9/8/chartex" xmlns:cx2="http://schemas.microsoft.com/office/drawing/2015/10/21/chartex" xmlns:cx3="http://schemas.microsoft.com/office/drawing/2016/5/9/chartex" xmlns:cx4="http://schemas.microsoft.com/office/drawing/2016/5/10/chartex" xmlns:cx5="http://schemas.microsoft.com/office/drawing/2016/5/11/chartex" xmlns:cx6="http://schemas.microsoft.com/office/drawing/2016/5/12/chartex" xmlns:cx7="http://schemas.microsoft.com/office/drawing/2016/5/13/chartex" xmlns:cx8="http://schemas.microsoft.com/office/drawing/2016/5/14/chartex" xmlns:mc="http://schemas.openxmlformats.org/markup-compatibility/2006" xmlns:aink="http://schemas.microsoft.com/office/drawing/2016/ink" xmlns:am3d="http://schemas.microsoft.com/office/drawing/2017/model3d" xmlns:o="urn:schemas-microsoft-com:office:office" xmlns:r="http://schemas.openxmlformats.org/officeDocument/2006/relationships" xmlns:m="http://schemas.openxmlformats.org/officeDocument/2006/math" xmlns:v="urn:schemas-microsoft-com:vml" xmlns:wp14="http://schemas.microsoft.com/office/word/2010/wordprocessingDrawing" xmlns:wp="http://schemas.openxmlformats.org/drawingml/2006/wordprocessingDrawing" xmlns:w10="urn:schemas-microsoft-com:office:word" xmlns:w="http://schemas.openxmlformats.org/wordprocessingml/2006/main" xmlns:w14="http://schemas.microsoft.com/office/word/2010/wordml" xmlns:w15="http://schemas.microsoft.com/office/word/2012/wordml" xmlns:w16cex="http://schemas.microsoft.com/office/word/2018/wordml/cex" xmlns:w16cid="http://schemas.microsoft.com/office/word/2016/wordml/cid" xmlns:w16="http://schemas.microsoft.com/office/word/2018/wordml" xmlns:w16sdtdh="http://schemas.microsoft.com/office/word/2020/wordml/sdtdatahash" xmlns:w16se="http://schemas.microsoft.com/office/word/2015/wordml/symex" xmlns:wpg="http://schemas.microsoft.com/office/word/2010/wordprocessingGroup" xmlns:wpi="http://schemas.microsoft.com/office/word/2010/wordprocessingInk" xmlns:wne="http://schemas.microsoft.com/office/word/2006/wordml" xmlns:wps="http://schemas.microsoft.com/office/word/2010/wordprocessingShape" mc:Ignorable="w14 w15 w16se w16cid w16 w16cex w16sdtdh wp14">
   <w:endnote w:type="separator" w:id="-1">
     <w:p>
       <w:pPr>
@@ -15042,7 +15652,7 @@
 </file>
 
 <file path=word/footer1.xml><?xml version="1.0" encoding="utf-8"?>
-<w:ftr xmlns:wpc="http://schemas.microsoft.com/office/word/2010/wordprocessingCanvas" xmlns:cx="http://schemas.microsoft.com/office/drawing/2014/chartex" xmlns:cx1="http://schemas.microsoft.com/office/drawing/2015/9/8/chartex" xmlns:cx2="http://schemas.microsoft.com/office/drawing/2015/10/21/chartex" xmlns:cx3="http://schemas.microsoft.com/office/drawing/2016/5/9/chartex" xmlns:cx4="http://schemas.microsoft.com/office/drawing/2016/5/10/chartex" xmlns:cx5="http://schemas.microsoft.com/office/drawing/2016/5/11/chartex" xmlns:cx6="http://schemas.microsoft.com/office/drawing/2016/5/12/chartex" xmlns:cx7="http://schemas.microsoft.com/office/drawing/2016/5/13/chartex" xmlns:cx8="http://schemas.microsoft.com/office/drawing/2016/5/14/chartex" xmlns:mc="http://schemas.openxmlformats.org/markup-compatibility/2006" xmlns:aink="http://schemas.microsoft.com/office/drawing/2016/ink" xmlns:am3d="http://schemas.microsoft.com/office/drawing/2017/model3d" xmlns:o="urn:schemas-microsoft-com:office:office" xmlns:r="http://schemas.openxmlformats.org/officeDocument/2006/relationships" xmlns:m="http://schemas.openxmlformats.org/officeDocument/2006/math" xmlns:v="urn:schemas-microsoft-com:vml" xmlns:wp14="http://schemas.microsoft.com/office/word/2010/wordprocessingDrawing" xmlns:wp="http://schemas.openxmlformats.org/drawingml/2006/wordprocessingDrawing" xmlns:w10="urn:schemas-microsoft-com:office:word" xmlns:w="http://schemas.openxmlformats.org/wordprocessingml/2006/main" xmlns:w14="http://schemas.microsoft.com/office/word/2010/wordml" xmlns:w15="http://schemas.microsoft.com/office/word/2012/wordml" xmlns:w16cex="http://schemas.microsoft.com/office/word/2018/wordml/cex" xmlns:w16cid="http://schemas.microsoft.com/office/word/2016/wordml/cid" xmlns:w16="http://schemas.microsoft.com/office/word/2018/wordml" xmlns:w16se="http://schemas.microsoft.com/office/word/2015/wordml/symex" xmlns:wpg="http://schemas.microsoft.com/office/word/2010/wordprocessingGroup" xmlns:wpi="http://schemas.microsoft.com/office/word/2010/wordprocessingInk" xmlns:wne="http://schemas.microsoft.com/office/word/2006/wordml" xmlns:wps="http://schemas.microsoft.com/office/word/2010/wordprocessingShape" mc:Ignorable="w14 w15 w16se w16cid w16 w16cex wp14">
+<w:ftr xmlns:wpc="http://schemas.microsoft.com/office/word/2010/wordprocessingCanvas" xmlns:cx="http://schemas.microsoft.com/office/drawing/2014/chartex" xmlns:cx1="http://schemas.microsoft.com/office/drawing/2015/9/8/chartex" xmlns:cx2="http://schemas.microsoft.com/office/drawing/2015/10/21/chartex" xmlns:cx3="http://schemas.microsoft.com/office/drawing/2016/5/9/chartex" xmlns:cx4="http://schemas.microsoft.com/office/drawing/2016/5/10/chartex" xmlns:cx5="http://schemas.microsoft.com/office/drawing/2016/5/11/chartex" xmlns:cx6="http://schemas.microsoft.com/office/drawing/2016/5/12/chartex" xmlns:cx7="http://schemas.microsoft.com/office/drawing/2016/5/13/chartex" xmlns:cx8="http://schemas.microsoft.com/office/drawing/2016/5/14/chartex" xmlns:mc="http://schemas.openxmlformats.org/markup-compatibility/2006" xmlns:aink="http://schemas.microsoft.com/office/drawing/2016/ink" xmlns:am3d="http://schemas.microsoft.com/office/drawing/2017/model3d" xmlns:o="urn:schemas-microsoft-com:office:office" xmlns:r="http://schemas.openxmlformats.org/officeDocument/2006/relationships" xmlns:m="http://schemas.openxmlformats.org/officeDocument/2006/math" xmlns:v="urn:schemas-microsoft-com:vml" xmlns:wp14="http://schemas.microsoft.com/office/word/2010/wordprocessingDrawing" xmlns:wp="http://schemas.openxmlformats.org/drawingml/2006/wordprocessingDrawing" xmlns:w10="urn:schemas-microsoft-com:office:word" xmlns:w="http://schemas.openxmlformats.org/wordprocessingml/2006/main" xmlns:w14="http://schemas.microsoft.com/office/word/2010/wordml" xmlns:w15="http://schemas.microsoft.com/office/word/2012/wordml" xmlns:w16cex="http://schemas.microsoft.com/office/word/2018/wordml/cex" xmlns:w16cid="http://schemas.microsoft.com/office/word/2016/wordml/cid" xmlns:w16="http://schemas.microsoft.com/office/word/2018/wordml" xmlns:w16sdtdh="http://schemas.microsoft.com/office/word/2020/wordml/sdtdatahash" xmlns:w16se="http://schemas.microsoft.com/office/word/2015/wordml/symex" xmlns:wpg="http://schemas.microsoft.com/office/word/2010/wordprocessingGroup" xmlns:wpi="http://schemas.microsoft.com/office/word/2010/wordprocessingInk" xmlns:wne="http://schemas.microsoft.com/office/word/2006/wordml" xmlns:wps="http://schemas.microsoft.com/office/word/2010/wordprocessingShape" mc:Ignorable="w14 w15 w16se w16cid w16 w16cex w16sdtdh wp14">
   <w:sdt>
     <w:sdtPr>
       <w:id w:val="-1465197936"/>
@@ -15051,6 +15661,7 @@
         <w:docPartUnique/>
       </w:docPartObj>
     </w:sdtPr>
+    <w:sdtEndPr/>
     <w:sdtContent>
       <w:p>
         <w:pPr>
@@ -15087,7 +15698,7 @@
 </file>
 
 <file path=word/footnotes.xml><?xml version="1.0" encoding="utf-8"?>
-<w:footnotes xmlns:wpc="http://schemas.microsoft.com/office/word/2010/wordprocessingCanvas" xmlns:cx="http://schemas.microsoft.com/office/drawing/2014/chartex" xmlns:cx1="http://schemas.microsoft.com/office/drawing/2015/9/8/chartex" xmlns:cx2="http://schemas.microsoft.com/office/drawing/2015/10/21/chartex" xmlns:cx3="http://schemas.microsoft.com/office/drawing/2016/5/9/chartex" xmlns:cx4="http://schemas.microsoft.com/office/drawing/2016/5/10/chartex" xmlns:cx5="http://schemas.microsoft.com/office/drawing/2016/5/11/chartex" xmlns:cx6="http://schemas.microsoft.com/office/drawing/2016/5/12/chartex" xmlns:cx7="http://schemas.microsoft.com/office/drawing/2016/5/13/chartex" xmlns:cx8="http://schemas.microsoft.com/office/drawing/2016/5/14/chartex" xmlns:mc="http://schemas.openxmlformats.org/markup-compatibility/2006" xmlns:aink="http://schemas.microsoft.com/office/drawing/2016/ink" xmlns:am3d="http://schemas.microsoft.com/office/drawing/2017/model3d" xmlns:o="urn:schemas-microsoft-com:office:office" xmlns:r="http://schemas.openxmlformats.org/officeDocument/2006/relationships" xmlns:m="http://schemas.openxmlformats.org/officeDocument/2006/math" xmlns:v="urn:schemas-microsoft-com:vml" xmlns:wp14="http://schemas.microsoft.com/office/word/2010/wordprocessingDrawing" xmlns:wp="http://schemas.openxmlformats.org/drawingml/2006/wordprocessingDrawing" xmlns:w10="urn:schemas-microsoft-com:office:word" xmlns:w="http://schemas.openxmlformats.org/wordprocessingml/2006/main" xmlns:w14="http://schemas.microsoft.com/office/word/2010/wordml" xmlns:w15="http://schemas.microsoft.com/office/word/2012/wordml" xmlns:w16cex="http://schemas.microsoft.com/office/word/2018/wordml/cex" xmlns:w16cid="http://schemas.microsoft.com/office/word/2016/wordml/cid" xmlns:w16="http://schemas.microsoft.com/office/word/2018/wordml" xmlns:w16se="http://schemas.microsoft.com/office/word/2015/wordml/symex" xmlns:wpg="http://schemas.microsoft.com/office/word/2010/wordprocessingGroup" xmlns:wpi="http://schemas.microsoft.com/office/word/2010/wordprocessingInk" xmlns:wne="http://schemas.microsoft.com/office/word/2006/wordml" xmlns:wps="http://schemas.microsoft.com/office/word/2010/wordprocessingShape" mc:Ignorable="w14 w15 w16se w16cid w16 w16cex wp14">
+<w:footnotes xmlns:wpc="http://schemas.microsoft.com/office/word/2010/wordprocessingCanvas" xmlns:cx="http://schemas.microsoft.com/office/drawing/2014/chartex" xmlns:cx1="http://schemas.microsoft.com/office/drawing/2015/9/8/chartex" xmlns:cx2="http://schemas.microsoft.com/office/drawing/2015/10/21/chartex" xmlns:cx3="http://schemas.microsoft.com/office/drawing/2016/5/9/chartex" xmlns:cx4="http://schemas.microsoft.com/office/drawing/2016/5/10/chartex" xmlns:cx5="http://schemas.microsoft.com/office/drawing/2016/5/11/chartex" xmlns:cx6="http://schemas.microsoft.com/office/drawing/2016/5/12/chartex" xmlns:cx7="http://schemas.microsoft.com/office/drawing/2016/5/13/chartex" xmlns:cx8="http://schemas.microsoft.com/office/drawing/2016/5/14/chartex" xmlns:mc="http://schemas.openxmlformats.org/markup-compatibility/2006" xmlns:aink="http://schemas.microsoft.com/office/drawing/2016/ink" xmlns:am3d="http://schemas.microsoft.com/office/drawing/2017/model3d" xmlns:o="urn:schemas-microsoft-com:office:office" xmlns:r="http://schemas.openxmlformats.org/officeDocument/2006/relationships" xmlns:m="http://schemas.openxmlformats.org/officeDocument/2006/math" xmlns:v="urn:schemas-microsoft-com:vml" xmlns:wp14="http://schemas.microsoft.com/office/word/2010/wordprocessingDrawing" xmlns:wp="http://schemas.openxmlformats.org/drawingml/2006/wordprocessingDrawing" xmlns:w10="urn:schemas-microsoft-com:office:word" xmlns:w="http://schemas.openxmlformats.org/wordprocessingml/2006/main" xmlns:w14="http://schemas.microsoft.com/office/word/2010/wordml" xmlns:w15="http://schemas.microsoft.com/office/word/2012/wordml" xmlns:w16cex="http://schemas.microsoft.com/office/word/2018/wordml/cex" xmlns:w16cid="http://schemas.microsoft.com/office/word/2016/wordml/cid" xmlns:w16="http://schemas.microsoft.com/office/word/2018/wordml" xmlns:w16sdtdh="http://schemas.microsoft.com/office/word/2020/wordml/sdtdatahash" xmlns:w16se="http://schemas.microsoft.com/office/word/2015/wordml/symex" xmlns:wpg="http://schemas.microsoft.com/office/word/2010/wordprocessingGroup" xmlns:wpi="http://schemas.microsoft.com/office/word/2010/wordprocessingInk" xmlns:wne="http://schemas.microsoft.com/office/word/2006/wordml" xmlns:wps="http://schemas.microsoft.com/office/word/2010/wordprocessingShape" mc:Ignorable="w14 w15 w16se w16cid w16 w16cex w16sdtdh wp14">
   <w:footnote w:type="separator" w:id="-1">
     <w:p>
       <w:pPr>
@@ -15112,7 +15723,7 @@
 </file>
 
 <file path=word/header1.xml><?xml version="1.0" encoding="utf-8"?>
-<w:hdr xmlns:wpc="http://schemas.microsoft.com/office/word/2010/wordprocessingCanvas" xmlns:cx="http://schemas.microsoft.com/office/drawing/2014/chartex" xmlns:cx1="http://schemas.microsoft.com/office/drawing/2015/9/8/chartex" xmlns:cx2="http://schemas.microsoft.com/office/drawing/2015/10/21/chartex" xmlns:cx3="http://schemas.microsoft.com/office/drawing/2016/5/9/chartex" xmlns:cx4="http://schemas.microsoft.com/office/drawing/2016/5/10/chartex" xmlns:cx5="http://schemas.microsoft.com/office/drawing/2016/5/11/chartex" xmlns:cx6="http://schemas.microsoft.com/office/drawing/2016/5/12/chartex" xmlns:cx7="http://schemas.microsoft.com/office/drawing/2016/5/13/chartex" xmlns:cx8="http://schemas.microsoft.com/office/drawing/2016/5/14/chartex" xmlns:mc="http://schemas.openxmlformats.org/markup-compatibility/2006" xmlns:aink="http://schemas.microsoft.com/office/drawing/2016/ink" xmlns:am3d="http://schemas.microsoft.com/office/drawing/2017/model3d" xmlns:o="urn:schemas-microsoft-com:office:office" xmlns:r="http://schemas.openxmlformats.org/officeDocument/2006/relationships" xmlns:m="http://schemas.openxmlformats.org/officeDocument/2006/math" xmlns:v="urn:schemas-microsoft-com:vml" xmlns:wp14="http://schemas.microsoft.com/office/word/2010/wordprocessingDrawing" xmlns:wp="http://schemas.openxmlformats.org/drawingml/2006/wordprocessingDrawing" xmlns:w10="urn:schemas-microsoft-com:office:word" xmlns:w="http://schemas.openxmlformats.org/wordprocessingml/2006/main" xmlns:w14="http://schemas.microsoft.com/office/word/2010/wordml" xmlns:w15="http://schemas.microsoft.com/office/word/2012/wordml" xmlns:w16cex="http://schemas.microsoft.com/office/word/2018/wordml/cex" xmlns:w16cid="http://schemas.microsoft.com/office/word/2016/wordml/cid" xmlns:w16="http://schemas.microsoft.com/office/word/2018/wordml" xmlns:w16se="http://schemas.microsoft.com/office/word/2015/wordml/symex" xmlns:wpg="http://schemas.microsoft.com/office/word/2010/wordprocessingGroup" xmlns:wpi="http://schemas.microsoft.com/office/word/2010/wordprocessingInk" xmlns:wne="http://schemas.microsoft.com/office/word/2006/wordml" xmlns:wps="http://schemas.microsoft.com/office/word/2010/wordprocessingShape" mc:Ignorable="w14 w15 w16se w16cid w16 w16cex wp14">
+<w:hdr xmlns:wpc="http://schemas.microsoft.com/office/word/2010/wordprocessingCanvas" xmlns:cx="http://schemas.microsoft.com/office/drawing/2014/chartex" xmlns:cx1="http://schemas.microsoft.com/office/drawing/2015/9/8/chartex" xmlns:cx2="http://schemas.microsoft.com/office/drawing/2015/10/21/chartex" xmlns:cx3="http://schemas.microsoft.com/office/drawing/2016/5/9/chartex" xmlns:cx4="http://schemas.microsoft.com/office/drawing/2016/5/10/chartex" xmlns:cx5="http://schemas.microsoft.com/office/drawing/2016/5/11/chartex" xmlns:cx6="http://schemas.microsoft.com/office/drawing/2016/5/12/chartex" xmlns:cx7="http://schemas.microsoft.com/office/drawing/2016/5/13/chartex" xmlns:cx8="http://schemas.microsoft.com/office/drawing/2016/5/14/chartex" xmlns:mc="http://schemas.openxmlformats.org/markup-compatibility/2006" xmlns:aink="http://schemas.microsoft.com/office/drawing/2016/ink" xmlns:am3d="http://schemas.microsoft.com/office/drawing/2017/model3d" xmlns:o="urn:schemas-microsoft-com:office:office" xmlns:r="http://schemas.openxmlformats.org/officeDocument/2006/relationships" xmlns:m="http://schemas.openxmlformats.org/officeDocument/2006/math" xmlns:v="urn:schemas-microsoft-com:vml" xmlns:wp14="http://schemas.microsoft.com/office/word/2010/wordprocessingDrawing" xmlns:wp="http://schemas.openxmlformats.org/drawingml/2006/wordprocessingDrawing" xmlns:w10="urn:schemas-microsoft-com:office:word" xmlns:w="http://schemas.openxmlformats.org/wordprocessingml/2006/main" xmlns:w14="http://schemas.microsoft.com/office/word/2010/wordml" xmlns:w15="http://schemas.microsoft.com/office/word/2012/wordml" xmlns:w16cex="http://schemas.microsoft.com/office/word/2018/wordml/cex" xmlns:w16cid="http://schemas.microsoft.com/office/word/2016/wordml/cid" xmlns:w16="http://schemas.microsoft.com/office/word/2018/wordml" xmlns:w16sdtdh="http://schemas.microsoft.com/office/word/2020/wordml/sdtdatahash" xmlns:w16se="http://schemas.microsoft.com/office/word/2015/wordml/symex" xmlns:wpg="http://schemas.microsoft.com/office/word/2010/wordprocessingGroup" xmlns:wpi="http://schemas.microsoft.com/office/word/2010/wordprocessingInk" xmlns:wne="http://schemas.microsoft.com/office/word/2006/wordml" xmlns:wps="http://schemas.microsoft.com/office/word/2010/wordprocessingShape" mc:Ignorable="w14 w15 w16se w16cid w16 w16cex w16sdtdh wp14">
   <w:p>
     <w:pPr>
       <w:pStyle w:val="Encabezado"/>
@@ -15198,7 +15809,7 @@
 </file>
 
 <file path=word/numbering.xml><?xml version="1.0" encoding="utf-8"?>
-<w:numbering xmlns:wpc="http://schemas.microsoft.com/office/word/2010/wordprocessingCanvas" xmlns:cx="http://schemas.microsoft.com/office/drawing/2014/chartex" xmlns:cx1="http://schemas.microsoft.com/office/drawing/2015/9/8/chartex" xmlns:cx2="http://schemas.microsoft.com/office/drawing/2015/10/21/chartex" xmlns:cx3="http://schemas.microsoft.com/office/drawing/2016/5/9/chartex" xmlns:cx4="http://schemas.microsoft.com/office/drawing/2016/5/10/chartex" xmlns:cx5="http://schemas.microsoft.com/office/drawing/2016/5/11/chartex" xmlns:cx6="http://schemas.microsoft.com/office/drawing/2016/5/12/chartex" xmlns:cx7="http://schemas.microsoft.com/office/drawing/2016/5/13/chartex" xmlns:cx8="http://schemas.microsoft.com/office/drawing/2016/5/14/chartex" xmlns:mc="http://schemas.openxmlformats.org/markup-compatibility/2006" xmlns:aink="http://schemas.microsoft.com/office/drawing/2016/ink" xmlns:am3d="http://schemas.microsoft.com/office/drawing/2017/model3d" xmlns:o="urn:schemas-microsoft-com:office:office" xmlns:r="http://schemas.openxmlformats.org/officeDocument/2006/relationships" xmlns:m="http://schemas.openxmlformats.org/officeDocument/2006/math" xmlns:v="urn:schemas-microsoft-com:vml" xmlns:wp14="http://schemas.microsoft.com/office/word/2010/wordprocessingDrawing" xmlns:wp="http://schemas.openxmlformats.org/drawingml/2006/wordprocessingDrawing" xmlns:w10="urn:schemas-microsoft-com:office:word" xmlns:w="http://schemas.openxmlformats.org/wordprocessingml/2006/main" xmlns:w14="http://schemas.microsoft.com/office/word/2010/wordml" xmlns:w15="http://schemas.microsoft.com/office/word/2012/wordml" xmlns:w16cex="http://schemas.microsoft.com/office/word/2018/wordml/cex" xmlns:w16cid="http://schemas.microsoft.com/office/word/2016/wordml/cid" xmlns:w16="http://schemas.microsoft.com/office/word/2018/wordml" xmlns:w16se="http://schemas.microsoft.com/office/word/2015/wordml/symex" xmlns:wpg="http://schemas.microsoft.com/office/word/2010/wordprocessingGroup" xmlns:wpi="http://schemas.microsoft.com/office/word/2010/wordprocessingInk" xmlns:wne="http://schemas.microsoft.com/office/word/2006/wordml" xmlns:wps="http://schemas.microsoft.com/office/word/2010/wordprocessingShape" mc:Ignorable="w14 w15 w16se w16cid w16 w16cex wp14">
+<w:numbering xmlns:wpc="http://schemas.microsoft.com/office/word/2010/wordprocessingCanvas" xmlns:cx="http://schemas.microsoft.com/office/drawing/2014/chartex" xmlns:cx1="http://schemas.microsoft.com/office/drawing/2015/9/8/chartex" xmlns:cx2="http://schemas.microsoft.com/office/drawing/2015/10/21/chartex" xmlns:cx3="http://schemas.microsoft.com/office/drawing/2016/5/9/chartex" xmlns:cx4="http://schemas.microsoft.com/office/drawing/2016/5/10/chartex" xmlns:cx5="http://schemas.microsoft.com/office/drawing/2016/5/11/chartex" xmlns:cx6="http://schemas.microsoft.com/office/drawing/2016/5/12/chartex" xmlns:cx7="http://schemas.microsoft.com/office/drawing/2016/5/13/chartex" xmlns:cx8="http://schemas.microsoft.com/office/drawing/2016/5/14/chartex" xmlns:mc="http://schemas.openxmlformats.org/markup-compatibility/2006" xmlns:aink="http://schemas.microsoft.com/office/drawing/2016/ink" xmlns:am3d="http://schemas.microsoft.com/office/drawing/2017/model3d" xmlns:o="urn:schemas-microsoft-com:office:office" xmlns:r="http://schemas.openxmlformats.org/officeDocument/2006/relationships" xmlns:m="http://schemas.openxmlformats.org/officeDocument/2006/math" xmlns:v="urn:schemas-microsoft-com:vml" xmlns:wp14="http://schemas.microsoft.com/office/word/2010/wordprocessingDrawing" xmlns:wp="http://schemas.openxmlformats.org/drawingml/2006/wordprocessingDrawing" xmlns:w10="urn:schemas-microsoft-com:office:word" xmlns:w="http://schemas.openxmlformats.org/wordprocessingml/2006/main" xmlns:w14="http://schemas.microsoft.com/office/word/2010/wordml" xmlns:w15="http://schemas.microsoft.com/office/word/2012/wordml" xmlns:w16cex="http://schemas.microsoft.com/office/word/2018/wordml/cex" xmlns:w16cid="http://schemas.microsoft.com/office/word/2016/wordml/cid" xmlns:w16="http://schemas.microsoft.com/office/word/2018/wordml" xmlns:w16sdtdh="http://schemas.microsoft.com/office/word/2020/wordml/sdtdatahash" xmlns:w16se="http://schemas.microsoft.com/office/word/2015/wordml/symex" xmlns:wpg="http://schemas.microsoft.com/office/word/2010/wordprocessingGroup" xmlns:wpi="http://schemas.microsoft.com/office/word/2010/wordprocessingInk" xmlns:wne="http://schemas.microsoft.com/office/word/2006/wordml" xmlns:wps="http://schemas.microsoft.com/office/word/2010/wordprocessingShape" mc:Ignorable="w14 w15 w16se w16cid w16 w16cex w16sdtdh wp14">
   <w:abstractNum w:abstractNumId="0" w15:restartNumberingAfterBreak="0">
     <w:nsid w:val="FFFFFF89"/>
     <w:multiLevelType w:val="singleLevel"/>
@@ -19558,7 +20169,7 @@
 </file>
 
 <file path=word/styles.xml><?xml version="1.0" encoding="utf-8"?>
-<w:styles xmlns:mc="http://schemas.openxmlformats.org/markup-compatibility/2006" xmlns:r="http://schemas.openxmlformats.org/officeDocument/2006/relationships" xmlns:w="http://schemas.openxmlformats.org/wordprocessingml/2006/main" xmlns:w14="http://schemas.microsoft.com/office/word/2010/wordml" xmlns:w15="http://schemas.microsoft.com/office/word/2012/wordml" xmlns:w16cex="http://schemas.microsoft.com/office/word/2018/wordml/cex" xmlns:w16cid="http://schemas.microsoft.com/office/word/2016/wordml/cid" xmlns:w16="http://schemas.microsoft.com/office/word/2018/wordml" xmlns:w16se="http://schemas.microsoft.com/office/word/2015/wordml/symex" mc:Ignorable="w14 w15 w16se w16cid w16 w16cex">
+<w:styles xmlns:mc="http://schemas.openxmlformats.org/markup-compatibility/2006" xmlns:r="http://schemas.openxmlformats.org/officeDocument/2006/relationships" xmlns:w="http://schemas.openxmlformats.org/wordprocessingml/2006/main" xmlns:w14="http://schemas.microsoft.com/office/word/2010/wordml" xmlns:w15="http://schemas.microsoft.com/office/word/2012/wordml" xmlns:w16cex="http://schemas.microsoft.com/office/word/2018/wordml/cex" xmlns:w16cid="http://schemas.microsoft.com/office/word/2016/wordml/cid" xmlns:w16="http://schemas.microsoft.com/office/word/2018/wordml" xmlns:w16sdtdh="http://schemas.microsoft.com/office/word/2020/wordml/sdtdatahash" xmlns:w16se="http://schemas.microsoft.com/office/word/2015/wordml/symex" mc:Ignorable="w14 w15 w16se w16cid w16 w16cex w16sdtdh">
   <w:docDefaults>
     <w:rPrDefault>
       <w:rPr>
@@ -20123,6 +20734,7 @@
   <w:style w:type="character" w:default="1" w:styleId="Fuentedeprrafopredeter">
     <w:name w:val="Default Paragraph Font"/>
     <w:uiPriority w:val="1"/>
+    <w:semiHidden/>
     <w:unhideWhenUsed/>
   </w:style>
   <w:style w:type="table" w:default="1" w:styleId="Tablanormal">
@@ -21298,10 +21910,6 @@
 </file>
 
 <file path=customXml/item1.xml><?xml version="1.0" encoding="utf-8"?>
-<b:Sources xmlns:b="http://schemas.openxmlformats.org/officeDocument/2006/bibliography" xmlns="http://schemas.openxmlformats.org/officeDocument/2006/bibliography" SelectedStyle="\APASixthEditionOfficeOnline.xsl" StyleName="APA" Version="6"/>
-</file>
-
-<file path=customXml/item2.xml><?xml version="1.0" encoding="utf-8"?>
 <ct:contentTypeSchema xmlns:ct="http://schemas.microsoft.com/office/2006/metadata/contentType" xmlns:ma="http://schemas.microsoft.com/office/2006/metadata/properties/metaAttributes" ct:_="" ma:_="" ma:contentTypeName="Documento" ma:contentTypeID="0x0101006A81D6BD42E8DF4C91013959704817E1" ma:contentTypeVersion="15" ma:contentTypeDescription="Crear nuevo documento." ma:contentTypeScope="" ma:versionID="bf4f72ffd194f0963ff564daca6869f7">
   <xsd:schema xmlns:xsd="http://www.w3.org/2001/XMLSchema" xmlns:xs="http://www.w3.org/2001/XMLSchema" xmlns:p="http://schemas.microsoft.com/office/2006/metadata/properties" xmlns:ns2="13c90a0b-73bc-4dc0-be5f-28d77b615beb" xmlns:ns3="13c93bba-48ce-428c-bfe5-88b42c19b028" targetNamespace="http://schemas.microsoft.com/office/2006/metadata/properties" ma:root="true" ma:fieldsID="8718d6f4873a5b1392a45044efa78385" ns2:_="" ns3:_="">
     <xsd:import namespace="13c90a0b-73bc-4dc0-be5f-28d77b615beb"/>
@@ -21536,7 +22144,20 @@
 </ct:contentTypeSchema>
 </file>
 
+<file path=customXml/item2.xml><?xml version="1.0" encoding="utf-8"?>
+<b:Sources xmlns:b="http://schemas.openxmlformats.org/officeDocument/2006/bibliography" xmlns="http://schemas.openxmlformats.org/officeDocument/2006/bibliography" SelectedStyle="\APASixthEditionOfficeOnline.xsl" StyleName="APA" Version="6"/>
+</file>
+
 <file path=customXml/item3.xml><?xml version="1.0" encoding="utf-8"?>
+<?mso-contentType ?>
+<FormTemplates xmlns="http://schemas.microsoft.com/sharepoint/v3/contenttype/forms">
+  <Display>DocumentLibraryForm</Display>
+  <Edit>DocumentLibraryForm</Edit>
+  <New>DocumentLibraryForm</New>
+</FormTemplates>
+</file>
+
+<file path=customXml/item4.xml><?xml version="1.0" encoding="utf-8"?>
 <p:properties xmlns:p="http://schemas.microsoft.com/office/2006/metadata/properties" xmlns:xsi="http://www.w3.org/2001/XMLSchema-instance" xmlns:pc="http://schemas.microsoft.com/office/infopath/2007/PartnerControls">
   <documentManagement>
     <TaxCatchAll xmlns="13c90a0b-73bc-4dc0-be5f-28d77b615beb" xsi:nil="true"/>
@@ -21547,24 +22168,7 @@
 </p:properties>
 </file>
 
-<file path=customXml/item4.xml><?xml version="1.0" encoding="utf-8"?>
-<?mso-contentType ?>
-<FormTemplates xmlns="http://schemas.microsoft.com/sharepoint/v3/contenttype/forms">
-  <Display>DocumentLibraryForm</Display>
-  <Edit>DocumentLibraryForm</Edit>
-  <New>DocumentLibraryForm</New>
-</FormTemplates>
-</file>
-
 <file path=customXml/itemProps1.xml><?xml version="1.0" encoding="utf-8"?>
-<ds:datastoreItem xmlns:ds="http://schemas.openxmlformats.org/officeDocument/2006/customXml" ds:itemID="{EAE431FD-7059-4C09-804B-C9D69EB7B213}">
-  <ds:schemaRefs>
-    <ds:schemaRef ds:uri="http://schemas.openxmlformats.org/officeDocument/2006/bibliography"/>
-  </ds:schemaRefs>
-</ds:datastoreItem>
-</file>
-
-<file path=customXml/itemProps2.xml><?xml version="1.0" encoding="utf-8"?>
 <ds:datastoreItem xmlns:ds="http://schemas.openxmlformats.org/officeDocument/2006/customXml" ds:itemID="{4FD4ED70-F748-4C1E-85AE-C8EC01915A2C}">
   <ds:schemaRefs>
     <ds:schemaRef ds:uri="http://schemas.microsoft.com/office/2006/metadata/contentType"/>
@@ -21583,7 +22187,23 @@
 </ds:datastoreItem>
 </file>
 
+<file path=customXml/itemProps2.xml><?xml version="1.0" encoding="utf-8"?>
+<ds:datastoreItem xmlns:ds="http://schemas.openxmlformats.org/officeDocument/2006/customXml" ds:itemID="{EAE431FD-7059-4C09-804B-C9D69EB7B213}">
+  <ds:schemaRefs>
+    <ds:schemaRef ds:uri="http://schemas.openxmlformats.org/officeDocument/2006/bibliography"/>
+  </ds:schemaRefs>
+</ds:datastoreItem>
+</file>
+
 <file path=customXml/itemProps3.xml><?xml version="1.0" encoding="utf-8"?>
+<ds:datastoreItem xmlns:ds="http://schemas.openxmlformats.org/officeDocument/2006/customXml" ds:itemID="{10663269-2064-4804-8290-36D4A57F5557}">
+  <ds:schemaRefs>
+    <ds:schemaRef ds:uri="http://schemas.microsoft.com/sharepoint/v3/contenttype/forms"/>
+  </ds:schemaRefs>
+</ds:datastoreItem>
+</file>
+
+<file path=customXml/itemProps4.xml><?xml version="1.0" encoding="utf-8"?>
 <ds:datastoreItem xmlns:ds="http://schemas.openxmlformats.org/officeDocument/2006/customXml" ds:itemID="{1279454D-02BE-4A9C-A117-DCD1573E2608}">
   <ds:schemaRefs>
     <ds:schemaRef ds:uri="http://schemas.microsoft.com/office/2006/metadata/properties"/>
@@ -21592,12 +22212,4 @@
     <ds:schemaRef ds:uri="13c93bba-48ce-428c-bfe5-88b42c19b028"/>
   </ds:schemaRefs>
 </ds:datastoreItem>
-</file>
-
-<file path=customXml/itemProps4.xml><?xml version="1.0" encoding="utf-8"?>
-<ds:datastoreItem xmlns:ds="http://schemas.openxmlformats.org/officeDocument/2006/customXml" ds:itemID="{10663269-2064-4804-8290-36D4A57F5557}">
-  <ds:schemaRefs>
-    <ds:schemaRef ds:uri="http://schemas.microsoft.com/sharepoint/v3/contenttype/forms"/>
-  </ds:schemaRefs>
-</ds:datastoreItem>
 </file>